--- a/Books/RPG_Books/TheWonderManAndHisLovelyAssistant/Book_TheWonderManAndHisLovelyAssistant.docx
+++ b/Books/RPG_Books/TheWonderManAndHisLovelyAssistant/Book_TheWonderManAndHisLovelyAssistant.docx
@@ -5238,7 +5238,7 @@
         </w:rPr>
         <w:lastRenderedPageBreak/>
         <w:pict>
-          <v:shape id="Picture 3" o:spid="_x0000_i1025" type="#_x0000_t75" style="width:23.25pt;height:9pt;visibility:visible;mso-wrap-style:square" o:bullet="t">
+          <v:shape id="Picture 3" o:spid="_x0000_i1025" type="#_x0000_t75" style="width:23.15pt;height:8.9pt;visibility:visible;mso-wrap-style:square" o:bullet="t">
             <v:imagedata r:id="rId13" o:title="MC900065312[1]"/>
           </v:shape>
         </w:pict>
@@ -5489,7 +5489,7 @@
           <w:noProof/>
         </w:rPr>
         <w:pict>
-          <v:shape id="_x0000_i1026" type="#_x0000_t75" style="width:23.25pt;height:9pt;visibility:visible;mso-wrap-style:square" o:bullet="t">
+          <v:shape id="_x0000_i1026" type="#_x0000_t75" style="width:23.15pt;height:8.9pt;visibility:visible;mso-wrap-style:square" o:bullet="t">
             <v:imagedata r:id="rId13" o:title="MC900065312[1]"/>
           </v:shape>
         </w:pict>
@@ -14626,7 +14626,97 @@
         <w:rPr>
           <w:lang w:val="en-CA"/>
         </w:rPr>
-        <w:t>“Everyday magic,” Luke said. “Some require resources such as quintessence gems. A lot uses just manna. The Ritual Magic book doesn’t say exactly what that is other than that our bodies produce it.”</w:t>
+        <w:t>“Everyday magic,” Luke said. “Some require resources such as quintessence gems. A lot uses just manna. The Ritual Magic book doesn’t say exactly what that is other t</w:t>
+      </w:r>
+      <w:r>
+        <w:rPr>
+          <w:lang w:val="en-CA"/>
+        </w:rPr>
+        <w:t>han that our bodies produce it.</w:t>
+      </w:r>
+    </w:p>
+    <w:p>
+      <w:pPr>
+        <w:rPr>
+          <w:lang w:val="en-CA"/>
+        </w:rPr>
+      </w:pPr>
+      <w:r>
+        <w:rPr>
+          <w:lang w:val="en-CA"/>
+        </w:rPr>
+        <w:t>“I found a simple cleaning spell.”</w:t>
+      </w:r>
+    </w:p>
+    <w:p>
+      <w:pPr>
+        <w:rPr>
+          <w:lang w:val="en-CA"/>
+        </w:rPr>
+      </w:pPr>
+      <w:r>
+        <w:rPr>
+          <w:lang w:val="en-CA"/>
+        </w:rPr>
+        <w:t>A magic circle appeared on the floor and Luke placed his clothes on it. The circle glowed and gasses seemed to get sucked out of the clothes. He put his clothes away.</w:t>
+      </w:r>
+    </w:p>
+    <w:p>
+      <w:pPr>
+        <w:rPr>
+          <w:lang w:val="en-CA"/>
+        </w:rPr>
+      </w:pPr>
+      <w:r>
+        <w:rPr>
+          <w:lang w:val="en-CA"/>
+        </w:rPr>
+        <w:t>“Okay, your turn,” Luke said. “Dump your dirty clothes here.”</w:t>
+      </w:r>
+    </w:p>
+    <w:p>
+      <w:pPr>
+        <w:rPr>
+          <w:lang w:val="en-CA"/>
+        </w:rPr>
+      </w:pPr>
+      <w:r>
+        <w:rPr>
+          <w:lang w:val="en-CA"/>
+        </w:rPr>
+        <w:t>I did as instructed and smoke curled up from my clothes. “Thanks Luke,” I said and put my clothes away.</w:t>
+      </w:r>
+      <w:r>
+        <w:rPr>
+          <w:lang w:val="en-CA"/>
+        </w:rPr>
+        <w:t xml:space="preserve"> “What else can you do?”</w:t>
+      </w:r>
+    </w:p>
+    <w:p>
+      <w:pPr>
+        <w:rPr>
+          <w:lang w:val="en-CA"/>
+        </w:rPr>
+      </w:pPr>
+      <w:r>
+        <w:rPr>
+          <w:lang w:val="en-CA"/>
+        </w:rPr>
+        <w:t>“Minor repairs, storage container, general cleaning, etc.” Luke said. “Storage is useful since I have limited space in my inventory.”</w:t>
+      </w:r>
+    </w:p>
+    <w:p>
+      <w:pPr>
+        <w:rPr>
+          <w:lang w:val="en-CA"/>
+        </w:rPr>
+      </w:pPr>
+      <w:r>
+        <w:rPr>
+          <w:lang w:val="en-CA"/>
+        </w:rPr>
+        <w:t>“Me too,” I said.</w:t>
       </w:r>
     </w:p>
     <w:p>
@@ -14673,31 +14763,148 @@
         <w:rPr>
           <w:lang w:val="en-CA"/>
         </w:rPr>
-        <w:t xml:space="preserve">Luke lay on the bed and closed his eyes. For a moment nothing happened, and then a </w:t>
-      </w:r>
-      <w:r>
-        <w:rPr>
-          <w:lang w:val="en-CA"/>
-        </w:rPr>
-        <w:t xml:space="preserve">tiny </w:t>
-      </w:r>
-      <w:r>
-        <w:rPr>
-          <w:lang w:val="en-CA"/>
-        </w:rPr>
-        <w:t xml:space="preserve">white </w:t>
-      </w:r>
-      <w:r>
-        <w:rPr>
-          <w:lang w:val="en-CA"/>
-        </w:rPr>
-        <w:t xml:space="preserve">baby </w:t>
-      </w:r>
-      <w:r>
-        <w:rPr>
-          <w:lang w:val="en-CA"/>
-        </w:rPr>
-        <w:t>rabbit appeared on the bed.</w:t>
+        <w:t>Luke lay on the bed and closed his eyes.</w:t>
+      </w:r>
+      <w:r>
+        <w:rPr>
+          <w:lang w:val="en-CA"/>
+        </w:rPr>
+        <w:t xml:space="preserve"> I joined him on the bed.</w:t>
+      </w:r>
+    </w:p>
+    <w:p>
+      <w:pPr>
+        <w:rPr>
+          <w:lang w:val="en-CA"/>
+        </w:rPr>
+      </w:pPr>
+      <w:r>
+        <w:rPr>
+          <w:lang w:val="en-CA"/>
+        </w:rPr>
+        <w:t xml:space="preserve">For a moment nothing happened, and then a </w:t>
+      </w:r>
+      <w:r>
+        <w:rPr>
+          <w:lang w:val="en-CA"/>
+        </w:rPr>
+        <w:t>ball of multicolored light appeared on th</w:t>
+      </w:r>
+      <w:r>
+        <w:rPr>
+          <w:lang w:val="en-CA"/>
+        </w:rPr>
+        <w:t>e bed.</w:t>
+      </w:r>
+      <w:r>
+        <w:rPr>
+          <w:lang w:val="en-CA"/>
+        </w:rPr>
+        <w:t xml:space="preserve"> It looked just like a monster manifesting.</w:t>
+      </w:r>
+    </w:p>
+    <w:p>
+      <w:pPr>
+        <w:rPr>
+          <w:lang w:val="en-CA"/>
+        </w:rPr>
+      </w:pPr>
+      <w:r>
+        <w:rPr>
+          <w:lang w:val="en-CA"/>
+        </w:rPr>
+        <w:lastRenderedPageBreak/>
+        <w:t>“Ur, Luke, there is something coming here,” I said worriedly.</w:t>
+      </w:r>
+    </w:p>
+    <w:p>
+      <w:pPr>
+        <w:rPr>
+          <w:lang w:val="en-CA"/>
+        </w:rPr>
+      </w:pPr>
+      <w:r>
+        <w:rPr>
+          <w:lang w:val="en-CA"/>
+        </w:rPr>
+        <w:t xml:space="preserve">Luke opened his eyes and looked at </w:t>
+      </w:r>
+      <w:r>
+        <w:rPr>
+          <w:lang w:val="en-CA"/>
+        </w:rPr>
+        <w:t>the manifestation. “That is interesting,” Luke said. “I wasn’t expecting that. That’s just my power. Let’s wait a few minutes. I think using a proper summoning ritual would speed this up. Live and learn I guess.”</w:t>
+      </w:r>
+    </w:p>
+    <w:p>
+      <w:pPr>
+        <w:rPr>
+          <w:lang w:val="en-CA"/>
+        </w:rPr>
+      </w:pPr>
+      <w:r>
+        <w:rPr>
+          <w:lang w:val="en-CA"/>
+        </w:rPr>
+        <w:t>“That’s a summons?” I asked.</w:t>
+      </w:r>
+    </w:p>
+    <w:p>
+      <w:pPr>
+        <w:rPr>
+          <w:lang w:val="en-CA"/>
+        </w:rPr>
+      </w:pPr>
+      <w:r>
+        <w:rPr>
+          <w:lang w:val="en-CA"/>
+        </w:rPr>
+        <w:t>“It is sort of like a familiar,” Luke said.</w:t>
+      </w:r>
+      <w:r>
+        <w:rPr>
+          <w:lang w:val="en-CA"/>
+        </w:rPr>
+        <w:t xml:space="preserve"> “It’s similar to our bodies. Remember they said our bodies are like monster bodies, except with souls? This is the same, or at least that is what my skill is saying.</w:t>
+      </w:r>
+    </w:p>
+    <w:p>
+      <w:pPr>
+        <w:rPr>
+          <w:lang w:val="en-CA"/>
+        </w:rPr>
+      </w:pPr>
+      <w:r>
+        <w:rPr>
+          <w:lang w:val="en-CA"/>
+        </w:rPr>
+        <w:t>“The only difference is that I can have multiple of them and can store them as needed. It’s almost ready.”</w:t>
+      </w:r>
+    </w:p>
+    <w:p>
+      <w:pPr>
+        <w:rPr>
+          <w:lang w:val="en-CA"/>
+        </w:rPr>
+      </w:pPr>
+      <w:r>
+        <w:rPr>
+          <w:lang w:val="en-CA"/>
+        </w:rPr>
+        <w:t>Luke went back to sleep.</w:t>
+      </w:r>
+    </w:p>
+    <w:p>
+      <w:pPr>
+        <w:rPr>
+          <w:lang w:val="en-CA"/>
+        </w:rPr>
+      </w:pPr>
+      <w:r>
+        <w:rPr>
+          <w:lang w:val="en-CA"/>
+        </w:rPr>
+        <w:t>The bubble burst and a white fluffy baby rabbit appeared.</w:t>
       </w:r>
     </w:p>
     <w:p>
@@ -14729,7 +14936,19 @@
         <w:rPr>
           <w:lang w:val="en-CA"/>
         </w:rPr>
-        <w:t xml:space="preserve"> my god, that’s so cute,” I exclaimed and sat on the bed.</w:t>
+        <w:t xml:space="preserve"> my god, </w:t>
+      </w:r>
+      <w:r>
+        <w:rPr>
+          <w:lang w:val="en-CA"/>
+        </w:rPr>
+        <w:t>that’s so cute,” I exclaimed</w:t>
+      </w:r>
+      <w:r>
+        <w:rPr>
+          <w:lang w:val="en-CA"/>
+        </w:rPr>
+        <w:t>.</w:t>
       </w:r>
     </w:p>
     <w:p>
@@ -14794,7 +15013,20 @@
         <w:rPr>
           <w:lang w:val="en-CA"/>
         </w:rPr>
-        <w:t>The rabbit disappeared in a puff of multicolored smoke and Luke opened his eyed.</w:t>
+        <w:t>The rabbit disappeared and Luke opened his eyed.</w:t>
+      </w:r>
+    </w:p>
+    <w:p>
+      <w:pPr>
+        <w:rPr>
+          <w:lang w:val="en-CA"/>
+        </w:rPr>
+      </w:pPr>
+      <w:r>
+        <w:rPr>
+          <w:lang w:val="en-CA"/>
+        </w:rPr>
+        <w:t>Luke sat up and said, “That is a manifestation of my secret power. I can project my consciousness through it. In other words, I felt you snuggling me.”</w:t>
       </w:r>
     </w:p>
     <w:p>
@@ -14808,19 +15040,6 @@
           <w:lang w:val="en-CA"/>
         </w:rPr>
         <w:lastRenderedPageBreak/>
-        <w:t>Luke sat up and said, “That is a manifestation of my secret power. I can project my consciousness through it. In other words, I felt you snuggling me.”</w:t>
-      </w:r>
-    </w:p>
-    <w:p>
-      <w:pPr>
-        <w:rPr>
-          <w:lang w:val="en-CA"/>
-        </w:rPr>
-      </w:pPr>
-      <w:r>
-        <w:rPr>
-          <w:lang w:val="en-CA"/>
-        </w:rPr>
         <w:t>Luke grinned and asked, “Don’t you think I’m a dirty old man?”</w:t>
       </w:r>
     </w:p>
@@ -14847,57 +15066,286 @@
         <w:rPr>
           <w:lang w:val="en-CA"/>
         </w:rPr>
-        <w:t>Luke grinned and said, “Being naughty is the best, isn’t it? We better go to sleep, or Gilbert will get the last laugh as he kicks my ass to the moon.”</w:t>
-      </w:r>
-    </w:p>
-    <w:p>
-      <w:pPr>
-        <w:rPr>
-          <w:lang w:val="en-CA"/>
-        </w:rPr>
-      </w:pPr>
-    </w:p>
-    <w:p>
-      <w:pPr>
-        <w:rPr>
-          <w:lang w:val="en-CA"/>
-        </w:rPr>
-      </w:pPr>
-    </w:p>
-    <w:p>
-      <w:pPr>
-        <w:rPr>
-          <w:lang w:val="en-CA"/>
-        </w:rPr>
-      </w:pPr>
-    </w:p>
-    <w:p>
-      <w:pPr>
-        <w:rPr>
-          <w:lang w:val="en-CA"/>
-        </w:rPr>
-      </w:pPr>
-    </w:p>
-    <w:p>
-      <w:pPr>
-        <w:rPr>
-          <w:lang w:val="en-CA"/>
-        </w:rPr>
-      </w:pPr>
-    </w:p>
-    <w:p>
-      <w:pPr>
-        <w:rPr>
-          <w:lang w:val="en-CA"/>
-        </w:rPr>
-      </w:pPr>
-    </w:p>
-    <w:p>
-      <w:pPr>
-        <w:rPr>
-          <w:lang w:val="en-CA"/>
-        </w:rPr>
-      </w:pPr>
+        <w:t xml:space="preserve">Luke grinned and said, “Being naughty is the best, isn’t it? We better go to sleep, or Gilbert will get the last laugh </w:t>
+      </w:r>
+      <w:r>
+        <w:rPr>
+          <w:lang w:val="en-CA"/>
+        </w:rPr>
+        <w:t>as he kicks my ass to the moon.</w:t>
+      </w:r>
+    </w:p>
+    <w:p>
+      <w:pPr>
+        <w:rPr>
+          <w:lang w:val="en-CA"/>
+        </w:rPr>
+      </w:pPr>
+      <w:r>
+        <w:rPr>
+          <w:lang w:val="en-CA"/>
+        </w:rPr>
+        <w:t>“By the way, what animal do you think is the cuddliest?”</w:t>
+      </w:r>
+    </w:p>
+    <w:p>
+      <w:pPr>
+        <w:rPr>
+          <w:lang w:val="en-CA"/>
+        </w:rPr>
+      </w:pPr>
+      <w:r>
+        <w:rPr>
+          <w:lang w:val="en-CA"/>
+        </w:rPr>
+        <w:t>“That would be the bear,” I said.</w:t>
+      </w:r>
+    </w:p>
+    <w:p>
+      <w:pPr>
+        <w:rPr>
+          <w:lang w:val="en-CA"/>
+        </w:rPr>
+      </w:pPr>
+      <w:r>
+        <w:rPr>
+          <w:lang w:val="en-CA"/>
+        </w:rPr>
+        <w:t>This time the bear took 10 minutes.</w:t>
+      </w:r>
+    </w:p>
+    <w:p>
+      <w:pPr>
+        <w:rPr>
+          <w:lang w:val="en-CA"/>
+        </w:rPr>
+      </w:pPr>
+      <w:r>
+        <w:rPr>
+          <w:lang w:val="en-CA"/>
+        </w:rPr>
+        <w:t>Luke slipped under the covers and a snow-white polar bear cub appeared on the bed. I slipped under the covers and snuggled with a cuddly bear.</w:t>
+      </w:r>
+    </w:p>
+    <w:p>
+      <w:pPr>
+        <w:pStyle w:val="H2"/>
+        <w:rPr>
+          <w:lang w:val="en-CA"/>
+        </w:rPr>
+      </w:pPr>
+      <w:r>
+        <w:rPr>
+          <w:lang w:val="en-CA"/>
+        </w:rPr>
+        <w:lastRenderedPageBreak/>
+        <w:t>Training</w:t>
+      </w:r>
+    </w:p>
+    <w:p>
+      <w:pPr>
+        <w:pStyle w:val="Quote1"/>
+        <w:rPr>
+          <w:lang w:val="en-CA"/>
+        </w:rPr>
+      </w:pPr>
+    </w:p>
+    <w:p>
+      <w:pPr>
+        <w:pStyle w:val="Quote1"/>
+        <w:rPr>
+          <w:lang w:val="en-CA"/>
+        </w:rPr>
+      </w:pPr>
+      <w:r>
+        <w:rPr>
+          <w:lang w:val="en-CA"/>
+        </w:rPr>
+        <w:t>Luke POV</w:t>
+      </w:r>
+    </w:p>
+    <w:p>
+      <w:pPr>
+        <w:rPr>
+          <w:lang w:val="en-CA"/>
+        </w:rPr>
+      </w:pPr>
+      <w:r>
+        <w:rPr>
+          <w:lang w:val="en-CA"/>
+        </w:rPr>
+        <w:t>“How was your night?” I asked as I got out of bed.</w:t>
+      </w:r>
+    </w:p>
+    <w:p>
+      <w:pPr>
+        <w:rPr>
+          <w:lang w:val="en-CA"/>
+        </w:rPr>
+      </w:pPr>
+      <w:r>
+        <w:rPr>
+          <w:lang w:val="en-CA"/>
+        </w:rPr>
+        <w:t>“It felt good snuggling with a real live teddy bear,” Susie said.</w:t>
+      </w:r>
+    </w:p>
+    <w:p>
+      <w:pPr>
+        <w:rPr>
+          <w:lang w:val="en-CA"/>
+        </w:rPr>
+      </w:pPr>
+      <w:r>
+        <w:rPr>
+          <w:lang w:val="en-CA"/>
+        </w:rPr>
+        <w:t>“Unfortunately, I can only control one body</w:t>
+      </w:r>
+      <w:r>
+        <w:rPr>
+          <w:lang w:val="en-CA"/>
+        </w:rPr>
+        <w:t xml:space="preserve"> at a time,” I said and changed into the clothes given to me yesterday.</w:t>
+      </w:r>
+    </w:p>
+    <w:p>
+      <w:pPr>
+        <w:rPr>
+          <w:lang w:val="en-CA"/>
+        </w:rPr>
+      </w:pPr>
+      <w:proofErr w:type="gramStart"/>
+      <w:r>
+        <w:rPr>
+          <w:lang w:val="en-CA"/>
+        </w:rPr>
+        <w:t>“Ready for training?”</w:t>
+      </w:r>
+      <w:proofErr w:type="gramEnd"/>
+      <w:r>
+        <w:rPr>
+          <w:lang w:val="en-CA"/>
+        </w:rPr>
+        <w:t xml:space="preserve"> Gilbert asked from outside the door.</w:t>
+      </w:r>
+    </w:p>
+    <w:p>
+      <w:pPr>
+        <w:rPr>
+          <w:lang w:val="en-CA"/>
+        </w:rPr>
+      </w:pPr>
+      <w:r>
+        <w:rPr>
+          <w:lang w:val="en-CA"/>
+        </w:rPr>
+        <w:t>I opened the door and we exited.</w:t>
+      </w:r>
+    </w:p>
+    <w:p>
+      <w:pPr>
+        <w:rPr>
+          <w:lang w:val="en-CA"/>
+        </w:rPr>
+      </w:pPr>
+      <w:r>
+        <w:rPr>
+          <w:lang w:val="en-CA"/>
+        </w:rPr>
+        <w:t>“Did you sleep well or at all?” Gilbert asked, grinning.</w:t>
+      </w:r>
+    </w:p>
+    <w:p>
+      <w:pPr>
+        <w:rPr>
+          <w:lang w:val="en-CA"/>
+        </w:rPr>
+      </w:pPr>
+      <w:r>
+        <w:rPr>
+          <w:lang w:val="en-CA"/>
+        </w:rPr>
+        <w:t>“We aren’t foolish enough to fall into that trap,” I said.</w:t>
+      </w:r>
+    </w:p>
+    <w:p>
+      <w:pPr>
+        <w:rPr>
+          <w:lang w:val="en-CA"/>
+        </w:rPr>
+      </w:pPr>
+      <w:r>
+        <w:rPr>
+          <w:lang w:val="en-CA"/>
+        </w:rPr>
+        <w:t>“But we did snuggle together,” Susie said with a giggle.</w:t>
+      </w:r>
+    </w:p>
+    <w:p>
+      <w:pPr>
+        <w:rPr>
+          <w:lang w:val="en-CA"/>
+        </w:rPr>
+      </w:pPr>
+      <w:r>
+        <w:rPr>
+          <w:lang w:val="en-CA"/>
+        </w:rPr>
+        <w:t>“I should show you how to clean your clothes,” Gilbert said.</w:t>
+      </w:r>
+    </w:p>
+    <w:p>
+      <w:pPr>
+        <w:rPr>
+          <w:lang w:val="en-CA"/>
+        </w:rPr>
+      </w:pPr>
+      <w:r>
+        <w:rPr>
+          <w:lang w:val="en-CA"/>
+        </w:rPr>
+        <w:t>“Not a problem,” Susie said. “Luke found a spell to clean clothes.”</w:t>
+      </w:r>
+    </w:p>
+    <w:p>
+      <w:pPr>
+        <w:rPr>
+          <w:lang w:val="en-CA"/>
+        </w:rPr>
+      </w:pPr>
+      <w:r>
+        <w:rPr>
+          <w:lang w:val="en-CA"/>
+        </w:rPr>
+        <w:t>“Excellent,” Gilbert said. “Training is important. Luke, this day will again be dedicated to stamina training. For this exercise, I want you to map the entire island, so you can reach any location I specify, including specific shops.</w:t>
+      </w:r>
+    </w:p>
+    <w:p>
+      <w:pPr>
+        <w:rPr>
+          <w:lang w:val="en-CA"/>
+        </w:rPr>
+      </w:pPr>
+      <w:r>
+        <w:rPr>
+          <w:lang w:val="en-CA"/>
+        </w:rPr>
+        <w:t>“After that I will give you some spending money.</w:t>
+      </w:r>
+    </w:p>
+    <w:p>
+      <w:pPr>
+        <w:rPr>
+          <w:lang w:val="en-CA"/>
+        </w:rPr>
+      </w:pPr>
+      <w:r>
+        <w:rPr>
+          <w:lang w:val="en-CA"/>
+        </w:rPr>
+        <w:t>“Tonight the new trainees will arrive.</w:t>
+      </w:r>
     </w:p>
     <w:p>
       <w:pPr>
@@ -15112,7 +15560,7 @@
             <w:rPr>
               <w:noProof/>
             </w:rPr>
-            <w:t>76</w:t>
+            <w:t>80</w:t>
           </w:r>
         </w:fldSimple>
       </w:p>
@@ -15142,7 +15590,7 @@
             <w:rPr>
               <w:noProof/>
             </w:rPr>
-            <w:t>77</w:t>
+            <w:t>79</w:t>
           </w:r>
         </w:fldSimple>
       </w:p>
@@ -15295,7 +15743,7 @@
         <v:path o:extrusionok="f" gradientshapeok="t" o:connecttype="rect"/>
         <o:lock v:ext="edit" aspectratio="t"/>
       </v:shapetype>
-      <v:shape id="_x0000_i1193" type="#_x0000_t75" style="width:3in;height:3in;visibility:visible;mso-wrap-style:square" o:bullet="t">
+      <v:shape id="_x0000_i1037" type="#_x0000_t75" style="width:3in;height:3in;visibility:visible;mso-wrap-style:square" o:bullet="t">
         <v:imagedata r:id="rId1" o:title="MC900065312[1]"/>
       </v:shape>
     </w:pict>
@@ -19194,7 +19642,7 @@
 </file>
 
 <file path=customXml/itemProps1.xml><?xml version="1.0" encoding="utf-8"?>
-<ds:datastoreItem xmlns:ds="http://schemas.openxmlformats.org/officeDocument/2006/customXml" ds:itemID="{0E1854CF-1B27-4066-A8BC-BA27577F39DD}">
+<ds:datastoreItem xmlns:ds="http://schemas.openxmlformats.org/officeDocument/2006/customXml" ds:itemID="{3714FACF-10FE-46CB-83DF-AA6A67686B91}">
   <ds:schemaRefs>
     <ds:schemaRef ds:uri="http://schemas.openxmlformats.org/officeDocument/2006/bibliography"/>
   </ds:schemaRefs>

--- a/Books/RPG_Books/TheWonderManAndHisLovelyAssistant/Book_TheWonderManAndHisLovelyAssistant.docx
+++ b/Books/RPG_Books/TheWonderManAndHisLovelyAssistant/Book_TheWonderManAndHisLovelyAssistant.docx
@@ -14280,6 +14280,19 @@
         <w:rPr>
           <w:lang w:val="en-CA"/>
         </w:rPr>
+        <w:t>I finally looked at his face. He was still cute.</w:t>
+      </w:r>
+    </w:p>
+    <w:p>
+      <w:pPr>
+        <w:rPr>
+          <w:lang w:val="en-CA"/>
+        </w:rPr>
+      </w:pPr>
+      <w:r>
+        <w:rPr>
+          <w:lang w:val="en-CA"/>
+        </w:rPr>
         <w:t>“Yes Luke, I want to stay with you,” I said.</w:t>
       </w:r>
     </w:p>
@@ -14348,6 +14361,7 @@
         <w:rPr>
           <w:lang w:val="en-CA"/>
         </w:rPr>
+        <w:lastRenderedPageBreak/>
         <w:t>“I’m setting it to read 17 since our new school mates are 16,” Luke said. “Since they are all the same age, then we should be too. You know all my important secrets now.”</w:t>
       </w:r>
     </w:p>
@@ -14361,212 +14375,218 @@
         <w:rPr>
           <w:lang w:val="en-CA"/>
         </w:rPr>
+        <w:t>“You talk too much,” I said and kissed Luke on the lips.</w:t>
+      </w:r>
+    </w:p>
+    <w:p>
+      <w:pPr>
+        <w:rPr>
+          <w:lang w:val="en-CA"/>
+        </w:rPr>
+      </w:pPr>
+      <w:r>
+        <w:rPr>
+          <w:lang w:val="en-CA"/>
+        </w:rPr>
+        <w:t>I then thought of something and then said, “You did say you were never kissed, didn’t you? You have been kissed now.”</w:t>
+      </w:r>
+    </w:p>
+    <w:p>
+      <w:pPr>
+        <w:rPr>
+          <w:lang w:val="en-CA"/>
+        </w:rPr>
+      </w:pPr>
+      <w:r>
+        <w:rPr>
+          <w:lang w:val="en-CA"/>
+        </w:rPr>
+        <w:t>“Yes,</w:t>
+      </w:r>
+      <w:r>
+        <w:rPr>
+          <w:lang w:val="en-CA"/>
+        </w:rPr>
+        <w:t xml:space="preserve"> and that felt good,” Luke said and kissed me back.</w:t>
+      </w:r>
+    </w:p>
+    <w:p>
+      <w:pPr>
+        <w:rPr>
+          <w:lang w:val="en-CA"/>
+        </w:rPr>
+      </w:pPr>
+      <w:r>
+        <w:rPr>
+          <w:lang w:val="en-CA"/>
+        </w:rPr>
+        <w:t>I just laughed.</w:t>
+      </w:r>
+    </w:p>
+    <w:p>
+      <w:pPr>
+        <w:rPr>
+          <w:lang w:val="en-CA"/>
+        </w:rPr>
+      </w:pPr>
+      <w:r>
+        <w:rPr>
+          <w:lang w:val="en-CA"/>
+        </w:rPr>
+        <w:t>“I need to take a shower,” Luke said.</w:t>
+      </w:r>
+    </w:p>
+    <w:p>
+      <w:pPr>
+        <w:rPr>
+          <w:lang w:val="en-CA"/>
+        </w:rPr>
+      </w:pPr>
+      <w:r>
+        <w:rPr>
+          <w:lang w:val="en-CA"/>
+        </w:rPr>
+        <w:t>“I’ll join you,” I said.</w:t>
+      </w:r>
+    </w:p>
+    <w:p>
+      <w:pPr>
+        <w:rPr>
+          <w:lang w:val="en-CA"/>
+        </w:rPr>
+      </w:pPr>
+      <w:r>
+        <w:rPr>
+          <w:lang w:val="en-CA"/>
+        </w:rPr>
+        <w:t>“Do that and you’ll end up pregnant,” Luke said. “Then your mother will skin me alive and then turn me into a coat, a rug for the den.”</w:t>
+      </w:r>
+    </w:p>
+    <w:p>
+      <w:pPr>
+        <w:rPr>
+          <w:lang w:val="en-CA"/>
+        </w:rPr>
+      </w:pPr>
+      <w:r>
+        <w:rPr>
+          <w:lang w:val="en-CA"/>
+        </w:rPr>
+        <w:t>“That’s true,” I said with a frown.</w:t>
+      </w:r>
+    </w:p>
+    <w:p>
+      <w:pPr>
+        <w:rPr>
+          <w:lang w:val="en-CA"/>
+        </w:rPr>
+      </w:pPr>
+      <w:r>
+        <w:rPr>
+          <w:lang w:val="en-CA"/>
+        </w:rPr>
+        <w:t>Luke undressed and quickly showered. He returned wearing his boxer shorts the refugee camp gave him.</w:t>
+      </w:r>
+    </w:p>
+    <w:p>
+      <w:pPr>
+        <w:rPr>
+          <w:lang w:val="en-CA"/>
+        </w:rPr>
+      </w:pPr>
+      <w:r>
+        <w:rPr>
+          <w:lang w:val="en-CA"/>
+        </w:rPr>
+        <w:t>I went next.</w:t>
+      </w:r>
+    </w:p>
+    <w:p>
+      <w:pPr>
+        <w:rPr>
+          <w:lang w:val="en-CA"/>
+        </w:rPr>
+      </w:pPr>
+      <w:r>
+        <w:rPr>
+          <w:lang w:val="en-CA"/>
+        </w:rPr>
+        <w:t xml:space="preserve">“For the record, </w:t>
+      </w:r>
+      <w:r>
+        <w:rPr>
+          <w:lang w:val="en-CA"/>
+        </w:rPr>
+        <w:t>you are the first boy I ever kissed,” I said. “I never had the time for boys.”</w:t>
+      </w:r>
+    </w:p>
+    <w:p>
+      <w:pPr>
+        <w:rPr>
+          <w:lang w:val="en-CA"/>
+        </w:rPr>
+      </w:pPr>
+      <w:r>
+        <w:rPr>
+          <w:lang w:val="en-CA"/>
+        </w:rPr>
+        <w:t xml:space="preserve">Outside the shower, I saw a swarm of </w:t>
+      </w:r>
+      <w:r>
+        <w:rPr>
+          <w:lang w:val="en-CA"/>
+        </w:rPr>
+        <w:t>strange glyphs</w:t>
+      </w:r>
+      <w:r>
+        <w:rPr>
+          <w:lang w:val="en-CA"/>
+        </w:rPr>
+        <w:t xml:space="preserve"> popping out of a book in Luke’s hands. The pages flipped ever faster as </w:t>
+      </w:r>
+      <w:r>
+        <w:rPr>
+          <w:lang w:val="en-CA"/>
+        </w:rPr>
+        <w:t>the</w:t>
+      </w:r>
+      <w:r>
+        <w:rPr>
+          <w:lang w:val="en-CA"/>
+        </w:rPr>
+        <w:t xml:space="preserve"> glyphs peeled from the pages.</w:t>
+      </w:r>
+      <w:r>
+        <w:rPr>
+          <w:lang w:val="en-CA"/>
+        </w:rPr>
+        <w:t xml:space="preserve"> The glyphs spun around him, obscuring him, and then they dove into him, making him flinch.</w:t>
+      </w:r>
+    </w:p>
+    <w:p>
+      <w:pPr>
+        <w:rPr>
+          <w:lang w:val="en-CA"/>
+        </w:rPr>
+      </w:pPr>
+      <w:r>
+        <w:rPr>
+          <w:lang w:val="en-CA"/>
+        </w:rPr>
+        <w:t>“Oh man, that was tiring,” Luke said and ate a coin.</w:t>
+      </w:r>
+    </w:p>
+    <w:p>
+      <w:pPr>
+        <w:rPr>
+          <w:lang w:val="en-CA"/>
+        </w:rPr>
+      </w:pPr>
+      <w:r>
+        <w:rPr>
+          <w:lang w:val="en-CA"/>
+        </w:rPr>
         <w:lastRenderedPageBreak/>
-        <w:t>“You talk too much,” I said and kissed Luke on the lips.</w:t>
-      </w:r>
-    </w:p>
-    <w:p>
-      <w:pPr>
-        <w:rPr>
-          <w:lang w:val="en-CA"/>
-        </w:rPr>
-      </w:pPr>
-      <w:r>
-        <w:rPr>
-          <w:lang w:val="en-CA"/>
-        </w:rPr>
-        <w:t>I then thought of something and then said, “You did say you were never kissed, didn’t you? You have been kissed now.”</w:t>
-      </w:r>
-    </w:p>
-    <w:p>
-      <w:pPr>
-        <w:rPr>
-          <w:lang w:val="en-CA"/>
-        </w:rPr>
-      </w:pPr>
-      <w:r>
-        <w:rPr>
-          <w:lang w:val="en-CA"/>
-        </w:rPr>
-        <w:t>“Yes, and that felt good,” Luke said.</w:t>
-      </w:r>
-    </w:p>
-    <w:p>
-      <w:pPr>
-        <w:rPr>
-          <w:lang w:val="en-CA"/>
-        </w:rPr>
-      </w:pPr>
-      <w:r>
-        <w:rPr>
-          <w:lang w:val="en-CA"/>
-        </w:rPr>
-        <w:t>I just laughed.</w:t>
-      </w:r>
-    </w:p>
-    <w:p>
-      <w:pPr>
-        <w:rPr>
-          <w:lang w:val="en-CA"/>
-        </w:rPr>
-      </w:pPr>
-      <w:r>
-        <w:rPr>
-          <w:lang w:val="en-CA"/>
-        </w:rPr>
-        <w:t>“I need to take a shower,” Luke said.</w:t>
-      </w:r>
-    </w:p>
-    <w:p>
-      <w:pPr>
-        <w:rPr>
-          <w:lang w:val="en-CA"/>
-        </w:rPr>
-      </w:pPr>
-      <w:r>
-        <w:rPr>
-          <w:lang w:val="en-CA"/>
-        </w:rPr>
-        <w:t>“I’ll join you,” I said.</w:t>
-      </w:r>
-    </w:p>
-    <w:p>
-      <w:pPr>
-        <w:rPr>
-          <w:lang w:val="en-CA"/>
-        </w:rPr>
-      </w:pPr>
-      <w:r>
-        <w:rPr>
-          <w:lang w:val="en-CA"/>
-        </w:rPr>
-        <w:t>“Do that and you’ll end up pregnant,” Luke said. “Then your mother will skin me alive and then turn me into a coat, a rug for the den.”</w:t>
-      </w:r>
-    </w:p>
-    <w:p>
-      <w:pPr>
-        <w:rPr>
-          <w:lang w:val="en-CA"/>
-        </w:rPr>
-      </w:pPr>
-      <w:r>
-        <w:rPr>
-          <w:lang w:val="en-CA"/>
-        </w:rPr>
-        <w:t>“That’s true,” I said with a frown.</w:t>
-      </w:r>
-    </w:p>
-    <w:p>
-      <w:pPr>
-        <w:rPr>
-          <w:lang w:val="en-CA"/>
-        </w:rPr>
-      </w:pPr>
-      <w:r>
-        <w:rPr>
-          <w:lang w:val="en-CA"/>
-        </w:rPr>
-        <w:t>Luke undressed and quickly showered. He returned wearing his boxer shorts the refugee camp gave him.</w:t>
-      </w:r>
-    </w:p>
-    <w:p>
-      <w:pPr>
-        <w:rPr>
-          <w:lang w:val="en-CA"/>
-        </w:rPr>
-      </w:pPr>
-      <w:r>
-        <w:rPr>
-          <w:lang w:val="en-CA"/>
-        </w:rPr>
-        <w:t>I went next.</w:t>
-      </w:r>
-    </w:p>
-    <w:p>
-      <w:pPr>
-        <w:rPr>
-          <w:lang w:val="en-CA"/>
-        </w:rPr>
-      </w:pPr>
-      <w:r>
-        <w:rPr>
-          <w:lang w:val="en-CA"/>
-        </w:rPr>
-        <w:t xml:space="preserve">“For the record, </w:t>
-      </w:r>
-      <w:r>
-        <w:rPr>
-          <w:lang w:val="en-CA"/>
-        </w:rPr>
-        <w:t>you are the first boy I ever kissed,” I said. “I never had the time for boys.”</w:t>
-      </w:r>
-    </w:p>
-    <w:p>
-      <w:pPr>
-        <w:rPr>
-          <w:lang w:val="en-CA"/>
-        </w:rPr>
-      </w:pPr>
-      <w:r>
-        <w:rPr>
-          <w:lang w:val="en-CA"/>
-        </w:rPr>
-        <w:t xml:space="preserve">Outside the shower, I saw a swarm of </w:t>
-      </w:r>
-      <w:r>
-        <w:rPr>
-          <w:lang w:val="en-CA"/>
-        </w:rPr>
-        <w:t>strange glyphs</w:t>
-      </w:r>
-      <w:r>
-        <w:rPr>
-          <w:lang w:val="en-CA"/>
-        </w:rPr>
-        <w:t xml:space="preserve"> popping out of a book in Luke’s hands. The pages flipped ever faster as </w:t>
-      </w:r>
-      <w:r>
-        <w:rPr>
-          <w:lang w:val="en-CA"/>
-        </w:rPr>
-        <w:t>the</w:t>
-      </w:r>
-      <w:r>
-        <w:rPr>
-          <w:lang w:val="en-CA"/>
-        </w:rPr>
-        <w:t xml:space="preserve"> glyphs peeled from the pages.</w:t>
-      </w:r>
-      <w:r>
-        <w:rPr>
-          <w:lang w:val="en-CA"/>
-        </w:rPr>
-        <w:t xml:space="preserve"> The glyphs spun around him, obscuring him, and then they dove into him, making him flinch.</w:t>
-      </w:r>
-    </w:p>
-    <w:p>
-      <w:pPr>
-        <w:rPr>
-          <w:lang w:val="en-CA"/>
-        </w:rPr>
-      </w:pPr>
-      <w:r>
-        <w:rPr>
-          <w:lang w:val="en-CA"/>
-        </w:rPr>
-        <w:t>“Oh man, that was tiring,” Luke said and ate a coin.</w:t>
-      </w:r>
-    </w:p>
-    <w:p>
-      <w:pPr>
-        <w:rPr>
-          <w:lang w:val="en-CA"/>
-        </w:rPr>
-      </w:pPr>
-      <w:r>
-        <w:rPr>
-          <w:lang w:val="en-CA"/>
-        </w:rPr>
         <w:t>“I’m glad to know I’m your first,” Luke said. “And for the record, you are the first and last girl I ever had and ever will share a big poop with.”</w:t>
       </w:r>
     </w:p>
@@ -14580,189 +14600,201 @@
         <w:rPr>
           <w:lang w:val="en-CA"/>
         </w:rPr>
+        <w:t>I shuddered at that thought as I dressed for the night. That was so gross, but also so romantic. “Let’s not share that with my mother, shall we?”</w:t>
+      </w:r>
+    </w:p>
+    <w:p>
+      <w:pPr>
+        <w:rPr>
+          <w:lang w:val="en-CA"/>
+        </w:rPr>
+      </w:pPr>
+      <w:r>
+        <w:rPr>
+          <w:lang w:val="en-CA"/>
+        </w:rPr>
+        <w:t xml:space="preserve">Luke picked up another book and opened it. </w:t>
+      </w:r>
+      <w:r>
+        <w:rPr>
+          <w:lang w:val="en-CA"/>
+        </w:rPr>
+        <w:t>He started skimming.</w:t>
+      </w:r>
+    </w:p>
+    <w:p>
+      <w:pPr>
+        <w:rPr>
+          <w:lang w:val="en-CA"/>
+        </w:rPr>
+      </w:pPr>
+      <w:r>
+        <w:rPr>
+          <w:lang w:val="en-CA"/>
+        </w:rPr>
+        <w:t>“What’s that?” I asked.</w:t>
+      </w:r>
+    </w:p>
+    <w:p>
+      <w:pPr>
+        <w:rPr>
+          <w:lang w:val="en-CA"/>
+        </w:rPr>
+      </w:pPr>
+      <w:r>
+        <w:rPr>
+          <w:lang w:val="en-CA"/>
+        </w:rPr>
+        <w:t>“Everyday magic,” Luke said. “Some require resources such as quintessence gems. A lot uses just manna. The Ritual Magic book doesn’t say exactly what that is other t</w:t>
+      </w:r>
+      <w:r>
+        <w:rPr>
+          <w:lang w:val="en-CA"/>
+        </w:rPr>
+        <w:t xml:space="preserve">han that </w:t>
+      </w:r>
+      <w:r>
+        <w:rPr>
+          <w:lang w:val="en-CA"/>
+        </w:rPr>
+        <w:t>we</w:t>
+      </w:r>
+      <w:r>
+        <w:rPr>
+          <w:lang w:val="en-CA"/>
+        </w:rPr>
+        <w:t xml:space="preserve"> produce it.</w:t>
+      </w:r>
+    </w:p>
+    <w:p>
+      <w:pPr>
+        <w:rPr>
+          <w:lang w:val="en-CA"/>
+        </w:rPr>
+      </w:pPr>
+      <w:r>
+        <w:rPr>
+          <w:lang w:val="en-CA"/>
+        </w:rPr>
+        <w:t>“I found a simple cleaning spell.”</w:t>
+      </w:r>
+    </w:p>
+    <w:p>
+      <w:pPr>
+        <w:rPr>
+          <w:lang w:val="en-CA"/>
+        </w:rPr>
+      </w:pPr>
+      <w:r>
+        <w:rPr>
+          <w:lang w:val="en-CA"/>
+        </w:rPr>
+        <w:t>A magic circle appeared on the floor and Luke placed his clothes on it. The circle glowed and gasses seemed to get sucked out of the clothes. He put his clothes away.</w:t>
+      </w:r>
+    </w:p>
+    <w:p>
+      <w:pPr>
+        <w:rPr>
+          <w:lang w:val="en-CA"/>
+        </w:rPr>
+      </w:pPr>
+      <w:r>
+        <w:rPr>
+          <w:lang w:val="en-CA"/>
+        </w:rPr>
+        <w:t>“Okay, your turn,” Luke said. “Dump your dirty clothes here.”</w:t>
+      </w:r>
+    </w:p>
+    <w:p>
+      <w:pPr>
+        <w:rPr>
+          <w:lang w:val="en-CA"/>
+        </w:rPr>
+      </w:pPr>
+      <w:r>
+        <w:rPr>
+          <w:lang w:val="en-CA"/>
+        </w:rPr>
+        <w:t>I did as instructed and smoke curled up from my clothes. “Thanks Luke,” I said and put my clothes away.</w:t>
+      </w:r>
+      <w:r>
+        <w:rPr>
+          <w:lang w:val="en-CA"/>
+        </w:rPr>
+        <w:t xml:space="preserve"> “What else can you do?”</w:t>
+      </w:r>
+    </w:p>
+    <w:p>
+      <w:pPr>
+        <w:rPr>
+          <w:lang w:val="en-CA"/>
+        </w:rPr>
+      </w:pPr>
+      <w:r>
+        <w:rPr>
+          <w:lang w:val="en-CA"/>
+        </w:rPr>
+        <w:t>“Minor repairs, storage container, general cleaning, etc.” Luke said. “Storage is useful since I have limited space in my inventory.”</w:t>
+      </w:r>
+    </w:p>
+    <w:p>
+      <w:pPr>
+        <w:rPr>
+          <w:lang w:val="en-CA"/>
+        </w:rPr>
+      </w:pPr>
+      <w:r>
+        <w:rPr>
+          <w:lang w:val="en-CA"/>
+        </w:rPr>
+        <w:t>“Me too,” I said.</w:t>
+      </w:r>
+    </w:p>
+    <w:p>
+      <w:pPr>
+        <w:rPr>
+          <w:lang w:val="en-CA"/>
+        </w:rPr>
+      </w:pPr>
+      <w:r>
+        <w:rPr>
+          <w:lang w:val="en-CA"/>
+        </w:rPr>
+        <w:t>Luke put the book away and said, “I think it’s time to try out my secret ability. I can’t show you everything yet, but I can reveal a little now.”</w:t>
+      </w:r>
+    </w:p>
+    <w:p>
+      <w:pPr>
+        <w:rPr>
+          <w:lang w:val="en-CA"/>
+        </w:rPr>
+      </w:pPr>
+      <w:proofErr w:type="gramStart"/>
+      <w:r>
+        <w:rPr>
+          <w:lang w:val="en-CA"/>
+        </w:rPr>
+        <w:t>“Really?”</w:t>
+      </w:r>
+      <w:proofErr w:type="gramEnd"/>
+      <w:r>
+        <w:rPr>
+          <w:lang w:val="en-CA"/>
+        </w:rPr>
+        <w:t xml:space="preserve"> I asked, intrigued.</w:t>
+      </w:r>
+    </w:p>
+    <w:p>
+      <w:pPr>
+        <w:rPr>
+          <w:lang w:val="en-CA"/>
+        </w:rPr>
+      </w:pPr>
+      <w:r>
+        <w:rPr>
+          <w:lang w:val="en-CA"/>
+        </w:rPr>
         <w:lastRenderedPageBreak/>
-        <w:t>I shuddered at that thought as I dressed for the night. That was so gross, but also so romantic. “Let’s not share that with my mother, shall we?”</w:t>
-      </w:r>
-    </w:p>
-    <w:p>
-      <w:pPr>
-        <w:rPr>
-          <w:lang w:val="en-CA"/>
-        </w:rPr>
-      </w:pPr>
-      <w:r>
-        <w:rPr>
-          <w:lang w:val="en-CA"/>
-        </w:rPr>
-        <w:t xml:space="preserve">Luke picked up another book and opened it. </w:t>
-      </w:r>
-      <w:r>
-        <w:rPr>
-          <w:lang w:val="en-CA"/>
-        </w:rPr>
-        <w:t>He started skimming.</w:t>
-      </w:r>
-    </w:p>
-    <w:p>
-      <w:pPr>
-        <w:rPr>
-          <w:lang w:val="en-CA"/>
-        </w:rPr>
-      </w:pPr>
-      <w:r>
-        <w:rPr>
-          <w:lang w:val="en-CA"/>
-        </w:rPr>
-        <w:t>“What’s that?” I asked.</w:t>
-      </w:r>
-    </w:p>
-    <w:p>
-      <w:pPr>
-        <w:rPr>
-          <w:lang w:val="en-CA"/>
-        </w:rPr>
-      </w:pPr>
-      <w:r>
-        <w:rPr>
-          <w:lang w:val="en-CA"/>
-        </w:rPr>
-        <w:t>“Everyday magic,” Luke said. “Some require resources such as quintessence gems. A lot uses just manna. The Ritual Magic book doesn’t say exactly what that is other t</w:t>
-      </w:r>
-      <w:r>
-        <w:rPr>
-          <w:lang w:val="en-CA"/>
-        </w:rPr>
-        <w:t>han that our bodies produce it.</w:t>
-      </w:r>
-    </w:p>
-    <w:p>
-      <w:pPr>
-        <w:rPr>
-          <w:lang w:val="en-CA"/>
-        </w:rPr>
-      </w:pPr>
-      <w:r>
-        <w:rPr>
-          <w:lang w:val="en-CA"/>
-        </w:rPr>
-        <w:t>“I found a simple cleaning spell.”</w:t>
-      </w:r>
-    </w:p>
-    <w:p>
-      <w:pPr>
-        <w:rPr>
-          <w:lang w:val="en-CA"/>
-        </w:rPr>
-      </w:pPr>
-      <w:r>
-        <w:rPr>
-          <w:lang w:val="en-CA"/>
-        </w:rPr>
-        <w:t>A magic circle appeared on the floor and Luke placed his clothes on it. The circle glowed and gasses seemed to get sucked out of the clothes. He put his clothes away.</w:t>
-      </w:r>
-    </w:p>
-    <w:p>
-      <w:pPr>
-        <w:rPr>
-          <w:lang w:val="en-CA"/>
-        </w:rPr>
-      </w:pPr>
-      <w:r>
-        <w:rPr>
-          <w:lang w:val="en-CA"/>
-        </w:rPr>
-        <w:t>“Okay, your turn,” Luke said. “Dump your dirty clothes here.”</w:t>
-      </w:r>
-    </w:p>
-    <w:p>
-      <w:pPr>
-        <w:rPr>
-          <w:lang w:val="en-CA"/>
-        </w:rPr>
-      </w:pPr>
-      <w:r>
-        <w:rPr>
-          <w:lang w:val="en-CA"/>
-        </w:rPr>
-        <w:t>I did as instructed and smoke curled up from my clothes. “Thanks Luke,” I said and put my clothes away.</w:t>
-      </w:r>
-      <w:r>
-        <w:rPr>
-          <w:lang w:val="en-CA"/>
-        </w:rPr>
-        <w:t xml:space="preserve"> “What else can you do?”</w:t>
-      </w:r>
-    </w:p>
-    <w:p>
-      <w:pPr>
-        <w:rPr>
-          <w:lang w:val="en-CA"/>
-        </w:rPr>
-      </w:pPr>
-      <w:r>
-        <w:rPr>
-          <w:lang w:val="en-CA"/>
-        </w:rPr>
-        <w:t>“Minor repairs, storage container, general cleaning, etc.” Luke said. “Storage is useful since I have limited space in my inventory.”</w:t>
-      </w:r>
-    </w:p>
-    <w:p>
-      <w:pPr>
-        <w:rPr>
-          <w:lang w:val="en-CA"/>
-        </w:rPr>
-      </w:pPr>
-      <w:r>
-        <w:rPr>
-          <w:lang w:val="en-CA"/>
-        </w:rPr>
-        <w:t>“Me too,” I said.</w:t>
-      </w:r>
-    </w:p>
-    <w:p>
-      <w:pPr>
-        <w:rPr>
-          <w:lang w:val="en-CA"/>
-        </w:rPr>
-      </w:pPr>
-      <w:r>
-        <w:rPr>
-          <w:lang w:val="en-CA"/>
-        </w:rPr>
-        <w:t>Luke put the book away and said, “I think it’s time to try out my secret ability. I can’t show you everything yet, but I can reveal a little now.”</w:t>
-      </w:r>
-    </w:p>
-    <w:p>
-      <w:pPr>
-        <w:rPr>
-          <w:lang w:val="en-CA"/>
-        </w:rPr>
-      </w:pPr>
-      <w:proofErr w:type="gramStart"/>
-      <w:r>
-        <w:rPr>
-          <w:lang w:val="en-CA"/>
-        </w:rPr>
-        <w:t>“Really?”</w:t>
-      </w:r>
-      <w:proofErr w:type="gramEnd"/>
-      <w:r>
-        <w:rPr>
-          <w:lang w:val="en-CA"/>
-        </w:rPr>
-        <w:t xml:space="preserve"> I asked, intrigued.</w:t>
-      </w:r>
-    </w:p>
-    <w:p>
-      <w:pPr>
-        <w:rPr>
-          <w:lang w:val="en-CA"/>
-        </w:rPr>
-      </w:pPr>
-      <w:r>
-        <w:rPr>
-          <w:lang w:val="en-CA"/>
-        </w:rPr>
         <w:t>Luke lay on the bed and closed his eyes.</w:t>
       </w:r>
       <w:r>
@@ -14782,349 +14814,26 @@
         <w:rPr>
           <w:lang w:val="en-CA"/>
         </w:rPr>
-        <w:t xml:space="preserve">For a moment nothing happened, and then a </w:t>
-      </w:r>
-      <w:r>
-        <w:rPr>
-          <w:lang w:val="en-CA"/>
-        </w:rPr>
-        <w:t>ball of multicolored light appeared on th</w:t>
-      </w:r>
-      <w:r>
-        <w:rPr>
-          <w:lang w:val="en-CA"/>
-        </w:rPr>
-        <w:t>e bed.</w:t>
-      </w:r>
-      <w:r>
-        <w:rPr>
-          <w:lang w:val="en-CA"/>
-        </w:rPr>
-        <w:t xml:space="preserve"> It looked just like a monster manifesting.</w:t>
-      </w:r>
-    </w:p>
-    <w:p>
-      <w:pPr>
-        <w:rPr>
-          <w:lang w:val="en-CA"/>
-        </w:rPr>
-      </w:pPr>
-      <w:r>
-        <w:rPr>
-          <w:lang w:val="en-CA"/>
-        </w:rPr>
-        <w:lastRenderedPageBreak/>
-        <w:t>“Ur, Luke, there is something coming here,” I said worriedly.</w:t>
-      </w:r>
-    </w:p>
-    <w:p>
-      <w:pPr>
-        <w:rPr>
-          <w:lang w:val="en-CA"/>
-        </w:rPr>
-      </w:pPr>
-      <w:r>
-        <w:rPr>
-          <w:lang w:val="en-CA"/>
-        </w:rPr>
-        <w:t xml:space="preserve">Luke opened his eyes and looked at </w:t>
-      </w:r>
-      <w:r>
-        <w:rPr>
-          <w:lang w:val="en-CA"/>
-        </w:rPr>
-        <w:t>the manifestation. “That is interesting,” Luke said. “I wasn’t expecting that. That’s just my power. Let’s wait a few minutes. I think using a proper summoning ritual would speed this up. Live and learn I guess.”</w:t>
-      </w:r>
-    </w:p>
-    <w:p>
-      <w:pPr>
-        <w:rPr>
-          <w:lang w:val="en-CA"/>
-        </w:rPr>
-      </w:pPr>
-      <w:r>
-        <w:rPr>
-          <w:lang w:val="en-CA"/>
-        </w:rPr>
-        <w:t>“That’s a summons?” I asked.</w:t>
-      </w:r>
-    </w:p>
-    <w:p>
-      <w:pPr>
-        <w:rPr>
-          <w:lang w:val="en-CA"/>
-        </w:rPr>
-      </w:pPr>
-      <w:r>
-        <w:rPr>
-          <w:lang w:val="en-CA"/>
-        </w:rPr>
-        <w:t>“It is sort of like a familiar,” Luke said.</w:t>
-      </w:r>
-      <w:r>
-        <w:rPr>
-          <w:lang w:val="en-CA"/>
-        </w:rPr>
-        <w:t xml:space="preserve"> “It’s similar to our bodies. Remember they said our bodies are like monster bodies, except with souls? This is the same, or at least that is what my skill is saying.</w:t>
-      </w:r>
-    </w:p>
-    <w:p>
-      <w:pPr>
-        <w:rPr>
-          <w:lang w:val="en-CA"/>
-        </w:rPr>
-      </w:pPr>
-      <w:r>
-        <w:rPr>
-          <w:lang w:val="en-CA"/>
-        </w:rPr>
-        <w:t>“The only difference is that I can have multiple of them and can store them as needed. It’s almost ready.”</w:t>
-      </w:r>
-    </w:p>
-    <w:p>
-      <w:pPr>
-        <w:rPr>
-          <w:lang w:val="en-CA"/>
-        </w:rPr>
-      </w:pPr>
-      <w:r>
-        <w:rPr>
-          <w:lang w:val="en-CA"/>
-        </w:rPr>
-        <w:t>Luke went back to sleep.</w:t>
-      </w:r>
-    </w:p>
-    <w:p>
-      <w:pPr>
-        <w:rPr>
-          <w:lang w:val="en-CA"/>
-        </w:rPr>
-      </w:pPr>
-      <w:r>
-        <w:rPr>
-          <w:lang w:val="en-CA"/>
-        </w:rPr>
-        <w:t>The bubble burst and a white fluffy baby rabbit appeared.</w:t>
-      </w:r>
-    </w:p>
-    <w:p>
-      <w:pPr>
-        <w:rPr>
-          <w:lang w:val="en-CA"/>
-        </w:rPr>
-      </w:pPr>
-      <w:r>
-        <w:rPr>
-          <w:lang w:val="en-CA"/>
-        </w:rPr>
-        <w:t>The rabbit tried to walk but fell on its face.</w:t>
-      </w:r>
-    </w:p>
-    <w:p>
-      <w:pPr>
-        <w:rPr>
-          <w:lang w:val="en-CA"/>
-        </w:rPr>
-      </w:pPr>
-      <w:r>
-        <w:rPr>
-          <w:lang w:val="en-CA"/>
-        </w:rPr>
-        <w:t>“Oh</w:t>
-      </w:r>
-      <w:r>
-        <w:rPr>
-          <w:lang w:val="en-CA"/>
-        </w:rPr>
-        <w:t xml:space="preserve"> my god, </w:t>
-      </w:r>
-      <w:r>
-        <w:rPr>
-          <w:lang w:val="en-CA"/>
-        </w:rPr>
-        <w:t>that’s so cute,” I exclaimed</w:t>
-      </w:r>
-      <w:r>
-        <w:rPr>
-          <w:lang w:val="en-CA"/>
-        </w:rPr>
-        <w:t>.</w:t>
-      </w:r>
-    </w:p>
-    <w:p>
-      <w:pPr>
-        <w:rPr>
-          <w:lang w:val="en-CA"/>
-        </w:rPr>
-      </w:pPr>
-      <w:r>
-        <w:rPr>
-          <w:lang w:val="en-CA"/>
-        </w:rPr>
-        <w:t>The rabbit got up and tried to walk again. Again it fell. It paused and then jumped. That worked. It hopped about and then snuggled up next to me.</w:t>
-      </w:r>
-    </w:p>
-    <w:p>
-      <w:pPr>
-        <w:rPr>
-          <w:lang w:val="en-CA"/>
-        </w:rPr>
-      </w:pPr>
-      <w:r>
-        <w:rPr>
-          <w:lang w:val="en-CA"/>
-        </w:rPr>
-        <w:t>I picked up the cute creature and snuggled it to me.</w:t>
-      </w:r>
-    </w:p>
-    <w:p>
-      <w:pPr>
-        <w:rPr>
-          <w:lang w:val="en-CA"/>
-        </w:rPr>
-      </w:pPr>
-      <w:r>
-        <w:rPr>
-          <w:lang w:val="en-CA"/>
-        </w:rPr>
-        <w:t>Next to me Luke’s face turned red and he smiled.</w:t>
-      </w:r>
-    </w:p>
-    <w:p>
-      <w:pPr>
-        <w:rPr>
-          <w:lang w:val="en-CA"/>
-        </w:rPr>
-      </w:pPr>
-      <w:r>
-        <w:rPr>
-          <w:lang w:val="en-CA"/>
-        </w:rPr>
-        <w:t>“What’s going on?” I asked, confused.</w:t>
-      </w:r>
-    </w:p>
-    <w:p>
-      <w:pPr>
-        <w:rPr>
-          <w:lang w:val="en-CA"/>
-        </w:rPr>
-      </w:pPr>
-      <w:r>
-        <w:rPr>
-          <w:lang w:val="en-CA"/>
-        </w:rPr>
-        <w:t>The rabbit disappeared and Luke opened his eyed.</w:t>
-      </w:r>
-    </w:p>
-    <w:p>
-      <w:pPr>
-        <w:rPr>
-          <w:lang w:val="en-CA"/>
-        </w:rPr>
-      </w:pPr>
-      <w:r>
-        <w:rPr>
-          <w:lang w:val="en-CA"/>
-        </w:rPr>
-        <w:t>Luke sat up and said, “That is a manifestation of my secret power. I can project my consciousness through it. In other words, I felt you snuggling me.”</w:t>
-      </w:r>
-    </w:p>
-    <w:p>
-      <w:pPr>
-        <w:rPr>
-          <w:lang w:val="en-CA"/>
-        </w:rPr>
-      </w:pPr>
-      <w:r>
-        <w:rPr>
-          <w:lang w:val="en-CA"/>
-        </w:rPr>
-        <w:lastRenderedPageBreak/>
-        <w:t>Luke grinned and asked, “Don’t you think I’m a dirty old man?”</w:t>
-      </w:r>
-    </w:p>
-    <w:p>
-      <w:pPr>
-        <w:rPr>
-          <w:lang w:val="en-CA"/>
-        </w:rPr>
-      </w:pPr>
-      <w:r>
-        <w:rPr>
-          <w:lang w:val="en-CA"/>
-        </w:rPr>
-        <w:t>I laughed and said, “If you’re a dirty old man, then I’m a cougar for liking new born babies.”</w:t>
-      </w:r>
-    </w:p>
-    <w:p>
-      <w:pPr>
-        <w:rPr>
-          <w:lang w:val="en-CA"/>
-        </w:rPr>
-      </w:pPr>
-      <w:r>
-        <w:rPr>
-          <w:lang w:val="en-CA"/>
-        </w:rPr>
-        <w:t xml:space="preserve">Luke grinned and said, “Being naughty is the best, isn’t it? We better go to sleep, or Gilbert will get the last laugh </w:t>
-      </w:r>
-      <w:r>
-        <w:rPr>
-          <w:lang w:val="en-CA"/>
-        </w:rPr>
-        <w:t>as he kicks my ass to the moon.</w:t>
-      </w:r>
-    </w:p>
-    <w:p>
-      <w:pPr>
-        <w:rPr>
-          <w:lang w:val="en-CA"/>
-        </w:rPr>
-      </w:pPr>
-      <w:r>
-        <w:rPr>
-          <w:lang w:val="en-CA"/>
-        </w:rPr>
-        <w:t>“By the way, what animal do you think is the cuddliest?”</w:t>
-      </w:r>
-    </w:p>
-    <w:p>
-      <w:pPr>
-        <w:rPr>
-          <w:lang w:val="en-CA"/>
-        </w:rPr>
-      </w:pPr>
-      <w:r>
-        <w:rPr>
-          <w:lang w:val="en-CA"/>
-        </w:rPr>
-        <w:t>“That would be the bear,” I said.</w:t>
-      </w:r>
-    </w:p>
-    <w:p>
-      <w:pPr>
-        <w:rPr>
-          <w:lang w:val="en-CA"/>
-        </w:rPr>
-      </w:pPr>
-      <w:r>
-        <w:rPr>
-          <w:lang w:val="en-CA"/>
-        </w:rPr>
-        <w:t>This time the bear took 10 minutes.</w:t>
-      </w:r>
-    </w:p>
-    <w:p>
-      <w:pPr>
-        <w:rPr>
-          <w:lang w:val="en-CA"/>
-        </w:rPr>
-      </w:pPr>
-      <w:r>
-        <w:rPr>
-          <w:lang w:val="en-CA"/>
-        </w:rPr>
-        <w:t>Luke slipped under the covers and a snow-white polar bear cub appeared on the bed. I slipped under the covers and snuggled with a cuddly bear.</w:t>
+        <w:t>For a moment nothing happened and then Luke said, “Damn, I don’t have the resources to use my skill.</w:t>
+      </w:r>
+      <w:r>
+        <w:rPr>
+          <w:lang w:val="en-CA"/>
+        </w:rPr>
+        <w:t xml:space="preserve"> Let’s go to sleep. Tomorrow will be the first of many long and painful days.”</w:t>
+      </w:r>
+    </w:p>
+    <w:p>
+      <w:pPr>
+        <w:rPr>
+          <w:lang w:val="en-CA"/>
+        </w:rPr>
+      </w:pPr>
+      <w:r>
+        <w:rPr>
+          <w:lang w:val="en-CA"/>
+        </w:rPr>
+        <w:t>I snuggled up to Luke and we went to sleep.</w:t>
       </w:r>
     </w:p>
     <w:p>
@@ -15174,39 +14883,7 @@
         <w:rPr>
           <w:lang w:val="en-CA"/>
         </w:rPr>
-        <w:t>“How was your night?” I asked as I got out of bed.</w:t>
-      </w:r>
-    </w:p>
-    <w:p>
-      <w:pPr>
-        <w:rPr>
-          <w:lang w:val="en-CA"/>
-        </w:rPr>
-      </w:pPr>
-      <w:r>
-        <w:rPr>
-          <w:lang w:val="en-CA"/>
-        </w:rPr>
-        <w:t>“It felt good snuggling with a real live teddy bear,” Susie said.</w:t>
-      </w:r>
-    </w:p>
-    <w:p>
-      <w:pPr>
-        <w:rPr>
-          <w:lang w:val="en-CA"/>
-        </w:rPr>
-      </w:pPr>
-      <w:r>
-        <w:rPr>
-          <w:lang w:val="en-CA"/>
-        </w:rPr>
-        <w:t>“Unfortunately, I can only control one body</w:t>
-      </w:r>
-      <w:r>
-        <w:rPr>
-          <w:lang w:val="en-CA"/>
-        </w:rPr>
-        <w:t xml:space="preserve"> at a time,” I said and changed into the clothes given to me yesterday.</w:t>
+        <w:t>I got up as light entered the room.</w:t>
       </w:r>
     </w:p>
     <w:p>
@@ -15240,6 +14917,19 @@
         <w:rPr>
           <w:lang w:val="en-CA"/>
         </w:rPr>
+        <w:t>“In a moment,” I said and got out of bed. I dressed and waited for Susie to do the same.</w:t>
+      </w:r>
+    </w:p>
+    <w:p>
+      <w:pPr>
+        <w:rPr>
+          <w:lang w:val="en-CA"/>
+        </w:rPr>
+      </w:pPr>
+      <w:r>
+        <w:rPr>
+          <w:lang w:val="en-CA"/>
+        </w:rPr>
         <w:t>I opened the door and we exited.</w:t>
       </w:r>
     </w:p>
@@ -15333,26 +15023,109 @@
         </w:rPr>
         <w:t>“After that I will give you some spending money.</w:t>
       </w:r>
-    </w:p>
-    <w:p>
-      <w:pPr>
-        <w:rPr>
-          <w:lang w:val="en-CA"/>
-        </w:rPr>
-      </w:pPr>
-      <w:r>
-        <w:rPr>
-          <w:lang w:val="en-CA"/>
-        </w:rPr>
+      <w:r>
+        <w:rPr>
+          <w:lang w:val="en-CA"/>
+        </w:rPr>
+        <w:t>”</w:t>
+      </w:r>
+    </w:p>
+    <w:p>
+      <w:pPr>
+        <w:rPr>
+          <w:lang w:val="en-CA"/>
+        </w:rPr>
+      </w:pPr>
+      <w:r>
+        <w:rPr>
+          <w:lang w:val="en-CA"/>
+        </w:rPr>
+        <w:t>“That’s good,” I said. “I want to practice ritual magic and need resources such as quintessence gems.”</w:t>
+      </w:r>
+    </w:p>
+    <w:p>
+      <w:pPr>
+        <w:rPr>
+          <w:lang w:val="en-CA"/>
+        </w:rPr>
+      </w:pPr>
+      <w:r>
+        <w:rPr>
+          <w:lang w:val="en-CA"/>
+        </w:rPr>
+        <w:t>“What materials do you need?” Gilbert asked.</w:t>
+      </w:r>
+    </w:p>
+    <w:p>
+      <w:pPr>
+        <w:rPr>
+          <w:lang w:val="en-CA"/>
+        </w:rPr>
+      </w:pPr>
+      <w:r>
+        <w:rPr>
+          <w:lang w:val="en-CA"/>
+        </w:rPr>
+        <w:t>I gave Gilbert the list.</w:t>
+      </w:r>
+    </w:p>
+    <w:p>
+      <w:pPr>
+        <w:rPr>
+          <w:lang w:val="en-CA"/>
+        </w:rPr>
+      </w:pPr>
+      <w:r>
+        <w:rPr>
+          <w:lang w:val="en-CA"/>
+        </w:rPr>
+        <w:t xml:space="preserve">“I’ll get that for you,” Gilbert said. “I’ll also get </w:t>
+      </w:r>
+      <w:r>
+        <w:rPr>
+          <w:lang w:val="en-CA"/>
+        </w:rPr>
+        <w:t>resources</w:t>
+      </w:r>
+      <w:r>
+        <w:rPr>
+          <w:lang w:val="en-CA"/>
+        </w:rPr>
+        <w:t xml:space="preserve"> that Graham will recommend.</w:t>
+      </w:r>
+    </w:p>
+    <w:p>
+      <w:pPr>
+        <w:rPr>
+          <w:lang w:val="en-CA"/>
+        </w:rPr>
+      </w:pPr>
+      <w:r>
+        <w:rPr>
+          <w:lang w:val="en-CA"/>
+        </w:rPr>
+        <w:lastRenderedPageBreak/>
         <w:t>“Tonight the new trainees will arrive.</w:t>
       </w:r>
-    </w:p>
-    <w:p>
-      <w:pPr>
-        <w:rPr>
-          <w:lang w:val="en-CA"/>
-        </w:rPr>
-      </w:pPr>
+      <w:r>
+        <w:rPr>
+          <w:lang w:val="en-CA"/>
+        </w:rPr>
+        <w:t xml:space="preserve"> Try not to stay out too long.”</w:t>
+      </w:r>
+    </w:p>
+    <w:p>
+      <w:pPr>
+        <w:rPr>
+          <w:lang w:val="en-CA"/>
+        </w:rPr>
+      </w:pPr>
+      <w:r>
+        <w:rPr>
+          <w:lang w:val="en-CA"/>
+        </w:rPr>
+        <w:t>“I’ll try,” I said. “See you tonight Susie.” With that I headed off.</w:t>
+      </w:r>
     </w:p>
     <w:p>
       <w:pPr>
@@ -15560,7 +15333,7 @@
             <w:rPr>
               <w:noProof/>
             </w:rPr>
-            <w:t>80</w:t>
+            <w:t>78</w:t>
           </w:r>
         </w:fldSimple>
       </w:p>
@@ -15743,7 +15516,7 @@
         <v:path o:extrusionok="f" gradientshapeok="t" o:connecttype="rect"/>
         <o:lock v:ext="edit" aspectratio="t"/>
       </v:shapetype>
-      <v:shape id="_x0000_i1037" type="#_x0000_t75" style="width:3in;height:3in;visibility:visible;mso-wrap-style:square" o:bullet="t">
+      <v:shape id="_x0000_i1093" type="#_x0000_t75" style="width:3in;height:3in;visibility:visible;mso-wrap-style:square" o:bullet="t">
         <v:imagedata r:id="rId1" o:title="MC900065312[1]"/>
       </v:shape>
     </w:pict>
@@ -19642,7 +19415,7 @@
 </file>
 
 <file path=customXml/itemProps1.xml><?xml version="1.0" encoding="utf-8"?>
-<ds:datastoreItem xmlns:ds="http://schemas.openxmlformats.org/officeDocument/2006/customXml" ds:itemID="{3714FACF-10FE-46CB-83DF-AA6A67686B91}">
+<ds:datastoreItem xmlns:ds="http://schemas.openxmlformats.org/officeDocument/2006/customXml" ds:itemID="{F3E8083E-0CC0-4400-8622-1708D1AB7B38}">
   <ds:schemaRefs>
     <ds:schemaRef ds:uri="http://schemas.openxmlformats.org/officeDocument/2006/bibliography"/>
   </ds:schemaRefs>

--- a/Books/RPG_Books/TheWonderManAndHisLovelyAssistant/Book_TheWonderManAndHisLovelyAssistant.docx
+++ b/Books/RPG_Books/TheWonderManAndHisLovelyAssistant/Book_TheWonderManAndHisLovelyAssistant.docx
@@ -142,7 +142,7 @@
       <w:r>
         <w:fldChar w:fldCharType="separate"/>
       </w:r>
-      <w:hyperlink w:anchor="_Toc242151090" w:history="1">
+      <w:hyperlink w:anchor="_Toc242271561" w:history="1">
         <w:r>
           <w:rPr>
             <w:rStyle w:val="Hyperlink"/>
@@ -169,7 +169,7 @@
             <w:noProof/>
             <w:webHidden/>
           </w:rPr>
-          <w:instrText xml:space="preserve"> PAGEREF _Toc242151090 \h </w:instrText>
+          <w:instrText xml:space="preserve"> PAGEREF _Toc242271561 \h </w:instrText>
         </w:r>
         <w:r>
           <w:rPr>
@@ -209,7 +209,7 @@
           <w:sz w:val="22"/>
         </w:rPr>
       </w:pPr>
-      <w:hyperlink w:anchor="_Toc242151091" w:history="1">
+      <w:hyperlink w:anchor="_Toc242271562" w:history="1">
         <w:r>
           <w:rPr>
             <w:rStyle w:val="Hyperlink"/>
@@ -236,7 +236,7 @@
             <w:noProof/>
             <w:webHidden/>
           </w:rPr>
-          <w:instrText xml:space="preserve"> PAGEREF _Toc242151091 \h </w:instrText>
+          <w:instrText xml:space="preserve"> PAGEREF _Toc242271562 \h </w:instrText>
         </w:r>
         <w:r>
           <w:rPr>
@@ -276,7 +276,7 @@
           <w:sz w:val="22"/>
         </w:rPr>
       </w:pPr>
-      <w:hyperlink w:anchor="_Toc242151092" w:history="1">
+      <w:hyperlink w:anchor="_Toc242271563" w:history="1">
         <w:r>
           <w:rPr>
             <w:rStyle w:val="Hyperlink"/>
@@ -303,7 +303,7 @@
             <w:noProof/>
             <w:webHidden/>
           </w:rPr>
-          <w:instrText xml:space="preserve"> PAGEREF _Toc242151092 \h </w:instrText>
+          <w:instrText xml:space="preserve"> PAGEREF _Toc242271563 \h </w:instrText>
         </w:r>
         <w:r>
           <w:rPr>
@@ -343,7 +343,7 @@
           <w:sz w:val="22"/>
         </w:rPr>
       </w:pPr>
-      <w:hyperlink w:anchor="_Toc242151093" w:history="1">
+      <w:hyperlink w:anchor="_Toc242271564" w:history="1">
         <w:r>
           <w:rPr>
             <w:rStyle w:val="Hyperlink"/>
@@ -371,7 +371,7 @@
             <w:noProof/>
             <w:webHidden/>
           </w:rPr>
-          <w:instrText xml:space="preserve"> PAGEREF _Toc242151093 \h </w:instrText>
+          <w:instrText xml:space="preserve"> PAGEREF _Toc242271564 \h </w:instrText>
         </w:r>
         <w:r>
           <w:rPr>
@@ -411,7 +411,7 @@
           <w:sz w:val="22"/>
         </w:rPr>
       </w:pPr>
-      <w:hyperlink w:anchor="_Toc242151094" w:history="1">
+      <w:hyperlink w:anchor="_Toc242271565" w:history="1">
         <w:r>
           <w:rPr>
             <w:rStyle w:val="Hyperlink"/>
@@ -439,7 +439,7 @@
             <w:noProof/>
             <w:webHidden/>
           </w:rPr>
-          <w:instrText xml:space="preserve"> PAGEREF _Toc242151094 \h </w:instrText>
+          <w:instrText xml:space="preserve"> PAGEREF _Toc242271565 \h </w:instrText>
         </w:r>
         <w:r>
           <w:rPr>
@@ -504,7 +504,7 @@
       <w:pPr>
         <w:pStyle w:val="H2"/>
       </w:pPr>
-      <w:bookmarkStart w:id="0" w:name="_Toc242151090"/>
+      <w:bookmarkStart w:id="0" w:name="_Toc242271561"/>
       <w:r>
         <w:lastRenderedPageBreak/>
         <w:t>Good Bye Old World</w:t>
@@ -1447,7 +1447,7 @@
       <w:pPr>
         <w:pStyle w:val="H2"/>
       </w:pPr>
-      <w:bookmarkStart w:id="1" w:name="_Toc242151091"/>
+      <w:bookmarkStart w:id="1" w:name="_Toc242271562"/>
       <w:r>
         <w:lastRenderedPageBreak/>
         <w:t>A new World, A new Life</w:t>
@@ -3740,7 +3740,7 @@
       <w:pPr>
         <w:pStyle w:val="H2"/>
       </w:pPr>
-      <w:bookmarkStart w:id="2" w:name="_Toc242151092"/>
+      <w:bookmarkStart w:id="2" w:name="_Toc242271563"/>
       <w:r>
         <w:lastRenderedPageBreak/>
         <w:t>Training</w:t>
@@ -5730,7 +5730,7 @@
           <w:lang w:val="en-CA"/>
         </w:rPr>
       </w:pPr>
-      <w:bookmarkStart w:id="3" w:name="_Toc242151093"/>
+      <w:bookmarkStart w:id="3" w:name="_Toc242271564"/>
       <w:r>
         <w:rPr>
           <w:lang w:val="en-CA"/>
@@ -11152,7 +11152,20 @@
         <w:rPr>
           <w:lang w:val="en-CA"/>
         </w:rPr>
-        <w:t>“Are there any red flags in my unconscious that I should be worried about, some self-sabotaging tendencies?” Luke asked. “Will Knowledge have access to that information?”</w:t>
+        <w:t>“Are there any red flags in my unconscious that I should be worried about, some self-sabotaging tendencies?” Luke asked.</w:t>
+      </w:r>
+    </w:p>
+    <w:p>
+      <w:pPr>
+        <w:rPr>
+          <w:lang w:val="en-CA"/>
+        </w:rPr>
+      </w:pPr>
+      <w:r>
+        <w:rPr>
+          <w:lang w:val="en-CA"/>
+        </w:rPr>
+        <w:t>“Will Knowledge have access to that information?”</w:t>
       </w:r>
     </w:p>
     <w:p>
@@ -11187,6 +11200,120 @@
         <w:rPr>
           <w:lang w:val="en-CA"/>
         </w:rPr>
+        <w:t>“What happens if what we know is wrong?” Luke asked. “That is a common problem on Earth.”</w:t>
+      </w:r>
+    </w:p>
+    <w:p>
+      <w:pPr>
+        <w:rPr>
+          <w:lang w:val="en-CA"/>
+        </w:rPr>
+      </w:pPr>
+      <w:r>
+        <w:rPr>
+          <w:lang w:val="en-CA"/>
+        </w:rPr>
+        <w:t>“Knowledge is infallible,” Cindy said.</w:t>
+      </w:r>
+    </w:p>
+    <w:p>
+      <w:pPr>
+        <w:rPr>
+          <w:lang w:val="en-CA"/>
+        </w:rPr>
+      </w:pPr>
+      <w:r>
+        <w:rPr>
+          <w:lang w:val="en-CA"/>
+        </w:rPr>
+        <w:t>Luke blinked and then said, “I don’t under the concept of truth. What does that even mean?”</w:t>
+      </w:r>
+    </w:p>
+    <w:p>
+      <w:pPr>
+        <w:rPr>
+          <w:lang w:val="en-CA"/>
+        </w:rPr>
+      </w:pPr>
+      <w:r>
+        <w:rPr>
+          <w:lang w:val="en-CA"/>
+        </w:rPr>
+        <w:t>“What do you mean?” Gilbert asked. “Something is either true or false.”</w:t>
+      </w:r>
+    </w:p>
+    <w:p>
+      <w:pPr>
+        <w:rPr>
+          <w:lang w:val="en-CA"/>
+        </w:rPr>
+      </w:pPr>
+      <w:r>
+        <w:rPr>
+          <w:lang w:val="en-CA"/>
+        </w:rPr>
+        <w:t>“Not in the world I come from,” Luke said.</w:t>
+      </w:r>
+    </w:p>
+    <w:p>
+      <w:pPr>
+        <w:rPr>
+          <w:lang w:val="en-CA"/>
+        </w:rPr>
+      </w:pPr>
+      <w:r>
+        <w:rPr>
+          <w:lang w:val="en-CA"/>
+        </w:rPr>
+        <w:t>“Let me simplify things,” Cindy said.</w:t>
+      </w:r>
+      <w:r>
+        <w:rPr>
+          <w:lang w:val="en-CA"/>
+        </w:rPr>
+        <w:t xml:space="preserve"> “Knowledge knows everything that has ever happened on </w:t>
+      </w:r>
+      <w:r>
+        <w:t>Pallimustus and all the forces that affect Pallimustus.”</w:t>
+      </w:r>
+    </w:p>
+    <w:p>
+      <w:pPr>
+        <w:rPr>
+          <w:lang w:val="en-CA"/>
+        </w:rPr>
+      </w:pPr>
+      <w:r>
+        <w:rPr>
+          <w:lang w:val="en-CA"/>
+        </w:rPr>
+        <w:t>“Do you mean like cameras everywhere, recording everything?” Luke asked.</w:t>
+      </w:r>
+    </w:p>
+    <w:p>
+      <w:pPr>
+        <w:rPr>
+          <w:lang w:val="en-CA"/>
+        </w:rPr>
+      </w:pPr>
+      <w:r>
+        <w:rPr>
+          <w:lang w:val="en-CA"/>
+        </w:rPr>
+        <w:lastRenderedPageBreak/>
+        <w:t>“That’s correct,” Cindy said.</w:t>
+      </w:r>
+    </w:p>
+    <w:p>
+      <w:pPr>
+        <w:rPr>
+          <w:lang w:val="en-CA"/>
+        </w:rPr>
+      </w:pPr>
+      <w:r>
+        <w:rPr>
+          <w:lang w:val="en-CA"/>
+        </w:rPr>
         <w:t>Luke frowned and asked, “Does she have access to knowledge within my subconscious mind that I don’t have access to? How about knowledge psychological blocks prevent me from seeing?”</w:t>
       </w:r>
     </w:p>
@@ -11213,6 +11340,29 @@
         <w:rPr>
           <w:lang w:val="en-CA"/>
         </w:rPr>
+        <w:t>“Are you saying Knowledge is limited?” Graham asked, surprised.</w:t>
+      </w:r>
+    </w:p>
+    <w:p>
+      <w:pPr>
+        <w:rPr>
+          <w:lang w:val="en-CA"/>
+        </w:rPr>
+      </w:pPr>
+      <w:r>
+        <w:t>“Luke is asking for is knowledge of his soul. Souls aren’t part of or confined to this reality,” Cindy said.</w:t>
+      </w:r>
+    </w:p>
+    <w:p>
+      <w:pPr>
+        <w:rPr>
+          <w:lang w:val="en-CA"/>
+        </w:rPr>
+      </w:pPr>
+      <w:r>
+        <w:rPr>
+          <w:lang w:val="en-CA"/>
+        </w:rPr>
         <w:t xml:space="preserve">“That’s the best I can ask for,” Luke said. </w:t>
       </w:r>
       <w:proofErr w:type="gramStart"/>
@@ -11260,23 +11410,108 @@
         <w:rPr>
           <w:lang w:val="en-CA"/>
         </w:rPr>
-        <w:t>“Are you saying Knowledge is limited?” Graham asked, surprised.</w:t>
-      </w:r>
-    </w:p>
-    <w:p>
-      <w:pPr>
-        <w:rPr>
-          <w:lang w:val="en-CA"/>
-        </w:rPr>
-      </w:pPr>
-      <w:r>
-        <w:rPr>
-          <w:lang w:val="en-CA"/>
-        </w:rPr>
-        <w:t xml:space="preserve">“Knowledge knows everything that has ever happened on </w:t>
-      </w:r>
-      <w:r>
-        <w:t>Pallimustus and all the forces that affect Pallimustus,” Cindy said. “However, what Luke is asking for is knowledge of his soul. Souls aren’t part of or confined to this reality.”</w:t>
+        <w:t>“Knowledge hopes you visit sometime. If you’ll excuse me,” Cindy said. With that, she left.</w:t>
+      </w:r>
+    </w:p>
+    <w:p>
+      <w:pPr>
+        <w:rPr>
+          <w:lang w:val="en-CA"/>
+        </w:rPr>
+      </w:pPr>
+      <w:r>
+        <w:rPr>
+          <w:lang w:val="en-CA"/>
+        </w:rPr>
+        <w:t>“I finished,” Luke said and Mildred took the forms.</w:t>
+      </w:r>
+    </w:p>
+    <w:p>
+      <w:pPr>
+        <w:rPr>
+          <w:lang w:val="en-CA"/>
+        </w:rPr>
+      </w:pPr>
+      <w:r>
+        <w:rPr>
+          <w:lang w:val="en-CA"/>
+        </w:rPr>
+        <w:t>“Thank you Luke,” Graham said. “I’ll be back with your stones.”</w:t>
+      </w:r>
+    </w:p>
+    <w:p>
+      <w:pPr>
+        <w:rPr>
+          <w:lang w:val="en-CA"/>
+        </w:rPr>
+      </w:pPr>
+      <w:r>
+        <w:rPr>
+          <w:lang w:val="en-CA"/>
+        </w:rPr>
+        <w:t>“When can we leave?</w:t>
+      </w:r>
+      <w:r>
+        <w:rPr>
+          <w:lang w:val="en-CA"/>
+        </w:rPr>
+        <w:t>” I asked.</w:t>
+      </w:r>
+      <w:r>
+        <w:rPr>
+          <w:lang w:val="en-CA"/>
+        </w:rPr>
+        <w:t xml:space="preserve"> </w:t>
+      </w:r>
+      <w:r>
+        <w:rPr>
+          <w:lang w:val="en-CA"/>
+        </w:rPr>
+        <w:t>“</w:t>
+      </w:r>
+      <w:r>
+        <w:rPr>
+          <w:lang w:val="en-CA"/>
+        </w:rPr>
+        <w:t>This place is getting suffocating</w:t>
+      </w:r>
+      <w:r>
+        <w:rPr>
+          <w:lang w:val="en-CA"/>
+        </w:rPr>
+        <w:t>.</w:t>
+      </w:r>
+      <w:r>
+        <w:rPr>
+          <w:lang w:val="en-CA"/>
+        </w:rPr>
+        <w:t>” The crushing weight of the auras of all the bronze and silver level people were getting to me.</w:t>
+      </w:r>
+    </w:p>
+    <w:p>
+      <w:pPr>
+        <w:rPr>
+          <w:lang w:val="en-CA"/>
+        </w:rPr>
+      </w:pPr>
+      <w:r>
+        <w:rPr>
+          <w:lang w:val="en-CA"/>
+        </w:rPr>
+        <w:t>I didn’t look forward to meeting my teachers, and not just because they would scold me for running off with a boy. They liked using their auras to discipline me. I hated that.</w:t>
+      </w:r>
+    </w:p>
+    <w:p>
+      <w:pPr>
+        <w:rPr>
+          <w:lang w:val="en-CA"/>
+        </w:rPr>
+      </w:pPr>
+      <w:r>
+        <w:rPr>
+          <w:lang w:val="en-CA"/>
+        </w:rPr>
+        <w:t>“I know what you mean,” Luke said. “However, I believe this is part of our training, isn’t it?”</w:t>
       </w:r>
     </w:p>
     <w:p>
@@ -11290,123 +11525,6 @@
           <w:lang w:val="en-CA"/>
         </w:rPr>
         <w:lastRenderedPageBreak/>
-        <w:t>“Does that mean self delusion will not contaminate the data, or mortal interference?” Luke asked.</w:t>
-      </w:r>
-    </w:p>
-    <w:p>
-      <w:pPr>
-        <w:rPr>
-          <w:lang w:val="en-CA"/>
-        </w:rPr>
-      </w:pPr>
-      <w:r>
-        <w:rPr>
-          <w:lang w:val="en-CA"/>
-        </w:rPr>
-        <w:t>“That is correct,” Cindy said.</w:t>
-      </w:r>
-    </w:p>
-    <w:p>
-      <w:pPr>
-        <w:rPr>
-          <w:lang w:val="en-CA"/>
-        </w:rPr>
-      </w:pPr>
-      <w:r>
-        <w:rPr>
-          <w:lang w:val="en-CA"/>
-        </w:rPr>
-        <w:t>“The Earth really could use that,” Luke said. “Thank you for that information.”</w:t>
-      </w:r>
-    </w:p>
-    <w:p>
-      <w:pPr>
-        <w:rPr>
-          <w:lang w:val="en-CA"/>
-        </w:rPr>
-      </w:pPr>
-      <w:r>
-        <w:rPr>
-          <w:lang w:val="en-CA"/>
-        </w:rPr>
-        <w:t>“Knowledge hopes you visit sometime. If you’ll excuse me,” Cindy said. With that, she left.</w:t>
-      </w:r>
-    </w:p>
-    <w:p>
-      <w:pPr>
-        <w:rPr>
-          <w:lang w:val="en-CA"/>
-        </w:rPr>
-      </w:pPr>
-      <w:r>
-        <w:rPr>
-          <w:lang w:val="en-CA"/>
-        </w:rPr>
-        <w:t>“I finished,” Luke said and Mildred took the forms.</w:t>
-      </w:r>
-    </w:p>
-    <w:p>
-      <w:pPr>
-        <w:rPr>
-          <w:lang w:val="en-CA"/>
-        </w:rPr>
-      </w:pPr>
-      <w:r>
-        <w:rPr>
-          <w:lang w:val="en-CA"/>
-        </w:rPr>
-        <w:t>“Thank you Luke,” Graham said. “I’ll be back with your stones.”</w:t>
-      </w:r>
-    </w:p>
-    <w:p>
-      <w:pPr>
-        <w:rPr>
-          <w:lang w:val="en-CA"/>
-        </w:rPr>
-      </w:pPr>
-      <w:r>
-        <w:rPr>
-          <w:lang w:val="en-CA"/>
-        </w:rPr>
-        <w:t>“When can we leave? This place is getting suffocating,” I said. The crushing weight of the auras of all the bronze and silver level people were getting to me.</w:t>
-      </w:r>
-    </w:p>
-    <w:p>
-      <w:pPr>
-        <w:rPr>
-          <w:lang w:val="en-CA"/>
-        </w:rPr>
-      </w:pPr>
-      <w:r>
-        <w:rPr>
-          <w:lang w:val="en-CA"/>
-        </w:rPr>
-        <w:t>I didn’t look forward to meeting my teachers, and not just because they would scold me for running off with a boy. They liked using their auras to discipline me. I hated that.</w:t>
-      </w:r>
-    </w:p>
-    <w:p>
-      <w:pPr>
-        <w:rPr>
-          <w:lang w:val="en-CA"/>
-        </w:rPr>
-      </w:pPr>
-      <w:r>
-        <w:rPr>
-          <w:lang w:val="en-CA"/>
-        </w:rPr>
-        <w:t>“I know what you mean,” Luke said. “However, I believe this is part of our training, isn’t it?”</w:t>
-      </w:r>
-    </w:p>
-    <w:p>
-      <w:pPr>
-        <w:rPr>
-          <w:lang w:val="en-CA"/>
-        </w:rPr>
-      </w:pPr>
-      <w:r>
-        <w:rPr>
-          <w:lang w:val="en-CA"/>
-        </w:rPr>
         <w:t>“Indeed it is,” Gilbert said. “This is another great reason to be here. The more high level auras you are exposed to the better your tolerance for aura suppression.”</w:t>
       </w:r>
     </w:p>
@@ -11420,7 +11538,19 @@
         <w:rPr>
           <w:lang w:val="en-CA"/>
         </w:rPr>
-        <w:t>“Hear is your badge for the Magic Society,” Mildred said.</w:t>
+        <w:t>“Her</w:t>
+      </w:r>
+      <w:r>
+        <w:rPr>
+          <w:lang w:val="en-CA"/>
+        </w:rPr>
+        <w:t>e</w:t>
+      </w:r>
+      <w:r>
+        <w:rPr>
+          <w:lang w:val="en-CA"/>
+        </w:rPr>
+        <w:t xml:space="preserve"> is your badge for the Magic Society,” Mildred said.</w:t>
       </w:r>
     </w:p>
     <w:p>
@@ -11459,60 +11589,1704 @@
         <w:rPr>
           <w:lang w:val="en-CA"/>
         </w:rPr>
+        <w:t>With that, black smoke engulfed Luke and he appeared in a black tux with a cape and top-hat. The material was black like the night sky, and speckled with stars.</w:t>
+      </w:r>
+    </w:p>
+    <w:p>
+      <w:pPr>
+        <w:rPr>
+          <w:lang w:val="en-CA"/>
+        </w:rPr>
+      </w:pPr>
+      <w:r>
+        <w:rPr>
+          <w:lang w:val="en-CA"/>
+        </w:rPr>
+        <w:t>“That’s gorgeous,” I exclaimed. “You look like a magician.”</w:t>
+      </w:r>
+    </w:p>
+    <w:p>
+      <w:pPr>
+        <w:rPr>
+          <w:lang w:val="en-CA"/>
+        </w:rPr>
+      </w:pPr>
+      <w:r>
+        <w:rPr>
+          <w:lang w:val="en-CA"/>
+        </w:rPr>
+        <w:t>“Why thank you young lady,” Luke said and tipped his hat to me. “I can also change the colors to reflect nebulas, or even solid colors.”</w:t>
+      </w:r>
+    </w:p>
+    <w:p>
+      <w:pPr>
+        <w:rPr>
+          <w:lang w:val="en-CA"/>
+        </w:rPr>
+      </w:pPr>
+      <w:r>
+        <w:rPr>
+          <w:lang w:val="en-CA"/>
+        </w:rPr>
+        <w:t>The clothes transformed into a multicolored swirl of gaseous colors, then single pastel colors.</w:t>
+      </w:r>
+    </w:p>
+    <w:p>
+      <w:pPr>
+        <w:rPr>
+          <w:lang w:val="en-CA"/>
+        </w:rPr>
+      </w:pPr>
+      <w:r>
+        <w:rPr>
+          <w:lang w:val="en-CA"/>
+        </w:rPr>
+        <w:t>“Who wants strawberry ice-cream?” Luke asked and the suit became strawberry ice-cream pink.</w:t>
+      </w:r>
+    </w:p>
+    <w:p>
+      <w:pPr>
+        <w:rPr>
+          <w:lang w:val="en-CA"/>
+        </w:rPr>
+      </w:pPr>
+      <w:proofErr w:type="gramStart"/>
+      <w:r>
+        <w:rPr>
+          <w:lang w:val="en-CA"/>
+        </w:rPr>
+        <w:t>“Strawberry ice-cream?”</w:t>
+      </w:r>
+      <w:proofErr w:type="gramEnd"/>
+      <w:r>
+        <w:rPr>
+          <w:lang w:val="en-CA"/>
+        </w:rPr>
+        <w:t xml:space="preserve"> Gilbert asked.</w:t>
+      </w:r>
+    </w:p>
+    <w:p>
+      <w:pPr>
+        <w:rPr>
+          <w:lang w:val="en-CA"/>
+        </w:rPr>
+      </w:pPr>
+      <w:r>
+        <w:rPr>
+          <w:lang w:val="en-CA"/>
+        </w:rPr>
+        <w:t>“That is a delicious frozen desert on Earth,” Luke said. “And here is a suit suitable for my hair.” The tux combo turned fire engine red.</w:t>
+      </w:r>
+    </w:p>
+    <w:p>
+      <w:pPr>
+        <w:rPr>
+          <w:lang w:val="en-CA"/>
+        </w:rPr>
+      </w:pPr>
+      <w:r>
+        <w:rPr>
+          <w:lang w:val="en-CA"/>
+        </w:rPr>
+        <w:t>Luke looked at his hat and said, “I wonder if I can pull a rabbit out of my hat.”</w:t>
+      </w:r>
+    </w:p>
+    <w:p>
+      <w:pPr>
+        <w:rPr>
+          <w:lang w:val="en-CA"/>
+        </w:rPr>
+      </w:pPr>
+      <w:r>
+        <w:rPr>
+          <w:lang w:val="en-CA"/>
+        </w:rPr>
+        <w:t>He reached in and pulled out a sandwich. “Oops, that’s lunch.”</w:t>
+      </w:r>
+    </w:p>
+    <w:p>
+      <w:pPr>
+        <w:rPr>
+          <w:lang w:val="en-CA"/>
+        </w:rPr>
+      </w:pPr>
+      <w:r>
+        <w:rPr>
+          <w:lang w:val="en-CA"/>
+        </w:rPr>
+        <w:t>Again he reached in and this time pulled out a slipper. “What is this doing here?”</w:t>
+      </w:r>
+    </w:p>
+    <w:p>
+      <w:pPr>
+        <w:rPr>
+          <w:lang w:val="en-CA"/>
+        </w:rPr>
+      </w:pPr>
+      <w:r>
+        <w:rPr>
+          <w:lang w:val="en-CA"/>
+        </w:rPr>
         <w:lastRenderedPageBreak/>
-        <w:t>With that, black smoke engulfed Luke and he appeared in a black tux with a cape and top-hat. The material was black like the night sky, and speckled with stars.</w:t>
-      </w:r>
-    </w:p>
-    <w:p>
-      <w:pPr>
-        <w:rPr>
-          <w:lang w:val="en-CA"/>
-        </w:rPr>
-      </w:pPr>
-      <w:r>
-        <w:rPr>
-          <w:lang w:val="en-CA"/>
-        </w:rPr>
-        <w:t>“That’s gorgeous,” I exclaimed. “You look like a magician.”</w:t>
-      </w:r>
-    </w:p>
-    <w:p>
-      <w:pPr>
-        <w:rPr>
-          <w:lang w:val="en-CA"/>
-        </w:rPr>
-      </w:pPr>
-      <w:r>
-        <w:rPr>
-          <w:lang w:val="en-CA"/>
-        </w:rPr>
-        <w:t>“Why thank you young lady,” Luke said and tipped his hat to me. “I can also change the colors to reflect nebulas, or even solid colors.”</w:t>
-      </w:r>
-    </w:p>
-    <w:p>
-      <w:pPr>
-        <w:rPr>
-          <w:lang w:val="en-CA"/>
-        </w:rPr>
-      </w:pPr>
-      <w:r>
-        <w:rPr>
-          <w:lang w:val="en-CA"/>
-        </w:rPr>
-        <w:t>The clothes transformed into a multicolored swirl of gaseous colors, then single pastel colors.</w:t>
-      </w:r>
-    </w:p>
-    <w:p>
-      <w:pPr>
-        <w:rPr>
-          <w:lang w:val="en-CA"/>
-        </w:rPr>
-      </w:pPr>
-      <w:r>
-        <w:rPr>
-          <w:lang w:val="en-CA"/>
-        </w:rPr>
-        <w:t>“Who wants strawberry ice-cream?” Luke asked and the suit became strawberry ice-cream pink.</w:t>
+        <w:t>People around began taking notice.</w:t>
+      </w:r>
+    </w:p>
+    <w:p>
+      <w:pPr>
+        <w:rPr>
+          <w:lang w:val="en-CA"/>
+        </w:rPr>
+      </w:pPr>
+      <w:r>
+        <w:rPr>
+          <w:i/>
+          <w:lang w:val="en-CA"/>
+        </w:rPr>
+        <w:t>‘Susie, jump as if someone touched your butt when I reach my hand into the hat</w:t>
+      </w:r>
+      <w:r>
+        <w:rPr>
+          <w:lang w:val="en-CA"/>
+        </w:rPr>
+        <w:t>,’ Luke signed.</w:t>
+      </w:r>
+    </w:p>
+    <w:p>
+      <w:pPr>
+        <w:rPr>
+          <w:lang w:val="en-CA"/>
+        </w:rPr>
+      </w:pPr>
+      <w:r>
+        <w:rPr>
+          <w:lang w:val="en-CA"/>
+        </w:rPr>
+        <w:t>Luke shoved his hand into his hat. I dutifully squeaked, held my ass, turned around and said, “Who touched me.”</w:t>
+      </w:r>
+    </w:p>
+    <w:p>
+      <w:pPr>
+        <w:rPr>
+          <w:lang w:val="en-CA"/>
+        </w:rPr>
+      </w:pPr>
+      <w:r>
+        <w:rPr>
+          <w:lang w:val="en-CA"/>
+        </w:rPr>
+        <w:t>Several people in the area laughed.</w:t>
+      </w:r>
+    </w:p>
+    <w:p>
+      <w:pPr>
+        <w:rPr>
+          <w:lang w:val="en-CA"/>
+        </w:rPr>
+      </w:pPr>
+      <w:r>
+        <w:rPr>
+          <w:lang w:val="en-CA"/>
+        </w:rPr>
+        <w:t xml:space="preserve">Graham arrived and said, “Here are the stones. I have a Light based perception skill for Susie and a </w:t>
+      </w:r>
+      <w:r>
+        <w:rPr>
+          <w:lang w:val="en-CA"/>
+        </w:rPr>
+        <w:t xml:space="preserve">common type Aura </w:t>
+      </w:r>
+      <w:r>
+        <w:rPr>
+          <w:lang w:val="en-CA"/>
+        </w:rPr>
+        <w:t>skill for Luke.”</w:t>
+      </w:r>
+    </w:p>
+    <w:p>
+      <w:pPr>
+        <w:rPr>
+          <w:lang w:val="en-CA"/>
+        </w:rPr>
+      </w:pPr>
+      <w:r>
+        <w:rPr>
+          <w:lang w:val="en-CA"/>
+        </w:rPr>
+        <w:t>I took my stone and my hand glowed, showing my bones like and x-ray. Luke took his stone and his hand glowed like a stage show.</w:t>
+      </w:r>
+    </w:p>
+    <w:p>
+      <w:pPr>
+        <w:rPr>
+          <w:lang w:val="en-CA"/>
+        </w:rPr>
+      </w:pPr>
+      <w:r>
+        <w:rPr>
+          <w:lang w:val="en-CA"/>
+        </w:rPr>
+        <w:t>“What did you get,” Graham said.</w:t>
+      </w:r>
+    </w:p>
+    <w:p>
+      <w:pPr>
+        <w:rPr>
+          <w:lang w:val="en-CA"/>
+        </w:rPr>
+      </w:pPr>
+      <w:r>
+        <w:rPr>
+          <w:lang w:val="en-CA"/>
+        </w:rPr>
+        <w:t>“I got an aura ability called Theatre,” Luke said. “Damn, I think my subconscious is trying to turn me into a stage magician.</w:t>
+      </w:r>
+      <w:r>
+        <w:rPr>
+          <w:lang w:val="en-CA"/>
+        </w:rPr>
+        <w:t>”</w:t>
+      </w:r>
+    </w:p>
+    <w:p>
+      <w:pPr>
+        <w:rPr>
+          <w:lang w:val="en-CA"/>
+        </w:rPr>
+      </w:pPr>
+      <w:r>
+        <w:rPr>
+          <w:lang w:val="en-CA"/>
+        </w:rPr>
+        <w:t>“What is a stage magician?” Gilbert asked.</w:t>
+      </w:r>
+    </w:p>
+    <w:p>
+      <w:pPr>
+        <w:rPr>
+          <w:lang w:val="en-CA"/>
+        </w:rPr>
+      </w:pPr>
+      <w:r>
+        <w:rPr>
+          <w:lang w:val="en-CA"/>
+        </w:rPr>
+        <w:t xml:space="preserve">“It’s an entertainer who uses sleight of hand, and psychology and misdirection to give people the illusion that magic exists,” Luke said. “I never bothered with </w:t>
+      </w:r>
+      <w:r>
+        <w:rPr>
+          <w:lang w:val="en-CA"/>
+        </w:rPr>
+        <w:t xml:space="preserve">it </w:t>
+      </w:r>
+      <w:r>
+        <w:rPr>
+          <w:lang w:val="en-CA"/>
+        </w:rPr>
+        <w:t>since I want</w:t>
+      </w:r>
+      <w:r>
+        <w:rPr>
+          <w:lang w:val="en-CA"/>
+        </w:rPr>
+        <w:t xml:space="preserve"> the real thing, not illusions.</w:t>
+      </w:r>
+    </w:p>
+    <w:p>
+      <w:pPr>
+        <w:rPr>
+          <w:lang w:val="en-CA"/>
+        </w:rPr>
+      </w:pPr>
+      <w:r>
+        <w:rPr>
+          <w:lang w:val="en-CA"/>
+        </w:rPr>
+        <w:t>“This is how the magician dresses.”</w:t>
+      </w:r>
+    </w:p>
+    <w:p>
+      <w:pPr>
+        <w:rPr>
+          <w:lang w:val="en-CA"/>
+        </w:rPr>
+      </w:pPr>
+      <w:r>
+        <w:rPr>
+          <w:lang w:val="en-CA"/>
+        </w:rPr>
+        <w:t>Luke took my hand in his and kissed it like a gentleman.</w:t>
+      </w:r>
+    </w:p>
+    <w:p>
+      <w:pPr>
+        <w:rPr>
+          <w:lang w:val="en-CA"/>
+        </w:rPr>
+      </w:pPr>
+      <w:r>
+        <w:rPr>
+          <w:lang w:val="en-CA"/>
+        </w:rPr>
+        <w:t>“I even have a lovely assistant,” he said with a smile.</w:t>
+      </w:r>
+    </w:p>
+    <w:p>
+      <w:pPr>
+        <w:rPr>
+          <w:lang w:val="en-CA"/>
+        </w:rPr>
+      </w:pPr>
+      <w:r>
+        <w:rPr>
+          <w:lang w:val="en-CA"/>
+        </w:rPr>
+        <w:t>With heart fluttering, I said, “Yes Luke, I will always be your lovely assistant.”</w:t>
+      </w:r>
+    </w:p>
+    <w:p>
+      <w:pPr>
+        <w:rPr>
+          <w:lang w:val="en-CA"/>
+        </w:rPr>
+      </w:pPr>
+      <w:r>
+        <w:rPr>
+          <w:lang w:val="en-CA"/>
+        </w:rPr>
+        <w:t>Everyone in the room clapped.</w:t>
+      </w:r>
+    </w:p>
+    <w:p>
+      <w:pPr>
+        <w:rPr>
+          <w:lang w:val="en-CA"/>
+        </w:rPr>
+      </w:pPr>
+      <w:r>
+        <w:rPr>
+          <w:lang w:val="en-CA"/>
+        </w:rPr>
+        <w:lastRenderedPageBreak/>
+        <w:t xml:space="preserve">“That’s so </w:t>
+      </w:r>
+      <w:r>
+        <w:rPr>
+          <w:lang w:val="en-CA"/>
+        </w:rPr>
+        <w:t>romantic</w:t>
+      </w:r>
+      <w:r>
+        <w:rPr>
+          <w:lang w:val="en-CA"/>
+        </w:rPr>
+        <w:t>,” Mildred said. “This is the first time I witnessed a marriage proposal.”</w:t>
+      </w:r>
+    </w:p>
+    <w:p>
+      <w:pPr>
+        <w:rPr>
+          <w:lang w:val="en-CA"/>
+        </w:rPr>
+      </w:pPr>
+      <w:r>
+        <w:rPr>
+          <w:lang w:val="en-CA"/>
+        </w:rPr>
+        <w:t>Luke blinked in confusion. I don’t think he realised he proposed to me. He signed and then said, “We will need to speak to your parents first.”</w:t>
+      </w:r>
+    </w:p>
+    <w:p>
+      <w:pPr>
+        <w:rPr>
+          <w:lang w:val="en-CA"/>
+        </w:rPr>
+      </w:pPr>
+      <w:r>
+        <w:rPr>
+          <w:lang w:val="en-CA"/>
+        </w:rPr>
+        <w:t>“I’m sure they will say yes when they see you,” I said happily.</w:t>
+      </w:r>
+    </w:p>
+    <w:p>
+      <w:pPr>
+        <w:rPr>
+          <w:lang w:val="en-CA"/>
+        </w:rPr>
+      </w:pPr>
+      <w:r>
+        <w:rPr>
+          <w:lang w:val="en-CA"/>
+        </w:rPr>
+        <w:t>“If that’s all, then we should leave,” Gilbert said.</w:t>
+      </w:r>
+    </w:p>
+    <w:p>
+      <w:r>
+        <w:rPr>
+          <w:lang w:val="en-CA"/>
+        </w:rPr>
+        <w:t xml:space="preserve">“Before you go, I have a skill book on </w:t>
+      </w:r>
+      <w:r>
+        <w:t>Ritual Magic</w:t>
+      </w:r>
+      <w:r>
+        <w:t xml:space="preserve"> for you</w:t>
+      </w:r>
+      <w:r>
+        <w:t xml:space="preserve">," Graham said. “I also have a book on everyday magic so </w:t>
+      </w:r>
+      <w:r>
+        <w:t>you</w:t>
+      </w:r>
+      <w:r>
+        <w:t xml:space="preserve"> can start training.</w:t>
+      </w:r>
+      <w:r>
+        <w:t>”</w:t>
+      </w:r>
+    </w:p>
+    <w:p>
+      <w:r>
+        <w:t>“Thank you Mr. Graham,” Luke said and accepted the books.</w:t>
+      </w:r>
+    </w:p>
+    <w:p>
+      <w:pPr>
+        <w:rPr>
+          <w:lang w:val="en-CA"/>
+        </w:rPr>
+      </w:pPr>
+      <w:r>
+        <w:rPr>
+          <w:lang w:val="en-CA"/>
+        </w:rPr>
+        <w:t>“Use it before you go to sleep,” Gilbert said and Luke put it away.</w:t>
+      </w:r>
+    </w:p>
+    <w:p>
+      <w:pPr>
+        <w:rPr>
+          <w:lang w:val="en-CA"/>
+        </w:rPr>
+      </w:pPr>
+      <w:r>
+        <w:rPr>
+          <w:lang w:val="en-CA"/>
+        </w:rPr>
+        <w:t>“See you later Graham. Okay, then let’s go,” Gilbert said and we followed. He paused and then turned to us, holding stacks of Iron coins in his hands.</w:t>
+      </w:r>
+    </w:p>
+    <w:p>
+      <w:pPr>
+        <w:rPr>
+          <w:lang w:val="en-CA"/>
+        </w:rPr>
+      </w:pPr>
+      <w:r>
+        <w:rPr>
+          <w:lang w:val="en-CA"/>
+        </w:rPr>
+        <w:t>“What is this for?” Luke asked and took his coins.</w:t>
+      </w:r>
+    </w:p>
+    <w:p>
+      <w:pPr>
+        <w:rPr>
+          <w:lang w:val="en-CA"/>
+        </w:rPr>
+      </w:pPr>
+      <w:r>
+        <w:rPr>
+          <w:lang w:val="en-CA"/>
+        </w:rPr>
+        <w:t>“Us essence users don’t require food,” Gilbert said. “Instead we can live on spirit coins. Just pop one into your mouth when you feel hungry. Try one now.”</w:t>
+      </w:r>
+    </w:p>
+    <w:p>
+      <w:pPr>
+        <w:rPr>
+          <w:lang w:val="en-CA"/>
+        </w:rPr>
+      </w:pPr>
+      <w:r>
+        <w:rPr>
+          <w:lang w:val="en-CA"/>
+        </w:rPr>
+        <w:t>“As long as we don’t poop coins, or break a tooth,” Luke said and popped one into his mouth.</w:t>
+      </w:r>
+    </w:p>
+    <w:p>
+      <w:pPr>
+        <w:rPr>
+          <w:lang w:val="en-CA"/>
+        </w:rPr>
+      </w:pPr>
+      <w:r>
+        <w:rPr>
+          <w:lang w:val="en-CA"/>
+        </w:rPr>
+        <w:t>“Essence users don’t poop, even when eating regular food,” Gilbert said.</w:t>
+      </w:r>
+    </w:p>
+    <w:p>
+      <w:pPr>
+        <w:rPr>
+          <w:lang w:val="en-CA"/>
+        </w:rPr>
+      </w:pPr>
+      <w:r>
+        <w:rPr>
+          <w:lang w:val="en-CA"/>
+        </w:rPr>
+        <w:t>“That’s convenient,” Luke said. “However, you don’t understand the joy of a good poop.”</w:t>
+      </w:r>
+    </w:p>
+    <w:p>
+      <w:pPr>
+        <w:rPr>
+          <w:lang w:val="en-CA"/>
+        </w:rPr>
+      </w:pPr>
+      <w:r>
+        <w:rPr>
+          <w:lang w:val="en-CA"/>
+        </w:rPr>
+        <w:lastRenderedPageBreak/>
+        <w:t>I put my money away and popped one into my mouth. It dissolved in my mouth, making me feel full and refreshed.</w:t>
+      </w:r>
+    </w:p>
+    <w:p>
+      <w:pPr>
+        <w:rPr>
+          <w:lang w:val="en-CA"/>
+        </w:rPr>
+      </w:pPr>
+      <w:r>
+        <w:rPr>
+          <w:lang w:val="en-CA"/>
+        </w:rPr>
+        <w:t>Luke frowned and said, “We eat money. How odd. Then again, we use money to get food, so it’s not so odd. Tastes oddly tingly but refreshing…</w:t>
+      </w:r>
+    </w:p>
+    <w:p>
+      <w:pPr>
+        <w:rPr>
+          <w:lang w:val="en-CA"/>
+        </w:rPr>
+      </w:pPr>
+      <w:r>
+        <w:rPr>
+          <w:lang w:val="en-CA"/>
+        </w:rPr>
+        <w:t>“Also, will an essence user get fat if they eat too many?”</w:t>
+      </w:r>
+    </w:p>
+    <w:p>
+      <w:pPr>
+        <w:rPr>
+          <w:lang w:val="en-CA"/>
+        </w:rPr>
+      </w:pPr>
+      <w:r>
+        <w:rPr>
+          <w:lang w:val="en-CA"/>
+        </w:rPr>
+        <w:t>“I don’t know,” Gilbert said. “I don’t know anyone who eats more than they need.”</w:t>
+      </w:r>
+    </w:p>
+    <w:p>
+      <w:pPr>
+        <w:rPr>
+          <w:lang w:val="en-CA"/>
+        </w:rPr>
+      </w:pPr>
+      <w:r>
+        <w:rPr>
+          <w:lang w:val="en-CA"/>
+        </w:rPr>
+        <w:t>We followed Gilbert out the doors. He got on his skimmer and said, “Your training starts now. We shall see how your stamina holds up.”</w:t>
+      </w:r>
+    </w:p>
+    <w:p>
+      <w:pPr>
+        <w:rPr>
+          <w:lang w:val="en-CA"/>
+        </w:rPr>
+      </w:pPr>
+      <w:r>
+        <w:rPr>
+          <w:lang w:val="en-CA"/>
+        </w:rPr>
+        <w:t>Gilbert took off and Luke and I ran to catch up.</w:t>
+      </w:r>
+    </w:p>
+    <w:p>
+      <w:pPr>
+        <w:rPr>
+          <w:lang w:val="en-CA"/>
+        </w:rPr>
+      </w:pPr>
+      <w:r>
+        <w:rPr>
+          <w:lang w:val="en-CA"/>
+        </w:rPr>
+        <w:t>The jog was easy for the both of us. Then Gilbert sped up, forcing us to run faster, and then faster.</w:t>
+      </w:r>
+    </w:p>
+    <w:p>
+      <w:pPr>
+        <w:rPr>
+          <w:lang w:val="en-CA"/>
+        </w:rPr>
+      </w:pPr>
+      <w:r>
+        <w:rPr>
+          <w:lang w:val="en-CA"/>
+        </w:rPr>
+        <w:t>Luke started getting winded. The more we ran, the more exhausted he looked.</w:t>
+      </w:r>
+    </w:p>
+    <w:p>
+      <w:pPr>
+        <w:rPr>
+          <w:lang w:val="en-CA"/>
+        </w:rPr>
+      </w:pPr>
+      <w:r>
+        <w:rPr>
+          <w:lang w:val="en-CA"/>
+        </w:rPr>
+        <w:t>“Are you okay?” I asked worriedly.</w:t>
+      </w:r>
+    </w:p>
+    <w:p>
+      <w:pPr>
+        <w:rPr>
+          <w:lang w:val="en-CA"/>
+        </w:rPr>
+      </w:pPr>
+      <w:r>
+        <w:rPr>
+          <w:lang w:val="en-CA"/>
+        </w:rPr>
+        <w:t>“I don’t think this will kill me,” Luke said between gasps. “Yet...”</w:t>
+      </w:r>
+    </w:p>
+    <w:p>
+      <w:pPr>
+        <w:rPr>
+          <w:lang w:val="en-CA"/>
+        </w:rPr>
+      </w:pPr>
+      <w:r>
+        <w:rPr>
+          <w:lang w:val="en-CA"/>
+        </w:rPr>
+        <w:t>By the time we arrived at the school property, Luke looked as if he was going to faint. I was winded but I was used to this.</w:t>
+      </w:r>
+    </w:p>
+    <w:p>
+      <w:pPr>
+        <w:rPr>
+          <w:lang w:val="en-CA"/>
+        </w:rPr>
+      </w:pPr>
+      <w:r>
+        <w:rPr>
+          <w:lang w:val="en-CA"/>
+        </w:rPr>
+        <w:t>“Did you use Reduce Gravity?” Gilbert asked.</w:t>
+      </w:r>
+    </w:p>
+    <w:p>
+      <w:pPr>
+        <w:rPr>
+          <w:lang w:val="en-CA"/>
+        </w:rPr>
+      </w:pPr>
+      <w:r>
+        <w:rPr>
+          <w:lang w:val="en-CA"/>
+        </w:rPr>
+        <w:t>Luke shook his head, unable to speak.</w:t>
+      </w:r>
+    </w:p>
+    <w:p>
+      <w:pPr>
+        <w:rPr>
+          <w:lang w:val="en-CA"/>
+        </w:rPr>
+      </w:pPr>
+      <w:r>
+        <w:rPr>
+          <w:lang w:val="en-CA"/>
+        </w:rPr>
+        <w:t>“I’m impressed Luke,” Gilbert said. “I do have good news. The real fun starts tomorrow.”</w:t>
+      </w:r>
+    </w:p>
+    <w:p>
+      <w:pPr>
+        <w:rPr>
+          <w:lang w:val="en-CA"/>
+        </w:rPr>
+      </w:pPr>
+      <w:r>
+        <w:rPr>
+          <w:lang w:val="en-CA"/>
+        </w:rPr>
+        <w:t>“Yippy,” Luke slurred.</w:t>
+      </w:r>
+    </w:p>
+    <w:p>
+      <w:pPr>
+        <w:rPr>
+          <w:lang w:val="en-CA"/>
+        </w:rPr>
+      </w:pPr>
+      <w:r>
+        <w:rPr>
+          <w:lang w:val="en-CA"/>
+        </w:rPr>
+        <w:lastRenderedPageBreak/>
+        <w:t>“Have a coin Luke, then run back to the Magic Society building and back 20 times.”</w:t>
+      </w:r>
+    </w:p>
+    <w:p>
+      <w:pPr>
+        <w:rPr>
+          <w:lang w:val="en-CA"/>
+        </w:rPr>
+      </w:pPr>
+      <w:r>
+        <w:rPr>
+          <w:lang w:val="en-CA"/>
+        </w:rPr>
+        <w:t>“I’ll go too,” I said.</w:t>
+      </w:r>
+    </w:p>
+    <w:p>
+      <w:pPr>
+        <w:rPr>
+          <w:lang w:val="en-CA"/>
+        </w:rPr>
+      </w:pPr>
+      <w:r>
+        <w:rPr>
+          <w:lang w:val="en-CA"/>
+        </w:rPr>
+        <w:t>“Absolutely not,” Luke said in a tired voice as he ate a coin.</w:t>
+      </w:r>
+    </w:p>
+    <w:p>
+      <w:pPr>
+        <w:rPr>
+          <w:lang w:val="en-CA"/>
+        </w:rPr>
+      </w:pPr>
+      <w:r>
+        <w:rPr>
+          <w:lang w:val="en-CA"/>
+        </w:rPr>
+        <w:t>Luke turned to me and said, “You my dear are a warrior princess, who was trained by elites since childhood. I am a magic user.</w:t>
+      </w:r>
+    </w:p>
+    <w:p>
+      <w:pPr>
+        <w:rPr>
+          <w:lang w:val="en-CA"/>
+        </w:rPr>
+      </w:pPr>
+      <w:r>
+        <w:rPr>
+          <w:lang w:val="en-CA"/>
+        </w:rPr>
+        <w:t>“Our training must be tailored to us or this will be just a complete waste of time. We will have plenty of time together when the training ends. Now we focus on getting strong.</w:t>
+      </w:r>
+    </w:p>
+    <w:p>
+      <w:pPr>
+        <w:rPr>
+          <w:lang w:val="en-CA"/>
+        </w:rPr>
+      </w:pPr>
+      <w:r>
+        <w:rPr>
+          <w:lang w:val="en-CA"/>
+        </w:rPr>
+        <w:t>“See you later.”</w:t>
+      </w:r>
+    </w:p>
+    <w:p>
+      <w:pPr>
+        <w:rPr>
+          <w:lang w:val="en-CA"/>
+        </w:rPr>
+      </w:pPr>
+      <w:r>
+        <w:rPr>
+          <w:lang w:val="en-CA"/>
+        </w:rPr>
+        <w:t>Luke dashed off.</w:t>
+      </w:r>
+    </w:p>
+    <w:p>
+      <w:pPr>
+        <w:rPr>
+          <w:lang w:val="en-CA"/>
+        </w:rPr>
+      </w:pPr>
+      <w:r>
+        <w:rPr>
+          <w:lang w:val="en-CA"/>
+        </w:rPr>
+        <w:t>“Luke is right,” Gilbert said. “Remember what you’re fighting for. You will have plenty of time to cuddle up with your boyfriend when the training completes.</w:t>
+      </w:r>
+    </w:p>
+    <w:p>
+      <w:pPr>
+        <w:rPr>
+          <w:lang w:val="en-CA"/>
+        </w:rPr>
+      </w:pPr>
+      <w:r>
+        <w:rPr>
+          <w:lang w:val="en-CA"/>
+        </w:rPr>
+        <w:t>“Now I want to see your swordsmanship.”</w:t>
+      </w:r>
+    </w:p>
+    <w:p>
+      <w:pPr>
+        <w:rPr>
+          <w:lang w:val="en-CA"/>
+        </w:rPr>
+      </w:pPr>
+      <w:r>
+        <w:rPr>
+          <w:lang w:val="en-CA"/>
+        </w:rPr>
+        <w:t>For the next several hours we trained with my sword. It was exhausting but familiar. The only difference was that I was feeling much more motivated. I was doing this for Luke and for my country.</w:t>
+      </w:r>
+    </w:p>
+    <w:p>
+      <w:pPr>
+        <w:rPr>
+          <w:lang w:val="en-CA"/>
+        </w:rPr>
+      </w:pPr>
+      <w:r>
+        <w:rPr>
+          <w:lang w:val="en-CA"/>
+        </w:rPr>
+        <w:t>Late in the evening the exhausted Luke finished and Gilbert called for the end of our training.</w:t>
+      </w:r>
+    </w:p>
+    <w:p>
+      <w:pPr>
+        <w:rPr>
+          <w:lang w:val="en-CA"/>
+        </w:rPr>
+      </w:pPr>
+      <w:r>
+        <w:rPr>
+          <w:lang w:val="en-CA"/>
+        </w:rPr>
+        <w:t>“How was that?” Gilbert asked wickedly.</w:t>
+      </w:r>
+    </w:p>
+    <w:p>
+      <w:pPr>
+        <w:rPr>
+          <w:lang w:val="en-CA"/>
+        </w:rPr>
+      </w:pPr>
+      <w:r>
+        <w:rPr>
+          <w:lang w:val="en-CA"/>
+        </w:rPr>
+        <w:t>“I would tell you what I think, but that would make a salty pirate blush,” Luke said as his body shook with exhaustion.</w:t>
+      </w:r>
+    </w:p>
+    <w:p>
+      <w:pPr>
+        <w:rPr>
+          <w:lang w:val="en-CA"/>
+        </w:rPr>
+      </w:pPr>
+      <w:r>
+        <w:rPr>
+          <w:lang w:val="en-CA"/>
+        </w:rPr>
+        <w:t>Gilbert laughed. “You still have the energy to joke I see. Come, I will show you your room.”</w:t>
+      </w:r>
+    </w:p>
+    <w:p>
+      <w:pPr>
+        <w:rPr>
+          <w:lang w:val="en-CA"/>
+        </w:rPr>
+      </w:pPr>
+      <w:r>
+        <w:rPr>
+          <w:lang w:val="en-CA"/>
+        </w:rPr>
+        <w:lastRenderedPageBreak/>
+        <w:t xml:space="preserve">We entered </w:t>
+      </w:r>
+      <w:r>
+        <w:rPr>
+          <w:lang w:val="en-CA"/>
+        </w:rPr>
+        <w:t xml:space="preserve">a hotel named </w:t>
+      </w:r>
+      <w:r>
+        <w:t>Watermark Inn</w:t>
+      </w:r>
+      <w:r>
+        <w:rPr>
+          <w:lang w:val="en-CA"/>
+        </w:rPr>
+        <w:t xml:space="preserve"> and followed Gilbert into a room. There was a large bed, some furniture and a shower stall to the right. The shower had toiletries.</w:t>
+      </w:r>
+    </w:p>
+    <w:p>
+      <w:pPr>
+        <w:rPr>
+          <w:lang w:val="en-CA"/>
+        </w:rPr>
+      </w:pPr>
+      <w:r>
+        <w:rPr>
+          <w:lang w:val="en-CA"/>
+        </w:rPr>
+        <w:t>“This is one of the rooms intended for couples,” Gilbert said.</w:t>
+      </w:r>
+    </w:p>
+    <w:p>
+      <w:pPr>
+        <w:rPr>
+          <w:lang w:val="en-CA"/>
+        </w:rPr>
+      </w:pPr>
+      <w:r>
+        <w:rPr>
+          <w:lang w:val="en-CA"/>
+        </w:rPr>
+        <w:t>Luke’s eyes went wide and his face turned red.</w:t>
+      </w:r>
+    </w:p>
+    <w:p>
+      <w:pPr>
+        <w:rPr>
+          <w:lang w:val="en-CA"/>
+        </w:rPr>
+      </w:pPr>
+      <w:r>
+        <w:rPr>
+          <w:lang w:val="en-CA"/>
+        </w:rPr>
+        <w:t>“Ah it’s good to be young,” Gilbert said with a chuckle.</w:t>
+      </w:r>
+    </w:p>
+    <w:p>
+      <w:pPr>
+        <w:rPr>
+          <w:lang w:val="en-CA"/>
+        </w:rPr>
+      </w:pPr>
+      <w:r>
+        <w:rPr>
+          <w:lang w:val="en-CA"/>
+        </w:rPr>
+        <w:t>“You’re not that much older than us,” Luke said, frowning. “I mean Susie is.”</w:t>
+      </w:r>
+    </w:p>
+    <w:p>
+      <w:pPr>
+        <w:rPr>
+          <w:lang w:val="en-CA"/>
+        </w:rPr>
+      </w:pPr>
+      <w:r>
+        <w:rPr>
+          <w:lang w:val="en-CA"/>
+        </w:rPr>
+        <w:t>“I’m almost to silver,” Gilbert said. “We age slower as we rank up. I’m almost 23.</w:t>
+      </w:r>
+    </w:p>
+    <w:p>
+      <w:pPr>
+        <w:rPr>
+          <w:lang w:val="en-CA"/>
+        </w:rPr>
+      </w:pPr>
+      <w:r>
+        <w:rPr>
+          <w:lang w:val="en-CA"/>
+        </w:rPr>
+        <w:t>“I have good news and bad news. The bad news is training starts at first light, so don’t stay up too late. The good news is this room has soundproofing.”</w:t>
+      </w:r>
+    </w:p>
+    <w:p>
+      <w:pPr>
+        <w:rPr>
+          <w:lang w:val="en-CA"/>
+        </w:rPr>
+      </w:pPr>
+      <w:r>
+        <w:rPr>
+          <w:lang w:val="en-CA"/>
+        </w:rPr>
+        <w:t>Gilbert laughed again when Luke’s face turned red again. “Have fun you love birds, and good night.”</w:t>
+      </w:r>
+    </w:p>
+    <w:p>
+      <w:pPr>
+        <w:rPr>
+          <w:lang w:val="en-CA"/>
+        </w:rPr>
+      </w:pPr>
+      <w:r>
+        <w:rPr>
+          <w:lang w:val="en-CA"/>
+        </w:rPr>
+        <w:t>I watched Gilbert walk away and closed the door.</w:t>
+      </w:r>
+    </w:p>
+    <w:p>
+      <w:pPr>
+        <w:rPr>
+          <w:lang w:val="en-CA"/>
+        </w:rPr>
+      </w:pPr>
+      <w:r>
+        <w:rPr>
+          <w:lang w:val="en-CA"/>
+        </w:rPr>
+        <w:t>“Are you sure you want to marry me?” Luke asked.</w:t>
+      </w:r>
+    </w:p>
+    <w:p>
+      <w:pPr>
+        <w:rPr>
+          <w:lang w:val="en-CA"/>
+        </w:rPr>
+      </w:pPr>
+      <w:r>
+        <w:rPr>
+          <w:lang w:val="en-CA"/>
+        </w:rPr>
+        <w:t>“Why wouldn’t I?” I asked, confused.</w:t>
+      </w:r>
+    </w:p>
+    <w:p>
+      <w:pPr>
+        <w:rPr>
+          <w:lang w:val="en-CA"/>
+        </w:rPr>
+      </w:pPr>
+      <w:r>
+        <w:rPr>
+          <w:lang w:val="en-CA"/>
+        </w:rPr>
+        <w:t xml:space="preserve">“Look at my data and answer; do you </w:t>
+      </w:r>
+      <w:r>
+        <w:rPr>
+          <w:lang w:val="en-CA"/>
+        </w:rPr>
+        <w:t>still want to marry me</w:t>
+      </w:r>
+      <w:r>
+        <w:rPr>
+          <w:lang w:val="en-CA"/>
+        </w:rPr>
+        <w:t>?”</w:t>
+      </w:r>
+    </w:p>
+    <w:p>
+      <w:pPr>
+        <w:pStyle w:val="StatusMessage"/>
+        <w:rPr>
+          <w:lang w:val="en-CA"/>
+        </w:rPr>
+      </w:pPr>
+      <w:r>
+        <w:rPr>
+          <w:lang w:val="en-CA"/>
+        </w:rPr>
+        <w:t>Andrew Miller, age 67</w:t>
+      </w:r>
+    </w:p>
+    <w:p>
+      <w:pPr>
+        <w:rPr>
+          <w:lang w:val="en-CA"/>
+        </w:rPr>
+      </w:pPr>
+      <w:r>
+        <w:rPr>
+          <w:lang w:val="en-CA"/>
+        </w:rPr>
+        <w:t>I looked at the character info and then at my racial trait.</w:t>
+      </w:r>
+    </w:p>
+    <w:p>
+      <w:pPr>
+        <w:pStyle w:val="StatusMessage"/>
+        <w:rPr>
+          <w:lang w:val="en-CA"/>
+        </w:rPr>
+      </w:pPr>
+      <w:r>
+        <w:rPr>
+          <w:lang w:val="en-CA"/>
+        </w:rPr>
+        <w:t xml:space="preserve">You can place your fate in </w:t>
+      </w:r>
+      <w:r>
+        <w:t>Luke</w:t>
+      </w:r>
+      <w:r>
+        <w:t xml:space="preserve"> Aetheren</w:t>
+      </w:r>
+    </w:p>
+    <w:p>
+      <w:pPr>
+        <w:rPr>
+          <w:lang w:val="en-CA"/>
+        </w:rPr>
+      </w:pPr>
+      <w:r>
+        <w:rPr>
+          <w:lang w:val="en-CA"/>
+        </w:rPr>
+        <w:t>I finally looked at his face. He was still cute.</w:t>
+      </w:r>
+    </w:p>
+    <w:p>
+      <w:pPr>
+        <w:rPr>
+          <w:lang w:val="en-CA"/>
+        </w:rPr>
+      </w:pPr>
+      <w:r>
+        <w:rPr>
+          <w:lang w:val="en-CA"/>
+        </w:rPr>
+        <w:t xml:space="preserve">“Yes Luke, I want to </w:t>
+      </w:r>
+      <w:r>
+        <w:rPr>
+          <w:lang w:val="en-CA"/>
+        </w:rPr>
+        <w:t>marry</w:t>
+      </w:r>
+      <w:r>
+        <w:rPr>
+          <w:lang w:val="en-CA"/>
+        </w:rPr>
+        <w:t xml:space="preserve"> you,” I said.</w:t>
+      </w:r>
+    </w:p>
+    <w:p>
+      <w:pPr>
+        <w:rPr>
+          <w:lang w:val="en-CA"/>
+        </w:rPr>
+      </w:pPr>
+      <w:r>
+        <w:rPr>
+          <w:lang w:val="en-CA"/>
+        </w:rPr>
+        <w:lastRenderedPageBreak/>
+        <w:t>“Which age would you prefer I be?” Luke asked. “I originally set it to 18, so I could be a big brother to you.”</w:t>
+      </w:r>
+    </w:p>
+    <w:p>
+      <w:pPr>
+        <w:rPr>
+          <w:lang w:val="en-CA"/>
+        </w:rPr>
+      </w:pPr>
+      <w:r>
+        <w:rPr>
+          <w:lang w:val="en-CA"/>
+        </w:rPr>
+        <w:t>“Is that an ability?” I asked.</w:t>
+      </w:r>
+    </w:p>
+    <w:p>
+      <w:pPr>
+        <w:rPr>
+          <w:lang w:val="en-CA"/>
+        </w:rPr>
+      </w:pPr>
+      <w:r>
+        <w:rPr>
+          <w:lang w:val="en-CA"/>
+        </w:rPr>
+        <w:t xml:space="preserve">“I can control identifiable information,” Luke said. “It’s part of my </w:t>
+      </w:r>
+      <w:r>
+        <w:t>Mysterious Stranger racial ability.”</w:t>
+      </w:r>
+    </w:p>
+    <w:p>
+      <w:pPr>
+        <w:rPr>
+          <w:lang w:val="en-CA"/>
+        </w:rPr>
+      </w:pPr>
+      <w:r>
+        <w:rPr>
+          <w:lang w:val="en-CA"/>
+        </w:rPr>
+        <w:t>“I paused in thought and then said, “Make it 17. I don’t want people thinking you aren’t strong for your age.”</w:t>
+      </w:r>
+    </w:p>
+    <w:p>
+      <w:pPr>
+        <w:rPr>
+          <w:lang w:val="en-CA"/>
+        </w:rPr>
+      </w:pPr>
+      <w:r>
+        <w:rPr>
+          <w:lang w:val="en-CA"/>
+        </w:rPr>
+        <w:t>“Look at my data again,” Luke said.</w:t>
+      </w:r>
+    </w:p>
+    <w:p>
+      <w:pPr>
+        <w:pStyle w:val="StatusMessage"/>
+        <w:rPr>
+          <w:lang w:val="en-CA"/>
+        </w:rPr>
+      </w:pPr>
+      <w:r>
+        <w:t>Luke</w:t>
+      </w:r>
+      <w:r>
+        <w:t xml:space="preserve"> Aetheren</w:t>
+      </w:r>
+      <w:r>
+        <w:t>, age 17</w:t>
+      </w:r>
+    </w:p>
+    <w:p>
+      <w:pPr>
+        <w:rPr>
+          <w:lang w:val="en-CA"/>
+        </w:rPr>
+      </w:pPr>
+      <w:r>
+        <w:rPr>
+          <w:lang w:val="en-CA"/>
+        </w:rPr>
+        <w:t>“As long as you’re happy,” Luke said.</w:t>
+      </w:r>
+    </w:p>
+    <w:p>
+      <w:pPr>
+        <w:rPr>
+          <w:lang w:val="en-CA"/>
+        </w:rPr>
+      </w:pPr>
+      <w:r>
+        <w:rPr>
+          <w:lang w:val="en-CA"/>
+        </w:rPr>
+        <w:t>“You talk too much,” I said and kissed Luke on the lips.</w:t>
+      </w:r>
+    </w:p>
+    <w:p>
+      <w:pPr>
+        <w:rPr>
+          <w:lang w:val="en-CA"/>
+        </w:rPr>
+      </w:pPr>
+      <w:r>
+        <w:rPr>
+          <w:lang w:val="en-CA"/>
+        </w:rPr>
+        <w:t>I then thought of something and then said, “You did say you were never kissed, didn’t you? You have been kissed now.”</w:t>
+      </w:r>
+    </w:p>
+    <w:p>
+      <w:pPr>
+        <w:rPr>
+          <w:lang w:val="en-CA"/>
+        </w:rPr>
+      </w:pPr>
+      <w:r>
+        <w:rPr>
+          <w:lang w:val="en-CA"/>
+        </w:rPr>
+        <w:t>“Yes,</w:t>
+      </w:r>
+      <w:r>
+        <w:rPr>
+          <w:lang w:val="en-CA"/>
+        </w:rPr>
+        <w:t xml:space="preserve"> and that felt good,” Luke said and kissed me back.</w:t>
+      </w:r>
+    </w:p>
+    <w:p>
+      <w:pPr>
+        <w:rPr>
+          <w:lang w:val="en-CA"/>
+        </w:rPr>
+      </w:pPr>
+      <w:r>
+        <w:rPr>
+          <w:lang w:val="en-CA"/>
+        </w:rPr>
+        <w:t>I just laughed.</w:t>
+      </w:r>
+    </w:p>
+    <w:p>
+      <w:pPr>
+        <w:rPr>
+          <w:lang w:val="en-CA"/>
+        </w:rPr>
+      </w:pPr>
+      <w:r>
+        <w:rPr>
+          <w:lang w:val="en-CA"/>
+        </w:rPr>
+        <w:t>“I need to take a shower,” Luke said.</w:t>
+      </w:r>
+    </w:p>
+    <w:p>
+      <w:pPr>
+        <w:rPr>
+          <w:lang w:val="en-CA"/>
+        </w:rPr>
+      </w:pPr>
+      <w:r>
+        <w:rPr>
+          <w:lang w:val="en-CA"/>
+        </w:rPr>
+        <w:t>“I’ll join you,” I said.</w:t>
+      </w:r>
+    </w:p>
+    <w:p>
+      <w:pPr>
+        <w:rPr>
+          <w:lang w:val="en-CA"/>
+        </w:rPr>
+      </w:pPr>
+      <w:r>
+        <w:rPr>
+          <w:lang w:val="en-CA"/>
+        </w:rPr>
+        <w:t>“Do that and you’ll end up pregnant,” Luke said. “Then your mother will skin me alive and then turn me into a coat, a rug for the den.”</w:t>
+      </w:r>
+    </w:p>
+    <w:p>
+      <w:pPr>
+        <w:rPr>
+          <w:lang w:val="en-CA"/>
+        </w:rPr>
+      </w:pPr>
+      <w:r>
+        <w:rPr>
+          <w:lang w:val="en-CA"/>
+        </w:rPr>
+        <w:t>“That’s true,” I said with a frown.</w:t>
+      </w:r>
+    </w:p>
+    <w:p>
+      <w:pPr>
+        <w:rPr>
+          <w:lang w:val="en-CA"/>
+        </w:rPr>
+      </w:pPr>
+      <w:r>
+        <w:rPr>
+          <w:lang w:val="en-CA"/>
+        </w:rPr>
+        <w:t>Luke undressed and quickly showered. He returned wearing his boxer shorts the refugee camp gave him.</w:t>
+      </w:r>
+    </w:p>
+    <w:p>
+      <w:pPr>
+        <w:rPr>
+          <w:lang w:val="en-CA"/>
+        </w:rPr>
+      </w:pPr>
+      <w:r>
+        <w:rPr>
+          <w:lang w:val="en-CA"/>
+        </w:rPr>
+        <w:t>I went next.</w:t>
+      </w:r>
+    </w:p>
+    <w:p>
+      <w:pPr>
+        <w:rPr>
+          <w:lang w:val="en-CA"/>
+        </w:rPr>
+      </w:pPr>
+      <w:r>
+        <w:rPr>
+          <w:lang w:val="en-CA"/>
+        </w:rPr>
+        <w:lastRenderedPageBreak/>
+        <w:t xml:space="preserve">“For the record, </w:t>
+      </w:r>
+      <w:r>
+        <w:rPr>
+          <w:lang w:val="en-CA"/>
+        </w:rPr>
+        <w:t>you are the first boy I ever kissed,” I said. “I never had the time for boys.”</w:t>
+      </w:r>
+    </w:p>
+    <w:p>
+      <w:pPr>
+        <w:rPr>
+          <w:lang w:val="en-CA"/>
+        </w:rPr>
+      </w:pPr>
+      <w:r>
+        <w:rPr>
+          <w:lang w:val="en-CA"/>
+        </w:rPr>
+        <w:t xml:space="preserve">Outside the shower, I saw a swarm of </w:t>
+      </w:r>
+      <w:r>
+        <w:rPr>
+          <w:lang w:val="en-CA"/>
+        </w:rPr>
+        <w:t>strange glyphs</w:t>
+      </w:r>
+      <w:r>
+        <w:rPr>
+          <w:lang w:val="en-CA"/>
+        </w:rPr>
+        <w:t xml:space="preserve"> popping out of a book in Luke’s hands. The pages flipped ever faster as </w:t>
+      </w:r>
+      <w:r>
+        <w:rPr>
+          <w:lang w:val="en-CA"/>
+        </w:rPr>
+        <w:t>the</w:t>
+      </w:r>
+      <w:r>
+        <w:rPr>
+          <w:lang w:val="en-CA"/>
+        </w:rPr>
+        <w:t xml:space="preserve"> glyphs peeled from the pages.</w:t>
+      </w:r>
+      <w:r>
+        <w:rPr>
+          <w:lang w:val="en-CA"/>
+        </w:rPr>
+        <w:t xml:space="preserve"> The glyphs spun around him, obscuring him, and then they dove into him, making him flinch.</w:t>
+      </w:r>
+    </w:p>
+    <w:p>
+      <w:pPr>
+        <w:rPr>
+          <w:lang w:val="en-CA"/>
+        </w:rPr>
+      </w:pPr>
+      <w:r>
+        <w:rPr>
+          <w:lang w:val="en-CA"/>
+        </w:rPr>
+        <w:t>“Oh man, that was tiring,” Luke said and ate a coin.</w:t>
+      </w:r>
+    </w:p>
+    <w:p>
+      <w:pPr>
+        <w:rPr>
+          <w:lang w:val="en-CA"/>
+        </w:rPr>
+      </w:pPr>
+      <w:r>
+        <w:rPr>
+          <w:lang w:val="en-CA"/>
+        </w:rPr>
+        <w:t>“I’m glad to know I’m your first,” Luke said. “And for the record, you are the first and last girl I ever had and ever will share a big poop with.”</w:t>
+      </w:r>
+    </w:p>
+    <w:p>
+      <w:pPr>
+        <w:rPr>
+          <w:lang w:val="en-CA"/>
+        </w:rPr>
+      </w:pPr>
+      <w:r>
+        <w:rPr>
+          <w:lang w:val="en-CA"/>
+        </w:rPr>
+        <w:t>I shuddered at that thought as I dressed for the night. That was so gross, but also so romantic. “Let’s not share that with my mother, shall we?”</w:t>
+      </w:r>
+    </w:p>
+    <w:p>
+      <w:pPr>
+        <w:rPr>
+          <w:lang w:val="en-CA"/>
+        </w:rPr>
+      </w:pPr>
+      <w:r>
+        <w:rPr>
+          <w:lang w:val="en-CA"/>
+        </w:rPr>
+        <w:t xml:space="preserve">Luke picked up another book and opened it. </w:t>
+      </w:r>
+      <w:r>
+        <w:rPr>
+          <w:lang w:val="en-CA"/>
+        </w:rPr>
+        <w:t>He started skimming.</w:t>
+      </w:r>
+    </w:p>
+    <w:p>
+      <w:pPr>
+        <w:rPr>
+          <w:lang w:val="en-CA"/>
+        </w:rPr>
+      </w:pPr>
+      <w:r>
+        <w:rPr>
+          <w:lang w:val="en-CA"/>
+        </w:rPr>
+        <w:t>“What’s that?” I asked.</w:t>
+      </w:r>
+    </w:p>
+    <w:p>
+      <w:pPr>
+        <w:rPr>
+          <w:lang w:val="en-CA"/>
+        </w:rPr>
+      </w:pPr>
+      <w:r>
+        <w:rPr>
+          <w:lang w:val="en-CA"/>
+        </w:rPr>
+        <w:t>“Everyday magic,” Luke said. “Some require resources such as quintessence gems. A lot uses just manna. The Ritual Magic book doesn’t say exactly what that is other t</w:t>
+      </w:r>
+      <w:r>
+        <w:rPr>
+          <w:lang w:val="en-CA"/>
+        </w:rPr>
+        <w:t xml:space="preserve">han that </w:t>
+      </w:r>
+      <w:r>
+        <w:rPr>
+          <w:lang w:val="en-CA"/>
+        </w:rPr>
+        <w:t>we</w:t>
+      </w:r>
+      <w:r>
+        <w:rPr>
+          <w:lang w:val="en-CA"/>
+        </w:rPr>
+        <w:t xml:space="preserve"> produce it.</w:t>
+      </w:r>
+    </w:p>
+    <w:p>
+      <w:pPr>
+        <w:rPr>
+          <w:lang w:val="en-CA"/>
+        </w:rPr>
+      </w:pPr>
+      <w:r>
+        <w:rPr>
+          <w:lang w:val="en-CA"/>
+        </w:rPr>
+        <w:t>“I found a simple cleaning spell.”</w:t>
+      </w:r>
+    </w:p>
+    <w:p>
+      <w:pPr>
+        <w:rPr>
+          <w:lang w:val="en-CA"/>
+        </w:rPr>
+      </w:pPr>
+      <w:r>
+        <w:rPr>
+          <w:lang w:val="en-CA"/>
+        </w:rPr>
+        <w:t>A magic circle appeared on the floor and Luke placed his clothes on it. The circle glowed and gasses seemed to get sucked out of the clothes. He put his clothes away.</w:t>
+      </w:r>
+    </w:p>
+    <w:p>
+      <w:pPr>
+        <w:rPr>
+          <w:lang w:val="en-CA"/>
+        </w:rPr>
+      </w:pPr>
+      <w:r>
+        <w:rPr>
+          <w:lang w:val="en-CA"/>
+        </w:rPr>
+        <w:t>“Okay, your turn,” Luke said. “Dump your dirty clothes here.”</w:t>
+      </w:r>
+    </w:p>
+    <w:p>
+      <w:pPr>
+        <w:rPr>
+          <w:lang w:val="en-CA"/>
+        </w:rPr>
+      </w:pPr>
+      <w:r>
+        <w:rPr>
+          <w:lang w:val="en-CA"/>
+        </w:rPr>
+        <w:t>I did as instructed and smoke curled up from my clothes. “Thanks Luke,” I said and put my clothes away.</w:t>
+      </w:r>
+      <w:r>
+        <w:rPr>
+          <w:lang w:val="en-CA"/>
+        </w:rPr>
+        <w:t xml:space="preserve"> “What else can you do?”</w:t>
+      </w:r>
+    </w:p>
+    <w:p>
+      <w:pPr>
+        <w:rPr>
+          <w:lang w:val="en-CA"/>
+        </w:rPr>
+      </w:pPr>
+      <w:r>
+        <w:rPr>
+          <w:lang w:val="en-CA"/>
+        </w:rPr>
+        <w:lastRenderedPageBreak/>
+        <w:t>“Minor repairs, storage container, general cleaning, etc.” Luke said. “Storage is useful since I have limited space in my inventory.”</w:t>
+      </w:r>
+    </w:p>
+    <w:p>
+      <w:pPr>
+        <w:rPr>
+          <w:lang w:val="en-CA"/>
+        </w:rPr>
+      </w:pPr>
+      <w:r>
+        <w:rPr>
+          <w:lang w:val="en-CA"/>
+        </w:rPr>
+        <w:t>“Me too,” I said.</w:t>
+      </w:r>
+    </w:p>
+    <w:p>
+      <w:pPr>
+        <w:rPr>
+          <w:lang w:val="en-CA"/>
+        </w:rPr>
+      </w:pPr>
+      <w:r>
+        <w:rPr>
+          <w:lang w:val="en-CA"/>
+        </w:rPr>
+        <w:t>Luke put the book away and said, “I think it’s time to try out my secret ability. I can’t show you everything yet, but I can reveal a little now.”</w:t>
       </w:r>
     </w:p>
     <w:p>
@@ -11526,1643 +13300,13 @@
         <w:rPr>
           <w:lang w:val="en-CA"/>
         </w:rPr>
-        <w:t>“Strawberry ice-cream?”</w:t>
+        <w:t>“Really?”</w:t>
       </w:r>
       <w:proofErr w:type="gramEnd"/>
       <w:r>
         <w:rPr>
           <w:lang w:val="en-CA"/>
         </w:rPr>
-        <w:t xml:space="preserve"> Gilbert asked.</w:t>
-      </w:r>
-    </w:p>
-    <w:p>
-      <w:pPr>
-        <w:rPr>
-          <w:lang w:val="en-CA"/>
-        </w:rPr>
-      </w:pPr>
-      <w:r>
-        <w:rPr>
-          <w:lang w:val="en-CA"/>
-        </w:rPr>
-        <w:t>“That is a delicious frozen desert on Earth,” Luke said. “And here is a suit suitable for my hair.” The tux combo turned fire engine red.</w:t>
-      </w:r>
-    </w:p>
-    <w:p>
-      <w:pPr>
-        <w:rPr>
-          <w:lang w:val="en-CA"/>
-        </w:rPr>
-      </w:pPr>
-      <w:r>
-        <w:rPr>
-          <w:lang w:val="en-CA"/>
-        </w:rPr>
-        <w:t>Luke looked at his hat and said, “I wonder if I can pull a rabbit out of my hat.”</w:t>
-      </w:r>
-    </w:p>
-    <w:p>
-      <w:pPr>
-        <w:rPr>
-          <w:lang w:val="en-CA"/>
-        </w:rPr>
-      </w:pPr>
-      <w:r>
-        <w:rPr>
-          <w:lang w:val="en-CA"/>
-        </w:rPr>
-        <w:t>He reached in and pulled out a sandwich. “Oops, that’s lunch.”</w:t>
-      </w:r>
-    </w:p>
-    <w:p>
-      <w:pPr>
-        <w:rPr>
-          <w:lang w:val="en-CA"/>
-        </w:rPr>
-      </w:pPr>
-      <w:r>
-        <w:rPr>
-          <w:lang w:val="en-CA"/>
-        </w:rPr>
-        <w:t>Again he reached in and this time pulled out a slipper. “What is this doing here?”</w:t>
-      </w:r>
-    </w:p>
-    <w:p>
-      <w:pPr>
-        <w:rPr>
-          <w:lang w:val="en-CA"/>
-        </w:rPr>
-      </w:pPr>
-      <w:r>
-        <w:rPr>
-          <w:lang w:val="en-CA"/>
-        </w:rPr>
-        <w:t>People around began taking notice.</w:t>
-      </w:r>
-    </w:p>
-    <w:p>
-      <w:pPr>
-        <w:rPr>
-          <w:lang w:val="en-CA"/>
-        </w:rPr>
-      </w:pPr>
-      <w:r>
-        <w:rPr>
-          <w:i/>
-          <w:lang w:val="en-CA"/>
-        </w:rPr>
-        <w:t>‘Susie, jump as if someone touched your butt when I reach my hand into the hat</w:t>
-      </w:r>
-      <w:r>
-        <w:rPr>
-          <w:lang w:val="en-CA"/>
-        </w:rPr>
-        <w:t>,’ Luke signed.</w:t>
-      </w:r>
-    </w:p>
-    <w:p>
-      <w:pPr>
-        <w:rPr>
-          <w:lang w:val="en-CA"/>
-        </w:rPr>
-      </w:pPr>
-      <w:r>
-        <w:rPr>
-          <w:lang w:val="en-CA"/>
-        </w:rPr>
-        <w:t>Luke shoved his hand into his hat. I dutifully squeaked, held my ass, turned around and said, “Who touched me.”</w:t>
-      </w:r>
-    </w:p>
-    <w:p>
-      <w:pPr>
-        <w:rPr>
-          <w:lang w:val="en-CA"/>
-        </w:rPr>
-      </w:pPr>
-      <w:r>
-        <w:rPr>
-          <w:lang w:val="en-CA"/>
-        </w:rPr>
-        <w:t>Several people in the area laughed.</w:t>
-      </w:r>
-    </w:p>
-    <w:p>
-      <w:pPr>
-        <w:rPr>
-          <w:lang w:val="en-CA"/>
-        </w:rPr>
-      </w:pPr>
-      <w:r>
-        <w:rPr>
-          <w:lang w:val="en-CA"/>
-        </w:rPr>
-        <w:lastRenderedPageBreak/>
-        <w:t xml:space="preserve">Graham arrived and said, “Here are the stones. I have a Light based perception skill for Susie and a </w:t>
-      </w:r>
-      <w:r>
-        <w:rPr>
-          <w:lang w:val="en-CA"/>
-        </w:rPr>
-        <w:t xml:space="preserve">common type Aura </w:t>
-      </w:r>
-      <w:r>
-        <w:rPr>
-          <w:lang w:val="en-CA"/>
-        </w:rPr>
-        <w:t>skill for Luke.”</w:t>
-      </w:r>
-    </w:p>
-    <w:p>
-      <w:pPr>
-        <w:rPr>
-          <w:lang w:val="en-CA"/>
-        </w:rPr>
-      </w:pPr>
-      <w:r>
-        <w:rPr>
-          <w:lang w:val="en-CA"/>
-        </w:rPr>
-        <w:t>I took my stone and my hand glowed, showing my bones like and x-ray. Luke took his stone and his hand glowed like a stage show.</w:t>
-      </w:r>
-    </w:p>
-    <w:p>
-      <w:pPr>
-        <w:rPr>
-          <w:lang w:val="en-CA"/>
-        </w:rPr>
-      </w:pPr>
-      <w:r>
-        <w:rPr>
-          <w:lang w:val="en-CA"/>
-        </w:rPr>
-        <w:t>“What did you get,” Graham said.</w:t>
-      </w:r>
-    </w:p>
-    <w:p>
-      <w:pPr>
-        <w:rPr>
-          <w:lang w:val="en-CA"/>
-        </w:rPr>
-      </w:pPr>
-      <w:r>
-        <w:rPr>
-          <w:lang w:val="en-CA"/>
-        </w:rPr>
-        <w:t>“I got an aura ability called Theatre,” Luke said. “Damn, I think my subconscious is trying to turn me into a stage magician.</w:t>
-      </w:r>
-      <w:r>
-        <w:rPr>
-          <w:lang w:val="en-CA"/>
-        </w:rPr>
-        <w:t>”</w:t>
-      </w:r>
-    </w:p>
-    <w:p>
-      <w:pPr>
-        <w:rPr>
-          <w:lang w:val="en-CA"/>
-        </w:rPr>
-      </w:pPr>
-      <w:r>
-        <w:rPr>
-          <w:lang w:val="en-CA"/>
-        </w:rPr>
-        <w:t>“What is a stage magician?” Gilbert asked.</w:t>
-      </w:r>
-    </w:p>
-    <w:p>
-      <w:pPr>
-        <w:rPr>
-          <w:lang w:val="en-CA"/>
-        </w:rPr>
-      </w:pPr>
-      <w:r>
-        <w:rPr>
-          <w:lang w:val="en-CA"/>
-        </w:rPr>
-        <w:t>“It’s an entertainer who uses sleight of hand, and psychology and misdirection to give people the illusion that magic exists,” Luke said. “I never bothered with since I want</w:t>
-      </w:r>
-      <w:r>
-        <w:rPr>
-          <w:lang w:val="en-CA"/>
-        </w:rPr>
-        <w:t xml:space="preserve"> the real thing, not illusions.</w:t>
-      </w:r>
-    </w:p>
-    <w:p>
-      <w:pPr>
-        <w:rPr>
-          <w:lang w:val="en-CA"/>
-        </w:rPr>
-      </w:pPr>
-      <w:r>
-        <w:rPr>
-          <w:lang w:val="en-CA"/>
-        </w:rPr>
-        <w:t>“This is how the magician dresses.”</w:t>
-      </w:r>
-    </w:p>
-    <w:p>
-      <w:pPr>
-        <w:rPr>
-          <w:lang w:val="en-CA"/>
-        </w:rPr>
-      </w:pPr>
-      <w:r>
-        <w:rPr>
-          <w:lang w:val="en-CA"/>
-        </w:rPr>
-        <w:t>Luke took my hand in his and kissed it like a gentleman.</w:t>
-      </w:r>
-    </w:p>
-    <w:p>
-      <w:pPr>
-        <w:rPr>
-          <w:lang w:val="en-CA"/>
-        </w:rPr>
-      </w:pPr>
-      <w:r>
-        <w:rPr>
-          <w:lang w:val="en-CA"/>
-        </w:rPr>
-        <w:t>“I even have a lovely assistant,” he said with a smile.</w:t>
-      </w:r>
-    </w:p>
-    <w:p>
-      <w:pPr>
-        <w:rPr>
-          <w:lang w:val="en-CA"/>
-        </w:rPr>
-      </w:pPr>
-      <w:r>
-        <w:rPr>
-          <w:lang w:val="en-CA"/>
-        </w:rPr>
-        <w:t>With heart fluttering, I said, “Yes Luke, I will always be your lovely assistant.”</w:t>
-      </w:r>
-    </w:p>
-    <w:p>
-      <w:pPr>
-        <w:rPr>
-          <w:lang w:val="en-CA"/>
-        </w:rPr>
-      </w:pPr>
-      <w:r>
-        <w:rPr>
-          <w:lang w:val="en-CA"/>
-        </w:rPr>
-        <w:t>Everyone in the room clapped.</w:t>
-      </w:r>
-    </w:p>
-    <w:p>
-      <w:pPr>
-        <w:rPr>
-          <w:lang w:val="en-CA"/>
-        </w:rPr>
-      </w:pPr>
-      <w:r>
-        <w:rPr>
-          <w:lang w:val="en-CA"/>
-        </w:rPr>
-        <w:t>“That’s so sweet,” Mildred said. “This is the first time I witnessed a marriage proposal.”</w:t>
-      </w:r>
-    </w:p>
-    <w:p>
-      <w:pPr>
-        <w:rPr>
-          <w:lang w:val="en-CA"/>
-        </w:rPr>
-      </w:pPr>
-      <w:r>
-        <w:rPr>
-          <w:lang w:val="en-CA"/>
-        </w:rPr>
-        <w:t>Luke blinked in confusion. I don’t think he realised he proposed to me. He signed and then said, “We will need to speak to your parents first.”</w:t>
-      </w:r>
-    </w:p>
-    <w:p>
-      <w:pPr>
-        <w:rPr>
-          <w:lang w:val="en-CA"/>
-        </w:rPr>
-      </w:pPr>
-      <w:r>
-        <w:rPr>
-          <w:lang w:val="en-CA"/>
-        </w:rPr>
-        <w:t>“I’m sure they will say yes when they see you,” I said happily.</w:t>
-      </w:r>
-    </w:p>
-    <w:p>
-      <w:pPr>
-        <w:rPr>
-          <w:lang w:val="en-CA"/>
-        </w:rPr>
-      </w:pPr>
-      <w:r>
-        <w:rPr>
-          <w:lang w:val="en-CA"/>
-        </w:rPr>
-        <w:t>“If that’s all, then we should leave,” Gilbert said.</w:t>
-      </w:r>
-    </w:p>
-    <w:p>
-      <w:r>
-        <w:rPr>
-          <w:lang w:val="en-CA"/>
-        </w:rPr>
-        <w:lastRenderedPageBreak/>
-        <w:t xml:space="preserve">“Before you go, I have a skill book on </w:t>
-      </w:r>
-      <w:r>
-        <w:t>Ritual Magic</w:t>
-      </w:r>
-      <w:r>
-        <w:t xml:space="preserve"> for you</w:t>
-      </w:r>
-      <w:r>
-        <w:t xml:space="preserve">," Graham said. “I also have a book on everyday magic so </w:t>
-      </w:r>
-      <w:r>
-        <w:t>you</w:t>
-      </w:r>
-      <w:r>
-        <w:t xml:space="preserve"> can start training.</w:t>
-      </w:r>
-      <w:r>
-        <w:t>”</w:t>
-      </w:r>
-    </w:p>
-    <w:p>
-      <w:r>
-        <w:t>“Thank you Mr. Graham,” Luke said and accepted the books.</w:t>
-      </w:r>
-    </w:p>
-    <w:p>
-      <w:pPr>
-        <w:rPr>
-          <w:lang w:val="en-CA"/>
-        </w:rPr>
-      </w:pPr>
-      <w:r>
-        <w:rPr>
-          <w:lang w:val="en-CA"/>
-        </w:rPr>
-        <w:t>“Use it before you go to sleep,” Gilbert said and Luke put it away.</w:t>
-      </w:r>
-    </w:p>
-    <w:p>
-      <w:pPr>
-        <w:rPr>
-          <w:lang w:val="en-CA"/>
-        </w:rPr>
-      </w:pPr>
-      <w:r>
-        <w:rPr>
-          <w:lang w:val="en-CA"/>
-        </w:rPr>
-        <w:t>“See you later Graham. Okay, then let’s go,” Gilbert said and we followed. He paused and then turned to us, holding stacks of Iron coins in his hands.</w:t>
-      </w:r>
-    </w:p>
-    <w:p>
-      <w:pPr>
-        <w:rPr>
-          <w:lang w:val="en-CA"/>
-        </w:rPr>
-      </w:pPr>
-      <w:r>
-        <w:rPr>
-          <w:lang w:val="en-CA"/>
-        </w:rPr>
-        <w:t>“What is this for?” Luke asked and took his coins.</w:t>
-      </w:r>
-    </w:p>
-    <w:p>
-      <w:pPr>
-        <w:rPr>
-          <w:lang w:val="en-CA"/>
-        </w:rPr>
-      </w:pPr>
-      <w:r>
-        <w:rPr>
-          <w:lang w:val="en-CA"/>
-        </w:rPr>
-        <w:t>“Us essence users don’t require food,” Gilbert said. “Instead we can live on spirit coins. Just pop one into your mouth when you feel hungry. Try one now.”</w:t>
-      </w:r>
-    </w:p>
-    <w:p>
-      <w:pPr>
-        <w:rPr>
-          <w:lang w:val="en-CA"/>
-        </w:rPr>
-      </w:pPr>
-      <w:r>
-        <w:rPr>
-          <w:lang w:val="en-CA"/>
-        </w:rPr>
-        <w:t>“As long as we don’t poop coins, or break a tooth,” Luke said and popped one into his mouth.</w:t>
-      </w:r>
-    </w:p>
-    <w:p>
-      <w:pPr>
-        <w:rPr>
-          <w:lang w:val="en-CA"/>
-        </w:rPr>
-      </w:pPr>
-      <w:r>
-        <w:rPr>
-          <w:lang w:val="en-CA"/>
-        </w:rPr>
-        <w:t>“Essence users don’t poop, even when eating regular food,” Gilbert said.</w:t>
-      </w:r>
-    </w:p>
-    <w:p>
-      <w:pPr>
-        <w:rPr>
-          <w:lang w:val="en-CA"/>
-        </w:rPr>
-      </w:pPr>
-      <w:r>
-        <w:rPr>
-          <w:lang w:val="en-CA"/>
-        </w:rPr>
-        <w:t>“That’s convenient,” Luke said. “However, you don’t understand the joy of a good poop.”</w:t>
-      </w:r>
-    </w:p>
-    <w:p>
-      <w:pPr>
-        <w:rPr>
-          <w:lang w:val="en-CA"/>
-        </w:rPr>
-      </w:pPr>
-      <w:r>
-        <w:rPr>
-          <w:lang w:val="en-CA"/>
-        </w:rPr>
-        <w:t>I put my money away and popped one into my mouth. It dissolved in my mouth, making me feel full and refreshed.</w:t>
-      </w:r>
-    </w:p>
-    <w:p>
-      <w:pPr>
-        <w:rPr>
-          <w:lang w:val="en-CA"/>
-        </w:rPr>
-      </w:pPr>
-      <w:r>
-        <w:rPr>
-          <w:lang w:val="en-CA"/>
-        </w:rPr>
-        <w:t>Luke frowned and said, “We eat money. How odd. Then again, we use money to get food, so it’s not so odd. Tastes oddly tingly but refreshing…</w:t>
-      </w:r>
-    </w:p>
-    <w:p>
-      <w:pPr>
-        <w:rPr>
-          <w:lang w:val="en-CA"/>
-        </w:rPr>
-      </w:pPr>
-      <w:r>
-        <w:rPr>
-          <w:lang w:val="en-CA"/>
-        </w:rPr>
-        <w:t>“Also, will an essence user get fat if they eat too many?”</w:t>
-      </w:r>
-    </w:p>
-    <w:p>
-      <w:pPr>
-        <w:rPr>
-          <w:lang w:val="en-CA"/>
-        </w:rPr>
-      </w:pPr>
-      <w:r>
-        <w:rPr>
-          <w:lang w:val="en-CA"/>
-        </w:rPr>
-        <w:t>“I don’t know,” Gilbert said. “I don’t know anyone who eats more than they need.”</w:t>
-      </w:r>
-    </w:p>
-    <w:p>
-      <w:pPr>
-        <w:rPr>
-          <w:lang w:val="en-CA"/>
-        </w:rPr>
-      </w:pPr>
-      <w:r>
-        <w:rPr>
-          <w:lang w:val="en-CA"/>
-        </w:rPr>
-        <w:lastRenderedPageBreak/>
-        <w:t>We followed Gilbert out the doors. He got on his skimmer and said, “Your training starts now. We shall see how your stamina holds up.”</w:t>
-      </w:r>
-    </w:p>
-    <w:p>
-      <w:pPr>
-        <w:rPr>
-          <w:lang w:val="en-CA"/>
-        </w:rPr>
-      </w:pPr>
-      <w:r>
-        <w:rPr>
-          <w:lang w:val="en-CA"/>
-        </w:rPr>
-        <w:t>Gilbert took off and Luke and I ran to catch up.</w:t>
-      </w:r>
-    </w:p>
-    <w:p>
-      <w:pPr>
-        <w:rPr>
-          <w:lang w:val="en-CA"/>
-        </w:rPr>
-      </w:pPr>
-      <w:r>
-        <w:rPr>
-          <w:lang w:val="en-CA"/>
-        </w:rPr>
-        <w:t>The jog was easy for the both of us. Then Gilbert sped up, forcing us to run faster, and then faster.</w:t>
-      </w:r>
-    </w:p>
-    <w:p>
-      <w:pPr>
-        <w:rPr>
-          <w:lang w:val="en-CA"/>
-        </w:rPr>
-      </w:pPr>
-      <w:r>
-        <w:rPr>
-          <w:lang w:val="en-CA"/>
-        </w:rPr>
-        <w:t>Luke started getting winded. The more we ran, the more exhausted he looked.</w:t>
-      </w:r>
-    </w:p>
-    <w:p>
-      <w:pPr>
-        <w:rPr>
-          <w:lang w:val="en-CA"/>
-        </w:rPr>
-      </w:pPr>
-      <w:r>
-        <w:rPr>
-          <w:lang w:val="en-CA"/>
-        </w:rPr>
-        <w:t>“Are you okay?” I asked worriedly.</w:t>
-      </w:r>
-    </w:p>
-    <w:p>
-      <w:pPr>
-        <w:rPr>
-          <w:lang w:val="en-CA"/>
-        </w:rPr>
-      </w:pPr>
-      <w:r>
-        <w:rPr>
-          <w:lang w:val="en-CA"/>
-        </w:rPr>
-        <w:t>“I don’t think this will kill me,” Luke said between gasps. “Yet...”</w:t>
-      </w:r>
-    </w:p>
-    <w:p>
-      <w:pPr>
-        <w:rPr>
-          <w:lang w:val="en-CA"/>
-        </w:rPr>
-      </w:pPr>
-      <w:r>
-        <w:rPr>
-          <w:lang w:val="en-CA"/>
-        </w:rPr>
-        <w:t>By the time we arrived at the school property, Luke looked as if he was going to faint. I was winded but I was used to this.</w:t>
-      </w:r>
-    </w:p>
-    <w:p>
-      <w:pPr>
-        <w:rPr>
-          <w:lang w:val="en-CA"/>
-        </w:rPr>
-      </w:pPr>
-      <w:r>
-        <w:rPr>
-          <w:lang w:val="en-CA"/>
-        </w:rPr>
-        <w:t>“Did you use Reduce Gravity?” Gilbert asked.</w:t>
-      </w:r>
-    </w:p>
-    <w:p>
-      <w:pPr>
-        <w:rPr>
-          <w:lang w:val="en-CA"/>
-        </w:rPr>
-      </w:pPr>
-      <w:r>
-        <w:rPr>
-          <w:lang w:val="en-CA"/>
-        </w:rPr>
-        <w:t>Luke shook his head, unable to speak.</w:t>
-      </w:r>
-    </w:p>
-    <w:p>
-      <w:pPr>
-        <w:rPr>
-          <w:lang w:val="en-CA"/>
-        </w:rPr>
-      </w:pPr>
-      <w:r>
-        <w:rPr>
-          <w:lang w:val="en-CA"/>
-        </w:rPr>
-        <w:t>“I’m impressed Luke,” Gilbert said. “I do have good news. The real fun starts tomorrow.”</w:t>
-      </w:r>
-    </w:p>
-    <w:p>
-      <w:pPr>
-        <w:rPr>
-          <w:lang w:val="en-CA"/>
-        </w:rPr>
-      </w:pPr>
-      <w:r>
-        <w:rPr>
-          <w:lang w:val="en-CA"/>
-        </w:rPr>
-        <w:t>“Yippy,” Luke slurred.</w:t>
-      </w:r>
-    </w:p>
-    <w:p>
-      <w:pPr>
-        <w:rPr>
-          <w:lang w:val="en-CA"/>
-        </w:rPr>
-      </w:pPr>
-      <w:r>
-        <w:rPr>
-          <w:lang w:val="en-CA"/>
-        </w:rPr>
-        <w:t>“Have a coin Luke, then run back to the Magic Society building and back 20 times.”</w:t>
-      </w:r>
-    </w:p>
-    <w:p>
-      <w:pPr>
-        <w:rPr>
-          <w:lang w:val="en-CA"/>
-        </w:rPr>
-      </w:pPr>
-      <w:r>
-        <w:rPr>
-          <w:lang w:val="en-CA"/>
-        </w:rPr>
-        <w:t>“I’ll go too,” I said.</w:t>
-      </w:r>
-    </w:p>
-    <w:p>
-      <w:pPr>
-        <w:rPr>
-          <w:lang w:val="en-CA"/>
-        </w:rPr>
-      </w:pPr>
-      <w:r>
-        <w:rPr>
-          <w:lang w:val="en-CA"/>
-        </w:rPr>
-        <w:t>“Absolutely not,” Luke said in a tired voice as he ate a coin.</w:t>
-      </w:r>
-    </w:p>
-    <w:p>
-      <w:pPr>
-        <w:rPr>
-          <w:lang w:val="en-CA"/>
-        </w:rPr>
-      </w:pPr>
-      <w:r>
-        <w:rPr>
-          <w:lang w:val="en-CA"/>
-        </w:rPr>
-        <w:t>Luke turned to me and said, “You my dear are a warrior princess, who was trained by elites since childhood. I am a magic user.</w:t>
-      </w:r>
-    </w:p>
-    <w:p>
-      <w:pPr>
-        <w:rPr>
-          <w:lang w:val="en-CA"/>
-        </w:rPr>
-      </w:pPr>
-      <w:r>
-        <w:rPr>
-          <w:lang w:val="en-CA"/>
-        </w:rPr>
-        <w:lastRenderedPageBreak/>
-        <w:t>“Our training must be tailored to us or this will be just a complete waste of time. We will have plenty of time together when the training ends. Now we focus on getting strong.</w:t>
-      </w:r>
-    </w:p>
-    <w:p>
-      <w:pPr>
-        <w:rPr>
-          <w:lang w:val="en-CA"/>
-        </w:rPr>
-      </w:pPr>
-      <w:r>
-        <w:rPr>
-          <w:lang w:val="en-CA"/>
-        </w:rPr>
-        <w:t>“See you later.”</w:t>
-      </w:r>
-    </w:p>
-    <w:p>
-      <w:pPr>
-        <w:rPr>
-          <w:lang w:val="en-CA"/>
-        </w:rPr>
-      </w:pPr>
-      <w:r>
-        <w:rPr>
-          <w:lang w:val="en-CA"/>
-        </w:rPr>
-        <w:t>Luke dashed off.</w:t>
-      </w:r>
-    </w:p>
-    <w:p>
-      <w:pPr>
-        <w:rPr>
-          <w:lang w:val="en-CA"/>
-        </w:rPr>
-      </w:pPr>
-      <w:r>
-        <w:rPr>
-          <w:lang w:val="en-CA"/>
-        </w:rPr>
-        <w:t>“Luke is right,” Gilbert said. “Remember what you’re fighting for. You will have plenty of time to cuddle up with your boyfriend when the training completes.</w:t>
-      </w:r>
-    </w:p>
-    <w:p>
-      <w:pPr>
-        <w:rPr>
-          <w:lang w:val="en-CA"/>
-        </w:rPr>
-      </w:pPr>
-      <w:r>
-        <w:rPr>
-          <w:lang w:val="en-CA"/>
-        </w:rPr>
-        <w:t>“Now I want to see your swordsmanship.”</w:t>
-      </w:r>
-    </w:p>
-    <w:p>
-      <w:pPr>
-        <w:rPr>
-          <w:lang w:val="en-CA"/>
-        </w:rPr>
-      </w:pPr>
-      <w:r>
-        <w:rPr>
-          <w:lang w:val="en-CA"/>
-        </w:rPr>
-        <w:t>For the next several hours we trained with my sword. It was exhausting but familiar. The only difference was that I was feeling much more motivated. I was doing this for Luke and for my country.</w:t>
-      </w:r>
-    </w:p>
-    <w:p>
-      <w:pPr>
-        <w:rPr>
-          <w:lang w:val="en-CA"/>
-        </w:rPr>
-      </w:pPr>
-      <w:r>
-        <w:rPr>
-          <w:lang w:val="en-CA"/>
-        </w:rPr>
-        <w:t>Late in the evening the exhausted Luke finished and Gilbert called for the end of our training.</w:t>
-      </w:r>
-    </w:p>
-    <w:p>
-      <w:pPr>
-        <w:rPr>
-          <w:lang w:val="en-CA"/>
-        </w:rPr>
-      </w:pPr>
-      <w:r>
-        <w:rPr>
-          <w:lang w:val="en-CA"/>
-        </w:rPr>
-        <w:t>“How was that?” Gilbert asked wickedly.</w:t>
-      </w:r>
-    </w:p>
-    <w:p>
-      <w:pPr>
-        <w:rPr>
-          <w:lang w:val="en-CA"/>
-        </w:rPr>
-      </w:pPr>
-      <w:r>
-        <w:rPr>
-          <w:lang w:val="en-CA"/>
-        </w:rPr>
-        <w:t>“I would tell you what I think, but that would make a salty pirate blush,” Luke said as his body shook with exhaustion.</w:t>
-      </w:r>
-    </w:p>
-    <w:p>
-      <w:pPr>
-        <w:rPr>
-          <w:lang w:val="en-CA"/>
-        </w:rPr>
-      </w:pPr>
-      <w:r>
-        <w:rPr>
-          <w:lang w:val="en-CA"/>
-        </w:rPr>
-        <w:t>Gilbert laughed. “You still have the energy to joke I see. Come, I will show you your room.”</w:t>
-      </w:r>
-    </w:p>
-    <w:p>
-      <w:pPr>
-        <w:rPr>
-          <w:lang w:val="en-CA"/>
-        </w:rPr>
-      </w:pPr>
-      <w:r>
-        <w:rPr>
-          <w:lang w:val="en-CA"/>
-        </w:rPr>
-        <w:t xml:space="preserve">We followed Gilbert and he said, “Tomorrow, 3 more students will be joining. That is rather strange since we are in a monster surge and travel is restricted. </w:t>
-      </w:r>
-      <w:r>
-        <w:rPr>
-          <w:lang w:val="en-CA"/>
-        </w:rPr>
-        <w:t>Two are 15 and one is 16</w:t>
-      </w:r>
-      <w:r>
-        <w:rPr>
-          <w:lang w:val="en-CA"/>
-        </w:rPr>
-        <w:t xml:space="preserve"> years old.”</w:t>
-      </w:r>
-    </w:p>
-    <w:p>
-      <w:pPr>
-        <w:rPr>
-          <w:lang w:val="en-CA"/>
-        </w:rPr>
-      </w:pPr>
-      <w:r>
-        <w:rPr>
-          <w:lang w:val="en-CA"/>
-        </w:rPr>
-        <w:t>We entered what looked like a hotel and followed Gilbert into a room. There was a large bed, some furniture and a shower stall to the right. The shower had toiletries.</w:t>
-      </w:r>
-    </w:p>
-    <w:p>
-      <w:pPr>
-        <w:rPr>
-          <w:lang w:val="en-CA"/>
-        </w:rPr>
-      </w:pPr>
-      <w:r>
-        <w:rPr>
-          <w:lang w:val="en-CA"/>
-        </w:rPr>
-        <w:t>“This is one of the rooms intended for couples,” Gilbert said.</w:t>
-      </w:r>
-    </w:p>
-    <w:p>
-      <w:pPr>
-        <w:rPr>
-          <w:lang w:val="en-CA"/>
-        </w:rPr>
-      </w:pPr>
-      <w:r>
-        <w:rPr>
-          <w:lang w:val="en-CA"/>
-        </w:rPr>
-        <w:lastRenderedPageBreak/>
-        <w:t>Luke’s eyes went wide and his face turned red.</w:t>
-      </w:r>
-    </w:p>
-    <w:p>
-      <w:pPr>
-        <w:rPr>
-          <w:lang w:val="en-CA"/>
-        </w:rPr>
-      </w:pPr>
-      <w:r>
-        <w:rPr>
-          <w:lang w:val="en-CA"/>
-        </w:rPr>
-        <w:t>“Ah it’s good to be young,” Gilbert said with a chuckle.</w:t>
-      </w:r>
-    </w:p>
-    <w:p>
-      <w:pPr>
-        <w:rPr>
-          <w:lang w:val="en-CA"/>
-        </w:rPr>
-      </w:pPr>
-      <w:r>
-        <w:rPr>
-          <w:lang w:val="en-CA"/>
-        </w:rPr>
-        <w:t>“You’re not that much older than us,” Luke said, frowning. “I mean Susie is.”</w:t>
-      </w:r>
-    </w:p>
-    <w:p>
-      <w:pPr>
-        <w:rPr>
-          <w:lang w:val="en-CA"/>
-        </w:rPr>
-      </w:pPr>
-      <w:r>
-        <w:rPr>
-          <w:lang w:val="en-CA"/>
-        </w:rPr>
-        <w:t>“I’m almost to silver,” Gilbert said. “We age slower as we rank up. I’m almost 23.</w:t>
-      </w:r>
-    </w:p>
-    <w:p>
-      <w:pPr>
-        <w:rPr>
-          <w:lang w:val="en-CA"/>
-        </w:rPr>
-      </w:pPr>
-      <w:r>
-        <w:rPr>
-          <w:lang w:val="en-CA"/>
-        </w:rPr>
-        <w:t>“I have good news and bad news. The bad news is training starts at first light, so don’t stay up too late. The good news is this room has soundproofing.”</w:t>
-      </w:r>
-    </w:p>
-    <w:p>
-      <w:pPr>
-        <w:rPr>
-          <w:lang w:val="en-CA"/>
-        </w:rPr>
-      </w:pPr>
-      <w:r>
-        <w:rPr>
-          <w:lang w:val="en-CA"/>
-        </w:rPr>
-        <w:t>Gilbert laughed again when Luke’s face turned red again. “Have fun you love birds, and good night.”</w:t>
-      </w:r>
-    </w:p>
-    <w:p>
-      <w:pPr>
-        <w:rPr>
-          <w:lang w:val="en-CA"/>
-        </w:rPr>
-      </w:pPr>
-      <w:r>
-        <w:rPr>
-          <w:lang w:val="en-CA"/>
-        </w:rPr>
-        <w:t>I watched Gilbert walk away and closed the door.</w:t>
-      </w:r>
-    </w:p>
-    <w:p>
-      <w:pPr>
-        <w:rPr>
-          <w:lang w:val="en-CA"/>
-        </w:rPr>
-      </w:pPr>
-      <w:r>
-        <w:rPr>
-          <w:lang w:val="en-CA"/>
-        </w:rPr>
-        <w:t>“Are you sure you want to marry me?” Luke asked.</w:t>
-      </w:r>
-    </w:p>
-    <w:p>
-      <w:pPr>
-        <w:rPr>
-          <w:lang w:val="en-CA"/>
-        </w:rPr>
-      </w:pPr>
-      <w:r>
-        <w:rPr>
-          <w:lang w:val="en-CA"/>
-        </w:rPr>
-        <w:t>“Why wouldn’t I?” I asked, confused.</w:t>
-      </w:r>
-    </w:p>
-    <w:p>
-      <w:pPr>
-        <w:rPr>
-          <w:lang w:val="en-CA"/>
-        </w:rPr>
-      </w:pPr>
-      <w:r>
-        <w:rPr>
-          <w:lang w:val="en-CA"/>
-        </w:rPr>
-        <w:t xml:space="preserve">“Look at my data and answer; do you </w:t>
-      </w:r>
-      <w:r>
-        <w:rPr>
-          <w:lang w:val="en-CA"/>
-        </w:rPr>
-        <w:t>still want to marry me</w:t>
-      </w:r>
-      <w:r>
-        <w:rPr>
-          <w:lang w:val="en-CA"/>
-        </w:rPr>
-        <w:t>?”</w:t>
-      </w:r>
-    </w:p>
-    <w:p>
-      <w:pPr>
-        <w:pStyle w:val="StatusMessage"/>
-        <w:rPr>
-          <w:lang w:val="en-CA"/>
-        </w:rPr>
-      </w:pPr>
-      <w:r>
-        <w:rPr>
-          <w:lang w:val="en-CA"/>
-        </w:rPr>
-        <w:t>Andrew Miller, age 67</w:t>
-      </w:r>
-    </w:p>
-    <w:p>
-      <w:pPr>
-        <w:rPr>
-          <w:lang w:val="en-CA"/>
-        </w:rPr>
-      </w:pPr>
-      <w:r>
-        <w:rPr>
-          <w:lang w:val="en-CA"/>
-        </w:rPr>
-        <w:t>I looked at the character info and then at my racial trait.</w:t>
-      </w:r>
-    </w:p>
-    <w:p>
-      <w:pPr>
-        <w:pStyle w:val="StatusMessage"/>
-        <w:rPr>
-          <w:lang w:val="en-CA"/>
-        </w:rPr>
-      </w:pPr>
-      <w:r>
-        <w:rPr>
-          <w:lang w:val="en-CA"/>
-        </w:rPr>
-        <w:t xml:space="preserve">You can place your fate in </w:t>
-      </w:r>
-      <w:r>
-        <w:t>Luke</w:t>
-      </w:r>
-      <w:r>
-        <w:t xml:space="preserve"> Aetheren</w:t>
-      </w:r>
-    </w:p>
-    <w:p>
-      <w:pPr>
-        <w:rPr>
-          <w:lang w:val="en-CA"/>
-        </w:rPr>
-      </w:pPr>
-      <w:r>
-        <w:rPr>
-          <w:lang w:val="en-CA"/>
-        </w:rPr>
-        <w:t>I finally looked at his face. He was still cute.</w:t>
-      </w:r>
-    </w:p>
-    <w:p>
-      <w:pPr>
-        <w:rPr>
-          <w:lang w:val="en-CA"/>
-        </w:rPr>
-      </w:pPr>
-      <w:r>
-        <w:rPr>
-          <w:lang w:val="en-CA"/>
-        </w:rPr>
-        <w:t xml:space="preserve">“Yes Luke, I want to </w:t>
-      </w:r>
-      <w:r>
-        <w:rPr>
-          <w:lang w:val="en-CA"/>
-        </w:rPr>
-        <w:t>marry</w:t>
-      </w:r>
-      <w:r>
-        <w:rPr>
-          <w:lang w:val="en-CA"/>
-        </w:rPr>
-        <w:t xml:space="preserve"> you,” I said.</w:t>
-      </w:r>
-    </w:p>
-    <w:p>
-      <w:pPr>
-        <w:rPr>
-          <w:lang w:val="en-CA"/>
-        </w:rPr>
-      </w:pPr>
-      <w:r>
-        <w:rPr>
-          <w:lang w:val="en-CA"/>
-        </w:rPr>
-        <w:t>“Look at my data again,” Luke said.</w:t>
-      </w:r>
-    </w:p>
-    <w:p>
-      <w:pPr>
-        <w:pStyle w:val="StatusMessage"/>
-        <w:rPr>
-          <w:lang w:val="en-CA"/>
-        </w:rPr>
-      </w:pPr>
-      <w:r>
-        <w:t>Luke</w:t>
-      </w:r>
-      <w:r>
-        <w:t xml:space="preserve"> Aetheren</w:t>
-      </w:r>
-      <w:r>
-        <w:t>, age 17</w:t>
-      </w:r>
-    </w:p>
-    <w:p>
-      <w:pPr>
-        <w:rPr>
-          <w:lang w:val="en-CA"/>
-        </w:rPr>
-      </w:pPr>
-      <w:r>
-        <w:rPr>
-          <w:lang w:val="en-CA"/>
-        </w:rPr>
-        <w:lastRenderedPageBreak/>
-        <w:t>“Originally I set my age to 18 because I figured you needed someone to keep you company,</w:t>
-      </w:r>
-      <w:r>
-        <w:rPr>
-          <w:lang w:val="en-CA"/>
-        </w:rPr>
-        <w:t xml:space="preserve"> and someone slightly older for support,</w:t>
-      </w:r>
-      <w:r>
-        <w:rPr>
-          <w:lang w:val="en-CA"/>
-        </w:rPr>
-        <w:t>” Luke said.</w:t>
-      </w:r>
-    </w:p>
-    <w:p>
-      <w:pPr>
-        <w:rPr>
-          <w:lang w:val="en-CA"/>
-        </w:rPr>
-      </w:pPr>
-      <w:r>
-        <w:rPr>
-          <w:lang w:val="en-CA"/>
-        </w:rPr>
-        <w:t xml:space="preserve">“I’m setting it to read 17 since our new </w:t>
-      </w:r>
-      <w:r>
-        <w:rPr>
-          <w:lang w:val="en-CA"/>
-        </w:rPr>
-        <w:t>training</w:t>
-      </w:r>
-      <w:r>
-        <w:rPr>
-          <w:lang w:val="en-CA"/>
-        </w:rPr>
-        <w:t xml:space="preserve"> mates are </w:t>
-      </w:r>
-      <w:r>
-        <w:rPr>
-          <w:lang w:val="en-CA"/>
-        </w:rPr>
-        <w:t xml:space="preserve">15 and </w:t>
-      </w:r>
-      <w:r>
-        <w:rPr>
-          <w:lang w:val="en-CA"/>
-        </w:rPr>
-        <w:t>16</w:t>
-      </w:r>
-      <w:r>
-        <w:rPr>
-          <w:lang w:val="en-CA"/>
-        </w:rPr>
-        <w:t xml:space="preserve"> years old,” Luke said.</w:t>
-      </w:r>
-    </w:p>
-    <w:p>
-      <w:pPr>
-        <w:rPr>
-          <w:lang w:val="en-CA"/>
-        </w:rPr>
-      </w:pPr>
-      <w:r>
-        <w:rPr>
-          <w:lang w:val="en-CA"/>
-        </w:rPr>
-        <w:t>“You talk too much,” I said and kissed Luke on the lips.</w:t>
-      </w:r>
-    </w:p>
-    <w:p>
-      <w:pPr>
-        <w:rPr>
-          <w:lang w:val="en-CA"/>
-        </w:rPr>
-      </w:pPr>
-      <w:r>
-        <w:rPr>
-          <w:lang w:val="en-CA"/>
-        </w:rPr>
-        <w:t>I then thought of something and then said, “You did say you were never kissed, didn’t you? You have been kissed now.”</w:t>
-      </w:r>
-    </w:p>
-    <w:p>
-      <w:pPr>
-        <w:rPr>
-          <w:lang w:val="en-CA"/>
-        </w:rPr>
-      </w:pPr>
-      <w:r>
-        <w:rPr>
-          <w:lang w:val="en-CA"/>
-        </w:rPr>
-        <w:t>“Yes,</w:t>
-      </w:r>
-      <w:r>
-        <w:rPr>
-          <w:lang w:val="en-CA"/>
-        </w:rPr>
-        <w:t xml:space="preserve"> and that felt good,” Luke said and kissed me back.</w:t>
-      </w:r>
-    </w:p>
-    <w:p>
-      <w:pPr>
-        <w:rPr>
-          <w:lang w:val="en-CA"/>
-        </w:rPr>
-      </w:pPr>
-      <w:r>
-        <w:rPr>
-          <w:lang w:val="en-CA"/>
-        </w:rPr>
-        <w:t>I just laughed.</w:t>
-      </w:r>
-    </w:p>
-    <w:p>
-      <w:pPr>
-        <w:rPr>
-          <w:lang w:val="en-CA"/>
-        </w:rPr>
-      </w:pPr>
-      <w:r>
-        <w:rPr>
-          <w:lang w:val="en-CA"/>
-        </w:rPr>
-        <w:t>“I need to take a shower,” Luke said.</w:t>
-      </w:r>
-    </w:p>
-    <w:p>
-      <w:pPr>
-        <w:rPr>
-          <w:lang w:val="en-CA"/>
-        </w:rPr>
-      </w:pPr>
-      <w:r>
-        <w:rPr>
-          <w:lang w:val="en-CA"/>
-        </w:rPr>
-        <w:t>“I’ll join you,” I said.</w:t>
-      </w:r>
-    </w:p>
-    <w:p>
-      <w:pPr>
-        <w:rPr>
-          <w:lang w:val="en-CA"/>
-        </w:rPr>
-      </w:pPr>
-      <w:r>
-        <w:rPr>
-          <w:lang w:val="en-CA"/>
-        </w:rPr>
-        <w:t>“Do that and you’ll end up pregnant,” Luke said. “Then your mother will skin me alive and then turn me into a coat, a rug for the den.”</w:t>
-      </w:r>
-    </w:p>
-    <w:p>
-      <w:pPr>
-        <w:rPr>
-          <w:lang w:val="en-CA"/>
-        </w:rPr>
-      </w:pPr>
-      <w:r>
-        <w:rPr>
-          <w:lang w:val="en-CA"/>
-        </w:rPr>
-        <w:t>“That’s true,” I said with a frown.</w:t>
-      </w:r>
-    </w:p>
-    <w:p>
-      <w:pPr>
-        <w:rPr>
-          <w:lang w:val="en-CA"/>
-        </w:rPr>
-      </w:pPr>
-      <w:r>
-        <w:rPr>
-          <w:lang w:val="en-CA"/>
-        </w:rPr>
-        <w:t>Luke undressed and quickly showered. He returned wearing his boxer shorts the refugee camp gave him.</w:t>
-      </w:r>
-    </w:p>
-    <w:p>
-      <w:pPr>
-        <w:rPr>
-          <w:lang w:val="en-CA"/>
-        </w:rPr>
-      </w:pPr>
-      <w:r>
-        <w:rPr>
-          <w:lang w:val="en-CA"/>
-        </w:rPr>
-        <w:t>I went next.</w:t>
-      </w:r>
-    </w:p>
-    <w:p>
-      <w:pPr>
-        <w:rPr>
-          <w:lang w:val="en-CA"/>
-        </w:rPr>
-      </w:pPr>
-      <w:r>
-        <w:rPr>
-          <w:lang w:val="en-CA"/>
-        </w:rPr>
-        <w:t xml:space="preserve">“For the record, </w:t>
-      </w:r>
-      <w:r>
-        <w:rPr>
-          <w:lang w:val="en-CA"/>
-        </w:rPr>
-        <w:t>you are the first boy I ever kissed,” I said. “I never had the time for boys.”</w:t>
-      </w:r>
-    </w:p>
-    <w:p>
-      <w:pPr>
-        <w:rPr>
-          <w:lang w:val="en-CA"/>
-        </w:rPr>
-      </w:pPr>
-      <w:r>
-        <w:rPr>
-          <w:lang w:val="en-CA"/>
-        </w:rPr>
-        <w:t xml:space="preserve">Outside the shower, I saw a swarm of </w:t>
-      </w:r>
-      <w:r>
-        <w:rPr>
-          <w:lang w:val="en-CA"/>
-        </w:rPr>
-        <w:t>strange glyphs</w:t>
-      </w:r>
-      <w:r>
-        <w:rPr>
-          <w:lang w:val="en-CA"/>
-        </w:rPr>
-        <w:t xml:space="preserve"> popping out of a book in Luke’s hands. The pages flipped ever faster as </w:t>
-      </w:r>
-      <w:r>
-        <w:rPr>
-          <w:lang w:val="en-CA"/>
-        </w:rPr>
-        <w:t>the</w:t>
-      </w:r>
-      <w:r>
-        <w:rPr>
-          <w:lang w:val="en-CA"/>
-        </w:rPr>
-        <w:t xml:space="preserve"> glyphs peeled from the pages.</w:t>
-      </w:r>
-      <w:r>
-        <w:rPr>
-          <w:lang w:val="en-CA"/>
-        </w:rPr>
-        <w:t xml:space="preserve"> The glyphs spun around him, obscuring him, and then they dove into him, making him flinch.</w:t>
-      </w:r>
-    </w:p>
-    <w:p>
-      <w:pPr>
-        <w:rPr>
-          <w:lang w:val="en-CA"/>
-        </w:rPr>
-      </w:pPr>
-      <w:r>
-        <w:rPr>
-          <w:lang w:val="en-CA"/>
-        </w:rPr>
-        <w:t>“Oh man, that was tiring,” Luke said and ate a coin.</w:t>
-      </w:r>
-    </w:p>
-    <w:p>
-      <w:pPr>
-        <w:rPr>
-          <w:lang w:val="en-CA"/>
-        </w:rPr>
-      </w:pPr>
-      <w:r>
-        <w:rPr>
-          <w:lang w:val="en-CA"/>
-        </w:rPr>
-        <w:lastRenderedPageBreak/>
-        <w:t>“I’m glad to know I’m your first,” Luke said. “And for the record, you are the first and last girl I ever had and ever will share a big poop with.”</w:t>
-      </w:r>
-    </w:p>
-    <w:p>
-      <w:pPr>
-        <w:rPr>
-          <w:lang w:val="en-CA"/>
-        </w:rPr>
-      </w:pPr>
-      <w:r>
-        <w:rPr>
-          <w:lang w:val="en-CA"/>
-        </w:rPr>
-        <w:t>I shuddered at that thought as I dressed for the night. That was so gross, but also so romantic. “Let’s not share that with my mother, shall we?”</w:t>
-      </w:r>
-    </w:p>
-    <w:p>
-      <w:pPr>
-        <w:rPr>
-          <w:lang w:val="en-CA"/>
-        </w:rPr>
-      </w:pPr>
-      <w:r>
-        <w:rPr>
-          <w:lang w:val="en-CA"/>
-        </w:rPr>
-        <w:t xml:space="preserve">Luke picked up another book and opened it. </w:t>
-      </w:r>
-      <w:r>
-        <w:rPr>
-          <w:lang w:val="en-CA"/>
-        </w:rPr>
-        <w:t>He started skimming.</w:t>
-      </w:r>
-    </w:p>
-    <w:p>
-      <w:pPr>
-        <w:rPr>
-          <w:lang w:val="en-CA"/>
-        </w:rPr>
-      </w:pPr>
-      <w:r>
-        <w:rPr>
-          <w:lang w:val="en-CA"/>
-        </w:rPr>
-        <w:t>“What’s that?” I asked.</w:t>
-      </w:r>
-    </w:p>
-    <w:p>
-      <w:pPr>
-        <w:rPr>
-          <w:lang w:val="en-CA"/>
-        </w:rPr>
-      </w:pPr>
-      <w:r>
-        <w:rPr>
-          <w:lang w:val="en-CA"/>
-        </w:rPr>
-        <w:t>“Everyday magic,” Luke said. “Some require resources such as quintessence gems. A lot uses just manna. The Ritual Magic book doesn’t say exactly what that is other t</w:t>
-      </w:r>
-      <w:r>
-        <w:rPr>
-          <w:lang w:val="en-CA"/>
-        </w:rPr>
-        <w:t xml:space="preserve">han that </w:t>
-      </w:r>
-      <w:r>
-        <w:rPr>
-          <w:lang w:val="en-CA"/>
-        </w:rPr>
-        <w:t>we</w:t>
-      </w:r>
-      <w:r>
-        <w:rPr>
-          <w:lang w:val="en-CA"/>
-        </w:rPr>
-        <w:t xml:space="preserve"> produce it.</w:t>
-      </w:r>
-    </w:p>
-    <w:p>
-      <w:pPr>
-        <w:rPr>
-          <w:lang w:val="en-CA"/>
-        </w:rPr>
-      </w:pPr>
-      <w:r>
-        <w:rPr>
-          <w:lang w:val="en-CA"/>
-        </w:rPr>
-        <w:t>“I found a simple cleaning spell.”</w:t>
-      </w:r>
-    </w:p>
-    <w:p>
-      <w:pPr>
-        <w:rPr>
-          <w:lang w:val="en-CA"/>
-        </w:rPr>
-      </w:pPr>
-      <w:r>
-        <w:rPr>
-          <w:lang w:val="en-CA"/>
-        </w:rPr>
-        <w:t>A magic circle appeared on the floor and Luke placed his clothes on it. The circle glowed and gasses seemed to get sucked out of the clothes. He put his clothes away.</w:t>
-      </w:r>
-    </w:p>
-    <w:p>
-      <w:pPr>
-        <w:rPr>
-          <w:lang w:val="en-CA"/>
-        </w:rPr>
-      </w:pPr>
-      <w:r>
-        <w:rPr>
-          <w:lang w:val="en-CA"/>
-        </w:rPr>
-        <w:t>“Okay, your turn,” Luke said. “Dump your dirty clothes here.”</w:t>
-      </w:r>
-    </w:p>
-    <w:p>
-      <w:pPr>
-        <w:rPr>
-          <w:lang w:val="en-CA"/>
-        </w:rPr>
-      </w:pPr>
-      <w:r>
-        <w:rPr>
-          <w:lang w:val="en-CA"/>
-        </w:rPr>
-        <w:t>I did as instructed and smoke curled up from my clothes. “Thanks Luke,” I said and put my clothes away.</w:t>
-      </w:r>
-      <w:r>
-        <w:rPr>
-          <w:lang w:val="en-CA"/>
-        </w:rPr>
-        <w:t xml:space="preserve"> “What else can you do?”</w:t>
-      </w:r>
-    </w:p>
-    <w:p>
-      <w:pPr>
-        <w:rPr>
-          <w:lang w:val="en-CA"/>
-        </w:rPr>
-      </w:pPr>
-      <w:r>
-        <w:rPr>
-          <w:lang w:val="en-CA"/>
-        </w:rPr>
-        <w:t>“Minor repairs, storage container, general cleaning, etc.” Luke said. “Storage is useful since I have limited space in my inventory.”</w:t>
-      </w:r>
-    </w:p>
-    <w:p>
-      <w:pPr>
-        <w:rPr>
-          <w:lang w:val="en-CA"/>
-        </w:rPr>
-      </w:pPr>
-      <w:r>
-        <w:rPr>
-          <w:lang w:val="en-CA"/>
-        </w:rPr>
-        <w:t>“Me too,” I said.</w:t>
-      </w:r>
-    </w:p>
-    <w:p>
-      <w:pPr>
-        <w:rPr>
-          <w:lang w:val="en-CA"/>
-        </w:rPr>
-      </w:pPr>
-      <w:r>
-        <w:rPr>
-          <w:lang w:val="en-CA"/>
-        </w:rPr>
-        <w:t>Luke put the book away and said, “I think it’s time to try out my secret ability. I can’t show you everything yet, but I can reveal a little now.”</w:t>
-      </w:r>
-    </w:p>
-    <w:p>
-      <w:pPr>
-        <w:rPr>
-          <w:lang w:val="en-CA"/>
-        </w:rPr>
-      </w:pPr>
-      <w:proofErr w:type="gramStart"/>
-      <w:r>
-        <w:rPr>
-          <w:lang w:val="en-CA"/>
-        </w:rPr>
-        <w:t>“Really?”</w:t>
-      </w:r>
-      <w:proofErr w:type="gramEnd"/>
-      <w:r>
-        <w:rPr>
-          <w:lang w:val="en-CA"/>
-        </w:rPr>
         <w:t xml:space="preserve"> I asked, intrigued.</w:t>
       </w:r>
     </w:p>
@@ -13176,7 +13320,6 @@
         <w:rPr>
           <w:lang w:val="en-CA"/>
         </w:rPr>
-        <w:lastRenderedPageBreak/>
         <w:t>Luke lay on the bed and closed his eyes.</w:t>
       </w:r>
       <w:r>
@@ -13225,7 +13368,7 @@
           <w:lang w:val="en-CA"/>
         </w:rPr>
       </w:pPr>
-      <w:bookmarkStart w:id="4" w:name="_Toc242151094"/>
+      <w:bookmarkStart w:id="4" w:name="_Toc242271565"/>
       <w:r>
         <w:rPr>
           <w:lang w:val="en-CA"/>
@@ -13489,13 +13632,13 @@
           <w:lang w:val="en-CA"/>
         </w:rPr>
         <w:lastRenderedPageBreak/>
-        <w:t>“Tonight the new trainees will arrive.</w:t>
-      </w:r>
-      <w:r>
-        <w:rPr>
-          <w:lang w:val="en-CA"/>
-        </w:rPr>
-        <w:t xml:space="preserve"> Try not to stay out too long.”</w:t>
+        <w:t>“</w:t>
+      </w:r>
+      <w:r>
+        <w:rPr>
+          <w:lang w:val="en-CA"/>
+        </w:rPr>
+        <w:t>Try not to stay out too long.”</w:t>
       </w:r>
     </w:p>
     <w:p>
@@ -13722,7 +13865,19 @@
         <w:rPr>
           <w:lang w:val="en-CA"/>
         </w:rPr>
-        <w:t>“Your body will go dormant if you don’t have enough manna,” Gilbert said. “Apparently I should have told you that.”</w:t>
+        <w:t xml:space="preserve">“Your body will go dormant if you </w:t>
+      </w:r>
+      <w:r>
+        <w:rPr>
+          <w:lang w:val="en-CA"/>
+        </w:rPr>
+        <w:t>run out of</w:t>
+      </w:r>
+      <w:r>
+        <w:rPr>
+          <w:lang w:val="en-CA"/>
+        </w:rPr>
+        <w:t xml:space="preserve"> manna,” Gilbert said. “Apparently I should have told you that.”</w:t>
       </w:r>
     </w:p>
     <w:p>
@@ -13786,92 +13941,1881 @@
         <w:rPr>
           <w:lang w:val="en-CA"/>
         </w:rPr>
-        <w:t>Finally we arrived at the hotel.</w:t>
-      </w:r>
-    </w:p>
-    <w:p>
-      <w:pPr>
-        <w:rPr>
-          <w:lang w:val="en-CA"/>
-        </w:rPr>
-      </w:pPr>
-    </w:p>
-    <w:p>
-      <w:pPr>
-        <w:rPr>
-          <w:lang w:val="en-CA"/>
-        </w:rPr>
-      </w:pPr>
-    </w:p>
-    <w:p>
-      <w:pPr>
-        <w:rPr>
-          <w:lang w:val="en-CA"/>
-        </w:rPr>
-      </w:pPr>
-    </w:p>
-    <w:p>
-      <w:pPr>
-        <w:rPr>
-          <w:lang w:val="en-CA"/>
-        </w:rPr>
-      </w:pPr>
-    </w:p>
-    <w:p>
-      <w:pPr>
-        <w:rPr>
-          <w:lang w:val="en-CA"/>
-        </w:rPr>
-      </w:pPr>
-    </w:p>
-    <w:p>
-      <w:pPr>
-        <w:rPr>
-          <w:lang w:val="en-CA"/>
-        </w:rPr>
-      </w:pPr>
-    </w:p>
-    <w:p>
-      <w:pPr>
-        <w:rPr>
-          <w:lang w:val="en-CA"/>
-        </w:rPr>
-      </w:pPr>
-    </w:p>
-    <w:p>
-      <w:pPr>
-        <w:rPr>
-          <w:lang w:val="en-CA"/>
-        </w:rPr>
-      </w:pPr>
-    </w:p>
-    <w:p>
-      <w:pPr>
-        <w:rPr>
-          <w:lang w:val="en-CA"/>
-        </w:rPr>
-      </w:pPr>
-    </w:p>
-    <w:p>
-      <w:pPr>
-        <w:rPr>
-          <w:lang w:val="en-CA"/>
-        </w:rPr>
-      </w:pPr>
-    </w:p>
-    <w:p>
-      <w:pPr>
-        <w:rPr>
-          <w:lang w:val="en-CA"/>
-        </w:rPr>
-      </w:pPr>
-    </w:p>
-    <w:p>
-      <w:pPr>
-        <w:rPr>
-          <w:lang w:val="en-CA"/>
-        </w:rPr>
-      </w:pPr>
+        <w:t xml:space="preserve">We finally </w:t>
+      </w:r>
+      <w:r>
+        <w:rPr>
+          <w:lang w:val="en-CA"/>
+        </w:rPr>
+        <w:t xml:space="preserve">arrived at the </w:t>
+      </w:r>
+      <w:r>
+        <w:t>Watermark Inn</w:t>
+      </w:r>
+      <w:r>
+        <w:rPr>
+          <w:lang w:val="en-CA"/>
+        </w:rPr>
+        <w:t>.</w:t>
+      </w:r>
+      <w:r>
+        <w:rPr>
+          <w:lang w:val="en-CA"/>
+        </w:rPr>
+        <w:t xml:space="preserve"> Susie was there, looking exhausted.</w:t>
+      </w:r>
+    </w:p>
+    <w:p>
+      <w:pPr>
+        <w:rPr>
+          <w:lang w:val="en-CA"/>
+        </w:rPr>
+      </w:pPr>
+      <w:r>
+        <w:rPr>
+          <w:lang w:val="en-CA"/>
+        </w:rPr>
+        <w:t>“How was the training, Susie?” I asked.</w:t>
+      </w:r>
+    </w:p>
+    <w:p>
+      <w:pPr>
+        <w:rPr>
+          <w:lang w:val="en-CA"/>
+        </w:rPr>
+      </w:pPr>
+      <w:r>
+        <w:rPr>
+          <w:lang w:val="en-CA"/>
+        </w:rPr>
+        <w:t>“Exhausting,” Susie complained. “Mr. Gilbert pushed me harder than my trainers.</w:t>
+      </w:r>
+      <w:r>
+        <w:rPr>
+          <w:lang w:val="en-CA"/>
+        </w:rPr>
+        <w:t xml:space="preserve"> I had no idea my swordsmanship was so bad. </w:t>
+      </w:r>
+      <w:proofErr w:type="gramStart"/>
+      <w:r>
+        <w:rPr>
+          <w:lang w:val="en-CA"/>
+        </w:rPr>
+        <w:t>How about you?”</w:t>
+      </w:r>
+      <w:proofErr w:type="gramEnd"/>
+    </w:p>
+    <w:p>
+      <w:pPr>
+        <w:rPr>
+          <w:lang w:val="en-CA"/>
+        </w:rPr>
+      </w:pPr>
+      <w:r>
+        <w:rPr>
+          <w:lang w:val="en-CA"/>
+        </w:rPr>
+        <w:t>“My current self has already surpassed my previous self,” I said.</w:t>
+      </w:r>
+    </w:p>
+    <w:p>
+      <w:pPr>
+        <w:rPr>
+          <w:lang w:val="en-CA"/>
+        </w:rPr>
+      </w:pPr>
+      <w:r>
+        <w:rPr>
+          <w:lang w:val="en-CA"/>
+        </w:rPr>
+        <w:t>“Would you like aura training now or tomorrow?” Gilbert asked.</w:t>
+      </w:r>
+    </w:p>
+    <w:p>
+      <w:pPr>
+        <w:rPr>
+          <w:lang w:val="en-CA"/>
+        </w:rPr>
+      </w:pPr>
+      <w:r>
+        <w:rPr>
+          <w:lang w:val="en-CA"/>
+        </w:rPr>
+        <w:t>“Now should be fine,” I said.</w:t>
+      </w:r>
+    </w:p>
+    <w:p>
+      <w:pPr>
+        <w:rPr>
+          <w:lang w:val="en-CA"/>
+        </w:rPr>
+      </w:pPr>
+      <w:r>
+        <w:rPr>
+          <w:lang w:val="en-CA"/>
+        </w:rPr>
+        <w:t>“Okay, brace yourself,” Gilbert said.</w:t>
+      </w:r>
+    </w:p>
+    <w:p>
+      <w:pPr>
+        <w:pStyle w:val="StatusMessage"/>
+        <w:rPr>
+          <w:lang w:val="en-CA"/>
+        </w:rPr>
+      </w:pPr>
+      <w:r>
+        <w:rPr>
+          <w:lang w:val="en-CA"/>
+        </w:rPr>
+        <w:lastRenderedPageBreak/>
+        <w:t>Susie POV</w:t>
+      </w:r>
+    </w:p>
+    <w:p>
+      <w:pPr>
+        <w:rPr>
+          <w:lang w:val="en-CA"/>
+        </w:rPr>
+      </w:pPr>
+      <w:r>
+        <w:rPr>
+          <w:lang w:val="en-CA"/>
+        </w:rPr>
+        <w:t xml:space="preserve">I felt </w:t>
+      </w:r>
+      <w:r>
+        <w:rPr>
+          <w:lang w:val="en-CA"/>
+        </w:rPr>
+        <w:t xml:space="preserve">Gilbert’s aura pressing </w:t>
+      </w:r>
+      <w:r>
+        <w:rPr>
+          <w:lang w:val="en-CA"/>
+        </w:rPr>
+        <w:t xml:space="preserve">down on me, similar to what I felt when </w:t>
+      </w:r>
+      <w:r>
+        <w:rPr>
+          <w:lang w:val="en-CA"/>
+        </w:rPr>
+        <w:t>my teachers did it to me</w:t>
+      </w:r>
+      <w:r>
+        <w:rPr>
+          <w:lang w:val="en-CA"/>
+        </w:rPr>
+        <w:t>.</w:t>
+      </w:r>
+      <w:r>
+        <w:rPr>
+          <w:lang w:val="en-CA"/>
+        </w:rPr>
+        <w:t xml:space="preserve"> The only difference was that my teachers were silver-ranked.</w:t>
+      </w:r>
+    </w:p>
+    <w:p>
+      <w:pPr>
+        <w:rPr>
+          <w:lang w:val="en-CA"/>
+        </w:rPr>
+      </w:pPr>
+      <w:r>
+        <w:rPr>
+          <w:lang w:val="en-CA"/>
+        </w:rPr>
+        <w:t>I looked worriedly at Luke. He just frowned but otherwise didn’t react.</w:t>
+      </w:r>
+    </w:p>
+    <w:p>
+      <w:pPr>
+        <w:rPr>
+          <w:lang w:val="en-CA"/>
+        </w:rPr>
+      </w:pPr>
+      <w:r>
+        <w:rPr>
+          <w:lang w:val="en-CA"/>
+        </w:rPr>
+        <w:t xml:space="preserve">The </w:t>
+      </w:r>
+      <w:r>
+        <w:rPr>
+          <w:lang w:val="en-CA"/>
+        </w:rPr>
+        <w:t>aura force disappeared and Gilbert said, “I’m impressed. You both did better than I expected.”</w:t>
+      </w:r>
+    </w:p>
+    <w:p>
+      <w:pPr>
+        <w:rPr>
+          <w:lang w:val="en-CA"/>
+        </w:rPr>
+      </w:pPr>
+      <w:r>
+        <w:rPr>
+          <w:lang w:val="en-CA"/>
+        </w:rPr>
+        <w:t>“I’m familiar with aura suppression, since my teachers are silver-ranked,” I said.</w:t>
+      </w:r>
+    </w:p>
+    <w:p>
+      <w:pPr>
+        <w:rPr>
+          <w:lang w:val="en-CA"/>
+        </w:rPr>
+      </w:pPr>
+      <w:r>
+        <w:rPr>
+          <w:lang w:val="en-CA"/>
+        </w:rPr>
+        <w:t>“And you, Luke?” Gilbert asked.</w:t>
+      </w:r>
+    </w:p>
+    <w:p>
+      <w:pPr>
+        <w:rPr>
+          <w:lang w:val="en-CA"/>
+        </w:rPr>
+      </w:pPr>
+      <w:r>
+        <w:rPr>
+          <w:lang w:val="en-CA"/>
+        </w:rPr>
+        <w:t xml:space="preserve">“I felt this kind of pressure before on Earth, when dealing with </w:t>
+      </w:r>
+      <w:r>
+        <w:rPr>
+          <w:lang w:val="en-CA"/>
+        </w:rPr>
+        <w:t>job interviews and getting a work visa,” Luke said. “The only difference is now I’m in control.”</w:t>
+      </w:r>
+    </w:p>
+    <w:p>
+      <w:pPr>
+        <w:rPr>
+          <w:lang w:val="en-CA"/>
+        </w:rPr>
+      </w:pPr>
+      <w:r>
+        <w:rPr>
+          <w:lang w:val="en-CA"/>
+        </w:rPr>
+        <w:t>“Excellent,” Gilbert said. “The next step is to become familiar with your auras. You need to sit in silence and try to feel your auras.</w:t>
+      </w:r>
+    </w:p>
+    <w:p>
+      <w:pPr>
+        <w:rPr>
+          <w:lang w:val="en-CA"/>
+        </w:rPr>
+      </w:pPr>
+      <w:proofErr w:type="gramStart"/>
+      <w:r>
+        <w:rPr>
+          <w:lang w:val="en-CA"/>
+        </w:rPr>
+        <w:t>“Good night you two.”</w:t>
+      </w:r>
+      <w:proofErr w:type="gramEnd"/>
+    </w:p>
+    <w:p>
+      <w:pPr>
+        <w:rPr>
+          <w:lang w:val="en-CA"/>
+        </w:rPr>
+      </w:pPr>
+      <w:r>
+        <w:rPr>
+          <w:lang w:val="en-CA"/>
+        </w:rPr>
+        <w:t>With that Gilbert was gone.</w:t>
+      </w:r>
+    </w:p>
+    <w:p>
+      <w:pPr>
+        <w:rPr>
+          <w:lang w:val="en-CA"/>
+        </w:rPr>
+      </w:pPr>
+      <w:r>
+        <w:rPr>
+          <w:lang w:val="en-CA"/>
+        </w:rPr>
+        <w:t>We headed to our rooms and I said, “Let’s take a shower.”</w:t>
+      </w:r>
+    </w:p>
+    <w:p>
+      <w:pPr>
+        <w:rPr>
+          <w:lang w:val="en-CA"/>
+        </w:rPr>
+      </w:pPr>
+      <w:r>
+        <w:rPr>
+          <w:lang w:val="en-CA"/>
+        </w:rPr>
+        <w:t>“You go first,” Luke said. “It seems Mr. Gilbert has left me a present.”</w:t>
+      </w:r>
+    </w:p>
+    <w:p>
+      <w:pPr>
+        <w:rPr>
+          <w:lang w:val="en-CA"/>
+        </w:rPr>
+      </w:pPr>
+      <w:r>
+        <w:rPr>
+          <w:lang w:val="en-CA"/>
+        </w:rPr>
+        <w:t>I undressed while Luke went through a pile of resources.</w:t>
+      </w:r>
+    </w:p>
+    <w:p>
+      <w:pPr>
+        <w:rPr>
+          <w:lang w:val="en-CA"/>
+        </w:rPr>
+      </w:pPr>
+      <w:r>
+        <w:rPr>
+          <w:lang w:val="en-CA"/>
+        </w:rPr>
+        <w:t xml:space="preserve">“Damn it woman,” Luke </w:t>
+      </w:r>
+      <w:r>
+        <w:rPr>
+          <w:lang w:val="en-CA"/>
+        </w:rPr>
+        <w:t>grumbled</w:t>
+      </w:r>
+      <w:r>
+        <w:rPr>
+          <w:lang w:val="en-CA"/>
+        </w:rPr>
+        <w:t>. “If we stay in the same room you will be getting pregnant faster than I hoped.”</w:t>
+      </w:r>
+    </w:p>
+    <w:p>
+      <w:pPr>
+        <w:rPr>
+          <w:lang w:val="en-CA"/>
+        </w:rPr>
+      </w:pPr>
+      <w:r>
+        <w:rPr>
+          <w:lang w:val="en-CA"/>
+        </w:rPr>
+        <w:t>I just giggled and watched him creating a magic circle.</w:t>
+      </w:r>
+      <w:r>
+        <w:rPr>
+          <w:lang w:val="en-CA"/>
+        </w:rPr>
+        <w:t xml:space="preserve"> Unfortunately he had his back to me, so I couldn’t see what he was doing.</w:t>
+      </w:r>
+    </w:p>
+    <w:p>
+      <w:pPr>
+        <w:rPr>
+          <w:lang w:val="en-CA"/>
+        </w:rPr>
+      </w:pPr>
+      <w:r>
+        <w:rPr>
+          <w:lang w:val="en-CA"/>
+        </w:rPr>
+        <w:lastRenderedPageBreak/>
+        <w:t>“I’m done,” I said as I stepped out of the shower.</w:t>
+      </w:r>
+    </w:p>
+    <w:p>
+      <w:pPr>
+        <w:rPr>
+          <w:lang w:val="en-CA"/>
+        </w:rPr>
+      </w:pPr>
+      <w:r>
+        <w:rPr>
+          <w:lang w:val="en-CA"/>
+        </w:rPr>
+        <w:t>“Me too,” Luke said as he undressed and took a shower. He returned minutes later in boxers.</w:t>
+      </w:r>
+    </w:p>
+    <w:p>
+      <w:pPr>
+        <w:rPr>
+          <w:lang w:val="en-CA"/>
+        </w:rPr>
+      </w:pPr>
+      <w:r>
+        <w:rPr>
+          <w:lang w:val="en-CA"/>
+        </w:rPr>
+        <w:t>“So are you ready?” Luke asked.</w:t>
+      </w:r>
+    </w:p>
+    <w:p>
+      <w:pPr>
+        <w:rPr>
+          <w:lang w:val="en-CA"/>
+        </w:rPr>
+      </w:pPr>
+      <w:r>
+        <w:rPr>
+          <w:lang w:val="en-CA"/>
+        </w:rPr>
+        <w:t xml:space="preserve">Luke placed his magic hat on the bed, lay down and closed his eyes. From out of the hat a white furry </w:t>
+      </w:r>
+      <w:r>
+        <w:rPr>
+          <w:lang w:val="en-CA"/>
+        </w:rPr>
+        <w:t xml:space="preserve">baby </w:t>
+      </w:r>
+      <w:r>
+        <w:rPr>
+          <w:lang w:val="en-CA"/>
+        </w:rPr>
+        <w:t>rabbit jumped out.</w:t>
+      </w:r>
+    </w:p>
+    <w:p>
+      <w:pPr>
+        <w:rPr>
+          <w:lang w:val="en-CA"/>
+        </w:rPr>
+      </w:pPr>
+      <w:r>
+        <w:rPr>
+          <w:lang w:val="en-CA"/>
+        </w:rPr>
+        <w:t xml:space="preserve">“Oh my god, that’s so cute,” I </w:t>
+      </w:r>
+      <w:r>
+        <w:rPr>
+          <w:lang w:val="en-CA"/>
+        </w:rPr>
+        <w:t>exclaimed</w:t>
+      </w:r>
+      <w:r>
+        <w:rPr>
+          <w:lang w:val="en-CA"/>
+        </w:rPr>
+        <w:t>.</w:t>
+      </w:r>
+    </w:p>
+    <w:p>
+      <w:pPr>
+        <w:rPr>
+          <w:lang w:val="en-CA"/>
+        </w:rPr>
+      </w:pPr>
+      <w:r>
+        <w:rPr>
+          <w:lang w:val="en-CA"/>
+        </w:rPr>
+        <w:t>The rabbit looked about and tried to walk. It landed flat on its face. It tried again. Again it failed. The next time it hopped. This worked. It then hopped about.</w:t>
+      </w:r>
+    </w:p>
+    <w:p>
+      <w:pPr>
+        <w:rPr>
+          <w:lang w:val="en-CA"/>
+        </w:rPr>
+      </w:pPr>
+      <w:r>
+        <w:rPr>
+          <w:lang w:val="en-CA"/>
+        </w:rPr>
+        <w:t>It hopped towards me</w:t>
+      </w:r>
+      <w:r>
+        <w:rPr>
+          <w:lang w:val="en-CA"/>
+        </w:rPr>
+        <w:t xml:space="preserve"> and looked up at me</w:t>
+      </w:r>
+      <w:r>
+        <w:rPr>
+          <w:lang w:val="en-CA"/>
+        </w:rPr>
+        <w:t xml:space="preserve">. </w:t>
+      </w:r>
+      <w:r>
+        <w:rPr>
+          <w:lang w:val="en-CA"/>
+        </w:rPr>
+        <w:t>I p</w:t>
+      </w:r>
+      <w:r>
+        <w:rPr>
+          <w:lang w:val="en-CA"/>
+        </w:rPr>
+        <w:t xml:space="preserve">icked it up and snuggled it. It was just as soft </w:t>
+      </w:r>
+      <w:r>
+        <w:rPr>
+          <w:lang w:val="en-CA"/>
+        </w:rPr>
+        <w:t xml:space="preserve">and </w:t>
+      </w:r>
+      <w:r>
+        <w:rPr>
+          <w:lang w:val="en-CA"/>
+        </w:rPr>
+        <w:t>cuddly as I thought it would be.</w:t>
+      </w:r>
+    </w:p>
+    <w:p>
+      <w:pPr>
+        <w:rPr>
+          <w:lang w:val="en-CA"/>
+        </w:rPr>
+      </w:pPr>
+      <w:r>
+        <w:rPr>
+          <w:lang w:val="en-CA"/>
+        </w:rPr>
+        <w:t xml:space="preserve">I put the </w:t>
+      </w:r>
+      <w:r>
+        <w:rPr>
+          <w:lang w:val="en-CA"/>
+        </w:rPr>
+        <w:t xml:space="preserve">rabbit </w:t>
+      </w:r>
+      <w:r>
+        <w:rPr>
+          <w:lang w:val="en-CA"/>
+        </w:rPr>
+        <w:t xml:space="preserve">down and it </w:t>
+      </w:r>
+      <w:r>
+        <w:rPr>
+          <w:lang w:val="en-CA"/>
+        </w:rPr>
+        <w:t>hopped back into the hat and disappeared.</w:t>
+      </w:r>
+    </w:p>
+    <w:p>
+      <w:pPr>
+        <w:rPr>
+          <w:lang w:val="en-CA"/>
+        </w:rPr>
+      </w:pPr>
+      <w:r>
+        <w:rPr>
+          <w:lang w:val="en-CA"/>
+        </w:rPr>
+        <w:t>“What do you think?” Luke asked, smiling.</w:t>
+      </w:r>
+    </w:p>
+    <w:p>
+      <w:pPr>
+        <w:rPr>
+          <w:lang w:val="en-CA"/>
+        </w:rPr>
+      </w:pPr>
+      <w:r>
+        <w:rPr>
+          <w:lang w:val="en-CA"/>
+        </w:rPr>
+        <w:t xml:space="preserve">“That was amazing,” I </w:t>
+      </w:r>
+      <w:r>
+        <w:rPr>
+          <w:lang w:val="en-CA"/>
+        </w:rPr>
+        <w:t>exclaimed</w:t>
+      </w:r>
+      <w:r>
+        <w:rPr>
+          <w:lang w:val="en-CA"/>
+        </w:rPr>
+        <w:t>.</w:t>
+      </w:r>
+    </w:p>
+    <w:p>
+      <w:pPr>
+        <w:rPr>
+          <w:lang w:val="en-CA"/>
+        </w:rPr>
+      </w:pPr>
+      <w:r>
+        <w:rPr>
+          <w:lang w:val="en-CA"/>
+        </w:rPr>
+        <w:t>“Now that the resources have been spent I can summon it whenever I want,” Luke said.</w:t>
+      </w:r>
+    </w:p>
+    <w:p>
+      <w:pPr>
+        <w:rPr>
+          <w:lang w:val="en-CA"/>
+        </w:rPr>
+      </w:pPr>
+      <w:r>
+        <w:rPr>
+          <w:lang w:val="en-CA"/>
+        </w:rPr>
+        <w:t>“Now then Susie, what is your favorite fluffy creature, one that you would like to snuggle up to at night?”</w:t>
+      </w:r>
+    </w:p>
+    <w:p>
+      <w:pPr>
+        <w:rPr>
+          <w:lang w:val="en-CA"/>
+        </w:rPr>
+      </w:pPr>
+      <w:r>
+        <w:rPr>
+          <w:lang w:val="en-CA"/>
+        </w:rPr>
+        <w:t>“You,” I said.</w:t>
+      </w:r>
+    </w:p>
+    <w:p>
+      <w:pPr>
+        <w:rPr>
+          <w:lang w:val="en-CA"/>
+        </w:rPr>
+      </w:pPr>
+      <w:r>
+        <w:rPr>
+          <w:lang w:val="en-CA"/>
+        </w:rPr>
+        <w:t>“I said fluffy,” Luke said.</w:t>
+      </w:r>
+      <w:r>
+        <w:rPr>
+          <w:lang w:val="en-CA"/>
+        </w:rPr>
+        <w:t xml:space="preserve"> “If </w:t>
+      </w:r>
+      <w:r>
+        <w:rPr>
+          <w:lang w:val="en-CA"/>
+        </w:rPr>
+        <w:t xml:space="preserve">I </w:t>
+      </w:r>
+      <w:r>
+        <w:rPr>
+          <w:lang w:val="en-CA"/>
+        </w:rPr>
+        <w:t>were to become a fluffy creature, what would it be?”</w:t>
+      </w:r>
+    </w:p>
+    <w:p>
+      <w:pPr>
+        <w:rPr>
+          <w:lang w:val="en-CA"/>
+        </w:rPr>
+      </w:pPr>
+      <w:r>
+        <w:rPr>
+          <w:lang w:val="en-CA"/>
+        </w:rPr>
+        <w:t>I wracked my brain and then said, “How about a teddy bear?”</w:t>
+      </w:r>
+    </w:p>
+    <w:p>
+      <w:pPr>
+        <w:rPr>
+          <w:lang w:val="en-CA"/>
+        </w:rPr>
+      </w:pPr>
+      <w:r>
+        <w:rPr>
+          <w:lang w:val="en-CA"/>
+        </w:rPr>
+        <w:lastRenderedPageBreak/>
+        <w:t>“Describe the bear,” Luke said.</w:t>
+      </w:r>
+    </w:p>
+    <w:p>
+      <w:pPr>
+        <w:rPr>
+          <w:lang w:val="en-CA"/>
+        </w:rPr>
+      </w:pPr>
+      <w:r>
+        <w:rPr>
+          <w:lang w:val="en-CA"/>
+        </w:rPr>
+        <w:t>That was another challenge, but then I said, “Polar bear.”</w:t>
+      </w:r>
+    </w:p>
+    <w:p>
+      <w:pPr>
+        <w:rPr>
+          <w:lang w:val="en-CA"/>
+        </w:rPr>
+      </w:pPr>
+      <w:r>
+        <w:rPr>
+          <w:lang w:val="en-CA"/>
+        </w:rPr>
+        <w:t>“Okay, I’ll make a polar bear with retractable claws like a cat,” Luke said. “Is that fine, or…wait a minute. I can show you before I create it.”</w:t>
+      </w:r>
+    </w:p>
+    <w:p>
+      <w:pPr>
+        <w:rPr>
+          <w:lang w:val="en-CA"/>
+        </w:rPr>
+      </w:pPr>
+      <w:r>
+        <w:rPr>
+          <w:lang w:val="en-CA"/>
+        </w:rPr>
+        <w:t xml:space="preserve">Luke consulted his book </w:t>
+      </w:r>
+      <w:r>
+        <w:rPr>
+          <w:lang w:val="en-CA"/>
+        </w:rPr>
+        <w:t>and said, “Here is the spell.”</w:t>
+      </w:r>
+    </w:p>
+    <w:p>
+      <w:pPr>
+        <w:rPr>
+          <w:lang w:val="en-CA"/>
+        </w:rPr>
+      </w:pPr>
+      <w:r>
+        <w:rPr>
+          <w:lang w:val="en-CA"/>
+        </w:rPr>
+        <w:t>In front of us a magic circle appeared. Above the circle a polar bear appeared.</w:t>
+      </w:r>
+    </w:p>
+    <w:p>
+      <w:pPr>
+        <w:rPr>
+          <w:lang w:val="en-CA"/>
+        </w:rPr>
+      </w:pPr>
+      <w:r>
+        <w:rPr>
+          <w:lang w:val="en-CA"/>
+        </w:rPr>
+        <w:t>“You can tweak the appearance as you wish,” Luke said. “</w:t>
+      </w:r>
+      <w:r>
+        <w:rPr>
+          <w:lang w:val="en-CA"/>
+        </w:rPr>
+        <w:t>It</w:t>
+      </w:r>
+      <w:r>
+        <w:rPr>
+          <w:lang w:val="en-CA"/>
+        </w:rPr>
+        <w:t xml:space="preserve"> can be your cud</w:t>
+      </w:r>
+      <w:r>
+        <w:rPr>
+          <w:lang w:val="en-CA"/>
+        </w:rPr>
+        <w:t xml:space="preserve">dle pillow when you </w:t>
+      </w:r>
+      <w:r>
+        <w:rPr>
+          <w:lang w:val="en-CA"/>
+        </w:rPr>
+        <w:t>are lonely.</w:t>
+      </w:r>
+    </w:p>
+    <w:p>
+      <w:pPr>
+        <w:rPr>
+          <w:lang w:val="en-CA"/>
+        </w:rPr>
+      </w:pPr>
+      <w:r>
+        <w:rPr>
+          <w:lang w:val="en-CA"/>
+        </w:rPr>
+        <w:t>“Be warned. I don’t know how to fine-tune it after it is created.”</w:t>
+      </w:r>
+    </w:p>
+    <w:p>
+      <w:pPr>
+        <w:rPr>
+          <w:lang w:val="en-CA"/>
+        </w:rPr>
+      </w:pPr>
+      <w:r>
+        <w:rPr>
+          <w:lang w:val="en-CA"/>
+        </w:rPr>
+        <w:t>I slowly customised the bear cub to make it the cutest thing possible, even painting her pink like strawberry ice cream.</w:t>
+      </w:r>
+      <w:r>
+        <w:rPr>
+          <w:lang w:val="en-CA"/>
+        </w:rPr>
+        <w:t xml:space="preserve"> I gave her human teeth because polar teeth were scary.</w:t>
+      </w:r>
+      <w:r>
+        <w:rPr>
+          <w:lang w:val="en-CA"/>
+        </w:rPr>
+        <w:t xml:space="preserve"> That was time-consuming since I needed to get it just right.</w:t>
+      </w:r>
+    </w:p>
+    <w:p>
+      <w:pPr>
+        <w:rPr>
+          <w:lang w:val="en-CA"/>
+        </w:rPr>
+      </w:pPr>
+      <w:r>
+        <w:rPr>
+          <w:lang w:val="en-CA"/>
+        </w:rPr>
+        <w:t>Finally, I got something I couldn’t improve upon.</w:t>
+      </w:r>
+    </w:p>
+    <w:p>
+      <w:pPr>
+        <w:rPr>
+          <w:lang w:val="en-CA"/>
+        </w:rPr>
+      </w:pPr>
+      <w:r>
+        <w:rPr>
+          <w:lang w:val="en-CA"/>
+        </w:rPr>
+        <w:t>“Who ever heard of a pink polar bear,” Luke muttered and began dumping stuff into a magic circle. The circle gobbled the items and a polar bear appeared. It just sat there sleeping.</w:t>
+      </w:r>
+    </w:p>
+    <w:p>
+      <w:pPr>
+        <w:rPr>
+          <w:lang w:val="en-CA"/>
+        </w:rPr>
+      </w:pPr>
+      <w:r>
+        <w:rPr>
+          <w:lang w:val="en-CA"/>
+        </w:rPr>
+        <w:t xml:space="preserve">I picked up the cub and snuggled </w:t>
+      </w:r>
+      <w:r>
+        <w:rPr>
+          <w:lang w:val="en-CA"/>
+        </w:rPr>
+        <w:t>her</w:t>
+      </w:r>
+      <w:r>
+        <w:rPr>
+          <w:lang w:val="en-CA"/>
+        </w:rPr>
+        <w:t>. “</w:t>
+      </w:r>
+      <w:r>
+        <w:rPr>
+          <w:lang w:val="en-CA"/>
+        </w:rPr>
+        <w:t>She</w:t>
+      </w:r>
+      <w:r>
+        <w:rPr>
+          <w:lang w:val="en-CA"/>
+        </w:rPr>
+        <w:t>’s beautiful,” I exclaimed.</w:t>
+      </w:r>
+    </w:p>
+    <w:p>
+      <w:pPr>
+        <w:rPr>
+          <w:lang w:val="en-CA"/>
+        </w:rPr>
+      </w:pPr>
+      <w:r>
+        <w:rPr>
+          <w:lang w:val="en-CA"/>
+        </w:rPr>
+        <w:t>“And now for some life,” Luke said. He lay down, closes his eyes and became still.</w:t>
+      </w:r>
+    </w:p>
+    <w:p>
+      <w:pPr>
+        <w:rPr>
+          <w:lang w:val="en-CA"/>
+        </w:rPr>
+      </w:pPr>
+      <w:r>
+        <w:rPr>
+          <w:lang w:val="en-CA"/>
+        </w:rPr>
+        <w:t>The bear opened her eyes and looked at me with beautiful blue peepers. It made a soft growl and I hugged it.</w:t>
+      </w:r>
+    </w:p>
+    <w:p>
+      <w:pPr>
+        <w:rPr>
+          <w:lang w:val="en-CA"/>
+        </w:rPr>
+      </w:pPr>
+      <w:r>
+        <w:rPr>
+          <w:lang w:val="en-CA"/>
+        </w:rPr>
+        <w:t>“Can I name it?” I asked.</w:t>
+      </w:r>
+    </w:p>
+    <w:p>
+      <w:pPr>
+        <w:rPr>
+          <w:lang w:val="en-CA"/>
+        </w:rPr>
+      </w:pPr>
+      <w:r>
+        <w:rPr>
+          <w:lang w:val="en-CA"/>
+        </w:rPr>
+        <w:lastRenderedPageBreak/>
+        <w:t>The bear went limp and Luke said, “Go ahead.”</w:t>
+      </w:r>
+    </w:p>
+    <w:p>
+      <w:pPr>
+        <w:rPr>
+          <w:lang w:val="en-CA"/>
+        </w:rPr>
+      </w:pPr>
+      <w:r>
+        <w:rPr>
+          <w:lang w:val="en-CA"/>
+        </w:rPr>
+        <w:t>Again Luke went still and the bear stirred.</w:t>
+      </w:r>
+    </w:p>
+    <w:p>
+      <w:pPr>
+        <w:rPr>
+          <w:lang w:val="en-CA"/>
+        </w:rPr>
+      </w:pPr>
+      <w:r>
+        <w:rPr>
+          <w:lang w:val="en-CA"/>
+        </w:rPr>
+        <w:t xml:space="preserve">“I’ll name you </w:t>
+      </w:r>
+      <w:r>
+        <w:rPr>
+          <w:lang w:val="en-CA"/>
+        </w:rPr>
+        <w:t>Strawberry</w:t>
+      </w:r>
+      <w:r>
+        <w:rPr>
+          <w:lang w:val="en-CA"/>
+        </w:rPr>
+        <w:t>,” I said. “</w:t>
+      </w:r>
+      <w:r>
+        <w:rPr>
+          <w:lang w:val="en-CA"/>
+        </w:rPr>
+        <w:t>You like it don’t you?”</w:t>
+      </w:r>
+    </w:p>
+    <w:p>
+      <w:pPr>
+        <w:rPr>
+          <w:lang w:val="en-CA"/>
+        </w:rPr>
+      </w:pPr>
+      <w:r>
+        <w:rPr>
+          <w:lang w:val="en-CA"/>
+        </w:rPr>
+        <w:t xml:space="preserve">“As long as you like it,” it said in a </w:t>
+      </w:r>
+      <w:r>
+        <w:rPr>
+          <w:lang w:val="en-CA"/>
+        </w:rPr>
+        <w:t>cute girly voice, but which still sounded like a bear.</w:t>
+      </w:r>
+    </w:p>
+    <w:p>
+      <w:pPr>
+        <w:rPr>
+          <w:lang w:val="en-CA"/>
+        </w:rPr>
+      </w:pPr>
+      <w:r>
+        <w:rPr>
+          <w:lang w:val="en-CA"/>
+        </w:rPr>
+        <w:t>“It can talk,” I said excitedly.</w:t>
+      </w:r>
+    </w:p>
+    <w:p>
+      <w:pPr>
+        <w:rPr>
+          <w:lang w:val="en-CA"/>
+        </w:rPr>
+      </w:pPr>
+      <w:r>
+        <w:rPr>
+          <w:lang w:val="en-CA"/>
+        </w:rPr>
+        <w:t>“Of course I can talk,” Strawberry said. “Who do you think you’re holding?”</w:t>
+      </w:r>
+    </w:p>
+    <w:p>
+      <w:pPr>
+        <w:rPr>
+          <w:lang w:val="en-CA"/>
+        </w:rPr>
+      </w:pPr>
+      <w:r>
+        <w:rPr>
+          <w:lang w:val="en-CA"/>
+        </w:rPr>
+        <w:t>I looked at Luke and he smiled. The bear went limp and Luke got up.</w:t>
+      </w:r>
+    </w:p>
+    <w:p>
+      <w:pPr>
+        <w:rPr>
+          <w:lang w:val="en-CA"/>
+        </w:rPr>
+      </w:pPr>
+      <w:r>
+        <w:rPr>
+          <w:lang w:val="en-CA"/>
+        </w:rPr>
+        <w:t>“I guess you noticed by now, this is my power,” Luke said. “It is related to Vessel and shares power with it. I can create bodies I can remote control. Unfortunately it takes all my concentration to operate, which is why I have to lie down.</w:t>
+      </w:r>
+    </w:p>
+    <w:p>
+      <w:pPr>
+        <w:rPr>
+          <w:lang w:val="en-CA"/>
+        </w:rPr>
+      </w:pPr>
+      <w:r>
+        <w:rPr>
+          <w:lang w:val="en-CA"/>
+        </w:rPr>
+        <w:t>“I hope you like the voice. I don’t know how to preview voices.”</w:t>
+      </w:r>
+    </w:p>
+    <w:p>
+      <w:pPr>
+        <w:rPr>
+          <w:lang w:val="en-CA"/>
+        </w:rPr>
+      </w:pPr>
+      <w:r>
+        <w:rPr>
+          <w:lang w:val="en-CA"/>
+        </w:rPr>
+        <w:t>“I love it,” I exclaimed. “She’s so cute. But why is she so heavy?”</w:t>
+      </w:r>
+    </w:p>
+    <w:p>
+      <w:pPr>
+        <w:rPr>
+          <w:lang w:val="en-CA"/>
+        </w:rPr>
+      </w:pPr>
+      <w:r>
+        <w:rPr>
+          <w:lang w:val="en-CA"/>
+        </w:rPr>
+        <w:t>“Because it’s a real body,” Luke said.</w:t>
+      </w:r>
+    </w:p>
+    <w:p>
+      <w:pPr>
+        <w:rPr>
+          <w:lang w:val="en-CA"/>
+        </w:rPr>
+      </w:pPr>
+      <w:r>
+        <w:rPr>
+          <w:lang w:val="en-CA"/>
+        </w:rPr>
+        <w:t>“Now you can cuddle me to your heart’s content without worries. Now let’s</w:t>
+      </w:r>
+      <w:r>
+        <w:rPr>
+          <w:lang w:val="en-CA"/>
+        </w:rPr>
+        <w:t xml:space="preserve"> practice meditation so we can explore our auras.”</w:t>
+      </w:r>
+    </w:p>
+    <w:p>
+      <w:pPr>
+        <w:pStyle w:val="H2"/>
+        <w:rPr>
+          <w:lang w:val="en-CA"/>
+        </w:rPr>
+      </w:pPr>
+      <w:r>
+        <w:rPr>
+          <w:lang w:val="en-CA"/>
+        </w:rPr>
+        <w:lastRenderedPageBreak/>
+        <w:t>Magic training</w:t>
+      </w:r>
+    </w:p>
+    <w:p>
+      <w:pPr>
+        <w:pStyle w:val="Quote1"/>
+        <w:rPr>
+          <w:lang w:val="en-CA"/>
+        </w:rPr>
+      </w:pPr>
+    </w:p>
+    <w:p>
+      <w:pPr>
+        <w:pStyle w:val="StatusMessage"/>
+        <w:rPr>
+          <w:lang w:val="en-CA"/>
+        </w:rPr>
+      </w:pPr>
+      <w:r>
+        <w:rPr>
+          <w:lang w:val="en-CA"/>
+        </w:rPr>
+        <w:t>Luke POV – Day 3</w:t>
+      </w:r>
+    </w:p>
+    <w:p>
+      <w:pPr>
+        <w:rPr>
+          <w:lang w:val="en-CA"/>
+        </w:rPr>
+      </w:pPr>
+      <w:r>
+        <w:rPr>
+          <w:lang w:val="en-CA"/>
+        </w:rPr>
+        <w:t>“So how was your aura training, or did you have time?” Gilbert asked slyly.</w:t>
+      </w:r>
+    </w:p>
+    <w:p>
+      <w:pPr>
+        <w:rPr>
+          <w:lang w:val="en-CA"/>
+        </w:rPr>
+      </w:pPr>
+      <w:r>
+        <w:rPr>
+          <w:lang w:val="en-CA"/>
+        </w:rPr>
+        <w:t xml:space="preserve">“A gentleman never tells,” I said, smiling. “I did discover our </w:t>
+      </w:r>
+      <w:r>
+        <w:rPr>
+          <w:lang w:val="en-CA"/>
+        </w:rPr>
+        <w:t>auras complement each other. My aura can amplify the effect of cast member auras.</w:t>
+      </w:r>
+    </w:p>
+    <w:p>
+      <w:pPr>
+        <w:rPr>
+          <w:lang w:val="en-CA"/>
+        </w:rPr>
+      </w:pPr>
+      <w:r>
+        <w:rPr>
+          <w:lang w:val="en-CA"/>
+        </w:rPr>
+        <w:t xml:space="preserve">“By cast members, I mean anyone I </w:t>
+      </w:r>
+      <w:r>
+        <w:rPr>
+          <w:lang w:val="en-CA"/>
+        </w:rPr>
+        <w:t>include</w:t>
+      </w:r>
+      <w:r>
+        <w:rPr>
+          <w:lang w:val="en-CA"/>
+        </w:rPr>
+        <w:t xml:space="preserve"> as a member of my show.</w:t>
+      </w:r>
+    </w:p>
+    <w:p>
+      <w:pPr>
+        <w:rPr>
+          <w:lang w:val="en-CA"/>
+        </w:rPr>
+      </w:pPr>
+      <w:r>
+        <w:rPr>
+          <w:lang w:val="en-CA"/>
+        </w:rPr>
+        <w:t>“And yes, my class seems to be Magician.”</w:t>
+      </w:r>
+    </w:p>
+    <w:p>
+      <w:pPr>
+        <w:rPr>
+          <w:lang w:val="en-CA"/>
+        </w:rPr>
+      </w:pPr>
+      <w:r>
+        <w:rPr>
+          <w:lang w:val="en-CA"/>
+        </w:rPr>
+        <w:t>“What is a class?” Gilbert asked.</w:t>
+      </w:r>
+    </w:p>
+    <w:p>
+      <w:pPr>
+        <w:rPr>
+          <w:lang w:val="en-CA"/>
+        </w:rPr>
+      </w:pPr>
+      <w:r>
+        <w:rPr>
+          <w:lang w:val="en-CA"/>
+        </w:rPr>
+        <w:t>“You don’t know what a class it?” I asked, surprised.</w:t>
+      </w:r>
+    </w:p>
+    <w:p>
+      <w:pPr>
+        <w:rPr>
+          <w:lang w:val="en-CA"/>
+        </w:rPr>
+      </w:pPr>
+      <w:r>
+        <w:rPr>
+          <w:lang w:val="en-CA"/>
+        </w:rPr>
+        <w:t>“That only works for video games,” Susie said. “In real life, classes don’t exist.”</w:t>
+      </w:r>
+    </w:p>
+    <w:p>
+      <w:pPr>
+        <w:rPr>
+          <w:lang w:val="en-CA"/>
+        </w:rPr>
+      </w:pPr>
+      <w:r>
+        <w:rPr>
+          <w:lang w:val="en-CA"/>
+        </w:rPr>
+        <w:t xml:space="preserve">“But most of my powers </w:t>
+      </w:r>
+      <w:r>
+        <w:rPr>
+          <w:lang w:val="en-CA"/>
+        </w:rPr>
+        <w:t>s</w:t>
+      </w:r>
+      <w:r>
+        <w:rPr>
+          <w:lang w:val="en-CA"/>
+        </w:rPr>
+        <w:t>o far have revolved around the theme of Magician,” I said. “Even Ritual Magic can be used in a magic show.</w:t>
+      </w:r>
+    </w:p>
+    <w:p>
+      <w:pPr>
+        <w:rPr>
+          <w:lang w:val="en-CA"/>
+        </w:rPr>
+      </w:pPr>
+      <w:r>
+        <w:rPr>
+          <w:lang w:val="en-CA"/>
+        </w:rPr>
+        <w:t>“Also, aren’t all your powers themed around the concept of the Valkyrie, the maiden warrior of lore?”</w:t>
+      </w:r>
+    </w:p>
+    <w:p>
+      <w:pPr>
+        <w:rPr>
+          <w:lang w:val="en-CA"/>
+        </w:rPr>
+      </w:pPr>
+      <w:r>
+        <w:rPr>
+          <w:lang w:val="en-CA"/>
+        </w:rPr>
+        <w:t>“Now I understand,” Gilbert said. “Usually people get essence one at a time and then they use awakening stones for each. Each power is individually power</w:t>
+      </w:r>
+      <w:r>
+        <w:rPr>
+          <w:lang w:val="en-CA"/>
+        </w:rPr>
+        <w:t>ful</w:t>
+      </w:r>
+      <w:r>
+        <w:rPr>
+          <w:lang w:val="en-CA"/>
+        </w:rPr>
+        <w:t xml:space="preserve"> but not unified.</w:t>
+      </w:r>
+    </w:p>
+    <w:p>
+      <w:pPr>
+        <w:rPr>
+          <w:lang w:val="en-CA"/>
+        </w:rPr>
+      </w:pPr>
+      <w:r>
+        <w:rPr>
+          <w:lang w:val="en-CA"/>
+        </w:rPr>
+        <w:t xml:space="preserve">“When people wait for their full </w:t>
+      </w:r>
+      <w:r>
+        <w:rPr>
+          <w:lang w:val="en-CA"/>
+        </w:rPr>
+        <w:t xml:space="preserve">essence </w:t>
+      </w:r>
+      <w:r>
+        <w:rPr>
+          <w:lang w:val="en-CA"/>
+        </w:rPr>
+        <w:t>set, their powers are more unified.</w:t>
+      </w:r>
+    </w:p>
+    <w:p>
+      <w:pPr>
+        <w:rPr>
+          <w:lang w:val="en-CA"/>
+        </w:rPr>
+      </w:pPr>
+      <w:r>
+        <w:rPr>
+          <w:lang w:val="en-CA"/>
+        </w:rPr>
+        <w:t>“The drawback is that people feel incomplete until they get all awakening stones.”</w:t>
+      </w:r>
+    </w:p>
+    <w:p>
+      <w:pPr>
+        <w:rPr>
+          <w:lang w:val="en-CA"/>
+        </w:rPr>
+      </w:pPr>
+      <w:r>
+        <w:rPr>
+          <w:lang w:val="en-CA"/>
+        </w:rPr>
+        <w:lastRenderedPageBreak/>
+        <w:t>“That’s true,” Susie said.</w:t>
+      </w:r>
+    </w:p>
+    <w:p>
+      <w:pPr>
+        <w:rPr>
+          <w:lang w:val="en-CA"/>
+        </w:rPr>
+      </w:pPr>
+      <w:r>
+        <w:rPr>
+          <w:lang w:val="en-CA"/>
+        </w:rPr>
+        <w:t>“Same here,” I said. “I have an amazing attack power but can’t use it p</w:t>
+      </w:r>
+      <w:r>
+        <w:rPr>
+          <w:lang w:val="en-CA"/>
+        </w:rPr>
+        <w:t>r</w:t>
+      </w:r>
+      <w:r>
+        <w:rPr>
+          <w:lang w:val="en-CA"/>
+        </w:rPr>
+        <w:t>operly</w:t>
+      </w:r>
+      <w:r>
+        <w:rPr>
+          <w:lang w:val="en-CA"/>
+        </w:rPr>
+        <w:t>. It relies on skills that I currently don’t have.”</w:t>
+      </w:r>
+    </w:p>
+    <w:p>
+      <w:pPr>
+        <w:rPr>
+          <w:lang w:val="en-CA"/>
+        </w:rPr>
+      </w:pPr>
+      <w:r>
+        <w:rPr>
+          <w:lang w:val="en-CA"/>
+        </w:rPr>
+        <w:t>“You mentioned classes,” Gilbert said.</w:t>
+      </w:r>
+    </w:p>
+    <w:p>
+      <w:pPr>
+        <w:rPr>
+          <w:lang w:val="en-CA"/>
+        </w:rPr>
+      </w:pPr>
+      <w:r>
+        <w:rPr>
+          <w:lang w:val="en-CA"/>
+        </w:rPr>
+        <w:t>“That’s correct,” I said. “I have my concept of Magician. Susie has a concept of Valkyrie. These are our classes. It is the central theme around which all powers revolve.</w:t>
+      </w:r>
+    </w:p>
+    <w:p>
+      <w:pPr>
+        <w:rPr>
+          <w:lang w:val="en-CA"/>
+        </w:rPr>
+      </w:pPr>
+      <w:r>
+        <w:rPr>
+          <w:lang w:val="en-CA"/>
+        </w:rPr>
+        <w:t>“Don’t you have that concept here?”</w:t>
+      </w:r>
+    </w:p>
+    <w:p>
+      <w:pPr>
+        <w:rPr>
+          <w:lang w:val="en-CA"/>
+        </w:rPr>
+      </w:pPr>
+      <w:r>
+        <w:rPr>
+          <w:lang w:val="en-CA"/>
+        </w:rPr>
+        <w:t>“Did you come up with it?” Gilbert asked.</w:t>
+      </w:r>
+    </w:p>
+    <w:p>
+      <w:pPr>
+        <w:rPr>
+          <w:lang w:val="en-CA"/>
+        </w:rPr>
+      </w:pPr>
+      <w:r>
+        <w:rPr>
+          <w:lang w:val="en-CA"/>
+        </w:rPr>
+        <w:t>“No,” I said. “We have games called Role Playing Games. It comes from there.”</w:t>
+      </w:r>
+    </w:p>
+    <w:p>
+      <w:pPr>
+        <w:rPr>
+          <w:lang w:val="en-CA"/>
+        </w:rPr>
+      </w:pPr>
+      <w:r>
+        <w:rPr>
+          <w:lang w:val="en-CA"/>
+        </w:rPr>
+        <w:t>“Both the magic society and the adventure society will want to hear about this,” Gilbert said.</w:t>
+      </w:r>
+    </w:p>
+    <w:p>
+      <w:pPr>
+        <w:rPr>
+          <w:lang w:val="en-CA"/>
+        </w:rPr>
+      </w:pPr>
+      <w:r>
+        <w:rPr>
+          <w:lang w:val="en-CA"/>
+        </w:rPr>
+        <w:t>“That’s good,” I said. “Getting our names out there will help us advance.”</w:t>
+      </w:r>
+    </w:p>
+    <w:p>
+      <w:pPr>
+        <w:rPr>
+          <w:lang w:val="en-CA"/>
+        </w:rPr>
+      </w:pPr>
+      <w:r>
+        <w:rPr>
+          <w:lang w:val="en-CA"/>
+        </w:rPr>
+        <w:t>“You mentioned Magician,” Gilbert said. “What is a Valkyrie?”</w:t>
+      </w:r>
+    </w:p>
+    <w:p>
+      <w:pPr>
+        <w:rPr>
+          <w:lang w:val="en-CA"/>
+        </w:rPr>
+      </w:pPr>
+      <w:r>
+        <w:rPr>
+          <w:lang w:val="en-CA"/>
+        </w:rPr>
+        <w:t>“A Valkyrie is a warrior maiden who serves under a king,</w:t>
+      </w:r>
+      <w:r>
+        <w:rPr>
+          <w:lang w:val="en-CA"/>
+        </w:rPr>
+        <w:t xml:space="preserve"> and in my case Luke,” Susie said.</w:t>
+      </w:r>
+    </w:p>
+    <w:p>
+      <w:pPr>
+        <w:rPr>
+          <w:lang w:val="en-CA"/>
+        </w:rPr>
+      </w:pPr>
+      <w:r>
+        <w:rPr>
+          <w:lang w:val="en-CA"/>
+        </w:rPr>
+        <w:t xml:space="preserve">“I see now,” Gilbert said. “We do have that concept but </w:t>
+      </w:r>
+      <w:r>
+        <w:rPr>
+          <w:lang w:val="en-CA"/>
+        </w:rPr>
+        <w:t xml:space="preserve">no </w:t>
+      </w:r>
+      <w:r>
+        <w:rPr>
+          <w:lang w:val="en-CA"/>
+        </w:rPr>
+        <w:t>one ever bothered giving it a name. It was so obvious that there was no need.”</w:t>
+      </w:r>
+    </w:p>
+    <w:p>
+      <w:pPr>
+        <w:rPr>
+          <w:lang w:val="en-CA"/>
+        </w:rPr>
+      </w:pPr>
+      <w:r>
+        <w:rPr>
+          <w:lang w:val="en-CA"/>
+        </w:rPr>
+        <w:t>“On Earth we have something called science,” I said. “Its job is to formalize knowledge and state the obvious so it can be tested to see if it is true.”</w:t>
+      </w:r>
+    </w:p>
+    <w:p>
+      <w:pPr>
+        <w:rPr>
+          <w:lang w:val="en-CA"/>
+        </w:rPr>
+      </w:pPr>
+      <w:r>
+        <w:rPr>
+          <w:lang w:val="en-CA"/>
+        </w:rPr>
+        <w:t>“Okay, I’ll share that,” Gilbert said. “But first, how was your training?”</w:t>
+      </w:r>
+    </w:p>
+    <w:p>
+      <w:pPr>
+        <w:rPr>
+          <w:lang w:val="en-CA"/>
+        </w:rPr>
+      </w:pPr>
+      <w:r>
+        <w:rPr>
+          <w:lang w:val="en-CA"/>
+        </w:rPr>
+        <w:lastRenderedPageBreak/>
+        <w:t xml:space="preserve">“I could feel my aura somewhat,” Susie said. </w:t>
+      </w:r>
+      <w:r>
+        <w:rPr>
+          <w:lang w:val="en-CA"/>
+        </w:rPr>
+        <w:t>“It doesn’t d</w:t>
+      </w:r>
+      <w:r>
+        <w:rPr>
+          <w:lang w:val="en-CA"/>
+        </w:rPr>
+        <w:t>o</w:t>
+      </w:r>
+      <w:r>
+        <w:rPr>
+          <w:lang w:val="en-CA"/>
+        </w:rPr>
+        <w:t xml:space="preserve"> anything but just sit there.”</w:t>
+      </w:r>
+    </w:p>
+    <w:p>
+      <w:pPr>
+        <w:rPr>
+          <w:lang w:val="en-CA"/>
+        </w:rPr>
+      </w:pPr>
+      <w:r>
+        <w:rPr>
+          <w:lang w:val="en-CA"/>
+        </w:rPr>
+        <w:t>“Same here,” I said.</w:t>
+      </w:r>
+    </w:p>
+    <w:p>
+      <w:pPr>
+        <w:rPr>
+          <w:lang w:val="en-CA"/>
+        </w:rPr>
+      </w:pPr>
+      <w:r>
+        <w:rPr>
+          <w:lang w:val="en-CA"/>
+        </w:rPr>
+        <w:t xml:space="preserve">“All you need is practice,” Gilbert said. </w:t>
+      </w:r>
+      <w:r>
+        <w:rPr>
+          <w:lang w:val="en-CA"/>
+        </w:rPr>
+        <w:t>“Now then Luke, continue mapping the island.”</w:t>
+      </w:r>
+    </w:p>
+    <w:p>
+      <w:pPr>
+        <w:rPr>
+          <w:lang w:val="en-CA"/>
+        </w:rPr>
+      </w:pPr>
+      <w:r>
+        <w:rPr>
+          <w:lang w:val="en-CA"/>
+        </w:rPr>
+        <w:t>“Can I stop at the magic society campus?” I asked. “I want to some work there and earn my living.”</w:t>
+      </w:r>
+    </w:p>
+    <w:p>
+      <w:pPr>
+        <w:rPr>
+          <w:lang w:val="en-CA"/>
+        </w:rPr>
+      </w:pPr>
+      <w:r>
+        <w:rPr>
+          <w:lang w:val="en-CA"/>
+        </w:rPr>
+        <w:t>“Go ahead,” Gilbert said. “Don’t take too long.”</w:t>
+      </w:r>
+    </w:p>
+    <w:p>
+      <w:pPr>
+        <w:rPr>
+          <w:lang w:val="en-CA"/>
+        </w:rPr>
+      </w:pPr>
+      <w:r>
+        <w:rPr>
+          <w:lang w:val="en-CA"/>
+        </w:rPr>
+        <w:t>I ru</w:t>
+      </w:r>
+      <w:r>
+        <w:rPr>
+          <w:lang w:val="en-CA"/>
+        </w:rPr>
+        <w:t>bbed Susie’s head and she said, “Just for that</w:t>
+      </w:r>
+      <w:r>
+        <w:rPr>
+          <w:lang w:val="en-CA"/>
+        </w:rPr>
+        <w:t>,</w:t>
+      </w:r>
+      <w:r>
+        <w:rPr>
+          <w:lang w:val="en-CA"/>
+        </w:rPr>
+        <w:t xml:space="preserve"> comb my hair.”</w:t>
+      </w:r>
+    </w:p>
+    <w:p>
+      <w:pPr>
+        <w:rPr>
+          <w:lang w:val="en-CA"/>
+        </w:rPr>
+      </w:pPr>
+      <w:r>
+        <w:rPr>
+          <w:lang w:val="en-CA"/>
+        </w:rPr>
+        <w:t>“No time for that,” Gilbert said with a laugh. “It’s time to train.”</w:t>
+      </w:r>
+    </w:p>
+    <w:p>
+      <w:pPr>
+        <w:rPr>
+          <w:lang w:val="en-CA"/>
+        </w:rPr>
+      </w:pPr>
+      <w:r>
+        <w:rPr>
+          <w:lang w:val="en-CA"/>
+        </w:rPr>
+        <w:t xml:space="preserve">I headed out. </w:t>
+      </w:r>
+      <w:r>
+        <w:rPr>
+          <w:lang w:val="en-CA"/>
+        </w:rPr>
+        <w:t>As I walked I thought of my class. “Music,” I called out.</w:t>
+      </w:r>
+    </w:p>
+    <w:p>
+      <w:pPr>
+        <w:rPr>
+          <w:lang w:val="en-CA"/>
+        </w:rPr>
+      </w:pPr>
+      <w:r>
+        <w:rPr>
+          <w:lang w:val="en-CA"/>
+        </w:rPr>
+        <w:t>I opened my book and looked through the index. Sure enough, there w</w:t>
+      </w:r>
+      <w:r>
+        <w:rPr>
+          <w:lang w:val="en-CA"/>
+        </w:rPr>
+        <w:t>as a spell for producing sound.</w:t>
+      </w:r>
+    </w:p>
+    <w:p>
+      <w:pPr>
+        <w:rPr>
+          <w:lang w:val="en-CA"/>
+        </w:rPr>
+      </w:pPr>
+      <w:r>
+        <w:rPr>
+          <w:lang w:val="en-CA"/>
+        </w:rPr>
+        <w:t>I created the circle and used it to project my voice. The voice was atrocious. I focused on the magic but no matter what I did, my voice sounded horrible.</w:t>
+      </w:r>
+    </w:p>
+    <w:p>
+      <w:pPr>
+        <w:rPr>
+          <w:lang w:val="en-CA"/>
+        </w:rPr>
+      </w:pPr>
+      <w:r>
+        <w:rPr>
+          <w:lang w:val="en-CA"/>
+        </w:rPr>
+        <w:t xml:space="preserve">Suddenly I realised, the problem wasn’t the magic. It was me hearing myself outside my head. </w:t>
+      </w:r>
+      <w:r>
+        <w:rPr>
+          <w:lang w:val="en-CA"/>
+        </w:rPr>
+        <w:t>With new knowledge in place, the sound quality improved until it was good enough.</w:t>
+      </w:r>
+    </w:p>
+    <w:p>
+      <w:pPr>
+        <w:rPr>
+          <w:lang w:val="en-CA"/>
+        </w:rPr>
+      </w:pPr>
+      <w:r>
+        <w:rPr>
+          <w:lang w:val="en-CA"/>
+        </w:rPr>
+        <w:t>Then I focused on the sound of various real world sounds, such as the sound of a car horn. Again, the sound was horrible. Again, the problem wasn’t the magic, but my memory of the actual sound.</w:t>
+      </w:r>
+    </w:p>
+    <w:p>
+      <w:pPr>
+        <w:rPr>
+          <w:lang w:val="en-CA"/>
+        </w:rPr>
+      </w:pPr>
+      <w:r>
+        <w:rPr>
+          <w:lang w:val="en-CA"/>
+        </w:rPr>
+        <w:t>Next, I focused on musical instruments such as the piano, and then the violin, both of which were associated with magicians.</w:t>
+      </w:r>
+    </w:p>
+    <w:p>
+      <w:pPr>
+        <w:rPr>
+          <w:lang w:val="en-CA"/>
+        </w:rPr>
+      </w:pPr>
+      <w:r>
+        <w:rPr>
+          <w:lang w:val="en-CA"/>
+        </w:rPr>
+        <w:t>Perhaps in the future I should learn to play the violin.</w:t>
+      </w:r>
+    </w:p>
+    <w:p>
+      <w:pPr>
+        <w:rPr>
+          <w:lang w:val="en-CA"/>
+        </w:rPr>
+      </w:pPr>
+      <w:r>
+        <w:rPr>
+          <w:lang w:val="en-CA"/>
+        </w:rPr>
+        <w:lastRenderedPageBreak/>
+        <w:t xml:space="preserve">Focusing on running, </w:t>
+      </w:r>
+      <w:r>
+        <w:rPr>
+          <w:lang w:val="en-CA"/>
+        </w:rPr>
+        <w:t>everything around me, playing music, and wearing my tux was straining my brain. Before I knew it, it was night.</w:t>
+      </w:r>
+    </w:p>
+    <w:p>
+      <w:pPr>
+        <w:rPr>
+          <w:lang w:val="en-CA"/>
+        </w:rPr>
+      </w:pPr>
+      <w:r>
+        <w:rPr>
+          <w:lang w:val="en-CA"/>
+        </w:rPr>
+        <w:t>Gilbert once again collected me. “Did you visit the Magic Society office?”</w:t>
+      </w:r>
+    </w:p>
+    <w:p>
+      <w:pPr>
+        <w:rPr>
+          <w:lang w:val="en-CA"/>
+        </w:rPr>
+      </w:pPr>
+      <w:r>
+        <w:rPr>
+          <w:lang w:val="en-CA"/>
+        </w:rPr>
+        <w:t>“No,” I replied. “I was so focused on my training I forgot.</w:t>
+      </w:r>
+      <w:r>
+        <w:rPr>
+          <w:lang w:val="en-CA"/>
+        </w:rPr>
+        <w:t xml:space="preserve"> I decided to magic circle training to the mix. Damn, I forgot aura training.”</w:t>
+      </w:r>
     </w:p>
     <w:p>
       <w:pPr>
@@ -14009,7 +15953,7 @@
             <w:rPr>
               <w:noProof/>
             </w:rPr>
-            <w:t>80</w:t>
+            <w:t>88</w:t>
           </w:r>
         </w:fldSimple>
       </w:p>
@@ -14039,7 +15983,7 @@
             <w:rPr>
               <w:noProof/>
             </w:rPr>
-            <w:t>81</w:t>
+            <w:t>89</w:t>
           </w:r>
         </w:fldSimple>
       </w:p>
@@ -14192,7 +16136,7 @@
         <v:path o:extrusionok="f" gradientshapeok="t" o:connecttype="rect"/>
         <o:lock v:ext="edit" aspectratio="t"/>
       </v:shapetype>
-      <v:shape id="_x0000_i1060" type="#_x0000_t75" style="width:3in;height:3in;visibility:visible;mso-wrap-style:square" o:bullet="t">
+      <v:shape id="_x0000_i1153" type="#_x0000_t75" style="width:3in;height:3in;visibility:visible;mso-wrap-style:square" o:bullet="t">
         <v:imagedata r:id="rId1" o:title="MC900065312[1]"/>
       </v:shape>
     </w:pict>
@@ -18091,7 +20035,7 @@
 </file>
 
 <file path=customXml/itemProps1.xml><?xml version="1.0" encoding="utf-8"?>
-<ds:datastoreItem xmlns:ds="http://schemas.openxmlformats.org/officeDocument/2006/customXml" ds:itemID="{74B1BE8B-6860-4D5F-9A1F-24DC918EA7BB}">
+<ds:datastoreItem xmlns:ds="http://schemas.openxmlformats.org/officeDocument/2006/customXml" ds:itemID="{1DE2E58C-AA60-4931-A995-96031124DD25}">
   <ds:schemaRefs>
     <ds:schemaRef ds:uri="http://schemas.openxmlformats.org/officeDocument/2006/bibliography"/>
   </ds:schemaRefs>

--- a/Books/RPG_Books/TheWonderManAndHisLovelyAssistant/Book_TheWonderManAndHisLovelyAssistant.docx
+++ b/Books/RPG_Books/TheWonderManAndHisLovelyAssistant/Book_TheWonderManAndHisLovelyAssistant.docx
@@ -14183,26 +14183,114 @@
         <w:rPr>
           <w:lang w:val="en-CA"/>
         </w:rPr>
-        <w:t xml:space="preserve">“I felt this kind of pressure before on Earth, when dealing with </w:t>
-      </w:r>
-      <w:r>
-        <w:rPr>
-          <w:lang w:val="en-CA"/>
-        </w:rPr>
-        <w:t>job interviews and getting a work visa,” Luke said. “The only difference is now I’m in control.”</w:t>
-      </w:r>
-    </w:p>
-    <w:p>
-      <w:pPr>
-        <w:rPr>
-          <w:lang w:val="en-CA"/>
-        </w:rPr>
-      </w:pPr>
-      <w:r>
-        <w:rPr>
-          <w:lang w:val="en-CA"/>
-        </w:rPr>
-        <w:t>“Excellent,” Gilbert said. “The next step is to become familiar with your auras. You need to sit in silence and try to feel your auras.</w:t>
+        <w:t>“</w:t>
+      </w:r>
+      <w:r>
+        <w:rPr>
+          <w:lang w:val="en-CA"/>
+        </w:rPr>
+        <w:t>It gives me a feeling of being lost and alone,” Luke said. “I have plenty of experience of th</w:t>
+      </w:r>
+      <w:r>
+        <w:rPr>
+          <w:lang w:val="en-CA"/>
+        </w:rPr>
+        <w:t>at on Earth.</w:t>
+      </w:r>
+    </w:p>
+    <w:p>
+      <w:pPr>
+        <w:rPr>
+          <w:lang w:val="en-CA"/>
+        </w:rPr>
+      </w:pPr>
+      <w:r>
+        <w:rPr>
+          <w:lang w:val="en-CA"/>
+        </w:rPr>
+        <w:t>“</w:t>
+      </w:r>
+      <w:r>
+        <w:rPr>
+          <w:lang w:val="en-CA"/>
+        </w:rPr>
+        <w:t>More importantly, I’m thinking about the refugees in the camp.</w:t>
+      </w:r>
+    </w:p>
+    <w:p>
+      <w:pPr>
+        <w:rPr>
+          <w:lang w:val="en-CA"/>
+        </w:rPr>
+      </w:pPr>
+      <w:r>
+        <w:rPr>
+          <w:lang w:val="en-CA"/>
+        </w:rPr>
+        <w:t xml:space="preserve">“Everything </w:t>
+      </w:r>
+      <w:r>
+        <w:rPr>
+          <w:lang w:val="en-CA"/>
+        </w:rPr>
+        <w:t xml:space="preserve">here </w:t>
+      </w:r>
+      <w:r>
+        <w:rPr>
+          <w:lang w:val="en-CA"/>
+        </w:rPr>
+        <w:t>is</w:t>
+      </w:r>
+      <w:r>
+        <w:rPr>
+          <w:lang w:val="en-CA"/>
+        </w:rPr>
+        <w:t xml:space="preserve"> so new, so different, so scary. I feel like a child exploring a new world. Thankfully I have Susie and this training to support me in this transition.</w:t>
+      </w:r>
+    </w:p>
+    <w:p>
+      <w:pPr>
+        <w:rPr>
+          <w:lang w:val="en-CA"/>
+        </w:rPr>
+      </w:pPr>
+      <w:r>
+        <w:rPr>
+          <w:lang w:val="en-CA"/>
+        </w:rPr>
+        <w:t>“Same here,” I said and hugged Luke’s arm.</w:t>
+      </w:r>
+    </w:p>
+    <w:p>
+      <w:pPr>
+        <w:rPr>
+          <w:lang w:val="en-CA"/>
+        </w:rPr>
+      </w:pPr>
+      <w:r>
+        <w:rPr>
+          <w:lang w:val="en-CA"/>
+        </w:rPr>
+        <w:t>“I’m just wondering how they are doing,” Luke said.</w:t>
+      </w:r>
+    </w:p>
+    <w:p>
+      <w:pPr>
+        <w:rPr>
+          <w:lang w:val="en-CA"/>
+        </w:rPr>
+      </w:pPr>
+      <w:r>
+        <w:rPr>
+          <w:lang w:val="en-CA"/>
+        </w:rPr>
+        <w:t xml:space="preserve">“I’m sure Healer and Helper will support them in the transition,” Gilbert said. </w:t>
+      </w:r>
+      <w:r>
+        <w:rPr>
+          <w:lang w:val="en-CA"/>
+        </w:rPr>
+        <w:t>“The next step is to become familiar with your auras. You need to sit in silence and try to feel your auras.</w:t>
       </w:r>
     </w:p>
     <w:p>
@@ -14256,6 +14344,7 @@
         <w:rPr>
           <w:lang w:val="en-CA"/>
         </w:rPr>
+        <w:lastRenderedPageBreak/>
         <w:t>“You go first,” Luke said. “It seems Mr. Gilbert has left me a present.”</w:t>
       </w:r>
     </w:p>
@@ -14326,240 +14415,252 @@
         <w:rPr>
           <w:lang w:val="en-CA"/>
         </w:rPr>
+        <w:t>“I’m done,” I said as I stepped out of the shower.</w:t>
+      </w:r>
+    </w:p>
+    <w:p>
+      <w:pPr>
+        <w:rPr>
+          <w:lang w:val="en-CA"/>
+        </w:rPr>
+      </w:pPr>
+      <w:r>
+        <w:rPr>
+          <w:lang w:val="en-CA"/>
+        </w:rPr>
+        <w:t>“Me too,” Luke said as he undressed and took a shower. He returned minutes later in boxers.</w:t>
+      </w:r>
+    </w:p>
+    <w:p>
+      <w:pPr>
+        <w:rPr>
+          <w:lang w:val="en-CA"/>
+        </w:rPr>
+      </w:pPr>
+      <w:r>
+        <w:rPr>
+          <w:lang w:val="en-CA"/>
+        </w:rPr>
+        <w:t>“So are you ready?” Luke asked.</w:t>
+      </w:r>
+    </w:p>
+    <w:p>
+      <w:pPr>
+        <w:rPr>
+          <w:lang w:val="en-CA"/>
+        </w:rPr>
+      </w:pPr>
+      <w:r>
+        <w:rPr>
+          <w:lang w:val="en-CA"/>
+        </w:rPr>
+        <w:t>Luke placed his magic hat on the bed, lay down and closed his eyes. From out of the hat a white f</w:t>
+      </w:r>
+      <w:r>
+        <w:rPr>
+          <w:lang w:val="en-CA"/>
+        </w:rPr>
+        <w:t>luffy</w:t>
+      </w:r>
+      <w:r>
+        <w:rPr>
+          <w:lang w:val="en-CA"/>
+        </w:rPr>
+        <w:t xml:space="preserve"> </w:t>
+      </w:r>
+      <w:r>
+        <w:rPr>
+          <w:lang w:val="en-CA"/>
+        </w:rPr>
+        <w:t xml:space="preserve">baby </w:t>
+      </w:r>
+      <w:r>
+        <w:rPr>
+          <w:lang w:val="en-CA"/>
+        </w:rPr>
+        <w:t>rabbit jumped out.</w:t>
+      </w:r>
+    </w:p>
+    <w:p>
+      <w:pPr>
+        <w:rPr>
+          <w:lang w:val="en-CA"/>
+        </w:rPr>
+      </w:pPr>
+      <w:r>
+        <w:rPr>
+          <w:lang w:val="en-CA"/>
+        </w:rPr>
+        <w:t xml:space="preserve">“Oh my god, that’s so cute,” I </w:t>
+      </w:r>
+      <w:r>
+        <w:rPr>
+          <w:lang w:val="en-CA"/>
+        </w:rPr>
+        <w:t>exclaimed</w:t>
+      </w:r>
+      <w:r>
+        <w:rPr>
+          <w:lang w:val="en-CA"/>
+        </w:rPr>
+        <w:t>.</w:t>
+      </w:r>
+    </w:p>
+    <w:p>
+      <w:pPr>
+        <w:rPr>
+          <w:lang w:val="en-CA"/>
+        </w:rPr>
+      </w:pPr>
+      <w:r>
+        <w:rPr>
+          <w:lang w:val="en-CA"/>
+        </w:rPr>
+        <w:t>The rabbit looked about and tried to walk. It landed flat on its face. It tried again. Again it failed. The next time it hopped. This worked. It then hopped about.</w:t>
+      </w:r>
+    </w:p>
+    <w:p>
+      <w:pPr>
+        <w:rPr>
+          <w:lang w:val="en-CA"/>
+        </w:rPr>
+      </w:pPr>
+      <w:r>
+        <w:rPr>
+          <w:lang w:val="en-CA"/>
+        </w:rPr>
+        <w:t>It hopped towards me</w:t>
+      </w:r>
+      <w:r>
+        <w:rPr>
+          <w:lang w:val="en-CA"/>
+        </w:rPr>
+        <w:t xml:space="preserve"> and looked up at me</w:t>
+      </w:r>
+      <w:r>
+        <w:rPr>
+          <w:lang w:val="en-CA"/>
+        </w:rPr>
+        <w:t xml:space="preserve">. </w:t>
+      </w:r>
+      <w:r>
+        <w:rPr>
+          <w:lang w:val="en-CA"/>
+        </w:rPr>
+        <w:t>I p</w:t>
+      </w:r>
+      <w:r>
+        <w:rPr>
+          <w:lang w:val="en-CA"/>
+        </w:rPr>
+        <w:t xml:space="preserve">icked it up and snuggled it. It was just as soft </w:t>
+      </w:r>
+      <w:r>
+        <w:rPr>
+          <w:lang w:val="en-CA"/>
+        </w:rPr>
+        <w:t xml:space="preserve">and </w:t>
+      </w:r>
+      <w:r>
+        <w:rPr>
+          <w:lang w:val="en-CA"/>
+        </w:rPr>
+        <w:t>cuddly as I thought it would be.</w:t>
+      </w:r>
+    </w:p>
+    <w:p>
+      <w:pPr>
+        <w:rPr>
+          <w:lang w:val="en-CA"/>
+        </w:rPr>
+      </w:pPr>
+      <w:r>
+        <w:rPr>
+          <w:lang w:val="en-CA"/>
+        </w:rPr>
+        <w:t xml:space="preserve">I put the </w:t>
+      </w:r>
+      <w:r>
+        <w:rPr>
+          <w:lang w:val="en-CA"/>
+        </w:rPr>
+        <w:t xml:space="preserve">rabbit </w:t>
+      </w:r>
+      <w:r>
+        <w:rPr>
+          <w:lang w:val="en-CA"/>
+        </w:rPr>
+        <w:t xml:space="preserve">down and it </w:t>
+      </w:r>
+      <w:r>
+        <w:rPr>
+          <w:lang w:val="en-CA"/>
+        </w:rPr>
+        <w:t>hopped back into the hat and disappeared.</w:t>
+      </w:r>
+    </w:p>
+    <w:p>
+      <w:pPr>
+        <w:rPr>
+          <w:lang w:val="en-CA"/>
+        </w:rPr>
+      </w:pPr>
+      <w:r>
+        <w:rPr>
+          <w:lang w:val="en-CA"/>
+        </w:rPr>
+        <w:t>“What do you think?” Luke asked, smiling.</w:t>
+      </w:r>
+    </w:p>
+    <w:p>
+      <w:pPr>
+        <w:rPr>
+          <w:lang w:val="en-CA"/>
+        </w:rPr>
+      </w:pPr>
+      <w:r>
+        <w:rPr>
+          <w:lang w:val="en-CA"/>
+        </w:rPr>
+        <w:t xml:space="preserve">“That was amazing,” I </w:t>
+      </w:r>
+      <w:r>
+        <w:rPr>
+          <w:lang w:val="en-CA"/>
+        </w:rPr>
+        <w:t>exclaimed</w:t>
+      </w:r>
+      <w:r>
+        <w:rPr>
+          <w:lang w:val="en-CA"/>
+        </w:rPr>
+        <w:t>.</w:t>
+      </w:r>
+    </w:p>
+    <w:p>
+      <w:pPr>
+        <w:rPr>
+          <w:lang w:val="en-CA"/>
+        </w:rPr>
+      </w:pPr>
+      <w:r>
+        <w:rPr>
+          <w:lang w:val="en-CA"/>
+        </w:rPr>
+        <w:t>“Now that the resources have been spent I can summon it whenever I want,” Luke said.</w:t>
+      </w:r>
+    </w:p>
+    <w:p>
+      <w:pPr>
+        <w:rPr>
+          <w:lang w:val="en-CA"/>
+        </w:rPr>
+      </w:pPr>
+      <w:r>
+        <w:rPr>
+          <w:lang w:val="en-CA"/>
+        </w:rPr>
         <w:lastRenderedPageBreak/>
-        <w:t>“I’m done,” I said as I stepped out of the shower.</w:t>
-      </w:r>
-    </w:p>
-    <w:p>
-      <w:pPr>
-        <w:rPr>
-          <w:lang w:val="en-CA"/>
-        </w:rPr>
-      </w:pPr>
-      <w:r>
-        <w:rPr>
-          <w:lang w:val="en-CA"/>
-        </w:rPr>
-        <w:t>“Me too,” Luke said as he undressed and took a shower. He returned minutes later in boxers.</w:t>
-      </w:r>
-    </w:p>
-    <w:p>
-      <w:pPr>
-        <w:rPr>
-          <w:lang w:val="en-CA"/>
-        </w:rPr>
-      </w:pPr>
-      <w:r>
-        <w:rPr>
-          <w:lang w:val="en-CA"/>
-        </w:rPr>
-        <w:t>“So are you ready?” Luke asked.</w:t>
-      </w:r>
-    </w:p>
-    <w:p>
-      <w:pPr>
-        <w:rPr>
-          <w:lang w:val="en-CA"/>
-        </w:rPr>
-      </w:pPr>
-      <w:r>
-        <w:rPr>
-          <w:lang w:val="en-CA"/>
-        </w:rPr>
-        <w:t xml:space="preserve">Luke placed his magic hat on the bed, lay down and closed his eyes. From out of the hat a white furry </w:t>
-      </w:r>
-      <w:r>
-        <w:rPr>
-          <w:lang w:val="en-CA"/>
-        </w:rPr>
-        <w:t xml:space="preserve">baby </w:t>
-      </w:r>
-      <w:r>
-        <w:rPr>
-          <w:lang w:val="en-CA"/>
-        </w:rPr>
-        <w:t>rabbit jumped out.</w:t>
-      </w:r>
-    </w:p>
-    <w:p>
-      <w:pPr>
-        <w:rPr>
-          <w:lang w:val="en-CA"/>
-        </w:rPr>
-      </w:pPr>
-      <w:r>
-        <w:rPr>
-          <w:lang w:val="en-CA"/>
-        </w:rPr>
-        <w:t xml:space="preserve">“Oh my god, that’s so cute,” I </w:t>
-      </w:r>
-      <w:r>
-        <w:rPr>
-          <w:lang w:val="en-CA"/>
-        </w:rPr>
-        <w:t>exclaimed</w:t>
-      </w:r>
-      <w:r>
-        <w:rPr>
-          <w:lang w:val="en-CA"/>
-        </w:rPr>
-        <w:t>.</w:t>
-      </w:r>
-    </w:p>
-    <w:p>
-      <w:pPr>
-        <w:rPr>
-          <w:lang w:val="en-CA"/>
-        </w:rPr>
-      </w:pPr>
-      <w:r>
-        <w:rPr>
-          <w:lang w:val="en-CA"/>
-        </w:rPr>
-        <w:t>The rabbit looked about and tried to walk. It landed flat on its face. It tried again. Again it failed. The next time it hopped. This worked. It then hopped about.</w:t>
-      </w:r>
-    </w:p>
-    <w:p>
-      <w:pPr>
-        <w:rPr>
-          <w:lang w:val="en-CA"/>
-        </w:rPr>
-      </w:pPr>
-      <w:r>
-        <w:rPr>
-          <w:lang w:val="en-CA"/>
-        </w:rPr>
-        <w:t>It hopped towards me</w:t>
-      </w:r>
-      <w:r>
-        <w:rPr>
-          <w:lang w:val="en-CA"/>
-        </w:rPr>
-        <w:t xml:space="preserve"> and looked up at me</w:t>
-      </w:r>
-      <w:r>
-        <w:rPr>
-          <w:lang w:val="en-CA"/>
-        </w:rPr>
-        <w:t xml:space="preserve">. </w:t>
-      </w:r>
-      <w:r>
-        <w:rPr>
-          <w:lang w:val="en-CA"/>
-        </w:rPr>
-        <w:t>I p</w:t>
-      </w:r>
-      <w:r>
-        <w:rPr>
-          <w:lang w:val="en-CA"/>
-        </w:rPr>
-        <w:t xml:space="preserve">icked it up and snuggled it. It was just as soft </w:t>
-      </w:r>
-      <w:r>
-        <w:rPr>
-          <w:lang w:val="en-CA"/>
-        </w:rPr>
-        <w:t xml:space="preserve">and </w:t>
-      </w:r>
-      <w:r>
-        <w:rPr>
-          <w:lang w:val="en-CA"/>
-        </w:rPr>
-        <w:t>cuddly as I thought it would be.</w:t>
-      </w:r>
-    </w:p>
-    <w:p>
-      <w:pPr>
-        <w:rPr>
-          <w:lang w:val="en-CA"/>
-        </w:rPr>
-      </w:pPr>
-      <w:r>
-        <w:rPr>
-          <w:lang w:val="en-CA"/>
-        </w:rPr>
-        <w:t xml:space="preserve">I put the </w:t>
-      </w:r>
-      <w:r>
-        <w:rPr>
-          <w:lang w:val="en-CA"/>
-        </w:rPr>
-        <w:t xml:space="preserve">rabbit </w:t>
-      </w:r>
-      <w:r>
-        <w:rPr>
-          <w:lang w:val="en-CA"/>
-        </w:rPr>
-        <w:t xml:space="preserve">down and it </w:t>
-      </w:r>
-      <w:r>
-        <w:rPr>
-          <w:lang w:val="en-CA"/>
-        </w:rPr>
-        <w:t>hopped back into the hat and disappeared.</w:t>
-      </w:r>
-    </w:p>
-    <w:p>
-      <w:pPr>
-        <w:rPr>
-          <w:lang w:val="en-CA"/>
-        </w:rPr>
-      </w:pPr>
-      <w:r>
-        <w:rPr>
-          <w:lang w:val="en-CA"/>
-        </w:rPr>
-        <w:t>“What do you think?” Luke asked, smiling.</w:t>
-      </w:r>
-    </w:p>
-    <w:p>
-      <w:pPr>
-        <w:rPr>
-          <w:lang w:val="en-CA"/>
-        </w:rPr>
-      </w:pPr>
-      <w:r>
-        <w:rPr>
-          <w:lang w:val="en-CA"/>
-        </w:rPr>
-        <w:t xml:space="preserve">“That was amazing,” I </w:t>
-      </w:r>
-      <w:r>
-        <w:rPr>
-          <w:lang w:val="en-CA"/>
-        </w:rPr>
-        <w:t>exclaimed</w:t>
-      </w:r>
-      <w:r>
-        <w:rPr>
-          <w:lang w:val="en-CA"/>
-        </w:rPr>
-        <w:t>.</w:t>
-      </w:r>
-    </w:p>
-    <w:p>
-      <w:pPr>
-        <w:rPr>
-          <w:lang w:val="en-CA"/>
-        </w:rPr>
-      </w:pPr>
-      <w:r>
-        <w:rPr>
-          <w:lang w:val="en-CA"/>
-        </w:rPr>
-        <w:t>“Now that the resources have been spent I can summon it whenever I want,” Luke said.</w:t>
-      </w:r>
-    </w:p>
-    <w:p>
-      <w:pPr>
-        <w:rPr>
-          <w:lang w:val="en-CA"/>
-        </w:rPr>
-      </w:pPr>
-      <w:r>
-        <w:rPr>
-          <w:lang w:val="en-CA"/>
-        </w:rPr>
         <w:t>“Now then Susie, what is your favorite fluffy creature, one that you would like to snuggle up to at night?”</w:t>
       </w:r>
     </w:p>
@@ -14630,167 +14731,192 @@
         <w:rPr>
           <w:lang w:val="en-CA"/>
         </w:rPr>
+        <w:t>“Describe the bear,” Luke said.</w:t>
+      </w:r>
+    </w:p>
+    <w:p>
+      <w:pPr>
+        <w:rPr>
+          <w:lang w:val="en-CA"/>
+        </w:rPr>
+      </w:pPr>
+      <w:r>
+        <w:rPr>
+          <w:lang w:val="en-CA"/>
+        </w:rPr>
+        <w:t>That was another challenge, but then I said, “Polar bear.”</w:t>
+      </w:r>
+    </w:p>
+    <w:p>
+      <w:pPr>
+        <w:rPr>
+          <w:lang w:val="en-CA"/>
+        </w:rPr>
+      </w:pPr>
+      <w:r>
+        <w:rPr>
+          <w:lang w:val="en-CA"/>
+        </w:rPr>
+        <w:t>“Okay, I’ll make a polar bear with retractable claws like a cat,” Luke said. “Is that fine, or…wait a minute. I can show you before I create it.”</w:t>
+      </w:r>
+    </w:p>
+    <w:p>
+      <w:pPr>
+        <w:rPr>
+          <w:lang w:val="en-CA"/>
+        </w:rPr>
+      </w:pPr>
+      <w:r>
+        <w:rPr>
+          <w:lang w:val="en-CA"/>
+        </w:rPr>
+        <w:t xml:space="preserve">Luke consulted his book </w:t>
+      </w:r>
+      <w:r>
+        <w:rPr>
+          <w:lang w:val="en-CA"/>
+        </w:rPr>
+        <w:t>and said, “Here is the spell.”</w:t>
+      </w:r>
+    </w:p>
+    <w:p>
+      <w:pPr>
+        <w:rPr>
+          <w:lang w:val="en-CA"/>
+        </w:rPr>
+      </w:pPr>
+      <w:r>
+        <w:rPr>
+          <w:lang w:val="en-CA"/>
+        </w:rPr>
+        <w:t>In front of us a magic circle appeared. Above the circle a polar bear appeared.</w:t>
+      </w:r>
+    </w:p>
+    <w:p>
+      <w:pPr>
+        <w:rPr>
+          <w:lang w:val="en-CA"/>
+        </w:rPr>
+      </w:pPr>
+      <w:r>
+        <w:rPr>
+          <w:lang w:val="en-CA"/>
+        </w:rPr>
+        <w:t>“You can tweak the appearance as you wish,” Luke said. “</w:t>
+      </w:r>
+      <w:r>
+        <w:rPr>
+          <w:lang w:val="en-CA"/>
+        </w:rPr>
+        <w:t>It</w:t>
+      </w:r>
+      <w:r>
+        <w:rPr>
+          <w:lang w:val="en-CA"/>
+        </w:rPr>
+        <w:t xml:space="preserve"> can be your cud</w:t>
+      </w:r>
+      <w:r>
+        <w:rPr>
+          <w:lang w:val="en-CA"/>
+        </w:rPr>
+        <w:t xml:space="preserve">dle pillow when you </w:t>
+      </w:r>
+      <w:r>
+        <w:rPr>
+          <w:lang w:val="en-CA"/>
+        </w:rPr>
+        <w:t>are lonely.</w:t>
+      </w:r>
+    </w:p>
+    <w:p>
+      <w:pPr>
+        <w:rPr>
+          <w:lang w:val="en-CA"/>
+        </w:rPr>
+      </w:pPr>
+      <w:r>
+        <w:rPr>
+          <w:lang w:val="en-CA"/>
+        </w:rPr>
+        <w:t>“Be warned. I don’t know how to fine-tune it after it is created.”</w:t>
+      </w:r>
+    </w:p>
+    <w:p>
+      <w:pPr>
+        <w:rPr>
+          <w:lang w:val="en-CA"/>
+        </w:rPr>
+      </w:pPr>
+      <w:r>
+        <w:rPr>
+          <w:lang w:val="en-CA"/>
+        </w:rPr>
+        <w:t>I slowly customised the bear cub to make it the cutest thing possible, even painting her pink like strawberry ice cream.</w:t>
+      </w:r>
+      <w:r>
+        <w:rPr>
+          <w:lang w:val="en-CA"/>
+        </w:rPr>
+        <w:t xml:space="preserve"> I gave her human teeth because polar teeth were scary.</w:t>
+      </w:r>
+      <w:r>
+        <w:rPr>
+          <w:lang w:val="en-CA"/>
+        </w:rPr>
+        <w:t xml:space="preserve"> That was time-consuming since I needed to get it just right.</w:t>
+      </w:r>
+    </w:p>
+    <w:p>
+      <w:pPr>
+        <w:rPr>
+          <w:lang w:val="en-CA"/>
+        </w:rPr>
+      </w:pPr>
+      <w:r>
+        <w:rPr>
+          <w:lang w:val="en-CA"/>
+        </w:rPr>
+        <w:t>Finally, I got something I couldn’t improve upon.</w:t>
+      </w:r>
+    </w:p>
+    <w:p>
+      <w:pPr>
+        <w:rPr>
+          <w:lang w:val="en-CA"/>
+        </w:rPr>
+      </w:pPr>
+      <w:r>
+        <w:rPr>
+          <w:lang w:val="en-CA"/>
+        </w:rPr>
+        <w:t xml:space="preserve">“Who ever heard of a pink polar bear,” Luke muttered and began dumping stuff into a magic circle. The circle gobbled the items and a polar bear </w:t>
+      </w:r>
+      <w:r>
+        <w:rPr>
+          <w:lang w:val="en-CA"/>
+        </w:rPr>
+        <w:t xml:space="preserve">cub </w:t>
+      </w:r>
+      <w:r>
+        <w:rPr>
+          <w:lang w:val="en-CA"/>
+        </w:rPr>
+        <w:t>appeared. It just sat there sleeping.</w:t>
+      </w:r>
+    </w:p>
+    <w:p>
+      <w:pPr>
+        <w:rPr>
+          <w:lang w:val="en-CA"/>
+        </w:rPr>
+      </w:pPr>
+      <w:r>
+        <w:rPr>
+          <w:lang w:val="en-CA"/>
+        </w:rPr>
         <w:lastRenderedPageBreak/>
-        <w:t>“Describe the bear,” Luke said.</w:t>
-      </w:r>
-    </w:p>
-    <w:p>
-      <w:pPr>
-        <w:rPr>
-          <w:lang w:val="en-CA"/>
-        </w:rPr>
-      </w:pPr>
-      <w:r>
-        <w:rPr>
-          <w:lang w:val="en-CA"/>
-        </w:rPr>
-        <w:t>That was another challenge, but then I said, “Polar bear.”</w:t>
-      </w:r>
-    </w:p>
-    <w:p>
-      <w:pPr>
-        <w:rPr>
-          <w:lang w:val="en-CA"/>
-        </w:rPr>
-      </w:pPr>
-      <w:r>
-        <w:rPr>
-          <w:lang w:val="en-CA"/>
-        </w:rPr>
-        <w:t>“Okay, I’ll make a polar bear with retractable claws like a cat,” Luke said. “Is that fine, or…wait a minute. I can show you before I create it.”</w:t>
-      </w:r>
-    </w:p>
-    <w:p>
-      <w:pPr>
-        <w:rPr>
-          <w:lang w:val="en-CA"/>
-        </w:rPr>
-      </w:pPr>
-      <w:r>
-        <w:rPr>
-          <w:lang w:val="en-CA"/>
-        </w:rPr>
-        <w:t xml:space="preserve">Luke consulted his book </w:t>
-      </w:r>
-      <w:r>
-        <w:rPr>
-          <w:lang w:val="en-CA"/>
-        </w:rPr>
-        <w:t>and said, “Here is the spell.”</w:t>
-      </w:r>
-    </w:p>
-    <w:p>
-      <w:pPr>
-        <w:rPr>
-          <w:lang w:val="en-CA"/>
-        </w:rPr>
-      </w:pPr>
-      <w:r>
-        <w:rPr>
-          <w:lang w:val="en-CA"/>
-        </w:rPr>
-        <w:t>In front of us a magic circle appeared. Above the circle a polar bear appeared.</w:t>
-      </w:r>
-    </w:p>
-    <w:p>
-      <w:pPr>
-        <w:rPr>
-          <w:lang w:val="en-CA"/>
-        </w:rPr>
-      </w:pPr>
-      <w:r>
-        <w:rPr>
-          <w:lang w:val="en-CA"/>
-        </w:rPr>
-        <w:t>“You can tweak the appearance as you wish,” Luke said. “</w:t>
-      </w:r>
-      <w:r>
-        <w:rPr>
-          <w:lang w:val="en-CA"/>
-        </w:rPr>
-        <w:t>It</w:t>
-      </w:r>
-      <w:r>
-        <w:rPr>
-          <w:lang w:val="en-CA"/>
-        </w:rPr>
-        <w:t xml:space="preserve"> can be your cud</w:t>
-      </w:r>
-      <w:r>
-        <w:rPr>
-          <w:lang w:val="en-CA"/>
-        </w:rPr>
-        <w:t xml:space="preserve">dle pillow when you </w:t>
-      </w:r>
-      <w:r>
-        <w:rPr>
-          <w:lang w:val="en-CA"/>
-        </w:rPr>
-        <w:t>are lonely.</w:t>
-      </w:r>
-    </w:p>
-    <w:p>
-      <w:pPr>
-        <w:rPr>
-          <w:lang w:val="en-CA"/>
-        </w:rPr>
-      </w:pPr>
-      <w:r>
-        <w:rPr>
-          <w:lang w:val="en-CA"/>
-        </w:rPr>
-        <w:t>“Be warned. I don’t know how to fine-tune it after it is created.”</w:t>
-      </w:r>
-    </w:p>
-    <w:p>
-      <w:pPr>
-        <w:rPr>
-          <w:lang w:val="en-CA"/>
-        </w:rPr>
-      </w:pPr>
-      <w:r>
-        <w:rPr>
-          <w:lang w:val="en-CA"/>
-        </w:rPr>
-        <w:t>I slowly customised the bear cub to make it the cutest thing possible, even painting her pink like strawberry ice cream.</w:t>
-      </w:r>
-      <w:r>
-        <w:rPr>
-          <w:lang w:val="en-CA"/>
-        </w:rPr>
-        <w:t xml:space="preserve"> I gave her human teeth because polar teeth were scary.</w:t>
-      </w:r>
-      <w:r>
-        <w:rPr>
-          <w:lang w:val="en-CA"/>
-        </w:rPr>
-        <w:t xml:space="preserve"> That was time-consuming since I needed to get it just right.</w:t>
-      </w:r>
-    </w:p>
-    <w:p>
-      <w:pPr>
-        <w:rPr>
-          <w:lang w:val="en-CA"/>
-        </w:rPr>
-      </w:pPr>
-      <w:r>
-        <w:rPr>
-          <w:lang w:val="en-CA"/>
-        </w:rPr>
-        <w:t>Finally, I got something I couldn’t improve upon.</w:t>
-      </w:r>
-    </w:p>
-    <w:p>
-      <w:pPr>
-        <w:rPr>
-          <w:lang w:val="en-CA"/>
-        </w:rPr>
-      </w:pPr>
-      <w:r>
-        <w:rPr>
-          <w:lang w:val="en-CA"/>
-        </w:rPr>
-        <w:t>“Who ever heard of a pink polar bear,” Luke muttered and began dumping stuff into a magic circle. The circle gobbled the items and a polar bear appeared. It just sat there sleeping.</w:t>
+        <w:t>As promised it was pink.</w:t>
       </w:r>
     </w:p>
     <w:p>
@@ -14853,7 +14979,19 @@
         <w:rPr>
           <w:lang w:val="en-CA"/>
         </w:rPr>
-        <w:t>The bear opened her eyes and looked at me with beautiful blue peepers. It made a soft growl and I hugged it.</w:t>
+        <w:t>The bear opened her eyes and looked at me with beautiful blue peepers</w:t>
+      </w:r>
+      <w:r>
+        <w:rPr>
+          <w:lang w:val="en-CA"/>
+        </w:rPr>
+        <w:t xml:space="preserve"> that shone with a dusting of stars</w:t>
+      </w:r>
+      <w:r>
+        <w:rPr>
+          <w:lang w:val="en-CA"/>
+        </w:rPr>
+        <w:t>. It made a soft growl and I hugged it.</w:t>
       </w:r>
     </w:p>
     <w:p>
@@ -14879,175 +15017,217 @@
         <w:rPr>
           <w:lang w:val="en-CA"/>
         </w:rPr>
+        <w:t>The bear went limp and Luke said, “Go ahead.”</w:t>
+      </w:r>
+    </w:p>
+    <w:p>
+      <w:pPr>
+        <w:rPr>
+          <w:lang w:val="en-CA"/>
+        </w:rPr>
+      </w:pPr>
+      <w:r>
+        <w:rPr>
+          <w:lang w:val="en-CA"/>
+        </w:rPr>
+        <w:t>Again Luke went still and the bear stirred.</w:t>
+      </w:r>
+    </w:p>
+    <w:p>
+      <w:pPr>
+        <w:rPr>
+          <w:lang w:val="en-CA"/>
+        </w:rPr>
+      </w:pPr>
+      <w:r>
+        <w:rPr>
+          <w:lang w:val="en-CA"/>
+        </w:rPr>
+        <w:t xml:space="preserve">“I’ll name you </w:t>
+      </w:r>
+      <w:r>
+        <w:rPr>
+          <w:lang w:val="en-CA"/>
+        </w:rPr>
+        <w:t>Strawberry</w:t>
+      </w:r>
+      <w:r>
+        <w:rPr>
+          <w:lang w:val="en-CA"/>
+        </w:rPr>
+        <w:t>,” I said. “</w:t>
+      </w:r>
+      <w:r>
+        <w:rPr>
+          <w:lang w:val="en-CA"/>
+        </w:rPr>
+        <w:t>You like it don’t you?”</w:t>
+      </w:r>
+    </w:p>
+    <w:p>
+      <w:pPr>
+        <w:rPr>
+          <w:lang w:val="en-CA"/>
+        </w:rPr>
+      </w:pPr>
+      <w:r>
+        <w:rPr>
+          <w:lang w:val="en-CA"/>
+        </w:rPr>
+        <w:t xml:space="preserve">“As long as you like it,” it said in a </w:t>
+      </w:r>
+      <w:r>
+        <w:rPr>
+          <w:lang w:val="en-CA"/>
+        </w:rPr>
+        <w:t>cute girly voice, but which still sounded like a bear.</w:t>
+      </w:r>
+    </w:p>
+    <w:p>
+      <w:pPr>
+        <w:rPr>
+          <w:lang w:val="en-CA"/>
+        </w:rPr>
+      </w:pPr>
+      <w:r>
+        <w:rPr>
+          <w:lang w:val="en-CA"/>
+        </w:rPr>
+        <w:t>“It can talk,” I said excitedly.</w:t>
+      </w:r>
+    </w:p>
+    <w:p>
+      <w:pPr>
+        <w:rPr>
+          <w:lang w:val="en-CA"/>
+        </w:rPr>
+      </w:pPr>
+      <w:r>
+        <w:rPr>
+          <w:lang w:val="en-CA"/>
+        </w:rPr>
+        <w:t>“Of course I can talk,” Strawberry said. “Who do you think you’re holding?”</w:t>
+      </w:r>
+    </w:p>
+    <w:p>
+      <w:pPr>
+        <w:rPr>
+          <w:lang w:val="en-CA"/>
+        </w:rPr>
+      </w:pPr>
+      <w:r>
+        <w:rPr>
+          <w:lang w:val="en-CA"/>
+        </w:rPr>
+        <w:t>I looked at Luke and he smiled. The bear went limp and Luke got up.</w:t>
+      </w:r>
+    </w:p>
+    <w:p>
+      <w:pPr>
+        <w:rPr>
+          <w:lang w:val="en-CA"/>
+        </w:rPr>
+      </w:pPr>
+      <w:r>
+        <w:rPr>
+          <w:lang w:val="en-CA"/>
+        </w:rPr>
+        <w:t>“I guess you noticed by now, this is my power,” Luke said. “It is related to Vessel and shares power with it. I can create bodies I can remote control. Unfortunately it takes all my concentration to operate, which is why I have to lie down.</w:t>
+      </w:r>
+    </w:p>
+    <w:p>
+      <w:pPr>
+        <w:rPr>
+          <w:lang w:val="en-CA"/>
+        </w:rPr>
+      </w:pPr>
+      <w:r>
+        <w:rPr>
+          <w:lang w:val="en-CA"/>
+        </w:rPr>
+        <w:t>“I hope you like the voice. I don’t know how to preview voices.”</w:t>
+      </w:r>
+    </w:p>
+    <w:p>
+      <w:pPr>
+        <w:rPr>
+          <w:lang w:val="en-CA"/>
+        </w:rPr>
+      </w:pPr>
+      <w:r>
+        <w:rPr>
+          <w:lang w:val="en-CA"/>
+        </w:rPr>
+        <w:t>“I love it,” I exclaimed. “She’s so cute. But why is she so heavy?”</w:t>
+      </w:r>
+    </w:p>
+    <w:p>
+      <w:pPr>
+        <w:rPr>
+          <w:lang w:val="en-CA"/>
+        </w:rPr>
+      </w:pPr>
+      <w:r>
+        <w:rPr>
+          <w:lang w:val="en-CA"/>
+        </w:rPr>
+        <w:t xml:space="preserve">“Because </w:t>
+      </w:r>
+      <w:r>
+        <w:rPr>
+          <w:lang w:val="en-CA"/>
+        </w:rPr>
+        <w:t>this is</w:t>
+      </w:r>
+      <w:r>
+        <w:rPr>
+          <w:lang w:val="en-CA"/>
+        </w:rPr>
+        <w:t xml:space="preserve"> a real body,</w:t>
+      </w:r>
+      <w:r>
+        <w:rPr>
+          <w:lang w:val="en-CA"/>
+        </w:rPr>
+        <w:t xml:space="preserve"> not a stuffed toy,</w:t>
+      </w:r>
+      <w:r>
+        <w:rPr>
+          <w:lang w:val="en-CA"/>
+        </w:rPr>
+        <w:t xml:space="preserve">” </w:t>
+      </w:r>
+      <w:r>
+        <w:rPr>
+          <w:lang w:val="en-CA"/>
+        </w:rPr>
+        <w:t xml:space="preserve">Strawberry </w:t>
+      </w:r>
+      <w:r>
+        <w:rPr>
+          <w:lang w:val="en-CA"/>
+        </w:rPr>
+        <w:t>said.</w:t>
+      </w:r>
+    </w:p>
+    <w:p>
+      <w:pPr>
+        <w:rPr>
+          <w:lang w:val="en-CA"/>
+        </w:rPr>
+      </w:pPr>
+      <w:r>
+        <w:rPr>
+          <w:lang w:val="en-CA"/>
+        </w:rPr>
         <w:lastRenderedPageBreak/>
-        <w:t>The bear went limp and Luke said, “Go ahead.”</w:t>
-      </w:r>
-    </w:p>
-    <w:p>
-      <w:pPr>
-        <w:rPr>
-          <w:lang w:val="en-CA"/>
-        </w:rPr>
-      </w:pPr>
-      <w:r>
-        <w:rPr>
-          <w:lang w:val="en-CA"/>
-        </w:rPr>
-        <w:t>Again Luke went still and the bear stirred.</w:t>
-      </w:r>
-    </w:p>
-    <w:p>
-      <w:pPr>
-        <w:rPr>
-          <w:lang w:val="en-CA"/>
-        </w:rPr>
-      </w:pPr>
-      <w:r>
-        <w:rPr>
-          <w:lang w:val="en-CA"/>
-        </w:rPr>
-        <w:t xml:space="preserve">“I’ll name you </w:t>
-      </w:r>
-      <w:r>
-        <w:rPr>
-          <w:lang w:val="en-CA"/>
-        </w:rPr>
-        <w:t>Strawberry</w:t>
-      </w:r>
-      <w:r>
-        <w:rPr>
-          <w:lang w:val="en-CA"/>
-        </w:rPr>
-        <w:t>,” I said. “</w:t>
-      </w:r>
-      <w:r>
-        <w:rPr>
-          <w:lang w:val="en-CA"/>
-        </w:rPr>
-        <w:t>You like it don’t you?”</w:t>
-      </w:r>
-    </w:p>
-    <w:p>
-      <w:pPr>
-        <w:rPr>
-          <w:lang w:val="en-CA"/>
-        </w:rPr>
-      </w:pPr>
-      <w:r>
-        <w:rPr>
-          <w:lang w:val="en-CA"/>
-        </w:rPr>
-        <w:t xml:space="preserve">“As long as you like it,” it said in a </w:t>
-      </w:r>
-      <w:r>
-        <w:rPr>
-          <w:lang w:val="en-CA"/>
-        </w:rPr>
-        <w:t>cute girly voice, but which still sounded like a bear.</w:t>
-      </w:r>
-    </w:p>
-    <w:p>
-      <w:pPr>
-        <w:rPr>
-          <w:lang w:val="en-CA"/>
-        </w:rPr>
-      </w:pPr>
-      <w:r>
-        <w:rPr>
-          <w:lang w:val="en-CA"/>
-        </w:rPr>
-        <w:t>“It can talk,” I said excitedly.</w:t>
-      </w:r>
-    </w:p>
-    <w:p>
-      <w:pPr>
-        <w:rPr>
-          <w:lang w:val="en-CA"/>
-        </w:rPr>
-      </w:pPr>
-      <w:r>
-        <w:rPr>
-          <w:lang w:val="en-CA"/>
-        </w:rPr>
-        <w:t>“Of course I can talk,” Strawberry said. “Who do you think you’re holding?”</w:t>
-      </w:r>
-    </w:p>
-    <w:p>
-      <w:pPr>
-        <w:rPr>
-          <w:lang w:val="en-CA"/>
-        </w:rPr>
-      </w:pPr>
-      <w:r>
-        <w:rPr>
-          <w:lang w:val="en-CA"/>
-        </w:rPr>
-        <w:t>I looked at Luke and he smiled. The bear went limp and Luke got up.</w:t>
-      </w:r>
-    </w:p>
-    <w:p>
-      <w:pPr>
-        <w:rPr>
-          <w:lang w:val="en-CA"/>
-        </w:rPr>
-      </w:pPr>
-      <w:r>
-        <w:rPr>
-          <w:lang w:val="en-CA"/>
-        </w:rPr>
-        <w:t>“I guess you noticed by now, this is my power,” Luke said. “It is related to Vessel and shares power with it. I can create bodies I can remote control. Unfortunately it takes all my concentration to operate, which is why I have to lie down.</w:t>
-      </w:r>
-    </w:p>
-    <w:p>
-      <w:pPr>
-        <w:rPr>
-          <w:lang w:val="en-CA"/>
-        </w:rPr>
-      </w:pPr>
-      <w:r>
-        <w:rPr>
-          <w:lang w:val="en-CA"/>
-        </w:rPr>
-        <w:t>“I hope you like the voice. I don’t know how to preview voices.”</w:t>
-      </w:r>
-    </w:p>
-    <w:p>
-      <w:pPr>
-        <w:rPr>
-          <w:lang w:val="en-CA"/>
-        </w:rPr>
-      </w:pPr>
-      <w:r>
-        <w:rPr>
-          <w:lang w:val="en-CA"/>
-        </w:rPr>
-        <w:t>“I love it,” I exclaimed. “She’s so cute. But why is she so heavy?”</w:t>
-      </w:r>
-    </w:p>
-    <w:p>
-      <w:pPr>
-        <w:rPr>
-          <w:lang w:val="en-CA"/>
-        </w:rPr>
-      </w:pPr>
-      <w:r>
-        <w:rPr>
-          <w:lang w:val="en-CA"/>
-        </w:rPr>
-        <w:t>“Because it’s a real body,” Luke said.</w:t>
-      </w:r>
-    </w:p>
-    <w:p>
-      <w:pPr>
-        <w:rPr>
-          <w:lang w:val="en-CA"/>
-        </w:rPr>
-      </w:pPr>
-      <w:r>
-        <w:rPr>
-          <w:lang w:val="en-CA"/>
-        </w:rPr>
-        <w:t>“Now you can cuddle me to your heart’s content without worries. Now let’s</w:t>
+        <w:t>“It’s really hard to control two bodies at the same time,” Luke said. “</w:t>
+      </w:r>
+      <w:r>
+        <w:rPr>
+          <w:lang w:val="en-CA"/>
+        </w:rPr>
+        <w:t>Now you can cuddle me to your heart’s content without worries. Now let’s</w:t>
       </w:r>
       <w:r>
         <w:rPr>
@@ -15122,45 +15302,51 @@
         <w:rPr>
           <w:lang w:val="en-CA"/>
         </w:rPr>
-        <w:t>auras complement each other. My aura can amplify the effect of cast member auras.</w:t>
-      </w:r>
-    </w:p>
-    <w:p>
-      <w:pPr>
-        <w:rPr>
-          <w:lang w:val="en-CA"/>
-        </w:rPr>
-      </w:pPr>
-      <w:r>
-        <w:rPr>
-          <w:lang w:val="en-CA"/>
-        </w:rPr>
-        <w:t xml:space="preserve">“By cast members, I mean anyone I </w:t>
-      </w:r>
-      <w:r>
-        <w:rPr>
-          <w:lang w:val="en-CA"/>
-        </w:rPr>
-        <w:t>include</w:t>
-      </w:r>
-      <w:r>
-        <w:rPr>
-          <w:lang w:val="en-CA"/>
-        </w:rPr>
-        <w:t xml:space="preserve"> as a member of my show.</w:t>
-      </w:r>
-    </w:p>
-    <w:p>
-      <w:pPr>
-        <w:rPr>
-          <w:lang w:val="en-CA"/>
-        </w:rPr>
-      </w:pPr>
-      <w:r>
-        <w:rPr>
-          <w:lang w:val="en-CA"/>
-        </w:rPr>
-        <w:t>“And yes, my class seems to be Magician.”</w:t>
+        <w:t xml:space="preserve">auras complement each other. </w:t>
+      </w:r>
+      <w:r>
+        <w:rPr>
+          <w:lang w:val="en-CA"/>
+        </w:rPr>
+        <w:t>My aura revolves about the concept of a concert venue, where the cast members gives an audience an experience.</w:t>
+      </w:r>
+    </w:p>
+    <w:p>
+      <w:pPr>
+        <w:rPr>
+          <w:lang w:val="en-CA"/>
+        </w:rPr>
+      </w:pPr>
+      <w:r>
+        <w:rPr>
+          <w:lang w:val="en-CA"/>
+        </w:rPr>
+        <w:t>“As a member of my cast, I can amplify the effect of Susie’s aura. So far that’s all I found, but I know there is more to it than that.</w:t>
+      </w:r>
+    </w:p>
+    <w:p>
+      <w:pPr>
+        <w:rPr>
+          <w:lang w:val="en-CA"/>
+        </w:rPr>
+      </w:pPr>
+      <w:r>
+        <w:rPr>
+          <w:lang w:val="en-CA"/>
+        </w:rPr>
+        <w:t xml:space="preserve">“And yes, my class </w:t>
+      </w:r>
+      <w:r>
+        <w:rPr>
+          <w:lang w:val="en-CA"/>
+        </w:rPr>
+        <w:t>is most definitely</w:t>
+      </w:r>
+      <w:r>
+        <w:rPr>
+          <w:lang w:val="en-CA"/>
+        </w:rPr>
+        <w:t xml:space="preserve"> Magician.”</w:t>
       </w:r>
     </w:p>
     <w:p>
@@ -15300,6 +15486,7 @@
         <w:rPr>
           <w:lang w:val="en-CA"/>
         </w:rPr>
+        <w:lastRenderedPageBreak/>
         <w:t>“The drawback is that people feel incomplete until they get all awakening stones.”</w:t>
       </w:r>
     </w:p>
@@ -15313,212 +15500,212 @@
         <w:rPr>
           <w:lang w:val="en-CA"/>
         </w:rPr>
+        <w:t>“That’s true,” Susie said.</w:t>
+      </w:r>
+    </w:p>
+    <w:p>
+      <w:pPr>
+        <w:rPr>
+          <w:lang w:val="en-CA"/>
+        </w:rPr>
+      </w:pPr>
+      <w:r>
+        <w:rPr>
+          <w:lang w:val="en-CA"/>
+        </w:rPr>
+        <w:t>“Same here,” I said. “I have an amazing attack power but can’t use it p</w:t>
+      </w:r>
+      <w:r>
+        <w:rPr>
+          <w:lang w:val="en-CA"/>
+        </w:rPr>
+        <w:t>r</w:t>
+      </w:r>
+      <w:r>
+        <w:rPr>
+          <w:lang w:val="en-CA"/>
+        </w:rPr>
+        <w:t>operly</w:t>
+      </w:r>
+      <w:r>
+        <w:rPr>
+          <w:lang w:val="en-CA"/>
+        </w:rPr>
+        <w:t>. It relies on skills that I currently don’t have.”</w:t>
+      </w:r>
+    </w:p>
+    <w:p>
+      <w:pPr>
+        <w:rPr>
+          <w:lang w:val="en-CA"/>
+        </w:rPr>
+      </w:pPr>
+      <w:r>
+        <w:rPr>
+          <w:lang w:val="en-CA"/>
+        </w:rPr>
+        <w:t>“You mentioned classes,” Gilbert said.</w:t>
+      </w:r>
+    </w:p>
+    <w:p>
+      <w:pPr>
+        <w:rPr>
+          <w:lang w:val="en-CA"/>
+        </w:rPr>
+      </w:pPr>
+      <w:r>
+        <w:rPr>
+          <w:lang w:val="en-CA"/>
+        </w:rPr>
+        <w:t>“That’s correct,” I said. “I have my concept of Magician. Susie has a concept of Valkyrie. These are our classes. It is the central theme around which all powers revolve.</w:t>
+      </w:r>
+    </w:p>
+    <w:p>
+      <w:pPr>
+        <w:rPr>
+          <w:lang w:val="en-CA"/>
+        </w:rPr>
+      </w:pPr>
+      <w:r>
+        <w:rPr>
+          <w:lang w:val="en-CA"/>
+        </w:rPr>
+        <w:t>“Don’t you have that concept here?”</w:t>
+      </w:r>
+    </w:p>
+    <w:p>
+      <w:pPr>
+        <w:rPr>
+          <w:lang w:val="en-CA"/>
+        </w:rPr>
+      </w:pPr>
+      <w:r>
+        <w:rPr>
+          <w:lang w:val="en-CA"/>
+        </w:rPr>
+        <w:t>“Did you come up with it?” Gilbert asked.</w:t>
+      </w:r>
+    </w:p>
+    <w:p>
+      <w:pPr>
+        <w:rPr>
+          <w:lang w:val="en-CA"/>
+        </w:rPr>
+      </w:pPr>
+      <w:r>
+        <w:rPr>
+          <w:lang w:val="en-CA"/>
+        </w:rPr>
+        <w:t>“No,” I said. “We have games called Role Playing Games. It comes from there.”</w:t>
+      </w:r>
+    </w:p>
+    <w:p>
+      <w:pPr>
+        <w:rPr>
+          <w:lang w:val="en-CA"/>
+        </w:rPr>
+      </w:pPr>
+      <w:r>
+        <w:rPr>
+          <w:lang w:val="en-CA"/>
+        </w:rPr>
+        <w:t>“Both the magic society and the adventure society will want to hear about this,” Gilbert said.</w:t>
+      </w:r>
+    </w:p>
+    <w:p>
+      <w:pPr>
+        <w:rPr>
+          <w:lang w:val="en-CA"/>
+        </w:rPr>
+      </w:pPr>
+      <w:r>
+        <w:rPr>
+          <w:lang w:val="en-CA"/>
+        </w:rPr>
+        <w:t>“That’s good,” I said. “Getting our names out there will help us advance.”</w:t>
+      </w:r>
+    </w:p>
+    <w:p>
+      <w:pPr>
+        <w:rPr>
+          <w:lang w:val="en-CA"/>
+        </w:rPr>
+      </w:pPr>
+      <w:r>
+        <w:rPr>
+          <w:lang w:val="en-CA"/>
+        </w:rPr>
+        <w:t>“You mentioned Magician,” Gilbert said. “What is a Valkyrie?”</w:t>
+      </w:r>
+    </w:p>
+    <w:p>
+      <w:pPr>
+        <w:rPr>
+          <w:lang w:val="en-CA"/>
+        </w:rPr>
+      </w:pPr>
+      <w:r>
+        <w:rPr>
+          <w:lang w:val="en-CA"/>
+        </w:rPr>
+        <w:t>“A Valkyrie is a warrior maiden who serves under a king,</w:t>
+      </w:r>
+      <w:r>
+        <w:rPr>
+          <w:lang w:val="en-CA"/>
+        </w:rPr>
+        <w:t xml:space="preserve"> and in my case Luke,” Susie said.</w:t>
+      </w:r>
+    </w:p>
+    <w:p>
+      <w:pPr>
+        <w:rPr>
+          <w:lang w:val="en-CA"/>
+        </w:rPr>
+      </w:pPr>
+      <w:r>
+        <w:rPr>
+          <w:lang w:val="en-CA"/>
+        </w:rPr>
+        <w:t xml:space="preserve">“I see now,” Gilbert said. “We do have that concept but </w:t>
+      </w:r>
+      <w:r>
+        <w:rPr>
+          <w:lang w:val="en-CA"/>
+        </w:rPr>
+        <w:t xml:space="preserve">no </w:t>
+      </w:r>
+      <w:r>
+        <w:rPr>
+          <w:lang w:val="en-CA"/>
+        </w:rPr>
+        <w:t>one ever bothered giving it a name. It was so obvious that there was no need.”</w:t>
+      </w:r>
+    </w:p>
+    <w:p>
+      <w:pPr>
+        <w:rPr>
+          <w:lang w:val="en-CA"/>
+        </w:rPr>
+      </w:pPr>
+      <w:r>
+        <w:rPr>
+          <w:lang w:val="en-CA"/>
+        </w:rPr>
+        <w:t>“On Earth we have something called science,” I said. “Its job is to formalize knowledge and state the obvious so it can be tested to see if it is true.”</w:t>
+      </w:r>
+    </w:p>
+    <w:p>
+      <w:pPr>
+        <w:rPr>
+          <w:lang w:val="en-CA"/>
+        </w:rPr>
+      </w:pPr>
+      <w:r>
+        <w:rPr>
+          <w:lang w:val="en-CA"/>
+        </w:rPr>
         <w:lastRenderedPageBreak/>
-        <w:t>“That’s true,” Susie said.</w:t>
-      </w:r>
-    </w:p>
-    <w:p>
-      <w:pPr>
-        <w:rPr>
-          <w:lang w:val="en-CA"/>
-        </w:rPr>
-      </w:pPr>
-      <w:r>
-        <w:rPr>
-          <w:lang w:val="en-CA"/>
-        </w:rPr>
-        <w:t>“Same here,” I said. “I have an amazing attack power but can’t use it p</w:t>
-      </w:r>
-      <w:r>
-        <w:rPr>
-          <w:lang w:val="en-CA"/>
-        </w:rPr>
-        <w:t>r</w:t>
-      </w:r>
-      <w:r>
-        <w:rPr>
-          <w:lang w:val="en-CA"/>
-        </w:rPr>
-        <w:t>operly</w:t>
-      </w:r>
-      <w:r>
-        <w:rPr>
-          <w:lang w:val="en-CA"/>
-        </w:rPr>
-        <w:t>. It relies on skills that I currently don’t have.”</w:t>
-      </w:r>
-    </w:p>
-    <w:p>
-      <w:pPr>
-        <w:rPr>
-          <w:lang w:val="en-CA"/>
-        </w:rPr>
-      </w:pPr>
-      <w:r>
-        <w:rPr>
-          <w:lang w:val="en-CA"/>
-        </w:rPr>
-        <w:t>“You mentioned classes,” Gilbert said.</w:t>
-      </w:r>
-    </w:p>
-    <w:p>
-      <w:pPr>
-        <w:rPr>
-          <w:lang w:val="en-CA"/>
-        </w:rPr>
-      </w:pPr>
-      <w:r>
-        <w:rPr>
-          <w:lang w:val="en-CA"/>
-        </w:rPr>
-        <w:t>“That’s correct,” I said. “I have my concept of Magician. Susie has a concept of Valkyrie. These are our classes. It is the central theme around which all powers revolve.</w:t>
-      </w:r>
-    </w:p>
-    <w:p>
-      <w:pPr>
-        <w:rPr>
-          <w:lang w:val="en-CA"/>
-        </w:rPr>
-      </w:pPr>
-      <w:r>
-        <w:rPr>
-          <w:lang w:val="en-CA"/>
-        </w:rPr>
-        <w:t>“Don’t you have that concept here?”</w:t>
-      </w:r>
-    </w:p>
-    <w:p>
-      <w:pPr>
-        <w:rPr>
-          <w:lang w:val="en-CA"/>
-        </w:rPr>
-      </w:pPr>
-      <w:r>
-        <w:rPr>
-          <w:lang w:val="en-CA"/>
-        </w:rPr>
-        <w:t>“Did you come up with it?” Gilbert asked.</w:t>
-      </w:r>
-    </w:p>
-    <w:p>
-      <w:pPr>
-        <w:rPr>
-          <w:lang w:val="en-CA"/>
-        </w:rPr>
-      </w:pPr>
-      <w:r>
-        <w:rPr>
-          <w:lang w:val="en-CA"/>
-        </w:rPr>
-        <w:t>“No,” I said. “We have games called Role Playing Games. It comes from there.”</w:t>
-      </w:r>
-    </w:p>
-    <w:p>
-      <w:pPr>
-        <w:rPr>
-          <w:lang w:val="en-CA"/>
-        </w:rPr>
-      </w:pPr>
-      <w:r>
-        <w:rPr>
-          <w:lang w:val="en-CA"/>
-        </w:rPr>
-        <w:t>“Both the magic society and the adventure society will want to hear about this,” Gilbert said.</w:t>
-      </w:r>
-    </w:p>
-    <w:p>
-      <w:pPr>
-        <w:rPr>
-          <w:lang w:val="en-CA"/>
-        </w:rPr>
-      </w:pPr>
-      <w:r>
-        <w:rPr>
-          <w:lang w:val="en-CA"/>
-        </w:rPr>
-        <w:t>“That’s good,” I said. “Getting our names out there will help us advance.”</w:t>
-      </w:r>
-    </w:p>
-    <w:p>
-      <w:pPr>
-        <w:rPr>
-          <w:lang w:val="en-CA"/>
-        </w:rPr>
-      </w:pPr>
-      <w:r>
-        <w:rPr>
-          <w:lang w:val="en-CA"/>
-        </w:rPr>
-        <w:t>“You mentioned Magician,” Gilbert said. “What is a Valkyrie?”</w:t>
-      </w:r>
-    </w:p>
-    <w:p>
-      <w:pPr>
-        <w:rPr>
-          <w:lang w:val="en-CA"/>
-        </w:rPr>
-      </w:pPr>
-      <w:r>
-        <w:rPr>
-          <w:lang w:val="en-CA"/>
-        </w:rPr>
-        <w:t>“A Valkyrie is a warrior maiden who serves under a king,</w:t>
-      </w:r>
-      <w:r>
-        <w:rPr>
-          <w:lang w:val="en-CA"/>
-        </w:rPr>
-        <w:t xml:space="preserve"> and in my case Luke,” Susie said.</w:t>
-      </w:r>
-    </w:p>
-    <w:p>
-      <w:pPr>
-        <w:rPr>
-          <w:lang w:val="en-CA"/>
-        </w:rPr>
-      </w:pPr>
-      <w:r>
-        <w:rPr>
-          <w:lang w:val="en-CA"/>
-        </w:rPr>
-        <w:t xml:space="preserve">“I see now,” Gilbert said. “We do have that concept but </w:t>
-      </w:r>
-      <w:r>
-        <w:rPr>
-          <w:lang w:val="en-CA"/>
-        </w:rPr>
-        <w:t xml:space="preserve">no </w:t>
-      </w:r>
-      <w:r>
-        <w:rPr>
-          <w:lang w:val="en-CA"/>
-        </w:rPr>
-        <w:t>one ever bothered giving it a name. It was so obvious that there was no need.”</w:t>
-      </w:r>
-    </w:p>
-    <w:p>
-      <w:pPr>
-        <w:rPr>
-          <w:lang w:val="en-CA"/>
-        </w:rPr>
-      </w:pPr>
-      <w:r>
-        <w:rPr>
-          <w:lang w:val="en-CA"/>
-        </w:rPr>
-        <w:t>“On Earth we have something called science,” I said. “Its job is to formalize knowledge and state the obvious so it can be tested to see if it is true.”</w:t>
-      </w:r>
-    </w:p>
-    <w:p>
-      <w:pPr>
-        <w:rPr>
-          <w:lang w:val="en-CA"/>
-        </w:rPr>
-      </w:pPr>
-      <w:r>
-        <w:rPr>
-          <w:lang w:val="en-CA"/>
-        </w:rPr>
         <w:t>“Okay, I’ll share that,” Gilbert said. “But first, how was your training?”</w:t>
       </w:r>
     </w:p>
@@ -15532,236 +15719,236 @@
         <w:rPr>
           <w:lang w:val="en-CA"/>
         </w:rPr>
+        <w:t xml:space="preserve">“I could feel my aura somewhat,” Susie said. </w:t>
+      </w:r>
+      <w:r>
+        <w:rPr>
+          <w:lang w:val="en-CA"/>
+        </w:rPr>
+        <w:t>“It doesn’t d</w:t>
+      </w:r>
+      <w:r>
+        <w:rPr>
+          <w:lang w:val="en-CA"/>
+        </w:rPr>
+        <w:t>o</w:t>
+      </w:r>
+      <w:r>
+        <w:rPr>
+          <w:lang w:val="en-CA"/>
+        </w:rPr>
+        <w:t xml:space="preserve"> anything but just sit there.”</w:t>
+      </w:r>
+    </w:p>
+    <w:p>
+      <w:pPr>
+        <w:rPr>
+          <w:lang w:val="en-CA"/>
+        </w:rPr>
+      </w:pPr>
+      <w:r>
+        <w:rPr>
+          <w:lang w:val="en-CA"/>
+        </w:rPr>
+        <w:t>“Same here,” I said.</w:t>
+      </w:r>
+    </w:p>
+    <w:p>
+      <w:pPr>
+        <w:rPr>
+          <w:lang w:val="en-CA"/>
+        </w:rPr>
+      </w:pPr>
+      <w:r>
+        <w:rPr>
+          <w:lang w:val="en-CA"/>
+        </w:rPr>
+        <w:t xml:space="preserve">“All you need is practice,” Gilbert said. </w:t>
+      </w:r>
+      <w:r>
+        <w:rPr>
+          <w:lang w:val="en-CA"/>
+        </w:rPr>
+        <w:t>“Now then Luke, continue mapping the island.”</w:t>
+      </w:r>
+    </w:p>
+    <w:p>
+      <w:pPr>
+        <w:rPr>
+          <w:lang w:val="en-CA"/>
+        </w:rPr>
+      </w:pPr>
+      <w:r>
+        <w:rPr>
+          <w:lang w:val="en-CA"/>
+        </w:rPr>
+        <w:t>“Can I stop at the magic society campus?” I asked. “I want to some work there and earn my living.”</w:t>
+      </w:r>
+    </w:p>
+    <w:p>
+      <w:pPr>
+        <w:rPr>
+          <w:lang w:val="en-CA"/>
+        </w:rPr>
+      </w:pPr>
+      <w:r>
+        <w:rPr>
+          <w:lang w:val="en-CA"/>
+        </w:rPr>
+        <w:t>“Go ahead,” Gilbert said. “Don’t take too long.”</w:t>
+      </w:r>
+    </w:p>
+    <w:p>
+      <w:pPr>
+        <w:rPr>
+          <w:lang w:val="en-CA"/>
+        </w:rPr>
+      </w:pPr>
+      <w:r>
+        <w:rPr>
+          <w:lang w:val="en-CA"/>
+        </w:rPr>
+        <w:t>I ru</w:t>
+      </w:r>
+      <w:r>
+        <w:rPr>
+          <w:lang w:val="en-CA"/>
+        </w:rPr>
+        <w:t>bbed Susie’s head and she said, “Just for that</w:t>
+      </w:r>
+      <w:r>
+        <w:rPr>
+          <w:lang w:val="en-CA"/>
+        </w:rPr>
+        <w:t>,</w:t>
+      </w:r>
+      <w:r>
+        <w:rPr>
+          <w:lang w:val="en-CA"/>
+        </w:rPr>
+        <w:t xml:space="preserve"> comb my hair.”</w:t>
+      </w:r>
+    </w:p>
+    <w:p>
+      <w:pPr>
+        <w:rPr>
+          <w:lang w:val="en-CA"/>
+        </w:rPr>
+      </w:pPr>
+      <w:r>
+        <w:rPr>
+          <w:lang w:val="en-CA"/>
+        </w:rPr>
+        <w:t>“No time for that,” Gilbert said with a laugh. “It’s time to train.”</w:t>
+      </w:r>
+    </w:p>
+    <w:p>
+      <w:pPr>
+        <w:rPr>
+          <w:lang w:val="en-CA"/>
+        </w:rPr>
+      </w:pPr>
+      <w:r>
+        <w:rPr>
+          <w:lang w:val="en-CA"/>
+        </w:rPr>
+        <w:t xml:space="preserve">I headed out. </w:t>
+      </w:r>
+      <w:r>
+        <w:rPr>
+          <w:lang w:val="en-CA"/>
+        </w:rPr>
+        <w:t>As I walked I thought of my class. “Music,” I called out.</w:t>
+      </w:r>
+    </w:p>
+    <w:p>
+      <w:pPr>
+        <w:rPr>
+          <w:lang w:val="en-CA"/>
+        </w:rPr>
+      </w:pPr>
+      <w:r>
+        <w:rPr>
+          <w:lang w:val="en-CA"/>
+        </w:rPr>
+        <w:t>I opened my book and looked through the index. Sure enough, there w</w:t>
+      </w:r>
+      <w:r>
+        <w:rPr>
+          <w:lang w:val="en-CA"/>
+        </w:rPr>
+        <w:t>as a spell for producing sound.</w:t>
+      </w:r>
+    </w:p>
+    <w:p>
+      <w:pPr>
+        <w:rPr>
+          <w:lang w:val="en-CA"/>
+        </w:rPr>
+      </w:pPr>
+      <w:r>
+        <w:rPr>
+          <w:lang w:val="en-CA"/>
+        </w:rPr>
+        <w:t>I created the circle and used it to project my voice. The voice was atrocious. I focused on the magic but no matter what I did, my voice sounded horrible.</w:t>
+      </w:r>
+    </w:p>
+    <w:p>
+      <w:pPr>
+        <w:rPr>
+          <w:lang w:val="en-CA"/>
+        </w:rPr>
+      </w:pPr>
+      <w:r>
+        <w:rPr>
+          <w:lang w:val="en-CA"/>
+        </w:rPr>
+        <w:t xml:space="preserve">Suddenly I realised, the problem wasn’t the magic. It was me hearing myself outside my head. </w:t>
+      </w:r>
+      <w:r>
+        <w:rPr>
+          <w:lang w:val="en-CA"/>
+        </w:rPr>
+        <w:t>With new knowledge in place, the sound quality improved until it was good enough.</w:t>
+      </w:r>
+    </w:p>
+    <w:p>
+      <w:pPr>
+        <w:rPr>
+          <w:lang w:val="en-CA"/>
+        </w:rPr>
+      </w:pPr>
+      <w:r>
+        <w:rPr>
+          <w:lang w:val="en-CA"/>
+        </w:rPr>
+        <w:t>Then I focused on the sound of various real world sounds, such as the sound of a car horn. Again, the sound was horrible. Again, the problem wasn’t the magic, but my memory of the actual sound.</w:t>
+      </w:r>
+    </w:p>
+    <w:p>
+      <w:pPr>
+        <w:rPr>
+          <w:lang w:val="en-CA"/>
+        </w:rPr>
+      </w:pPr>
+      <w:r>
+        <w:rPr>
+          <w:lang w:val="en-CA"/>
+        </w:rPr>
+        <w:t>Next, I focused on musical instruments such as the piano, and then the violin, both of which were associated with magicians.</w:t>
+      </w:r>
+    </w:p>
+    <w:p>
+      <w:pPr>
+        <w:rPr>
+          <w:lang w:val="en-CA"/>
+        </w:rPr>
+      </w:pPr>
+      <w:r>
+        <w:rPr>
+          <w:lang w:val="en-CA"/>
+        </w:rPr>
         <w:lastRenderedPageBreak/>
-        <w:t xml:space="preserve">“I could feel my aura somewhat,” Susie said. </w:t>
-      </w:r>
-      <w:r>
-        <w:rPr>
-          <w:lang w:val="en-CA"/>
-        </w:rPr>
-        <w:t>“It doesn’t d</w:t>
-      </w:r>
-      <w:r>
-        <w:rPr>
-          <w:lang w:val="en-CA"/>
-        </w:rPr>
-        <w:t>o</w:t>
-      </w:r>
-      <w:r>
-        <w:rPr>
-          <w:lang w:val="en-CA"/>
-        </w:rPr>
-        <w:t xml:space="preserve"> anything but just sit there.”</w:t>
-      </w:r>
-    </w:p>
-    <w:p>
-      <w:pPr>
-        <w:rPr>
-          <w:lang w:val="en-CA"/>
-        </w:rPr>
-      </w:pPr>
-      <w:r>
-        <w:rPr>
-          <w:lang w:val="en-CA"/>
-        </w:rPr>
-        <w:t>“Same here,” I said.</w:t>
-      </w:r>
-    </w:p>
-    <w:p>
-      <w:pPr>
-        <w:rPr>
-          <w:lang w:val="en-CA"/>
-        </w:rPr>
-      </w:pPr>
-      <w:r>
-        <w:rPr>
-          <w:lang w:val="en-CA"/>
-        </w:rPr>
-        <w:t xml:space="preserve">“All you need is practice,” Gilbert said. </w:t>
-      </w:r>
-      <w:r>
-        <w:rPr>
-          <w:lang w:val="en-CA"/>
-        </w:rPr>
-        <w:t>“Now then Luke, continue mapping the island.”</w:t>
-      </w:r>
-    </w:p>
-    <w:p>
-      <w:pPr>
-        <w:rPr>
-          <w:lang w:val="en-CA"/>
-        </w:rPr>
-      </w:pPr>
-      <w:r>
-        <w:rPr>
-          <w:lang w:val="en-CA"/>
-        </w:rPr>
-        <w:t>“Can I stop at the magic society campus?” I asked. “I want to some work there and earn my living.”</w:t>
-      </w:r>
-    </w:p>
-    <w:p>
-      <w:pPr>
-        <w:rPr>
-          <w:lang w:val="en-CA"/>
-        </w:rPr>
-      </w:pPr>
-      <w:r>
-        <w:rPr>
-          <w:lang w:val="en-CA"/>
-        </w:rPr>
-        <w:t>“Go ahead,” Gilbert said. “Don’t take too long.”</w:t>
-      </w:r>
-    </w:p>
-    <w:p>
-      <w:pPr>
-        <w:rPr>
-          <w:lang w:val="en-CA"/>
-        </w:rPr>
-      </w:pPr>
-      <w:r>
-        <w:rPr>
-          <w:lang w:val="en-CA"/>
-        </w:rPr>
-        <w:t>I ru</w:t>
-      </w:r>
-      <w:r>
-        <w:rPr>
-          <w:lang w:val="en-CA"/>
-        </w:rPr>
-        <w:t>bbed Susie’s head and she said, “Just for that</w:t>
-      </w:r>
-      <w:r>
-        <w:rPr>
-          <w:lang w:val="en-CA"/>
-        </w:rPr>
-        <w:t>,</w:t>
-      </w:r>
-      <w:r>
-        <w:rPr>
-          <w:lang w:val="en-CA"/>
-        </w:rPr>
-        <w:t xml:space="preserve"> comb my hair.”</w:t>
-      </w:r>
-    </w:p>
-    <w:p>
-      <w:pPr>
-        <w:rPr>
-          <w:lang w:val="en-CA"/>
-        </w:rPr>
-      </w:pPr>
-      <w:r>
-        <w:rPr>
-          <w:lang w:val="en-CA"/>
-        </w:rPr>
-        <w:t>“No time for that,” Gilbert said with a laugh. “It’s time to train.”</w:t>
-      </w:r>
-    </w:p>
-    <w:p>
-      <w:pPr>
-        <w:rPr>
-          <w:lang w:val="en-CA"/>
-        </w:rPr>
-      </w:pPr>
-      <w:r>
-        <w:rPr>
-          <w:lang w:val="en-CA"/>
-        </w:rPr>
-        <w:t xml:space="preserve">I headed out. </w:t>
-      </w:r>
-      <w:r>
-        <w:rPr>
-          <w:lang w:val="en-CA"/>
-        </w:rPr>
-        <w:t>As I walked I thought of my class. “Music,” I called out.</w:t>
-      </w:r>
-    </w:p>
-    <w:p>
-      <w:pPr>
-        <w:rPr>
-          <w:lang w:val="en-CA"/>
-        </w:rPr>
-      </w:pPr>
-      <w:r>
-        <w:rPr>
-          <w:lang w:val="en-CA"/>
-        </w:rPr>
-        <w:t>I opened my book and looked through the index. Sure enough, there w</w:t>
-      </w:r>
-      <w:r>
-        <w:rPr>
-          <w:lang w:val="en-CA"/>
-        </w:rPr>
-        <w:t>as a spell for producing sound.</w:t>
-      </w:r>
-    </w:p>
-    <w:p>
-      <w:pPr>
-        <w:rPr>
-          <w:lang w:val="en-CA"/>
-        </w:rPr>
-      </w:pPr>
-      <w:r>
-        <w:rPr>
-          <w:lang w:val="en-CA"/>
-        </w:rPr>
-        <w:t>I created the circle and used it to project my voice. The voice was atrocious. I focused on the magic but no matter what I did, my voice sounded horrible.</w:t>
-      </w:r>
-    </w:p>
-    <w:p>
-      <w:pPr>
-        <w:rPr>
-          <w:lang w:val="en-CA"/>
-        </w:rPr>
-      </w:pPr>
-      <w:r>
-        <w:rPr>
-          <w:lang w:val="en-CA"/>
-        </w:rPr>
-        <w:t xml:space="preserve">Suddenly I realised, the problem wasn’t the magic. It was me hearing myself outside my head. </w:t>
-      </w:r>
-      <w:r>
-        <w:rPr>
-          <w:lang w:val="en-CA"/>
-        </w:rPr>
-        <w:t>With new knowledge in place, the sound quality improved until it was good enough.</w:t>
-      </w:r>
-    </w:p>
-    <w:p>
-      <w:pPr>
-        <w:rPr>
-          <w:lang w:val="en-CA"/>
-        </w:rPr>
-      </w:pPr>
-      <w:r>
-        <w:rPr>
-          <w:lang w:val="en-CA"/>
-        </w:rPr>
-        <w:t>Then I focused on the sound of various real world sounds, such as the sound of a car horn. Again, the sound was horrible. Again, the problem wasn’t the magic, but my memory of the actual sound.</w:t>
-      </w:r>
-    </w:p>
-    <w:p>
-      <w:pPr>
-        <w:rPr>
-          <w:lang w:val="en-CA"/>
-        </w:rPr>
-      </w:pPr>
-      <w:r>
-        <w:rPr>
-          <w:lang w:val="en-CA"/>
-        </w:rPr>
-        <w:t>Next, I focused on musical instruments such as the piano, and then the violin, both of which were associated with magicians.</w:t>
-      </w:r>
-    </w:p>
-    <w:p>
-      <w:pPr>
-        <w:rPr>
-          <w:lang w:val="en-CA"/>
-        </w:rPr>
-      </w:pPr>
-      <w:r>
-        <w:rPr>
-          <w:lang w:val="en-CA"/>
-        </w:rPr>
         <w:t>Perhaps in the future I should learn to play the violin.</w:t>
       </w:r>
     </w:p>
@@ -15775,7 +15962,6 @@
         <w:rPr>
           <w:lang w:val="en-CA"/>
         </w:rPr>
-        <w:lastRenderedPageBreak/>
         <w:t xml:space="preserve">Focusing on running, </w:t>
       </w:r>
       <w:r>
@@ -15810,19 +15996,119 @@
         </w:rPr>
         <w:t>“No,” I replied. “I was so focused on my training I forgot.</w:t>
       </w:r>
-      <w:r>
-        <w:rPr>
-          <w:lang w:val="en-CA"/>
-        </w:rPr>
-        <w:t xml:space="preserve"> I decided to magic circle training to the mix. Damn, I forgot aura training.”</w:t>
-      </w:r>
-    </w:p>
-    <w:p>
-      <w:pPr>
-        <w:rPr>
-          <w:lang w:val="en-CA"/>
-        </w:rPr>
-      </w:pPr>
+    </w:p>
+    <w:p>
+      <w:pPr>
+        <w:rPr>
+          <w:lang w:val="en-CA"/>
+        </w:rPr>
+      </w:pPr>
+      <w:r>
+        <w:rPr>
+          <w:lang w:val="en-CA"/>
+        </w:rPr>
+        <w:t>“</w:t>
+      </w:r>
+      <w:r>
+        <w:rPr>
+          <w:lang w:val="en-CA"/>
+        </w:rPr>
+        <w:t xml:space="preserve">I decided </w:t>
+      </w:r>
+      <w:r>
+        <w:rPr>
+          <w:lang w:val="en-CA"/>
+        </w:rPr>
+        <w:t xml:space="preserve">to add </w:t>
+      </w:r>
+      <w:r>
+        <w:rPr>
+          <w:lang w:val="en-CA"/>
+        </w:rPr>
+        <w:t xml:space="preserve">magic circle training to the mix. </w:t>
+      </w:r>
+      <w:r>
+        <w:rPr>
+          <w:lang w:val="en-CA"/>
+        </w:rPr>
+        <w:t xml:space="preserve">I wanted to see if I could play music. </w:t>
+      </w:r>
+      <w:r>
+        <w:rPr>
+          <w:lang w:val="en-CA"/>
+        </w:rPr>
+        <w:t>Damn, I forgot aura training.</w:t>
+      </w:r>
+      <w:r>
+        <w:rPr>
+          <w:lang w:val="en-CA"/>
+        </w:rPr>
+        <w:t xml:space="preserve"> It might take me a week to fully map the island.”</w:t>
+      </w:r>
+    </w:p>
+    <w:p>
+      <w:pPr>
+        <w:rPr>
+          <w:lang w:val="en-CA"/>
+        </w:rPr>
+      </w:pPr>
+      <w:r>
+        <w:rPr>
+          <w:lang w:val="en-CA"/>
+        </w:rPr>
+        <w:t>“Let’s hear the music,” Gilbert said.</w:t>
+      </w:r>
+    </w:p>
+    <w:p>
+      <w:pPr>
+        <w:rPr>
+          <w:lang w:val="en-CA"/>
+        </w:rPr>
+      </w:pPr>
+      <w:r>
+        <w:rPr>
+          <w:lang w:val="en-CA"/>
+        </w:rPr>
+        <w:t>“Here’s my first try at sound,” I said and played what I practiced.</w:t>
+      </w:r>
+    </w:p>
+    <w:p>
+      <w:pPr>
+        <w:rPr>
+          <w:lang w:val="en-CA"/>
+        </w:rPr>
+      </w:pPr>
+      <w:r>
+        <w:rPr>
+          <w:lang w:val="en-CA"/>
+        </w:rPr>
+        <w:t>“That’s not bad for your first try,” Gilbert said.</w:t>
+      </w:r>
+      <w:r>
+        <w:rPr>
+          <w:lang w:val="en-CA"/>
+        </w:rPr>
+        <w:t xml:space="preserve"> “Are you going to share with Susie?”</w:t>
+      </w:r>
+    </w:p>
+    <w:p>
+      <w:pPr>
+        <w:rPr>
+          <w:lang w:val="en-CA"/>
+        </w:rPr>
+      </w:pPr>
+      <w:r>
+        <w:rPr>
+          <w:lang w:val="en-CA"/>
+        </w:rPr>
+        <w:t>“Not until I get better,” I said.</w:t>
+      </w:r>
+      <w:r>
+        <w:rPr>
+          <w:lang w:val="en-CA"/>
+        </w:rPr>
+        <w:t xml:space="preserve"> “On the bright side I think I have gotten a little faster, and my stamina has improved a little.”</w:t>
+      </w:r>
     </w:p>
     <w:p>
       <w:pPr>
@@ -15953,7 +16239,7 @@
             <w:rPr>
               <w:noProof/>
             </w:rPr>
-            <w:t>88</w:t>
+            <w:t>90</w:t>
           </w:r>
         </w:fldSimple>
       </w:p>
@@ -15983,7 +16269,7 @@
             <w:rPr>
               <w:noProof/>
             </w:rPr>
-            <w:t>89</w:t>
+            <w:t>87</w:t>
           </w:r>
         </w:fldSimple>
       </w:p>
@@ -16136,7 +16422,7 @@
         <v:path o:extrusionok="f" gradientshapeok="t" o:connecttype="rect"/>
         <o:lock v:ext="edit" aspectratio="t"/>
       </v:shapetype>
-      <v:shape id="_x0000_i1153" type="#_x0000_t75" style="width:3in;height:3in;visibility:visible;mso-wrap-style:square" o:bullet="t">
+      <v:shape id="_x0000_i1040" type="#_x0000_t75" style="width:3in;height:3in;visibility:visible;mso-wrap-style:square" o:bullet="t">
         <v:imagedata r:id="rId1" o:title="MC900065312[1]"/>
       </v:shape>
     </w:pict>
@@ -20035,7 +20321,7 @@
 </file>
 
 <file path=customXml/itemProps1.xml><?xml version="1.0" encoding="utf-8"?>
-<ds:datastoreItem xmlns:ds="http://schemas.openxmlformats.org/officeDocument/2006/customXml" ds:itemID="{1DE2E58C-AA60-4931-A995-96031124DD25}">
+<ds:datastoreItem xmlns:ds="http://schemas.openxmlformats.org/officeDocument/2006/customXml" ds:itemID="{DBF3131E-1FDB-4385-A31C-EFB9978502BB}">
   <ds:schemaRefs>
     <ds:schemaRef ds:uri="http://schemas.openxmlformats.org/officeDocument/2006/bibliography"/>
   </ds:schemaRefs>

--- a/Books/RPG_Books/TheWonderManAndHisLovelyAssistant/Book_TheWonderManAndHisLovelyAssistant.docx
+++ b/Books/RPG_Books/TheWonderManAndHisLovelyAssistant/Book_TheWonderManAndHisLovelyAssistant.docx
@@ -142,7 +142,7 @@
       <w:r>
         <w:fldChar w:fldCharType="separate"/>
       </w:r>
-      <w:hyperlink w:anchor="_Toc242271561" w:history="1">
+      <w:hyperlink w:anchor="_Toc242505074" w:history="1">
         <w:r>
           <w:rPr>
             <w:rStyle w:val="Hyperlink"/>
@@ -169,7 +169,7 @@
             <w:noProof/>
             <w:webHidden/>
           </w:rPr>
-          <w:instrText xml:space="preserve"> PAGEREF _Toc242271561 \h </w:instrText>
+          <w:instrText xml:space="preserve"> PAGEREF _Toc242505074 \h </w:instrText>
         </w:r>
         <w:r>
           <w:rPr>
@@ -209,7 +209,7 @@
           <w:sz w:val="22"/>
         </w:rPr>
       </w:pPr>
-      <w:hyperlink w:anchor="_Toc242271562" w:history="1">
+      <w:hyperlink w:anchor="_Toc242505075" w:history="1">
         <w:r>
           <w:rPr>
             <w:rStyle w:val="Hyperlink"/>
@@ -236,7 +236,7 @@
             <w:noProof/>
             <w:webHidden/>
           </w:rPr>
-          <w:instrText xml:space="preserve"> PAGEREF _Toc242271562 \h </w:instrText>
+          <w:instrText xml:space="preserve"> PAGEREF _Toc242505075 \h </w:instrText>
         </w:r>
         <w:r>
           <w:rPr>
@@ -276,7 +276,7 @@
           <w:sz w:val="22"/>
         </w:rPr>
       </w:pPr>
-      <w:hyperlink w:anchor="_Toc242271563" w:history="1">
+      <w:hyperlink w:anchor="_Toc242505076" w:history="1">
         <w:r>
           <w:rPr>
             <w:rStyle w:val="Hyperlink"/>
@@ -303,7 +303,7 @@
             <w:noProof/>
             <w:webHidden/>
           </w:rPr>
-          <w:instrText xml:space="preserve"> PAGEREF _Toc242271563 \h </w:instrText>
+          <w:instrText xml:space="preserve"> PAGEREF _Toc242505076 \h </w:instrText>
         </w:r>
         <w:r>
           <w:rPr>
@@ -343,7 +343,7 @@
           <w:sz w:val="22"/>
         </w:rPr>
       </w:pPr>
-      <w:hyperlink w:anchor="_Toc242271564" w:history="1">
+      <w:hyperlink w:anchor="_Toc242505077" w:history="1">
         <w:r>
           <w:rPr>
             <w:rStyle w:val="Hyperlink"/>
@@ -371,7 +371,7 @@
             <w:noProof/>
             <w:webHidden/>
           </w:rPr>
-          <w:instrText xml:space="preserve"> PAGEREF _Toc242271564 \h </w:instrText>
+          <w:instrText xml:space="preserve"> PAGEREF _Toc242505077 \h </w:instrText>
         </w:r>
         <w:r>
           <w:rPr>
@@ -411,7 +411,7 @@
           <w:sz w:val="22"/>
         </w:rPr>
       </w:pPr>
-      <w:hyperlink w:anchor="_Toc242271565" w:history="1">
+      <w:hyperlink w:anchor="_Toc242505078" w:history="1">
         <w:r>
           <w:rPr>
             <w:rStyle w:val="Hyperlink"/>
@@ -439,7 +439,7 @@
             <w:noProof/>
             <w:webHidden/>
           </w:rPr>
-          <w:instrText xml:space="preserve"> PAGEREF _Toc242271565 \h </w:instrText>
+          <w:instrText xml:space="preserve"> PAGEREF _Toc242505078 \h </w:instrText>
         </w:r>
         <w:r>
           <w:rPr>
@@ -472,6 +472,74 @@
     </w:p>
     <w:p>
       <w:pPr>
+        <w:pStyle w:val="TOC2"/>
+        <w:rPr>
+          <w:rFonts w:asciiTheme="minorHAnsi" w:eastAsiaTheme="minorEastAsia" w:hAnsiTheme="minorHAnsi" w:cstheme="minorBidi"/>
+          <w:noProof/>
+          <w:sz w:val="22"/>
+        </w:rPr>
+      </w:pPr>
+      <w:hyperlink w:anchor="_Toc242505079" w:history="1">
+        <w:r>
+          <w:rPr>
+            <w:rStyle w:val="Hyperlink"/>
+            <w:noProof/>
+            <w:lang w:val="en-CA"/>
+          </w:rPr>
+          <w:t>Magic training</w:t>
+        </w:r>
+        <w:r>
+          <w:rPr>
+            <w:noProof/>
+            <w:webHidden/>
+          </w:rPr>
+          <w:tab/>
+        </w:r>
+        <w:r>
+          <w:rPr>
+            <w:noProof/>
+            <w:webHidden/>
+          </w:rPr>
+          <w:fldChar w:fldCharType="begin"/>
+        </w:r>
+        <w:r>
+          <w:rPr>
+            <w:noProof/>
+            <w:webHidden/>
+          </w:rPr>
+          <w:instrText xml:space="preserve"> PAGEREF _Toc242505079 \h </w:instrText>
+        </w:r>
+        <w:r>
+          <w:rPr>
+            <w:noProof/>
+            <w:webHidden/>
+          </w:rPr>
+        </w:r>
+        <w:r>
+          <w:rPr>
+            <w:noProof/>
+            <w:webHidden/>
+          </w:rPr>
+          <w:fldChar w:fldCharType="separate"/>
+        </w:r>
+        <w:r>
+          <w:rPr>
+            <w:noProof/>
+            <w:webHidden/>
+          </w:rPr>
+          <w:t>87</w:t>
+        </w:r>
+        <w:r>
+          <w:rPr>
+            <w:noProof/>
+            <w:webHidden/>
+          </w:rPr>
+          <w:fldChar w:fldCharType="end"/>
+        </w:r>
+      </w:hyperlink>
+    </w:p>
+    <w:p>
+      <w:pPr>
         <w:jc w:val="left"/>
       </w:pPr>
       <w:r>
@@ -504,7 +572,7 @@
       <w:pPr>
         <w:pStyle w:val="H2"/>
       </w:pPr>
-      <w:bookmarkStart w:id="0" w:name="_Toc242271561"/>
+      <w:bookmarkStart w:id="0" w:name="_Toc242505074"/>
       <w:r>
         <w:lastRenderedPageBreak/>
         <w:t>Good Bye Old World</w:t>
@@ -1447,7 +1515,7 @@
       <w:pPr>
         <w:pStyle w:val="H2"/>
       </w:pPr>
-      <w:bookmarkStart w:id="1" w:name="_Toc242271562"/>
+      <w:bookmarkStart w:id="1" w:name="_Toc242505075"/>
       <w:r>
         <w:lastRenderedPageBreak/>
         <w:t>A new World, A new Life</w:t>
@@ -3740,7 +3808,7 @@
       <w:pPr>
         <w:pStyle w:val="H2"/>
       </w:pPr>
-      <w:bookmarkStart w:id="2" w:name="_Toc242271563"/>
+      <w:bookmarkStart w:id="2" w:name="_Toc242505076"/>
       <w:r>
         <w:lastRenderedPageBreak/>
         <w:t>Training</w:t>
@@ -5730,7 +5798,7 @@
           <w:lang w:val="en-CA"/>
         </w:rPr>
       </w:pPr>
-      <w:bookmarkStart w:id="3" w:name="_Toc242271564"/>
+      <w:bookmarkStart w:id="3" w:name="_Toc242505077"/>
       <w:r>
         <w:rPr>
           <w:lang w:val="en-CA"/>
@@ -13368,7 +13436,7 @@
           <w:lang w:val="en-CA"/>
         </w:rPr>
       </w:pPr>
-      <w:bookmarkStart w:id="4" w:name="_Toc242271565"/>
+      <w:bookmarkStart w:id="4" w:name="_Toc242505078"/>
       <w:r>
         <w:rPr>
           <w:lang w:val="en-CA"/>
@@ -14299,14 +14367,12 @@
           <w:lang w:val="en-CA"/>
         </w:rPr>
       </w:pPr>
-      <w:proofErr w:type="gramStart"/>
       <w:r>
         <w:rPr>
           <w:lang w:val="en-CA"/>
         </w:rPr>
         <w:t>“Good night you two.”</w:t>
       </w:r>
-      <w:proofErr w:type="gramEnd"/>
     </w:p>
     <w:p>
       <w:pPr>
@@ -15074,7 +15140,19 @@
         <w:rPr>
           <w:lang w:val="en-CA"/>
         </w:rPr>
-        <w:t xml:space="preserve">“As long as you like it,” it said in a </w:t>
+        <w:t xml:space="preserve">“As long as you like it,” </w:t>
+      </w:r>
+      <w:r>
+        <w:rPr>
+          <w:lang w:val="en-CA"/>
+        </w:rPr>
+        <w:t>she</w:t>
+      </w:r>
+      <w:r>
+        <w:rPr>
+          <w:lang w:val="en-CA"/>
+        </w:rPr>
+        <w:t xml:space="preserve"> said in a </w:t>
       </w:r>
       <w:r>
         <w:rPr>
@@ -15093,7 +15171,19 @@
         <w:rPr>
           <w:lang w:val="en-CA"/>
         </w:rPr>
-        <w:t>“It can talk,” I said excitedly.</w:t>
+        <w:t>“</w:t>
+      </w:r>
+      <w:r>
+        <w:rPr>
+          <w:lang w:val="en-CA"/>
+        </w:rPr>
+        <w:t>You</w:t>
+      </w:r>
+      <w:r>
+        <w:rPr>
+          <w:lang w:val="en-CA"/>
+        </w:rPr>
+        <w:t xml:space="preserve"> can talk,” I said excitedly.</w:t>
       </w:r>
     </w:p>
     <w:p>
@@ -15132,7 +15222,19 @@
         <w:rPr>
           <w:lang w:val="en-CA"/>
         </w:rPr>
-        <w:t>“I guess you noticed by now, this is my power,” Luke said. “It is related to Vessel and shares power with it. I can create bodies I can remote control. Unfortunately it takes all my concentration to operate, which is why I have to lie down.</w:t>
+        <w:t xml:space="preserve">“I guess you noticed by now, this is my power,” Luke said. “It is related to Vessel and shares power with it. I can create bodies I can remote control. Unfortunately </w:t>
+      </w:r>
+      <w:r>
+        <w:rPr>
+          <w:lang w:val="en-CA"/>
+        </w:rPr>
+        <w:t>I can only control one body at a time</w:t>
+      </w:r>
+      <w:r>
+        <w:rPr>
+          <w:lang w:val="en-CA"/>
+        </w:rPr>
+        <w:t>, which is why I have to lie down.</w:t>
       </w:r>
     </w:p>
     <w:p>
@@ -15243,6 +15345,7 @@
           <w:lang w:val="en-CA"/>
         </w:rPr>
       </w:pPr>
+      <w:bookmarkStart w:id="5" w:name="_Toc242505079"/>
       <w:r>
         <w:rPr>
           <w:lang w:val="en-CA"/>
@@ -15250,6 +15353,7 @@
         <w:lastRenderedPageBreak/>
         <w:t>Magic training</w:t>
       </w:r>
+      <w:bookmarkEnd w:id="5"/>
     </w:p>
     <w:p>
       <w:pPr>
@@ -15258,6 +15362,26 @@
           <w:lang w:val="en-CA"/>
         </w:rPr>
       </w:pPr>
+      <w:r>
+        <w:rPr>
+          <w:lang w:val="en-CA"/>
+        </w:rPr>
+        <w:t>Magic may be magic</w:t>
+      </w:r>
+    </w:p>
+    <w:p>
+      <w:pPr>
+        <w:pStyle w:val="Quote1"/>
+        <w:rPr>
+          <w:lang w:val="en-CA"/>
+        </w:rPr>
+      </w:pPr>
+      <w:r>
+        <w:rPr>
+          <w:lang w:val="en-CA"/>
+        </w:rPr>
+        <w:t>But to use it properly, you need to train</w:t>
+      </w:r>
     </w:p>
     <w:p>
       <w:pPr>
@@ -15321,32 +15445,141 @@
         <w:rPr>
           <w:lang w:val="en-CA"/>
         </w:rPr>
-        <w:t>“As a member of my cast, I can amplify the effect of Susie’s aura. So far that’s all I found, but I know there is more to it than that.</w:t>
-      </w:r>
-    </w:p>
-    <w:p>
-      <w:pPr>
-        <w:rPr>
-          <w:lang w:val="en-CA"/>
-        </w:rPr>
-      </w:pPr>
-      <w:r>
-        <w:rPr>
-          <w:lang w:val="en-CA"/>
-        </w:rPr>
-        <w:t xml:space="preserve">“And yes, my class </w:t>
-      </w:r>
-      <w:r>
-        <w:rPr>
-          <w:lang w:val="en-CA"/>
-        </w:rPr>
-        <w:t>is most definitely</w:t>
-      </w:r>
-      <w:r>
-        <w:rPr>
-          <w:lang w:val="en-CA"/>
-        </w:rPr>
-        <w:t xml:space="preserve"> Magician.”</w:t>
+        <w:t>“Here is what I know about Theatre:</w:t>
+      </w:r>
+    </w:p>
+    <w:p>
+      <w:pPr>
+        <w:pStyle w:val="ListParagraph"/>
+        <w:numPr>
+          <w:ilvl w:val="0"/>
+          <w:numId w:val="25"/>
+        </w:numPr>
+        <w:rPr>
+          <w:lang w:val="en-CA"/>
+        </w:rPr>
+      </w:pPr>
+      <w:r>
+        <w:rPr>
+          <w:lang w:val="en-CA"/>
+        </w:rPr>
+        <w:t>Amplifies t</w:t>
+      </w:r>
+      <w:r>
+        <w:rPr>
+          <w:lang w:val="en-CA"/>
+        </w:rPr>
+        <w:t>he aura effects of cast members.</w:t>
+      </w:r>
+    </w:p>
+    <w:p>
+      <w:pPr>
+        <w:pStyle w:val="ListParagraph"/>
+        <w:numPr>
+          <w:ilvl w:val="0"/>
+          <w:numId w:val="25"/>
+        </w:numPr>
+        <w:rPr>
+          <w:lang w:val="en-CA"/>
+        </w:rPr>
+      </w:pPr>
+      <w:r>
+        <w:rPr>
+          <w:lang w:val="en-CA"/>
+        </w:rPr>
+        <w:t>Amplifies the essence abilities</w:t>
+      </w:r>
+      <w:r>
+        <w:rPr>
+          <w:lang w:val="en-CA"/>
+        </w:rPr>
+        <w:t xml:space="preserve"> of cast members</w:t>
+      </w:r>
+      <w:r>
+        <w:rPr>
+          <w:lang w:val="en-CA"/>
+        </w:rPr>
+        <w:t>.</w:t>
+      </w:r>
+    </w:p>
+    <w:p>
+      <w:pPr>
+        <w:pStyle w:val="ListParagraph"/>
+        <w:numPr>
+          <w:ilvl w:val="0"/>
+          <w:numId w:val="25"/>
+        </w:numPr>
+        <w:rPr>
+          <w:lang w:val="en-CA"/>
+        </w:rPr>
+      </w:pPr>
+      <w:r>
+        <w:rPr>
+          <w:lang w:val="en-CA"/>
+        </w:rPr>
+        <w:t>Allows cast members to broadcast any emotion to an audience</w:t>
+      </w:r>
+    </w:p>
+    <w:p>
+      <w:pPr>
+        <w:pStyle w:val="ListParagraph"/>
+        <w:numPr>
+          <w:ilvl w:val="0"/>
+          <w:numId w:val="25"/>
+        </w:numPr>
+        <w:rPr>
+          <w:lang w:val="en-CA"/>
+        </w:rPr>
+      </w:pPr>
+      <w:r>
+        <w:rPr>
+          <w:lang w:val="en-CA"/>
+        </w:rPr>
+        <w:t xml:space="preserve">Creates status effects proportional to audience engagement, determined by </w:t>
+      </w:r>
+      <w:r>
+        <w:rPr>
+          <w:lang w:val="en-CA"/>
+        </w:rPr>
+        <w:t>emotion generated</w:t>
+      </w:r>
+    </w:p>
+    <w:p>
+      <w:pPr>
+        <w:rPr>
+          <w:lang w:val="en-CA"/>
+        </w:rPr>
+      </w:pPr>
+      <w:r>
+        <w:rPr>
+          <w:lang w:val="en-CA"/>
+        </w:rPr>
+        <w:t>“I’m not sure what these status effects are,” I said.</w:t>
+      </w:r>
+    </w:p>
+    <w:p>
+      <w:pPr>
+        <w:rPr>
+          <w:lang w:val="en-CA"/>
+        </w:rPr>
+      </w:pPr>
+      <w:r>
+        <w:rPr>
+          <w:lang w:val="en-CA"/>
+        </w:rPr>
+        <w:t>“</w:t>
+      </w:r>
+      <w:r>
+        <w:rPr>
+          <w:lang w:val="en-CA"/>
+        </w:rPr>
+        <w:t>My class is most definitely a support class.</w:t>
+      </w:r>
+      <w:r>
+        <w:rPr>
+          <w:lang w:val="en-CA"/>
+        </w:rPr>
+        <w:t>”</w:t>
       </w:r>
     </w:p>
     <w:p>
@@ -15410,15 +15643,78 @@
         <w:rPr>
           <w:lang w:val="en-CA"/>
         </w:rPr>
-        <w:t>o far have revolved around the theme of Magician,” I said. “Even Ritual Magic can be used in a magic show.</w:t>
-      </w:r>
-    </w:p>
-    <w:p>
-      <w:pPr>
-        <w:rPr>
-          <w:lang w:val="en-CA"/>
-        </w:rPr>
-      </w:pPr>
+        <w:t>o far have revolved around the theme of Magician</w:t>
+      </w:r>
+      <w:r>
+        <w:rPr>
+          <w:lang w:val="en-CA"/>
+        </w:rPr>
+        <w:t>.</w:t>
+      </w:r>
+      <w:r>
+        <w:rPr>
+          <w:lang w:val="en-CA"/>
+        </w:rPr>
+        <w:t xml:space="preserve"> </w:t>
+      </w:r>
+      <w:r>
+        <w:rPr>
+          <w:lang w:val="en-CA"/>
+        </w:rPr>
+        <w:t>Anyone on Earth would recognize the theme</w:t>
+      </w:r>
+      <w:r>
+        <w:rPr>
+          <w:lang w:val="en-CA"/>
+        </w:rPr>
+        <w:t>,” I said. “Even Ritual Magic can be used in a magic show.</w:t>
+      </w:r>
+      <w:r>
+        <w:rPr>
+          <w:lang w:val="en-CA"/>
+        </w:rPr>
+        <w:t>”</w:t>
+      </w:r>
+    </w:p>
+    <w:p>
+      <w:pPr>
+        <w:rPr>
+          <w:lang w:val="en-CA"/>
+        </w:rPr>
+      </w:pPr>
+      <w:r>
+        <w:rPr>
+          <w:lang w:val="en-CA"/>
+        </w:rPr>
+        <w:lastRenderedPageBreak/>
+        <w:t>I considered pulling a rabbit out of my hat but reframed. I could only properly control my avatar while lying down. Even then it was just small movements and talking.</w:t>
+      </w:r>
+    </w:p>
+    <w:p>
+      <w:pPr>
+        <w:rPr>
+          <w:lang w:val="en-CA"/>
+        </w:rPr>
+      </w:pPr>
+      <w:r>
+        <w:rPr>
+          <w:lang w:val="en-CA"/>
+        </w:rPr>
+        <w:t>If only I could properly split my mind. Right now I could only shift my concentration back and forth, and event that, badly.</w:t>
+      </w:r>
+    </w:p>
+    <w:p>
+      <w:pPr>
+        <w:rPr>
+          <w:lang w:val="en-CA"/>
+        </w:rPr>
+      </w:pPr>
+      <w:r>
+        <w:rPr>
+          <w:lang w:val="en-CA"/>
+        </w:rPr>
+        <w:t xml:space="preserve">I turned to Susie and asked, </w:t>
+      </w:r>
       <w:r>
         <w:rPr>
           <w:lang w:val="en-CA"/>
@@ -15486,129 +15782,141 @@
         <w:rPr>
           <w:lang w:val="en-CA"/>
         </w:rPr>
+        <w:t>“The drawback is that people feel incomplete until they get all awakening stones.”</w:t>
+      </w:r>
+    </w:p>
+    <w:p>
+      <w:pPr>
+        <w:rPr>
+          <w:lang w:val="en-CA"/>
+        </w:rPr>
+      </w:pPr>
+      <w:r>
+        <w:rPr>
+          <w:lang w:val="en-CA"/>
+        </w:rPr>
+        <w:t>“That’s true,” Susie said.</w:t>
+      </w:r>
+    </w:p>
+    <w:p>
+      <w:pPr>
+        <w:rPr>
+          <w:lang w:val="en-CA"/>
+        </w:rPr>
+      </w:pPr>
+      <w:r>
+        <w:rPr>
+          <w:lang w:val="en-CA"/>
+        </w:rPr>
+        <w:t>“Same here,” I said. “I have an amazing power but can’t use it p</w:t>
+      </w:r>
+      <w:r>
+        <w:rPr>
+          <w:lang w:val="en-CA"/>
+        </w:rPr>
+        <w:t>r</w:t>
+      </w:r>
+      <w:r>
+        <w:rPr>
+          <w:lang w:val="en-CA"/>
+        </w:rPr>
+        <w:t>operly</w:t>
+      </w:r>
+      <w:r>
+        <w:rPr>
+          <w:lang w:val="en-CA"/>
+        </w:rPr>
+        <w:t>. It relies on skills that I currently don’t have.”</w:t>
+      </w:r>
+    </w:p>
+    <w:p>
+      <w:pPr>
+        <w:rPr>
+          <w:lang w:val="en-CA"/>
+        </w:rPr>
+      </w:pPr>
+      <w:r>
+        <w:rPr>
+          <w:lang w:val="en-CA"/>
+        </w:rPr>
+        <w:t>“You mentioned classes,” Gilbert said.</w:t>
+      </w:r>
+    </w:p>
+    <w:p>
+      <w:pPr>
+        <w:rPr>
+          <w:lang w:val="en-CA"/>
+        </w:rPr>
+      </w:pPr>
+      <w:r>
+        <w:rPr>
+          <w:lang w:val="en-CA"/>
+        </w:rPr>
+        <w:t>“That’s correct,” I said. “I have my concept of Magician. Susie has a concept of Valkyrie. These are our classes. It is the central theme around which all powers revolve.</w:t>
+      </w:r>
+    </w:p>
+    <w:p>
+      <w:pPr>
+        <w:rPr>
+          <w:lang w:val="en-CA"/>
+        </w:rPr>
+      </w:pPr>
+      <w:r>
+        <w:rPr>
+          <w:lang w:val="en-CA"/>
+        </w:rPr>
+        <w:t>“Don’t you have that concept here?”</w:t>
+      </w:r>
+    </w:p>
+    <w:p>
+      <w:pPr>
+        <w:rPr>
+          <w:lang w:val="en-CA"/>
+        </w:rPr>
+      </w:pPr>
+      <w:r>
+        <w:rPr>
+          <w:lang w:val="en-CA"/>
+        </w:rPr>
+        <w:t>“Did you come up with it?” Gilbert asked.</w:t>
+      </w:r>
+    </w:p>
+    <w:p>
+      <w:pPr>
+        <w:rPr>
+          <w:lang w:val="en-CA"/>
+        </w:rPr>
+      </w:pPr>
+      <w:r>
+        <w:rPr>
+          <w:lang w:val="en-CA"/>
+        </w:rPr>
+        <w:t>“No,” I said. “We have games called Role</w:t>
+      </w:r>
+      <w:r>
+        <w:rPr>
+          <w:lang w:val="en-CA"/>
+        </w:rPr>
+        <w:t>-p</w:t>
+      </w:r>
+      <w:r>
+        <w:rPr>
+          <w:lang w:val="en-CA"/>
+        </w:rPr>
+        <w:t>laying Games. It comes from there.”</w:t>
+      </w:r>
+    </w:p>
+    <w:p>
+      <w:pPr>
+        <w:rPr>
+          <w:lang w:val="en-CA"/>
+        </w:rPr>
+      </w:pPr>
+      <w:r>
+        <w:rPr>
+          <w:lang w:val="en-CA"/>
+        </w:rPr>
         <w:lastRenderedPageBreak/>
-        <w:t>“The drawback is that people feel incomplete until they get all awakening stones.”</w:t>
-      </w:r>
-    </w:p>
-    <w:p>
-      <w:pPr>
-        <w:rPr>
-          <w:lang w:val="en-CA"/>
-        </w:rPr>
-      </w:pPr>
-      <w:r>
-        <w:rPr>
-          <w:lang w:val="en-CA"/>
-        </w:rPr>
-        <w:t>“That’s true,” Susie said.</w:t>
-      </w:r>
-    </w:p>
-    <w:p>
-      <w:pPr>
-        <w:rPr>
-          <w:lang w:val="en-CA"/>
-        </w:rPr>
-      </w:pPr>
-      <w:r>
-        <w:rPr>
-          <w:lang w:val="en-CA"/>
-        </w:rPr>
-        <w:t>“Same here,” I said. “I have an amazing attack power but can’t use it p</w:t>
-      </w:r>
-      <w:r>
-        <w:rPr>
-          <w:lang w:val="en-CA"/>
-        </w:rPr>
-        <w:t>r</w:t>
-      </w:r>
-      <w:r>
-        <w:rPr>
-          <w:lang w:val="en-CA"/>
-        </w:rPr>
-        <w:t>operly</w:t>
-      </w:r>
-      <w:r>
-        <w:rPr>
-          <w:lang w:val="en-CA"/>
-        </w:rPr>
-        <w:t>. It relies on skills that I currently don’t have.”</w:t>
-      </w:r>
-    </w:p>
-    <w:p>
-      <w:pPr>
-        <w:rPr>
-          <w:lang w:val="en-CA"/>
-        </w:rPr>
-      </w:pPr>
-      <w:r>
-        <w:rPr>
-          <w:lang w:val="en-CA"/>
-        </w:rPr>
-        <w:t>“You mentioned classes,” Gilbert said.</w:t>
-      </w:r>
-    </w:p>
-    <w:p>
-      <w:pPr>
-        <w:rPr>
-          <w:lang w:val="en-CA"/>
-        </w:rPr>
-      </w:pPr>
-      <w:r>
-        <w:rPr>
-          <w:lang w:val="en-CA"/>
-        </w:rPr>
-        <w:t>“That’s correct,” I said. “I have my concept of Magician. Susie has a concept of Valkyrie. These are our classes. It is the central theme around which all powers revolve.</w:t>
-      </w:r>
-    </w:p>
-    <w:p>
-      <w:pPr>
-        <w:rPr>
-          <w:lang w:val="en-CA"/>
-        </w:rPr>
-      </w:pPr>
-      <w:r>
-        <w:rPr>
-          <w:lang w:val="en-CA"/>
-        </w:rPr>
-        <w:t>“Don’t you have that concept here?”</w:t>
-      </w:r>
-    </w:p>
-    <w:p>
-      <w:pPr>
-        <w:rPr>
-          <w:lang w:val="en-CA"/>
-        </w:rPr>
-      </w:pPr>
-      <w:r>
-        <w:rPr>
-          <w:lang w:val="en-CA"/>
-        </w:rPr>
-        <w:t>“Did you come up with it?” Gilbert asked.</w:t>
-      </w:r>
-    </w:p>
-    <w:p>
-      <w:pPr>
-        <w:rPr>
-          <w:lang w:val="en-CA"/>
-        </w:rPr>
-      </w:pPr>
-      <w:r>
-        <w:rPr>
-          <w:lang w:val="en-CA"/>
-        </w:rPr>
-        <w:t>“No,” I said. “We have games called Role Playing Games. It comes from there.”</w:t>
-      </w:r>
-    </w:p>
-    <w:p>
-      <w:pPr>
-        <w:rPr>
-          <w:lang w:val="en-CA"/>
-        </w:rPr>
-      </w:pPr>
-      <w:r>
-        <w:rPr>
-          <w:lang w:val="en-CA"/>
-        </w:rPr>
         <w:t>“Both the magic society and the adventure society will want to hear about this,” Gilbert said.</w:t>
       </w:r>
     </w:p>
@@ -15705,116 +16013,933 @@
         <w:rPr>
           <w:lang w:val="en-CA"/>
         </w:rPr>
+        <w:t>“Okay, I’ll share that,” Gilbert said. “But first, how was your training?”</w:t>
+      </w:r>
+    </w:p>
+    <w:p>
+      <w:pPr>
+        <w:rPr>
+          <w:lang w:val="en-CA"/>
+        </w:rPr>
+      </w:pPr>
+      <w:r>
+        <w:rPr>
+          <w:lang w:val="en-CA"/>
+        </w:rPr>
+        <w:t xml:space="preserve">“I could feel my aura somewhat,” Susie said. </w:t>
+      </w:r>
+      <w:r>
+        <w:rPr>
+          <w:lang w:val="en-CA"/>
+        </w:rPr>
+        <w:t>“It doesn’t d</w:t>
+      </w:r>
+      <w:r>
+        <w:rPr>
+          <w:lang w:val="en-CA"/>
+        </w:rPr>
+        <w:t>o</w:t>
+      </w:r>
+      <w:r>
+        <w:rPr>
+          <w:lang w:val="en-CA"/>
+        </w:rPr>
+        <w:t xml:space="preserve"> anything but just sit there.”</w:t>
+      </w:r>
+    </w:p>
+    <w:p>
+      <w:pPr>
+        <w:rPr>
+          <w:lang w:val="en-CA"/>
+        </w:rPr>
+      </w:pPr>
+      <w:r>
+        <w:rPr>
+          <w:lang w:val="en-CA"/>
+        </w:rPr>
+        <w:t>“Same here,” I said.</w:t>
+      </w:r>
+    </w:p>
+    <w:p>
+      <w:pPr>
+        <w:rPr>
+          <w:lang w:val="en-CA"/>
+        </w:rPr>
+      </w:pPr>
+      <w:r>
+        <w:rPr>
+          <w:lang w:val="en-CA"/>
+        </w:rPr>
+        <w:t xml:space="preserve">“All you need is practice,” Gilbert said. </w:t>
+      </w:r>
+      <w:r>
+        <w:rPr>
+          <w:lang w:val="en-CA"/>
+        </w:rPr>
+        <w:t>“Now then Luke, continue mapping the island.”</w:t>
+      </w:r>
+    </w:p>
+    <w:p>
+      <w:pPr>
+        <w:rPr>
+          <w:lang w:val="en-CA"/>
+        </w:rPr>
+      </w:pPr>
+      <w:r>
+        <w:rPr>
+          <w:lang w:val="en-CA"/>
+        </w:rPr>
+        <w:t xml:space="preserve">“Can I stop at the magic society campus?” I asked. “I want to </w:t>
+      </w:r>
+      <w:r>
+        <w:rPr>
+          <w:lang w:val="en-CA"/>
+        </w:rPr>
+        <w:t xml:space="preserve">do </w:t>
+      </w:r>
+      <w:r>
+        <w:rPr>
+          <w:lang w:val="en-CA"/>
+        </w:rPr>
+        <w:t>some work there and earn my living.”</w:t>
+      </w:r>
+    </w:p>
+    <w:p>
+      <w:pPr>
+        <w:rPr>
+          <w:lang w:val="en-CA"/>
+        </w:rPr>
+      </w:pPr>
+      <w:r>
+        <w:rPr>
+          <w:lang w:val="en-CA"/>
+        </w:rPr>
+        <w:t>“Go ahead,” Gilbert said. “Don’t take too long.”</w:t>
+      </w:r>
+    </w:p>
+    <w:p>
+      <w:pPr>
+        <w:rPr>
+          <w:lang w:val="en-CA"/>
+        </w:rPr>
+      </w:pPr>
+      <w:r>
+        <w:rPr>
+          <w:lang w:val="en-CA"/>
+        </w:rPr>
+        <w:t>I ru</w:t>
+      </w:r>
+      <w:r>
+        <w:rPr>
+          <w:lang w:val="en-CA"/>
+        </w:rPr>
+        <w:t>bbed Susie’s head and she said, “Just for that</w:t>
+      </w:r>
+      <w:r>
+        <w:rPr>
+          <w:lang w:val="en-CA"/>
+        </w:rPr>
+        <w:t>,</w:t>
+      </w:r>
+      <w:r>
+        <w:rPr>
+          <w:lang w:val="en-CA"/>
+        </w:rPr>
+        <w:t xml:space="preserve"> comb my hair.”</w:t>
+      </w:r>
+    </w:p>
+    <w:p>
+      <w:pPr>
+        <w:rPr>
+          <w:lang w:val="en-CA"/>
+        </w:rPr>
+      </w:pPr>
+      <w:r>
+        <w:rPr>
+          <w:lang w:val="en-CA"/>
+        </w:rPr>
+        <w:t>“No time for that,” Gilbert said with a laugh. “It’s time to train.”</w:t>
+      </w:r>
+    </w:p>
+    <w:p>
+      <w:pPr>
+        <w:rPr>
+          <w:lang w:val="en-CA"/>
+        </w:rPr>
+      </w:pPr>
+      <w:r>
+        <w:rPr>
+          <w:lang w:val="en-CA"/>
+        </w:rPr>
+        <w:t xml:space="preserve">I headed out. </w:t>
+      </w:r>
+      <w:r>
+        <w:rPr>
+          <w:lang w:val="en-CA"/>
+        </w:rPr>
+        <w:t>As I walked I thought of my class. “Music,” I called out.</w:t>
+      </w:r>
+    </w:p>
+    <w:p>
+      <w:pPr>
+        <w:rPr>
+          <w:lang w:val="en-CA"/>
+        </w:rPr>
+      </w:pPr>
+      <w:r>
+        <w:rPr>
+          <w:lang w:val="en-CA"/>
+        </w:rPr>
         <w:lastRenderedPageBreak/>
-        <w:t>“Okay, I’ll share that,” Gilbert said. “But first, how was your training?”</w:t>
-      </w:r>
-    </w:p>
-    <w:p>
-      <w:pPr>
-        <w:rPr>
-          <w:lang w:val="en-CA"/>
-        </w:rPr>
-      </w:pPr>
-      <w:r>
-        <w:rPr>
-          <w:lang w:val="en-CA"/>
-        </w:rPr>
-        <w:t xml:space="preserve">“I could feel my aura somewhat,” Susie said. </w:t>
-      </w:r>
-      <w:r>
-        <w:rPr>
-          <w:lang w:val="en-CA"/>
-        </w:rPr>
-        <w:t>“It doesn’t d</w:t>
-      </w:r>
-      <w:r>
-        <w:rPr>
-          <w:lang w:val="en-CA"/>
-        </w:rPr>
-        <w:t>o</w:t>
-      </w:r>
-      <w:r>
-        <w:rPr>
-          <w:lang w:val="en-CA"/>
-        </w:rPr>
-        <w:t xml:space="preserve"> anything but just sit there.”</w:t>
-      </w:r>
-    </w:p>
-    <w:p>
-      <w:pPr>
-        <w:rPr>
-          <w:lang w:val="en-CA"/>
-        </w:rPr>
-      </w:pPr>
-      <w:r>
-        <w:rPr>
-          <w:lang w:val="en-CA"/>
-        </w:rPr>
-        <w:t>“Same here,” I said.</w:t>
-      </w:r>
-    </w:p>
-    <w:p>
-      <w:pPr>
-        <w:rPr>
-          <w:lang w:val="en-CA"/>
-        </w:rPr>
-      </w:pPr>
-      <w:r>
-        <w:rPr>
-          <w:lang w:val="en-CA"/>
-        </w:rPr>
-        <w:t xml:space="preserve">“All you need is practice,” Gilbert said. </w:t>
-      </w:r>
-      <w:r>
-        <w:rPr>
-          <w:lang w:val="en-CA"/>
-        </w:rPr>
-        <w:t>“Now then Luke, continue mapping the island.”</w:t>
-      </w:r>
-    </w:p>
-    <w:p>
-      <w:pPr>
-        <w:rPr>
-          <w:lang w:val="en-CA"/>
-        </w:rPr>
-      </w:pPr>
-      <w:r>
-        <w:rPr>
-          <w:lang w:val="en-CA"/>
-        </w:rPr>
-        <w:t>“Can I stop at the magic society campus?” I asked. “I want to some work there and earn my living.”</w:t>
-      </w:r>
-    </w:p>
-    <w:p>
-      <w:pPr>
-        <w:rPr>
-          <w:lang w:val="en-CA"/>
-        </w:rPr>
-      </w:pPr>
-      <w:r>
-        <w:rPr>
-          <w:lang w:val="en-CA"/>
-        </w:rPr>
-        <w:t>“Go ahead,” Gilbert said. “Don’t take too long.”</w:t>
-      </w:r>
-    </w:p>
-    <w:p>
-      <w:pPr>
-        <w:rPr>
-          <w:lang w:val="en-CA"/>
-        </w:rPr>
-      </w:pPr>
-      <w:r>
-        <w:rPr>
-          <w:lang w:val="en-CA"/>
-        </w:rPr>
-        <w:t>I ru</w:t>
-      </w:r>
-      <w:r>
-        <w:rPr>
-          <w:lang w:val="en-CA"/>
-        </w:rPr>
-        <w:t>bbed Susie’s head and she said, “Just for that</w:t>
+        <w:t>I opened my book and looked through the index. Sure enough, there w</w:t>
+      </w:r>
+      <w:r>
+        <w:rPr>
+          <w:lang w:val="en-CA"/>
+        </w:rPr>
+        <w:t>as a spell for producing sound.</w:t>
+      </w:r>
+    </w:p>
+    <w:p>
+      <w:pPr>
+        <w:rPr>
+          <w:lang w:val="en-CA"/>
+        </w:rPr>
+      </w:pPr>
+      <w:r>
+        <w:rPr>
+          <w:lang w:val="en-CA"/>
+        </w:rPr>
+        <w:t>I created the circle and used it to project my voice. The voice was atrocious. I focused on the magic but no matter what I did, my voice sounded horrible.</w:t>
+      </w:r>
+    </w:p>
+    <w:p>
+      <w:pPr>
+        <w:rPr>
+          <w:lang w:val="en-CA"/>
+        </w:rPr>
+      </w:pPr>
+      <w:r>
+        <w:rPr>
+          <w:lang w:val="en-CA"/>
+        </w:rPr>
+        <w:t xml:space="preserve">Suddenly I realised, the problem wasn’t the magic. It was me hearing myself outside my head. </w:t>
+      </w:r>
+      <w:r>
+        <w:rPr>
+          <w:lang w:val="en-CA"/>
+        </w:rPr>
+        <w:t>With new knowledge in place, the sound quality improved until it was good enough.</w:t>
+      </w:r>
+    </w:p>
+    <w:p>
+      <w:pPr>
+        <w:rPr>
+          <w:lang w:val="en-CA"/>
+        </w:rPr>
+      </w:pPr>
+      <w:r>
+        <w:rPr>
+          <w:lang w:val="en-CA"/>
+        </w:rPr>
+        <w:t>Then I focused on the sound of various real world sounds, such as the sound of a car horn. Again, the sound was horrible. Again, the problem wasn’t the magic, but my memory of the actual sound.</w:t>
+      </w:r>
+    </w:p>
+    <w:p>
+      <w:pPr>
+        <w:rPr>
+          <w:lang w:val="en-CA"/>
+        </w:rPr>
+      </w:pPr>
+      <w:r>
+        <w:rPr>
+          <w:lang w:val="en-CA"/>
+        </w:rPr>
+        <w:t>Next, I focused on musical instruments such as the piano, and then the violin, both of which were associated with magicians.</w:t>
+      </w:r>
+    </w:p>
+    <w:p>
+      <w:pPr>
+        <w:rPr>
+          <w:lang w:val="en-CA"/>
+        </w:rPr>
+      </w:pPr>
+      <w:r>
+        <w:rPr>
+          <w:lang w:val="en-CA"/>
+        </w:rPr>
+        <w:t>Perhaps in the future I should learn to play the violin.</w:t>
+      </w:r>
+    </w:p>
+    <w:p>
+      <w:pPr>
+        <w:rPr>
+          <w:lang w:val="en-CA"/>
+        </w:rPr>
+      </w:pPr>
+      <w:r>
+        <w:rPr>
+          <w:lang w:val="en-CA"/>
+        </w:rPr>
+        <w:t xml:space="preserve">Focusing on running, </w:t>
+      </w:r>
+      <w:r>
+        <w:rPr>
+          <w:lang w:val="en-CA"/>
+        </w:rPr>
+        <w:t>everything around me, playing music, and wearing my tux was straining my brain. Before I knew it, it was night.</w:t>
+      </w:r>
+    </w:p>
+    <w:p>
+      <w:pPr>
+        <w:rPr>
+          <w:lang w:val="en-CA"/>
+        </w:rPr>
+      </w:pPr>
+      <w:r>
+        <w:rPr>
+          <w:lang w:val="en-CA"/>
+        </w:rPr>
+        <w:t>Gilbert once again collected me. “Did you visit the Magic Society office?”</w:t>
+      </w:r>
+    </w:p>
+    <w:p>
+      <w:pPr>
+        <w:rPr>
+          <w:lang w:val="en-CA"/>
+        </w:rPr>
+      </w:pPr>
+      <w:r>
+        <w:rPr>
+          <w:lang w:val="en-CA"/>
+        </w:rPr>
+        <w:t>“No,” I replied. “I was so focused on my training I forgot.</w:t>
+      </w:r>
+    </w:p>
+    <w:p>
+      <w:pPr>
+        <w:rPr>
+          <w:lang w:val="en-CA"/>
+        </w:rPr>
+      </w:pPr>
+      <w:r>
+        <w:rPr>
+          <w:lang w:val="en-CA"/>
+        </w:rPr>
+        <w:t>“</w:t>
+      </w:r>
+      <w:r>
+        <w:rPr>
+          <w:lang w:val="en-CA"/>
+        </w:rPr>
+        <w:t xml:space="preserve">I decided </w:t>
+      </w:r>
+      <w:r>
+        <w:rPr>
+          <w:lang w:val="en-CA"/>
+        </w:rPr>
+        <w:t xml:space="preserve">to add </w:t>
+      </w:r>
+      <w:r>
+        <w:rPr>
+          <w:lang w:val="en-CA"/>
+        </w:rPr>
+        <w:t xml:space="preserve">magic circle training to the mix. </w:t>
+      </w:r>
+      <w:r>
+        <w:rPr>
+          <w:lang w:val="en-CA"/>
+        </w:rPr>
+        <w:t xml:space="preserve">I wanted to see if I could play music. </w:t>
+      </w:r>
+      <w:r>
+        <w:rPr>
+          <w:lang w:val="en-CA"/>
+        </w:rPr>
+        <w:t>Damn, I forgot aura training.</w:t>
+      </w:r>
+      <w:r>
+        <w:rPr>
+          <w:lang w:val="en-CA"/>
+        </w:rPr>
+        <w:t xml:space="preserve"> It might take me a week to fully map the island.”</w:t>
+      </w:r>
+    </w:p>
+    <w:p>
+      <w:pPr>
+        <w:rPr>
+          <w:lang w:val="en-CA"/>
+        </w:rPr>
+      </w:pPr>
+      <w:r>
+        <w:rPr>
+          <w:lang w:val="en-CA"/>
+        </w:rPr>
+        <w:t>“Let’s hear the music,” Gilbert said.</w:t>
+      </w:r>
+    </w:p>
+    <w:p>
+      <w:pPr>
+        <w:rPr>
+          <w:lang w:val="en-CA"/>
+        </w:rPr>
+      </w:pPr>
+      <w:r>
+        <w:rPr>
+          <w:lang w:val="en-CA"/>
+        </w:rPr>
+        <w:t>“Here’s my first try at sound,” I said and played what I practiced.</w:t>
+      </w:r>
+    </w:p>
+    <w:p>
+      <w:pPr>
+        <w:rPr>
+          <w:lang w:val="en-CA"/>
+        </w:rPr>
+      </w:pPr>
+      <w:r>
+        <w:rPr>
+          <w:lang w:val="en-CA"/>
+        </w:rPr>
+        <w:t>“That’s not bad for your first try,” Gilbert said.</w:t>
+      </w:r>
+      <w:r>
+        <w:rPr>
+          <w:lang w:val="en-CA"/>
+        </w:rPr>
+        <w:t xml:space="preserve"> “Are you going to share with Susie?”</w:t>
+      </w:r>
+    </w:p>
+    <w:p>
+      <w:pPr>
+        <w:rPr>
+          <w:lang w:val="en-CA"/>
+        </w:rPr>
+      </w:pPr>
+      <w:r>
+        <w:rPr>
+          <w:lang w:val="en-CA"/>
+        </w:rPr>
+        <w:lastRenderedPageBreak/>
+        <w:t>“Not until I get better,” I said.</w:t>
+      </w:r>
+      <w:r>
+        <w:rPr>
+          <w:lang w:val="en-CA"/>
+        </w:rPr>
+        <w:t xml:space="preserve"> “On the bright side I think I have gotten a little faster, and my stamina has improved a little.”</w:t>
+      </w:r>
+    </w:p>
+    <w:p>
+      <w:pPr>
+        <w:rPr>
+          <w:lang w:val="en-CA"/>
+        </w:rPr>
+      </w:pPr>
+      <w:r>
+        <w:rPr>
+          <w:lang w:val="en-CA"/>
+        </w:rPr>
+        <w:t>We arrived at the hotel and I greeted Susie.</w:t>
+      </w:r>
+    </w:p>
+    <w:p>
+      <w:pPr>
+        <w:rPr>
+          <w:lang w:val="en-CA"/>
+        </w:rPr>
+      </w:pPr>
+      <w:r>
+        <w:rPr>
+          <w:lang w:val="en-CA"/>
+        </w:rPr>
+        <w:t>“How was your training?” Susie asked.</w:t>
+      </w:r>
+    </w:p>
+    <w:p>
+      <w:pPr>
+        <w:rPr>
+          <w:lang w:val="en-CA"/>
+        </w:rPr>
+      </w:pPr>
+      <w:r>
+        <w:rPr>
+          <w:lang w:val="en-CA"/>
+        </w:rPr>
+        <w:t>“Exhausting,” I said. “The more I run, the bigger the island seems to get. I did get to experiment with producing sound. Unfortunately, the sound is limited by ability to visualize sound.</w:t>
+      </w:r>
+      <w:r>
+        <w:rPr>
+          <w:lang w:val="en-CA"/>
+        </w:rPr>
+        <w:t xml:space="preserve"> My skill is also limiting me.</w:t>
+      </w:r>
+    </w:p>
+    <w:p>
+      <w:pPr>
+        <w:rPr>
+          <w:lang w:val="en-CA"/>
+        </w:rPr>
+      </w:pPr>
+      <w:r>
+        <w:rPr>
+          <w:lang w:val="en-CA"/>
+        </w:rPr>
+        <w:t>“</w:t>
+      </w:r>
+      <w:r>
+        <w:rPr>
+          <w:lang w:val="en-CA"/>
+        </w:rPr>
+        <w:t>I still need to use the gravity reduction and water walking features of the tux, and then there is aura work.</w:t>
+      </w:r>
+    </w:p>
+    <w:p>
+      <w:pPr>
+        <w:rPr>
+          <w:lang w:val="en-CA"/>
+        </w:rPr>
+      </w:pPr>
+      <w:proofErr w:type="gramStart"/>
+      <w:r>
+        <w:rPr>
+          <w:lang w:val="en-CA"/>
+        </w:rPr>
+        <w:t>“How about you?”</w:t>
+      </w:r>
+      <w:proofErr w:type="gramEnd"/>
+    </w:p>
+    <w:p>
+      <w:pPr>
+        <w:pStyle w:val="StatusMessage"/>
+        <w:rPr>
+          <w:lang w:val="en-CA"/>
+        </w:rPr>
+      </w:pPr>
+      <w:r>
+        <w:rPr>
+          <w:lang w:val="en-CA"/>
+        </w:rPr>
+        <w:t>Susie POV</w:t>
+      </w:r>
+    </w:p>
+    <w:p>
+      <w:pPr>
+        <w:rPr>
+          <w:lang w:val="en-CA"/>
+        </w:rPr>
+      </w:pPr>
+      <w:r>
+        <w:rPr>
+          <w:lang w:val="en-CA"/>
+        </w:rPr>
+        <w:t>“Mr. Gilbert is pushing me harder than the teachers,” I said. “Right now I’m working on strength and agility training.”</w:t>
+      </w:r>
+    </w:p>
+    <w:p>
+      <w:pPr>
+        <w:rPr>
+          <w:lang w:val="en-CA"/>
+        </w:rPr>
+      </w:pPr>
+      <w:r>
+        <w:rPr>
+          <w:lang w:val="en-CA"/>
+        </w:rPr>
+        <w:t>“I could incorporate those elements into my workout,” Luke said.</w:t>
+      </w:r>
+    </w:p>
+    <w:p>
+      <w:pPr>
+        <w:rPr>
+          <w:lang w:val="en-CA"/>
+        </w:rPr>
+      </w:pPr>
+      <w:r>
+        <w:rPr>
+          <w:lang w:val="en-CA"/>
+        </w:rPr>
+        <w:t>“How would you do that?” Gilbert asked.</w:t>
+      </w:r>
+    </w:p>
+    <w:p>
+      <w:pPr>
+        <w:rPr>
+          <w:lang w:val="en-CA"/>
+        </w:rPr>
+      </w:pPr>
+      <w:r>
+        <w:rPr>
+          <w:lang w:val="en-CA"/>
+        </w:rPr>
+        <w:t>“I could add parkour into my routine, or wear weights,” Luke said. “Or I could use a gravity spell.”</w:t>
+      </w:r>
+    </w:p>
+    <w:p>
+      <w:pPr>
+        <w:rPr>
+          <w:lang w:val="en-CA"/>
+        </w:rPr>
+      </w:pPr>
+      <w:r>
+        <w:rPr>
+          <w:lang w:val="en-CA"/>
+        </w:rPr>
+        <w:t>Luke took out his book and began skimming.</w:t>
+      </w:r>
+    </w:p>
+    <w:p>
+      <w:pPr>
+        <w:rPr>
+          <w:lang w:val="en-CA"/>
+        </w:rPr>
+      </w:pPr>
+      <w:r>
+        <w:rPr>
+          <w:lang w:val="en-CA"/>
+        </w:rPr>
+        <w:t>“I don’t see it in everyday magic,” Luke said.</w:t>
+      </w:r>
+    </w:p>
+    <w:p>
+      <w:pPr>
+        <w:rPr>
+          <w:lang w:val="en-CA"/>
+        </w:rPr>
+      </w:pPr>
+      <w:r>
+        <w:rPr>
+          <w:lang w:val="en-CA"/>
+        </w:rPr>
+        <w:t>“That’s hardly surprising,” Gilbert said.</w:t>
+      </w:r>
+      <w:r>
+        <w:rPr>
+          <w:lang w:val="en-CA"/>
+        </w:rPr>
+        <w:t xml:space="preserve"> “It’s usually considered combat magic. But using that for training is a good idea. I’ll look into it.</w:t>
+      </w:r>
+      <w:r>
+        <w:rPr>
+          <w:lang w:val="en-CA"/>
+        </w:rPr>
+        <w:t>”</w:t>
+      </w:r>
+    </w:p>
+    <w:p>
+      <w:pPr>
+        <w:rPr>
+          <w:lang w:val="en-CA"/>
+        </w:rPr>
+      </w:pPr>
+      <w:r>
+        <w:rPr>
+          <w:lang w:val="en-CA"/>
+        </w:rPr>
+        <w:t>“Thanks Mr. Gilbert,” Luke said.</w:t>
+      </w:r>
+    </w:p>
+    <w:p>
+      <w:pPr>
+        <w:rPr>
+          <w:lang w:val="en-CA"/>
+        </w:rPr>
+      </w:pPr>
+      <w:r>
+        <w:rPr>
+          <w:lang w:val="en-CA"/>
+        </w:rPr>
+        <w:lastRenderedPageBreak/>
+        <w:t xml:space="preserve">“Luke, you need some sort of offensive </w:t>
+      </w:r>
+      <w:r>
+        <w:rPr>
+          <w:lang w:val="en-CA"/>
+        </w:rPr>
+        <w:t>abilities</w:t>
+      </w:r>
+      <w:r>
+        <w:rPr>
+          <w:lang w:val="en-CA"/>
+        </w:rPr>
+        <w:t>,” Gilbert said.</w:t>
+      </w:r>
+    </w:p>
+    <w:p>
+      <w:pPr>
+        <w:rPr>
+          <w:lang w:val="en-CA"/>
+        </w:rPr>
+      </w:pPr>
+      <w:r>
+        <w:rPr>
+          <w:lang w:val="en-CA"/>
+        </w:rPr>
+        <w:t xml:space="preserve">“Like what?” Luke asked. He </w:t>
+      </w:r>
+      <w:r>
+        <w:rPr>
+          <w:lang w:val="en-CA"/>
+        </w:rPr>
+        <w:t xml:space="preserve">paused in contemplation and </w:t>
+      </w:r>
+      <w:r>
+        <w:rPr>
+          <w:lang w:val="en-CA"/>
+        </w:rPr>
+        <w:t>slowly said, “Magicians sometimes use swords, guns, knives, explosions.”</w:t>
+      </w:r>
+    </w:p>
+    <w:p>
+      <w:pPr>
+        <w:rPr>
+          <w:lang w:val="en-CA"/>
+        </w:rPr>
+      </w:pPr>
+      <w:proofErr w:type="gramStart"/>
+      <w:r>
+        <w:rPr>
+          <w:lang w:val="en-CA"/>
+        </w:rPr>
+        <w:t>“Explosions?”</w:t>
+      </w:r>
+      <w:proofErr w:type="gramEnd"/>
+      <w:r>
+        <w:rPr>
+          <w:lang w:val="en-CA"/>
+        </w:rPr>
+        <w:t xml:space="preserve"> Gilbert asked.</w:t>
+      </w:r>
+    </w:p>
+    <w:p>
+      <w:pPr>
+        <w:rPr>
+          <w:lang w:val="en-CA"/>
+        </w:rPr>
+      </w:pPr>
+      <w:r>
+        <w:rPr>
+          <w:lang w:val="en-CA"/>
+        </w:rPr>
+        <w:t>“Fireworks,” Luke said. “I have magic, so I assume attack spells are possible.”</w:t>
+      </w:r>
+    </w:p>
+    <w:p>
+      <w:pPr>
+        <w:rPr>
+          <w:lang w:val="en-CA"/>
+        </w:rPr>
+      </w:pPr>
+      <w:r>
+        <w:rPr>
+          <w:lang w:val="en-CA"/>
+        </w:rPr>
+        <w:t>“I can get books for that,” Gilbert said.</w:t>
+      </w:r>
+      <w:r>
+        <w:rPr>
+          <w:lang w:val="en-CA"/>
+        </w:rPr>
+        <w:t xml:space="preserve"> “Okay you two, practice your aura training, and don’t stay up too late.”</w:t>
+      </w:r>
+    </w:p>
+    <w:p>
+      <w:pPr>
+        <w:rPr>
+          <w:lang w:val="en-CA"/>
+        </w:rPr>
+      </w:pPr>
+      <w:r>
+        <w:rPr>
+          <w:lang w:val="en-CA"/>
+        </w:rPr>
+        <w:t>I watched Gilbert leave and asked, “What’s this about music?”</w:t>
+      </w:r>
+    </w:p>
+    <w:p>
+      <w:pPr>
+        <w:rPr>
+          <w:lang w:val="en-CA"/>
+        </w:rPr>
+      </w:pPr>
+      <w:r>
+        <w:rPr>
+          <w:lang w:val="en-CA"/>
+        </w:rPr>
+        <w:t>Luke created a magic circle and played the sound. To be honest, the sound was crappy. However, the fact that he could play sounds was amazing.</w:t>
+      </w:r>
+    </w:p>
+    <w:p>
+      <w:pPr>
+        <w:rPr>
+          <w:lang w:val="en-CA"/>
+        </w:rPr>
+      </w:pPr>
+      <w:r>
+        <w:rPr>
+          <w:lang w:val="en-CA"/>
+        </w:rPr>
+        <w:t>“That’s amazing,” I exclaimed, impressed.</w:t>
+      </w:r>
+    </w:p>
+    <w:p>
+      <w:pPr>
+        <w:rPr>
+          <w:lang w:val="en-CA"/>
+        </w:rPr>
+      </w:pPr>
+      <w:r>
+        <w:rPr>
+          <w:lang w:val="en-CA"/>
+        </w:rPr>
+        <w:t>“The limitation is my lack of experience,” Luke said. “I just thought of something. I need some sort of light magic, to create holograms.”</w:t>
+      </w:r>
+    </w:p>
+    <w:p>
+      <w:pPr>
+        <w:rPr>
+          <w:lang w:val="en-CA"/>
+        </w:rPr>
+      </w:pPr>
+      <w:r>
+        <w:rPr>
+          <w:lang w:val="en-CA"/>
+        </w:rPr>
+        <w:t>“You mean an essence ability?” I asked.</w:t>
+      </w:r>
+    </w:p>
+    <w:p>
+      <w:pPr>
+        <w:rPr>
+          <w:lang w:val="en-CA"/>
+        </w:rPr>
+      </w:pPr>
+      <w:r>
+        <w:rPr>
+          <w:lang w:val="en-CA"/>
+        </w:rPr>
+        <w:t>“Hopefully not,” Luke said. “I just started learning magic. Come, my lovely companion, it’s time to train our auras. But first, I stink.”</w:t>
+      </w:r>
+    </w:p>
+    <w:p>
+      <w:pPr>
+        <w:rPr>
+          <w:lang w:val="en-CA"/>
+        </w:rPr>
+      </w:pPr>
+      <w:r>
+        <w:rPr>
+          <w:lang w:val="en-CA"/>
+        </w:rPr>
+        <w:t>We went to our room, showered, trained on our auras and then I slept with strawberry, knowing I was actually hugging Luke.</w:t>
+      </w:r>
+    </w:p>
+    <w:p>
+      <w:pPr>
+        <w:pStyle w:val="StatusMessage"/>
+        <w:rPr>
+          <w:lang w:val="en-CA"/>
+        </w:rPr>
+      </w:pPr>
+      <w:r>
+        <w:rPr>
+          <w:lang w:val="en-CA"/>
+        </w:rPr>
+        <w:t>Luke POV</w:t>
+      </w:r>
+    </w:p>
+    <w:p>
+      <w:pPr>
+        <w:rPr>
+          <w:lang w:val="en-CA"/>
+        </w:rPr>
+      </w:pPr>
+      <w:r>
+        <w:rPr>
+          <w:lang w:val="en-CA"/>
+        </w:rPr>
+        <w:t xml:space="preserve">Two days have passed and I </w:t>
+      </w:r>
+      <w:r>
+        <w:rPr>
+          <w:lang w:val="en-CA"/>
+        </w:rPr>
+        <w:t>was rather proud of my running ability.</w:t>
+      </w:r>
+      <w:r>
+        <w:rPr>
+          <w:lang w:val="en-CA"/>
+        </w:rPr>
+        <w:t xml:space="preserve"> For one thing I was no longer getting out of breath, no matter how hard I pushed.</w:t>
+      </w:r>
+    </w:p>
+    <w:p>
+      <w:pPr>
+        <w:rPr>
+          <w:lang w:val="en-CA"/>
+        </w:rPr>
+      </w:pPr>
+      <w:r>
+        <w:rPr>
+          <w:lang w:val="en-CA"/>
+        </w:rPr>
+        <w:lastRenderedPageBreak/>
+        <w:t>Second,</w:t>
+      </w:r>
+      <w:r>
+        <w:rPr>
+          <w:lang w:val="en-CA"/>
+        </w:rPr>
+        <w:t xml:space="preserve"> </w:t>
+      </w:r>
+      <w:r>
+        <w:rPr>
+          <w:lang w:val="en-CA"/>
+        </w:rPr>
+        <w:t>m</w:t>
+      </w:r>
+      <w:r>
+        <w:rPr>
+          <w:lang w:val="en-CA"/>
+        </w:rPr>
+        <w:t>y</w:t>
+      </w:r>
+      <w:r>
+        <w:rPr>
+          <w:lang w:val="en-CA"/>
+        </w:rPr>
+        <w:t xml:space="preserve"> music had also vastly improved</w:t>
+      </w:r>
+      <w:r>
+        <w:rPr>
+          <w:lang w:val="en-CA"/>
+        </w:rPr>
+        <w:t xml:space="preserve">. It wasn’t concert standard, but it </w:t>
+      </w:r>
+      <w:r>
+        <w:rPr>
+          <w:lang w:val="en-CA"/>
+        </w:rPr>
+        <w:t>was almost as good as the</w:t>
+      </w:r>
+      <w:r>
+        <w:rPr>
+          <w:lang w:val="en-CA"/>
+        </w:rPr>
+        <w:t xml:space="preserve"> sound on my phone.</w:t>
+      </w:r>
+    </w:p>
+    <w:p>
+      <w:pPr>
+        <w:rPr>
+          <w:lang w:val="en-CA"/>
+        </w:rPr>
+      </w:pPr>
+      <w:r>
+        <w:rPr>
+          <w:lang w:val="en-CA"/>
+        </w:rPr>
+        <w:t>Damn, I missed my phone</w:t>
       </w:r>
       <w:r>
         <w:rPr>
@@ -15826,175 +16951,887 @@
         <w:rPr>
           <w:lang w:val="en-CA"/>
         </w:rPr>
-        <w:t xml:space="preserve"> comb my hair.”</w:t>
-      </w:r>
-    </w:p>
-    <w:p>
-      <w:pPr>
-        <w:rPr>
-          <w:lang w:val="en-CA"/>
-        </w:rPr>
-      </w:pPr>
-      <w:r>
-        <w:rPr>
-          <w:lang w:val="en-CA"/>
-        </w:rPr>
-        <w:t>“No time for that,” Gilbert said with a laugh. “It’s time to train.”</w:t>
-      </w:r>
-    </w:p>
-    <w:p>
-      <w:pPr>
-        <w:rPr>
-          <w:lang w:val="en-CA"/>
-        </w:rPr>
-      </w:pPr>
-      <w:r>
-        <w:rPr>
-          <w:lang w:val="en-CA"/>
-        </w:rPr>
-        <w:t xml:space="preserve">I headed out. </w:t>
-      </w:r>
-      <w:r>
-        <w:rPr>
-          <w:lang w:val="en-CA"/>
-        </w:rPr>
-        <w:t>As I walked I thought of my class. “Music,” I called out.</w:t>
-      </w:r>
-    </w:p>
-    <w:p>
-      <w:pPr>
-        <w:rPr>
-          <w:lang w:val="en-CA"/>
-        </w:rPr>
-      </w:pPr>
-      <w:r>
-        <w:rPr>
-          <w:lang w:val="en-CA"/>
-        </w:rPr>
-        <w:t>I opened my book and looked through the index. Sure enough, there w</w:t>
-      </w:r>
-      <w:r>
-        <w:rPr>
-          <w:lang w:val="en-CA"/>
-        </w:rPr>
-        <w:t>as a spell for producing sound.</w:t>
-      </w:r>
-    </w:p>
-    <w:p>
-      <w:pPr>
-        <w:rPr>
-          <w:lang w:val="en-CA"/>
-        </w:rPr>
-      </w:pPr>
-      <w:r>
-        <w:rPr>
-          <w:lang w:val="en-CA"/>
-        </w:rPr>
-        <w:t>I created the circle and used it to project my voice. The voice was atrocious. I focused on the magic but no matter what I did, my voice sounded horrible.</w:t>
-      </w:r>
-    </w:p>
-    <w:p>
-      <w:pPr>
-        <w:rPr>
-          <w:lang w:val="en-CA"/>
-        </w:rPr>
-      </w:pPr>
-      <w:r>
-        <w:rPr>
-          <w:lang w:val="en-CA"/>
-        </w:rPr>
-        <w:t xml:space="preserve">Suddenly I realised, the problem wasn’t the magic. It was me hearing myself outside my head. </w:t>
-      </w:r>
-      <w:r>
-        <w:rPr>
-          <w:lang w:val="en-CA"/>
-        </w:rPr>
-        <w:t>With new knowledge in place, the sound quality improved until it was good enough.</w:t>
-      </w:r>
-    </w:p>
-    <w:p>
-      <w:pPr>
-        <w:rPr>
-          <w:lang w:val="en-CA"/>
-        </w:rPr>
-      </w:pPr>
-      <w:r>
-        <w:rPr>
-          <w:lang w:val="en-CA"/>
-        </w:rPr>
-        <w:t>Then I focused on the sound of various real world sounds, such as the sound of a car horn. Again, the sound was horrible. Again, the problem wasn’t the magic, but my memory of the actual sound.</w:t>
-      </w:r>
-    </w:p>
-    <w:p>
-      <w:pPr>
-        <w:rPr>
-          <w:lang w:val="en-CA"/>
-        </w:rPr>
-      </w:pPr>
-      <w:r>
-        <w:rPr>
-          <w:lang w:val="en-CA"/>
-        </w:rPr>
-        <w:t>Next, I focused on musical instruments such as the piano, and then the violin, both of which were associated with magicians.</w:t>
-      </w:r>
-    </w:p>
-    <w:p>
-      <w:pPr>
-        <w:rPr>
-          <w:lang w:val="en-CA"/>
-        </w:rPr>
-      </w:pPr>
+        <w:t xml:space="preserve"> </w:t>
+      </w:r>
+      <w:r>
+        <w:rPr>
+          <w:lang w:val="en-CA"/>
+        </w:rPr>
+        <w:t>computer</w:t>
+      </w:r>
+      <w:r>
+        <w:rPr>
+          <w:lang w:val="en-CA"/>
+        </w:rPr>
+        <w:t xml:space="preserve"> and RV</w:t>
+      </w:r>
+      <w:r>
+        <w:rPr>
+          <w:lang w:val="en-CA"/>
+        </w:rPr>
+        <w:t>.</w:t>
+      </w:r>
+    </w:p>
+    <w:p>
+      <w:pPr>
+        <w:rPr>
+          <w:lang w:val="en-CA"/>
+        </w:rPr>
+      </w:pPr>
+      <w:r>
+        <w:rPr>
+          <w:lang w:val="en-CA"/>
+        </w:rPr>
+        <w:t>I loved t</w:t>
+      </w:r>
+      <w:r>
+        <w:rPr>
+          <w:lang w:val="en-CA"/>
+        </w:rPr>
+        <w:t>his world</w:t>
+      </w:r>
+      <w:r>
+        <w:rPr>
+          <w:lang w:val="en-CA"/>
+        </w:rPr>
+        <w:t>, filled with</w:t>
+      </w:r>
+      <w:r>
+        <w:rPr>
+          <w:lang w:val="en-CA"/>
+        </w:rPr>
+        <w:t xml:space="preserve"> magic and mysteries</w:t>
+      </w:r>
+      <w:r>
+        <w:rPr>
+          <w:lang w:val="en-CA"/>
+        </w:rPr>
+        <w:t xml:space="preserve">, but it was tiring. Everything about the world was tiring, from the alien scents, to the style of housing, </w:t>
+      </w:r>
+      <w:r>
+        <w:rPr>
+          <w:lang w:val="en-CA"/>
+        </w:rPr>
+        <w:t xml:space="preserve">to the culture, </w:t>
+      </w:r>
+      <w:r>
+        <w:rPr>
+          <w:lang w:val="en-CA"/>
+        </w:rPr>
+        <w:t>to the non-human people everywhere.</w:t>
+      </w:r>
+    </w:p>
+    <w:p>
+      <w:pPr>
+        <w:rPr>
+          <w:lang w:val="en-CA"/>
+        </w:rPr>
+      </w:pPr>
+      <w:r>
+        <w:rPr>
+          <w:lang w:val="en-CA"/>
+        </w:rPr>
+        <w:t>I also loved being with Susie. However, being with her was also tiring.</w:t>
+      </w:r>
+      <w:r>
+        <w:rPr>
+          <w:lang w:val="en-CA"/>
+        </w:rPr>
+        <w:t xml:space="preserve"> I wasn’t used to being in a relationship and didn’t know how to handle it.</w:t>
+      </w:r>
+    </w:p>
+    <w:p>
+      <w:pPr>
+        <w:rPr>
+          <w:lang w:val="en-CA"/>
+        </w:rPr>
+      </w:pPr>
+      <w:r>
+        <w:rPr>
+          <w:lang w:val="en-CA"/>
+        </w:rPr>
+        <w:t>Even moving to Australia with its unique culture was less tiring then here.</w:t>
+      </w:r>
+    </w:p>
+    <w:p>
+      <w:pPr>
+        <w:rPr>
+          <w:lang w:val="en-CA"/>
+        </w:rPr>
+      </w:pPr>
+      <w:r>
+        <w:rPr>
+          <w:lang w:val="en-CA"/>
+        </w:rPr>
+        <w:t>Also, I was starting to miss food.</w:t>
+      </w:r>
+      <w:r>
+        <w:rPr>
+          <w:lang w:val="en-CA"/>
+        </w:rPr>
+        <w:t xml:space="preserve"> A nice hamburger would be nice.</w:t>
+      </w:r>
+    </w:p>
+    <w:p>
+      <w:pPr>
+        <w:rPr>
+          <w:lang w:val="en-CA"/>
+        </w:rPr>
+      </w:pPr>
+      <w:r>
+        <w:rPr>
+          <w:lang w:val="en-CA"/>
+        </w:rPr>
+        <w:t xml:space="preserve">I really wished I was back at home, chilling out in </w:t>
+      </w:r>
+      <w:r>
+        <w:rPr>
+          <w:lang w:val="en-CA"/>
+        </w:rPr>
+        <w:t>my RV, working on my computer</w:t>
+      </w:r>
+      <w:r>
+        <w:rPr>
+          <w:lang w:val="en-CA"/>
+        </w:rPr>
+        <w:t>, eating junk food</w:t>
+      </w:r>
+      <w:r>
+        <w:rPr>
+          <w:lang w:val="en-CA"/>
+        </w:rPr>
+        <w:t>.</w:t>
+      </w:r>
+    </w:p>
+    <w:p>
+      <w:pPr>
+        <w:rPr>
+          <w:lang w:val="en-CA"/>
+        </w:rPr>
+      </w:pPr>
+      <w:r>
+        <w:rPr>
+          <w:lang w:val="en-CA"/>
+        </w:rPr>
+        <w:t xml:space="preserve">The only thing that was truly comforting was my body. It was like finding that perfect set of shoes after wearing crap shoes that gave blisters, or ugly clothes. Why did I say ugly clothes? </w:t>
+      </w:r>
+      <w:r>
+        <w:rPr>
+          <w:lang w:val="en-CA"/>
+        </w:rPr>
+        <w:t>I was never fashioned minded.</w:t>
+      </w:r>
+    </w:p>
+    <w:p>
+      <w:pPr>
+        <w:rPr>
+          <w:lang w:val="en-CA"/>
+        </w:rPr>
+      </w:pPr>
+      <w:r>
+        <w:rPr>
+          <w:lang w:val="en-CA"/>
+        </w:rPr>
+        <w:t xml:space="preserve">I was interrupted in my musings as </w:t>
+      </w:r>
+      <w:r>
+        <w:rPr>
+          <w:lang w:val="en-CA"/>
+        </w:rPr>
+        <w:t>I approached the religious district</w:t>
+      </w:r>
+      <w:r>
+        <w:rPr>
+          <w:lang w:val="en-CA"/>
+        </w:rPr>
+        <w:t>. A</w:t>
+      </w:r>
+      <w:r>
+        <w:rPr>
+          <w:lang w:val="en-CA"/>
+        </w:rPr>
+        <w:t xml:space="preserve"> person in religious garb</w:t>
+      </w:r>
+      <w:r>
+        <w:rPr>
+          <w:lang w:val="en-CA"/>
+        </w:rPr>
+        <w:t xml:space="preserve"> approached.</w:t>
+      </w:r>
+      <w:r>
+        <w:rPr>
+          <w:lang w:val="en-CA"/>
+        </w:rPr>
+        <w:t xml:space="preserve"> He ran next to me and said, </w:t>
+      </w:r>
+      <w:r>
+        <w:rPr>
+          <w:lang w:val="en-CA"/>
+        </w:rPr>
+        <w:t xml:space="preserve">“Hi, I’m </w:t>
+      </w:r>
+      <w:r>
+        <w:t>Grantham, acolyte of Dominion.”</w:t>
+      </w:r>
+    </w:p>
+    <w:p>
+      <w:pPr>
+        <w:rPr>
+          <w:lang w:val="en-CA"/>
+        </w:rPr>
+      </w:pPr>
+      <w:r>
+        <w:rPr>
+          <w:lang w:val="en-CA"/>
+        </w:rPr>
+        <w:t>“Pleased to meet you</w:t>
+      </w:r>
+      <w:r>
+        <w:rPr>
+          <w:lang w:val="en-CA"/>
+        </w:rPr>
+        <w:t>,” I said and tipped my hat to him.</w:t>
+      </w:r>
+    </w:p>
+    <w:p>
+      <w:pPr>
+        <w:rPr>
+          <w:lang w:val="en-CA"/>
+        </w:rPr>
+      </w:pPr>
+      <w:r>
+        <w:rPr>
+          <w:lang w:val="en-CA"/>
+        </w:rPr>
+        <w:t>“Would you be interested in visiting Dominion? He would like to talk with you,” Grantham said.</w:t>
+      </w:r>
+    </w:p>
+    <w:p>
+      <w:pPr>
+        <w:rPr>
+          <w:lang w:val="en-CA"/>
+        </w:rPr>
+      </w:pPr>
+      <w:r>
+        <w:rPr>
+          <w:lang w:val="en-CA"/>
+        </w:rPr>
+        <w:t>“Why would Dominion be interested in me?”</w:t>
+      </w:r>
+    </w:p>
+    <w:p>
       <w:r>
         <w:rPr>
           <w:lang w:val="en-CA"/>
         </w:rPr>
         <w:lastRenderedPageBreak/>
-        <w:t>Perhaps in the future I should learn to play the violin.</w:t>
-      </w:r>
-    </w:p>
-    <w:p>
-      <w:pPr>
-        <w:rPr>
-          <w:lang w:val="en-CA"/>
-        </w:rPr>
-      </w:pPr>
-      <w:r>
-        <w:rPr>
-          <w:lang w:val="en-CA"/>
-        </w:rPr>
-        <w:t xml:space="preserve">Focusing on running, </w:t>
-      </w:r>
-      <w:r>
-        <w:rPr>
-          <w:lang w:val="en-CA"/>
-        </w:rPr>
-        <w:t>everything around me, playing music, and wearing my tux was straining my brain. Before I knew it, it was night.</w:t>
-      </w:r>
-    </w:p>
-    <w:p>
-      <w:pPr>
-        <w:rPr>
-          <w:lang w:val="en-CA"/>
-        </w:rPr>
-      </w:pPr>
-      <w:r>
-        <w:rPr>
-          <w:lang w:val="en-CA"/>
-        </w:rPr>
-        <w:t>Gilbert once again collected me. “Did you visit the Magic Society office?”</w:t>
-      </w:r>
-    </w:p>
-    <w:p>
-      <w:pPr>
-        <w:rPr>
-          <w:lang w:val="en-CA"/>
-        </w:rPr>
-      </w:pPr>
-      <w:r>
-        <w:rPr>
-          <w:lang w:val="en-CA"/>
-        </w:rPr>
-        <w:t>“No,” I replied. “I was so focused on my training I forgot.</w:t>
+        <w:t xml:space="preserve">“He sees potential in you and wants to help train you,” </w:t>
+      </w:r>
+      <w:r>
+        <w:t>Grantham said.</w:t>
+      </w:r>
+    </w:p>
+    <w:p>
+      <w:pPr>
+        <w:rPr>
+          <w:lang w:val="en-CA"/>
+        </w:rPr>
+      </w:pPr>
+      <w:r>
+        <w:rPr>
+          <w:lang w:val="en-CA"/>
+        </w:rPr>
+        <w:t>“Am I required to bow or something to him?” I asked. “I don’t believe in kneeling to foreign gods.”</w:t>
+      </w:r>
+    </w:p>
+    <w:p>
+      <w:pPr>
+        <w:rPr>
+          <w:lang w:val="en-CA"/>
+        </w:rPr>
+      </w:pPr>
+      <w:r>
+        <w:rPr>
+          <w:lang w:val="en-CA"/>
+        </w:rPr>
+        <w:t xml:space="preserve">“First of all, Dominion isn’t a foreign god,” </w:t>
+      </w:r>
+      <w:r>
+        <w:t>Grantham said. “Second, no, you aren’t required. He like likes people who h</w:t>
+      </w:r>
+      <w:r>
+        <w:t>ave</w:t>
+      </w:r>
+      <w:r>
+        <w:t xml:space="preserve"> backbone.”</w:t>
+      </w:r>
+    </w:p>
+    <w:p>
+      <w:pPr>
+        <w:rPr>
+          <w:lang w:val="en-CA"/>
+        </w:rPr>
+      </w:pPr>
+      <w:r>
+        <w:rPr>
+          <w:lang w:val="en-CA"/>
+        </w:rPr>
+        <w:t>“In t</w:t>
+      </w:r>
+      <w:r>
+        <w:rPr>
+          <w:lang w:val="en-CA"/>
+        </w:rPr>
+        <w:t>hat case, lead the way,” I said and increased my pace.</w:t>
+      </w:r>
+    </w:p>
+    <w:p>
+      <w:pPr>
+        <w:rPr>
+          <w:lang w:val="en-CA"/>
+        </w:rPr>
+      </w:pPr>
+      <w:r>
+        <w:rPr>
+          <w:lang w:val="en-CA"/>
+        </w:rPr>
+        <w:t>We arrived at the religious district and headed for the temple with the fist holding the severed head. I then followed the acolyte into the temple.</w:t>
+      </w:r>
+    </w:p>
+    <w:p>
+      <w:pPr>
+        <w:rPr>
+          <w:lang w:val="en-CA"/>
+        </w:rPr>
+      </w:pPr>
+      <w:r>
+        <w:rPr>
+          <w:lang w:val="en-CA"/>
+        </w:rPr>
+        <w:t>The inside felt cut-off from the outside in a way I never felt before. I was in the realm of a god. Yikes.</w:t>
+      </w:r>
+    </w:p>
+    <w:p>
+      <w:pPr>
+        <w:rPr>
+          <w:lang w:val="en-CA"/>
+        </w:rPr>
+      </w:pPr>
+      <w:r>
+        <w:rPr>
+          <w:lang w:val="en-CA"/>
+        </w:rPr>
+        <w:t>Then Dominion materialised in front of me. He looked at me with baleful eyes and I felt like an insignificant bug in front of a wrathful deity. I had the overwhelming urge to bow down and worship.</w:t>
+      </w:r>
+    </w:p>
+    <w:p>
+      <w:pPr>
+        <w:rPr>
+          <w:lang w:val="en-CA"/>
+        </w:rPr>
+      </w:pPr>
+      <w:r>
+        <w:rPr>
+          <w:lang w:val="en-CA"/>
+        </w:rPr>
+        <w:t>“No,” I said softly. My philosophy in life was never to call anyone ‘Master’. I would not start now.</w:t>
+      </w:r>
+      <w:r>
+        <w:rPr>
+          <w:lang w:val="en-CA"/>
+        </w:rPr>
+        <w:t xml:space="preserve"> It didn’t matter if I was insignificant in the eyes of the world or this god. I was important to myself. I was important to Susie. That was the only thing that counted.</w:t>
+      </w:r>
+    </w:p>
+    <w:p>
+      <w:pPr>
+        <w:rPr>
+          <w:lang w:val="en-CA"/>
+        </w:rPr>
+      </w:pPr>
+      <w:r>
+        <w:rPr>
+          <w:lang w:val="en-CA"/>
+        </w:rPr>
+        <w:t>The feeling of oppression disappeared and Dominion smiled.</w:t>
+      </w:r>
+    </w:p>
+    <w:p>
+      <w:pPr>
+        <w:rPr>
+          <w:lang w:val="en-CA"/>
+        </w:rPr>
+      </w:pPr>
+      <w:r>
+        <w:rPr>
+          <w:lang w:val="en-CA"/>
+        </w:rPr>
+        <w:t>“It’s good to meet you Luke,” Dominion said.</w:t>
+      </w:r>
+    </w:p>
+    <w:p>
+      <w:pPr>
+        <w:rPr>
+          <w:lang w:val="en-CA"/>
+        </w:rPr>
+      </w:pPr>
+      <w:r>
+        <w:rPr>
+          <w:lang w:val="en-CA"/>
+        </w:rPr>
+        <w:t>“You too,” I said and tipped my hat.</w:t>
+      </w:r>
+    </w:p>
+    <w:p>
+      <w:pPr>
+        <w:rPr>
+          <w:lang w:val="en-CA"/>
+        </w:rPr>
+      </w:pPr>
+      <w:r>
+        <w:rPr>
+          <w:lang w:val="en-CA"/>
+        </w:rPr>
+        <w:t>“I would like to give you a head’s up,” Dominion said. “Susie’s teachers are coming for her.”</w:t>
+      </w:r>
+    </w:p>
+    <w:p>
+      <w:pPr>
+        <w:rPr>
+          <w:lang w:val="en-CA"/>
+        </w:rPr>
+      </w:pPr>
+      <w:r>
+        <w:rPr>
+          <w:lang w:val="en-CA"/>
+        </w:rPr>
+        <w:t>“No,” I exclaimed in panic. I turned around and dashed off. As I ran, I called over my shoulder, “Thanks for the heads up.”</w:t>
+      </w:r>
+    </w:p>
+    <w:p>
+      <w:pPr>
+        <w:rPr>
+          <w:lang w:val="en-CA"/>
+        </w:rPr>
+      </w:pPr>
+      <w:r>
+        <w:rPr>
+          <w:lang w:val="en-CA"/>
+        </w:rPr>
+        <w:lastRenderedPageBreak/>
+        <w:t xml:space="preserve">I </w:t>
+      </w:r>
+      <w:r>
+        <w:rPr>
+          <w:lang w:val="en-CA"/>
+        </w:rPr>
+        <w:t>ran as fast as I could, until my legs couldn’t go faster. Still I pushed.</w:t>
+      </w:r>
+    </w:p>
+    <w:p>
+      <w:pPr>
+        <w:rPr>
+          <w:lang w:val="en-CA"/>
+        </w:rPr>
+      </w:pPr>
+      <w:r>
+        <w:rPr>
+          <w:lang w:val="en-CA"/>
+        </w:rPr>
+        <w:t>I then remembered that my tux had a weight reducing feature. I turned it on but it didn’t help as much as I hoped.</w:t>
+      </w:r>
+    </w:p>
+    <w:p>
+      <w:pPr>
+        <w:rPr>
+          <w:lang w:val="en-CA"/>
+        </w:rPr>
+      </w:pPr>
+      <w:r>
+        <w:rPr>
+          <w:lang w:val="en-CA"/>
+        </w:rPr>
+        <w:t>What was weight reduction? It opposed gravity. Could I oppose in another direction?</w:t>
+      </w:r>
+    </w:p>
+    <w:p>
+      <w:pPr>
+        <w:rPr>
+          <w:lang w:val="en-CA"/>
+        </w:rPr>
+      </w:pPr>
+      <w:r>
+        <w:rPr>
+          <w:lang w:val="en-CA"/>
+        </w:rPr>
+        <w:t>My lings were burning and my legs were hurting. It didn’t matter. I could heal. I popped a coin and focused on projecting myself forward with the power of my tux and sheer willpower.</w:t>
+      </w:r>
+    </w:p>
+    <w:p>
+      <w:pPr>
+        <w:rPr>
+          <w:lang w:val="en-CA"/>
+        </w:rPr>
+      </w:pPr>
+      <w:r>
+        <w:rPr>
+          <w:lang w:val="en-CA"/>
+        </w:rPr>
+        <w:t>Finally the hotel came in sight and I stepped through. Where was Susie? She was in the back, I knew.</w:t>
+      </w:r>
+    </w:p>
+    <w:p>
+      <w:pPr>
+        <w:rPr>
+          <w:lang w:val="en-CA"/>
+        </w:rPr>
+      </w:pPr>
+      <w:r>
+        <w:rPr>
+          <w:lang w:val="en-CA"/>
+        </w:rPr>
+        <w:t>I headed for the back, where a training area was set up.</w:t>
+      </w:r>
+    </w:p>
+    <w:p>
+      <w:pPr>
+        <w:rPr>
+          <w:lang w:val="en-CA"/>
+        </w:rPr>
+      </w:pPr>
+      <w:r>
+        <w:rPr>
+          <w:lang w:val="en-CA"/>
+        </w:rPr>
+        <w:t>Susie and Gilbert were there, but so were 3 silver-rankers.</w:t>
+      </w:r>
+    </w:p>
+    <w:p>
+      <w:pPr>
+        <w:rPr>
+          <w:lang w:val="en-CA"/>
+        </w:rPr>
+      </w:pPr>
+      <w:r>
+        <w:rPr>
+          <w:lang w:val="en-CA"/>
+        </w:rPr>
+        <w:t>“I told you I’m not going,” Susie said angrily.</w:t>
+      </w:r>
+    </w:p>
+    <w:p>
+      <w:pPr>
+        <w:rPr>
+          <w:lang w:val="en-CA"/>
+        </w:rPr>
+      </w:pPr>
+      <w:r>
+        <w:rPr>
+          <w:lang w:val="en-CA"/>
+        </w:rPr>
+        <w:t>“No,” I bellowed as I approached, ignoring the pain in my lungs and body.</w:t>
+      </w:r>
+    </w:p>
+    <w:p>
+      <w:pPr>
+        <w:rPr>
+          <w:lang w:val="en-CA"/>
+        </w:rPr>
+      </w:pPr>
+      <w:r>
+        <w:rPr>
+          <w:lang w:val="en-CA"/>
+        </w:rPr>
+        <w:t>“This is none of your business Iron ranker,” Sabrina, a silver-ranker woman said balefully.</w:t>
+      </w:r>
+    </w:p>
+    <w:p>
+      <w:pPr>
+        <w:rPr>
+          <w:lang w:val="en-CA"/>
+        </w:rPr>
+      </w:pPr>
+      <w:r>
+        <w:rPr>
+          <w:lang w:val="en-CA"/>
+        </w:rPr>
+        <w:t>I then felt that same feeling of being lost and alone in the wilderness, this time with predators stalking me.</w:t>
+      </w:r>
+    </w:p>
+    <w:p>
+      <w:pPr>
+        <w:rPr>
+          <w:lang w:val="en-CA"/>
+        </w:rPr>
+      </w:pPr>
+      <w:r>
+        <w:rPr>
+          <w:lang w:val="en-CA"/>
+        </w:rPr>
+        <w:t xml:space="preserve">“No,” I </w:t>
+      </w:r>
+      <w:r>
+        <w:rPr>
+          <w:lang w:val="en-CA"/>
+        </w:rPr>
+        <w:t>declared</w:t>
+      </w:r>
+      <w:r>
+        <w:rPr>
+          <w:lang w:val="en-CA"/>
+        </w:rPr>
+        <w:t xml:space="preserve">. I didn’t care if I was eaten by lions. </w:t>
+      </w:r>
+      <w:r>
+        <w:rPr>
+          <w:lang w:val="en-CA"/>
+        </w:rPr>
+        <w:t>I wasn’t afraid of death. “Sus</w:t>
+      </w:r>
+      <w:r>
+        <w:rPr>
+          <w:lang w:val="en-CA"/>
+        </w:rPr>
+        <w:t>ie</w:t>
+      </w:r>
+      <w:r>
+        <w:rPr>
+          <w:lang w:val="en-CA"/>
+        </w:rPr>
+        <w:t xml:space="preserve"> is my fiancée and my future wife. I will not back down.”</w:t>
+      </w:r>
+    </w:p>
+    <w:p>
+      <w:pPr>
+        <w:rPr>
+          <w:lang w:val="en-CA"/>
+        </w:rPr>
+      </w:pPr>
+      <w:r>
+        <w:rPr>
+          <w:lang w:val="en-CA"/>
+        </w:rPr>
+        <w:t>The pressure disappeared and five sets of eyes looked at me with astonishment.</w:t>
+      </w:r>
+    </w:p>
+    <w:p>
+      <w:pPr>
+        <w:rPr>
+          <w:lang w:val="en-CA"/>
+        </w:rPr>
+      </w:pPr>
+      <w:r>
+        <w:rPr>
+          <w:lang w:val="en-CA"/>
+        </w:rPr>
+        <w:t>I wasn’t angry at them. They were protecting Susie, just like I was.</w:t>
+      </w:r>
+    </w:p>
+    <w:p>
+      <w:pPr>
+        <w:rPr>
+          <w:lang w:val="en-CA"/>
+        </w:rPr>
+      </w:pPr>
+      <w:proofErr w:type="gramStart"/>
+      <w:r>
+        <w:rPr>
+          <w:lang w:val="en-CA"/>
+        </w:rPr>
+        <w:t>“How?”</w:t>
+      </w:r>
+      <w:proofErr w:type="gramEnd"/>
+      <w:r>
+        <w:rPr>
+          <w:lang w:val="en-CA"/>
+        </w:rPr>
+        <w:t xml:space="preserve"> Sabrina asked in astonishment.</w:t>
+      </w:r>
+    </w:p>
+    <w:p>
+      <w:pPr>
+        <w:rPr>
+          <w:lang w:val="en-CA"/>
+        </w:rPr>
+      </w:pPr>
+      <w:r>
+        <w:rPr>
+          <w:lang w:val="en-CA"/>
+        </w:rPr>
+        <w:lastRenderedPageBreak/>
+        <w:t>“How, what?” I asked, confused.</w:t>
+      </w:r>
+    </w:p>
+    <w:p>
+      <w:pPr>
+        <w:rPr>
+          <w:lang w:val="en-CA"/>
+        </w:rPr>
+      </w:pPr>
+      <w:r>
+        <w:rPr>
+          <w:lang w:val="en-CA"/>
+        </w:rPr>
+        <w:t>“How did you withstand three silver-ranked auras at the same time?” Barbara, another silver-ranker asked.</w:t>
+      </w:r>
+    </w:p>
+    <w:p>
+      <w:pPr>
+        <w:rPr>
+          <w:lang w:val="en-CA"/>
+        </w:rPr>
+      </w:pPr>
+      <w:r>
+        <w:rPr>
+          <w:lang w:val="en-CA"/>
+        </w:rPr>
+        <w:t>“Necessity is a good motivation,” I said. “As I said, Susie is my fiancée and future wife. It is my duty to protect her.”</w:t>
+      </w:r>
+    </w:p>
+    <w:p>
+      <w:pPr>
+        <w:rPr>
+          <w:lang w:val="en-CA"/>
+        </w:rPr>
+      </w:pPr>
+      <w:r>
+        <w:rPr>
+          <w:lang w:val="en-CA"/>
+        </w:rPr>
+        <w:t>I could see circuits being blown in all five heads.</w:t>
+      </w:r>
+      <w:r>
+        <w:rPr>
+          <w:lang w:val="en-CA"/>
+        </w:rPr>
+        <w:t xml:space="preserve"> However, Susie was overjoyed that I had come to her rescue. The sight on her face made me feel warm and cozy.</w:t>
+      </w:r>
+    </w:p>
+    <w:p>
+      <w:pPr>
+        <w:rPr>
+          <w:lang w:val="en-CA"/>
+        </w:rPr>
+      </w:pPr>
+      <w:r>
+        <w:rPr>
+          <w:lang w:val="en-CA"/>
+        </w:rPr>
+        <w:t xml:space="preserve">“Luke, determination alone is not enough to withstand three silver-ranker auras,” Gilbert said. “Also, </w:t>
+      </w:r>
+      <w:r>
+        <w:rPr>
+          <w:lang w:val="en-CA"/>
+        </w:rPr>
+        <w:t>the aura suppression I showed you was almost nothing, especially compared to a silver-ranker.”</w:t>
+      </w:r>
+    </w:p>
+    <w:p>
+      <w:pPr>
+        <w:rPr>
+          <w:lang w:val="en-CA"/>
+        </w:rPr>
+      </w:pPr>
+      <w:r>
+        <w:rPr>
+          <w:lang w:val="en-CA"/>
+        </w:rPr>
+        <w:t>I shrugged.</w:t>
+      </w:r>
+    </w:p>
+    <w:p>
+      <w:pPr>
+        <w:rPr>
+          <w:lang w:val="en-CA"/>
+        </w:rPr>
+      </w:pPr>
+      <w:r>
+        <w:rPr>
+          <w:lang w:val="en-CA"/>
+        </w:rPr>
+        <w:t>“While on my run I was invited to Dominion’s temple, where Dominion showed me a little of his love – and by love, I mean he tried to squish me like a bug.</w:t>
+      </w:r>
+    </w:p>
+    <w:p>
+      <w:pPr>
+        <w:rPr>
+          <w:lang w:val="en-CA"/>
+        </w:rPr>
+      </w:pPr>
+      <w:r>
+        <w:rPr>
+          <w:lang w:val="en-CA"/>
+        </w:rPr>
+        <w:t>“He then told me Susie needed me, so I ran here as fast as my legs could carry me.”</w:t>
+      </w:r>
+    </w:p>
+    <w:p>
+      <w:pPr>
+        <w:rPr>
+          <w:lang w:val="en-CA"/>
+        </w:rPr>
+      </w:pPr>
+      <w:r>
+        <w:rPr>
+          <w:lang w:val="en-CA"/>
+        </w:rPr>
+        <w:t xml:space="preserve">“I’m impressed,” Gilbert said. “Dominion doesn’t </w:t>
+      </w:r>
+      <w:r>
+        <w:rPr>
+          <w:lang w:val="en-CA"/>
+        </w:rPr>
+        <w:t xml:space="preserve">normally </w:t>
+      </w:r>
+      <w:r>
+        <w:rPr>
+          <w:lang w:val="en-CA"/>
+        </w:rPr>
+        <w:t>do that.”</w:t>
+      </w:r>
+    </w:p>
+    <w:p>
+      <w:pPr>
+        <w:rPr>
+          <w:lang w:val="en-CA"/>
+        </w:rPr>
+      </w:pPr>
+      <w:r>
+        <w:rPr>
+          <w:lang w:val="en-CA"/>
+        </w:rPr>
+        <w:t xml:space="preserve">“I’m glad to hear that,” Sabrina said. She turned to Susie and said, </w:t>
+      </w:r>
+      <w:r>
+        <w:rPr>
+          <w:lang w:val="en-CA"/>
+        </w:rPr>
+        <w:t>“Well Susie I’m glad you found someone strong</w:t>
+      </w:r>
+      <w:r>
+        <w:rPr>
+          <w:lang w:val="en-CA"/>
+        </w:rPr>
+        <w:t xml:space="preserve">. </w:t>
+      </w:r>
+      <w:r>
+        <w:rPr>
+          <w:lang w:val="en-CA"/>
+        </w:rPr>
+        <w:t>We don’t have to worry about your safety now.</w:t>
+      </w:r>
+    </w:p>
+    <w:p>
+      <w:pPr>
+        <w:rPr>
+          <w:lang w:val="en-CA"/>
+        </w:rPr>
+      </w:pPr>
+      <w:r>
+        <w:rPr>
+          <w:lang w:val="en-CA"/>
+        </w:rPr>
+        <w:t>“I’m impressed that Luke’s aura got so strong so fast.</w:t>
       </w:r>
     </w:p>
     <w:p>
@@ -16013,102 +17850,435 @@
         <w:rPr>
           <w:lang w:val="en-CA"/>
         </w:rPr>
-        <w:t xml:space="preserve">I decided </w:t>
-      </w:r>
-      <w:r>
-        <w:rPr>
-          <w:lang w:val="en-CA"/>
-        </w:rPr>
-        <w:t xml:space="preserve">to add </w:t>
-      </w:r>
-      <w:r>
-        <w:rPr>
-          <w:lang w:val="en-CA"/>
-        </w:rPr>
-        <w:t xml:space="preserve">magic circle training to the mix. </w:t>
-      </w:r>
-      <w:r>
-        <w:rPr>
-          <w:lang w:val="en-CA"/>
-        </w:rPr>
-        <w:t xml:space="preserve">I wanted to see if I could play music. </w:t>
-      </w:r>
-      <w:r>
-        <w:rPr>
-          <w:lang w:val="en-CA"/>
-        </w:rPr>
-        <w:t>Damn, I forgot aura training.</w:t>
-      </w:r>
-      <w:r>
-        <w:rPr>
-          <w:lang w:val="en-CA"/>
-        </w:rPr>
-        <w:t xml:space="preserve"> It might take me a week to fully map the island.”</w:t>
-      </w:r>
-    </w:p>
-    <w:p>
-      <w:pPr>
-        <w:rPr>
-          <w:lang w:val="en-CA"/>
-        </w:rPr>
-      </w:pPr>
-      <w:r>
-        <w:rPr>
-          <w:lang w:val="en-CA"/>
-        </w:rPr>
-        <w:t>“Let’s hear the music,” Gilbert said.</w:t>
-      </w:r>
-    </w:p>
-    <w:p>
-      <w:pPr>
-        <w:rPr>
-          <w:lang w:val="en-CA"/>
-        </w:rPr>
-      </w:pPr>
-      <w:r>
-        <w:rPr>
-          <w:lang w:val="en-CA"/>
-        </w:rPr>
-        <w:t>“Here’s my first try at sound,” I said and played what I practiced.</w:t>
-      </w:r>
-    </w:p>
-    <w:p>
-      <w:pPr>
-        <w:rPr>
-          <w:lang w:val="en-CA"/>
-        </w:rPr>
-      </w:pPr>
-      <w:r>
-        <w:rPr>
-          <w:lang w:val="en-CA"/>
-        </w:rPr>
-        <w:t>“That’s not bad for your first try,” Gilbert said.</w:t>
-      </w:r>
-      <w:r>
-        <w:rPr>
-          <w:lang w:val="en-CA"/>
-        </w:rPr>
-        <w:t xml:space="preserve"> “Are you going to share with Susie?”</w:t>
-      </w:r>
-    </w:p>
-    <w:p>
-      <w:pPr>
-        <w:rPr>
-          <w:lang w:val="en-CA"/>
-        </w:rPr>
-      </w:pPr>
-      <w:r>
-        <w:rPr>
-          <w:lang w:val="en-CA"/>
-        </w:rPr>
-        <w:t>“Not until I get better,” I said.</w:t>
-      </w:r>
-      <w:r>
-        <w:rPr>
-          <w:lang w:val="en-CA"/>
-        </w:rPr>
-        <w:t xml:space="preserve"> “On the bright side I think I have gotten a little faster, and my stamina has improved a little.”</w:t>
-      </w:r>
+        <w:t>But tell me, how did you two meet? He’s not one of our people, clearly. I’ve never seen him before.”</w:t>
+      </w:r>
+    </w:p>
+    <w:p>
+      <w:pPr>
+        <w:rPr>
+          <w:lang w:val="en-CA"/>
+        </w:rPr>
+      </w:pPr>
+      <w:r>
+        <w:rPr>
+          <w:lang w:val="en-CA"/>
+        </w:rPr>
+        <w:t>“I’m one of those people from the RV camps,” I said. “When I woke up here, I found Susie in front of me.</w:t>
+      </w:r>
+    </w:p>
+    <w:p>
+      <w:pPr>
+        <w:rPr>
+          <w:lang w:val="en-CA"/>
+        </w:rPr>
+      </w:pPr>
+      <w:r>
+        <w:rPr>
+          <w:lang w:val="en-CA"/>
+        </w:rPr>
+        <w:lastRenderedPageBreak/>
+        <w:t xml:space="preserve">“They invited people </w:t>
+      </w:r>
+      <w:r>
+        <w:rPr>
+          <w:lang w:val="en-CA"/>
+        </w:rPr>
+        <w:t xml:space="preserve">who wanted </w:t>
+      </w:r>
+      <w:r>
+        <w:rPr>
+          <w:lang w:val="en-CA"/>
+        </w:rPr>
+        <w:t>to become adventurers to enter a portal. I entered and Susie followed. We have been together ever since. I don’t know who proposed, her or me.</w:t>
+      </w:r>
+    </w:p>
+    <w:p>
+      <w:pPr>
+        <w:rPr>
+          <w:lang w:val="en-CA"/>
+        </w:rPr>
+      </w:pPr>
+      <w:r>
+        <w:rPr>
+          <w:lang w:val="en-CA"/>
+        </w:rPr>
+        <w:t>“By the way, I had no idea how effect</w:t>
+      </w:r>
+      <w:r>
+        <w:rPr>
+          <w:lang w:val="en-CA"/>
+        </w:rPr>
+        <w:t>ive</w:t>
+      </w:r>
+      <w:r>
+        <w:rPr>
+          <w:lang w:val="en-CA"/>
+        </w:rPr>
+        <w:t xml:space="preserve"> that combat thing was.</w:t>
+      </w:r>
+    </w:p>
+    <w:p>
+      <w:pPr>
+        <w:rPr>
+          <w:lang w:val="en-CA"/>
+        </w:rPr>
+      </w:pPr>
+      <w:r>
+        <w:rPr>
+          <w:lang w:val="en-CA"/>
+        </w:rPr>
+        <w:t>“I progressed more in the last 20 minutes of running then in the last several days.”</w:t>
+      </w:r>
+    </w:p>
+    <w:p>
+      <w:pPr>
+        <w:rPr>
+          <w:lang w:val="en-CA"/>
+        </w:rPr>
+      </w:pPr>
+      <w:r>
+        <w:rPr>
+          <w:lang w:val="en-CA"/>
+        </w:rPr>
+        <w:t>Gilbert laughed. “That’s true. That’s why combat is essential in skill development.”</w:t>
+      </w:r>
+    </w:p>
+    <w:p>
+      <w:r>
+        <w:t>“I’m sorry,” Sabrina said. “We should introduce ourselves. My name is Sabrina Graham. This is Barbara Walters and Rachael Bert.”</w:t>
+      </w:r>
+    </w:p>
+    <w:p>
+      <w:r>
+        <w:rPr>
+          <w:lang w:val="en-CA"/>
+        </w:rPr>
+        <w:t xml:space="preserve">“My name is </w:t>
+      </w:r>
+      <w:r>
+        <w:t>Luke</w:t>
+      </w:r>
+      <w:r>
+        <w:t xml:space="preserve"> </w:t>
+      </w:r>
+      <w:proofErr w:type="spellStart"/>
+      <w:r>
+        <w:t>Aetheren</w:t>
+      </w:r>
+      <w:proofErr w:type="spellEnd"/>
+      <w:r>
+        <w:t>,” I said</w:t>
+      </w:r>
+      <w:r>
+        <w:t xml:space="preserve"> and tipped my hat</w:t>
+      </w:r>
+      <w:r>
+        <w:t>. “By the way, do you know what is happening with the refugees? Being in a new world sometimes gets to me. I can only imagine it’s much worse for them.”</w:t>
+      </w:r>
+    </w:p>
+    <w:p>
+      <w:pPr>
+        <w:rPr>
+          <w:lang w:val="en-CA"/>
+        </w:rPr>
+      </w:pPr>
+      <w:r>
+        <w:rPr>
+          <w:lang w:val="en-CA"/>
+        </w:rPr>
+        <w:t>“That’s affecting all of us,” Sabrina said.</w:t>
+      </w:r>
+      <w:r>
+        <w:rPr>
+          <w:lang w:val="en-CA"/>
+        </w:rPr>
+        <w:t xml:space="preserve"> “And no, we haven’t kept track.</w:t>
+      </w:r>
+    </w:p>
+    <w:p>
+      <w:pPr>
+        <w:rPr>
+          <w:lang w:val="en-CA"/>
+        </w:rPr>
+      </w:pPr>
+      <w:r>
+        <w:rPr>
+          <w:lang w:val="en-CA"/>
+        </w:rPr>
+        <w:t>“By the way, you need awakening stones, don’t you? What are you looking for?”</w:t>
+      </w:r>
+    </w:p>
+    <w:p>
+      <w:pPr>
+        <w:rPr>
+          <w:lang w:val="en-CA"/>
+        </w:rPr>
+      </w:pPr>
+      <w:r>
+        <w:rPr>
+          <w:lang w:val="en-CA"/>
+        </w:rPr>
+        <w:t>“That’s okay,” Susie said.</w:t>
+      </w:r>
+    </w:p>
+    <w:p>
+      <w:pPr>
+        <w:rPr>
+          <w:lang w:val="en-CA"/>
+        </w:rPr>
+      </w:pPr>
+      <w:r>
+        <w:rPr>
+          <w:lang w:val="en-CA"/>
+        </w:rPr>
+        <w:t>“I insist,” Sabina said. “Think of it as a gift to celebrate your future wedding with Luke.”</w:t>
+      </w:r>
+    </w:p>
+    <w:p>
+      <w:pPr>
+        <w:rPr>
+          <w:lang w:val="en-CA"/>
+        </w:rPr>
+      </w:pPr>
+      <w:r>
+        <w:rPr>
+          <w:lang w:val="en-CA"/>
+        </w:rPr>
+        <w:t>Susie looked at me and I nodded. “One each shouldn’t be a problem.”</w:t>
+      </w:r>
+    </w:p>
+    <w:p>
+      <w:pPr>
+        <w:rPr>
+          <w:lang w:val="en-CA"/>
+        </w:rPr>
+      </w:pPr>
+      <w:r>
+        <w:rPr>
+          <w:lang w:val="en-CA"/>
+        </w:rPr>
+        <w:t>“</w:t>
+      </w:r>
+      <w:r>
+        <w:rPr>
+          <w:lang w:val="en-CA"/>
+        </w:rPr>
+        <w:t>You’re always so stubborn</w:t>
+      </w:r>
+      <w:r>
+        <w:rPr>
+          <w:lang w:val="en-CA"/>
+        </w:rPr>
+        <w:t>,” Susie said</w:t>
+      </w:r>
+      <w:r>
+        <w:rPr>
+          <w:lang w:val="en-CA"/>
+        </w:rPr>
+        <w:t>, sighing</w:t>
+      </w:r>
+      <w:r>
+        <w:rPr>
+          <w:lang w:val="en-CA"/>
+        </w:rPr>
+        <w:t>.</w:t>
+      </w:r>
+    </w:p>
+    <w:p>
+      <w:pPr>
+        <w:rPr>
+          <w:lang w:val="en-CA"/>
+        </w:rPr>
+      </w:pPr>
+      <w:r>
+        <w:rPr>
+          <w:lang w:val="en-CA"/>
+        </w:rPr>
+        <w:t>“Both need more combat abilities,” Gilbert said. “Are you familiar with this Valkyrie class?”</w:t>
+      </w:r>
+    </w:p>
+    <w:p>
+      <w:pPr>
+        <w:rPr>
+          <w:lang w:val="en-CA"/>
+        </w:rPr>
+      </w:pPr>
+      <w:r>
+        <w:rPr>
+          <w:lang w:val="en-CA"/>
+        </w:rPr>
+        <w:lastRenderedPageBreak/>
+        <w:t>“Classes don’t exist in the real world,” Barbara said.</w:t>
+      </w:r>
+    </w:p>
+    <w:p>
+      <w:pPr>
+        <w:rPr>
+          <w:lang w:val="en-CA"/>
+        </w:rPr>
+      </w:pPr>
+      <w:r>
+        <w:rPr>
+          <w:lang w:val="en-CA"/>
+        </w:rPr>
+        <w:t xml:space="preserve">“I thought so too,” Gilbert said with a laugh. </w:t>
+      </w:r>
+      <w:r>
+        <w:rPr>
+          <w:lang w:val="en-CA"/>
+        </w:rPr>
+        <w:t>“However, Luke described classes as the guiding principle around which abilities revolve. I told the Magic Society and the Adventure Society. They are both interested.”</w:t>
+      </w:r>
+    </w:p>
+    <w:p>
+      <w:pPr>
+        <w:rPr>
+          <w:lang w:val="en-CA"/>
+        </w:rPr>
+      </w:pPr>
+      <w:r>
+        <w:rPr>
+          <w:lang w:val="en-CA"/>
+        </w:rPr>
+        <w:t>Sabina mused and then said, “What about you Luke?”</w:t>
+      </w:r>
+    </w:p>
+    <w:p>
+      <w:pPr>
+        <w:rPr>
+          <w:lang w:val="en-CA"/>
+        </w:rPr>
+      </w:pPr>
+      <w:r>
+        <w:rPr>
+          <w:lang w:val="en-CA"/>
+        </w:rPr>
+        <w:t>“I currently need a way to split my mind,” I said. “I also need something related to bladed weapons, such as swords or knives. Explosions would be nice, but I can leave that for later.”</w:t>
+      </w:r>
+    </w:p>
+    <w:p>
+      <w:pPr>
+        <w:rPr>
+          <w:lang w:val="en-CA"/>
+        </w:rPr>
+      </w:pPr>
+      <w:r>
+        <w:rPr>
+          <w:lang w:val="en-CA"/>
+        </w:rPr>
+        <w:t>“You’re in luck,” Sabina said. “Come with us and I can get you two awakening stones each.”</w:t>
+      </w:r>
+    </w:p>
+    <w:p>
+      <w:pPr>
+        <w:rPr>
+          <w:lang w:val="en-CA"/>
+        </w:rPr>
+      </w:pPr>
+      <w:r>
+        <w:rPr>
+          <w:lang w:val="en-CA"/>
+        </w:rPr>
+        <w:t>“</w:t>
+      </w:r>
+      <w:r>
+        <w:rPr>
+          <w:lang w:val="en-CA"/>
+        </w:rPr>
+        <w:t>I’ll go with you since I still haven’t finished my stamina and speed training,” I said. “Susie also has training.”</w:t>
+      </w:r>
+    </w:p>
+    <w:p>
+      <w:pPr>
+        <w:rPr>
+          <w:lang w:val="en-CA"/>
+        </w:rPr>
+      </w:pPr>
+      <w:r>
+        <w:rPr>
+          <w:lang w:val="en-CA"/>
+        </w:rPr>
+        <w:t>The three ladies dashed away and I followed, with me setting the pace.</w:t>
+      </w:r>
+    </w:p>
+    <w:p>
+      <w:pPr>
+        <w:rPr>
+          <w:lang w:val="en-CA"/>
+        </w:rPr>
+      </w:pPr>
+      <w:r>
+        <w:rPr>
+          <w:lang w:val="en-CA"/>
+        </w:rPr>
+        <w:t>“What are you looking at?” Rachael asked.</w:t>
+      </w:r>
+    </w:p>
+    <w:p>
+      <w:pPr>
+        <w:rPr>
+          <w:lang w:val="en-CA"/>
+        </w:rPr>
+      </w:pPr>
+      <w:r>
+        <w:rPr>
+          <w:lang w:val="en-CA"/>
+        </w:rPr>
+        <w:t>“It’s part of my observation training,” I said, trying to beat my current speed record.</w:t>
+      </w:r>
+    </w:p>
+    <w:p>
+      <w:pPr>
+        <w:rPr>
+          <w:lang w:val="en-CA"/>
+        </w:rPr>
+      </w:pPr>
+      <w:r>
+        <w:rPr>
+          <w:lang w:val="en-CA"/>
+        </w:rPr>
+        <w:t>“How come you have red hair?” Barbara asked.</w:t>
+      </w:r>
+    </w:p>
+    <w:p>
+      <w:pPr>
+        <w:rPr>
+          <w:lang w:val="en-CA"/>
+        </w:rPr>
+      </w:pPr>
+      <w:r>
+        <w:rPr>
+          <w:lang w:val="en-CA"/>
+        </w:rPr>
+        <w:t>“Because I dyed it,” I said. “Anime boys always have red hair, and if this isn’t an anime world, then I don’t know what is.</w:t>
+      </w:r>
+    </w:p>
+    <w:p>
+      <w:pPr>
+        <w:rPr>
+          <w:lang w:val="en-CA"/>
+        </w:rPr>
+      </w:pPr>
+      <w:r>
+        <w:rPr>
+          <w:lang w:val="en-CA"/>
+        </w:rPr>
+        <w:t>“By the way, do you know what that thing Jason left behind?”</w:t>
+      </w:r>
+    </w:p>
+    <w:p>
+      <w:pPr>
+        <w:rPr>
+          <w:lang w:val="en-CA"/>
+        </w:rPr>
+      </w:pPr>
+    </w:p>
+    <w:p>
+      <w:pPr>
+        <w:rPr>
+          <w:lang w:val="en-CA"/>
+        </w:rPr>
+      </w:pPr>
     </w:p>
     <w:p>
       <w:pPr>
@@ -16239,7 +18409,7 @@
             <w:rPr>
               <w:noProof/>
             </w:rPr>
-            <w:t>90</w:t>
+            <w:t>98</w:t>
           </w:r>
         </w:fldSimple>
       </w:p>
@@ -16269,7 +18439,7 @@
             <w:rPr>
               <w:noProof/>
             </w:rPr>
-            <w:t>87</w:t>
+            <w:t>99</w:t>
           </w:r>
         </w:fldSimple>
       </w:p>
@@ -16422,7 +18592,7 @@
         <v:path o:extrusionok="f" gradientshapeok="t" o:connecttype="rect"/>
         <o:lock v:ext="edit" aspectratio="t"/>
       </v:shapetype>
-      <v:shape id="_x0000_i1040" type="#_x0000_t75" style="width:3in;height:3in;visibility:visible;mso-wrap-style:square" o:bullet="t">
+      <v:shape id="_x0000_i1113" type="#_x0000_t75" style="width:3in;height:3in;visibility:visible;mso-wrap-style:square" o:bullet="t">
         <v:imagedata r:id="rId1" o:title="MC900065312[1]"/>
       </v:shape>
     </w:pict>
@@ -16517,6 +18687,119 @@
     </w:lvl>
   </w:abstractNum>
   <w:abstractNum w:abstractNumId="1">
+    <w:nsid w:val="0A725D5A"/>
+    <w:multiLevelType w:val="hybridMultilevel"/>
+    <w:tmpl w:val="3FD2B1C4"/>
+    <w:lvl w:ilvl="0" w:tplc="04090001">
+      <w:start w:val="1"/>
+      <w:numFmt w:val="bullet"/>
+      <w:lvlText w:val=""/>
+      <w:lvlJc w:val="left"/>
+      <w:pPr>
+        <w:ind w:left="360" w:hanging="360"/>
+      </w:pPr>
+      <w:rPr>
+        <w:rFonts w:ascii="Symbol" w:hAnsi="Symbol" w:hint="default"/>
+      </w:rPr>
+    </w:lvl>
+    <w:lvl w:ilvl="1" w:tplc="04090003">
+      <w:start w:val="1"/>
+      <w:numFmt w:val="bullet"/>
+      <w:lvlText w:val="o"/>
+      <w:lvlJc w:val="left"/>
+      <w:pPr>
+        <w:ind w:left="1080" w:hanging="360"/>
+      </w:pPr>
+      <w:rPr>
+        <w:rFonts w:ascii="Courier New" w:hAnsi="Courier New" w:cs="Courier New" w:hint="default"/>
+      </w:rPr>
+    </w:lvl>
+    <w:lvl w:ilvl="2" w:tplc="04090005" w:tentative="1">
+      <w:start w:val="1"/>
+      <w:numFmt w:val="bullet"/>
+      <w:lvlText w:val=""/>
+      <w:lvlJc w:val="left"/>
+      <w:pPr>
+        <w:ind w:left="1800" w:hanging="360"/>
+      </w:pPr>
+      <w:rPr>
+        <w:rFonts w:ascii="Wingdings" w:hAnsi="Wingdings" w:hint="default"/>
+      </w:rPr>
+    </w:lvl>
+    <w:lvl w:ilvl="3" w:tplc="04090001" w:tentative="1">
+      <w:start w:val="1"/>
+      <w:numFmt w:val="bullet"/>
+      <w:lvlText w:val=""/>
+      <w:lvlJc w:val="left"/>
+      <w:pPr>
+        <w:ind w:left="2520" w:hanging="360"/>
+      </w:pPr>
+      <w:rPr>
+        <w:rFonts w:ascii="Symbol" w:hAnsi="Symbol" w:hint="default"/>
+      </w:rPr>
+    </w:lvl>
+    <w:lvl w:ilvl="4" w:tplc="04090003" w:tentative="1">
+      <w:start w:val="1"/>
+      <w:numFmt w:val="bullet"/>
+      <w:lvlText w:val="o"/>
+      <w:lvlJc w:val="left"/>
+      <w:pPr>
+        <w:ind w:left="3240" w:hanging="360"/>
+      </w:pPr>
+      <w:rPr>
+        <w:rFonts w:ascii="Courier New" w:hAnsi="Courier New" w:cs="Courier New" w:hint="default"/>
+      </w:rPr>
+    </w:lvl>
+    <w:lvl w:ilvl="5" w:tplc="04090005" w:tentative="1">
+      <w:start w:val="1"/>
+      <w:numFmt w:val="bullet"/>
+      <w:lvlText w:val=""/>
+      <w:lvlJc w:val="left"/>
+      <w:pPr>
+        <w:ind w:left="3960" w:hanging="360"/>
+      </w:pPr>
+      <w:rPr>
+        <w:rFonts w:ascii="Wingdings" w:hAnsi="Wingdings" w:hint="default"/>
+      </w:rPr>
+    </w:lvl>
+    <w:lvl w:ilvl="6" w:tplc="04090001" w:tentative="1">
+      <w:start w:val="1"/>
+      <w:numFmt w:val="bullet"/>
+      <w:lvlText w:val=""/>
+      <w:lvlJc w:val="left"/>
+      <w:pPr>
+        <w:ind w:left="4680" w:hanging="360"/>
+      </w:pPr>
+      <w:rPr>
+        <w:rFonts w:ascii="Symbol" w:hAnsi="Symbol" w:hint="default"/>
+      </w:rPr>
+    </w:lvl>
+    <w:lvl w:ilvl="7" w:tplc="04090003" w:tentative="1">
+      <w:start w:val="1"/>
+      <w:numFmt w:val="bullet"/>
+      <w:lvlText w:val="o"/>
+      <w:lvlJc w:val="left"/>
+      <w:pPr>
+        <w:ind w:left="5400" w:hanging="360"/>
+      </w:pPr>
+      <w:rPr>
+        <w:rFonts w:ascii="Courier New" w:hAnsi="Courier New" w:cs="Courier New" w:hint="default"/>
+      </w:rPr>
+    </w:lvl>
+    <w:lvl w:ilvl="8" w:tplc="04090005" w:tentative="1">
+      <w:start w:val="1"/>
+      <w:numFmt w:val="bullet"/>
+      <w:lvlText w:val=""/>
+      <w:lvlJc w:val="left"/>
+      <w:pPr>
+        <w:ind w:left="6120" w:hanging="360"/>
+      </w:pPr>
+      <w:rPr>
+        <w:rFonts w:ascii="Wingdings" w:hAnsi="Wingdings" w:hint="default"/>
+      </w:rPr>
+    </w:lvl>
+  </w:abstractNum>
+  <w:abstractNum w:abstractNumId="2">
     <w:nsid w:val="15441270"/>
     <w:multiLevelType w:val="hybridMultilevel"/>
     <w:tmpl w:val="2910B5E4"/>
@@ -16629,7 +18912,7 @@
       </w:rPr>
     </w:lvl>
   </w:abstractNum>
-  <w:abstractNum w:abstractNumId="2">
+  <w:abstractNum w:abstractNumId="3">
     <w:nsid w:val="165A23AB"/>
     <w:multiLevelType w:val="hybridMultilevel"/>
     <w:tmpl w:val="F4285F20"/>
@@ -16742,7 +19025,7 @@
       </w:rPr>
     </w:lvl>
   </w:abstractNum>
-  <w:abstractNum w:abstractNumId="3">
+  <w:abstractNum w:abstractNumId="4">
     <w:nsid w:val="17874418"/>
     <w:multiLevelType w:val="hybridMultilevel"/>
     <w:tmpl w:val="419C6790"/>
@@ -16855,7 +19138,7 @@
       </w:rPr>
     </w:lvl>
   </w:abstractNum>
-  <w:abstractNum w:abstractNumId="4">
+  <w:abstractNum w:abstractNumId="5">
     <w:nsid w:val="204B1BBA"/>
     <w:multiLevelType w:val="hybridMultilevel"/>
     <w:tmpl w:val="BB727856"/>
@@ -16968,7 +19251,7 @@
       </w:rPr>
     </w:lvl>
   </w:abstractNum>
-  <w:abstractNum w:abstractNumId="5">
+  <w:abstractNum w:abstractNumId="6">
     <w:nsid w:val="22F001F2"/>
     <w:multiLevelType w:val="hybridMultilevel"/>
     <w:tmpl w:val="886031D6"/>
@@ -17081,7 +19364,7 @@
       </w:rPr>
     </w:lvl>
   </w:abstractNum>
-  <w:abstractNum w:abstractNumId="6">
+  <w:abstractNum w:abstractNumId="7">
     <w:nsid w:val="272D2A08"/>
     <w:multiLevelType w:val="hybridMultilevel"/>
     <w:tmpl w:val="28884E58"/>
@@ -17193,7 +19476,7 @@
       </w:rPr>
     </w:lvl>
   </w:abstractNum>
-  <w:abstractNum w:abstractNumId="7">
+  <w:abstractNum w:abstractNumId="8">
     <w:nsid w:val="2E5B1C1C"/>
     <w:multiLevelType w:val="hybridMultilevel"/>
     <w:tmpl w:val="A41EC3EC"/>
@@ -17279,7 +19562,7 @@
       </w:pPr>
     </w:lvl>
   </w:abstractNum>
-  <w:abstractNum w:abstractNumId="8">
+  <w:abstractNum w:abstractNumId="9">
     <w:nsid w:val="37950B46"/>
     <w:multiLevelType w:val="hybridMultilevel"/>
     <w:tmpl w:val="4ED0DF16"/>
@@ -17392,7 +19675,7 @@
       </w:rPr>
     </w:lvl>
   </w:abstractNum>
-  <w:abstractNum w:abstractNumId="9">
+  <w:abstractNum w:abstractNumId="10">
     <w:nsid w:val="3D082E4B"/>
     <w:multiLevelType w:val="hybridMultilevel"/>
     <w:tmpl w:val="3D5C3FA0"/>
@@ -17505,7 +19788,7 @@
       </w:rPr>
     </w:lvl>
   </w:abstractNum>
-  <w:abstractNum w:abstractNumId="10">
+  <w:abstractNum w:abstractNumId="11">
     <w:nsid w:val="411159CE"/>
     <w:multiLevelType w:val="hybridMultilevel"/>
     <w:tmpl w:val="01489E8E"/>
@@ -17618,7 +19901,7 @@
       </w:rPr>
     </w:lvl>
   </w:abstractNum>
-  <w:abstractNum w:abstractNumId="11">
+  <w:abstractNum w:abstractNumId="12">
     <w:nsid w:val="47CD3AC8"/>
     <w:multiLevelType w:val="hybridMultilevel"/>
     <w:tmpl w:val="9B3CD6AC"/>
@@ -17731,7 +20014,7 @@
       </w:rPr>
     </w:lvl>
   </w:abstractNum>
-  <w:abstractNum w:abstractNumId="12">
+  <w:abstractNum w:abstractNumId="13">
     <w:nsid w:val="4BBF15B0"/>
     <w:multiLevelType w:val="hybridMultilevel"/>
     <w:tmpl w:val="48182E9A"/>
@@ -17817,7 +20100,7 @@
       </w:pPr>
     </w:lvl>
   </w:abstractNum>
-  <w:abstractNum w:abstractNumId="13">
+  <w:abstractNum w:abstractNumId="14">
     <w:nsid w:val="4DFE464A"/>
     <w:multiLevelType w:val="hybridMultilevel"/>
     <w:tmpl w:val="8A06AADA"/>
@@ -17930,7 +20213,7 @@
       </w:rPr>
     </w:lvl>
   </w:abstractNum>
-  <w:abstractNum w:abstractNumId="14">
+  <w:abstractNum w:abstractNumId="15">
     <w:nsid w:val="503A171F"/>
     <w:multiLevelType w:val="hybridMultilevel"/>
     <w:tmpl w:val="71D6A90A"/>
@@ -18016,7 +20299,7 @@
       </w:pPr>
     </w:lvl>
   </w:abstractNum>
-  <w:abstractNum w:abstractNumId="15">
+  <w:abstractNum w:abstractNumId="16">
     <w:nsid w:val="572441FC"/>
     <w:multiLevelType w:val="hybridMultilevel"/>
     <w:tmpl w:val="8BF4A7D0"/>
@@ -18105,7 +20388,7 @@
       </w:pPr>
     </w:lvl>
   </w:abstractNum>
-  <w:abstractNum w:abstractNumId="16">
+  <w:abstractNum w:abstractNumId="17">
     <w:nsid w:val="61F6587A"/>
     <w:multiLevelType w:val="hybridMultilevel"/>
     <w:tmpl w:val="36920F9C"/>
@@ -18218,7 +20501,7 @@
       </w:rPr>
     </w:lvl>
   </w:abstractNum>
-  <w:abstractNum w:abstractNumId="17">
+  <w:abstractNum w:abstractNumId="18">
     <w:nsid w:val="6A644530"/>
     <w:multiLevelType w:val="hybridMultilevel"/>
     <w:tmpl w:val="7F0A48B2"/>
@@ -18331,7 +20614,7 @@
       </w:rPr>
     </w:lvl>
   </w:abstractNum>
-  <w:abstractNum w:abstractNumId="18">
+  <w:abstractNum w:abstractNumId="19">
     <w:nsid w:val="6C2766A1"/>
     <w:multiLevelType w:val="hybridMultilevel"/>
     <w:tmpl w:val="FB9EA3B0"/>
@@ -18417,7 +20700,7 @@
       </w:pPr>
     </w:lvl>
   </w:abstractNum>
-  <w:abstractNum w:abstractNumId="19">
+  <w:abstractNum w:abstractNumId="20">
     <w:nsid w:val="6CD16429"/>
     <w:multiLevelType w:val="hybridMultilevel"/>
     <w:tmpl w:val="9458897A"/>
@@ -18530,7 +20813,7 @@
       </w:rPr>
     </w:lvl>
   </w:abstractNum>
-  <w:abstractNum w:abstractNumId="20">
+  <w:abstractNum w:abstractNumId="21">
     <w:nsid w:val="71690A87"/>
     <w:multiLevelType w:val="hybridMultilevel"/>
     <w:tmpl w:val="E4B2FFB4"/>
@@ -18643,7 +20926,7 @@
       </w:rPr>
     </w:lvl>
   </w:abstractNum>
-  <w:abstractNum w:abstractNumId="21">
+  <w:abstractNum w:abstractNumId="22">
     <w:nsid w:val="7B05334F"/>
     <w:multiLevelType w:val="hybridMultilevel"/>
     <w:tmpl w:val="E500E28C"/>
@@ -18756,7 +21039,7 @@
       </w:rPr>
     </w:lvl>
   </w:abstractNum>
-  <w:abstractNum w:abstractNumId="22">
+  <w:abstractNum w:abstractNumId="23">
     <w:nsid w:val="7E277231"/>
     <w:multiLevelType w:val="hybridMultilevel"/>
     <w:tmpl w:val="09B85AD4"/>
@@ -18869,7 +21152,7 @@
       </w:rPr>
     </w:lvl>
   </w:abstractNum>
-  <w:abstractNum w:abstractNumId="23">
+  <w:abstractNum w:abstractNumId="24">
     <w:nsid w:val="7F326784"/>
     <w:multiLevelType w:val="hybridMultilevel"/>
     <w:tmpl w:val="15BE5720"/>
@@ -18983,76 +21266,79 @@
     </w:lvl>
   </w:abstractNum>
   <w:num w:numId="1">
-    <w:abstractNumId w:val="6"/>
+    <w:abstractNumId w:val="7"/>
   </w:num>
   <w:num w:numId="2">
-    <w:abstractNumId w:val="4"/>
+    <w:abstractNumId w:val="5"/>
   </w:num>
   <w:num w:numId="3">
-    <w:abstractNumId w:val="14"/>
+    <w:abstractNumId w:val="15"/>
   </w:num>
   <w:num w:numId="4">
-    <w:abstractNumId w:val="18"/>
+    <w:abstractNumId w:val="19"/>
   </w:num>
   <w:num w:numId="5">
-    <w:abstractNumId w:val="13"/>
+    <w:abstractNumId w:val="14"/>
   </w:num>
   <w:num w:numId="6">
     <w:abstractNumId w:val="0"/>
   </w:num>
   <w:num w:numId="7">
-    <w:abstractNumId w:val="19"/>
+    <w:abstractNumId w:val="20"/>
   </w:num>
   <w:num w:numId="8">
+    <w:abstractNumId w:val="23"/>
+  </w:num>
+  <w:num w:numId="9">
+    <w:abstractNumId w:val="17"/>
+  </w:num>
+  <w:num w:numId="10">
+    <w:abstractNumId w:val="10"/>
+  </w:num>
+  <w:num w:numId="11">
     <w:abstractNumId w:val="22"/>
   </w:num>
-  <w:num w:numId="9">
+  <w:num w:numId="12">
+    <w:abstractNumId w:val="11"/>
+  </w:num>
+  <w:num w:numId="13">
+    <w:abstractNumId w:val="2"/>
+  </w:num>
+  <w:num w:numId="14">
+    <w:abstractNumId w:val="18"/>
+  </w:num>
+  <w:num w:numId="15">
+    <w:abstractNumId w:val="21"/>
+  </w:num>
+  <w:num w:numId="16">
+    <w:abstractNumId w:val="3"/>
+  </w:num>
+  <w:num w:numId="17">
+    <w:abstractNumId w:val="4"/>
+  </w:num>
+  <w:num w:numId="18">
+    <w:abstractNumId w:val="13"/>
+  </w:num>
+  <w:num w:numId="19">
+    <w:abstractNumId w:val="9"/>
+  </w:num>
+  <w:num w:numId="20">
     <w:abstractNumId w:val="16"/>
   </w:num>
-  <w:num w:numId="10">
-    <w:abstractNumId w:val="9"/>
+  <w:num w:numId="21">
+    <w:abstractNumId w:val="24"/>
   </w:num>
-  <w:num w:numId="11">
-    <w:abstractNumId w:val="21"/>
-  </w:num>
-  <w:num w:numId="12">
-    <w:abstractNumId w:val="10"/>
-  </w:num>
-  <w:num w:numId="13">
-    <w:abstractNumId w:val="1"/>
-  </w:num>
-  <w:num w:numId="14">
-    <w:abstractNumId w:val="17"/>
-  </w:num>
-  <w:num w:numId="15">
-    <w:abstractNumId w:val="20"/>
-  </w:num>
-  <w:num w:numId="16">
-    <w:abstractNumId w:val="2"/>
-  </w:num>
-  <w:num w:numId="17">
-    <w:abstractNumId w:val="3"/>
-  </w:num>
-  <w:num w:numId="18">
+  <w:num w:numId="22">
     <w:abstractNumId w:val="12"/>
   </w:num>
-  <w:num w:numId="19">
+  <w:num w:numId="23">
+    <w:abstractNumId w:val="6"/>
+  </w:num>
+  <w:num w:numId="24">
     <w:abstractNumId w:val="8"/>
   </w:num>
-  <w:num w:numId="20">
-    <w:abstractNumId w:val="15"/>
-  </w:num>
-  <w:num w:numId="21">
-    <w:abstractNumId w:val="23"/>
-  </w:num>
-  <w:num w:numId="22">
-    <w:abstractNumId w:val="11"/>
-  </w:num>
-  <w:num w:numId="23">
-    <w:abstractNumId w:val="5"/>
-  </w:num>
-  <w:num w:numId="24">
-    <w:abstractNumId w:val="7"/>
+  <w:num w:numId="25">
+    <w:abstractNumId w:val="1"/>
   </w:num>
 </w:numbering>
 </file>
@@ -20321,7 +22607,7 @@
 </file>
 
 <file path=customXml/itemProps1.xml><?xml version="1.0" encoding="utf-8"?>
-<ds:datastoreItem xmlns:ds="http://schemas.openxmlformats.org/officeDocument/2006/customXml" ds:itemID="{DBF3131E-1FDB-4385-A31C-EFB9978502BB}">
+<ds:datastoreItem xmlns:ds="http://schemas.openxmlformats.org/officeDocument/2006/customXml" ds:itemID="{76405A71-4426-4A5E-AEF9-F2618D9B3B80}">
   <ds:schemaRefs>
     <ds:schemaRef ds:uri="http://schemas.openxmlformats.org/officeDocument/2006/bibliography"/>
   </ds:schemaRefs>

--- a/Books/RPG_Books/TheWonderManAndHisLovelyAssistant/Book_TheWonderManAndHisLovelyAssistant.docx
+++ b/Books/RPG_Books/TheWonderManAndHisLovelyAssistant/Book_TheWonderManAndHisLovelyAssistant.docx
@@ -142,7 +142,7 @@
       <w:r>
         <w:fldChar w:fldCharType="separate"/>
       </w:r>
-      <w:hyperlink w:anchor="_Toc242505074" w:history="1">
+      <w:hyperlink w:anchor="_Toc242717810" w:history="1">
         <w:r>
           <w:rPr>
             <w:rStyle w:val="Hyperlink"/>
@@ -169,7 +169,7 @@
             <w:noProof/>
             <w:webHidden/>
           </w:rPr>
-          <w:instrText xml:space="preserve"> PAGEREF _Toc242505074 \h </w:instrText>
+          <w:instrText xml:space="preserve"> PAGEREF _Toc242717810 \h </w:instrText>
         </w:r>
         <w:r>
           <w:rPr>
@@ -209,7 +209,7 @@
           <w:sz w:val="22"/>
         </w:rPr>
       </w:pPr>
-      <w:hyperlink w:anchor="_Toc242505075" w:history="1">
+      <w:hyperlink w:anchor="_Toc242717811" w:history="1">
         <w:r>
           <w:rPr>
             <w:rStyle w:val="Hyperlink"/>
@@ -236,7 +236,7 @@
             <w:noProof/>
             <w:webHidden/>
           </w:rPr>
-          <w:instrText xml:space="preserve"> PAGEREF _Toc242505075 \h </w:instrText>
+          <w:instrText xml:space="preserve"> PAGEREF _Toc242717811 \h </w:instrText>
         </w:r>
         <w:r>
           <w:rPr>
@@ -276,7 +276,7 @@
           <w:sz w:val="22"/>
         </w:rPr>
       </w:pPr>
-      <w:hyperlink w:anchor="_Toc242505076" w:history="1">
+      <w:hyperlink w:anchor="_Toc242717812" w:history="1">
         <w:r>
           <w:rPr>
             <w:rStyle w:val="Hyperlink"/>
@@ -303,7 +303,7 @@
             <w:noProof/>
             <w:webHidden/>
           </w:rPr>
-          <w:instrText xml:space="preserve"> PAGEREF _Toc242505076 \h </w:instrText>
+          <w:instrText xml:space="preserve"> PAGEREF _Toc242717812 \h </w:instrText>
         </w:r>
         <w:r>
           <w:rPr>
@@ -343,7 +343,7 @@
           <w:sz w:val="22"/>
         </w:rPr>
       </w:pPr>
-      <w:hyperlink w:anchor="_Toc242505077" w:history="1">
+      <w:hyperlink w:anchor="_Toc242717813" w:history="1">
         <w:r>
           <w:rPr>
             <w:rStyle w:val="Hyperlink"/>
@@ -371,7 +371,7 @@
             <w:noProof/>
             <w:webHidden/>
           </w:rPr>
-          <w:instrText xml:space="preserve"> PAGEREF _Toc242505077 \h </w:instrText>
+          <w:instrText xml:space="preserve"> PAGEREF _Toc242717813 \h </w:instrText>
         </w:r>
         <w:r>
           <w:rPr>
@@ -411,7 +411,7 @@
           <w:sz w:val="22"/>
         </w:rPr>
       </w:pPr>
-      <w:hyperlink w:anchor="_Toc242505078" w:history="1">
+      <w:hyperlink w:anchor="_Toc242717814" w:history="1">
         <w:r>
           <w:rPr>
             <w:rStyle w:val="Hyperlink"/>
@@ -439,7 +439,7 @@
             <w:noProof/>
             <w:webHidden/>
           </w:rPr>
-          <w:instrText xml:space="preserve"> PAGEREF _Toc242505078 \h </w:instrText>
+          <w:instrText xml:space="preserve"> PAGEREF _Toc242717814 \h </w:instrText>
         </w:r>
         <w:r>
           <w:rPr>
@@ -479,7 +479,7 @@
           <w:sz w:val="22"/>
         </w:rPr>
       </w:pPr>
-      <w:hyperlink w:anchor="_Toc242505079" w:history="1">
+      <w:hyperlink w:anchor="_Toc242717815" w:history="1">
         <w:r>
           <w:rPr>
             <w:rStyle w:val="Hyperlink"/>
@@ -507,7 +507,7 @@
             <w:noProof/>
             <w:webHidden/>
           </w:rPr>
-          <w:instrText xml:space="preserve"> PAGEREF _Toc242505079 \h </w:instrText>
+          <w:instrText xml:space="preserve"> PAGEREF _Toc242717815 \h </w:instrText>
         </w:r>
         <w:r>
           <w:rPr>
@@ -540,6 +540,74 @@
     </w:p>
     <w:p>
       <w:pPr>
+        <w:pStyle w:val="TOC2"/>
+        <w:rPr>
+          <w:rFonts w:asciiTheme="minorHAnsi" w:eastAsiaTheme="minorEastAsia" w:hAnsiTheme="minorHAnsi" w:cstheme="minorBidi"/>
+          <w:noProof/>
+          <w:sz w:val="22"/>
+        </w:rPr>
+      </w:pPr>
+      <w:hyperlink w:anchor="_Toc242717816" w:history="1">
+        <w:r>
+          <w:rPr>
+            <w:rStyle w:val="Hyperlink"/>
+            <w:noProof/>
+            <w:lang w:val="en-CA"/>
+          </w:rPr>
+          <w:t>Aa</w:t>
+        </w:r>
+        <w:r>
+          <w:rPr>
+            <w:noProof/>
+            <w:webHidden/>
+          </w:rPr>
+          <w:tab/>
+        </w:r>
+        <w:r>
+          <w:rPr>
+            <w:noProof/>
+            <w:webHidden/>
+          </w:rPr>
+          <w:fldChar w:fldCharType="begin"/>
+        </w:r>
+        <w:r>
+          <w:rPr>
+            <w:noProof/>
+            <w:webHidden/>
+          </w:rPr>
+          <w:instrText xml:space="preserve"> PAGEREF _Toc242717816 \h </w:instrText>
+        </w:r>
+        <w:r>
+          <w:rPr>
+            <w:noProof/>
+            <w:webHidden/>
+          </w:rPr>
+        </w:r>
+        <w:r>
+          <w:rPr>
+            <w:noProof/>
+            <w:webHidden/>
+          </w:rPr>
+          <w:fldChar w:fldCharType="separate"/>
+        </w:r>
+        <w:r>
+          <w:rPr>
+            <w:noProof/>
+            <w:webHidden/>
+          </w:rPr>
+          <w:t>93</w:t>
+        </w:r>
+        <w:r>
+          <w:rPr>
+            <w:noProof/>
+            <w:webHidden/>
+          </w:rPr>
+          <w:fldChar w:fldCharType="end"/>
+        </w:r>
+      </w:hyperlink>
+    </w:p>
+    <w:p>
+      <w:pPr>
         <w:jc w:val="left"/>
       </w:pPr>
       <w:r>
@@ -572,7 +640,7 @@
       <w:pPr>
         <w:pStyle w:val="H2"/>
       </w:pPr>
-      <w:bookmarkStart w:id="0" w:name="_Toc242505074"/>
+      <w:bookmarkStart w:id="0" w:name="_Toc242717810"/>
       <w:r>
         <w:lastRenderedPageBreak/>
         <w:t>Good Bye Old World</w:t>
@@ -1521,7 +1589,7 @@
       <w:pPr>
         <w:pStyle w:val="H2"/>
       </w:pPr>
-      <w:bookmarkStart w:id="1" w:name="_Toc242505075"/>
+      <w:bookmarkStart w:id="1" w:name="_Toc242717811"/>
       <w:r>
         <w:lastRenderedPageBreak/>
         <w:t>A new World, A new Life</w:t>
@@ -1722,34 +1790,28 @@
         <w:pStyle w:val="StatusUser"/>
       </w:pPr>
       <w:r>
-        <w:t>Name</w:t>
-      </w:r>
-      <w:proofErr w:type="gramStart"/>
-      <w:r>
-        <w:t>:</w:t>
+        <w:t>Name:</w:t>
       </w:r>
       <w:r>
         <w:tab/>
-        <w:t>???</w:t>
-      </w:r>
-      <w:proofErr w:type="gramEnd"/>
+      </w:r>
+      <w:r>
+        <w:t>&lt;NOT SET&gt;</w:t>
+      </w:r>
     </w:p>
     <w:p>
       <w:pPr>
         <w:pStyle w:val="StatusUser"/>
       </w:pPr>
       <w:r>
-        <w:t>Age</w:t>
-      </w:r>
-      <w:proofErr w:type="gramStart"/>
-      <w:r>
-        <w:t>:</w:t>
+        <w:t>Age:</w:t>
       </w:r>
       <w:r>
         <w:tab/>
-        <w:t>???</w:t>
-      </w:r>
-      <w:proofErr w:type="gramEnd"/>
+      </w:r>
+      <w:r>
+        <w:t>17</w:t>
+      </w:r>
     </w:p>
     <w:p>
       <w:pPr>
@@ -2010,12 +2072,27 @@
         <w:t xml:space="preserve">My name </w:t>
       </w:r>
       <w:r>
-        <w:t>had question marks. Did that mean I could change it? That was cool.</w:t>
-      </w:r>
-    </w:p>
-    <w:p>
-      <w:r>
-        <w:t>My age had question marks. That was odd. Did it not know what my bodily age was?</w:t>
+        <w:t>was not set</w:t>
+      </w:r>
+      <w:r>
+        <w:t>. Did that mean I could change it? That was cool.</w:t>
+      </w:r>
+    </w:p>
+    <w:p>
+      <w:r>
+        <w:t xml:space="preserve">My age </w:t>
+      </w:r>
+      <w:r>
+        <w:t>was also not set</w:t>
+      </w:r>
+      <w:r>
+        <w:t xml:space="preserve">. That was odd. </w:t>
+      </w:r>
+      <w:r>
+        <w:t>Why did I have the ability to set age</w:t>
+      </w:r>
+      <w:r>
+        <w:t>?</w:t>
       </w:r>
     </w:p>
     <w:p>
@@ -3538,14 +3615,16 @@
     </w:p>
     <w:p>
       <w:r>
-        <w:t>“You have Identification or a variant, don’t you?” I asked. Susie nodded.</w:t>
-      </w:r>
-    </w:p>
-    <w:p>
-      <w:r>
-        <w:t>“What does it say?”</w:t>
-      </w:r>
-    </w:p>
+        <w:t>“You have Identification or a variant, don’t you?” I asked.</w:t>
+      </w:r>
+    </w:p>
+    <w:p>
+      <w:r>
+        <w:t>Susie shook her head.</w:t>
+      </w:r>
+    </w:p>
+    <w:p/>
+    <w:p/>
     <w:p>
       <w:r>
         <w:t>“It says you’re 18 years old,” Susie said</w:t>
@@ -3823,7 +3902,7 @@
       <w:pPr>
         <w:pStyle w:val="H2"/>
       </w:pPr>
-      <w:bookmarkStart w:id="2" w:name="_Toc242505076"/>
+      <w:bookmarkStart w:id="2" w:name="_Toc242717812"/>
       <w:r>
         <w:lastRenderedPageBreak/>
         <w:t>Training</w:t>
@@ -5545,7 +5624,7 @@
           <w:noProof/>
         </w:rPr>
         <w:pict>
-          <v:shape id="Picture 3" o:spid="_x0000_i1025" type="#_x0000_t75" style="width:23.2pt;height:8.85pt;visibility:visible;mso-wrap-style:square" o:bullet="t">
+          <v:shape id="Picture 3" o:spid="_x0000_i1025" type="#_x0000_t75" style="width:22.95pt;height:8.85pt;visibility:visible;mso-wrap-style:square" o:bullet="t">
             <v:imagedata r:id="rId13" o:title="MC900065312[1]"/>
           </v:shape>
         </w:pict>
@@ -5809,7 +5888,7 @@
           <w:lang w:val="en-CA"/>
         </w:rPr>
       </w:pPr>
-      <w:bookmarkStart w:id="3" w:name="_Toc242505077"/>
+      <w:bookmarkStart w:id="3" w:name="_Toc242717813"/>
       <w:r>
         <w:rPr>
           <w:lang w:val="en-CA"/>
@@ -5828,7 +5907,7 @@
           <w:noProof/>
         </w:rPr>
         <w:pict>
-          <v:shape id="_x0000_i1026" type="#_x0000_t75" style="width:23.2pt;height:8.85pt;visibility:visible;mso-wrap-style:square" o:bullet="t">
+          <v:shape id="_x0000_i1026" type="#_x0000_t75" style="width:22.95pt;height:8.85pt;visibility:visible;mso-wrap-style:square" o:bullet="t">
             <v:imagedata r:id="rId13" o:title="MC900065312[1]"/>
           </v:shape>
         </w:pict>
@@ -13492,7 +13571,7 @@
           <w:lang w:val="en-CA"/>
         </w:rPr>
       </w:pPr>
-      <w:bookmarkStart w:id="4" w:name="_Toc242505078"/>
+      <w:bookmarkStart w:id="4" w:name="_Toc242717814"/>
       <w:r>
         <w:rPr>
           <w:lang w:val="en-CA"/>
@@ -15455,7 +15534,7 @@
           <w:lang w:val="en-CA"/>
         </w:rPr>
       </w:pPr>
-      <w:bookmarkStart w:id="5" w:name="_Toc242505079"/>
+      <w:bookmarkStart w:id="5" w:name="_Toc242717815"/>
       <w:r>
         <w:rPr>
           <w:lang w:val="en-CA"/>
@@ -16963,6 +17042,7 @@
           <w:lang w:val="en-CA"/>
         </w:rPr>
       </w:pPr>
+      <w:bookmarkStart w:id="6" w:name="_Toc242717816"/>
       <w:proofErr w:type="spellStart"/>
       <w:proofErr w:type="gramStart"/>
       <w:r>
@@ -16972,6 +17052,7 @@
         <w:lastRenderedPageBreak/>
         <w:t>Aa</w:t>
       </w:r>
+      <w:bookmarkEnd w:id="6"/>
       <w:proofErr w:type="spellEnd"/>
       <w:proofErr w:type="gramEnd"/>
     </w:p>
@@ -20918,7 +20999,7 @@
           <w:noProof/>
         </w:rPr>
         <w:pict>
-          <v:shape id="_x0000_i1027" type="#_x0000_t75" style="width:23.2pt;height:8.85pt;visibility:visible;mso-wrap-style:square" o:bullet="t">
+          <v:shape id="_x0000_i1027" type="#_x0000_t75" style="width:22.95pt;height:8.85pt;visibility:visible;mso-wrap-style:square" o:bullet="t">
             <v:imagedata r:id="rId13" o:title="MC900065312[1]"/>
           </v:shape>
         </w:pict>
@@ -21531,7 +21612,7 @@
           <w:noProof/>
         </w:rPr>
         <w:pict>
-          <v:shape id="_x0000_i1028" type="#_x0000_t75" style="width:23.2pt;height:8.85pt;visibility:visible;mso-wrap-style:square" o:bullet="t">
+          <v:shape id="_x0000_i1028" type="#_x0000_t75" style="width:22.95pt;height:8.85pt;visibility:visible;mso-wrap-style:square" o:bullet="t">
             <v:imagedata r:id="rId13" o:title="MC900065312[1]"/>
           </v:shape>
         </w:pict>
@@ -21582,83 +21663,402 @@
         <w:rPr>
           <w:lang w:val="en-CA"/>
         </w:rPr>
-        <w:t>Near evening the exhausted Luke arrived. “I finished mapping the island, except for private property.</w:t>
-      </w:r>
-      <w:r>
-        <w:rPr>
-          <w:lang w:val="en-CA"/>
-        </w:rPr>
-        <w:t>”</w:t>
-      </w:r>
-    </w:p>
-    <w:p>
-      <w:pPr>
-        <w:rPr>
-          <w:lang w:val="en-CA"/>
-        </w:rPr>
-      </w:pPr>
-      <w:r>
-        <w:rPr>
-          <w:lang w:val="en-CA"/>
-        </w:rPr>
-        <w:t>“Excellent,” Gilbert said. “Tomorrow you start on strength and agility. Susie, I have a skill book for you for sword techniques. Spend the rest of the day training your aura, and then use the book before you sleep.”</w:t>
-      </w:r>
-    </w:p>
-    <w:p>
-      <w:pPr>
-        <w:rPr>
-          <w:lang w:val="en-CA"/>
-        </w:rPr>
-      </w:pPr>
-    </w:p>
-    <w:p>
-      <w:pPr>
-        <w:rPr>
-          <w:lang w:val="en-CA"/>
-        </w:rPr>
-      </w:pPr>
-    </w:p>
-    <w:p>
-      <w:pPr>
-        <w:rPr>
-          <w:lang w:val="en-CA"/>
-        </w:rPr>
-      </w:pPr>
-    </w:p>
-    <w:p>
-      <w:pPr>
-        <w:rPr>
-          <w:lang w:val="en-CA"/>
-        </w:rPr>
-      </w:pPr>
-    </w:p>
-    <w:p>
-      <w:pPr>
-        <w:rPr>
-          <w:lang w:val="en-CA"/>
-        </w:rPr>
-      </w:pPr>
-    </w:p>
-    <w:p>
-      <w:pPr>
-        <w:rPr>
-          <w:lang w:val="en-CA"/>
-        </w:rPr>
-      </w:pPr>
-    </w:p>
-    <w:p>
-      <w:pPr>
-        <w:rPr>
-          <w:lang w:val="en-CA"/>
-        </w:rPr>
-      </w:pPr>
-    </w:p>
-    <w:p>
-      <w:pPr>
-        <w:rPr>
-          <w:lang w:val="en-CA"/>
-        </w:rPr>
-      </w:pPr>
+        <w:t>Near evening the exhausted Luke arrived. “I finished mapping the island, except for private property.”</w:t>
+      </w:r>
+    </w:p>
+    <w:p>
+      <w:pPr>
+        <w:rPr>
+          <w:lang w:val="en-CA"/>
+        </w:rPr>
+      </w:pPr>
+      <w:r>
+        <w:rPr>
+          <w:lang w:val="en-CA"/>
+        </w:rPr>
+        <w:t>“Excellent,” Gilbert said. “Tomorrow you start on strength and agility. I set up the training area with gravity runes.”</w:t>
+      </w:r>
+    </w:p>
+    <w:p>
+      <w:pPr>
+        <w:rPr>
+          <w:lang w:val="en-CA"/>
+        </w:rPr>
+      </w:pPr>
+      <w:r>
+        <w:rPr>
+          <w:lang w:val="en-CA"/>
+        </w:rPr>
+        <w:t>“You said runes,” Luke said. “I guess that’s something I should learn. Damn, I really need to go to the Magic Society.</w:t>
+      </w:r>
+    </w:p>
+    <w:p>
+      <w:pPr>
+        <w:rPr>
+          <w:lang w:val="en-CA"/>
+        </w:rPr>
+      </w:pPr>
+      <w:r>
+        <w:rPr>
+          <w:lang w:val="en-CA"/>
+        </w:rPr>
+        <w:t>“Damn, there’s so much to learn.”</w:t>
+      </w:r>
+    </w:p>
+    <w:p>
+      <w:pPr>
+        <w:rPr>
+          <w:lang w:val="en-CA"/>
+        </w:rPr>
+      </w:pPr>
+      <w:r>
+        <w:rPr>
+          <w:lang w:val="en-CA"/>
+        </w:rPr>
+        <w:t>“Okay Luke, spend tomorrow with Graham,” Gilbert said.</w:t>
+      </w:r>
+    </w:p>
+    <w:p>
+      <w:pPr>
+        <w:rPr>
+          <w:lang w:val="en-CA"/>
+        </w:rPr>
+      </w:pPr>
+      <w:r>
+        <w:rPr>
+          <w:lang w:val="en-CA"/>
+        </w:rPr>
+        <w:t>“Thank you Mr. Gilmore,” Luke said happily. “I may not be a fighter, but I can be the best support Susie can have.”</w:t>
+      </w:r>
+    </w:p>
+    <w:p>
+      <w:pPr>
+        <w:rPr>
+          <w:lang w:val="en-CA"/>
+        </w:rPr>
+      </w:pPr>
+      <w:r>
+        <w:rPr>
+          <w:lang w:val="en-CA"/>
+        </w:rPr>
+        <w:t>Gilbert turned to Susie and said, “Susie, I have a skill book for you for sword techniques. Spend the rest of the day training your aura, and then use the book before you sleep.”</w:t>
+      </w:r>
+    </w:p>
+    <w:p>
+      <w:pPr>
+        <w:rPr>
+          <w:lang w:val="en-CA"/>
+        </w:rPr>
+      </w:pPr>
+      <w:r>
+        <w:rPr>
+          <w:lang w:val="en-CA"/>
+        </w:rPr>
+        <w:t>Gilbert left and we went to our room.</w:t>
+      </w:r>
+    </w:p>
+    <w:p>
+      <w:pPr>
+        <w:rPr>
+          <w:lang w:val="en-CA"/>
+        </w:rPr>
+      </w:pPr>
+      <w:r>
+        <w:rPr>
+          <w:lang w:val="en-CA"/>
+        </w:rPr>
+        <w:t>“I just thought of something,” Luke said. “My aura power is called Theatre. How can I ever level it up without an audience?”</w:t>
+      </w:r>
+    </w:p>
+    <w:p>
+      <w:pPr>
+        <w:rPr>
+          <w:lang w:val="en-CA"/>
+        </w:rPr>
+      </w:pPr>
+      <w:r>
+        <w:rPr>
+          <w:lang w:val="en-CA"/>
+        </w:rPr>
+        <w:t>“I’m here,” I said.</w:t>
+      </w:r>
+    </w:p>
+    <w:p>
+      <w:pPr>
+        <w:rPr>
+          <w:lang w:val="en-CA"/>
+        </w:rPr>
+      </w:pPr>
+      <w:r>
+        <w:rPr>
+          <w:lang w:val="en-CA"/>
+        </w:rPr>
+        <w:t>“You don’t count,” Luke said. “You are the main attraction in the show.”</w:t>
+      </w:r>
+    </w:p>
+    <w:p>
+      <w:pPr>
+        <w:rPr>
+          <w:lang w:val="en-CA"/>
+        </w:rPr>
+      </w:pPr>
+      <w:r>
+        <w:rPr>
+          <w:lang w:val="en-CA"/>
+        </w:rPr>
+        <w:t>“Luke, Strawberry isn’t designed for battle,” I said.</w:t>
+      </w:r>
+    </w:p>
+    <w:p>
+      <w:pPr>
+        <w:rPr>
+          <w:lang w:val="en-CA"/>
+        </w:rPr>
+      </w:pPr>
+      <w:r>
+        <w:rPr>
+          <w:lang w:val="en-CA"/>
+        </w:rPr>
+        <w:lastRenderedPageBreak/>
+        <w:t>“I know,” Luke said. “Neither is the rabbit, which, by the way, doesn’t have a name.”</w:t>
+      </w:r>
+    </w:p>
+    <w:p>
+      <w:pPr>
+        <w:rPr>
+          <w:lang w:val="en-CA"/>
+        </w:rPr>
+      </w:pPr>
+      <w:r>
+        <w:rPr>
+          <w:lang w:val="en-CA"/>
+        </w:rPr>
+        <w:t xml:space="preserve">Strawberry jumped into a circular shadow, which I </w:t>
+      </w:r>
+      <w:r>
+        <w:rPr>
+          <w:lang w:val="en-CA"/>
+        </w:rPr>
+        <w:t xml:space="preserve">now </w:t>
+      </w:r>
+      <w:r>
+        <w:rPr>
+          <w:lang w:val="en-CA"/>
+        </w:rPr>
+        <w:t>realised was Luke’s top hat. Out popped the rabbit.</w:t>
+      </w:r>
+    </w:p>
+    <w:p>
+      <w:pPr>
+        <w:rPr>
+          <w:lang w:val="en-CA"/>
+        </w:rPr>
+      </w:pPr>
+      <w:r>
+        <w:rPr>
+          <w:lang w:val="en-CA"/>
+        </w:rPr>
+        <w:t>“That’s right,” the rabbit said, sounding like a gangster. She, never the less, had a rather feminine voice. “The fur-ball has a name but I do not. That’s rather rude, don’t you think?”</w:t>
+      </w:r>
+    </w:p>
+    <w:p>
+      <w:pPr>
+        <w:rPr>
+          <w:lang w:val="en-CA"/>
+        </w:rPr>
+      </w:pPr>
+      <w:r>
+        <w:rPr>
+          <w:lang w:val="en-CA"/>
+        </w:rPr>
+        <w:t>I couldn’t help laughing as the rabbit made fun of her sister, as if she wasn’t a fur ball too. She was such a cute little gangster</w:t>
+      </w:r>
+      <w:r>
+        <w:rPr>
+          <w:lang w:val="en-CA"/>
+        </w:rPr>
+        <w:t xml:space="preserve"> – “Vinnie.”</w:t>
+      </w:r>
+    </w:p>
+    <w:p>
+      <w:pPr>
+        <w:rPr>
+          <w:lang w:val="en-CA"/>
+        </w:rPr>
+      </w:pPr>
+      <w:r>
+        <w:rPr>
+          <w:lang w:val="en-CA"/>
+        </w:rPr>
+        <w:t>“Vinnie, I like it Doll-face,” the now renamed Vinnie, said. “Just for that you get the privilege of hugging me.”</w:t>
+      </w:r>
+    </w:p>
+    <w:p>
+      <w:pPr>
+        <w:rPr>
+          <w:lang w:val="en-CA"/>
+        </w:rPr>
+      </w:pPr>
+      <w:r>
+        <w:rPr>
+          <w:lang w:val="en-CA"/>
+        </w:rPr>
+        <w:t>Again I laughed as I indeed picked up the cute rabbit and hugged her.</w:t>
+      </w:r>
+    </w:p>
+    <w:p>
+      <w:pPr>
+        <w:rPr>
+          <w:lang w:val="en-CA"/>
+        </w:rPr>
+      </w:pPr>
+      <w:r>
+        <w:rPr>
+          <w:lang w:val="en-CA"/>
+        </w:rPr>
+        <w:t>“What others are you thinking of?” I asked.</w:t>
+      </w:r>
+    </w:p>
+    <w:p>
+      <w:pPr>
+        <w:rPr>
+          <w:lang w:val="en-CA"/>
+        </w:rPr>
+      </w:pPr>
+      <w:r>
+        <w:rPr>
+          <w:lang w:val="en-CA"/>
+        </w:rPr>
+        <w:t xml:space="preserve">“I’m thinking of a parrot that sounds like a pirate,” </w:t>
+      </w:r>
+      <w:r>
+        <w:rPr>
+          <w:lang w:val="en-CA"/>
+        </w:rPr>
+        <w:t>Luke said. “Not sure what I should do next.”</w:t>
+      </w:r>
+    </w:p>
+    <w:p>
+      <w:pPr>
+        <w:rPr>
+          <w:lang w:val="en-CA"/>
+        </w:rPr>
+      </w:pPr>
+      <w:r>
+        <w:rPr>
+          <w:lang w:val="en-CA"/>
+        </w:rPr>
+        <w:t>“How about a dragon?” I asked.</w:t>
+      </w:r>
+    </w:p>
+    <w:p>
+      <w:pPr>
+        <w:rPr>
+          <w:lang w:val="en-CA"/>
+        </w:rPr>
+      </w:pPr>
+      <w:r>
+        <w:rPr>
+          <w:lang w:val="en-CA"/>
+        </w:rPr>
+        <w:t xml:space="preserve">“That will be a tough one,” Luke said. “We need an appearance appropriate for the stage, a unique personality, and abilities suited for a dragon. </w:t>
+      </w:r>
+      <w:r>
+        <w:rPr>
+          <w:lang w:val="en-CA"/>
+        </w:rPr>
+        <w:t>Then again</w:t>
+      </w:r>
+      <w:r>
+        <w:rPr>
+          <w:lang w:val="en-CA"/>
+        </w:rPr>
+        <w:t>, this would be a great combat skill.”</w:t>
+      </w:r>
+    </w:p>
+    <w:p>
+      <w:pPr>
+        <w:rPr>
+          <w:lang w:val="en-CA"/>
+        </w:rPr>
+      </w:pPr>
+      <w:r>
+        <w:rPr>
+          <w:lang w:val="en-CA"/>
+        </w:rPr>
+        <w:t>“Do you mean breathing fire?” I asked.</w:t>
+      </w:r>
+    </w:p>
+    <w:p>
+      <w:pPr>
+        <w:rPr>
+          <w:lang w:val="en-CA"/>
+        </w:rPr>
+      </w:pPr>
+      <w:r>
+        <w:rPr>
+          <w:lang w:val="en-CA"/>
+        </w:rPr>
+        <w:t>“Absolutely,” Luke said. “I’ll ask...I’ll ask how best to duplicate elemental powers</w:t>
+      </w:r>
+      <w:r>
+        <w:rPr>
+          <w:lang w:val="en-CA"/>
+        </w:rPr>
+        <w:t xml:space="preserve"> like what a dragon can yield.”</w:t>
+      </w:r>
+    </w:p>
+    <w:p>
+      <w:pPr>
+        <w:rPr>
+          <w:lang w:val="en-CA"/>
+        </w:rPr>
+      </w:pPr>
+      <w:r>
+        <w:rPr>
+          <w:lang w:val="en-CA"/>
+        </w:rPr>
+        <w:t>“I always wanted to ride on the head of a dragon, bidding it to go hither and yon at my bidding,” Vinnie said. “That would indeed be amazing.</w:t>
+      </w:r>
+      <w:r>
+        <w:rPr>
+          <w:lang w:val="en-CA"/>
+        </w:rPr>
+        <w:t xml:space="preserve"> You know what I mean?”</w:t>
+      </w:r>
+    </w:p>
+    <w:p>
+      <w:pPr>
+        <w:rPr>
+          <w:lang w:val="en-CA"/>
+        </w:rPr>
+      </w:pPr>
+      <w:r>
+        <w:rPr>
+          <w:lang w:val="en-CA"/>
+        </w:rPr>
+        <w:lastRenderedPageBreak/>
+        <w:t>Again I couldn’t help laugh at the voice.</w:t>
+      </w:r>
+      <w:r>
+        <w:rPr>
+          <w:lang w:val="en-CA"/>
+        </w:rPr>
+        <w:t xml:space="preserve"> “You know I love you, don’t you?”</w:t>
+      </w:r>
+    </w:p>
+    <w:p>
+      <w:pPr>
+        <w:rPr>
+          <w:lang w:val="en-CA"/>
+        </w:rPr>
+      </w:pPr>
+      <w:r>
+        <w:rPr>
+          <w:lang w:val="en-CA"/>
+        </w:rPr>
+        <w:t>“Of course I do, Doll Face,” Vinnie said.</w:t>
+      </w:r>
     </w:p>
     <w:p>
       <w:pPr>
@@ -21796,7 +22196,7 @@
             <w:rPr>
               <w:noProof/>
             </w:rPr>
-            <w:t>112</w:t>
+            <w:t>20</w:t>
           </w:r>
         </w:fldSimple>
       </w:p>
@@ -21826,7 +22226,7 @@
             <w:rPr>
               <w:noProof/>
             </w:rPr>
-            <w:t>113</w:t>
+            <w:t>9</w:t>
           </w:r>
         </w:fldSimple>
       </w:p>
@@ -21979,7 +22379,7 @@
         <v:path o:extrusionok="f" gradientshapeok="t" o:connecttype="rect"/>
         <o:lock v:ext="edit" aspectratio="t"/>
       </v:shapetype>
-      <v:shape id="_x0000_i1150" type="#_x0000_t75" style="width:3in;height:3in;visibility:visible;mso-wrap-style:square" o:bullet="t">
+      <v:shape id="_x0000_i1077" type="#_x0000_t75" style="width:3in;height:3in;visibility:visible;mso-wrap-style:square" o:bullet="t">
         <v:imagedata r:id="rId1" o:title="MC900065312[1]"/>
       </v:shape>
     </w:pict>
@@ -26431,7 +26831,7 @@
 </file>
 
 <file path=customXml/itemProps1.xml><?xml version="1.0" encoding="utf-8"?>
-<ds:datastoreItem xmlns:ds="http://schemas.openxmlformats.org/officeDocument/2006/customXml" ds:itemID="{9F42805B-6E1A-4F2F-928B-36D3218F3369}">
+<ds:datastoreItem xmlns:ds="http://schemas.openxmlformats.org/officeDocument/2006/customXml" ds:itemID="{964AE04B-F3A6-4179-A2B8-60752BA7AD96}">
   <ds:schemaRefs>
     <ds:schemaRef ds:uri="http://schemas.openxmlformats.org/officeDocument/2006/bibliography"/>
   </ds:schemaRefs>

--- a/Books/RPG_Books/TheWonderManAndHisLovelyAssistant/Book_TheWonderManAndHisLovelyAssistant.docx
+++ b/Books/RPG_Books/TheWonderManAndHisLovelyAssistant/Book_TheWonderManAndHisLovelyAssistant.docx
@@ -23617,7 +23617,45 @@
         <w:rPr>
           <w:lang w:val="en-CA"/>
         </w:rPr>
-        <w:t>“I got plenty of coins,” Luke said and showed me on. “Unfortunately I have my ugly face on it.”</w:t>
+        <w:t>“How about you, Luke?” Gilbert asked.</w:t>
+      </w:r>
+    </w:p>
+    <w:p>
+      <w:pPr>
+        <w:rPr>
+          <w:lang w:val="en-CA"/>
+        </w:rPr>
+      </w:pPr>
+      <w:r>
+        <w:rPr>
+          <w:lang w:val="en-CA"/>
+        </w:rPr>
+        <w:t>“It was a good workout,” Luke said. “This was the first time I used Theatre properly. Unfortunately it was rather weak – more like it’s missing something. Also, I used too much manna and now have a bit of a headache.</w:t>
+      </w:r>
+    </w:p>
+    <w:p>
+      <w:pPr>
+        <w:rPr>
+          <w:lang w:val="en-CA"/>
+        </w:rPr>
+      </w:pPr>
+      <w:r>
+        <w:rPr>
+          <w:lang w:val="en-CA"/>
+        </w:rPr>
+        <w:t>“</w:t>
+      </w:r>
+      <w:r>
+        <w:rPr>
+          <w:lang w:val="en-CA"/>
+        </w:rPr>
+        <w:t xml:space="preserve">On the bright side </w:t>
+      </w:r>
+      <w:r>
+        <w:rPr>
+          <w:lang w:val="en-CA"/>
+        </w:rPr>
+        <w:t>I got plenty of coins,” Luke said and showed me on. “Unfortunately I have my ugly face on it.”</w:t>
       </w:r>
     </w:p>
     <w:p>
@@ -23665,7 +23703,25 @@
         <w:rPr>
           <w:lang w:val="en-CA"/>
         </w:rPr>
-        <w:t xml:space="preserve">Above, words read </w:t>
+        <w:t>Above, words read</w:t>
+      </w:r>
+      <w:r>
+        <w:rPr>
+          <w:lang w:val="en-CA"/>
+        </w:rPr>
+        <w:t>,</w:t>
+      </w:r>
+      <w:r>
+        <w:rPr>
+          <w:lang w:val="en-CA"/>
+        </w:rPr>
+        <w:t xml:space="preserve"> </w:t>
+      </w:r>
+      <w:r>
+        <w:rPr>
+          <w:lang w:val="en-CA"/>
+        </w:rPr>
+        <w:t>‘</w:t>
       </w:r>
       <w:proofErr w:type="spellStart"/>
       <w:r>
@@ -23681,36 +23737,356 @@
       </w:r>
       <w:proofErr w:type="spellEnd"/>
       <w:r>
-        <w:t>’ – By believing, one sees. On the bottom was, ‘Embrace your Mulligan’.</w:t>
-      </w:r>
-    </w:p>
-    <w:p>
-      <w:pPr>
-        <w:rPr>
-          <w:lang w:val="en-CA"/>
-        </w:rPr>
-      </w:pPr>
-    </w:p>
-    <w:p>
-      <w:pPr>
-        <w:rPr>
-          <w:lang w:val="en-CA"/>
-        </w:rPr>
-      </w:pPr>
-    </w:p>
-    <w:p>
-      <w:pPr>
-        <w:rPr>
-          <w:lang w:val="en-CA"/>
-        </w:rPr>
-      </w:pPr>
-    </w:p>
-    <w:p>
-      <w:pPr>
-        <w:rPr>
-          <w:lang w:val="en-CA"/>
-        </w:rPr>
-      </w:pPr>
+        <w:t xml:space="preserve">’ – By believing, one sees. </w:t>
+      </w:r>
+      <w:r>
+        <w:t>Below, words read</w:t>
+      </w:r>
+      <w:r>
+        <w:t>, ‘Embrace your Mulligan’.</w:t>
+      </w:r>
+    </w:p>
+    <w:p>
+      <w:pPr>
+        <w:rPr>
+          <w:lang w:val="en-CA"/>
+        </w:rPr>
+      </w:pPr>
+      <w:r>
+        <w:rPr>
+          <w:lang w:val="en-CA"/>
+        </w:rPr>
+        <w:t>“What an ugly mug,” Vinnie said.</w:t>
+      </w:r>
+    </w:p>
+    <w:p>
+      <w:pPr>
+        <w:rPr>
+          <w:lang w:val="en-CA"/>
+        </w:rPr>
+      </w:pPr>
+      <w:r>
+        <w:rPr>
+          <w:lang w:val="en-CA"/>
+        </w:rPr>
+        <w:t>“I think it’s cute,” I said and laughed, enjoying how Vinnie liked playing a tough guy.</w:t>
+      </w:r>
+    </w:p>
+    <w:p>
+      <w:pPr>
+        <w:rPr>
+          <w:lang w:val="en-CA"/>
+        </w:rPr>
+      </w:pPr>
+      <w:r>
+        <w:rPr>
+          <w:lang w:val="en-CA"/>
+        </w:rPr>
+        <w:t>“That’s the problem with you dames,” Vinnie said. “You have no taste.”</w:t>
+      </w:r>
+    </w:p>
+    <w:p>
+      <w:pPr>
+        <w:rPr>
+          <w:lang w:val="en-CA"/>
+        </w:rPr>
+      </w:pPr>
+      <w:r>
+        <w:rPr>
+          <w:lang w:val="en-CA"/>
+        </w:rPr>
+        <w:lastRenderedPageBreak/>
+        <w:t>“I got hundreds of lesser coins and iron coins,” I said. “I also got spider silk, fangs, and some healing unguent.”</w:t>
+      </w:r>
+    </w:p>
+    <w:p>
+      <w:pPr>
+        <w:rPr>
+          <w:lang w:val="en-CA"/>
+        </w:rPr>
+      </w:pPr>
+      <w:r>
+        <w:rPr>
+          <w:lang w:val="en-CA"/>
+        </w:rPr>
+        <w:t>“Did you get dog breath, because I certainly did,” Vinnie said.</w:t>
+      </w:r>
+    </w:p>
+    <w:p>
+      <w:pPr>
+        <w:rPr>
+          <w:lang w:val="en-CA"/>
+        </w:rPr>
+      </w:pPr>
+      <w:r>
+        <w:rPr>
+          <w:lang w:val="en-CA"/>
+        </w:rPr>
+        <w:t>“You got dog breath?” Gilbert asked, surprised.</w:t>
+      </w:r>
+    </w:p>
+    <w:p>
+      <w:pPr>
+        <w:rPr>
+          <w:lang w:val="en-CA"/>
+        </w:rPr>
+      </w:pPr>
+      <w:r>
+        <w:rPr>
+          <w:lang w:val="en-CA"/>
+        </w:rPr>
+        <w:t>I giggled and said, “I think they are joking.”</w:t>
+      </w:r>
+    </w:p>
+    <w:p>
+      <w:pPr>
+        <w:rPr>
+          <w:lang w:val="en-CA"/>
+        </w:rPr>
+      </w:pPr>
+      <w:r>
+        <w:rPr>
+          <w:lang w:val="en-CA"/>
+        </w:rPr>
+        <w:t>“All these jokes and no one laughs,” Vinnie said. “It’s kind of sad.”</w:t>
+      </w:r>
+    </w:p>
+    <w:p>
+      <w:pPr>
+        <w:rPr>
+          <w:lang w:val="en-CA"/>
+        </w:rPr>
+      </w:pPr>
+      <w:r>
+        <w:rPr>
+          <w:lang w:val="en-CA"/>
+        </w:rPr>
+        <w:t xml:space="preserve">“So what’s next?” Luke asked. </w:t>
+      </w:r>
+      <w:proofErr w:type="gramStart"/>
+      <w:r>
+        <w:rPr>
+          <w:lang w:val="en-CA"/>
+        </w:rPr>
+        <w:t>“So little money, so many things to buy.”</w:t>
+      </w:r>
+      <w:proofErr w:type="gramEnd"/>
+    </w:p>
+    <w:p>
+      <w:pPr>
+        <w:rPr>
+          <w:lang w:val="en-CA"/>
+        </w:rPr>
+      </w:pPr>
+      <w:r>
+        <w:rPr>
+          <w:lang w:val="en-CA"/>
+        </w:rPr>
+        <w:t>“All right, let’s go,” Gilbert said.</w:t>
+      </w:r>
+    </w:p>
+    <w:p>
+      <w:pPr>
+        <w:rPr>
+          <w:lang w:val="en-CA"/>
+        </w:rPr>
+      </w:pPr>
+      <w:r>
+        <w:rPr>
+          <w:lang w:val="en-CA"/>
+        </w:rPr>
+        <w:t>The next hoard of monsters was crabs. This time Strawberry fought. As before, they were swarming. They weren’t particularly strong being lesser monsters. Unfortunately, what they lost in individual strength they made up in numbers.</w:t>
+      </w:r>
+    </w:p>
+    <w:p>
+      <w:pPr>
+        <w:rPr>
+          <w:lang w:val="en-CA"/>
+        </w:rPr>
+      </w:pPr>
+      <w:r>
+        <w:rPr>
+          <w:lang w:val="en-CA"/>
+        </w:rPr>
+        <w:t>In addition to the usual monster cores and coins, we also got crab meat.</w:t>
+      </w:r>
+    </w:p>
+    <w:p>
+      <w:pPr>
+        <w:rPr>
+          <w:lang w:val="en-CA"/>
+        </w:rPr>
+      </w:pPr>
+      <w:r>
+        <w:rPr>
+          <w:lang w:val="en-CA"/>
+        </w:rPr>
+        <w:t>The next group was about the same in terms of strength. However, I was never in real danger. So what was the point of all this.</w:t>
+      </w:r>
+    </w:p>
+    <w:p>
+      <w:pPr>
+        <w:rPr>
+          <w:lang w:val="en-CA"/>
+        </w:rPr>
+      </w:pPr>
+      <w:r>
+        <w:rPr>
+          <w:lang w:val="en-CA"/>
+        </w:rPr>
+        <w:t>Then I looked at Luke. He tried to hide it with his usual jokes, but I could see that he was exhausted.</w:t>
+      </w:r>
+    </w:p>
+    <w:p>
+      <w:pPr>
+        <w:rPr>
+          <w:lang w:val="en-CA"/>
+        </w:rPr>
+      </w:pPr>
+      <w:r>
+        <w:rPr>
+          <w:lang w:val="en-CA"/>
+        </w:rPr>
+        <w:t xml:space="preserve">I knew that both Strawberry and Vinnie were fighting. Was Luke also sharing in their exhaustion? I didn’t understand his power. At times they seemed like completely people, but other times they seemed to mess up and I could see he was </w:t>
+      </w:r>
+      <w:r>
+        <w:rPr>
+          <w:lang w:val="en-CA"/>
+        </w:rPr>
+        <w:t>puppeting</w:t>
+      </w:r>
+      <w:r>
+        <w:rPr>
+          <w:lang w:val="en-CA"/>
+        </w:rPr>
+        <w:t xml:space="preserve"> them.</w:t>
+      </w:r>
+    </w:p>
+    <w:p>
+      <w:pPr>
+        <w:rPr>
+          <w:lang w:val="en-CA"/>
+        </w:rPr>
+      </w:pPr>
+      <w:r>
+        <w:rPr>
+          <w:lang w:val="en-CA"/>
+        </w:rPr>
+        <w:t>Also, when fighting he had to sleep so he could devote his full attention to his summons. Then, I noticed that the two never talked at the same time.</w:t>
+      </w:r>
+    </w:p>
+    <w:p>
+      <w:pPr>
+        <w:rPr>
+          <w:lang w:val="en-CA"/>
+        </w:rPr>
+      </w:pPr>
+      <w:r>
+        <w:rPr>
+          <w:lang w:val="en-CA"/>
+        </w:rPr>
+        <w:lastRenderedPageBreak/>
+        <w:t>Split mind was amazing, but it was still weak.</w:t>
+      </w:r>
+    </w:p>
+    <w:p>
+      <w:pPr>
+        <w:rPr>
+          <w:lang w:val="en-CA"/>
+        </w:rPr>
+      </w:pPr>
+      <w:r>
+        <w:rPr>
+          <w:lang w:val="en-CA"/>
+        </w:rPr>
+        <w:t>In the end I concluded these fights were more for Luke than me. Only actual combat would work for him. Gilbert was certainly more observant than I gave him credit for.</w:t>
+      </w:r>
+    </w:p>
+    <w:p>
+      <w:pPr>
+        <w:rPr>
+          <w:lang w:val="en-CA"/>
+        </w:rPr>
+      </w:pPr>
+      <w:r>
+        <w:rPr>
+          <w:lang w:val="en-CA"/>
+        </w:rPr>
+        <w:t>As evening came Gilbert put a stop to the training and asked, “What did you learn today?”</w:t>
+      </w:r>
+    </w:p>
+    <w:p>
+      <w:pPr>
+        <w:rPr>
+          <w:lang w:val="en-CA"/>
+        </w:rPr>
+      </w:pPr>
+      <w:r>
+        <w:rPr>
+          <w:lang w:val="en-CA"/>
+        </w:rPr>
+        <w:t>“My understanding of Theatre is improving,” Luke said. “Its purpose is to support and orchestrate the powers people under me use.</w:t>
+      </w:r>
+    </w:p>
+    <w:p>
+      <w:pPr>
+        <w:rPr>
+          <w:lang w:val="en-CA"/>
+        </w:rPr>
+      </w:pPr>
+      <w:r>
+        <w:rPr>
+          <w:lang w:val="en-CA"/>
+        </w:rPr>
+        <w:t>“Vinnie and Strawberry do a good job training my powers.</w:t>
+      </w:r>
+    </w:p>
+    <w:p>
+      <w:pPr>
+        <w:rPr>
+          <w:lang w:val="en-CA"/>
+        </w:rPr>
+      </w:pPr>
+      <w:r>
+        <w:rPr>
+          <w:lang w:val="en-CA"/>
+        </w:rPr>
+        <w:t>“I really need combat spells. Also, I don’t know what is possible when it comes to magic.”</w:t>
+      </w:r>
+    </w:p>
+    <w:p>
+      <w:pPr>
+        <w:rPr>
+          <w:lang w:val="en-CA"/>
+        </w:rPr>
+      </w:pPr>
+      <w:proofErr w:type="gramStart"/>
+      <w:r>
+        <w:rPr>
+          <w:lang w:val="en-CA"/>
+        </w:rPr>
+        <w:t>“How about you Susie?”</w:t>
+      </w:r>
+      <w:proofErr w:type="gramEnd"/>
+      <w:r>
+        <w:rPr>
+          <w:lang w:val="en-CA"/>
+        </w:rPr>
+        <w:t xml:space="preserve"> Gilbert asked.</w:t>
+      </w:r>
+    </w:p>
+    <w:p>
+      <w:pPr>
+        <w:rPr>
+          <w:lang w:val="en-CA"/>
+        </w:rPr>
+      </w:pPr>
+      <w:r>
+        <w:rPr>
+          <w:lang w:val="en-CA"/>
+        </w:rPr>
+        <w:t>“We have only gone after lesser monsters until now,” Susie said. “I haven’t seen any real problems yet.</w:t>
+      </w:r>
     </w:p>
     <w:p>
       <w:pPr>
@@ -23834,7 +24210,7 @@
             <w:rPr>
               <w:noProof/>
             </w:rPr>
-            <w:t>118</w:t>
+            <w:t>120</w:t>
           </w:r>
         </w:fldSimple>
       </w:p>
@@ -23864,7 +24240,7 @@
             <w:rPr>
               <w:noProof/>
             </w:rPr>
-            <w:t>119</w:t>
+            <w:t>121</w:t>
           </w:r>
         </w:fldSimple>
       </w:p>
@@ -24017,7 +24393,7 @@
         <v:path o:extrusionok="f" gradientshapeok="t" o:connecttype="rect"/>
         <o:lock v:ext="edit" aspectratio="t"/>
       </v:shapetype>
-      <v:shape id="_x0000_i1753" type="#_x0000_t75" style="width:3in;height:3in;visibility:visible" o:bullet="t">
+      <v:shape id="_x0000_i2016" type="#_x0000_t75" style="width:3in;height:3in;visibility:visible" o:bullet="t">
         <v:imagedata r:id="rId1" o:title="MC900065312[1]"/>
       </v:shape>
     </w:pict>
@@ -29847,7 +30223,7 @@
 </file>
 
 <file path=customXml/itemProps1.xml><?xml version="1.0" encoding="utf-8"?>
-<ds:datastoreItem xmlns:ds="http://schemas.openxmlformats.org/officeDocument/2006/customXml" ds:itemID="{0F63824C-28B1-4ACF-9F8B-2AD5270D4B0F}">
+<ds:datastoreItem xmlns:ds="http://schemas.openxmlformats.org/officeDocument/2006/customXml" ds:itemID="{6B69ECD3-3E3C-43E3-8425-0896584A46BB}">
   <ds:schemaRefs>
     <ds:schemaRef ds:uri="http://schemas.openxmlformats.org/officeDocument/2006/bibliography"/>
   </ds:schemaRefs>

--- a/Books/RPG_Books/TheWonderManAndHisLovelyAssistant/Book_TheWonderManAndHisLovelyAssistant.docx
+++ b/Books/RPG_Books/TheWonderManAndHisLovelyAssistant/Book_TheWonderManAndHisLovelyAssistant.docx
@@ -142,7 +142,7 @@
       <w:r>
         <w:fldChar w:fldCharType="separate"/>
       </w:r>
-      <w:hyperlink w:anchor="_Toc242871981" w:history="1">
+      <w:hyperlink w:anchor="_Toc243134231" w:history="1">
         <w:r>
           <w:rPr>
             <w:rStyle w:val="Hyperlink"/>
@@ -169,7 +169,7 @@
             <w:noProof/>
             <w:webHidden/>
           </w:rPr>
-          <w:instrText xml:space="preserve"> PAGEREF _Toc242871981 \h </w:instrText>
+          <w:instrText xml:space="preserve"> PAGEREF _Toc243134231 \h </w:instrText>
         </w:r>
         <w:r>
           <w:rPr>
@@ -209,7 +209,7 @@
           <w:sz w:val="22"/>
         </w:rPr>
       </w:pPr>
-      <w:hyperlink w:anchor="_Toc242871982" w:history="1">
+      <w:hyperlink w:anchor="_Toc243134232" w:history="1">
         <w:r>
           <w:rPr>
             <w:rStyle w:val="Hyperlink"/>
@@ -236,7 +236,7 @@
             <w:noProof/>
             <w:webHidden/>
           </w:rPr>
-          <w:instrText xml:space="preserve"> PAGEREF _Toc242871982 \h </w:instrText>
+          <w:instrText xml:space="preserve"> PAGEREF _Toc243134232 \h </w:instrText>
         </w:r>
         <w:r>
           <w:rPr>
@@ -276,7 +276,7 @@
           <w:sz w:val="22"/>
         </w:rPr>
       </w:pPr>
-      <w:hyperlink w:anchor="_Toc242871983" w:history="1">
+      <w:hyperlink w:anchor="_Toc243134233" w:history="1">
         <w:r>
           <w:rPr>
             <w:rStyle w:val="Hyperlink"/>
@@ -303,7 +303,7 @@
             <w:noProof/>
             <w:webHidden/>
           </w:rPr>
-          <w:instrText xml:space="preserve"> PAGEREF _Toc242871983 \h </w:instrText>
+          <w:instrText xml:space="preserve"> PAGEREF _Toc243134233 \h </w:instrText>
         </w:r>
         <w:r>
           <w:rPr>
@@ -343,7 +343,7 @@
           <w:sz w:val="22"/>
         </w:rPr>
       </w:pPr>
-      <w:hyperlink w:anchor="_Toc242871984" w:history="1">
+      <w:hyperlink w:anchor="_Toc243134234" w:history="1">
         <w:r>
           <w:rPr>
             <w:rStyle w:val="Hyperlink"/>
@@ -371,7 +371,7 @@
             <w:noProof/>
             <w:webHidden/>
           </w:rPr>
-          <w:instrText xml:space="preserve"> PAGEREF _Toc242871984 \h </w:instrText>
+          <w:instrText xml:space="preserve"> PAGEREF _Toc243134234 \h </w:instrText>
         </w:r>
         <w:r>
           <w:rPr>
@@ -411,7 +411,7 @@
           <w:sz w:val="22"/>
         </w:rPr>
       </w:pPr>
-      <w:hyperlink w:anchor="_Toc242871985" w:history="1">
+      <w:hyperlink w:anchor="_Toc243134235" w:history="1">
         <w:r>
           <w:rPr>
             <w:rStyle w:val="Hyperlink"/>
@@ -439,7 +439,7 @@
             <w:noProof/>
             <w:webHidden/>
           </w:rPr>
-          <w:instrText xml:space="preserve"> PAGEREF _Toc242871985 \h </w:instrText>
+          <w:instrText xml:space="preserve"> PAGEREF _Toc243134235 \h </w:instrText>
         </w:r>
         <w:r>
           <w:rPr>
@@ -479,7 +479,7 @@
           <w:sz w:val="22"/>
         </w:rPr>
       </w:pPr>
-      <w:hyperlink w:anchor="_Toc242871986" w:history="1">
+      <w:hyperlink w:anchor="_Toc243134236" w:history="1">
         <w:r>
           <w:rPr>
             <w:rStyle w:val="Hyperlink"/>
@@ -507,7 +507,7 @@
             <w:noProof/>
             <w:webHidden/>
           </w:rPr>
-          <w:instrText xml:space="preserve"> PAGEREF _Toc242871986 \h </w:instrText>
+          <w:instrText xml:space="preserve"> PAGEREF _Toc243134236 \h </w:instrText>
         </w:r>
         <w:r>
           <w:rPr>
@@ -547,7 +547,7 @@
           <w:sz w:val="22"/>
         </w:rPr>
       </w:pPr>
-      <w:hyperlink w:anchor="_Toc242871987" w:history="1">
+      <w:hyperlink w:anchor="_Toc243134237" w:history="1">
         <w:r>
           <w:rPr>
             <w:rStyle w:val="Hyperlink"/>
@@ -575,7 +575,7 @@
             <w:noProof/>
             <w:webHidden/>
           </w:rPr>
-          <w:instrText xml:space="preserve"> PAGEREF _Toc242871987 \h </w:instrText>
+          <w:instrText xml:space="preserve"> PAGEREF _Toc243134237 \h </w:instrText>
         </w:r>
         <w:r>
           <w:rPr>
@@ -608,6 +608,74 @@
     </w:p>
     <w:p>
       <w:pPr>
+        <w:pStyle w:val="TOC2"/>
+        <w:rPr>
+          <w:rFonts w:asciiTheme="minorHAnsi" w:eastAsiaTheme="minorEastAsia" w:hAnsiTheme="minorHAnsi" w:cstheme="minorBidi"/>
+          <w:noProof/>
+          <w:sz w:val="22"/>
+        </w:rPr>
+      </w:pPr>
+      <w:hyperlink w:anchor="_Toc243134238" w:history="1">
+        <w:r>
+          <w:rPr>
+            <w:rStyle w:val="Hyperlink"/>
+            <w:noProof/>
+            <w:lang w:val="en-CA"/>
+          </w:rPr>
+          <w:t>The First Hunt</w:t>
+        </w:r>
+        <w:r>
+          <w:rPr>
+            <w:noProof/>
+            <w:webHidden/>
+          </w:rPr>
+          <w:tab/>
+        </w:r>
+        <w:r>
+          <w:rPr>
+            <w:noProof/>
+            <w:webHidden/>
+          </w:rPr>
+          <w:fldChar w:fldCharType="begin"/>
+        </w:r>
+        <w:r>
+          <w:rPr>
+            <w:noProof/>
+            <w:webHidden/>
+          </w:rPr>
+          <w:instrText xml:space="preserve"> PAGEREF _Toc243134238 \h </w:instrText>
+        </w:r>
+        <w:r>
+          <w:rPr>
+            <w:noProof/>
+            <w:webHidden/>
+          </w:rPr>
+        </w:r>
+        <w:r>
+          <w:rPr>
+            <w:noProof/>
+            <w:webHidden/>
+          </w:rPr>
+          <w:fldChar w:fldCharType="separate"/>
+        </w:r>
+        <w:r>
+          <w:rPr>
+            <w:noProof/>
+            <w:webHidden/>
+          </w:rPr>
+          <w:t>115</w:t>
+        </w:r>
+        <w:r>
+          <w:rPr>
+            <w:noProof/>
+            <w:webHidden/>
+          </w:rPr>
+          <w:fldChar w:fldCharType="end"/>
+        </w:r>
+      </w:hyperlink>
+    </w:p>
+    <w:p>
+      <w:pPr>
         <w:jc w:val="left"/>
       </w:pPr>
       <w:r>
@@ -640,7 +708,7 @@
       <w:pPr>
         <w:pStyle w:val="H2"/>
       </w:pPr>
-      <w:bookmarkStart w:id="0" w:name="_Toc242871981"/>
+      <w:bookmarkStart w:id="0" w:name="_Toc243134231"/>
       <w:r>
         <w:lastRenderedPageBreak/>
         <w:t>Good Bye Old World</w:t>
@@ -1629,7 +1697,7 @@
       <w:pPr>
         <w:pStyle w:val="H2"/>
       </w:pPr>
-      <w:bookmarkStart w:id="1" w:name="_Toc242871982"/>
+      <w:bookmarkStart w:id="1" w:name="_Toc243134232"/>
       <w:r>
         <w:lastRenderedPageBreak/>
         <w:t>A new World, A new Life</w:t>
@@ -3492,7 +3560,7 @@
       <w:pPr>
         <w:pStyle w:val="H2"/>
       </w:pPr>
-      <w:bookmarkStart w:id="2" w:name="_Toc242871983"/>
+      <w:bookmarkStart w:id="2" w:name="_Toc243134233"/>
       <w:r>
         <w:lastRenderedPageBreak/>
         <w:t>Training</w:t>
@@ -5158,7 +5226,7 @@
           <w:lang w:val="en-CA"/>
         </w:rPr>
       </w:pPr>
-      <w:bookmarkStart w:id="3" w:name="_Toc242871984"/>
+      <w:bookmarkStart w:id="3" w:name="_Toc243134234"/>
       <w:r>
         <w:rPr>
           <w:lang w:val="en-CA"/>
@@ -12025,32 +12093,85 @@
         <w:rPr>
           <w:lang w:val="en-CA"/>
         </w:rPr>
-        <w:t xml:space="preserve">Graham arrived and said, “Here are the stones. I have a Light based perception skill for Susie and a </w:t>
-      </w:r>
-      <w:r>
-        <w:rPr>
-          <w:lang w:val="en-CA"/>
-        </w:rPr>
-        <w:t xml:space="preserve">common type Aura </w:t>
-      </w:r>
-      <w:r>
-        <w:rPr>
-          <w:lang w:val="en-CA"/>
-        </w:rPr>
-        <w:t>skill for Luke.”</w:t>
-      </w:r>
-    </w:p>
-    <w:p>
-      <w:pPr>
-        <w:rPr>
-          <w:lang w:val="en-CA"/>
-        </w:rPr>
-      </w:pPr>
-      <w:r>
-        <w:rPr>
-          <w:lang w:val="en-CA"/>
-        </w:rPr>
-        <w:t>I took my stone and my hand glowed, showing my bones like and x-ray. Luke took his stone and his hand glowed like a stage show.</w:t>
+        <w:t xml:space="preserve">Graham arrived and said, “Here are the stones. I have </w:t>
+      </w:r>
+      <w:r>
+        <w:rPr>
+          <w:lang w:val="en-CA"/>
+        </w:rPr>
+        <w:t xml:space="preserve">the </w:t>
+      </w:r>
+      <w:r>
+        <w:rPr>
+          <w:b/>
+          <w:lang w:val="en-CA"/>
+        </w:rPr>
+        <w:t>Awakening Stone of Guiding Light</w:t>
+      </w:r>
+      <w:r>
+        <w:rPr>
+          <w:lang w:val="en-CA"/>
+        </w:rPr>
+        <w:t xml:space="preserve"> for Susie and </w:t>
+      </w:r>
+      <w:r>
+        <w:rPr>
+          <w:lang w:val="en-CA"/>
+        </w:rPr>
+        <w:t xml:space="preserve">the </w:t>
+      </w:r>
+      <w:r>
+        <w:rPr>
+          <w:b/>
+          <w:lang w:val="en-CA"/>
+        </w:rPr>
+        <w:t>Awakening Stone of Wonder</w:t>
+      </w:r>
+      <w:r>
+        <w:rPr>
+          <w:b/>
+          <w:lang w:val="en-CA"/>
+        </w:rPr>
+        <w:t xml:space="preserve"> </w:t>
+      </w:r>
+      <w:r>
+        <w:rPr>
+          <w:lang w:val="en-CA"/>
+        </w:rPr>
+        <w:t>for Luke.”</w:t>
+      </w:r>
+    </w:p>
+    <w:p>
+      <w:pPr>
+        <w:rPr>
+          <w:lang w:val="en-CA"/>
+        </w:rPr>
+      </w:pPr>
+      <w:r>
+        <w:rPr>
+          <w:lang w:val="en-CA"/>
+        </w:rPr>
+        <w:t>Where the hell did he get those stones? I wondered. They didn’t seem cheap.</w:t>
+      </w:r>
+    </w:p>
+    <w:p>
+      <w:pPr>
+        <w:rPr>
+          <w:lang w:val="en-CA"/>
+        </w:rPr>
+      </w:pPr>
+      <w:r>
+        <w:rPr>
+          <w:lang w:val="en-CA"/>
+        </w:rPr>
+        <w:lastRenderedPageBreak/>
+        <w:t>I decided to leave that mystery for another time and absorbed the stone. M</w:t>
+      </w:r>
+      <w:r>
+        <w:rPr>
+          <w:lang w:val="en-CA"/>
+        </w:rPr>
+        <w:t>y hand glowed, showing my bones like and x-ray. Luke took his stone and his hand glowed like a stage show.</w:t>
       </w:r>
     </w:p>
     <w:p>
@@ -12082,7 +12203,6 @@
         <w:rPr>
           <w:lang w:val="en-CA"/>
         </w:rPr>
-        <w:lastRenderedPageBreak/>
         <w:t>“I got an ability called Keen Sight,” I said.</w:t>
       </w:r>
     </w:p>
@@ -12103,46 +12223,7 @@
         <w:t xml:space="preserve">: </w:t>
       </w:r>
       <w:r>
-        <w:t>Keen sight – Allows sharp vision even at a distance</w:t>
-      </w:r>
-    </w:p>
-    <w:p>
-      <w:pPr>
-        <w:rPr>
-          <w:lang w:val="en-CA"/>
-        </w:rPr>
-      </w:pPr>
-      <w:r>
-        <w:rPr>
-          <w:lang w:val="en-CA"/>
-        </w:rPr>
-        <w:t>“I got an aura ability called Theatre,” Luke said. “Damn, I think my subconscious is trying to turn me into a stage magician.</w:t>
-      </w:r>
-      <w:r>
-        <w:rPr>
-          <w:lang w:val="en-CA"/>
-        </w:rPr>
-        <w:t>”</w:t>
-      </w:r>
-    </w:p>
-    <w:p>
-      <w:pPr>
-        <w:pStyle w:val="Stats"/>
-      </w:pPr>
-      <w:r>
-        <w:t>[</w:t>
-      </w:r>
-      <w:r>
-        <w:t>Wonder</w:t>
-      </w:r>
-      <w:r>
-        <w:t>]</w:t>
-      </w:r>
-      <w:r>
-        <w:t xml:space="preserve">: </w:t>
-      </w:r>
-      <w:r>
-        <w:t>Theatre</w:t>
+        <w:t>Keen sight</w:t>
       </w:r>
     </w:p>
     <w:p>
@@ -12154,7 +12235,7 @@
         </w:numPr>
       </w:pPr>
       <w:r>
-        <w:t>Amplifies the aura effects of cast members on audience</w:t>
+        <w:t>Allows sharp vision even at a distance</w:t>
       </w:r>
     </w:p>
     <w:p>
@@ -12166,7 +12247,46 @@
         </w:numPr>
       </w:pPr>
       <w:r>
-        <w:t>Amplifies the essence effect of cast members on audience</w:t>
+        <w:t>Limited ability to see through obscuring mist</w:t>
+      </w:r>
+    </w:p>
+    <w:p>
+      <w:pPr>
+        <w:rPr>
+          <w:lang w:val="en-CA"/>
+        </w:rPr>
+      </w:pPr>
+      <w:r>
+        <w:rPr>
+          <w:lang w:val="en-CA"/>
+        </w:rPr>
+        <w:t>“I got an aura ability called Theatre,” Luke said. “Damn, I think my subconscious is trying to turn me into a stage magician.</w:t>
+      </w:r>
+      <w:r>
+        <w:rPr>
+          <w:lang w:val="en-CA"/>
+        </w:rPr>
+        <w:t>”</w:t>
+      </w:r>
+    </w:p>
+    <w:p>
+      <w:pPr>
+        <w:pStyle w:val="Stats"/>
+      </w:pPr>
+      <w:r>
+        <w:t>[</w:t>
+      </w:r>
+      <w:r>
+        <w:t>Wonder</w:t>
+      </w:r>
+      <w:r>
+        <w:t>]</w:t>
+      </w:r>
+      <w:r>
+        <w:t xml:space="preserve">: </w:t>
+      </w:r>
+      <w:r>
+        <w:t>Theatre</w:t>
       </w:r>
     </w:p>
     <w:p>
@@ -12178,7 +12298,7 @@
         </w:numPr>
       </w:pPr>
       <w:r>
-        <w:t>Effects amplified with audience engagement</w:t>
+        <w:t>Amplifies the aura effects of cast members on audience</w:t>
       </w:r>
     </w:p>
     <w:p>
@@ -12190,6 +12310,30 @@
         </w:numPr>
       </w:pPr>
       <w:r>
+        <w:t>Amplifies the essence effect of cast members on audience</w:t>
+      </w:r>
+    </w:p>
+    <w:p>
+      <w:pPr>
+        <w:pStyle w:val="Stats"/>
+        <w:numPr>
+          <w:ilvl w:val="0"/>
+          <w:numId w:val="37"/>
+        </w:numPr>
+      </w:pPr>
+      <w:r>
+        <w:t>Effects amplified with audience engagement</w:t>
+      </w:r>
+    </w:p>
+    <w:p>
+      <w:pPr>
+        <w:pStyle w:val="Stats"/>
+        <w:numPr>
+          <w:ilvl w:val="0"/>
+          <w:numId w:val="37"/>
+        </w:numPr>
+      </w:pPr>
+      <w:r>
         <w:t>Ability cannot be shared</w:t>
       </w:r>
     </w:p>
@@ -12234,6 +12378,12 @@
         <w:rPr>
           <w:lang w:val="en-CA"/>
         </w:rPr>
+        <w:t>ed</w:t>
+      </w:r>
+      <w:r>
+        <w:rPr>
+          <w:lang w:val="en-CA"/>
+        </w:rPr>
         <w:t xml:space="preserve"> the real thing, not illusions.</w:t>
       </w:r>
     </w:p>
@@ -12324,6 +12474,7 @@
         <w:rPr>
           <w:lang w:val="en-CA"/>
         </w:rPr>
+        <w:lastRenderedPageBreak/>
         <w:t xml:space="preserve">“That’s so </w:t>
       </w:r>
       <w:r>
@@ -12362,185 +12513,975 @@
         <w:rPr>
           <w:lang w:val="en-CA"/>
         </w:rPr>
+        <w:t>“I’m sure they will say yes when they see you,” I said happily.</w:t>
+      </w:r>
+    </w:p>
+    <w:p>
+      <w:pPr>
+        <w:rPr>
+          <w:lang w:val="en-CA"/>
+        </w:rPr>
+      </w:pPr>
+      <w:r>
+        <w:rPr>
+          <w:lang w:val="en-CA"/>
+        </w:rPr>
+        <w:t>“If that’s all, then we should leave,” Gilbert said.</w:t>
+      </w:r>
+    </w:p>
+    <w:p>
+      <w:r>
+        <w:rPr>
+          <w:lang w:val="en-CA"/>
+        </w:rPr>
+        <w:t xml:space="preserve">“Before you go, I have a skill book on </w:t>
+      </w:r>
+      <w:r>
+        <w:rPr>
+          <w:lang w:val="en-CA"/>
+        </w:rPr>
+        <w:t>Ritual Magic</w:t>
+      </w:r>
+      <w:r>
+        <w:t xml:space="preserve"> for you</w:t>
+      </w:r>
+      <w:r>
+        <w:t xml:space="preserve">," Graham said. “I also have a book on everyday magic so </w:t>
+      </w:r>
+      <w:r>
+        <w:t>you</w:t>
+      </w:r>
+      <w:r>
+        <w:t xml:space="preserve"> can start training.</w:t>
+      </w:r>
+      <w:r>
+        <w:t>”</w:t>
+      </w:r>
+    </w:p>
+    <w:p>
+      <w:r>
+        <w:t>“Thank you Mr. Graham,” Luke said and accepted the books.</w:t>
+      </w:r>
+      <w:r>
+        <w:t xml:space="preserve"> “Will this help me with summoning anything?”</w:t>
+      </w:r>
+    </w:p>
+    <w:p>
+      <w:r>
+        <w:t>“You have a summoning ability?” Graham asked.</w:t>
+      </w:r>
+    </w:p>
+    <w:p>
+      <w:r>
+        <w:t>“Let’s just say, the ability I didn’t want to share is related to summoning,” Luke said.</w:t>
+      </w:r>
+    </w:p>
+    <w:p>
+      <w:r>
+        <w:t>“Tell me and I’ll give you one for free,” Graham said eagerly.</w:t>
+      </w:r>
+    </w:p>
+    <w:p>
+      <w:r>
+        <w:t>“Sorry,” Luke said as his face turned red.</w:t>
+      </w:r>
+    </w:p>
+    <w:p>
+      <w:pPr>
+        <w:rPr>
+          <w:lang w:val="en-CA"/>
+        </w:rPr>
+      </w:pPr>
+      <w:r>
+        <w:rPr>
+          <w:lang w:val="en-CA"/>
+        </w:rPr>
+        <w:t>“My existing budget should cover that,” Gilbert said.</w:t>
+      </w:r>
+    </w:p>
+    <w:p>
+      <w:pPr>
+        <w:rPr>
+          <w:lang w:val="en-CA"/>
+        </w:rPr>
+      </w:pPr>
+      <w:r>
+        <w:rPr>
+          <w:lang w:val="en-CA"/>
+        </w:rPr>
+        <w:t>“You’re no fun,” Graham said. “I’ll get it.”</w:t>
+      </w:r>
+    </w:p>
+    <w:p>
+      <w:pPr>
+        <w:rPr>
+          <w:lang w:val="en-CA"/>
+        </w:rPr>
+      </w:pPr>
+      <w:r>
+        <w:rPr>
+          <w:lang w:val="en-CA"/>
+        </w:rPr>
+        <w:t>Gilbert returned with a new book for Luke.</w:t>
+      </w:r>
+    </w:p>
+    <w:p>
+      <w:pPr>
+        <w:rPr>
+          <w:lang w:val="en-CA"/>
+        </w:rPr>
+      </w:pPr>
+      <w:r>
+        <w:rPr>
+          <w:lang w:val="en-CA"/>
+        </w:rPr>
+        <w:t xml:space="preserve">“Use </w:t>
+      </w:r>
+      <w:r>
+        <w:rPr>
+          <w:lang w:val="en-CA"/>
+        </w:rPr>
+        <w:t>your book</w:t>
+      </w:r>
+      <w:r>
+        <w:rPr>
+          <w:lang w:val="en-CA"/>
+        </w:rPr>
+        <w:t xml:space="preserve"> before you go to sleep,” Gilbert said.</w:t>
+      </w:r>
+    </w:p>
+    <w:p>
+      <w:pPr>
+        <w:rPr>
+          <w:lang w:val="en-CA"/>
+        </w:rPr>
+      </w:pPr>
+      <w:r>
+        <w:rPr>
+          <w:lang w:val="en-CA"/>
+        </w:rPr>
+        <w:t>“See you later Graham. Okay, then let’s go,” Gilbert said and we followed. He paused and then turned to us, holding stacks of Iron coins in his hands.</w:t>
+      </w:r>
+    </w:p>
+    <w:p>
+      <w:pPr>
+        <w:rPr>
+          <w:lang w:val="en-CA"/>
+        </w:rPr>
+      </w:pPr>
+      <w:r>
+        <w:rPr>
+          <w:lang w:val="en-CA"/>
+        </w:rPr>
+        <w:t>“What is this for?” Luke asked and took his coins.</w:t>
+      </w:r>
+    </w:p>
+    <w:p>
+      <w:pPr>
+        <w:rPr>
+          <w:lang w:val="en-CA"/>
+        </w:rPr>
+      </w:pPr>
+      <w:r>
+        <w:rPr>
+          <w:lang w:val="en-CA"/>
+        </w:rPr>
         <w:lastRenderedPageBreak/>
-        <w:t>“I’m sure they will say yes when they see you,” I said happily.</w:t>
-      </w:r>
-    </w:p>
-    <w:p>
-      <w:pPr>
-        <w:rPr>
-          <w:lang w:val="en-CA"/>
-        </w:rPr>
-      </w:pPr>
-      <w:r>
-        <w:rPr>
-          <w:lang w:val="en-CA"/>
-        </w:rPr>
-        <w:t>“If that’s all, then we should leave,” Gilbert said.</w:t>
-      </w:r>
-    </w:p>
-    <w:p>
-      <w:r>
-        <w:rPr>
-          <w:lang w:val="en-CA"/>
-        </w:rPr>
-        <w:t xml:space="preserve">“Before you go, I have a skill book on </w:t>
-      </w:r>
-      <w:r>
-        <w:rPr>
-          <w:lang w:val="en-CA"/>
-        </w:rPr>
-        <w:t>Ritual Magic</w:t>
-      </w:r>
-      <w:r>
-        <w:t xml:space="preserve"> for you</w:t>
-      </w:r>
-      <w:r>
-        <w:t xml:space="preserve">," Graham said. “I also have a book on everyday magic so </w:t>
-      </w:r>
-      <w:r>
-        <w:t>you</w:t>
-      </w:r>
-      <w:r>
-        <w:t xml:space="preserve"> can start training.</w:t>
-      </w:r>
-      <w:r>
+        <w:t>“Us essence users don’t require food,” Gilbert said. “Instead we can live on spirit coins. Just pop one into your mouth when you feel hungry. Try one now.”</w:t>
+      </w:r>
+    </w:p>
+    <w:p>
+      <w:pPr>
+        <w:rPr>
+          <w:lang w:val="en-CA"/>
+        </w:rPr>
+      </w:pPr>
+      <w:r>
+        <w:rPr>
+          <w:lang w:val="en-CA"/>
+        </w:rPr>
+        <w:t>“As long as we don’t poop coins, or break a tooth,” Luke said and popped one into his mouth.</w:t>
+      </w:r>
+    </w:p>
+    <w:p>
+      <w:pPr>
+        <w:rPr>
+          <w:lang w:val="en-CA"/>
+        </w:rPr>
+      </w:pPr>
+      <w:r>
+        <w:rPr>
+          <w:lang w:val="en-CA"/>
+        </w:rPr>
+        <w:t>“Essence users don’t poop, even when eating regular food,” Gilbert said.</w:t>
+      </w:r>
+    </w:p>
+    <w:p>
+      <w:pPr>
+        <w:rPr>
+          <w:lang w:val="en-CA"/>
+        </w:rPr>
+      </w:pPr>
+      <w:r>
+        <w:rPr>
+          <w:lang w:val="en-CA"/>
+        </w:rPr>
+        <w:t>“That’s convenient,” Luke said. “However, you don’t understand the joy of a good poop.”</w:t>
+      </w:r>
+    </w:p>
+    <w:p>
+      <w:pPr>
+        <w:rPr>
+          <w:lang w:val="en-CA"/>
+        </w:rPr>
+      </w:pPr>
+      <w:r>
+        <w:rPr>
+          <w:lang w:val="en-CA"/>
+        </w:rPr>
+        <w:t>I put my money away and popped one into my mouth. It dissolved in my mouth, making me feel full and refreshed.</w:t>
+      </w:r>
+    </w:p>
+    <w:p>
+      <w:pPr>
+        <w:rPr>
+          <w:lang w:val="en-CA"/>
+        </w:rPr>
+      </w:pPr>
+      <w:r>
+        <w:rPr>
+          <w:lang w:val="en-CA"/>
+        </w:rPr>
+        <w:t>Luke frowned and said, “We eat money. How odd. Then again, we use money to get food, so it’s not so odd. Tastes oddly tingly but refreshing…</w:t>
+      </w:r>
+    </w:p>
+    <w:p>
+      <w:pPr>
+        <w:rPr>
+          <w:lang w:val="en-CA"/>
+        </w:rPr>
+      </w:pPr>
+      <w:r>
+        <w:rPr>
+          <w:lang w:val="en-CA"/>
+        </w:rPr>
+        <w:t>“Also, will an essence user get fat if they eat too many?”</w:t>
+      </w:r>
+    </w:p>
+    <w:p>
+      <w:pPr>
+        <w:rPr>
+          <w:lang w:val="en-CA"/>
+        </w:rPr>
+      </w:pPr>
+      <w:r>
+        <w:rPr>
+          <w:lang w:val="en-CA"/>
+        </w:rPr>
+        <w:t>“I don’t know,” Gilbert said. “I don’t know anyone who eats more than they need.”</w:t>
+      </w:r>
+    </w:p>
+    <w:p>
+      <w:pPr>
+        <w:rPr>
+          <w:lang w:val="en-CA"/>
+        </w:rPr>
+      </w:pPr>
+      <w:r>
+        <w:rPr>
+          <w:lang w:val="en-CA"/>
+        </w:rPr>
+        <w:t>We followed Gilbert out the doors. He got on his skimmer and said, “Your training starts now. We shall see how your stamina holds up.”</w:t>
+      </w:r>
+    </w:p>
+    <w:p>
+      <w:pPr>
+        <w:rPr>
+          <w:lang w:val="en-CA"/>
+        </w:rPr>
+      </w:pPr>
+      <w:r>
+        <w:rPr>
+          <w:lang w:val="en-CA"/>
+        </w:rPr>
+        <w:t>Gilbert took off and Luke and I ran to catch up.</w:t>
+      </w:r>
+    </w:p>
+    <w:p>
+      <w:pPr>
+        <w:rPr>
+          <w:lang w:val="en-CA"/>
+        </w:rPr>
+      </w:pPr>
+      <w:r>
+        <w:rPr>
+          <w:lang w:val="en-CA"/>
+        </w:rPr>
+        <w:t>The jog was easy for the both of us. Then Gilbert sped up, forcing us to run faster, and then faster.</w:t>
+      </w:r>
+    </w:p>
+    <w:p>
+      <w:pPr>
+        <w:rPr>
+          <w:lang w:val="en-CA"/>
+        </w:rPr>
+      </w:pPr>
+      <w:r>
+        <w:rPr>
+          <w:lang w:val="en-CA"/>
+        </w:rPr>
+        <w:t>Luke started getting winded. The more we ran, the more exhausted he looked.</w:t>
+      </w:r>
+    </w:p>
+    <w:p>
+      <w:pPr>
+        <w:rPr>
+          <w:lang w:val="en-CA"/>
+        </w:rPr>
+      </w:pPr>
+      <w:r>
+        <w:rPr>
+          <w:lang w:val="en-CA"/>
+        </w:rPr>
+        <w:t>“Are you okay?” I asked worriedly.</w:t>
+      </w:r>
+    </w:p>
+    <w:p>
+      <w:pPr>
+        <w:rPr>
+          <w:lang w:val="en-CA"/>
+        </w:rPr>
+      </w:pPr>
+      <w:r>
+        <w:rPr>
+          <w:lang w:val="en-CA"/>
+        </w:rPr>
+        <w:lastRenderedPageBreak/>
+        <w:t>“I don’t think this will kill me,” Luke said between gasps. “Yet...”</w:t>
+      </w:r>
+    </w:p>
+    <w:p>
+      <w:pPr>
+        <w:rPr>
+          <w:lang w:val="en-CA"/>
+        </w:rPr>
+      </w:pPr>
+      <w:r>
+        <w:rPr>
+          <w:lang w:val="en-CA"/>
+        </w:rPr>
+        <w:t>By the time we arrived at the school property, Luke looked as if he was going to faint. I was winded but I was used to this.</w:t>
+      </w:r>
+    </w:p>
+    <w:p>
+      <w:pPr>
+        <w:rPr>
+          <w:lang w:val="en-CA"/>
+        </w:rPr>
+      </w:pPr>
+      <w:r>
+        <w:rPr>
+          <w:lang w:val="en-CA"/>
+        </w:rPr>
+        <w:t>“Did you use Reduce Gravity?” Gilbert asked.</w:t>
+      </w:r>
+    </w:p>
+    <w:p>
+      <w:pPr>
+        <w:rPr>
+          <w:lang w:val="en-CA"/>
+        </w:rPr>
+      </w:pPr>
+      <w:r>
+        <w:rPr>
+          <w:lang w:val="en-CA"/>
+        </w:rPr>
+        <w:t>Luke shook his head, unable to speak.</w:t>
+      </w:r>
+    </w:p>
+    <w:p>
+      <w:pPr>
+        <w:rPr>
+          <w:lang w:val="en-CA"/>
+        </w:rPr>
+      </w:pPr>
+      <w:r>
+        <w:rPr>
+          <w:lang w:val="en-CA"/>
+        </w:rPr>
+        <w:t>“I’m impressed Luke,” Gilbert said. “I do have good news. The real fun starts tomorrow.”</w:t>
+      </w:r>
+    </w:p>
+    <w:p>
+      <w:pPr>
+        <w:rPr>
+          <w:lang w:val="en-CA"/>
+        </w:rPr>
+      </w:pPr>
+      <w:r>
+        <w:rPr>
+          <w:lang w:val="en-CA"/>
+        </w:rPr>
+        <w:t>“Yippy,” Luke slurred.</w:t>
+      </w:r>
+    </w:p>
+    <w:p>
+      <w:pPr>
+        <w:rPr>
+          <w:lang w:val="en-CA"/>
+        </w:rPr>
+      </w:pPr>
+      <w:r>
+        <w:rPr>
+          <w:lang w:val="en-CA"/>
+        </w:rPr>
+        <w:t>“Have a coin Luke, then run back to the Magic Society building and back 20 times.”</w:t>
+      </w:r>
+    </w:p>
+    <w:p>
+      <w:pPr>
+        <w:rPr>
+          <w:lang w:val="en-CA"/>
+        </w:rPr>
+      </w:pPr>
+      <w:r>
+        <w:rPr>
+          <w:lang w:val="en-CA"/>
+        </w:rPr>
+        <w:t>“I’ll go too,” I said.</w:t>
+      </w:r>
+    </w:p>
+    <w:p>
+      <w:pPr>
+        <w:rPr>
+          <w:lang w:val="en-CA"/>
+        </w:rPr>
+      </w:pPr>
+      <w:r>
+        <w:rPr>
+          <w:lang w:val="en-CA"/>
+        </w:rPr>
+        <w:t>“Absolutely not,” Luke said in a tired voice as he ate a coin.</w:t>
+      </w:r>
+    </w:p>
+    <w:p>
+      <w:pPr>
+        <w:rPr>
+          <w:lang w:val="en-CA"/>
+        </w:rPr>
+      </w:pPr>
+      <w:r>
+        <w:rPr>
+          <w:lang w:val="en-CA"/>
+        </w:rPr>
+        <w:t>Luke turned to me and said, “You my dear are a warrior princess, who was trained by elites since childhood. I am a magic user.</w:t>
+      </w:r>
+    </w:p>
+    <w:p>
+      <w:pPr>
+        <w:rPr>
+          <w:lang w:val="en-CA"/>
+        </w:rPr>
+      </w:pPr>
+      <w:r>
+        <w:rPr>
+          <w:lang w:val="en-CA"/>
+        </w:rPr>
+        <w:t>“Our training must be tailored to us or this will be just a complete waste of time. We will have plenty of time together when the training ends. Now we focus on getting strong.</w:t>
+      </w:r>
+    </w:p>
+    <w:p>
+      <w:pPr>
+        <w:rPr>
+          <w:lang w:val="en-CA"/>
+        </w:rPr>
+      </w:pPr>
+      <w:r>
+        <w:rPr>
+          <w:lang w:val="en-CA"/>
+        </w:rPr>
+        <w:t>“See you later.”</w:t>
+      </w:r>
+    </w:p>
+    <w:p>
+      <w:pPr>
+        <w:rPr>
+          <w:lang w:val="en-CA"/>
+        </w:rPr>
+      </w:pPr>
+      <w:r>
+        <w:rPr>
+          <w:lang w:val="en-CA"/>
+        </w:rPr>
+        <w:t>Luke dashed off.</w:t>
+      </w:r>
+    </w:p>
+    <w:p>
+      <w:pPr>
+        <w:rPr>
+          <w:lang w:val="en-CA"/>
+        </w:rPr>
+      </w:pPr>
+      <w:r>
+        <w:rPr>
+          <w:lang w:val="en-CA"/>
+        </w:rPr>
+        <w:t>“Luke is right,” Gilbert said. “Remember what you’re fighting for. You will have plenty of time to cuddle up with your boyfriend when the training completes.</w:t>
+      </w:r>
+    </w:p>
+    <w:p>
+      <w:pPr>
+        <w:rPr>
+          <w:lang w:val="en-CA"/>
+        </w:rPr>
+      </w:pPr>
+      <w:r>
+        <w:rPr>
+          <w:lang w:val="en-CA"/>
+        </w:rPr>
+        <w:t>“Now I want to see your swordsmanship.”</w:t>
+      </w:r>
+    </w:p>
+    <w:p>
+      <w:pPr>
+        <w:rPr>
+          <w:lang w:val="en-CA"/>
+        </w:rPr>
+      </w:pPr>
+      <w:r>
+        <w:rPr>
+          <w:lang w:val="en-CA"/>
+        </w:rPr>
+        <w:lastRenderedPageBreak/>
+        <w:t>For the next several hours we trained with my sword. It was exhausting but familiar. The only difference was that I was feeling much more motivated. I was doing this for Luke and for my country.</w:t>
+      </w:r>
+    </w:p>
+    <w:p>
+      <w:pPr>
+        <w:rPr>
+          <w:lang w:val="en-CA"/>
+        </w:rPr>
+      </w:pPr>
+      <w:r>
+        <w:rPr>
+          <w:lang w:val="en-CA"/>
+        </w:rPr>
+        <w:t>Late in the evening the exhausted Luke finished and Gilbert called for the end of our training.</w:t>
+      </w:r>
+    </w:p>
+    <w:p>
+      <w:pPr>
+        <w:rPr>
+          <w:lang w:val="en-CA"/>
+        </w:rPr>
+      </w:pPr>
+      <w:r>
+        <w:rPr>
+          <w:lang w:val="en-CA"/>
+        </w:rPr>
+        <w:t>“How was that?” Gilbert asked wickedly.</w:t>
+      </w:r>
+    </w:p>
+    <w:p>
+      <w:pPr>
+        <w:rPr>
+          <w:lang w:val="en-CA"/>
+        </w:rPr>
+      </w:pPr>
+      <w:r>
+        <w:rPr>
+          <w:lang w:val="en-CA"/>
+        </w:rPr>
+        <w:t>“I would tell you what I think, but that would make a salty pirate blush,” Luke said as his body shook with exhaustion.</w:t>
+      </w:r>
+    </w:p>
+    <w:p>
+      <w:pPr>
+        <w:rPr>
+          <w:lang w:val="en-CA"/>
+        </w:rPr>
+      </w:pPr>
+      <w:r>
+        <w:rPr>
+          <w:lang w:val="en-CA"/>
+        </w:rPr>
+        <w:t>Gilbert laughed. “You still have the energy to joke I see. Come, I will show you your room.”</w:t>
+      </w:r>
+    </w:p>
+    <w:p>
+      <w:pPr>
+        <w:rPr>
+          <w:lang w:val="en-CA"/>
+        </w:rPr>
+      </w:pPr>
+      <w:r>
+        <w:rPr>
+          <w:lang w:val="en-CA"/>
+        </w:rPr>
+        <w:t xml:space="preserve">We entered </w:t>
+      </w:r>
+      <w:r>
+        <w:rPr>
+          <w:lang w:val="en-CA"/>
+        </w:rPr>
+        <w:t xml:space="preserve">a hotel named </w:t>
+      </w:r>
+      <w:r>
+        <w:t>Watermark Inn</w:t>
+      </w:r>
+      <w:r>
+        <w:rPr>
+          <w:lang w:val="en-CA"/>
+        </w:rPr>
+        <w:t xml:space="preserve"> and followed Gilbert into a room. There was a large bed, some furniture and a shower stall to the right. The shower had toiletries.</w:t>
+      </w:r>
+    </w:p>
+    <w:p>
+      <w:pPr>
+        <w:rPr>
+          <w:lang w:val="en-CA"/>
+        </w:rPr>
+      </w:pPr>
+      <w:r>
+        <w:rPr>
+          <w:lang w:val="en-CA"/>
+        </w:rPr>
+        <w:t>“This is one of the rooms intended for couples,” Gilbert said.</w:t>
+      </w:r>
+    </w:p>
+    <w:p>
+      <w:pPr>
+        <w:rPr>
+          <w:lang w:val="en-CA"/>
+        </w:rPr>
+      </w:pPr>
+      <w:r>
+        <w:rPr>
+          <w:lang w:val="en-CA"/>
+        </w:rPr>
+        <w:t>Luke’s eyes went wide and his face turned red.</w:t>
+      </w:r>
+    </w:p>
+    <w:p>
+      <w:pPr>
+        <w:rPr>
+          <w:lang w:val="en-CA"/>
+        </w:rPr>
+      </w:pPr>
+      <w:r>
+        <w:rPr>
+          <w:lang w:val="en-CA"/>
+        </w:rPr>
+        <w:t>“Ah it’s good to be young,” Gilbert said with a chuckle.</w:t>
+      </w:r>
+    </w:p>
+    <w:p>
+      <w:pPr>
+        <w:rPr>
+          <w:lang w:val="en-CA"/>
+        </w:rPr>
+      </w:pPr>
+      <w:r>
+        <w:rPr>
+          <w:lang w:val="en-CA"/>
+        </w:rPr>
+        <w:t>“You’re not that much older than us,” Luke said, frowning. “I mean Susie.”</w:t>
+      </w:r>
+    </w:p>
+    <w:p>
+      <w:pPr>
+        <w:rPr>
+          <w:lang w:val="en-CA"/>
+        </w:rPr>
+      </w:pPr>
+      <w:r>
+        <w:rPr>
+          <w:lang w:val="en-CA"/>
+        </w:rPr>
+        <w:t>“I’m almost to silver,” Gilbert said. “We age slower as we rank up. I’m almost 23.</w:t>
+      </w:r>
+    </w:p>
+    <w:p>
+      <w:pPr>
+        <w:rPr>
+          <w:lang w:val="en-CA"/>
+        </w:rPr>
+      </w:pPr>
+      <w:r>
+        <w:rPr>
+          <w:lang w:val="en-CA"/>
+        </w:rPr>
+        <w:t>“I have good news and bad news. The bad news is training starts at first light, so don’t stay up too late. The good news is this room has soundproofing.”</w:t>
+      </w:r>
+    </w:p>
+    <w:p>
+      <w:pPr>
+        <w:rPr>
+          <w:lang w:val="en-CA"/>
+        </w:rPr>
+      </w:pPr>
+      <w:r>
+        <w:rPr>
+          <w:lang w:val="en-CA"/>
+        </w:rPr>
+        <w:t>Gilbert laughed again when Luke’s face turned red again. “Have fun you love birds, and good night.”</w:t>
+      </w:r>
+    </w:p>
+    <w:p>
+      <w:pPr>
+        <w:rPr>
+          <w:lang w:val="en-CA"/>
+        </w:rPr>
+      </w:pPr>
+      <w:r>
+        <w:rPr>
+          <w:lang w:val="en-CA"/>
+        </w:rPr>
+        <w:lastRenderedPageBreak/>
+        <w:t>I watched Gilbert walk away and closed the door.</w:t>
+      </w:r>
+    </w:p>
+    <w:p>
+      <w:pPr>
+        <w:rPr>
+          <w:lang w:val="en-CA"/>
+        </w:rPr>
+      </w:pPr>
+      <w:r>
+        <w:rPr>
+          <w:lang w:val="en-CA"/>
+        </w:rPr>
+        <w:t>“Are you sure you want to marry me?” Luke asked.</w:t>
+      </w:r>
+    </w:p>
+    <w:p>
+      <w:pPr>
+        <w:rPr>
+          <w:lang w:val="en-CA"/>
+        </w:rPr>
+      </w:pPr>
+      <w:r>
+        <w:rPr>
+          <w:lang w:val="en-CA"/>
+        </w:rPr>
+        <w:t>“Why wouldn’t I?” I asked, confused.</w:t>
+      </w:r>
+    </w:p>
+    <w:p>
+      <w:pPr>
+        <w:rPr>
+          <w:lang w:val="en-CA"/>
+        </w:rPr>
+      </w:pPr>
+      <w:r>
+        <w:rPr>
+          <w:lang w:val="en-CA"/>
+        </w:rPr>
+        <w:t>“I told you I’m 67 years old,” Luke said. “That was the age of the body I previously inhabited. His name was Andrew Miller and lived as a boring software developer before retiring. After Jason’s return, he travelled to Australia, searching for magic.</w:t>
+      </w:r>
+    </w:p>
+    <w:p>
+      <w:pPr>
+        <w:rPr>
+          <w:lang w:val="en-CA"/>
+        </w:rPr>
+      </w:pPr>
+      <w:r>
+        <w:rPr>
+          <w:lang w:val="en-CA"/>
+        </w:rPr>
+        <w:t>“That person no longer exists, but his memories, passion for magic, and drive to achieve his goals exist in me. I inherit his will, even if he is gone.</w:t>
+      </w:r>
+    </w:p>
+    <w:p>
+      <w:pPr>
+        <w:rPr>
+          <w:lang w:val="en-CA"/>
+        </w:rPr>
+      </w:pPr>
+      <w:r>
+        <w:rPr>
+          <w:lang w:val="en-CA"/>
+        </w:rPr>
+        <w:t>“Knowing that, do you still want to marry me?”</w:t>
+      </w:r>
+    </w:p>
+    <w:p>
+      <w:pPr>
+        <w:rPr>
+          <w:lang w:val="en-CA"/>
+        </w:rPr>
+      </w:pPr>
+      <w:r>
+        <w:rPr>
+          <w:lang w:val="en-CA"/>
+        </w:rPr>
+        <w:t xml:space="preserve">“More than ever,” I said. </w:t>
+      </w:r>
+      <w:r>
+        <w:rPr>
+          <w:lang w:val="en-CA"/>
+        </w:rPr>
+        <w:t xml:space="preserve">“Yes Luke, I want to </w:t>
+      </w:r>
+      <w:r>
+        <w:rPr>
+          <w:lang w:val="en-CA"/>
+        </w:rPr>
+        <w:t>marry</w:t>
+      </w:r>
+      <w:r>
+        <w:rPr>
+          <w:lang w:val="en-CA"/>
+        </w:rPr>
+        <w:t xml:space="preserve"> you</w:t>
+      </w:r>
+      <w:r>
+        <w:rPr>
+          <w:lang w:val="en-CA"/>
+        </w:rPr>
+        <w:t>.</w:t>
+      </w:r>
+      <w:r>
+        <w:rPr>
+          <w:lang w:val="en-CA"/>
+        </w:rPr>
         <w:t>”</w:t>
       </w:r>
     </w:p>
     <w:p>
-      <w:r>
-        <w:t>“Thank you Mr. Graham,” Luke said and accepted the books.</w:t>
-      </w:r>
-    </w:p>
-    <w:p>
-      <w:pPr>
-        <w:rPr>
-          <w:lang w:val="en-CA"/>
-        </w:rPr>
-      </w:pPr>
-      <w:r>
-        <w:rPr>
-          <w:lang w:val="en-CA"/>
-        </w:rPr>
-        <w:t>“Use it before you go to sleep,” Gilbert said and Luke put it away.</w:t>
-      </w:r>
-    </w:p>
-    <w:p>
-      <w:pPr>
-        <w:rPr>
-          <w:lang w:val="en-CA"/>
-        </w:rPr>
-      </w:pPr>
-      <w:r>
-        <w:rPr>
-          <w:lang w:val="en-CA"/>
-        </w:rPr>
-        <w:t>“See you later Graham. Okay, then let’s go,” Gilbert said and we followed. He paused and then turned to us, holding stacks of Iron coins in his hands.</w:t>
-      </w:r>
-    </w:p>
-    <w:p>
-      <w:pPr>
-        <w:rPr>
-          <w:lang w:val="en-CA"/>
-        </w:rPr>
-      </w:pPr>
-      <w:r>
-        <w:rPr>
-          <w:lang w:val="en-CA"/>
-        </w:rPr>
-        <w:t>“What is this for?” Luke asked and took his coins.</w:t>
-      </w:r>
-    </w:p>
-    <w:p>
-      <w:pPr>
-        <w:rPr>
-          <w:lang w:val="en-CA"/>
-        </w:rPr>
-      </w:pPr>
-      <w:r>
-        <w:rPr>
-          <w:lang w:val="en-CA"/>
-        </w:rPr>
-        <w:t>“Us essence users don’t require food,” Gilbert said. “Instead we can live on spirit coins. Just pop one into your mouth when you feel hungry. Try one now.”</w:t>
-      </w:r>
-    </w:p>
-    <w:p>
-      <w:pPr>
-        <w:rPr>
-          <w:lang w:val="en-CA"/>
-        </w:rPr>
-      </w:pPr>
-      <w:r>
-        <w:rPr>
-          <w:lang w:val="en-CA"/>
-        </w:rPr>
-        <w:t>“As long as we don’t poop coins, or break a tooth,” Luke said and popped one into his mouth.</w:t>
-      </w:r>
-    </w:p>
-    <w:p>
-      <w:pPr>
-        <w:rPr>
-          <w:lang w:val="en-CA"/>
-        </w:rPr>
-      </w:pPr>
-      <w:r>
-        <w:rPr>
-          <w:lang w:val="en-CA"/>
-        </w:rPr>
-        <w:t>“Essence users don’t poop, even when eating regular food,” Gilbert said.</w:t>
-      </w:r>
-    </w:p>
-    <w:p>
-      <w:pPr>
-        <w:rPr>
-          <w:lang w:val="en-CA"/>
-        </w:rPr>
-      </w:pPr>
-      <w:r>
-        <w:rPr>
-          <w:lang w:val="en-CA"/>
-        </w:rPr>
-        <w:t>“That’s convenient,” Luke said. “However, you don’t understand the joy of a good poop.”</w:t>
-      </w:r>
-    </w:p>
-    <w:p>
-      <w:pPr>
-        <w:rPr>
-          <w:lang w:val="en-CA"/>
-        </w:rPr>
-      </w:pPr>
-      <w:r>
-        <w:rPr>
-          <w:lang w:val="en-CA"/>
-        </w:rPr>
-        <w:t>I put my money away and popped one into my mouth. It dissolved in my mouth, making me feel full and refreshed.</w:t>
-      </w:r>
-    </w:p>
-    <w:p>
-      <w:pPr>
-        <w:rPr>
-          <w:lang w:val="en-CA"/>
-        </w:rPr>
-      </w:pPr>
-      <w:r>
-        <w:rPr>
-          <w:lang w:val="en-CA"/>
-        </w:rPr>
-        <w:t>Luke frowned and said, “We eat money. How odd. Then again, we use money to get food, so it’s not so odd. Tastes oddly tingly but refreshing…</w:t>
-      </w:r>
-    </w:p>
-    <w:p>
-      <w:pPr>
-        <w:rPr>
-          <w:lang w:val="en-CA"/>
-        </w:rPr>
-      </w:pPr>
-      <w:r>
-        <w:rPr>
-          <w:lang w:val="en-CA"/>
-        </w:rPr>
-        <w:t>“Also, will an essence user get fat if they eat too many?”</w:t>
+      <w:pPr>
+        <w:rPr>
+          <w:lang w:val="en-CA"/>
+        </w:rPr>
+      </w:pPr>
+      <w:r>
+        <w:rPr>
+          <w:lang w:val="en-CA"/>
+        </w:rPr>
+        <w:t>“As long as you’re happy,” Luke said.</w:t>
+      </w:r>
+    </w:p>
+    <w:p>
+      <w:pPr>
+        <w:rPr>
+          <w:lang w:val="en-CA"/>
+        </w:rPr>
+      </w:pPr>
+      <w:r>
+        <w:rPr>
+          <w:lang w:val="en-CA"/>
+        </w:rPr>
+        <w:t>“You talk too much,” I said and kissed Luke on the lips.</w:t>
+      </w:r>
+    </w:p>
+    <w:p>
+      <w:pPr>
+        <w:rPr>
+          <w:lang w:val="en-CA"/>
+        </w:rPr>
+      </w:pPr>
+      <w:r>
+        <w:rPr>
+          <w:lang w:val="en-CA"/>
+        </w:rPr>
+        <w:t>I thought of something and said, “You did say you were never kissed, didn’t you? You have been kissed now.”</w:t>
+      </w:r>
+    </w:p>
+    <w:p>
+      <w:pPr>
+        <w:rPr>
+          <w:lang w:val="en-CA"/>
+        </w:rPr>
+      </w:pPr>
+      <w:r>
+        <w:rPr>
+          <w:lang w:val="en-CA"/>
+        </w:rPr>
+        <w:t>“Yes,</w:t>
+      </w:r>
+      <w:r>
+        <w:rPr>
+          <w:lang w:val="en-CA"/>
+        </w:rPr>
+        <w:t xml:space="preserve"> and that felt good,” Luke said </w:t>
+      </w:r>
+      <w:r>
+        <w:rPr>
+          <w:lang w:val="en-CA"/>
+        </w:rPr>
+        <w:t>with a smile</w:t>
+      </w:r>
+      <w:r>
+        <w:rPr>
+          <w:lang w:val="en-CA"/>
+        </w:rPr>
+        <w:t>.</w:t>
+      </w:r>
+    </w:p>
+    <w:p>
+      <w:pPr>
+        <w:rPr>
+          <w:lang w:val="en-CA"/>
+        </w:rPr>
+      </w:pPr>
+      <w:r>
+        <w:rPr>
+          <w:lang w:val="en-CA"/>
+        </w:rPr>
+        <w:t>I just laughed.</w:t>
+      </w:r>
+    </w:p>
+    <w:p>
+      <w:pPr>
+        <w:rPr>
+          <w:lang w:val="en-CA"/>
+        </w:rPr>
+      </w:pPr>
+      <w:r>
+        <w:rPr>
+          <w:lang w:val="en-CA"/>
+        </w:rPr>
+        <w:t>“I need to take a shower,” Luke said.</w:t>
+      </w:r>
+    </w:p>
+    <w:p>
+      <w:pPr>
+        <w:rPr>
+          <w:lang w:val="en-CA"/>
+        </w:rPr>
+      </w:pPr>
+      <w:r>
+        <w:rPr>
+          <w:lang w:val="en-CA"/>
+        </w:rPr>
+        <w:t>“I’ll join you,” I said.</w:t>
+      </w:r>
+    </w:p>
+    <w:p>
+      <w:pPr>
+        <w:rPr>
+          <w:lang w:val="en-CA"/>
+        </w:rPr>
+      </w:pPr>
+      <w:r>
+        <w:rPr>
+          <w:lang w:val="en-CA"/>
+        </w:rPr>
+        <w:t>“Do that and you’ll end up pregnant,” Luke said. “Then your mother will skin me alive and then turn me into a coat, a rug for the den.”</w:t>
+      </w:r>
+    </w:p>
+    <w:p>
+      <w:pPr>
+        <w:rPr>
+          <w:lang w:val="en-CA"/>
+        </w:rPr>
+      </w:pPr>
+      <w:r>
+        <w:rPr>
+          <w:lang w:val="en-CA"/>
+        </w:rPr>
+        <w:t>“That’s true,” I said with a frown.</w:t>
       </w:r>
     </w:p>
     <w:p>
@@ -12554,202 +13495,246 @@
           <w:lang w:val="en-CA"/>
         </w:rPr>
         <w:lastRenderedPageBreak/>
-        <w:t>“I don’t know,” Gilbert said. “I don’t know anyone who eats more than they need.”</w:t>
-      </w:r>
-    </w:p>
-    <w:p>
-      <w:pPr>
-        <w:rPr>
-          <w:lang w:val="en-CA"/>
-        </w:rPr>
-      </w:pPr>
-      <w:r>
-        <w:rPr>
-          <w:lang w:val="en-CA"/>
-        </w:rPr>
-        <w:t>We followed Gilbert out the doors. He got on his skimmer and said, “Your training starts now. We shall see how your stamina holds up.”</w:t>
-      </w:r>
-    </w:p>
-    <w:p>
-      <w:pPr>
-        <w:rPr>
-          <w:lang w:val="en-CA"/>
-        </w:rPr>
-      </w:pPr>
-      <w:r>
-        <w:rPr>
-          <w:lang w:val="en-CA"/>
-        </w:rPr>
-        <w:t>Gilbert took off and Luke and I ran to catch up.</w:t>
-      </w:r>
-    </w:p>
-    <w:p>
-      <w:pPr>
-        <w:rPr>
-          <w:lang w:val="en-CA"/>
-        </w:rPr>
-      </w:pPr>
-      <w:r>
-        <w:rPr>
-          <w:lang w:val="en-CA"/>
-        </w:rPr>
-        <w:t>The jog was easy for the both of us. Then Gilbert sped up, forcing us to run faster, and then faster.</w:t>
-      </w:r>
-    </w:p>
-    <w:p>
-      <w:pPr>
-        <w:rPr>
-          <w:lang w:val="en-CA"/>
-        </w:rPr>
-      </w:pPr>
-      <w:r>
-        <w:rPr>
-          <w:lang w:val="en-CA"/>
-        </w:rPr>
-        <w:t>Luke started getting winded. The more we ran, the more exhausted he looked.</w:t>
-      </w:r>
-    </w:p>
-    <w:p>
-      <w:pPr>
-        <w:rPr>
-          <w:lang w:val="en-CA"/>
-        </w:rPr>
-      </w:pPr>
-      <w:r>
-        <w:rPr>
-          <w:lang w:val="en-CA"/>
-        </w:rPr>
-        <w:t>“Are you okay?” I asked worriedly.</w:t>
-      </w:r>
-    </w:p>
-    <w:p>
-      <w:pPr>
-        <w:rPr>
-          <w:lang w:val="en-CA"/>
-        </w:rPr>
-      </w:pPr>
-      <w:r>
-        <w:rPr>
-          <w:lang w:val="en-CA"/>
-        </w:rPr>
-        <w:t>“I don’t think this will kill me,” Luke said between gasps. “Yet...”</w:t>
-      </w:r>
-    </w:p>
-    <w:p>
-      <w:pPr>
-        <w:rPr>
-          <w:lang w:val="en-CA"/>
-        </w:rPr>
-      </w:pPr>
-      <w:r>
-        <w:rPr>
-          <w:lang w:val="en-CA"/>
-        </w:rPr>
-        <w:t>By the time we arrived at the school property, Luke looked as if he was going to faint. I was winded but I was used to this.</w:t>
-      </w:r>
-    </w:p>
-    <w:p>
-      <w:pPr>
-        <w:rPr>
-          <w:lang w:val="en-CA"/>
-        </w:rPr>
-      </w:pPr>
-      <w:r>
-        <w:rPr>
-          <w:lang w:val="en-CA"/>
-        </w:rPr>
-        <w:t>“Did you use Reduce Gravity?” Gilbert asked.</w:t>
-      </w:r>
-    </w:p>
-    <w:p>
-      <w:pPr>
-        <w:rPr>
-          <w:lang w:val="en-CA"/>
-        </w:rPr>
-      </w:pPr>
-      <w:r>
-        <w:rPr>
-          <w:lang w:val="en-CA"/>
-        </w:rPr>
-        <w:t>Luke shook his head, unable to speak.</w:t>
-      </w:r>
-    </w:p>
-    <w:p>
-      <w:pPr>
-        <w:rPr>
-          <w:lang w:val="en-CA"/>
-        </w:rPr>
-      </w:pPr>
-      <w:r>
-        <w:rPr>
-          <w:lang w:val="en-CA"/>
-        </w:rPr>
-        <w:t>“I’m impressed Luke,” Gilbert said. “I do have good news. The real fun starts tomorrow.”</w:t>
-      </w:r>
-    </w:p>
-    <w:p>
-      <w:pPr>
-        <w:rPr>
-          <w:lang w:val="en-CA"/>
-        </w:rPr>
-      </w:pPr>
-      <w:r>
-        <w:rPr>
-          <w:lang w:val="en-CA"/>
-        </w:rPr>
-        <w:t>“Yippy,” Luke slurred.</w:t>
-      </w:r>
-    </w:p>
-    <w:p>
-      <w:pPr>
-        <w:rPr>
-          <w:lang w:val="en-CA"/>
-        </w:rPr>
-      </w:pPr>
-      <w:r>
-        <w:rPr>
-          <w:lang w:val="en-CA"/>
-        </w:rPr>
-        <w:t>“Have a coin Luke, then run back to the Magic Society building and back 20 times.”</w:t>
-      </w:r>
-    </w:p>
-    <w:p>
-      <w:pPr>
-        <w:rPr>
-          <w:lang w:val="en-CA"/>
-        </w:rPr>
-      </w:pPr>
-      <w:r>
-        <w:rPr>
-          <w:lang w:val="en-CA"/>
-        </w:rPr>
-        <w:t>“I’ll go too,” I said.</w:t>
-      </w:r>
-    </w:p>
-    <w:p>
-      <w:pPr>
-        <w:rPr>
-          <w:lang w:val="en-CA"/>
-        </w:rPr>
-      </w:pPr>
-      <w:r>
-        <w:rPr>
-          <w:lang w:val="en-CA"/>
-        </w:rPr>
-        <w:t>“Absolutely not,” Luke said in a tired voice as he ate a coin.</w:t>
-      </w:r>
-    </w:p>
-    <w:p>
-      <w:pPr>
-        <w:rPr>
-          <w:lang w:val="en-CA"/>
-        </w:rPr>
-      </w:pPr>
-      <w:r>
-        <w:rPr>
-          <w:lang w:val="en-CA"/>
-        </w:rPr>
-        <w:t>Luke turned to me and said, “You my dear are a warrior princess, who was trained by elites since childhood. I am a magic user.</w:t>
+        <w:t>Luke undressed and quickly showered. He returned wearing his boxer shorts the refugee camp gave him.</w:t>
+      </w:r>
+    </w:p>
+    <w:p>
+      <w:pPr>
+        <w:rPr>
+          <w:lang w:val="en-CA"/>
+        </w:rPr>
+      </w:pPr>
+      <w:r>
+        <w:rPr>
+          <w:lang w:val="en-CA"/>
+        </w:rPr>
+        <w:t>I went next.</w:t>
+      </w:r>
+    </w:p>
+    <w:p>
+      <w:pPr>
+        <w:rPr>
+          <w:lang w:val="en-CA"/>
+        </w:rPr>
+      </w:pPr>
+      <w:r>
+        <w:rPr>
+          <w:lang w:val="en-CA"/>
+        </w:rPr>
+        <w:t xml:space="preserve">“For the record, </w:t>
+      </w:r>
+      <w:r>
+        <w:rPr>
+          <w:lang w:val="en-CA"/>
+        </w:rPr>
+        <w:t>you are the first boy I ever kissed,” I said. “I never had the time for boys.”</w:t>
+      </w:r>
+    </w:p>
+    <w:p>
+      <w:pPr>
+        <w:rPr>
+          <w:lang w:val="en-CA"/>
+        </w:rPr>
+      </w:pPr>
+      <w:r>
+        <w:rPr>
+          <w:lang w:val="en-CA"/>
+        </w:rPr>
+        <w:t xml:space="preserve">Outside the shower, I saw a swarm of </w:t>
+      </w:r>
+      <w:r>
+        <w:rPr>
+          <w:lang w:val="en-CA"/>
+        </w:rPr>
+        <w:t>strange glyphs</w:t>
+      </w:r>
+      <w:r>
+        <w:rPr>
+          <w:lang w:val="en-CA"/>
+        </w:rPr>
+        <w:t xml:space="preserve"> popping out of a book in Luke’s hands. The pages flipped ever faster as </w:t>
+      </w:r>
+      <w:r>
+        <w:rPr>
+          <w:lang w:val="en-CA"/>
+        </w:rPr>
+        <w:t>the</w:t>
+      </w:r>
+      <w:r>
+        <w:rPr>
+          <w:lang w:val="en-CA"/>
+        </w:rPr>
+        <w:t xml:space="preserve"> glyphs peeled from the pages.</w:t>
+      </w:r>
+      <w:r>
+        <w:rPr>
+          <w:lang w:val="en-CA"/>
+        </w:rPr>
+        <w:t xml:space="preserve"> The glyphs spun around him, obscuring him, and then they dove into him, making him flinch.</w:t>
+      </w:r>
+    </w:p>
+    <w:p>
+      <w:pPr>
+        <w:rPr>
+          <w:lang w:val="en-CA"/>
+        </w:rPr>
+      </w:pPr>
+      <w:r>
+        <w:rPr>
+          <w:lang w:val="en-CA"/>
+        </w:rPr>
+        <w:t>“Oh man, that was tiring,” Luke said and ate a coin.</w:t>
+      </w:r>
+    </w:p>
+    <w:p>
+      <w:pPr>
+        <w:rPr>
+          <w:lang w:val="en-CA"/>
+        </w:rPr>
+      </w:pPr>
+      <w:r>
+        <w:rPr>
+          <w:lang w:val="en-CA"/>
+        </w:rPr>
+        <w:t>“I’m glad to know I’m your first,” Luke said</w:t>
+      </w:r>
+      <w:r>
+        <w:rPr>
+          <w:lang w:val="en-CA"/>
+        </w:rPr>
+        <w:t xml:space="preserve"> with a grin</w:t>
+      </w:r>
+      <w:r>
+        <w:rPr>
+          <w:lang w:val="en-CA"/>
+        </w:rPr>
+        <w:t>. “And for the record, you are the first and last girl I ever had and ever will share a big poop with.”</w:t>
+      </w:r>
+    </w:p>
+    <w:p>
+      <w:pPr>
+        <w:rPr>
+          <w:lang w:val="en-CA"/>
+        </w:rPr>
+      </w:pPr>
+      <w:r>
+        <w:rPr>
+          <w:lang w:val="en-CA"/>
+        </w:rPr>
+        <w:t xml:space="preserve">I shuddered at that thought as I </w:t>
+      </w:r>
+      <w:r>
+        <w:rPr>
+          <w:lang w:val="en-CA"/>
+        </w:rPr>
+        <w:t>stepped out of the shower. That was so gross, but also so romantic. “Let’s not share that with my mother, shall we?”</w:t>
+      </w:r>
+    </w:p>
+    <w:p>
+      <w:pPr>
+        <w:rPr>
+          <w:lang w:val="en-CA"/>
+        </w:rPr>
+      </w:pPr>
+      <w:r>
+        <w:rPr>
+          <w:lang w:val="en-CA"/>
+        </w:rPr>
+        <w:t xml:space="preserve">On the bed I found my bag of stuff from the refugee camp. I pulled out clothes and </w:t>
+      </w:r>
+      <w:r>
+        <w:rPr>
+          <w:lang w:val="en-CA"/>
+        </w:rPr>
+        <w:t xml:space="preserve">dressed for the night. </w:t>
+      </w:r>
+    </w:p>
+    <w:p>
+      <w:pPr>
+        <w:rPr>
+          <w:lang w:val="en-CA"/>
+        </w:rPr>
+      </w:pPr>
+      <w:r>
+        <w:rPr>
+          <w:lang w:val="en-CA"/>
+        </w:rPr>
+        <w:t xml:space="preserve">Luke picked up another book and opened it. </w:t>
+      </w:r>
+      <w:r>
+        <w:rPr>
+          <w:lang w:val="en-CA"/>
+        </w:rPr>
+        <w:t>He started skimming.</w:t>
+      </w:r>
+    </w:p>
+    <w:p>
+      <w:pPr>
+        <w:rPr>
+          <w:lang w:val="en-CA"/>
+        </w:rPr>
+      </w:pPr>
+      <w:r>
+        <w:rPr>
+          <w:lang w:val="en-CA"/>
+        </w:rPr>
+        <w:t>“What’s that?” I asked.</w:t>
+      </w:r>
+    </w:p>
+    <w:p>
+      <w:pPr>
+        <w:rPr>
+          <w:lang w:val="en-CA"/>
+        </w:rPr>
+      </w:pPr>
+      <w:r>
+        <w:rPr>
+          <w:lang w:val="en-CA"/>
+        </w:rPr>
+        <w:t xml:space="preserve">“Everyday magic,” Luke said. “Some require resources such as quintessence gems. A lot uses just manna. The book </w:t>
+      </w:r>
+      <w:r>
+        <w:rPr>
+          <w:lang w:val="en-CA"/>
+        </w:rPr>
+        <w:t xml:space="preserve">on Ritual Magic </w:t>
+      </w:r>
+      <w:r>
+        <w:rPr>
+          <w:lang w:val="en-CA"/>
+        </w:rPr>
+        <w:t>doesn’t say exactly what that is other t</w:t>
+      </w:r>
+      <w:r>
+        <w:rPr>
+          <w:lang w:val="en-CA"/>
+        </w:rPr>
+        <w:t xml:space="preserve">han that </w:t>
+      </w:r>
+      <w:r>
+        <w:rPr>
+          <w:lang w:val="en-CA"/>
+        </w:rPr>
+        <w:t>we</w:t>
+      </w:r>
+      <w:r>
+        <w:rPr>
+          <w:lang w:val="en-CA"/>
+        </w:rPr>
+        <w:t xml:space="preserve"> produce it.</w:t>
+      </w:r>
+    </w:p>
+    <w:p>
+      <w:pPr>
+        <w:rPr>
+          <w:lang w:val="en-CA"/>
+        </w:rPr>
+      </w:pPr>
+      <w:r>
+        <w:rPr>
+          <w:lang w:val="en-CA"/>
+        </w:rPr>
+        <w:t>“I found a simple cleaning spell.”</w:t>
       </w:r>
     </w:p>
     <w:p>
@@ -12763,353 +13748,39 @@
           <w:lang w:val="en-CA"/>
         </w:rPr>
         <w:lastRenderedPageBreak/>
-        <w:t>“Our training must be tailored to us or this will be just a complete waste of time. We will have plenty of time together when the training ends. Now we focus on getting strong.</w:t>
-      </w:r>
-    </w:p>
-    <w:p>
-      <w:pPr>
-        <w:rPr>
-          <w:lang w:val="en-CA"/>
-        </w:rPr>
-      </w:pPr>
-      <w:r>
-        <w:rPr>
-          <w:lang w:val="en-CA"/>
-        </w:rPr>
-        <w:t>“See you later.”</w:t>
-      </w:r>
-    </w:p>
-    <w:p>
-      <w:pPr>
-        <w:rPr>
-          <w:lang w:val="en-CA"/>
-        </w:rPr>
-      </w:pPr>
-      <w:r>
-        <w:rPr>
-          <w:lang w:val="en-CA"/>
-        </w:rPr>
-        <w:t>Luke dashed off.</w:t>
-      </w:r>
-    </w:p>
-    <w:p>
-      <w:pPr>
-        <w:rPr>
-          <w:lang w:val="en-CA"/>
-        </w:rPr>
-      </w:pPr>
-      <w:r>
-        <w:rPr>
-          <w:lang w:val="en-CA"/>
-        </w:rPr>
-        <w:t>“Luke is right,” Gilbert said. “Remember what you’re fighting for. You will have plenty of time to cuddle up with your boyfriend when the training completes.</w:t>
-      </w:r>
-    </w:p>
-    <w:p>
-      <w:pPr>
-        <w:rPr>
-          <w:lang w:val="en-CA"/>
-        </w:rPr>
-      </w:pPr>
-      <w:r>
-        <w:rPr>
-          <w:lang w:val="en-CA"/>
-        </w:rPr>
-        <w:t>“Now I want to see your swordsmanship.”</w:t>
-      </w:r>
-    </w:p>
-    <w:p>
-      <w:pPr>
-        <w:rPr>
-          <w:lang w:val="en-CA"/>
-        </w:rPr>
-      </w:pPr>
-      <w:r>
-        <w:rPr>
-          <w:lang w:val="en-CA"/>
-        </w:rPr>
-        <w:t>For the next several hours we trained with my sword. It was exhausting but familiar. The only difference was that I was feeling much more motivated. I was doing this for Luke and for my country.</w:t>
-      </w:r>
-    </w:p>
-    <w:p>
-      <w:pPr>
-        <w:rPr>
-          <w:lang w:val="en-CA"/>
-        </w:rPr>
-      </w:pPr>
-      <w:r>
-        <w:rPr>
-          <w:lang w:val="en-CA"/>
-        </w:rPr>
-        <w:t>Late in the evening the exhausted Luke finished and Gilbert called for the end of our training.</w:t>
-      </w:r>
-    </w:p>
-    <w:p>
-      <w:pPr>
-        <w:rPr>
-          <w:lang w:val="en-CA"/>
-        </w:rPr>
-      </w:pPr>
-      <w:r>
-        <w:rPr>
-          <w:lang w:val="en-CA"/>
-        </w:rPr>
-        <w:t>“How was that?” Gilbert asked wickedly.</w:t>
-      </w:r>
-    </w:p>
-    <w:p>
-      <w:pPr>
-        <w:rPr>
-          <w:lang w:val="en-CA"/>
-        </w:rPr>
-      </w:pPr>
-      <w:r>
-        <w:rPr>
-          <w:lang w:val="en-CA"/>
-        </w:rPr>
-        <w:t>“I would tell you what I think, but that would make a salty pirate blush,” Luke said as his body shook with exhaustion.</w:t>
-      </w:r>
-    </w:p>
-    <w:p>
-      <w:pPr>
-        <w:rPr>
-          <w:lang w:val="en-CA"/>
-        </w:rPr>
-      </w:pPr>
-      <w:r>
-        <w:rPr>
-          <w:lang w:val="en-CA"/>
-        </w:rPr>
-        <w:t>Gilbert laughed. “You still have the energy to joke I see. Come, I will show you your room.”</w:t>
-      </w:r>
-    </w:p>
-    <w:p>
-      <w:pPr>
-        <w:rPr>
-          <w:lang w:val="en-CA"/>
-        </w:rPr>
-      </w:pPr>
-      <w:r>
-        <w:rPr>
-          <w:lang w:val="en-CA"/>
-        </w:rPr>
-        <w:t xml:space="preserve">We entered </w:t>
-      </w:r>
-      <w:r>
-        <w:rPr>
-          <w:lang w:val="en-CA"/>
-        </w:rPr>
-        <w:t xml:space="preserve">a hotel named </w:t>
-      </w:r>
-      <w:r>
-        <w:t>Watermark Inn</w:t>
-      </w:r>
-      <w:r>
-        <w:rPr>
-          <w:lang w:val="en-CA"/>
-        </w:rPr>
-        <w:t xml:space="preserve"> and followed Gilbert into a room. There was a large bed, some furniture and a shower stall to the right. The shower had toiletries.</w:t>
-      </w:r>
-    </w:p>
-    <w:p>
-      <w:pPr>
-        <w:rPr>
-          <w:lang w:val="en-CA"/>
-        </w:rPr>
-      </w:pPr>
-      <w:r>
-        <w:rPr>
-          <w:lang w:val="en-CA"/>
-        </w:rPr>
-        <w:t>“This is one of the rooms intended for couples,” Gilbert said.</w:t>
-      </w:r>
-    </w:p>
-    <w:p>
-      <w:pPr>
-        <w:rPr>
-          <w:lang w:val="en-CA"/>
-        </w:rPr>
-      </w:pPr>
-      <w:r>
-        <w:rPr>
-          <w:lang w:val="en-CA"/>
-        </w:rPr>
-        <w:t>Luke’s eyes went wide and his face turned red.</w:t>
-      </w:r>
-    </w:p>
-    <w:p>
-      <w:pPr>
-        <w:rPr>
-          <w:lang w:val="en-CA"/>
-        </w:rPr>
-      </w:pPr>
-      <w:r>
-        <w:rPr>
-          <w:lang w:val="en-CA"/>
-        </w:rPr>
-        <w:t>“Ah it’s good to be young,” Gilbert said with a chuckle.</w:t>
-      </w:r>
-    </w:p>
-    <w:p>
-      <w:pPr>
-        <w:rPr>
-          <w:lang w:val="en-CA"/>
-        </w:rPr>
-      </w:pPr>
-      <w:r>
-        <w:rPr>
-          <w:lang w:val="en-CA"/>
-        </w:rPr>
-        <w:lastRenderedPageBreak/>
-        <w:t>“You’re not that much older than us,” Luke said, frowning. “I mean Susie.”</w:t>
-      </w:r>
-    </w:p>
-    <w:p>
-      <w:pPr>
-        <w:rPr>
-          <w:lang w:val="en-CA"/>
-        </w:rPr>
-      </w:pPr>
-      <w:r>
-        <w:rPr>
-          <w:lang w:val="en-CA"/>
-        </w:rPr>
-        <w:t>“I’m almost to silver,” Gilbert said. “We age slower as we rank up. I’m almost 23.</w:t>
-      </w:r>
-    </w:p>
-    <w:p>
-      <w:pPr>
-        <w:rPr>
-          <w:lang w:val="en-CA"/>
-        </w:rPr>
-      </w:pPr>
-      <w:r>
-        <w:rPr>
-          <w:lang w:val="en-CA"/>
-        </w:rPr>
-        <w:t>“I have good news and bad news. The bad news is training starts at first light, so don’t stay up too late. The good news is this room has soundproofing.”</w:t>
-      </w:r>
-    </w:p>
-    <w:p>
-      <w:pPr>
-        <w:rPr>
-          <w:lang w:val="en-CA"/>
-        </w:rPr>
-      </w:pPr>
-      <w:r>
-        <w:rPr>
-          <w:lang w:val="en-CA"/>
-        </w:rPr>
-        <w:t>Gilbert laughed again when Luke’s face turned red again. “Have fun you love birds, and good night.”</w:t>
-      </w:r>
-    </w:p>
-    <w:p>
-      <w:pPr>
-        <w:rPr>
-          <w:lang w:val="en-CA"/>
-        </w:rPr>
-      </w:pPr>
-      <w:r>
-        <w:rPr>
-          <w:lang w:val="en-CA"/>
-        </w:rPr>
-        <w:t>I watched Gilbert walk away and closed the door.</w:t>
-      </w:r>
-    </w:p>
-    <w:p>
-      <w:pPr>
-        <w:rPr>
-          <w:lang w:val="en-CA"/>
-        </w:rPr>
-      </w:pPr>
-      <w:r>
-        <w:rPr>
-          <w:lang w:val="en-CA"/>
-        </w:rPr>
-        <w:t>“Are you sure you want to marry me?” Luke asked.</w:t>
-      </w:r>
-    </w:p>
-    <w:p>
-      <w:pPr>
-        <w:rPr>
-          <w:lang w:val="en-CA"/>
-        </w:rPr>
-      </w:pPr>
-      <w:r>
-        <w:rPr>
-          <w:lang w:val="en-CA"/>
-        </w:rPr>
-        <w:t>“Why wouldn’t I?” I asked, confused.</w:t>
-      </w:r>
-    </w:p>
-    <w:p>
-      <w:pPr>
-        <w:rPr>
-          <w:lang w:val="en-CA"/>
-        </w:rPr>
-      </w:pPr>
-      <w:r>
-        <w:rPr>
-          <w:lang w:val="en-CA"/>
-        </w:rPr>
-        <w:t>“I told you I’m 67 years old,” Luke said. “That was the age of the body I previously inhabited. His name was Andrew Miller and lived as a boring software developer before retiring. After Jason’s return, he travelled to Australia, searching for magic.</w:t>
-      </w:r>
-    </w:p>
-    <w:p>
-      <w:pPr>
-        <w:rPr>
-          <w:lang w:val="en-CA"/>
-        </w:rPr>
-      </w:pPr>
-      <w:r>
-        <w:rPr>
-          <w:lang w:val="en-CA"/>
-        </w:rPr>
-        <w:t>“That person no longer exists, but his memories, passion for magic, and drive to achieve his goals exist in me. I inherit his will, even if he is gone.</w:t>
-      </w:r>
-    </w:p>
-    <w:p>
-      <w:pPr>
-        <w:rPr>
-          <w:lang w:val="en-CA"/>
-        </w:rPr>
-      </w:pPr>
-      <w:r>
-        <w:rPr>
-          <w:lang w:val="en-CA"/>
-        </w:rPr>
-        <w:t>“Knowing that, do you still want to marry me?”</w:t>
-      </w:r>
-    </w:p>
-    <w:p>
-      <w:pPr>
-        <w:rPr>
-          <w:lang w:val="en-CA"/>
-        </w:rPr>
-      </w:pPr>
-      <w:r>
-        <w:rPr>
-          <w:lang w:val="en-CA"/>
-        </w:rPr>
-        <w:t xml:space="preserve">“More than ever,” I said. </w:t>
-      </w:r>
-      <w:r>
-        <w:rPr>
-          <w:lang w:val="en-CA"/>
-        </w:rPr>
-        <w:t xml:space="preserve">“Yes Luke, I want to </w:t>
-      </w:r>
-      <w:r>
-        <w:rPr>
-          <w:lang w:val="en-CA"/>
-        </w:rPr>
-        <w:t>marry</w:t>
-      </w:r>
-      <w:r>
-        <w:rPr>
-          <w:lang w:val="en-CA"/>
-        </w:rPr>
-        <w:t xml:space="preserve"> you</w:t>
+        <w:t>A magic circle appeared on the floor and Luke placed his clothes on it. The circle glowed and gasses seemed to get sucked out of the clothes. He put his clothes away.</w:t>
+      </w:r>
+    </w:p>
+    <w:p>
+      <w:pPr>
+        <w:rPr>
+          <w:lang w:val="en-CA"/>
+        </w:rPr>
+      </w:pPr>
+      <w:r>
+        <w:rPr>
+          <w:lang w:val="en-CA"/>
+        </w:rPr>
+        <w:t>“Okay, your turn,” Luke said. “Dump your dirty clothes here.”</w:t>
+      </w:r>
+    </w:p>
+    <w:p>
+      <w:pPr>
+        <w:rPr>
+          <w:lang w:val="en-CA"/>
+        </w:rPr>
+      </w:pPr>
+      <w:r>
+        <w:rPr>
+          <w:lang w:val="en-CA"/>
+        </w:rPr>
+        <w:t xml:space="preserve">I did as instructed and smoke curled up from my clothes. “Thanks Luke,” I said and put my clothes </w:t>
+      </w:r>
+      <w:r>
+        <w:rPr>
+          <w:lang w:val="en-CA"/>
+        </w:rPr>
+        <w:t>into a chest of drawers</w:t>
       </w:r>
       <w:r>
         <w:rPr>
@@ -13121,452 +13792,6 @@
         <w:rPr>
           <w:lang w:val="en-CA"/>
         </w:rPr>
-        <w:t>”</w:t>
-      </w:r>
-    </w:p>
-    <w:p>
-      <w:pPr>
-        <w:rPr>
-          <w:lang w:val="en-CA"/>
-        </w:rPr>
-      </w:pPr>
-      <w:r>
-        <w:rPr>
-          <w:lang w:val="en-CA"/>
-        </w:rPr>
-        <w:t>“As long as you’re happy,” Luke said.</w:t>
-      </w:r>
-    </w:p>
-    <w:p>
-      <w:pPr>
-        <w:rPr>
-          <w:lang w:val="en-CA"/>
-        </w:rPr>
-      </w:pPr>
-      <w:r>
-        <w:rPr>
-          <w:lang w:val="en-CA"/>
-        </w:rPr>
-        <w:t>“You talk too much,” I said and kissed Luke on the lips.</w:t>
-      </w:r>
-    </w:p>
-    <w:p>
-      <w:pPr>
-        <w:rPr>
-          <w:lang w:val="en-CA"/>
-        </w:rPr>
-      </w:pPr>
-      <w:r>
-        <w:rPr>
-          <w:lang w:val="en-CA"/>
-        </w:rPr>
-        <w:t>I thought of something and said, “You did say you were never kissed, didn’t you? You have been kissed now.”</w:t>
-      </w:r>
-    </w:p>
-    <w:p>
-      <w:pPr>
-        <w:rPr>
-          <w:lang w:val="en-CA"/>
-        </w:rPr>
-      </w:pPr>
-      <w:r>
-        <w:rPr>
-          <w:lang w:val="en-CA"/>
-        </w:rPr>
-        <w:lastRenderedPageBreak/>
-        <w:t>“Yes,</w:t>
-      </w:r>
-      <w:r>
-        <w:rPr>
-          <w:lang w:val="en-CA"/>
-        </w:rPr>
-        <w:t xml:space="preserve"> and that felt good,” Luke said </w:t>
-      </w:r>
-      <w:r>
-        <w:rPr>
-          <w:lang w:val="en-CA"/>
-        </w:rPr>
-        <w:t>with a smile</w:t>
-      </w:r>
-      <w:r>
-        <w:rPr>
-          <w:lang w:val="en-CA"/>
-        </w:rPr>
-        <w:t>.</w:t>
-      </w:r>
-    </w:p>
-    <w:p>
-      <w:pPr>
-        <w:rPr>
-          <w:lang w:val="en-CA"/>
-        </w:rPr>
-      </w:pPr>
-      <w:r>
-        <w:rPr>
-          <w:lang w:val="en-CA"/>
-        </w:rPr>
-        <w:t>I just laughed.</w:t>
-      </w:r>
-    </w:p>
-    <w:p>
-      <w:pPr>
-        <w:rPr>
-          <w:lang w:val="en-CA"/>
-        </w:rPr>
-      </w:pPr>
-      <w:r>
-        <w:rPr>
-          <w:lang w:val="en-CA"/>
-        </w:rPr>
-        <w:t>“I need to take a shower,” Luke said.</w:t>
-      </w:r>
-    </w:p>
-    <w:p>
-      <w:pPr>
-        <w:rPr>
-          <w:lang w:val="en-CA"/>
-        </w:rPr>
-      </w:pPr>
-      <w:r>
-        <w:rPr>
-          <w:lang w:val="en-CA"/>
-        </w:rPr>
-        <w:t>“I’ll join you,” I said.</w:t>
-      </w:r>
-    </w:p>
-    <w:p>
-      <w:pPr>
-        <w:rPr>
-          <w:lang w:val="en-CA"/>
-        </w:rPr>
-      </w:pPr>
-      <w:r>
-        <w:rPr>
-          <w:lang w:val="en-CA"/>
-        </w:rPr>
-        <w:t>“Do that and you’ll end up pregnant,” Luke said. “Then your mother will skin me alive and then turn me into a coat, a rug for the den.”</w:t>
-      </w:r>
-    </w:p>
-    <w:p>
-      <w:pPr>
-        <w:rPr>
-          <w:lang w:val="en-CA"/>
-        </w:rPr>
-      </w:pPr>
-      <w:r>
-        <w:rPr>
-          <w:lang w:val="en-CA"/>
-        </w:rPr>
-        <w:t>“That’s true,” I said with a frown.</w:t>
-      </w:r>
-    </w:p>
-    <w:p>
-      <w:pPr>
-        <w:rPr>
-          <w:lang w:val="en-CA"/>
-        </w:rPr>
-      </w:pPr>
-      <w:r>
-        <w:rPr>
-          <w:lang w:val="en-CA"/>
-        </w:rPr>
-        <w:t>Luke undressed and quickly showered. He returned wearing his boxer shorts the refugee camp gave him.</w:t>
-      </w:r>
-    </w:p>
-    <w:p>
-      <w:pPr>
-        <w:rPr>
-          <w:lang w:val="en-CA"/>
-        </w:rPr>
-      </w:pPr>
-      <w:r>
-        <w:rPr>
-          <w:lang w:val="en-CA"/>
-        </w:rPr>
-        <w:t>I went next.</w:t>
-      </w:r>
-    </w:p>
-    <w:p>
-      <w:pPr>
-        <w:rPr>
-          <w:lang w:val="en-CA"/>
-        </w:rPr>
-      </w:pPr>
-      <w:r>
-        <w:rPr>
-          <w:lang w:val="en-CA"/>
-        </w:rPr>
-        <w:t xml:space="preserve">“For the record, </w:t>
-      </w:r>
-      <w:r>
-        <w:rPr>
-          <w:lang w:val="en-CA"/>
-        </w:rPr>
-        <w:t>you are the first boy I ever kissed,” I said. “I never had the time for boys.”</w:t>
-      </w:r>
-    </w:p>
-    <w:p>
-      <w:pPr>
-        <w:rPr>
-          <w:lang w:val="en-CA"/>
-        </w:rPr>
-      </w:pPr>
-      <w:r>
-        <w:rPr>
-          <w:lang w:val="en-CA"/>
-        </w:rPr>
-        <w:t xml:space="preserve">Outside the shower, I saw a swarm of </w:t>
-      </w:r>
-      <w:r>
-        <w:rPr>
-          <w:lang w:val="en-CA"/>
-        </w:rPr>
-        <w:t>strange glyphs</w:t>
-      </w:r>
-      <w:r>
-        <w:rPr>
-          <w:lang w:val="en-CA"/>
-        </w:rPr>
-        <w:t xml:space="preserve"> popping out of a book in Luke’s hands. The pages flipped ever faster as </w:t>
-      </w:r>
-      <w:r>
-        <w:rPr>
-          <w:lang w:val="en-CA"/>
-        </w:rPr>
-        <w:t>the</w:t>
-      </w:r>
-      <w:r>
-        <w:rPr>
-          <w:lang w:val="en-CA"/>
-        </w:rPr>
-        <w:t xml:space="preserve"> glyphs peeled from the pages.</w:t>
-      </w:r>
-      <w:r>
-        <w:rPr>
-          <w:lang w:val="en-CA"/>
-        </w:rPr>
-        <w:t xml:space="preserve"> The glyphs spun around him, obscuring him, and then they dove into him, making him flinch.</w:t>
-      </w:r>
-    </w:p>
-    <w:p>
-      <w:pPr>
-        <w:rPr>
-          <w:lang w:val="en-CA"/>
-        </w:rPr>
-      </w:pPr>
-      <w:r>
-        <w:rPr>
-          <w:lang w:val="en-CA"/>
-        </w:rPr>
-        <w:t>“Oh man, that was tiring,” Luke said and ate a coin.</w:t>
-      </w:r>
-    </w:p>
-    <w:p>
-      <w:pPr>
-        <w:rPr>
-          <w:lang w:val="en-CA"/>
-        </w:rPr>
-      </w:pPr>
-      <w:r>
-        <w:rPr>
-          <w:lang w:val="en-CA"/>
-        </w:rPr>
-        <w:t>“I’m glad to know I’m your first,” Luke said</w:t>
-      </w:r>
-      <w:r>
-        <w:rPr>
-          <w:lang w:val="en-CA"/>
-        </w:rPr>
-        <w:t xml:space="preserve"> with a grin</w:t>
-      </w:r>
-      <w:r>
-        <w:rPr>
-          <w:lang w:val="en-CA"/>
-        </w:rPr>
-        <w:t>. “And for the record, you are the first and last girl I ever had and ever will share a big poop with.”</w:t>
-      </w:r>
-    </w:p>
-    <w:p>
-      <w:pPr>
-        <w:rPr>
-          <w:lang w:val="en-CA"/>
-        </w:rPr>
-      </w:pPr>
-      <w:r>
-        <w:rPr>
-          <w:lang w:val="en-CA"/>
-        </w:rPr>
-        <w:t xml:space="preserve">I shuddered at that thought as I </w:t>
-      </w:r>
-      <w:r>
-        <w:rPr>
-          <w:lang w:val="en-CA"/>
-        </w:rPr>
-        <w:t>stepped out of the shower. That was so gross, but also so romantic. “Let’s not share that with my mother, shall we?”</w:t>
-      </w:r>
-    </w:p>
-    <w:p>
-      <w:pPr>
-        <w:rPr>
-          <w:lang w:val="en-CA"/>
-        </w:rPr>
-      </w:pPr>
-      <w:r>
-        <w:rPr>
-          <w:lang w:val="en-CA"/>
-        </w:rPr>
-        <w:t xml:space="preserve">On the bed I found my bag of stuff from the refugee camp. I pulled out clothes and </w:t>
-      </w:r>
-      <w:r>
-        <w:rPr>
-          <w:lang w:val="en-CA"/>
-        </w:rPr>
-        <w:t xml:space="preserve">dressed for the night. </w:t>
-      </w:r>
-    </w:p>
-    <w:p>
-      <w:pPr>
-        <w:rPr>
-          <w:lang w:val="en-CA"/>
-        </w:rPr>
-      </w:pPr>
-      <w:r>
-        <w:rPr>
-          <w:lang w:val="en-CA"/>
-        </w:rPr>
-        <w:lastRenderedPageBreak/>
-        <w:t xml:space="preserve">Luke picked up another book and opened it. </w:t>
-      </w:r>
-      <w:r>
-        <w:rPr>
-          <w:lang w:val="en-CA"/>
-        </w:rPr>
-        <w:t>He started skimming.</w:t>
-      </w:r>
-    </w:p>
-    <w:p>
-      <w:pPr>
-        <w:rPr>
-          <w:lang w:val="en-CA"/>
-        </w:rPr>
-      </w:pPr>
-      <w:r>
-        <w:rPr>
-          <w:lang w:val="en-CA"/>
-        </w:rPr>
-        <w:t>“What’s that?” I asked.</w:t>
-      </w:r>
-    </w:p>
-    <w:p>
-      <w:pPr>
-        <w:rPr>
-          <w:lang w:val="en-CA"/>
-        </w:rPr>
-      </w:pPr>
-      <w:r>
-        <w:rPr>
-          <w:lang w:val="en-CA"/>
-        </w:rPr>
-        <w:t xml:space="preserve">“Everyday magic,” Luke said. “Some require resources such as quintessence gems. A lot uses just manna. The book </w:t>
-      </w:r>
-      <w:r>
-        <w:rPr>
-          <w:lang w:val="en-CA"/>
-        </w:rPr>
-        <w:t xml:space="preserve">on Ritual Magic </w:t>
-      </w:r>
-      <w:r>
-        <w:rPr>
-          <w:lang w:val="en-CA"/>
-        </w:rPr>
-        <w:t>doesn’t say exactly what that is other t</w:t>
-      </w:r>
-      <w:r>
-        <w:rPr>
-          <w:lang w:val="en-CA"/>
-        </w:rPr>
-        <w:t xml:space="preserve">han that </w:t>
-      </w:r>
-      <w:r>
-        <w:rPr>
-          <w:lang w:val="en-CA"/>
-        </w:rPr>
-        <w:t>we</w:t>
-      </w:r>
-      <w:r>
-        <w:rPr>
-          <w:lang w:val="en-CA"/>
-        </w:rPr>
-        <w:t xml:space="preserve"> produce it.</w:t>
-      </w:r>
-    </w:p>
-    <w:p>
-      <w:pPr>
-        <w:rPr>
-          <w:lang w:val="en-CA"/>
-        </w:rPr>
-      </w:pPr>
-      <w:r>
-        <w:rPr>
-          <w:lang w:val="en-CA"/>
-        </w:rPr>
-        <w:t>“I found a simple cleaning spell.”</w:t>
-      </w:r>
-    </w:p>
-    <w:p>
-      <w:pPr>
-        <w:rPr>
-          <w:lang w:val="en-CA"/>
-        </w:rPr>
-      </w:pPr>
-      <w:r>
-        <w:rPr>
-          <w:lang w:val="en-CA"/>
-        </w:rPr>
-        <w:t>A magic circle appeared on the floor and Luke placed his clothes on it. The circle glowed and gasses seemed to get sucked out of the clothes. He put his clothes away.</w:t>
-      </w:r>
-    </w:p>
-    <w:p>
-      <w:pPr>
-        <w:rPr>
-          <w:lang w:val="en-CA"/>
-        </w:rPr>
-      </w:pPr>
-      <w:r>
-        <w:rPr>
-          <w:lang w:val="en-CA"/>
-        </w:rPr>
-        <w:t>“Okay, your turn,” Luke said. “Dump your dirty clothes here.”</w:t>
-      </w:r>
-    </w:p>
-    <w:p>
-      <w:pPr>
-        <w:rPr>
-          <w:lang w:val="en-CA"/>
-        </w:rPr>
-      </w:pPr>
-      <w:r>
-        <w:rPr>
-          <w:lang w:val="en-CA"/>
-        </w:rPr>
-        <w:t xml:space="preserve">I did as instructed and smoke curled up from my clothes. “Thanks Luke,” I said and put my clothes </w:t>
-      </w:r>
-      <w:r>
-        <w:rPr>
-          <w:lang w:val="en-CA"/>
-        </w:rPr>
-        <w:t>into a chest of drawers</w:t>
-      </w:r>
-      <w:r>
-        <w:rPr>
-          <w:lang w:val="en-CA"/>
-        </w:rPr>
-        <w:t>.</w:t>
-      </w:r>
-      <w:r>
-        <w:rPr>
-          <w:lang w:val="en-CA"/>
-        </w:rPr>
         <w:t xml:space="preserve"> “What else can you do?”</w:t>
       </w:r>
     </w:p>
@@ -13619,80 +13844,26 @@
         <w:rPr>
           <w:lang w:val="en-CA"/>
         </w:rPr>
-        <w:t>Luke put the book away and said, “I think it’s time to try out my secret ability. I can’t show you everything yet, but I can reveal a little now.”</w:t>
-      </w:r>
-    </w:p>
-    <w:p>
-      <w:pPr>
-        <w:rPr>
-          <w:lang w:val="en-CA"/>
-        </w:rPr>
-      </w:pPr>
-      <w:proofErr w:type="gramStart"/>
-      <w:r>
-        <w:rPr>
-          <w:lang w:val="en-CA"/>
-        </w:rPr>
-        <w:t>“Really?”</w:t>
-      </w:r>
-      <w:proofErr w:type="gramEnd"/>
-      <w:r>
-        <w:rPr>
-          <w:lang w:val="en-CA"/>
-        </w:rPr>
-        <w:t xml:space="preserve"> I asked, intrigued.</w:t>
-      </w:r>
-    </w:p>
-    <w:p>
-      <w:pPr>
-        <w:rPr>
-          <w:lang w:val="en-CA"/>
-        </w:rPr>
-      </w:pPr>
-      <w:r>
-        <w:rPr>
-          <w:lang w:val="en-CA"/>
-        </w:rPr>
-        <w:t>Luke lay on the bed and closed his eyes.</w:t>
-      </w:r>
-      <w:r>
-        <w:rPr>
-          <w:lang w:val="en-CA"/>
-        </w:rPr>
-        <w:t xml:space="preserve"> I joined him on the bed.</w:t>
-      </w:r>
-    </w:p>
-    <w:p>
-      <w:pPr>
-        <w:rPr>
-          <w:lang w:val="en-CA"/>
-        </w:rPr>
-      </w:pPr>
-      <w:r>
-        <w:rPr>
-          <w:lang w:val="en-CA"/>
-        </w:rPr>
-        <w:lastRenderedPageBreak/>
-        <w:t>For a moment nothing happened and then Luke said, “Damn, I don’t have the resources to use my skill.</w:t>
-      </w:r>
-      <w:r>
-        <w:rPr>
-          <w:lang w:val="en-CA"/>
-        </w:rPr>
-        <w:t xml:space="preserve"> Let’s go to sleep. Tomorrow will be the first of many long and painful days.”</w:t>
-      </w:r>
-    </w:p>
-    <w:p>
-      <w:pPr>
-        <w:rPr>
-          <w:lang w:val="en-CA"/>
-        </w:rPr>
-      </w:pPr>
-      <w:r>
-        <w:rPr>
-          <w:lang w:val="en-CA"/>
-        </w:rPr>
-        <w:t>I snuggled up to Luke and we went to sleep.</w:t>
+        <w:t xml:space="preserve">Luke </w:t>
+      </w:r>
+      <w:r>
+        <w:rPr>
+          <w:lang w:val="en-CA"/>
+        </w:rPr>
+        <w:t>pulled out his book on summoning and began reading. “Damn, I don’t have the resources to do a summons. I’ll leave it for another time.”</w:t>
+      </w:r>
+    </w:p>
+    <w:p>
+      <w:pPr>
+        <w:rPr>
+          <w:lang w:val="en-CA"/>
+        </w:rPr>
+      </w:pPr>
+      <w:r>
+        <w:rPr>
+          <w:lang w:val="en-CA"/>
+        </w:rPr>
+        <w:t>Luke slipped into bed and I snuggled up next to him while he read.</w:t>
       </w:r>
     </w:p>
     <w:p>
@@ -13702,7 +13873,7 @@
           <w:lang w:val="en-CA"/>
         </w:rPr>
       </w:pPr>
-      <w:bookmarkStart w:id="4" w:name="_Toc242871985"/>
+      <w:bookmarkStart w:id="4" w:name="_Toc243134235"/>
       <w:r>
         <w:rPr>
           <w:lang w:val="en-CA"/>
@@ -15833,7 +16004,7 @@
           <w:lang w:val="en-CA"/>
         </w:rPr>
       </w:pPr>
-      <w:bookmarkStart w:id="5" w:name="_Toc242871986"/>
+      <w:bookmarkStart w:id="5" w:name="_Toc243134236"/>
       <w:r>
         <w:rPr>
           <w:lang w:val="en-CA"/>
@@ -17215,7 +17386,7 @@
           <w:lang w:val="en-CA"/>
         </w:rPr>
       </w:pPr>
-      <w:bookmarkStart w:id="6" w:name="_Toc242871987"/>
+      <w:bookmarkStart w:id="6" w:name="_Toc243134237"/>
       <w:r>
         <w:rPr>
           <w:lang w:val="en-CA"/>
@@ -21986,7 +22157,19 @@
         <w:rPr>
           <w:lang w:val="en-CA"/>
         </w:rPr>
-        <w:t>I began training as usual. This time I combined my sharpness with my materialised sword. I fought with my wings and speed.</w:t>
+        <w:t xml:space="preserve">I began training as usual. </w:t>
+      </w:r>
+      <w:r>
+        <w:rPr>
+          <w:lang w:val="en-CA"/>
+        </w:rPr>
+        <w:t>This time I added Swift Movement to my wings</w:t>
+      </w:r>
+      <w:r>
+        <w:rPr>
+          <w:lang w:val="en-CA"/>
+        </w:rPr>
+        <w:t>.</w:t>
       </w:r>
     </w:p>
     <w:p>
@@ -22448,6 +22631,7 @@
           <w:lang w:val="en-CA"/>
         </w:rPr>
       </w:pPr>
+      <w:bookmarkStart w:id="7" w:name="_Toc243134238"/>
       <w:r>
         <w:rPr>
           <w:lang w:val="en-CA"/>
@@ -22455,6 +22639,7 @@
         <w:lastRenderedPageBreak/>
         <w:t>The First Hunt</w:t>
       </w:r>
+      <w:bookmarkEnd w:id="7"/>
     </w:p>
     <w:p>
       <w:pPr>
@@ -22463,6 +22648,26 @@
           <w:lang w:val="en-CA"/>
         </w:rPr>
       </w:pPr>
+      <w:r>
+        <w:rPr>
+          <w:lang w:val="en-CA"/>
+        </w:rPr>
+        <w:t>Hunting is fun</w:t>
+      </w:r>
+    </w:p>
+    <w:p>
+      <w:pPr>
+        <w:pStyle w:val="Quote1"/>
+        <w:rPr>
+          <w:lang w:val="en-CA"/>
+        </w:rPr>
+      </w:pPr>
+      <w:r>
+        <w:rPr>
+          <w:lang w:val="en-CA"/>
+        </w:rPr>
+        <w:t>But only if you’re the hunter</w:t>
+      </w:r>
     </w:p>
     <w:p>
       <w:pPr>
@@ -22483,6 +22688,12 @@
         </w:rPr>
         <w:t xml:space="preserve"> POV</w:t>
       </w:r>
+      <w:r>
+        <w:rPr>
+          <w:lang w:val="en-CA"/>
+        </w:rPr>
+        <w:t xml:space="preserve"> - Day 8</w:t>
+      </w:r>
     </w:p>
     <w:p>
       <w:pPr>
@@ -22739,6 +22950,7 @@
         <w:rPr>
           <w:lang w:val="en-CA"/>
         </w:rPr>
+        <w:lastRenderedPageBreak/>
         <w:t>“Look, Luke,” I said excitedly. “There is a Celestine girl. Isn’t she pretty?”</w:t>
       </w:r>
     </w:p>
@@ -22752,21 +22964,480 @@
         <w:rPr>
           <w:lang w:val="en-CA"/>
         </w:rPr>
+        <w:t>Luke looked between the gorgeous Celestine woman and me.</w:t>
+      </w:r>
+    </w:p>
+    <w:p>
+      <w:pPr>
+        <w:rPr>
+          <w:lang w:val="en-CA"/>
+        </w:rPr>
+      </w:pPr>
+      <w:r>
+        <w:rPr>
+          <w:lang w:val="en-CA"/>
+        </w:rPr>
+        <w:t>“I suppose,” Luke said</w:t>
+      </w:r>
+      <w:r>
+        <w:rPr>
+          <w:lang w:val="en-CA"/>
+        </w:rPr>
+        <w:t>.</w:t>
+      </w:r>
+      <w:r>
+        <w:rPr>
+          <w:lang w:val="en-CA"/>
+        </w:rPr>
+        <w:t xml:space="preserve"> </w:t>
+      </w:r>
+      <w:r>
+        <w:rPr>
+          <w:lang w:val="en-CA"/>
+        </w:rPr>
+        <w:t>He</w:t>
+      </w:r>
+      <w:r>
+        <w:rPr>
+          <w:lang w:val="en-CA"/>
+        </w:rPr>
+        <w:t xml:space="preserve"> turned his head </w:t>
+      </w:r>
+      <w:r>
+        <w:rPr>
+          <w:lang w:val="en-CA"/>
+        </w:rPr>
+        <w:t xml:space="preserve">and focused his attention </w:t>
+      </w:r>
+      <w:r>
+        <w:rPr>
+          <w:lang w:val="en-CA"/>
+        </w:rPr>
+        <w:t xml:space="preserve">towards </w:t>
+      </w:r>
+      <w:r>
+        <w:rPr>
+          <w:lang w:val="en-CA"/>
+        </w:rPr>
+        <w:t xml:space="preserve">a </w:t>
+      </w:r>
+      <w:r>
+        <w:rPr>
+          <w:lang w:val="en-CA"/>
+        </w:rPr>
+        <w:t>Leonid</w:t>
+      </w:r>
+      <w:r>
+        <w:rPr>
+          <w:lang w:val="en-CA"/>
+        </w:rPr>
+        <w:t xml:space="preserve"> </w:t>
+      </w:r>
+      <w:r>
+        <w:rPr>
+          <w:lang w:val="en-CA"/>
+        </w:rPr>
+        <w:t xml:space="preserve">man </w:t>
+      </w:r>
+      <w:r>
+        <w:rPr>
+          <w:lang w:val="en-CA"/>
+        </w:rPr>
+        <w:t>arm</w:t>
+      </w:r>
+      <w:r>
+        <w:rPr>
+          <w:lang w:val="en-CA"/>
+        </w:rPr>
+        <w:t>-</w:t>
+      </w:r>
+      <w:r>
+        <w:rPr>
+          <w:lang w:val="en-CA"/>
+        </w:rPr>
+        <w:t>wrestling someone who looked like a gorilla</w:t>
+      </w:r>
+      <w:r>
+        <w:rPr>
+          <w:lang w:val="en-CA"/>
+        </w:rPr>
+        <w:t>.</w:t>
+      </w:r>
+    </w:p>
+    <w:p>
+      <w:pPr>
+        <w:rPr>
+          <w:lang w:val="en-CA"/>
+        </w:rPr>
+      </w:pPr>
+      <w:r>
+        <w:rPr>
+          <w:lang w:val="en-CA"/>
+        </w:rPr>
+        <w:t>Again I felt my face get hot and Gilbert chuckled.</w:t>
+      </w:r>
+    </w:p>
+    <w:p>
+      <w:pPr>
+        <w:rPr>
+          <w:lang w:val="en-CA"/>
+        </w:rPr>
+      </w:pPr>
+      <w:r>
+        <w:rPr>
+          <w:lang w:val="en-CA"/>
+        </w:rPr>
+        <w:t>“What’s so funny?” Luke asked.</w:t>
+      </w:r>
+    </w:p>
+    <w:p>
+      <w:pPr>
+        <w:rPr>
+          <w:lang w:val="en-CA"/>
+        </w:rPr>
+      </w:pPr>
+      <w:r>
+        <w:rPr>
+          <w:lang w:val="en-CA"/>
+        </w:rPr>
+        <w:t>“A kid like you wouldn’t understand,” Gilbert said.</w:t>
+      </w:r>
+    </w:p>
+    <w:p>
+      <w:pPr>
+        <w:rPr>
+          <w:lang w:val="en-CA"/>
+        </w:rPr>
+      </w:pPr>
+      <w:r>
+        <w:rPr>
+          <w:lang w:val="en-CA"/>
+        </w:rPr>
+        <w:t xml:space="preserve">“And that’s why this kid has someone like me taking care of him,” Vinnie said. </w:t>
+      </w:r>
+      <w:r>
+        <w:rPr>
+          <w:lang w:val="en-CA"/>
+        </w:rPr>
+        <w:t>Vinnie’s</w:t>
+      </w:r>
+      <w:r>
+        <w:rPr>
+          <w:lang w:val="en-CA"/>
+        </w:rPr>
+        <w:t xml:space="preserve"> t</w:t>
+      </w:r>
+      <w:r>
+        <w:rPr>
+          <w:lang w:val="en-CA"/>
+        </w:rPr>
+        <w:t>op hat morphed into a black pin-striped fedora.</w:t>
+      </w:r>
+    </w:p>
+    <w:p>
+      <w:pPr>
+        <w:rPr>
+          <w:lang w:val="en-CA"/>
+        </w:rPr>
+      </w:pPr>
+      <w:r>
+        <w:rPr>
+          <w:lang w:val="en-CA"/>
+        </w:rPr>
+        <w:t>“Damn, I really need a cigar,” Vinnie said, “Yo Doll Face, when you strike it big, will you buy this manly man a cigar?”</w:t>
+      </w:r>
+    </w:p>
+    <w:p>
+      <w:pPr>
+        <w:rPr>
+          <w:lang w:val="en-CA"/>
+        </w:rPr>
+      </w:pPr>
+      <w:r>
+        <w:rPr>
+          <w:lang w:val="en-CA"/>
+        </w:rPr>
+        <w:t>“Anything for you Vinnie,” I said.</w:t>
+      </w:r>
+    </w:p>
+    <w:p>
+      <w:pPr>
+        <w:rPr>
+          <w:lang w:val="en-CA"/>
+        </w:rPr>
+      </w:pPr>
+      <w:r>
+        <w:rPr>
+          <w:lang w:val="en-CA"/>
+        </w:rPr>
+        <w:t>“You’re the best Doll Face,” Vinnie said.</w:t>
+      </w:r>
+    </w:p>
+    <w:p>
+      <w:pPr>
+        <w:rPr>
+          <w:lang w:val="en-CA"/>
+        </w:rPr>
+      </w:pPr>
+      <w:r>
+        <w:rPr>
+          <w:lang w:val="en-CA"/>
+        </w:rPr>
+        <w:t>“When you become full members, you will be able to take on missions,” Gilbert said.</w:t>
+      </w:r>
+    </w:p>
+    <w:p>
+      <w:pPr>
+        <w:rPr>
+          <w:lang w:val="en-CA"/>
+        </w:rPr>
+      </w:pPr>
+      <w:r>
+        <w:rPr>
+          <w:lang w:val="en-CA"/>
+        </w:rPr>
+        <w:t>We approached a receptionist and Gilbert presented his badge. “I</w:t>
+      </w:r>
+      <w:r>
+        <w:rPr>
+          <w:lang w:val="en-CA"/>
+        </w:rPr>
+        <w:t>’m going on a field trip with my students. Do you have any low-level missions for the kids?</w:t>
+      </w:r>
+      <w:r>
+        <w:rPr>
+          <w:lang w:val="en-CA"/>
+        </w:rPr>
+        <w:t xml:space="preserve"> I want to do a circuit.</w:t>
+      </w:r>
+      <w:r>
+        <w:rPr>
+          <w:lang w:val="en-CA"/>
+        </w:rPr>
+        <w:t>”</w:t>
+      </w:r>
+    </w:p>
+    <w:p>
+      <w:pPr>
+        <w:rPr>
+          <w:lang w:val="en-CA"/>
+        </w:rPr>
+      </w:pPr>
+      <w:r>
+        <w:rPr>
+          <w:lang w:val="en-CA"/>
+        </w:rPr>
+        <w:t>“We have plenty,” the woman said. I remembered I had an identification skill from Vinnie. I used it and found the woman’s name was Barbie.</w:t>
+      </w:r>
+    </w:p>
+    <w:p>
+      <w:pPr>
+        <w:rPr>
+          <w:lang w:val="en-CA"/>
+        </w:rPr>
+      </w:pPr>
+      <w:r>
+        <w:rPr>
+          <w:lang w:val="en-CA"/>
+        </w:rPr>
         <w:lastRenderedPageBreak/>
-        <w:t>Luke looked between the gorgeous Celestine woman and me.</w:t>
-      </w:r>
-    </w:p>
-    <w:p>
-      <w:pPr>
-        <w:rPr>
-          <w:lang w:val="en-CA"/>
-        </w:rPr>
-      </w:pPr>
-      <w:r>
-        <w:rPr>
-          <w:lang w:val="en-CA"/>
-        </w:rPr>
-        <w:t>“I suppose,” Luke said</w:t>
+        <w:t>“Okay, let’s go,” Gilbert said and walked away. We followed. “We will be doing a tour of some towns and farms, cleaning out low-level monsters.”</w:t>
+      </w:r>
+    </w:p>
+    <w:p>
+      <w:pPr>
+        <w:rPr>
+          <w:lang w:val="en-CA"/>
+        </w:rPr>
+      </w:pPr>
+      <w:r>
+        <w:rPr>
+          <w:lang w:val="en-CA"/>
+        </w:rPr>
+        <w:t>We returned to the skimmer and were on our way.</w:t>
+      </w:r>
+      <w:r>
+        <w:rPr>
+          <w:lang w:val="en-CA"/>
+        </w:rPr>
+        <w:t xml:space="preserve"> The drive out of the </w:t>
+      </w:r>
+      <w:r>
+        <w:rPr>
+          <w:lang w:val="en-CA"/>
+        </w:rPr>
+        <w:t xml:space="preserve">island </w:t>
+      </w:r>
+      <w:r>
+        <w:rPr>
+          <w:lang w:val="en-CA"/>
+        </w:rPr>
+        <w:t>city was easier than</w:t>
+      </w:r>
+      <w:r>
+        <w:rPr>
+          <w:lang w:val="en-CA"/>
+        </w:rPr>
+        <w:t xml:space="preserve"> the drive in. No one checked people leaving.</w:t>
+      </w:r>
+    </w:p>
+    <w:p>
+      <w:pPr>
+        <w:rPr>
+          <w:lang w:val="en-CA"/>
+        </w:rPr>
+      </w:pPr>
+      <w:r>
+        <w:rPr>
+          <w:lang w:val="en-CA"/>
+        </w:rPr>
+        <w:t xml:space="preserve">The next two hours were uneventful as Graham lectured </w:t>
+      </w:r>
+      <w:r>
+        <w:rPr>
+          <w:lang w:val="en-CA"/>
+        </w:rPr>
+        <w:t xml:space="preserve">us </w:t>
+      </w:r>
+      <w:r>
+        <w:rPr>
+          <w:lang w:val="en-CA"/>
+        </w:rPr>
+        <w:t>on being an adventurer.</w:t>
+      </w:r>
+    </w:p>
+    <w:p>
+      <w:pPr>
+        <w:rPr>
+          <w:lang w:val="en-CA"/>
+        </w:rPr>
+      </w:pPr>
+      <w:r>
+        <w:rPr>
+          <w:lang w:val="en-CA"/>
+        </w:rPr>
+        <w:t>Eventually we arrived at our destination</w:t>
+      </w:r>
+      <w:r>
+        <w:rPr>
+          <w:lang w:val="en-CA"/>
+        </w:rPr>
+        <w:t>. In front of us were dozens of dog-faced spiders the size of – large dogs.</w:t>
+      </w:r>
+    </w:p>
+    <w:p>
+      <w:pPr>
+        <w:pStyle w:val="StatusMessage"/>
+        <w:rPr>
+          <w:lang w:val="en-CA"/>
+        </w:rPr>
+      </w:pPr>
+      <w:r>
+        <w:rPr>
+          <w:lang w:val="en-CA"/>
+        </w:rPr>
+        <w:t>Dog-head Spiders</w:t>
+      </w:r>
+    </w:p>
+    <w:p>
+      <w:pPr>
+        <w:rPr>
+          <w:lang w:val="en-CA"/>
+        </w:rPr>
+      </w:pPr>
+      <w:r>
+        <w:rPr>
+          <w:lang w:val="en-CA"/>
+        </w:rPr>
+        <w:t>“Okay Susie, this shouldn’t be a problem for you.</w:t>
+      </w:r>
+      <w:r>
+        <w:rPr>
+          <w:lang w:val="en-CA"/>
+        </w:rPr>
+        <w:t xml:space="preserve"> How will you tackle this?” Gilbert asked.</w:t>
+      </w:r>
+    </w:p>
+    <w:p>
+      <w:pPr>
+        <w:rPr>
+          <w:lang w:val="en-CA"/>
+        </w:rPr>
+      </w:pPr>
+      <w:r>
+        <w:rPr>
+          <w:lang w:val="en-CA"/>
+        </w:rPr>
+        <w:t>“I’m going to slice...” I began.</w:t>
+      </w:r>
+    </w:p>
+    <w:p>
+      <w:pPr>
+        <w:rPr>
+          <w:lang w:val="en-CA"/>
+        </w:rPr>
+      </w:pPr>
+      <w:r>
+        <w:rPr>
+          <w:lang w:val="en-CA"/>
+        </w:rPr>
+        <w:t xml:space="preserve">“Just a second,” Luke said. “Dog-head Spiders use webs to trap prey. They also have venom and </w:t>
+      </w:r>
+      <w:r>
+        <w:rPr>
+          <w:lang w:val="en-CA"/>
+        </w:rPr>
+        <w:t xml:space="preserve">have </w:t>
+      </w:r>
+      <w:r>
+        <w:rPr>
+          <w:lang w:val="en-CA"/>
+        </w:rPr>
+        <w:t>a nasty bite. They hunt in packs and will swarm you if you’re not careful.</w:t>
+      </w:r>
+    </w:p>
+    <w:p>
+      <w:pPr>
+        <w:rPr>
+          <w:lang w:val="en-CA"/>
+        </w:rPr>
+      </w:pPr>
+      <w:r>
+        <w:rPr>
+          <w:lang w:val="en-CA"/>
+        </w:rPr>
+        <w:t>“I suggest you use the glaive form of your sword.</w:t>
+      </w:r>
+    </w:p>
+    <w:p>
+      <w:pPr>
+        <w:rPr>
+          <w:lang w:val="en-CA"/>
+        </w:rPr>
+      </w:pPr>
+      <w:r>
+        <w:rPr>
+          <w:lang w:val="en-CA"/>
+        </w:rPr>
+        <w:t>“I will assist you with Theatre</w:t>
+      </w:r>
+      <w:r>
+        <w:rPr>
+          <w:lang w:val="en-CA"/>
+        </w:rPr>
+        <w:t xml:space="preserve"> </w:t>
+      </w:r>
+      <w:r>
+        <w:rPr>
+          <w:lang w:val="en-CA"/>
+        </w:rPr>
+        <w:t xml:space="preserve">and </w:t>
+      </w:r>
+      <w:r>
+        <w:rPr>
+          <w:lang w:val="en-CA"/>
+        </w:rPr>
+        <w:t>my Tux</w:t>
       </w:r>
       <w:r>
         <w:rPr>
@@ -22778,31 +23449,2471 @@
         <w:rPr>
           <w:lang w:val="en-CA"/>
         </w:rPr>
+        <w:t xml:space="preserve"> They aren’t much, but I need the training.”</w:t>
+      </w:r>
+    </w:p>
+    <w:p>
+      <w:pPr>
+        <w:rPr>
+          <w:lang w:val="en-CA"/>
+        </w:rPr>
+      </w:pPr>
+      <w:r>
+        <w:rPr>
+          <w:lang w:val="en-CA"/>
+        </w:rPr>
+        <w:t>“I will also help,” Vinnie said. “I can’t let my number one doll get hurt now, can I? I will also help with the looting.”</w:t>
+      </w:r>
+    </w:p>
+    <w:p>
+      <w:pPr>
+        <w:rPr>
+          <w:lang w:val="en-CA"/>
+        </w:rPr>
+      </w:pPr>
+      <w:r>
+        <w:rPr>
+          <w:lang w:val="en-CA"/>
+        </w:rPr>
+        <w:t>“How can the fur ball help?” Gilbert asked.</w:t>
+      </w:r>
+    </w:p>
+    <w:p>
+      <w:pPr>
+        <w:rPr>
+          <w:lang w:val="en-CA"/>
+        </w:rPr>
+      </w:pPr>
+      <w:r>
+        <w:rPr>
+          <w:lang w:val="en-CA"/>
+        </w:rPr>
+        <w:t>“</w:t>
+      </w:r>
+      <w:r>
+        <w:rPr>
+          <w:lang w:val="en-CA"/>
+        </w:rPr>
+        <w:t xml:space="preserve">Hey, </w:t>
+      </w:r>
+      <w:r>
+        <w:rPr>
+          <w:lang w:val="en-CA"/>
+        </w:rPr>
+        <w:t>I’m no fur ball,” Vinnie said indignantly. “</w:t>
+      </w:r>
+      <w:r>
+        <w:rPr>
+          <w:lang w:val="en-CA"/>
+        </w:rPr>
+        <w:t>I’m just a little hairy. What nerve.”</w:t>
+      </w:r>
+    </w:p>
+    <w:p>
+      <w:pPr>
+        <w:rPr>
+          <w:lang w:val="en-CA"/>
+        </w:rPr>
+      </w:pPr>
+      <w:r>
+        <w:rPr>
+          <w:lang w:val="en-CA"/>
+        </w:rPr>
+        <w:lastRenderedPageBreak/>
+        <w:t xml:space="preserve">“Vinnie can borrow some of Susie’s powers,” Luke said. “Unfortunately, I have yet to </w:t>
+      </w:r>
+      <w:r>
+        <w:rPr>
+          <w:lang w:val="en-CA"/>
+        </w:rPr>
+        <w:t>learn</w:t>
+      </w:r>
+      <w:r>
+        <w:rPr>
+          <w:lang w:val="en-CA"/>
+        </w:rPr>
+        <w:t xml:space="preserve"> combat magic.”</w:t>
+      </w:r>
+    </w:p>
+    <w:p>
+      <w:pPr>
+        <w:rPr>
+          <w:lang w:val="en-CA"/>
+        </w:rPr>
+      </w:pPr>
+      <w:r>
+        <w:rPr>
+          <w:lang w:val="en-CA"/>
+        </w:rPr>
+        <w:t>“You’re not going to fight?” Gilbert asked.</w:t>
+      </w:r>
+    </w:p>
+    <w:p>
+      <w:pPr>
+        <w:rPr>
+          <w:lang w:val="en-CA"/>
+        </w:rPr>
+      </w:pPr>
+      <w:r>
+        <w:rPr>
+          <w:lang w:val="en-CA"/>
+        </w:rPr>
+        <w:t xml:space="preserve">“I’m a support, not a fighter,” </w:t>
+      </w:r>
+      <w:r>
+        <w:rPr>
+          <w:lang w:val="en-CA"/>
+        </w:rPr>
+        <w:t>Luke</w:t>
+      </w:r>
+      <w:r>
+        <w:rPr>
+          <w:lang w:val="en-CA"/>
+        </w:rPr>
+        <w:t xml:space="preserve"> said. “I would only get in Susie’s way.”</w:t>
+      </w:r>
+    </w:p>
+    <w:p>
+      <w:pPr>
+        <w:rPr>
+          <w:lang w:val="en-CA"/>
+        </w:rPr>
+      </w:pPr>
+      <w:r>
+        <w:rPr>
+          <w:lang w:val="en-CA"/>
+        </w:rPr>
+        <w:t>“I’m a lover, not a fighter,” Vinnie said.</w:t>
+      </w:r>
+    </w:p>
+    <w:p>
+      <w:pPr>
+        <w:rPr>
+          <w:lang w:val="en-CA"/>
+        </w:rPr>
+      </w:pPr>
+      <w:r>
+        <w:rPr>
+          <w:lang w:val="en-CA"/>
+        </w:rPr>
+        <w:t>“Vinnie is funny,” Gilbert said with a chuckle. “Okay, I’ll let you handle things.”</w:t>
+      </w:r>
+    </w:p>
+    <w:p>
+      <w:pPr>
+        <w:rPr>
+          <w:lang w:val="en-CA"/>
+        </w:rPr>
+      </w:pPr>
+      <w:r>
+        <w:rPr>
+          <w:lang w:val="en-CA"/>
+        </w:rPr>
+        <w:t>“With wings of light, I take flight,” I said and wings appeared on my back.</w:t>
+      </w:r>
+    </w:p>
+    <w:p>
+      <w:pPr>
+        <w:rPr>
+          <w:lang w:val="en-CA"/>
+        </w:rPr>
+      </w:pPr>
+      <w:r>
+        <w:rPr>
+          <w:lang w:val="en-CA"/>
+        </w:rPr>
+        <w:t xml:space="preserve">“With wings of light, I take flight,” Vinnie said and wings appeared on </w:t>
+      </w:r>
+      <w:r>
+        <w:rPr>
+          <w:lang w:val="en-CA"/>
+        </w:rPr>
+        <w:t>his</w:t>
+      </w:r>
+      <w:r>
+        <w:rPr>
+          <w:lang w:val="en-CA"/>
+        </w:rPr>
+        <w:t xml:space="preserve"> back. “Damn it. Why do I have to say such girly things for such manly wings?</w:t>
+      </w:r>
+    </w:p>
+    <w:p>
+      <w:pPr>
+        <w:rPr>
+          <w:lang w:val="en-CA"/>
+        </w:rPr>
+      </w:pPr>
+      <w:r>
+        <w:rPr>
+          <w:lang w:val="en-CA"/>
+        </w:rPr>
+        <w:t>“Let’s go sweetheart. Those monsters won’t kill themselves.”</w:t>
+      </w:r>
+    </w:p>
+    <w:p>
+      <w:pPr>
+        <w:rPr>
+          <w:lang w:val="en-CA"/>
+        </w:rPr>
+      </w:pPr>
+      <w:r>
+        <w:rPr>
+          <w:lang w:val="en-CA"/>
+        </w:rPr>
+        <w:t>“Let the show begin,” Luke called out and sat down, slumped on seat, appearing to be asleep.</w:t>
+      </w:r>
+      <w:r>
+        <w:rPr>
+          <w:lang w:val="en-CA"/>
+        </w:rPr>
+        <w:t xml:space="preserve"> I guess he was using all his attention on the battle.</w:t>
+      </w:r>
+    </w:p>
+    <w:p>
+      <w:pPr>
+        <w:rPr>
+          <w:lang w:val="en-CA"/>
+        </w:rPr>
+      </w:pPr>
+      <w:r>
+        <w:rPr>
+          <w:lang w:val="en-CA"/>
+        </w:rPr>
+        <w:t>“With judgement comes mercy,” I intoned and activated my Healthy Wrath aura</w:t>
+      </w:r>
+      <w:r>
+        <w:rPr>
+          <w:lang w:val="en-CA"/>
+        </w:rPr>
+        <w:t>.</w:t>
+      </w:r>
+    </w:p>
+    <w:p>
+      <w:pPr>
+        <w:rPr>
+          <w:lang w:val="en-CA"/>
+        </w:rPr>
+      </w:pPr>
+      <w:r>
+        <w:rPr>
+          <w:lang w:val="en-CA"/>
+        </w:rPr>
+        <w:t>I shot forward</w:t>
+      </w:r>
+      <w:r>
+        <w:rPr>
+          <w:lang w:val="en-CA"/>
+        </w:rPr>
+        <w:t xml:space="preserve"> with my </w:t>
+      </w:r>
+      <w:r>
+        <w:rPr>
+          <w:lang w:val="en-CA"/>
+        </w:rPr>
+        <w:t>Eviscerating Sword</w:t>
+      </w:r>
+      <w:r>
+        <w:rPr>
+          <w:lang w:val="en-CA"/>
+        </w:rPr>
+        <w:t>,</w:t>
+      </w:r>
+      <w:r>
+        <w:rPr>
+          <w:lang w:val="en-CA"/>
+        </w:rPr>
+        <w:t xml:space="preserve"> changed it to resemble a glaive.</w:t>
+      </w:r>
+    </w:p>
+    <w:p>
+      <w:pPr>
+        <w:rPr>
+          <w:lang w:val="en-CA"/>
+        </w:rPr>
+      </w:pPr>
+      <w:r>
+        <w:rPr>
+          <w:lang w:val="en-CA"/>
+        </w:rPr>
+        <w:t>I sliced at the first spider dog thing and almost got hit from the side. Thankfully, Vinnie intercepted with his own sword, which looked entirely too big in his tiny hands.</w:t>
+      </w:r>
+    </w:p>
+    <w:p>
+      <w:pPr>
+        <w:rPr>
+          <w:lang w:val="en-CA"/>
+        </w:rPr>
+      </w:pPr>
+      <w:r>
+        <w:rPr>
+          <w:lang w:val="en-CA"/>
+        </w:rPr>
+        <w:t>Did rabbits have opposable thumbs? It didn’t matter.</w:t>
+      </w:r>
+    </w:p>
+    <w:p>
+      <w:pPr>
+        <w:rPr>
+          <w:lang w:val="en-CA"/>
+        </w:rPr>
+      </w:pPr>
+      <w:r>
+        <w:rPr>
+          <w:lang w:val="en-CA"/>
+        </w:rPr>
+        <w:lastRenderedPageBreak/>
+        <w:t>I continued my fight, swinging my glaive. It was not as bad as I feared. Then again I was fighting lesser monsters.</w:t>
+      </w:r>
+    </w:p>
+    <w:p>
+      <w:pPr>
+        <w:rPr>
+          <w:lang w:val="en-CA"/>
+        </w:rPr>
+      </w:pPr>
+      <w:r>
+        <w:rPr>
+          <w:lang w:val="en-CA"/>
+        </w:rPr>
+        <w:t>I got complacent and a spider almost bit me. With head back in the game, I renewed my attacks.</w:t>
+      </w:r>
+    </w:p>
+    <w:p>
+      <w:pPr>
+        <w:rPr>
+          <w:lang w:val="en-CA"/>
+        </w:rPr>
+      </w:pPr>
+      <w:r>
+        <w:rPr>
+          <w:lang w:val="en-CA"/>
+        </w:rPr>
+        <w:t>Finally the last monster was killed. Vinnie made his rounds and clouds of smoke billowed behind me. Unfortunately, I was covered with bug guts, making me gag as the slime dissolved.</w:t>
+      </w:r>
+    </w:p>
+    <w:p>
+      <w:pPr>
+        <w:rPr>
+          <w:lang w:val="en-CA"/>
+        </w:rPr>
+      </w:pPr>
+      <w:r>
+        <w:rPr>
+          <w:lang w:val="en-CA"/>
+        </w:rPr>
+        <w:t>Luke woke up and smiled at me.</w:t>
+      </w:r>
+    </w:p>
+    <w:p>
+      <w:pPr>
+        <w:rPr>
+          <w:lang w:val="en-CA"/>
+        </w:rPr>
+      </w:pPr>
+      <w:r>
+        <w:rPr>
+          <w:lang w:val="en-CA"/>
+        </w:rPr>
+        <w:t>“How was it?” Gilbert asked.</w:t>
+      </w:r>
+    </w:p>
+    <w:p>
+      <w:pPr>
+        <w:rPr>
+          <w:lang w:val="en-CA"/>
+        </w:rPr>
+      </w:pPr>
+      <w:r>
+        <w:rPr>
+          <w:lang w:val="en-CA"/>
+        </w:rPr>
+        <w:t>“Luke was right,” I said. “The greater length prevented me from getting bitten.”</w:t>
+      </w:r>
+    </w:p>
+    <w:p>
+      <w:pPr>
+        <w:rPr>
+          <w:lang w:val="en-CA"/>
+        </w:rPr>
+      </w:pPr>
+      <w:r>
+        <w:rPr>
+          <w:lang w:val="en-CA"/>
+        </w:rPr>
+        <w:t>“How about you, Luke?” Gilbert asked.</w:t>
+      </w:r>
+    </w:p>
+    <w:p>
+      <w:pPr>
+        <w:rPr>
+          <w:lang w:val="en-CA"/>
+        </w:rPr>
+      </w:pPr>
+      <w:r>
+        <w:rPr>
+          <w:lang w:val="en-CA"/>
+        </w:rPr>
+        <w:t>“It was a good workout,” Luke said. “This was the first time I used Theatre properly. Unfortunately it was rather weak – more like it’s missing something. Also, I used too much manna and now have a bit of a headache.</w:t>
+      </w:r>
+    </w:p>
+    <w:p>
+      <w:pPr>
+        <w:rPr>
+          <w:lang w:val="en-CA"/>
+        </w:rPr>
+      </w:pPr>
+      <w:r>
+        <w:rPr>
+          <w:lang w:val="en-CA"/>
+        </w:rPr>
+        <w:t>“</w:t>
+      </w:r>
+      <w:r>
+        <w:rPr>
+          <w:lang w:val="en-CA"/>
+        </w:rPr>
+        <w:t xml:space="preserve">On the bright side </w:t>
+      </w:r>
+      <w:r>
+        <w:rPr>
+          <w:lang w:val="en-CA"/>
+        </w:rPr>
+        <w:t>I got plenty of coins,” Luke said and showed me on. “Unfortunately I have my ugly face on it.”</w:t>
+      </w:r>
+    </w:p>
+    <w:p>
+      <w:pPr>
+        <w:rPr>
+          <w:lang w:val="en-CA"/>
+        </w:rPr>
+      </w:pPr>
+      <w:r>
+        <w:rPr>
+          <w:lang w:val="en-CA"/>
+        </w:rPr>
+        <w:t>“That’s for sure,” Vinnie said as he rested once again on Luke’s head.</w:t>
+      </w:r>
+    </w:p>
+    <w:p>
+      <w:pPr>
+        <w:rPr>
+          <w:lang w:val="en-CA"/>
+        </w:rPr>
+      </w:pPr>
+      <w:r>
+        <w:rPr>
+          <w:lang w:val="en-CA"/>
+        </w:rPr>
+        <w:t xml:space="preserve">The coin had </w:t>
+      </w:r>
+      <w:r>
+        <w:t>the image of a grinning teenage boy holding up a peace sign. The boy has bright red short messy hair and sparkling blue eyes</w:t>
+      </w:r>
+      <w:r>
+        <w:rPr>
+          <w:lang w:val="en-CA"/>
+        </w:rPr>
+        <w:t>.</w:t>
+      </w:r>
+    </w:p>
+    <w:p>
+      <w:pPr>
+        <w:rPr>
+          <w:lang w:val="en-CA"/>
+        </w:rPr>
+      </w:pPr>
+      <w:r>
+        <w:rPr>
+          <w:lang w:val="en-CA"/>
+        </w:rPr>
+        <w:t>Above, words read</w:t>
+      </w:r>
+      <w:r>
+        <w:rPr>
+          <w:lang w:val="en-CA"/>
+        </w:rPr>
+        <w:t>,</w:t>
+      </w:r>
+      <w:r>
+        <w:rPr>
+          <w:lang w:val="en-CA"/>
+        </w:rPr>
         <w:t xml:space="preserve"> </w:t>
       </w:r>
       <w:r>
         <w:rPr>
           <w:lang w:val="en-CA"/>
         </w:rPr>
-        <w:t>He</w:t>
-      </w:r>
-      <w:r>
-        <w:rPr>
-          <w:lang w:val="en-CA"/>
-        </w:rPr>
-        <w:t xml:space="preserve"> turned his head </w:t>
-      </w:r>
-      <w:r>
-        <w:rPr>
-          <w:lang w:val="en-CA"/>
-        </w:rPr>
-        <w:t xml:space="preserve">and focused his attention </w:t>
-      </w:r>
-      <w:r>
-        <w:rPr>
-          <w:lang w:val="en-CA"/>
-        </w:rPr>
-        <w:t xml:space="preserve">towards </w:t>
+        <w:t>‘</w:t>
+      </w:r>
+      <w:r>
+        <w:t xml:space="preserve">Credendo Videsse’ – By believing, one sees. </w:t>
+      </w:r>
+      <w:r>
+        <w:t>Below, words read</w:t>
+      </w:r>
+      <w:r>
+        <w:t>, ‘Embrace your Mulligan’.</w:t>
+      </w:r>
+    </w:p>
+    <w:p>
+      <w:pPr>
+        <w:rPr>
+          <w:lang w:val="en-CA"/>
+        </w:rPr>
+      </w:pPr>
+      <w:r>
+        <w:rPr>
+          <w:lang w:val="en-CA"/>
+        </w:rPr>
+        <w:t>“What an ugly mug,” Vinnie said.</w:t>
+      </w:r>
+    </w:p>
+    <w:p>
+      <w:pPr>
+        <w:rPr>
+          <w:lang w:val="en-CA"/>
+        </w:rPr>
+      </w:pPr>
+      <w:r>
+        <w:rPr>
+          <w:lang w:val="en-CA"/>
+        </w:rPr>
+        <w:lastRenderedPageBreak/>
+        <w:t>“I think it’s cute,” I said and laughed, enjoying how Vinnie liked playing a tough guy.</w:t>
+      </w:r>
+    </w:p>
+    <w:p>
+      <w:pPr>
+        <w:rPr>
+          <w:lang w:val="en-CA"/>
+        </w:rPr>
+      </w:pPr>
+      <w:r>
+        <w:rPr>
+          <w:lang w:val="en-CA"/>
+        </w:rPr>
+        <w:t>“That’s the problem with you dames,” Vinnie said. “You have no taste.”</w:t>
+      </w:r>
+    </w:p>
+    <w:p>
+      <w:pPr>
+        <w:rPr>
+          <w:lang w:val="en-CA"/>
+        </w:rPr>
+      </w:pPr>
+      <w:r>
+        <w:rPr>
+          <w:lang w:val="en-CA"/>
+        </w:rPr>
+        <w:t>“I got hundreds of lesser coins</w:t>
+      </w:r>
+      <w:r>
+        <w:rPr>
+          <w:lang w:val="en-CA"/>
+        </w:rPr>
+        <w:t>,</w:t>
+      </w:r>
+      <w:r>
+        <w:rPr>
+          <w:lang w:val="en-CA"/>
+        </w:rPr>
+        <w:t xml:space="preserve"> iron coins</w:t>
+      </w:r>
+      <w:r>
+        <w:rPr>
+          <w:lang w:val="en-CA"/>
+        </w:rPr>
+        <w:t xml:space="preserve"> and monster cores</w:t>
+      </w:r>
+      <w:r>
+        <w:rPr>
+          <w:lang w:val="en-CA"/>
+        </w:rPr>
+        <w:t>,” I said. “I also got spider silk, fangs, and some healing unguent.”</w:t>
+      </w:r>
+    </w:p>
+    <w:p>
+      <w:pPr>
+        <w:rPr>
+          <w:lang w:val="en-CA"/>
+        </w:rPr>
+      </w:pPr>
+      <w:r>
+        <w:rPr>
+          <w:lang w:val="en-CA"/>
+        </w:rPr>
+        <w:t>“Did you get dog breath, because I certainly did,” Vinnie said.</w:t>
+      </w:r>
+    </w:p>
+    <w:p>
+      <w:pPr>
+        <w:rPr>
+          <w:lang w:val="en-CA"/>
+        </w:rPr>
+      </w:pPr>
+      <w:r>
+        <w:rPr>
+          <w:lang w:val="en-CA"/>
+        </w:rPr>
+        <w:t>“You got dog breath?” Gilbert asked, surprised.</w:t>
+      </w:r>
+    </w:p>
+    <w:p>
+      <w:pPr>
+        <w:rPr>
+          <w:lang w:val="en-CA"/>
+        </w:rPr>
+      </w:pPr>
+      <w:r>
+        <w:rPr>
+          <w:lang w:val="en-CA"/>
+        </w:rPr>
+        <w:t>I giggled and said, “I think they are joking.”</w:t>
+      </w:r>
+    </w:p>
+    <w:p>
+      <w:pPr>
+        <w:rPr>
+          <w:lang w:val="en-CA"/>
+        </w:rPr>
+      </w:pPr>
+      <w:r>
+        <w:rPr>
+          <w:lang w:val="en-CA"/>
+        </w:rPr>
+        <w:t>“All these jokes and no one laughs,” Vinnie said. “It’s kind of sad.”</w:t>
+      </w:r>
+    </w:p>
+    <w:p>
+      <w:pPr>
+        <w:rPr>
+          <w:lang w:val="en-CA"/>
+        </w:rPr>
+      </w:pPr>
+      <w:r>
+        <w:rPr>
+          <w:lang w:val="en-CA"/>
+        </w:rPr>
+        <w:t xml:space="preserve">“So what’s next?” Luke asked. </w:t>
+      </w:r>
+      <w:proofErr w:type="gramStart"/>
+      <w:r>
+        <w:rPr>
+          <w:lang w:val="en-CA"/>
+        </w:rPr>
+        <w:t>“So little money, so many things to buy.”</w:t>
+      </w:r>
+      <w:proofErr w:type="gramEnd"/>
+    </w:p>
+    <w:p>
+      <w:pPr>
+        <w:rPr>
+          <w:lang w:val="en-CA"/>
+        </w:rPr>
+      </w:pPr>
+      <w:r>
+        <w:rPr>
+          <w:lang w:val="en-CA"/>
+        </w:rPr>
+        <w:t>“All right, let’s go,” Gilbert said.</w:t>
+      </w:r>
+    </w:p>
+    <w:p>
+      <w:pPr>
+        <w:rPr>
+          <w:lang w:val="en-CA"/>
+        </w:rPr>
+      </w:pPr>
+      <w:r>
+        <w:rPr>
+          <w:lang w:val="en-CA"/>
+        </w:rPr>
+        <w:t>The next hoard of monsters was crabs. This time Strawberry fought. As before, they were swarming. They weren’t particularly strong being lesser monsters. Unfortunately, what they lost in individual strength they made up in numbers.</w:t>
+      </w:r>
+    </w:p>
+    <w:p>
+      <w:pPr>
+        <w:rPr>
+          <w:lang w:val="en-CA"/>
+        </w:rPr>
+      </w:pPr>
+      <w:r>
+        <w:rPr>
+          <w:lang w:val="en-CA"/>
+        </w:rPr>
+        <w:t xml:space="preserve">In addition to the usual </w:t>
+      </w:r>
+      <w:r>
+        <w:rPr>
+          <w:lang w:val="en-CA"/>
+        </w:rPr>
+        <w:t xml:space="preserve">drops such as </w:t>
+      </w:r>
+      <w:r>
+        <w:rPr>
+          <w:lang w:val="en-CA"/>
+        </w:rPr>
+        <w:t>monster cores and coins, we also got crab meat.</w:t>
+      </w:r>
+    </w:p>
+    <w:p>
+      <w:pPr>
+        <w:rPr>
+          <w:lang w:val="en-CA"/>
+        </w:rPr>
+      </w:pPr>
+      <w:r>
+        <w:rPr>
+          <w:lang w:val="en-CA"/>
+        </w:rPr>
+        <w:t>The next group was about the same in terms of strength. However, I was never in real danger. So what was the point of all this.</w:t>
+      </w:r>
+    </w:p>
+    <w:p>
+      <w:pPr>
+        <w:rPr>
+          <w:lang w:val="en-CA"/>
+        </w:rPr>
+      </w:pPr>
+      <w:r>
+        <w:rPr>
+          <w:lang w:val="en-CA"/>
+        </w:rPr>
+        <w:t>Then I looked at Luke. He tried to hide it with his usual jokes, but I could see that he was exhausted.</w:t>
+      </w:r>
+    </w:p>
+    <w:p>
+      <w:pPr>
+        <w:rPr>
+          <w:lang w:val="en-CA"/>
+        </w:rPr>
+      </w:pPr>
+      <w:r>
+        <w:rPr>
+          <w:lang w:val="en-CA"/>
+        </w:rPr>
+        <w:t xml:space="preserve">I knew that both Strawberry and Vinnie were fighting. Was Luke also sharing in their exhaustion? I didn’t understand his power. At times </w:t>
+      </w:r>
+      <w:r>
+        <w:rPr>
+          <w:lang w:val="en-CA"/>
+        </w:rPr>
+        <w:lastRenderedPageBreak/>
+        <w:t xml:space="preserve">they seemed like completely people, but other times they seemed to mess up and I could see he was </w:t>
+      </w:r>
+      <w:r>
+        <w:rPr>
+          <w:lang w:val="en-CA"/>
+        </w:rPr>
+        <w:t>puppeting</w:t>
+      </w:r>
+      <w:r>
+        <w:rPr>
+          <w:lang w:val="en-CA"/>
+        </w:rPr>
+        <w:t xml:space="preserve"> them.</w:t>
+      </w:r>
+    </w:p>
+    <w:p>
+      <w:pPr>
+        <w:rPr>
+          <w:lang w:val="en-CA"/>
+        </w:rPr>
+      </w:pPr>
+      <w:r>
+        <w:rPr>
+          <w:lang w:val="en-CA"/>
+        </w:rPr>
+        <w:t>Also, when fighting he had to sleep so he could devote his full attention to his summons. Then, I noticed that the two never talked at the same time.</w:t>
+      </w:r>
+    </w:p>
+    <w:p>
+      <w:pPr>
+        <w:rPr>
+          <w:lang w:val="en-CA"/>
+        </w:rPr>
+      </w:pPr>
+      <w:r>
+        <w:rPr>
+          <w:lang w:val="en-CA"/>
+        </w:rPr>
+        <w:t>Split mind was amazing, but it was still weak.</w:t>
+      </w:r>
+    </w:p>
+    <w:p>
+      <w:pPr>
+        <w:rPr>
+          <w:lang w:val="en-CA"/>
+        </w:rPr>
+      </w:pPr>
+      <w:r>
+        <w:rPr>
+          <w:lang w:val="en-CA"/>
+        </w:rPr>
+        <w:t>In the end I concluded these fights were more for Luke than me. Only actual combat would work for him. Gilbert was certainly more observant than I gave him credit for.</w:t>
+      </w:r>
+    </w:p>
+    <w:p>
+      <w:pPr>
+        <w:rPr>
+          <w:lang w:val="en-CA"/>
+        </w:rPr>
+      </w:pPr>
+      <w:r>
+        <w:rPr>
+          <w:lang w:val="en-CA"/>
+        </w:rPr>
+        <w:t>As evening came Gilbert put a stop to the training and asked, “What did you learn today?”</w:t>
+      </w:r>
+    </w:p>
+    <w:p>
+      <w:pPr>
+        <w:rPr>
+          <w:lang w:val="en-CA"/>
+        </w:rPr>
+      </w:pPr>
+      <w:r>
+        <w:rPr>
+          <w:lang w:val="en-CA"/>
+        </w:rPr>
+        <w:t>“My understanding of Theatre is improving,” Luke said. “Its purpose is to support and orchestrate the powers people under me use.</w:t>
+      </w:r>
+    </w:p>
+    <w:p>
+      <w:pPr>
+        <w:rPr>
+          <w:lang w:val="en-CA"/>
+        </w:rPr>
+      </w:pPr>
+      <w:r>
+        <w:rPr>
+          <w:lang w:val="en-CA"/>
+        </w:rPr>
+        <w:t>“Vinnie and Strawberry do a good job training my powers.</w:t>
+      </w:r>
+    </w:p>
+    <w:p>
+      <w:pPr>
+        <w:rPr>
+          <w:lang w:val="en-CA"/>
+        </w:rPr>
+      </w:pPr>
+      <w:r>
+        <w:rPr>
+          <w:lang w:val="en-CA"/>
+        </w:rPr>
+        <w:t>“I really need combat spells. Also, I don’t know what is p</w:t>
+      </w:r>
+      <w:r>
+        <w:rPr>
+          <w:lang w:val="en-CA"/>
+        </w:rPr>
+        <w:t>ossible when it comes to magic.</w:t>
+      </w:r>
+    </w:p>
+    <w:p>
+      <w:pPr>
+        <w:rPr>
+          <w:lang w:val="en-CA"/>
+        </w:rPr>
+      </w:pPr>
+      <w:r>
+        <w:rPr>
+          <w:lang w:val="en-CA"/>
+        </w:rPr>
+        <w:t xml:space="preserve">“Also, my two </w:t>
+      </w:r>
+      <w:proofErr w:type="gramStart"/>
+      <w:r>
+        <w:rPr>
+          <w:lang w:val="en-CA"/>
+        </w:rPr>
+        <w:t>summons</w:t>
+      </w:r>
+      <w:proofErr w:type="gramEnd"/>
+      <w:r>
+        <w:rPr>
+          <w:lang w:val="en-CA"/>
+        </w:rPr>
+        <w:t xml:space="preserve"> aren’t designed for fighting,” Luke said. “Once I get more resources, I plan on summoning a more combat-focused familiar.”</w:t>
+      </w:r>
+    </w:p>
+    <w:p>
+      <w:pPr>
+        <w:rPr>
+          <w:lang w:val="en-CA"/>
+        </w:rPr>
+      </w:pPr>
+      <w:proofErr w:type="gramStart"/>
+      <w:r>
+        <w:rPr>
+          <w:lang w:val="en-CA"/>
+        </w:rPr>
+        <w:t>“How about you Susie?”</w:t>
+      </w:r>
+      <w:proofErr w:type="gramEnd"/>
+      <w:r>
+        <w:rPr>
+          <w:lang w:val="en-CA"/>
+        </w:rPr>
+        <w:t xml:space="preserve"> Gilbert asked.</w:t>
+      </w:r>
+    </w:p>
+    <w:p>
+      <w:pPr>
+        <w:rPr>
+          <w:lang w:val="en-CA"/>
+        </w:rPr>
+      </w:pPr>
+      <w:r>
+        <w:rPr>
+          <w:lang w:val="en-CA"/>
+        </w:rPr>
+        <w:t>“We have only gone after lesser monsters until now,” Susie said. “I haven’t seen any real problems yet.</w:t>
+      </w:r>
+      <w:r>
+        <w:rPr>
+          <w:lang w:val="en-CA"/>
+        </w:rPr>
+        <w:t>”</w:t>
+      </w:r>
+    </w:p>
+    <w:p>
+      <w:pPr>
+        <w:rPr>
+          <w:lang w:val="en-CA"/>
+        </w:rPr>
+      </w:pPr>
+      <w:r>
+        <w:rPr>
+          <w:lang w:val="en-CA"/>
+        </w:rPr>
+        <w:t>“I’ve been targeting lesser monsters because we are in a monster surge,” Gilbert said. “A Finding solitary monster now is a challenge.</w:t>
+      </w:r>
+    </w:p>
+    <w:p>
+      <w:pPr>
+        <w:rPr>
+          <w:lang w:val="en-CA"/>
+        </w:rPr>
+      </w:pPr>
+      <w:r>
+        <w:rPr>
+          <w:lang w:val="en-CA"/>
+        </w:rPr>
+        <w:t>“Tomorrow, I will look for stronger opponents for the two of you.</w:t>
+      </w:r>
+    </w:p>
+    <w:p>
+      <w:pPr>
+        <w:rPr>
+          <w:lang w:val="en-CA"/>
+        </w:rPr>
+      </w:pPr>
+      <w:r>
+        <w:rPr>
+          <w:lang w:val="en-CA"/>
+        </w:rPr>
+        <w:lastRenderedPageBreak/>
+        <w:t>“Go to sleep you two.”</w:t>
+      </w:r>
+    </w:p>
+    <w:p>
+      <w:pPr>
+        <w:rPr>
+          <w:lang w:val="en-CA"/>
+        </w:rPr>
+      </w:pPr>
+      <w:r>
+        <w:rPr>
+          <w:lang w:val="en-CA"/>
+        </w:rPr>
+        <w:t>We both got into our bed on the sand skimmer.</w:t>
+      </w:r>
+    </w:p>
+    <w:p>
+      <w:pPr>
+        <w:rPr>
+          <w:lang w:val="en-CA"/>
+        </w:rPr>
+      </w:pPr>
+      <w:r>
+        <w:rPr>
+          <w:lang w:val="en-CA"/>
+        </w:rPr>
+        <w:t>“Susie, wouldn’t it be amazing having something like a sand skimmer?” Luke asked. “It would be like our very own RV.”</w:t>
+      </w:r>
+    </w:p>
+    <w:p>
+      <w:pPr>
+        <w:rPr>
+          <w:lang w:val="en-CA"/>
+        </w:rPr>
+      </w:pPr>
+      <w:r>
+        <w:rPr>
+          <w:lang w:val="en-CA"/>
+        </w:rPr>
+        <w:t xml:space="preserve">“Not everyone can use these things,” Gilbert said. “You need the appropriate awakening for it. In your case, </w:t>
+      </w:r>
+      <w:r>
+        <w:rPr>
+          <w:lang w:val="en-CA"/>
+        </w:rPr>
+        <w:t xml:space="preserve">you need something like </w:t>
+      </w:r>
+      <w:r>
+        <w:rPr>
+          <w:i/>
+          <w:lang w:val="en-CA"/>
+        </w:rPr>
+        <w:t>Tools of the Magister</w:t>
+      </w:r>
+      <w:r>
+        <w:rPr>
+          <w:lang w:val="en-CA"/>
+        </w:rPr>
+        <w:t xml:space="preserve">. It allows you to utilize </w:t>
+      </w:r>
+      <w:r>
+        <w:t>specialty magic tools, vehicles and weapons.”</w:t>
+      </w:r>
+    </w:p>
+    <w:p>
+      <w:pPr>
+        <w:rPr>
+          <w:lang w:val="en-CA"/>
+        </w:rPr>
+      </w:pPr>
+      <w:r>
+        <w:rPr>
+          <w:lang w:val="en-CA"/>
+        </w:rPr>
+        <w:t>“That’s good,” I said. “I want versatility. I don’t want to be a one-trick heidel.”</w:t>
+      </w:r>
+    </w:p>
+    <w:p>
+      <w:pPr>
+        <w:rPr>
+          <w:lang w:val="en-CA"/>
+        </w:rPr>
+      </w:pPr>
+      <w:r>
+        <w:rPr>
+          <w:lang w:val="en-CA"/>
+        </w:rPr>
+        <w:t>“The more generalised the power, the wea</w:t>
+      </w:r>
+      <w:r>
+        <w:rPr>
+          <w:lang w:val="en-CA"/>
+        </w:rPr>
+        <w:t>ker it becomes,” Gilbert warned.</w:t>
+      </w:r>
+    </w:p>
+    <w:p>
+      <w:pPr>
+        <w:rPr>
+          <w:lang w:val="en-CA"/>
+        </w:rPr>
+      </w:pPr>
+      <w:r>
+        <w:rPr>
+          <w:lang w:val="en-CA"/>
+        </w:rPr>
+        <w:t>“I don’t need to be the strongest, since I have Susie,” I said.</w:t>
+      </w:r>
+    </w:p>
+    <w:p>
+      <w:pPr>
+        <w:rPr>
+          <w:lang w:val="en-CA"/>
+        </w:rPr>
+      </w:pPr>
+      <w:r>
+        <w:rPr>
+          <w:lang w:val="en-CA"/>
+        </w:rPr>
+        <w:t>“That’s right,” Susie said proudly.</w:t>
+      </w:r>
+    </w:p>
+    <w:p>
+      <w:pPr>
+        <w:pStyle w:val="StatusMessage"/>
+      </w:pPr>
+      <w:r>
+        <w:rPr>
+          <w:noProof/>
+        </w:rPr>
+        <w:drawing>
+          <wp:inline distT="0" distB="0" distL="0" distR="0">
+            <wp:extent cx="292972" cy="113169"/>
+            <wp:effectExtent l="19050" t="0" r="0" b="0"/>
+            <wp:docPr id="3" name="Picture 3" descr="C:\Users\Burgess\AppData\Local\Microsoft\Windows\Temporary Internet Files\Content.IE5\0LM9LILP\MC900065312[1].wmf"/>
+            <wp:cNvGraphicFramePr>
+              <a:graphicFrameLocks xmlns:a="http://schemas.openxmlformats.org/drawingml/2006/main" noChangeAspect="1"/>
+            </wp:cNvGraphicFramePr>
+            <a:graphic xmlns:a="http://schemas.openxmlformats.org/drawingml/2006/main">
+              <a:graphicData uri="http://schemas.openxmlformats.org/drawingml/2006/picture">
+                <pic:pic xmlns:pic="http://schemas.openxmlformats.org/drawingml/2006/picture">
+                  <pic:nvPicPr>
+                    <pic:cNvPr id="0" name="Picture 3" descr="C:\Users\Burgess\AppData\Local\Microsoft\Windows\Temporary Internet Files\Content.IE5\0LM9LILP\MC900065312[1].wmf"/>
+                    <pic:cNvPicPr>
+                      <a:picLocks noChangeAspect="1" noChangeArrowheads="1"/>
+                    </pic:cNvPicPr>
+                  </pic:nvPicPr>
+                  <pic:blipFill>
+                    <a:blip r:embed="rId12" cstate="print"/>
+                    <a:srcRect/>
+                    <a:stretch>
+                      <a:fillRect/>
+                    </a:stretch>
+                  </pic:blipFill>
+                  <pic:spPr bwMode="auto">
+                    <a:xfrm>
+                      <a:off x="0" y="0"/>
+                      <a:ext cx="294457" cy="113743"/>
+                    </a:xfrm>
+                    <a:prstGeom prst="rect">
+                      <a:avLst/>
+                    </a:prstGeom>
+                    <a:noFill/>
+                    <a:ln w="9525">
+                      <a:noFill/>
+                      <a:miter lim="800000"/>
+                      <a:headEnd/>
+                      <a:tailEnd/>
+                    </a:ln>
+                  </pic:spPr>
+                </pic:pic>
+              </a:graphicData>
+            </a:graphic>
+          </wp:inline>
+        </w:drawing>
+      </w:r>
+    </w:p>
+    <w:p>
+      <w:pPr>
+        <w:pStyle w:val="StatusMessage"/>
+        <w:rPr>
+          <w:lang w:val="en-CA"/>
+        </w:rPr>
+      </w:pPr>
+      <w:r>
+        <w:rPr>
+          <w:lang w:val="en-CA"/>
+        </w:rPr>
+        <w:t>Susie</w:t>
+      </w:r>
+      <w:r>
+        <w:rPr>
+          <w:lang w:val="en-CA"/>
+        </w:rPr>
+        <w:t xml:space="preserve"> POV - Day </w:t>
+      </w:r>
+      <w:r>
+        <w:rPr>
+          <w:lang w:val="en-CA"/>
+        </w:rPr>
+        <w:t>14</w:t>
+      </w:r>
+    </w:p>
+    <w:p>
+      <w:pPr>
+        <w:rPr>
+          <w:lang w:val="en-CA"/>
+        </w:rPr>
+      </w:pPr>
+      <w:r>
+        <w:rPr>
+          <w:lang w:val="en-CA"/>
+        </w:rPr>
+        <w:t>The next several days of the expedition were similar to the first day. We fought more monster hordes. The only difference was each monster type was different.</w:t>
+      </w:r>
+    </w:p>
+    <w:p>
+      <w:pPr>
+        <w:rPr>
+          <w:lang w:val="en-CA"/>
+        </w:rPr>
+      </w:pPr>
+      <w:r>
+        <w:rPr>
+          <w:lang w:val="en-CA"/>
+        </w:rPr>
+        <w:t>On the 7</w:t>
+      </w:r>
+      <w:r>
+        <w:rPr>
+          <w:vertAlign w:val="superscript"/>
+          <w:lang w:val="en-CA"/>
+        </w:rPr>
+        <w:t>th</w:t>
+      </w:r>
+      <w:r>
+        <w:rPr>
+          <w:lang w:val="en-CA"/>
+        </w:rPr>
+        <w:t xml:space="preserve"> day, Gilbert asked, “How come you know so much about monsters? You barely have time to study, with all the training I’m giving you.”</w:t>
+      </w:r>
+    </w:p>
+    <w:p>
+      <w:pPr>
+        <w:rPr>
+          <w:lang w:val="en-CA"/>
+        </w:rPr>
+      </w:pPr>
+      <w:r>
+        <w:rPr>
+          <w:lang w:val="en-CA"/>
+        </w:rPr>
+        <w:t xml:space="preserve">“It’s a saying on Earth, a </w:t>
+      </w:r>
+      <w:r>
+        <w:rPr>
+          <w:lang w:val="en-CA"/>
+        </w:rPr>
+        <w:t>magician</w:t>
+      </w:r>
+      <w:r>
+        <w:rPr>
+          <w:lang w:val="en-CA"/>
+        </w:rPr>
+        <w:t xml:space="preserve"> </w:t>
+      </w:r>
+      <w:r>
+        <w:rPr>
+          <w:lang w:val="en-CA"/>
+        </w:rPr>
+        <w:t xml:space="preserve">never reveals his secrets,” </w:t>
+      </w:r>
+      <w:r>
+        <w:rPr>
+          <w:lang w:val="en-CA"/>
+        </w:rPr>
+        <w:t>Luke</w:t>
+      </w:r>
+      <w:r>
+        <w:rPr>
+          <w:lang w:val="en-CA"/>
+        </w:rPr>
+        <w:t xml:space="preserve"> said, smiling.</w:t>
+      </w:r>
+    </w:p>
+    <w:p>
+      <w:pPr>
+        <w:rPr>
+          <w:lang w:val="en-CA"/>
+        </w:rPr>
+      </w:pPr>
+      <w:r>
+        <w:rPr>
+          <w:lang w:val="en-CA"/>
+        </w:rPr>
+        <w:t xml:space="preserve">“That’s right,” </w:t>
+      </w:r>
+      <w:r>
+        <w:rPr>
+          <w:lang w:val="en-CA"/>
+        </w:rPr>
+        <w:t>I</w:t>
+      </w:r>
+      <w:r>
+        <w:rPr>
+          <w:lang w:val="en-CA"/>
+        </w:rPr>
+        <w:t xml:space="preserve"> said</w:t>
+      </w:r>
+      <w:r>
+        <w:rPr>
+          <w:lang w:val="en-CA"/>
+        </w:rPr>
+        <w:t>, giggling</w:t>
+      </w:r>
+      <w:r>
+        <w:rPr>
+          <w:lang w:val="en-CA"/>
+        </w:rPr>
+        <w:t>.</w:t>
+      </w:r>
+    </w:p>
+    <w:p>
+      <w:pPr>
+        <w:rPr>
+          <w:lang w:val="en-CA"/>
+        </w:rPr>
+      </w:pPr>
+      <w:r>
+        <w:rPr>
+          <w:lang w:val="en-CA"/>
+        </w:rPr>
+        <w:lastRenderedPageBreak/>
+        <w:t>Every night Strawberry would study while Luke and I slept. Since we only used her at night, she had plenty of time to sleep in Luke’s summoning space.</w:t>
+      </w:r>
+      <w:r>
+        <w:rPr>
+          <w:lang w:val="en-CA"/>
+        </w:rPr>
+        <w:t xml:space="preserve"> </w:t>
+      </w:r>
+    </w:p>
+    <w:p>
+      <w:pPr>
+        <w:rPr>
+          <w:lang w:val="en-CA"/>
+        </w:rPr>
+      </w:pPr>
+      <w:r>
+        <w:rPr>
+          <w:lang w:val="en-CA"/>
+        </w:rPr>
+        <w:t>Why use Strawberry and not Vinnie? It</w:t>
+      </w:r>
+      <w:r>
+        <w:rPr>
+          <w:lang w:val="en-CA"/>
+        </w:rPr>
+        <w:t xml:space="preserve"> wa</w:t>
+      </w:r>
+      <w:r>
+        <w:rPr>
+          <w:lang w:val="en-CA"/>
+        </w:rPr>
+        <w:t xml:space="preserve">s because </w:t>
+      </w:r>
+      <w:r>
+        <w:rPr>
+          <w:lang w:val="en-CA"/>
+        </w:rPr>
+        <w:t>Vinnie was better suited for combat</w:t>
+      </w:r>
+      <w:r>
+        <w:rPr>
+          <w:lang w:val="en-CA"/>
+        </w:rPr>
+        <w:t xml:space="preserve"> and a</w:t>
+      </w:r>
+      <w:r>
+        <w:rPr>
+          <w:lang w:val="en-CA"/>
+        </w:rPr>
+        <w:t xml:space="preserve">lso, he was faster. </w:t>
+      </w:r>
+      <w:r>
+        <w:rPr>
+          <w:lang w:val="en-CA"/>
+        </w:rPr>
+        <w:t>I have</w:t>
+      </w:r>
+      <w:r>
+        <w:rPr>
+          <w:lang w:val="en-CA"/>
+        </w:rPr>
+        <w:t xml:space="preserve"> no idea</w:t>
+      </w:r>
+      <w:r>
+        <w:rPr>
+          <w:lang w:val="en-CA"/>
+        </w:rPr>
+        <w:t xml:space="preserve"> why.</w:t>
+      </w:r>
+    </w:p>
+    <w:p>
+      <w:pPr>
+        <w:rPr>
+          <w:lang w:val="en-CA"/>
+        </w:rPr>
+      </w:pPr>
+      <w:r>
+        <w:rPr>
+          <w:lang w:val="en-CA"/>
+        </w:rPr>
+        <w:t>The good news was that we were finally loaded with loot.</w:t>
+      </w:r>
+    </w:p>
+    <w:p>
+      <w:pPr>
+        <w:rPr>
+          <w:lang w:val="en-CA"/>
+        </w:rPr>
+      </w:pPr>
+      <w:r>
+        <w:rPr>
+          <w:lang w:val="en-CA"/>
+        </w:rPr>
+        <w:t>As we headed back, Gilbert asked, “What did you learn?”</w:t>
+      </w:r>
+    </w:p>
+    <w:p>
+      <w:pPr>
+        <w:rPr>
+          <w:lang w:val="en-CA"/>
+        </w:rPr>
+      </w:pPr>
+      <w:r>
+        <w:rPr>
+          <w:lang w:val="en-CA"/>
+        </w:rPr>
+        <w:t xml:space="preserve">“I better understand what types of powers I need,” </w:t>
+      </w:r>
+      <w:r>
+        <w:rPr>
+          <w:lang w:val="en-CA"/>
+        </w:rPr>
+        <w:t>Luke</w:t>
+      </w:r>
+      <w:r>
+        <w:rPr>
+          <w:lang w:val="en-CA"/>
+        </w:rPr>
+        <w:t xml:space="preserve"> said. “</w:t>
+      </w:r>
+      <w:r>
+        <w:rPr>
+          <w:lang w:val="en-CA"/>
+        </w:rPr>
+        <w:t>I suspect need drives what types of powers will awaken when I use my awakening stones.</w:t>
+      </w:r>
+    </w:p>
+    <w:p>
+      <w:pPr>
+        <w:rPr>
+          <w:lang w:val="en-CA"/>
+        </w:rPr>
+      </w:pPr>
+      <w:r>
+        <w:rPr>
+          <w:lang w:val="en-CA"/>
+        </w:rPr>
+        <w:t xml:space="preserve">“However, they are heavily influenced by the actual stones used. </w:t>
+      </w:r>
+      <w:r>
+        <w:rPr>
+          <w:lang w:val="en-CA"/>
+        </w:rPr>
+        <w:t xml:space="preserve">The better I understand my own needs, the better </w:t>
+      </w:r>
+      <w:r>
+        <w:rPr>
+          <w:lang w:val="en-CA"/>
+        </w:rPr>
+        <w:t xml:space="preserve">I can choose and the better </w:t>
+      </w:r>
+      <w:r>
+        <w:rPr>
+          <w:lang w:val="en-CA"/>
+        </w:rPr>
+        <w:t>my powers will fit me</w:t>
+      </w:r>
+      <w:r>
+        <w:rPr>
+          <w:lang w:val="en-CA"/>
+        </w:rPr>
+        <w:t>. Hopefully I will be able to use more</w:t>
+      </w:r>
+      <w:r>
+        <w:rPr>
+          <w:lang w:val="en-CA"/>
+        </w:rPr>
+        <w:t xml:space="preserve"> common stones.”</w:t>
+      </w:r>
+    </w:p>
+    <w:p>
+      <w:pPr>
+        <w:rPr>
+          <w:lang w:val="en-CA"/>
+        </w:rPr>
+      </w:pPr>
+      <w:r>
+        <w:rPr>
+          <w:lang w:val="en-CA"/>
+        </w:rPr>
+        <w:t>“</w:t>
+      </w:r>
+      <w:r>
+        <w:rPr>
+          <w:lang w:val="en-CA"/>
+        </w:rPr>
+        <w:t>That’s about right</w:t>
+      </w:r>
+      <w:r>
+        <w:rPr>
+          <w:lang w:val="en-CA"/>
+        </w:rPr>
+        <w:t>,” Gilbert said. “</w:t>
+      </w:r>
+      <w:r>
+        <w:rPr>
+          <w:lang w:val="en-CA"/>
+        </w:rPr>
+        <w:t>People prefer higher grade stones for finer control of powers</w:t>
+      </w:r>
+      <w:r>
+        <w:rPr>
+          <w:lang w:val="en-CA"/>
+        </w:rPr>
+        <w:t>.</w:t>
+      </w:r>
+      <w:r>
+        <w:rPr>
+          <w:lang w:val="en-CA"/>
+        </w:rPr>
+        <w:t>”</w:t>
+      </w:r>
+    </w:p>
+    <w:p>
+      <w:pPr>
+        <w:rPr>
+          <w:lang w:val="en-CA"/>
+        </w:rPr>
+      </w:pPr>
+      <w:r>
+        <w:rPr>
+          <w:lang w:val="en-CA"/>
+        </w:rPr>
+        <w:t xml:space="preserve">“Unfortunately I have 2 epic essences,” </w:t>
+      </w:r>
+      <w:r>
+        <w:rPr>
+          <w:lang w:val="en-CA"/>
+        </w:rPr>
+        <w:t>Luke</w:t>
+      </w:r>
+      <w:r>
+        <w:rPr>
+          <w:lang w:val="en-CA"/>
+        </w:rPr>
+        <w:t xml:space="preserve"> said. “Finding stones for W</w:t>
+      </w:r>
+      <w:r>
+        <w:rPr>
+          <w:lang w:val="en-CA"/>
+        </w:rPr>
+        <w:t>o</w:t>
+      </w:r>
+      <w:r>
+        <w:rPr>
+          <w:lang w:val="en-CA"/>
+        </w:rPr>
+        <w:t xml:space="preserve">nder and Astral will be a pain. My astral power comes from a Messenger Susie’s aunts looted. </w:t>
+      </w:r>
+      <w:r>
+        <w:rPr>
+          <w:lang w:val="en-CA"/>
+        </w:rPr>
+        <w:t>Not sure why I got a stone suited for the Wonder essence. It’s almost as if the gods gave me a gift.</w:t>
+      </w:r>
+    </w:p>
+    <w:p>
+      <w:pPr>
+        <w:rPr>
+          <w:lang w:val="en-CA"/>
+        </w:rPr>
+      </w:pPr>
+      <w:r>
+        <w:rPr>
+          <w:lang w:val="en-CA"/>
+        </w:rPr>
+        <w:t xml:space="preserve">“In conclusion, waiting is a great strategy. The more desperately I need something, the better my chances of getting it. The downside is; how do I know if the stone I have </w:t>
+      </w:r>
+      <w:r>
+        <w:rPr>
+          <w:lang w:val="en-CA"/>
+        </w:rPr>
+        <w:t>is</w:t>
+      </w:r>
+      <w:r>
+        <w:rPr>
+          <w:lang w:val="en-CA"/>
+        </w:rPr>
+        <w:t xml:space="preserve"> suited </w:t>
+      </w:r>
+      <w:r>
+        <w:rPr>
+          <w:lang w:val="en-CA"/>
+        </w:rPr>
+        <w:t>for me?</w:t>
+      </w:r>
+      <w:r>
+        <w:rPr>
+          <w:lang w:val="en-CA"/>
+        </w:rPr>
+        <w:t xml:space="preserve"> It’s a real pain.”</w:t>
+      </w:r>
+    </w:p>
+    <w:p>
+      <w:pPr>
+        <w:rPr>
+          <w:lang w:val="en-CA"/>
+        </w:rPr>
+      </w:pPr>
+      <w:r>
+        <w:rPr>
+          <w:lang w:val="en-CA"/>
+        </w:rPr>
+        <w:t>“You could ask a cleric of Knowledge,” Gilbert said.</w:t>
+      </w:r>
+    </w:p>
+    <w:p>
+      <w:pPr>
+        <w:rPr>
+          <w:lang w:val="en-CA"/>
+        </w:rPr>
+      </w:pPr>
+      <w:r>
+        <w:rPr>
+          <w:lang w:val="en-CA"/>
+        </w:rPr>
+        <w:t xml:space="preserve">“I’m not sure I should,” </w:t>
+      </w:r>
+      <w:r>
+        <w:rPr>
+          <w:lang w:val="en-CA"/>
+        </w:rPr>
+        <w:t>Luke</w:t>
+      </w:r>
+      <w:r>
+        <w:rPr>
+          <w:lang w:val="en-CA"/>
+        </w:rPr>
+        <w:t xml:space="preserve"> said. “Although I suppose I could ask for general advice.”</w:t>
+      </w:r>
+    </w:p>
+    <w:p>
+      <w:pPr>
+        <w:rPr>
+          <w:lang w:val="en-CA"/>
+        </w:rPr>
+      </w:pPr>
+      <w:r>
+        <w:rPr>
+          <w:lang w:val="en-CA"/>
+        </w:rPr>
+        <w:lastRenderedPageBreak/>
+        <w:t>“How about you Susie?” Gilbert asked.</w:t>
+      </w:r>
+    </w:p>
+    <w:p>
+      <w:pPr>
+        <w:rPr>
+          <w:lang w:val="en-CA"/>
+        </w:rPr>
+      </w:pPr>
+      <w:r>
+        <w:rPr>
+          <w:lang w:val="en-CA"/>
+        </w:rPr>
+        <w:t>“I wish I had a proper partner,” I said. “No offense but Vinnie isn’t cutting it.”</w:t>
+      </w:r>
+    </w:p>
+    <w:p>
+      <w:pPr>
+        <w:rPr>
+          <w:lang w:val="en-CA"/>
+        </w:rPr>
+      </w:pPr>
+      <w:r>
+        <w:rPr>
+          <w:lang w:val="en-CA"/>
+        </w:rPr>
+        <w:t xml:space="preserve">“What kind of </w:t>
+      </w:r>
+      <w:r>
+        <w:rPr>
+          <w:lang w:val="en-CA"/>
+        </w:rPr>
+        <w:t>creature</w:t>
+      </w:r>
+      <w:r>
+        <w:rPr>
+          <w:lang w:val="en-CA"/>
+        </w:rPr>
+        <w:t xml:space="preserve"> would you like?” Luke asked.</w:t>
+      </w:r>
+      <w:r>
+        <w:rPr>
+          <w:lang w:val="en-CA"/>
+        </w:rPr>
+        <w:t xml:space="preserve"> “We talked about a dragon, didn’t we?”</w:t>
+      </w:r>
+    </w:p>
+    <w:p>
+      <w:pPr>
+        <w:rPr>
+          <w:lang w:val="en-CA"/>
+        </w:rPr>
+      </w:pPr>
+      <w:r>
+        <w:rPr>
+          <w:lang w:val="en-CA"/>
+        </w:rPr>
+        <w:t>“What’s the matter Luke?” Gilbert asked evilly. “Are you afraid of making a girl?”</w:t>
+      </w:r>
+    </w:p>
+    <w:p>
+      <w:pPr>
+        <w:rPr>
+          <w:lang w:val="en-CA"/>
+        </w:rPr>
+      </w:pPr>
+      <w:r>
+        <w:rPr>
+          <w:lang w:val="en-CA"/>
+        </w:rPr>
+        <w:t>Luke’s face turned bright red and he said, “Since when did you know?”</w:t>
+      </w:r>
+    </w:p>
+    <w:p>
+      <w:pPr>
+        <w:rPr>
+          <w:lang w:val="en-CA"/>
+        </w:rPr>
+      </w:pPr>
+      <w:r>
+        <w:rPr>
+          <w:lang w:val="en-CA"/>
+        </w:rPr>
+        <w:t>“It’s been barely 2 weeks since you started, so your aura senses are non-existent,” Gilbert said. “However for someone like me, it is obvious that all of your so-called summons share the exact same aura.</w:t>
+      </w:r>
+    </w:p>
+    <w:p>
+      <w:r>
+        <w:rPr>
+          <w:lang w:val="en-CA"/>
+        </w:rPr>
+        <w:t xml:space="preserve">“Then you </w:t>
+      </w:r>
+      <w:r>
+        <w:rPr>
+          <w:lang w:val="en-CA"/>
+        </w:rPr>
+        <w:t xml:space="preserve">have </w:t>
+      </w:r>
+      <w:r>
+        <w:t xml:space="preserve">Split </w:t>
+      </w:r>
+      <w:r>
+        <w:t>Mind</w:t>
+      </w:r>
+      <w:r>
+        <w:t xml:space="preserve">, which makes it quite clear. Those </w:t>
+      </w:r>
+      <w:proofErr w:type="gramStart"/>
+      <w:r>
+        <w:t>summons</w:t>
+      </w:r>
+      <w:proofErr w:type="gramEnd"/>
+      <w:r>
+        <w:t xml:space="preserve"> aren’t summons at all, but just you controlling two bodies at the same time. Don’t get me wrong. That’s impressive.</w:t>
+      </w:r>
+    </w:p>
+    <w:p>
+      <w:r>
+        <w:t>“But my question is, why only female?”</w:t>
+      </w:r>
+    </w:p>
+    <w:p>
+      <w:r>
+        <w:t>“It’s because a magician always has female assistants,” I said. “I don’t know why but that’s just the way it is.”</w:t>
+      </w:r>
+    </w:p>
+    <w:p>
+      <w:r>
+        <w:t>Luke sighed and said, “I’ll do this if you really want.”</w:t>
+      </w:r>
+    </w:p>
+    <w:p>
+      <w:r>
+        <w:t>“Yes, yes, yes,” I shouted. “We can have so much fun doing girl things</w:t>
+      </w:r>
+      <w:r>
+        <w:t xml:space="preserve"> together</w:t>
+      </w:r>
+      <w:r>
+        <w:t>.”</w:t>
+      </w:r>
+    </w:p>
+    <w:p>
+      <w:r>
+        <w:t>Again Luke’s face turned red.</w:t>
+      </w:r>
+    </w:p>
+    <w:p>
+      <w:r>
+        <w:t>“You better stop or Luke will burst a blood vessel,” Gilbert said with a chuckle.</w:t>
+      </w:r>
+    </w:p>
+    <w:p>
+      <w:r>
+        <w:lastRenderedPageBreak/>
+        <w:t>“I really need to obfuscate my aura, or your aunts will make fun of me,” Luke said.</w:t>
+      </w:r>
+    </w:p>
+    <w:p>
+      <w:r>
+        <w:t>Both Gilbert and I laughed. If there was any doubt before, there was none now. Strawberry and Vinnie didn’t exist. It was all Luke behind the curtains.</w:t>
+      </w:r>
+    </w:p>
+    <w:p>
+      <w:r>
+        <w:t>But that was sad too, realizing I had broken the illusion.</w:t>
+      </w:r>
+    </w:p>
+    <w:p>
+      <w:pPr>
+        <w:rPr>
+          <w:lang w:val="en-CA"/>
+        </w:rPr>
+      </w:pPr>
+      <w:r>
+        <w:rPr>
+          <w:lang w:val="en-CA"/>
+        </w:rPr>
+        <w:t>“You’re right,” I said. “We need an aura disguise.</w:t>
+      </w:r>
+      <w:r>
+        <w:rPr>
+          <w:lang w:val="en-CA"/>
+        </w:rPr>
+        <w:t>”</w:t>
+      </w:r>
+    </w:p>
+    <w:p>
+      <w:pPr>
+        <w:rPr>
+          <w:lang w:val="en-CA"/>
+        </w:rPr>
+      </w:pPr>
+      <w:r>
+        <w:rPr>
+          <w:lang w:val="en-CA"/>
+        </w:rPr>
+        <w:t>“Fine,” Luke said with a sigh. “However, you must design the body. You have spoilt me when it comes to beauty.”</w:t>
+      </w:r>
+    </w:p>
+    <w:p>
+      <w:pPr>
+        <w:rPr>
+          <w:lang w:val="en-CA"/>
+        </w:rPr>
+      </w:pPr>
+      <w:r>
+        <w:rPr>
+          <w:lang w:val="en-CA"/>
+        </w:rPr>
+        <w:t>I felt my face turning red and I said, “Just for that, comb my hair.”</w:t>
+      </w:r>
+    </w:p>
+    <w:p>
+      <w:pPr>
+        <w:rPr>
+          <w:lang w:val="en-CA"/>
+        </w:rPr>
+      </w:pPr>
+      <w:r>
+        <w:rPr>
+          <w:lang w:val="en-CA"/>
+        </w:rPr>
+        <w:t>“My, aren’t you such a cute couple?” Gilbert said with a laugh</w:t>
+      </w:r>
+      <w:r>
+        <w:rPr>
+          <w:lang w:val="en-CA"/>
+        </w:rPr>
+        <w:t xml:space="preserve"> as both our faces turned red.</w:t>
+      </w:r>
+    </w:p>
+    <w:p>
+      <w:pPr>
+        <w:rPr>
+          <w:lang w:val="en-CA"/>
+        </w:rPr>
+      </w:pPr>
+      <w:r>
+        <w:rPr>
+          <w:lang w:val="en-CA"/>
+        </w:rPr>
+        <w:t>“Just for that you get to train my new avatar,” Luke said. “My fighting skills are crap.”</w:t>
+      </w:r>
+    </w:p>
+    <w:p>
+      <w:pPr>
+        <w:rPr>
+          <w:lang w:val="en-CA"/>
+        </w:rPr>
+      </w:pPr>
+      <w:r>
+        <w:rPr>
+          <w:lang w:val="en-CA"/>
+        </w:rPr>
+        <w:t>“Fine,” Gilbert said, still chuckling. “However, you should share this with Graham. He is the best person to help you with this.”</w:t>
+      </w:r>
+    </w:p>
+    <w:p>
+      <w:pPr>
+        <w:rPr>
+          <w:lang w:val="en-CA"/>
+        </w:rPr>
+      </w:pPr>
+      <w:r>
+        <w:rPr>
+          <w:lang w:val="en-CA"/>
+        </w:rPr>
+        <w:t>“Fine,” Luke said. “But I’ll need Susie to come with me.”</w:t>
+      </w:r>
+    </w:p>
+    <w:p>
+      <w:pPr>
+        <w:rPr>
+          <w:lang w:val="en-CA"/>
+        </w:rPr>
+      </w:pPr>
+      <w:r>
+        <w:rPr>
+          <w:lang w:val="en-CA"/>
+        </w:rPr>
+        <w:t>“No problem,” Gilbert said. “We will g</w:t>
+      </w:r>
+      <w:r>
+        <w:rPr>
+          <w:lang w:val="en-CA"/>
+        </w:rPr>
+        <w:t>o first thing tomorrow morning. I can’t wait to see what you design.”</w:t>
+      </w:r>
+    </w:p>
+    <w:p>
+      <w:pPr>
+        <w:rPr>
+          <w:lang w:val="en-CA"/>
+        </w:rPr>
+      </w:pPr>
+      <w:r>
+        <w:rPr>
+          <w:lang w:val="en-CA"/>
+        </w:rPr>
+        <w:t>We approached the bridge to the Island.</w:t>
+      </w:r>
+    </w:p>
+    <w:p>
+      <w:pPr>
+        <w:pStyle w:val="StatusMessage"/>
+      </w:pPr>
+      <w:r>
+        <w:rPr>
+          <w:noProof/>
+        </w:rPr>
+        <w:pict>
+          <v:shape id="_x0000_i1029" type="#_x0000_t75" style="width:23.2pt;height:8.85pt;visibility:visible;mso-wrap-style:square" o:bullet="t">
+            <v:imagedata r:id="rId13" o:title="MC900065312[1]"/>
+          </v:shape>
+        </w:pict>
+      </w:r>
+    </w:p>
+    <w:p>
+      <w:pPr>
+        <w:pStyle w:val="StatusMessage"/>
+      </w:pPr>
+      <w:r>
+        <w:t>Luke POV</w:t>
+      </w:r>
+    </w:p>
+    <w:p>
+      <w:pPr>
+        <w:rPr>
+          <w:lang w:val="en-CA"/>
+        </w:rPr>
+      </w:pPr>
+      <w:r>
+        <w:rPr>
+          <w:lang w:val="en-CA"/>
+        </w:rPr>
+        <w:t>“Welcome to the Adventurer’s guild bazaar,” Gilbert said. “You can’t buy or sell anything since you haven’t joined yet. However, I can do that for you.”</w:t>
+      </w:r>
+    </w:p>
+    <w:p>
+      <w:pPr>
+        <w:rPr>
+          <w:lang w:val="en-CA"/>
+        </w:rPr>
+      </w:pPr>
+      <w:r>
+        <w:rPr>
+          <w:lang w:val="en-CA"/>
+        </w:rPr>
+        <w:lastRenderedPageBreak/>
+        <w:t>The place was filled with stalls buying everything from armor to weapons to skill books to awakening stones.</w:t>
+      </w:r>
+    </w:p>
+    <w:p>
+      <w:pPr>
+        <w:rPr>
+          <w:lang w:val="en-CA"/>
+        </w:rPr>
+      </w:pPr>
+      <w:r>
+        <w:rPr>
+          <w:lang w:val="en-CA"/>
+        </w:rPr>
+        <w:t>We approached a stand and I deposited my loot. Gilbert did the transaction and handed me the coins.</w:t>
+      </w:r>
+    </w:p>
+    <w:p>
+      <w:pPr>
+        <w:rPr>
+          <w:lang w:val="en-CA"/>
+        </w:rPr>
+      </w:pPr>
+      <w:r>
+        <w:rPr>
+          <w:lang w:val="en-CA"/>
+        </w:rPr>
+        <w:t xml:space="preserve">Next stop was the </w:t>
+      </w:r>
+      <w:r>
+        <w:rPr>
+          <w:lang w:val="en-CA"/>
+        </w:rPr>
+        <w:t>Magic Society campus.</w:t>
+      </w:r>
+    </w:p>
+    <w:p>
+      <w:pPr>
+        <w:rPr>
+          <w:lang w:val="en-CA"/>
+        </w:rPr>
+      </w:pPr>
+      <w:r>
+        <w:rPr>
+          <w:lang w:val="en-CA"/>
+        </w:rPr>
+        <w:t>“Graham, old buddy, we need some help with a project,” Gilbert said. “Can we go somewhere private?”</w:t>
+      </w:r>
+    </w:p>
+    <w:p>
+      <w:pPr>
+        <w:rPr>
+          <w:lang w:val="en-CA"/>
+        </w:rPr>
+      </w:pPr>
+      <w:r>
+        <w:rPr>
+          <w:lang w:val="en-CA"/>
+        </w:rPr>
+        <w:t>“No problem,” Graham said. We followed him to a private room.</w:t>
+      </w:r>
+    </w:p>
+    <w:p>
+      <w:pPr>
+        <w:rPr>
+          <w:lang w:val="en-CA"/>
+        </w:rPr>
+      </w:pPr>
+      <w:r>
+        <w:rPr>
+          <w:lang w:val="en-CA"/>
+        </w:rPr>
+        <w:t>Graham closed the door and I said, “Gilbert found out about my secret ability and thin</w:t>
+      </w:r>
+      <w:r>
+        <w:rPr>
+          <w:lang w:val="en-CA"/>
+        </w:rPr>
+        <w:t>k</w:t>
+      </w:r>
+      <w:r>
+        <w:rPr>
+          <w:lang w:val="en-CA"/>
+        </w:rPr>
+        <w:t>s you can best help me develop it.”</w:t>
+      </w:r>
+    </w:p>
+    <w:p>
+      <w:pPr>
+        <w:rPr>
+          <w:lang w:val="en-CA"/>
+        </w:rPr>
+      </w:pPr>
+      <w:r>
+        <w:rPr>
+          <w:lang w:val="en-CA"/>
+        </w:rPr>
+        <w:t>Graham pulled out a magic tablet and began writing. As always, he was eager.</w:t>
+      </w:r>
+    </w:p>
+    <w:p>
+      <w:pPr>
+        <w:rPr>
+          <w:lang w:val="en-CA"/>
+        </w:rPr>
+      </w:pPr>
+      <w:r>
+        <w:rPr>
+          <w:lang w:val="en-CA"/>
+        </w:rPr>
+        <w:t>“As you know my class is Magician,” I said. “</w:t>
+      </w:r>
+      <w:r>
+        <w:rPr>
+          <w:lang w:val="en-CA"/>
+        </w:rPr>
+        <w:t>The odd quirk of Magician, as defined on Earth is that they always have assistants helping them perform their show.”</w:t>
+      </w:r>
+    </w:p>
+    <w:p>
+      <w:pPr>
+        <w:rPr>
+          <w:lang w:val="en-CA"/>
+        </w:rPr>
+      </w:pPr>
+      <w:r>
+        <w:rPr>
+          <w:lang w:val="en-CA"/>
+        </w:rPr>
+        <w:t>“What’s so embarrassing about that?” Graham asked.</w:t>
+      </w:r>
+    </w:p>
+    <w:p>
+      <w:pPr>
+        <w:rPr>
+          <w:lang w:val="en-CA"/>
+        </w:rPr>
+      </w:pPr>
+      <w:r>
+        <w:rPr>
+          <w:lang w:val="en-CA"/>
+        </w:rPr>
+        <w:t>“They are always women,” Susie said with a chuckle.</w:t>
+      </w:r>
+    </w:p>
+    <w:p>
+      <w:pPr>
+        <w:rPr>
+          <w:lang w:val="en-CA"/>
+        </w:rPr>
+      </w:pPr>
+      <w:r>
+        <w:rPr>
+          <w:lang w:val="en-CA"/>
+        </w:rPr>
+        <w:t>Graham’s eyes went wide and he asked, “And the ability is?”</w:t>
+      </w:r>
+    </w:p>
+    <w:p>
+      <w:pPr>
+        <w:pStyle w:val="StatusUser"/>
+        <w:rPr>
+          <w:lang w:val="en-CA"/>
+        </w:rPr>
+      </w:pPr>
+      <w:r>
+        <w:t>[Wonder]: Lovely Assistant</w:t>
+      </w:r>
+    </w:p>
+    <w:p>
+      <w:pPr>
+        <w:pStyle w:val="StatusUser"/>
+        <w:numPr>
+          <w:ilvl w:val="0"/>
+          <w:numId w:val="43"/>
+        </w:numPr>
+        <w:tabs>
+          <w:tab w:val="clear" w:pos="1701"/>
+          <w:tab w:val="left" w:pos="1418"/>
+        </w:tabs>
+        <w:spacing w:before="0"/>
+      </w:pPr>
+      <w:r>
+        <w:t>Create a female avatar you may control as a second body</w:t>
+      </w:r>
+    </w:p>
+    <w:p>
+      <w:pPr>
+        <w:pStyle w:val="StatusUser"/>
+        <w:numPr>
+          <w:ilvl w:val="0"/>
+          <w:numId w:val="43"/>
+        </w:numPr>
+        <w:tabs>
+          <w:tab w:val="clear" w:pos="1701"/>
+          <w:tab w:val="left" w:pos="1418"/>
+        </w:tabs>
+        <w:spacing w:before="0"/>
+      </w:pPr>
+      <w:r>
+        <w:t>Can be customized upon creation</w:t>
+      </w:r>
+    </w:p>
+    <w:p>
+      <w:pPr>
+        <w:pStyle w:val="StatusUser"/>
+        <w:numPr>
+          <w:ilvl w:val="0"/>
+          <w:numId w:val="43"/>
+        </w:numPr>
+        <w:tabs>
+          <w:tab w:val="clear" w:pos="1701"/>
+          <w:tab w:val="left" w:pos="1418"/>
+        </w:tabs>
+        <w:spacing w:before="0"/>
+      </w:pPr>
+      <w:r>
+        <w:t>Requires materials to create body</w:t>
+      </w:r>
+    </w:p>
+    <w:p>
+      <w:pPr>
+        <w:pStyle w:val="StatusUser"/>
+        <w:numPr>
+          <w:ilvl w:val="0"/>
+          <w:numId w:val="43"/>
+        </w:numPr>
+        <w:tabs>
+          <w:tab w:val="clear" w:pos="1701"/>
+          <w:tab w:val="left" w:pos="1418"/>
+        </w:tabs>
+        <w:spacing w:before="0"/>
+      </w:pPr>
+      <w:r>
+        <w:t>Ability cannot be shared</w:t>
+      </w:r>
+    </w:p>
+    <w:p>
+      <w:pPr>
+        <w:rPr>
+          <w:lang w:val="en-CA"/>
+        </w:rPr>
+      </w:pPr>
+      <w:r>
+        <w:rPr>
+          <w:lang w:val="en-CA"/>
+        </w:rPr>
+        <w:t>“Holy gods,” Graham said. “No wonder you didn’t want to share.”</w:t>
+      </w:r>
+    </w:p>
+    <w:p>
+      <w:pPr>
+        <w:rPr>
+          <w:lang w:val="en-CA"/>
+        </w:rPr>
+      </w:pPr>
+      <w:r>
+        <w:rPr>
+          <w:lang w:val="en-CA"/>
+        </w:rPr>
+        <w:t>“I was able to create two avatars using the materials given to me,” I said.</w:t>
+      </w:r>
+    </w:p>
+    <w:p>
+      <w:pPr>
+        <w:rPr>
+          <w:lang w:val="en-CA"/>
+        </w:rPr>
+      </w:pPr>
+      <w:r>
+        <w:rPr>
+          <w:lang w:val="en-CA"/>
+        </w:rPr>
+        <w:lastRenderedPageBreak/>
+        <w:t>I materialised Strawberry and Susie said, “This is strawberry. Isn’t she cute?”</w:t>
+      </w:r>
+    </w:p>
+    <w:p>
+      <w:pPr>
+        <w:rPr>
+          <w:lang w:val="en-CA"/>
+        </w:rPr>
+      </w:pPr>
+      <w:r>
+        <w:rPr>
+          <w:lang w:val="en-CA"/>
+        </w:rPr>
+        <w:t>“Hello</w:t>
+      </w:r>
+      <w:r>
+        <w:rPr>
+          <w:lang w:val="en-CA"/>
+        </w:rPr>
+        <w:t>, pleased to meet you,” Strawberry said.</w:t>
+      </w:r>
+    </w:p>
+    <w:p>
+      <w:pPr>
+        <w:rPr>
+          <w:lang w:val="en-CA"/>
+        </w:rPr>
+      </w:pPr>
+      <w:r>
+        <w:rPr>
+          <w:lang w:val="en-CA"/>
+        </w:rPr>
+        <w:t>“Oh my gods, that’s so cute,” Graham said with a laugh. “That would certainly fool anyone without a properly trained aura ability.</w:t>
+      </w:r>
+    </w:p>
+    <w:p>
+      <w:pPr>
+        <w:rPr>
+          <w:lang w:val="en-CA"/>
+        </w:rPr>
+      </w:pPr>
+      <w:r>
+        <w:rPr>
+          <w:lang w:val="en-CA"/>
+        </w:rPr>
+        <w:t>Strawberry jumped into her portal and Vinnie jumped out onto the table.</w:t>
+      </w:r>
+    </w:p>
+    <w:p>
+      <w:pPr>
+        <w:rPr>
+          <w:lang w:val="en-CA"/>
+        </w:rPr>
+      </w:pPr>
+      <w:r>
+        <w:rPr>
+          <w:lang w:val="en-CA"/>
+        </w:rPr>
+        <w:t>“Hey bud, are you making fun of my sister?” Vinnie asked as he waved a twig in the air like a cigar. “I don’t like it. Only I get to make fun of her, you hear?”</w:t>
+      </w:r>
+    </w:p>
+    <w:p>
+      <w:pPr>
+        <w:rPr>
+          <w:lang w:val="en-CA"/>
+        </w:rPr>
+      </w:pPr>
+      <w:r>
+        <w:rPr>
+          <w:lang w:val="en-CA"/>
+        </w:rPr>
+        <w:t>Vinnie stuck the twig into his mouth, pretending to smoke.</w:t>
+      </w:r>
+    </w:p>
+    <w:p>
+      <w:pPr>
+        <w:rPr>
+          <w:lang w:val="en-CA"/>
+        </w:rPr>
+      </w:pPr>
+      <w:r>
+        <w:rPr>
+          <w:lang w:val="en-CA"/>
+        </w:rPr>
+        <w:t>“Damn that too is cute,” Graham said. “You really do have a girly side, don’t you?”</w:t>
+      </w:r>
+    </w:p>
+    <w:p>
+      <w:pPr>
+        <w:rPr>
+          <w:lang w:val="en-CA"/>
+        </w:rPr>
+      </w:pPr>
+      <w:r>
+        <w:rPr>
+          <w:lang w:val="en-CA"/>
+        </w:rPr>
+        <w:t>“</w:t>
+      </w:r>
+      <w:r>
+        <w:rPr>
+          <w:lang w:val="en-CA"/>
+        </w:rPr>
+        <w:t>Hey, n</w:t>
+      </w:r>
+      <w:r>
+        <w:rPr>
+          <w:lang w:val="en-CA"/>
+        </w:rPr>
+        <w:t>ow that’s just rude,” Vinnie said. He jumped back into the portal and was gone.</w:t>
+      </w:r>
+    </w:p>
+    <w:p>
+      <w:pPr>
+        <w:rPr>
+          <w:lang w:val="en-CA"/>
+        </w:rPr>
+      </w:pPr>
+      <w:r>
+        <w:rPr>
+          <w:lang w:val="en-CA"/>
+        </w:rPr>
+        <w:t>“It’s not my fault,” I said defensively. “I just chose baby versions</w:t>
+      </w:r>
+      <w:r>
+        <w:rPr>
+          <w:lang w:val="en-CA"/>
+        </w:rPr>
+        <w:t xml:space="preserve"> </w:t>
+      </w:r>
+      <w:r>
+        <w:rPr>
+          <w:lang w:val="en-CA"/>
+        </w:rPr>
+        <w:t xml:space="preserve">of </w:t>
+      </w:r>
+      <w:r>
+        <w:rPr>
+          <w:lang w:val="en-CA"/>
+        </w:rPr>
+        <w:t>animals from Earth, just to please Susie.</w:t>
+      </w:r>
+      <w:r>
+        <w:rPr>
+          <w:lang w:val="en-CA"/>
+        </w:rPr>
+        <w:t xml:space="preserve"> The rabbit is a classic helper in stage shows, and Susie designed the bear.</w:t>
+      </w:r>
+    </w:p>
+    <w:p>
+      <w:pPr>
+        <w:rPr>
+          <w:lang w:val="en-CA"/>
+        </w:rPr>
+      </w:pPr>
+      <w:r>
+        <w:rPr>
+          <w:lang w:val="en-CA"/>
+        </w:rPr>
+        <w:t>“Hopefully my other Wonder abilities aren’t embarrassing.”</w:t>
+      </w:r>
+    </w:p>
+    <w:p>
+      <w:pPr>
+        <w:rPr>
+          <w:lang w:val="en-CA"/>
+        </w:rPr>
+      </w:pPr>
+      <w:r>
+        <w:rPr>
+          <w:lang w:val="en-CA"/>
+        </w:rPr>
+        <w:t>“So what help do you need?” Gilbert asked.</w:t>
+      </w:r>
+    </w:p>
+    <w:p>
+      <w:pPr>
+        <w:rPr>
+          <w:lang w:val="en-CA"/>
+        </w:rPr>
+      </w:pPr>
+      <w:r>
+        <w:rPr>
+          <w:lang w:val="en-CA"/>
+        </w:rPr>
+        <w:t>“We went out on a training mission to fight monsters,” Gilbert said. “It seems she needs a partner to help her fight.”</w:t>
+      </w:r>
+    </w:p>
+    <w:p>
+      <w:pPr>
+        <w:rPr>
+          <w:lang w:val="en-CA"/>
+        </w:rPr>
+      </w:pPr>
+      <w:r>
+        <w:rPr>
+          <w:lang w:val="en-CA"/>
+        </w:rPr>
+        <w:t xml:space="preserve">“I want her to be beautiful, like </w:t>
       </w:r>
       <w:r>
         <w:rPr>
@@ -22814,222 +25925,1630 @@
         <w:rPr>
           <w:lang w:val="en-CA"/>
         </w:rPr>
-        <w:t>Leonid</w:t>
-      </w:r>
-      <w:r>
-        <w:rPr>
-          <w:lang w:val="en-CA"/>
-        </w:rPr>
+        <w:t>Celestine, strong, and able to fight by my side,” Susie said.</w:t>
+      </w:r>
+    </w:p>
+    <w:p>
+      <w:pPr>
+        <w:rPr>
+          <w:lang w:val="en-CA"/>
+        </w:rPr>
+      </w:pPr>
+      <w:r>
+        <w:rPr>
+          <w:lang w:val="en-CA"/>
+        </w:rPr>
+        <w:lastRenderedPageBreak/>
+        <w:t>“Please tell me there is a way to obfuscate my aura,” I begged.</w:t>
+      </w:r>
+      <w:r>
+        <w:rPr>
+          <w:lang w:val="en-CA"/>
+        </w:rPr>
+        <w:t xml:space="preserve"> “You have no idea how embarrassing this ability is. However, this is the best way I know how to protect Susie. After all, I can sacrifice a body if necessary.”</w:t>
+      </w:r>
+    </w:p>
+    <w:p>
+      <w:pPr>
+        <w:rPr>
+          <w:lang w:val="en-CA"/>
+        </w:rPr>
+      </w:pPr>
+      <w:r>
+        <w:rPr>
+          <w:lang w:val="en-CA"/>
+        </w:rPr>
+        <w:t xml:space="preserve">“There are several ways,” Graham said. “Since you have free essence slots, </w:t>
+      </w:r>
+      <w:r>
+        <w:rPr>
+          <w:lang w:val="en-CA"/>
+        </w:rPr>
+        <w:t>a good choice would be</w:t>
+      </w:r>
+      <w:r>
+        <w:rPr>
+          <w:lang w:val="en-CA"/>
+        </w:rPr>
+        <w:t xml:space="preserve"> to find an </w:t>
+      </w:r>
+      <w:r>
+        <w:rPr>
+          <w:lang w:val="en-CA"/>
+        </w:rPr>
+        <w:t xml:space="preserve">Awakening Stone </w:t>
+      </w:r>
+      <w:r>
+        <w:rPr>
+          <w:lang w:val="en-CA"/>
+        </w:rPr>
+        <w:t xml:space="preserve">of </w:t>
+      </w:r>
+      <w:r>
+        <w:rPr>
+          <w:lang w:val="en-CA"/>
+        </w:rPr>
+        <w:t>Concealment</w:t>
+      </w:r>
+      <w:r>
+        <w:rPr>
+          <w:lang w:val="en-CA"/>
+        </w:rPr>
+        <w:t>. It is related to the Darkness essence.”</w:t>
+      </w:r>
+    </w:p>
+    <w:p>
+      <w:pPr>
+        <w:rPr>
+          <w:lang w:val="en-CA"/>
+        </w:rPr>
+      </w:pPr>
+      <w:r>
+        <w:rPr>
+          <w:lang w:val="en-CA"/>
+        </w:rPr>
+        <w:t>“Let’s just make the avatar, and then we will use it to obtain more resources,” I said. “Speaking of resources, I have a bunch.”</w:t>
+      </w:r>
+    </w:p>
+    <w:p>
+      <w:pPr>
+        <w:rPr>
+          <w:lang w:val="en-CA"/>
+        </w:rPr>
+      </w:pPr>
+      <w:r>
+        <w:rPr>
+          <w:lang w:val="en-CA"/>
+        </w:rPr>
+        <w:t>I listed what we had.</w:t>
+      </w:r>
+    </w:p>
+    <w:p>
+      <w:pPr>
+        <w:rPr>
+          <w:lang w:val="en-CA"/>
+        </w:rPr>
+      </w:pPr>
+      <w:r>
+        <w:rPr>
+          <w:lang w:val="en-CA"/>
+        </w:rPr>
+        <w:t>“That’s more than enough coin to get the resources,” Gilbert said.</w:t>
+      </w:r>
+    </w:p>
+    <w:p>
+      <w:pPr>
+        <w:rPr>
+          <w:lang w:val="en-CA"/>
+        </w:rPr>
+      </w:pPr>
+      <w:r>
+        <w:rPr>
+          <w:lang w:val="en-CA"/>
+        </w:rPr>
+        <w:t>“We will also need 2 sets of armor and weapons,</w:t>
+      </w:r>
+      <w:r>
+        <w:rPr>
+          <w:lang w:val="en-CA"/>
+        </w:rPr>
+        <w:t xml:space="preserve"> and clothes,</w:t>
+      </w:r>
+      <w:r>
+        <w:rPr>
+          <w:lang w:val="en-CA"/>
+        </w:rPr>
+        <w:t>” I said. “I will also need a skill book like Susie has.”</w:t>
+      </w:r>
+    </w:p>
+    <w:p>
+      <w:pPr>
+        <w:rPr>
+          <w:lang w:val="en-CA"/>
+        </w:rPr>
+      </w:pPr>
+      <w:r>
+        <w:rPr>
+          <w:lang w:val="en-CA"/>
+        </w:rPr>
+        <w:t xml:space="preserve">“Later you should consider self-repairing </w:t>
+      </w:r>
+      <w:r>
+        <w:rPr>
+          <w:lang w:val="en-CA"/>
+        </w:rPr>
+        <w:t>armor</w:t>
+      </w:r>
+      <w:r>
+        <w:rPr>
+          <w:lang w:val="en-CA"/>
+        </w:rPr>
+        <w:t>,” Gilbert said.</w:t>
+      </w:r>
+    </w:p>
+    <w:p>
+      <w:pPr>
+        <w:rPr>
+          <w:lang w:val="en-CA"/>
+        </w:rPr>
+      </w:pPr>
+      <w:r>
+        <w:rPr>
+          <w:lang w:val="en-CA"/>
+        </w:rPr>
+        <w:t>“That won’t be necessary,” I said. “My Vessel ability has a self repair feature. I have been reluctant to use it on Susie’s clothes, but now my range is almost 6 KM. That shouldn’t be a problem, as long as she also has some unbound clothes for when travelling away from me.”</w:t>
+      </w:r>
+    </w:p>
+    <w:p>
+      <w:pPr>
+        <w:rPr>
+          <w:lang w:val="en-CA"/>
+        </w:rPr>
+      </w:pPr>
+      <w:r>
+        <w:rPr>
+          <w:lang w:val="en-CA"/>
+        </w:rPr>
+        <w:t>“You definitely are a support mage,” Gilbert said.</w:t>
+      </w:r>
+    </w:p>
+    <w:p>
+      <w:pPr>
+        <w:rPr>
+          <w:lang w:val="en-CA"/>
+        </w:rPr>
+      </w:pPr>
+      <w:r>
+        <w:rPr>
+          <w:lang w:val="en-CA"/>
+        </w:rPr>
+        <w:t>“But I can kick butt with my avatar</w:t>
+      </w:r>
+      <w:r>
+        <w:rPr>
+          <w:lang w:val="en-CA"/>
+        </w:rPr>
+        <w:t>,” I said</w:t>
+      </w:r>
+      <w:r>
+        <w:rPr>
+          <w:lang w:val="en-CA"/>
+        </w:rPr>
+        <w:t xml:space="preserve">. </w:t>
+      </w:r>
+      <w:r>
+        <w:rPr>
+          <w:lang w:val="en-CA"/>
+        </w:rPr>
+        <w:t>“</w:t>
+      </w:r>
+      <w:r>
+        <w:rPr>
+          <w:lang w:val="en-CA"/>
+        </w:rPr>
+        <w:t>But only when fighting with Susie,” I added.</w:t>
+      </w:r>
+    </w:p>
+    <w:p>
+      <w:pPr>
+        <w:rPr>
+          <w:lang w:val="en-CA"/>
+        </w:rPr>
+      </w:pPr>
+      <w:r>
+        <w:rPr>
+          <w:lang w:val="en-CA"/>
+        </w:rPr>
+        <w:t>“Follow me,” Graham said. “I have a place where I can help you create an avatar.”</w:t>
+      </w:r>
+    </w:p>
+    <w:p>
+      <w:pPr>
+        <w:rPr>
+          <w:lang w:val="en-CA"/>
+        </w:rPr>
+      </w:pPr>
+      <w:r>
+        <w:rPr>
+          <w:lang w:val="en-CA"/>
+        </w:rPr>
+        <w:t>“Graham, once I have this new avatar, it can train with Susie and I can work here improving my magic skills and helping as your new Magic Society member,” I said.</w:t>
+      </w:r>
+    </w:p>
+    <w:p>
+      <w:pPr>
+        <w:rPr>
+          <w:lang w:val="en-CA"/>
+        </w:rPr>
+      </w:pPr>
+      <w:r>
+        <w:rPr>
+          <w:lang w:val="en-CA"/>
+        </w:rPr>
+        <w:lastRenderedPageBreak/>
+        <w:t>“So that’s how you learnt about monsters so fast,” Gilbert said.</w:t>
+      </w:r>
+    </w:p>
+    <w:p>
+      <w:pPr>
+        <w:rPr>
+          <w:lang w:val="en-CA"/>
+        </w:rPr>
+      </w:pPr>
+      <w:r>
+        <w:rPr>
+          <w:lang w:val="en-CA"/>
+        </w:rPr>
+        <w:t>“Now you know, isn’t it sad?” I asked. “That’s why magicians never tell their secrets.”</w:t>
+      </w:r>
+    </w:p>
+    <w:p>
+      <w:pPr>
+        <w:rPr>
+          <w:lang w:val="en-CA"/>
+        </w:rPr>
+      </w:pPr>
+      <w:r>
+        <w:rPr>
+          <w:lang w:val="en-CA"/>
+        </w:rPr>
+        <w:t>We entered a new room with filled with equipment. “That’s great news</w:t>
+      </w:r>
+      <w:r>
+        <w:rPr>
+          <w:lang w:val="en-CA"/>
+        </w:rPr>
+        <w:t>,” Graham said happily. “You can start by letting me show you how this equipment works.</w:t>
+      </w:r>
+    </w:p>
+    <w:p>
+      <w:pPr>
+        <w:rPr>
+          <w:lang w:val="en-CA"/>
+        </w:rPr>
+      </w:pPr>
+      <w:r>
+        <w:rPr>
+          <w:lang w:val="en-CA"/>
+        </w:rPr>
+        <w:t>“By the way, hopefully you get a power to control magic items. They are useful.”</w:t>
+      </w:r>
+    </w:p>
+    <w:p>
+      <w:pPr>
+        <w:rPr>
+          <w:lang w:val="en-CA"/>
+        </w:rPr>
+      </w:pPr>
+      <w:r>
+        <w:rPr>
+          <w:lang w:val="en-CA"/>
+        </w:rPr>
+        <w:t>“</w:t>
+      </w:r>
+      <w:r>
+        <w:rPr>
+          <w:lang w:val="en-CA"/>
+        </w:rPr>
+        <w:t>I’ll buy a stone when we have the money,” I said. I watched as Graham explained the equipment.</w:t>
+      </w:r>
+    </w:p>
+    <w:p>
+      <w:pPr>
+        <w:rPr>
+          <w:lang w:val="en-CA"/>
+        </w:rPr>
+      </w:pPr>
+      <w:r>
+        <w:rPr>
+          <w:lang w:val="en-CA"/>
+        </w:rPr>
+        <w:t>“Okay, young lady, please tell me what you want Luke’s new avatar to look like,” Graham said.</w:t>
+      </w:r>
+    </w:p>
+    <w:p>
+      <w:pPr>
+        <w:rPr>
+          <w:lang w:val="en-CA"/>
+        </w:rPr>
+      </w:pPr>
+      <w:r>
+        <w:rPr>
+          <w:lang w:val="en-CA"/>
+        </w:rPr>
+        <w:t>“I want a Celestine girl my age…” Susie began.</w:t>
+      </w:r>
+    </w:p>
+    <w:p>
+      <w:pPr>
+        <w:rPr>
+          <w:lang w:val="en-CA"/>
+        </w:rPr>
+      </w:pPr>
+      <w:r>
+        <w:rPr>
+          <w:lang w:val="en-CA"/>
+        </w:rPr>
+        <w:t>I ignored them.</w:t>
+      </w:r>
+    </w:p>
+    <w:p>
+      <w:pPr>
+        <w:rPr>
+          <w:lang w:val="en-CA"/>
+        </w:rPr>
+      </w:pPr>
+      <w:r>
+        <w:rPr>
+          <w:lang w:val="en-CA"/>
+        </w:rPr>
+        <w:t>“What’s the matter, are you embarrassed?” Gilbert asked.</w:t>
+      </w:r>
+    </w:p>
+    <w:p>
+      <w:pPr>
+        <w:rPr>
+          <w:lang w:val="en-CA"/>
+        </w:rPr>
+      </w:pPr>
+      <w:r>
+        <w:rPr>
+          <w:lang w:val="en-CA"/>
+        </w:rPr>
+        <w:t>“There’s nothing to be embarrassed,” Graham said. “The number of races out there is without count. Also, I knew multiple races that have multiple genders.”</w:t>
+      </w:r>
+    </w:p>
+    <w:p>
+      <w:pPr>
+        <w:rPr>
+          <w:lang w:val="en-CA"/>
+        </w:rPr>
+      </w:pPr>
+      <w:r>
+        <w:rPr>
+          <w:lang w:val="en-CA"/>
+        </w:rPr>
+        <w:t xml:space="preserve">“That doesn’t help me,” I said. “Humies, I mean humans, </w:t>
+      </w:r>
+      <w:r>
+        <w:rPr>
+          <w:lang w:val="en-CA"/>
+        </w:rPr>
+        <w:t>normally only have one gender and also don’t have multiple bodies.</w:t>
+      </w:r>
+    </w:p>
+    <w:p>
+      <w:pPr>
+        <w:rPr>
+          <w:lang w:val="en-CA"/>
+        </w:rPr>
+      </w:pPr>
+      <w:r>
+        <w:rPr>
+          <w:lang w:val="en-CA"/>
+        </w:rPr>
+        <w:t>“I still haven’t gotten over the fact I’m not a humie, and that race is just a suggestion, if only a persistent one.”</w:t>
+      </w:r>
+    </w:p>
+    <w:p>
+      <w:pPr>
+        <w:pStyle w:val="StatusMessage"/>
+      </w:pPr>
+      <w:r>
+        <w:rPr>
+          <w:noProof/>
+        </w:rPr>
+        <w:pict>
+          <v:shape id="_x0000_i1030" type="#_x0000_t75" style="width:23.2pt;height:8.85pt;visibility:visible;mso-wrap-style:square" o:bullet="t">
+            <v:imagedata r:id="rId13" o:title="MC900065312[1]"/>
+          </v:shape>
+        </w:pict>
+      </w:r>
+    </w:p>
+    <w:p>
+      <w:pPr>
+        <w:pStyle w:val="StatusMessage"/>
+      </w:pPr>
+      <w:r>
+        <w:t>Susie POV</w:t>
+      </w:r>
+    </w:p>
+    <w:p>
+      <w:pPr>
+        <w:rPr>
+          <w:lang w:val="en-CA"/>
+        </w:rPr>
+      </w:pPr>
+      <w:r>
+        <w:rPr>
+          <w:lang w:val="en-CA"/>
+        </w:rPr>
+        <w:t>“Okay I finished,” I said. “I don’t know how to make her any better.”</w:t>
+      </w:r>
+    </w:p>
+    <w:p>
+      <w:pPr>
+        <w:rPr>
+          <w:lang w:val="en-CA"/>
+        </w:rPr>
+      </w:pPr>
+      <w:r>
+        <w:rPr>
+          <w:lang w:val="en-CA"/>
+        </w:rPr>
+        <w:lastRenderedPageBreak/>
+        <w:t>Luke came over and looked at our creation for the first time. He compared her to me, and I could see that he preferred me.</w:t>
+      </w:r>
+    </w:p>
+    <w:p>
+      <w:pPr>
+        <w:rPr>
+          <w:lang w:val="en-CA"/>
+        </w:rPr>
+      </w:pPr>
+      <w:r>
+        <w:rPr>
+          <w:lang w:val="en-CA"/>
+        </w:rPr>
+        <w:t>Feeling my face turn red, I said, “How is she?”</w:t>
+      </w:r>
+    </w:p>
+    <w:p>
+      <w:pPr>
+        <w:rPr>
+          <w:lang w:val="en-CA"/>
+        </w:rPr>
+      </w:pPr>
+      <w:r>
+        <w:rPr>
+          <w:lang w:val="en-CA"/>
+        </w:rPr>
+        <w:t>“Good enough,” Luke said. “By the way, can we add quintessence gems of Light, Warrior, and Wind?”</w:t>
+      </w:r>
+    </w:p>
+    <w:p>
+      <w:pPr>
+        <w:rPr>
+          <w:lang w:val="en-CA"/>
+        </w:rPr>
+      </w:pPr>
+      <w:r>
+        <w:rPr>
+          <w:lang w:val="en-CA"/>
+        </w:rPr>
+        <w:t>“I like how you think,” Graham said, smiling. “It can’t hurt. I’ll draw on the research budget since this is definitely research.”</w:t>
+      </w:r>
+    </w:p>
+    <w:p>
+      <w:pPr>
+        <w:rPr>
+          <w:lang w:val="en-CA"/>
+        </w:rPr>
+      </w:pPr>
+      <w:r>
+        <w:rPr>
+          <w:lang w:val="en-CA"/>
+        </w:rPr>
+        <w:t>Graham dashed off. He returned shortly with a handful of gems. “You’re not going to believe it but we actually had a few Valkyrie gems.”</w:t>
+      </w:r>
+    </w:p>
+    <w:p>
+      <w:pPr>
+        <w:rPr>
+          <w:lang w:val="en-CA"/>
+        </w:rPr>
+      </w:pPr>
+      <w:r>
+        <w:rPr>
+          <w:lang w:val="en-CA"/>
+        </w:rPr>
+        <w:t>Luke accepted the gems and intoned</w:t>
+      </w:r>
+      <w:r>
+        <w:rPr>
+          <w:lang w:val="en-CA"/>
+        </w:rPr>
+        <w:t>:</w:t>
+      </w:r>
+    </w:p>
+    <w:p>
+      <w:pPr>
+        <w:pStyle w:val="Quote2"/>
+        <w:rPr>
+          <w:lang w:val="en-CA"/>
+        </w:rPr>
+      </w:pPr>
+      <w:r>
+        <w:rPr>
+          <w:lang w:val="en-CA"/>
+        </w:rPr>
+        <w:t>Let the Life that was hidden come forth</w:t>
+      </w:r>
+    </w:p>
+    <w:p>
+      <w:pPr>
+        <w:pStyle w:val="Quote2"/>
+        <w:rPr>
+          <w:lang w:val="en-CA"/>
+        </w:rPr>
+      </w:pPr>
+      <w:r>
+        <w:rPr>
+          <w:lang w:val="en-CA"/>
+        </w:rPr>
+        <w:t>Let the Darkness reveal a new day</w:t>
+      </w:r>
+    </w:p>
+    <w:p>
+      <w:pPr>
+        <w:pStyle w:val="Quote2"/>
+        <w:rPr>
+          <w:lang w:val="en-CA"/>
+        </w:rPr>
+      </w:pPr>
+      <w:r>
+        <w:rPr>
+          <w:lang w:val="en-CA"/>
+        </w:rPr>
+        <w:t>Let Wonder shine upon a world of Magic</w:t>
+      </w:r>
+    </w:p>
+    <w:p>
+      <w:pPr>
+        <w:pStyle w:val="Quote2"/>
+        <w:rPr>
+          <w:lang w:val="en-CA"/>
+        </w:rPr>
+      </w:pPr>
+      <w:r>
+        <w:rPr>
+          <w:lang w:val="en-CA"/>
+        </w:rPr>
+        <w:t>I summon you forth Avatar of mine</w:t>
+      </w:r>
+    </w:p>
+    <w:p>
+      <w:pPr>
+        <w:rPr>
+          <w:lang w:val="en-CA"/>
+        </w:rPr>
+      </w:pPr>
+      <w:r>
+        <w:rPr>
+          <w:lang w:val="en-CA"/>
+        </w:rPr>
+        <w:t>A magic circle appeared and our new creation arose from the magic circle. She was wearing the female version of Luke’s tux and she looked better than expected. Strangely she had a slight resemblance to me.</w:t>
+      </w:r>
+    </w:p>
+    <w:p>
+      <w:pPr>
+        <w:rPr>
+          <w:lang w:val="en-CA"/>
+        </w:rPr>
+      </w:pPr>
+      <w:r>
+        <w:rPr>
+          <w:lang w:val="en-CA"/>
+        </w:rPr>
+        <w:t>The Celestine yawned and stretched and said, “It’s about time you summoned me, jerk.”</w:t>
+      </w:r>
+    </w:p>
+    <w:p>
+      <w:pPr>
+        <w:rPr>
+          <w:lang w:val="en-CA"/>
+        </w:rPr>
+      </w:pPr>
+      <w:r>
+        <w:rPr>
+          <w:lang w:val="en-CA"/>
+        </w:rPr>
+        <w:t>“Is that how you treat your future employer?” Luke said, frowning.</w:t>
+      </w:r>
+    </w:p>
+    <w:p>
+      <w:pPr>
+        <w:rPr>
+          <w:lang w:val="en-CA"/>
+        </w:rPr>
+      </w:pPr>
+      <w:r>
+        <w:rPr>
+          <w:lang w:val="en-CA"/>
+        </w:rPr>
+        <w:t xml:space="preserve">“You do know I’m the real body, don’t you?” the Celestine </w:t>
+      </w:r>
+      <w:r>
+        <w:rPr>
+          <w:lang w:val="en-CA"/>
+        </w:rPr>
+        <w:t>asked</w:t>
+      </w:r>
+      <w:r>
+        <w:rPr>
+          <w:lang w:val="en-CA"/>
+        </w:rPr>
+        <w:t>.</w:t>
+      </w:r>
+    </w:p>
+    <w:p>
+      <w:pPr>
+        <w:rPr>
+          <w:lang w:val="en-CA"/>
+        </w:rPr>
+      </w:pPr>
+      <w:r>
+        <w:rPr>
+          <w:lang w:val="en-CA"/>
+        </w:rPr>
+        <w:t xml:space="preserve">Both turned and looked at </w:t>
+      </w:r>
+      <w:r>
+        <w:rPr>
+          <w:lang w:val="en-CA"/>
+        </w:rPr>
+        <w:t>us</w:t>
+      </w:r>
+      <w:r>
+        <w:rPr>
+          <w:lang w:val="en-CA"/>
+        </w:rPr>
+        <w:t xml:space="preserve"> and asked at the same time, “Which of us is the real me?”</w:t>
+      </w:r>
+    </w:p>
+    <w:p>
+      <w:pPr>
+        <w:rPr>
+          <w:lang w:val="en-CA"/>
+        </w:rPr>
+      </w:pPr>
+      <w:r>
+        <w:rPr>
+          <w:lang w:val="en-CA"/>
+        </w:rPr>
+        <w:lastRenderedPageBreak/>
+        <w:t>“You are both the real you,” Graham said. “You both have the same aura signature</w:t>
+      </w:r>
+      <w:r>
+        <w:rPr>
+          <w:lang w:val="en-CA"/>
+        </w:rPr>
+        <w:t xml:space="preserve">. You are both Iron rankers, although one is a Celestine and the other is an </w:t>
+      </w:r>
+      <w:r>
+        <w:t>Outworlder</w:t>
+      </w:r>
+      <w:r>
+        <w:rPr>
+          <w:lang w:val="en-CA"/>
+        </w:rPr>
+        <w:t>.”</w:t>
+      </w:r>
+    </w:p>
+    <w:p>
+      <w:pPr>
+        <w:rPr>
+          <w:lang w:val="en-CA"/>
+        </w:rPr>
+      </w:pPr>
+      <w:r>
+        <w:rPr>
+          <w:lang w:val="en-CA"/>
+        </w:rPr>
+        <w:t>“Remember that cuteness is righteousness,” the Celestine said</w:t>
+      </w:r>
+      <w:r>
+        <w:rPr>
+          <w:lang w:val="en-CA"/>
+        </w:rPr>
+        <w:t xml:space="preserve"> with a </w:t>
+      </w:r>
+      <w:r>
+        <w:rPr>
+          <w:lang w:val="en-CA"/>
+        </w:rPr>
+        <w:t>smug</w:t>
+      </w:r>
+      <w:r>
+        <w:rPr>
+          <w:lang w:val="en-CA"/>
+        </w:rPr>
+        <w:t xml:space="preserve"> smile</w:t>
+      </w:r>
+      <w:r>
+        <w:rPr>
+          <w:lang w:val="en-CA"/>
+        </w:rPr>
+        <w:t>.</w:t>
+      </w:r>
+    </w:p>
+    <w:p>
+      <w:pPr>
+        <w:rPr>
+          <w:lang w:val="en-CA"/>
+        </w:rPr>
+      </w:pPr>
+      <w:r>
+        <w:rPr>
+          <w:lang w:val="en-CA"/>
+        </w:rPr>
+        <w:t>Luke opened and closed his mouth a few times and then bowed his head in defeat. Giving a deep sigh, he said, “I guess that means you are the original.”</w:t>
+      </w:r>
+    </w:p>
+    <w:p>
+      <w:pPr>
+        <w:rPr>
+          <w:lang w:val="en-CA"/>
+        </w:rPr>
+      </w:pPr>
+      <w:r>
+        <w:rPr>
+          <w:lang w:val="en-CA"/>
+        </w:rPr>
+        <w:t>Gilbert and Graham looked at the interaction and both laughed.</w:t>
+      </w:r>
+      <w:r>
+        <w:rPr>
+          <w:lang w:val="en-CA"/>
+        </w:rPr>
+        <w:t xml:space="preserve"> I joined in a moment later.</w:t>
+      </w:r>
+    </w:p>
+    <w:p>
+      <w:pPr>
+        <w:rPr>
+          <w:lang w:val="en-CA"/>
+        </w:rPr>
+      </w:pPr>
+      <w:r>
+        <w:rPr>
+          <w:lang w:val="en-CA"/>
+        </w:rPr>
+        <w:t>“Susie, let’s go train,” the Celestine said. “Let’s leave the boys to play with their magic toys.”</w:t>
+      </w:r>
+    </w:p>
+    <w:p>
+      <w:pPr>
+        <w:rPr>
+          <w:lang w:val="en-CA"/>
+        </w:rPr>
+      </w:pPr>
+      <w:r>
+        <w:rPr>
+          <w:lang w:val="en-CA"/>
+        </w:rPr>
+        <w:t>“Are you really a girl?” Gilbert asked.</w:t>
+      </w:r>
+    </w:p>
+    <w:p>
+      <w:pPr>
+        <w:rPr>
+          <w:lang w:val="en-CA"/>
+        </w:rPr>
+      </w:pPr>
+      <w:r>
+        <w:rPr>
+          <w:lang w:val="en-CA"/>
+        </w:rPr>
+        <w:t>The Celestine raised an eyebrow and with a slight smirk, asked, “Do you want to find out?”</w:t>
+      </w:r>
+    </w:p>
+    <w:p>
+      <w:pPr>
+        <w:rPr>
+          <w:lang w:val="en-CA"/>
+        </w:rPr>
+      </w:pPr>
+      <w:r>
+        <w:rPr>
+          <w:lang w:val="en-CA"/>
+        </w:rPr>
+        <w:t>“Of course not,” Gilbert said hastily. “I’m getting a little confused.”</w:t>
+      </w:r>
+    </w:p>
+    <w:p>
+      <w:pPr>
+        <w:rPr>
+          <w:lang w:val="en-CA"/>
+        </w:rPr>
+      </w:pPr>
+      <w:r>
+        <w:rPr>
+          <w:lang w:val="en-CA"/>
+        </w:rPr>
+        <w:t>“Stop teasing them,” I said, laughing.</w:t>
+      </w:r>
+    </w:p>
+    <w:p>
+      <w:pPr>
+        <w:rPr>
+          <w:lang w:val="en-CA"/>
+        </w:rPr>
+      </w:pPr>
+      <w:r>
+        <w:rPr>
+          <w:lang w:val="en-CA"/>
+        </w:rPr>
+        <w:t>“Please tell me how you feel,” Graham said. “This is such a unique opportunity. The magic society needs to know.”</w:t>
+      </w:r>
+    </w:p>
+    <w:p>
+      <w:pPr>
+        <w:rPr>
+          <w:lang w:val="en-CA"/>
+        </w:rPr>
+      </w:pPr>
+      <w:r>
+        <w:rPr>
+          <w:lang w:val="en-CA"/>
+        </w:rPr>
+        <w:t>The Celestine sighed and said, “Fine. I hope the Magic Society appreciates this.”</w:t>
+      </w:r>
+    </w:p>
+    <w:p>
+      <w:pPr>
+        <w:rPr>
+          <w:lang w:val="en-CA"/>
+        </w:rPr>
+      </w:pPr>
+      <w:r>
+        <w:rPr>
+          <w:lang w:val="en-CA"/>
+        </w:rPr>
+        <w:t>“We do,” Graham said. “What exactly are you?”</w:t>
+      </w:r>
+    </w:p>
+    <w:p>
+      <w:pPr>
+        <w:rPr>
+          <w:lang w:val="en-CA"/>
+        </w:rPr>
+      </w:pPr>
+      <w:r>
+        <w:rPr>
+          <w:lang w:val="en-CA"/>
+        </w:rPr>
+        <w:t>I glanced at Luke, busy exploring the lab.</w:t>
+      </w:r>
+    </w:p>
+    <w:p>
+      <w:r>
+        <w:rPr>
+          <w:lang w:val="en-CA"/>
+        </w:rPr>
+        <w:lastRenderedPageBreak/>
+        <w:t xml:space="preserve">“For the last 67 years, a man by the name Andrew Miller walked the Earth. Two weeks ago he died. Two weeks ago </w:t>
+      </w:r>
+      <w:r>
+        <w:t>Luke</w:t>
+      </w:r>
+      <w:r>
+        <w:t xml:space="preserve"> Aetheren</w:t>
+      </w:r>
+      <w:r>
+        <w:t xml:space="preserve"> was born. In both incarnations we identified as being a boy.</w:t>
+      </w:r>
+    </w:p>
+    <w:p>
+      <w:pPr>
+        <w:rPr>
+          <w:lang w:val="en-CA"/>
+        </w:rPr>
+      </w:pPr>
+      <w:r>
+        <w:rPr>
+          <w:lang w:val="en-CA"/>
+        </w:rPr>
+        <w:t>“A few minutes ago I inhabited this new body. I find this to be incredibly embarrassing, since I identify as a boy.</w:t>
+      </w:r>
+    </w:p>
+    <w:p>
+      <w:pPr>
+        <w:rPr>
+          <w:lang w:val="en-CA"/>
+        </w:rPr>
+      </w:pPr>
+      <w:r>
+        <w:rPr>
+          <w:lang w:val="en-CA"/>
+        </w:rPr>
+        <w:t xml:space="preserve">“I have the overwhelming urge to dismiss this body because it is so </w:t>
+      </w:r>
+      <w:r>
+        <w:rPr>
+          <w:lang w:val="en-CA"/>
+        </w:rPr>
+        <w:t xml:space="preserve">incredibly </w:t>
+      </w:r>
+      <w:r>
+        <w:rPr>
+          <w:lang w:val="en-CA"/>
+        </w:rPr>
+        <w:t>embarrassing.</w:t>
+      </w:r>
+    </w:p>
+    <w:p>
+      <w:r>
+        <w:rPr>
+          <w:lang w:val="en-CA"/>
+        </w:rPr>
+        <w:t xml:space="preserve">“The only silver lining is that my </w:t>
+      </w:r>
+      <w:r>
+        <w:t>Lovely Assistant ability is even now increasing.</w:t>
+      </w:r>
+      <w:r>
+        <w:t xml:space="preserve"> Right now it is Level 3, 47% to Level 4.</w:t>
+      </w:r>
+    </w:p>
+    <w:p>
+      <w:r>
+        <w:t>“</w:t>
+      </w:r>
+      <w:r>
+        <w:t>There is no question. My ability is straining under the pressure. I’m straining under the pressure.</w:t>
+      </w:r>
+    </w:p>
+    <w:p>
+      <w:r>
+        <w:t>“I have a feeling this ability of mine will hit Bronze first.</w:t>
+      </w:r>
+    </w:p>
+    <w:p>
+      <w:pPr>
+        <w:rPr>
+          <w:lang w:val="en-CA"/>
+        </w:rPr>
+      </w:pPr>
+      <w:r>
+        <w:rPr>
+          <w:lang w:val="en-CA"/>
+        </w:rPr>
+        <w:t>“And yes, even talking about this is embarrassing. I’m thinking of dismissing this body soon. I really need a rest.</w:t>
+      </w:r>
+    </w:p>
+    <w:p>
+      <w:pPr>
+        <w:rPr>
+          <w:lang w:val="en-CA"/>
+        </w:rPr>
+      </w:pPr>
+      <w:r>
+        <w:rPr>
+          <w:lang w:val="en-CA"/>
+        </w:rPr>
+        <w:t>“And for the record, being Vinnie was the easiest body to use.”</w:t>
+      </w:r>
+    </w:p>
+    <w:p>
+      <w:pPr>
+        <w:rPr>
+          <w:lang w:val="en-CA"/>
+        </w:rPr>
+      </w:pPr>
+      <w:r>
+        <w:rPr>
+          <w:lang w:val="en-CA"/>
+        </w:rPr>
+        <w:t>Luke sat in a chair and closed his eyes.</w:t>
+      </w:r>
+    </w:p>
+    <w:p>
+      <w:pPr>
+        <w:rPr>
+          <w:lang w:val="en-CA"/>
+        </w:rPr>
+      </w:pPr>
+      <w:r>
+        <w:rPr>
+          <w:lang w:val="en-CA"/>
+        </w:rPr>
+        <w:t xml:space="preserve">A black circle appeared on a nearby table and Vinnie popped out. </w:t>
+      </w:r>
+      <w:r>
+        <w:rPr>
+          <w:lang w:val="en-CA"/>
+        </w:rPr>
+        <w:t>“That’s because I’m the manliest man this side of Manitoba. That’s a region on Earth. Damn, this cigar is terrible.”</w:t>
+      </w:r>
+    </w:p>
+    <w:p>
+      <w:pPr>
+        <w:rPr>
+          <w:lang w:val="en-CA"/>
+        </w:rPr>
+      </w:pPr>
+      <w:r>
+        <w:rPr>
+          <w:lang w:val="en-CA"/>
+        </w:rPr>
+        <w:t>“That’s a twig</w:t>
+      </w:r>
+      <w:r>
+        <w:rPr>
+          <w:lang w:val="en-CA"/>
+        </w:rPr>
+        <w:t xml:space="preserve"> Vinnie</w:t>
+      </w:r>
+      <w:r>
+        <w:rPr>
+          <w:lang w:val="en-CA"/>
+        </w:rPr>
+        <w:t>, not a cigar,” I said.</w:t>
+      </w:r>
+    </w:p>
+    <w:p>
+      <w:pPr>
+        <w:rPr>
+          <w:lang w:val="en-CA"/>
+        </w:rPr>
+      </w:pPr>
+      <w:r>
+        <w:rPr>
+          <w:lang w:val="en-CA"/>
+        </w:rPr>
+        <w:t>“No wonder it</w:t>
+      </w:r>
+      <w:r>
+        <w:rPr>
+          <w:lang w:val="en-CA"/>
+        </w:rPr>
+        <w:t>’</w:t>
+      </w:r>
+      <w:r>
+        <w:rPr>
+          <w:lang w:val="en-CA"/>
+        </w:rPr>
+        <w:t>s crap</w:t>
+      </w:r>
+      <w:r>
+        <w:rPr>
+          <w:lang w:val="en-CA"/>
+        </w:rPr>
+        <w:t>,</w:t>
+      </w:r>
+      <w:r>
+        <w:rPr>
+          <w:lang w:val="en-CA"/>
+        </w:rPr>
+        <w:t>”</w:t>
+      </w:r>
+      <w:r>
+        <w:rPr>
+          <w:lang w:val="en-CA"/>
+        </w:rPr>
+        <w:t xml:space="preserve"> Vinnie said. He</w:t>
+      </w:r>
+      <w:r>
+        <w:rPr>
+          <w:lang w:val="en-CA"/>
+        </w:rPr>
+        <w:t xml:space="preserve"> jumped into his portal and Strawberry came out.</w:t>
+      </w:r>
+    </w:p>
+    <w:p>
+      <w:pPr>
+        <w:rPr>
+          <w:lang w:val="en-CA"/>
+        </w:rPr>
+      </w:pPr>
+      <w:r>
+        <w:rPr>
+          <w:lang w:val="en-CA"/>
+        </w:rPr>
+        <w:t>“This body is more embarrassing since it much more girly,” Strawberry said. “Can you imagine being pink – pink?”</w:t>
+      </w:r>
+    </w:p>
+    <w:p>
+      <w:pPr>
+        <w:rPr>
+          <w:lang w:val="en-CA"/>
+        </w:rPr>
+      </w:pPr>
+      <w:r>
+        <w:rPr>
+          <w:lang w:val="en-CA"/>
+        </w:rPr>
+        <w:lastRenderedPageBreak/>
+        <w:t>Strawberry jumped back into the portal and the Celestine said, “It is easy to ignore the fact that Vinnie is female. For Strawberry, it is harder to ignore.</w:t>
+      </w:r>
+    </w:p>
+    <w:p>
+      <w:pPr>
+        <w:rPr>
+          <w:lang w:val="en-CA"/>
+        </w:rPr>
+      </w:pPr>
+      <w:r>
+        <w:rPr>
+          <w:lang w:val="en-CA"/>
+        </w:rPr>
+        <w:t>“But this is in your face, as you can see.</w:t>
+      </w:r>
+    </w:p>
+    <w:p>
+      <w:pPr>
+        <w:rPr>
+          <w:lang w:val="en-CA"/>
+        </w:rPr>
+      </w:pPr>
+      <w:r>
+        <w:rPr>
+          <w:lang w:val="en-CA"/>
+        </w:rPr>
+        <w:t>The Celestine dropped into her black circle and Vinnie popped out onto the table again. “I hope you appreciate this Doll Face.”</w:t>
+      </w:r>
+    </w:p>
+    <w:p>
+      <w:pPr>
+        <w:rPr>
+          <w:lang w:val="en-CA"/>
+        </w:rPr>
+      </w:pPr>
+      <w:r>
+        <w:rPr>
+          <w:lang w:val="en-CA"/>
+        </w:rPr>
+        <w:t>“Of course I do Vinnie,” I said and kissed the rabbit.</w:t>
+      </w:r>
+    </w:p>
+    <w:p>
+      <w:pPr>
+        <w:rPr>
+          <w:lang w:val="en-CA"/>
+        </w:rPr>
+      </w:pPr>
+      <w:r>
+        <w:rPr>
+          <w:lang w:val="en-CA"/>
+        </w:rPr>
+        <w:t xml:space="preserve">“You’re just lucky I </w:t>
+      </w:r>
+      <w:r>
+        <w:rPr>
+          <w:lang w:val="en-CA"/>
+        </w:rPr>
+        <w:t>can’t say no to you, Doll Face.</w:t>
+      </w:r>
+      <w:r>
+        <w:rPr>
+          <w:lang w:val="en-CA"/>
+        </w:rPr>
+        <w:t>”</w:t>
+      </w:r>
+    </w:p>
+    <w:p>
+      <w:pPr>
+        <w:rPr>
+          <w:lang w:val="en-CA"/>
+        </w:rPr>
+      </w:pPr>
+      <w:r>
+        <w:rPr>
+          <w:lang w:val="en-CA"/>
+        </w:rPr>
+        <w:t>“Luke, did you feel that?” Graham asked.</w:t>
+      </w:r>
+    </w:p>
+    <w:p>
+      <w:pPr>
+        <w:rPr>
+          <w:lang w:val="en-CA"/>
+        </w:rPr>
+      </w:pPr>
+      <w:r>
+        <w:rPr>
+          <w:lang w:val="en-CA"/>
+        </w:rPr>
+        <w:t>“O</w:t>
+      </w:r>
+      <w:r>
+        <w:rPr>
+          <w:lang w:val="en-CA"/>
+        </w:rPr>
+        <w:t>f</w:t>
+      </w:r>
+      <w:r>
+        <w:rPr>
+          <w:lang w:val="en-CA"/>
+        </w:rPr>
+        <w:t xml:space="preserve"> course I did,” Luke said. “It is my face, after all. They are all me really.</w:t>
+      </w:r>
+      <w:r>
+        <w:rPr>
+          <w:lang w:val="en-CA"/>
+        </w:rPr>
+        <w:t xml:space="preserve"> Please don’t make me explain more than this. I’m just explaining my experiences. Only the gods would know. I only know that splitting my mind across multiple bodies is absolutely freaky.</w:t>
+      </w:r>
+    </w:p>
+    <w:p>
+      <w:pPr>
+        <w:rPr>
+          <w:lang w:val="en-CA"/>
+        </w:rPr>
+      </w:pPr>
+      <w:r>
+        <w:rPr>
+          <w:lang w:val="en-CA"/>
+        </w:rPr>
+        <w:t>“And, yes, that ability is ramping up fast. It’s already Level 4 and steadily increasing.”</w:t>
+      </w:r>
+    </w:p>
+    <w:p>
+      <w:pPr>
+        <w:rPr>
+          <w:lang w:val="en-CA"/>
+        </w:rPr>
+      </w:pPr>
+      <w:r>
+        <w:rPr>
+          <w:lang w:val="en-CA"/>
+        </w:rPr>
+        <w:t>“Sweetheart, i</w:t>
+      </w:r>
+      <w:r>
+        <w:rPr>
+          <w:lang w:val="en-CA"/>
+        </w:rPr>
+        <w:t>f you don’t mind, I don’t want to walk about in that embarrassing body in public. Let’s go back to the compound and we can train there</w:t>
+      </w:r>
+      <w:r>
+        <w:rPr>
+          <w:lang w:val="en-CA"/>
+        </w:rPr>
+        <w:t>,” Vinnie said.</w:t>
+      </w:r>
+    </w:p>
+    <w:p>
+      <w:pPr>
+        <w:rPr>
+          <w:lang w:val="en-CA"/>
+        </w:rPr>
+      </w:pPr>
+      <w:r>
+        <w:rPr>
+          <w:lang w:val="en-CA"/>
+        </w:rPr>
+        <w:t>“By the way, you will need to come up with a name for the Celestine. We can’t keep calling that creature ‘Hey you’ forever.”</w:t>
+      </w:r>
+    </w:p>
+    <w:p>
+      <w:pPr>
+        <w:rPr>
+          <w:lang w:val="en-CA"/>
+        </w:rPr>
+      </w:pPr>
+      <w:r>
+        <w:rPr>
+          <w:lang w:val="en-CA"/>
+        </w:rPr>
+        <w:t>“Bye Luke,” I said, waving.</w:t>
+      </w:r>
+    </w:p>
+    <w:p>
+      <w:pPr>
+        <w:rPr>
+          <w:lang w:val="en-CA"/>
+        </w:rPr>
+      </w:pPr>
+      <w:r>
+        <w:rPr>
+          <w:lang w:val="en-CA"/>
+        </w:rPr>
+        <w:t>“Why are you saying bye? I’m right here,” Vinnie said.</w:t>
+      </w:r>
+    </w:p>
+    <w:p>
+      <w:pPr>
+        <w:rPr>
+          <w:lang w:val="en-CA"/>
+        </w:rPr>
+      </w:pPr>
+      <w:r>
+        <w:rPr>
+          <w:lang w:val="en-CA"/>
+        </w:rPr>
+        <w:t>“Sorry, I forgot,” I said.</w:t>
+      </w:r>
+    </w:p>
+    <w:p>
+      <w:pPr>
+        <w:rPr>
+          <w:lang w:val="en-CA"/>
+        </w:rPr>
+      </w:pPr>
+      <w:r>
+        <w:rPr>
+          <w:lang w:val="en-CA"/>
+        </w:rPr>
+        <w:t>“Forget about it,” Vinnie said. “I’m just teasing you.”</w:t>
+      </w:r>
+    </w:p>
+    <w:p>
+      <w:pPr>
+        <w:rPr>
+          <w:lang w:val="en-CA"/>
+        </w:rPr>
+      </w:pPr>
+      <w:r>
+        <w:rPr>
+          <w:lang w:val="en-CA"/>
+        </w:rPr>
+        <w:t>“I was hoping to see…what should we call that body?” Gilbert said.</w:t>
+      </w:r>
+    </w:p>
+    <w:p>
+      <w:pPr>
+        <w:rPr>
+          <w:lang w:val="en-CA"/>
+        </w:rPr>
+      </w:pPr>
+      <w:r>
+        <w:rPr>
+          <w:lang w:val="en-CA"/>
+        </w:rPr>
+        <w:lastRenderedPageBreak/>
+        <w:t xml:space="preserve">“How about </w:t>
+      </w:r>
+      <w:r>
+        <w:t>Aelindra</w:t>
+      </w:r>
+      <w:r>
         <w:t xml:space="preserve"> </w:t>
       </w:r>
       <w:r>
-        <w:rPr>
-          <w:lang w:val="en-CA"/>
-        </w:rPr>
-        <w:t xml:space="preserve">man </w:t>
-      </w:r>
-      <w:r>
-        <w:rPr>
-          <w:lang w:val="en-CA"/>
-        </w:rPr>
-        <w:t>arm</w:t>
-      </w:r>
-      <w:r>
-        <w:rPr>
-          <w:lang w:val="en-CA"/>
-        </w:rPr>
-        <w:t>-</w:t>
-      </w:r>
-      <w:r>
-        <w:rPr>
-          <w:lang w:val="en-CA"/>
-        </w:rPr>
-        <w:t>wrestling someone who looked like a gorilla</w:t>
-      </w:r>
-      <w:r>
-        <w:rPr>
-          <w:lang w:val="en-CA"/>
-        </w:rPr>
-        <w:t>.</w:t>
-      </w:r>
-    </w:p>
-    <w:p>
-      <w:pPr>
-        <w:rPr>
-          <w:lang w:val="en-CA"/>
-        </w:rPr>
-      </w:pPr>
-      <w:r>
-        <w:rPr>
-          <w:lang w:val="en-CA"/>
-        </w:rPr>
-        <w:t>Again I felt my face get hot and Gilbert chuckled.</w:t>
-      </w:r>
-    </w:p>
-    <w:p>
-      <w:pPr>
-        <w:rPr>
-          <w:lang w:val="en-CA"/>
-        </w:rPr>
-      </w:pPr>
-      <w:r>
-        <w:rPr>
-          <w:lang w:val="en-CA"/>
-        </w:rPr>
-        <w:t>“What’s so funny?” Luke asked.</w:t>
-      </w:r>
-    </w:p>
-    <w:p>
-      <w:pPr>
-        <w:rPr>
-          <w:lang w:val="en-CA"/>
-        </w:rPr>
-      </w:pPr>
-      <w:r>
-        <w:rPr>
-          <w:lang w:val="en-CA"/>
-        </w:rPr>
-        <w:t>“A kid like you wouldn’t understand,” Gilbert said.</w:t>
-      </w:r>
-    </w:p>
-    <w:p>
-      <w:pPr>
-        <w:rPr>
-          <w:lang w:val="en-CA"/>
-        </w:rPr>
-      </w:pPr>
-      <w:r>
-        <w:rPr>
-          <w:lang w:val="en-CA"/>
-        </w:rPr>
-        <w:t xml:space="preserve">“And that’s why this kid has someone like me taking care of him,” Vinnie said. </w:t>
-      </w:r>
-      <w:r>
-        <w:rPr>
-          <w:lang w:val="en-CA"/>
-        </w:rPr>
-        <w:t>Vinnie’s</w:t>
-      </w:r>
-      <w:r>
-        <w:rPr>
-          <w:lang w:val="en-CA"/>
-        </w:rPr>
-        <w:t xml:space="preserve"> t</w:t>
-      </w:r>
-      <w:r>
-        <w:rPr>
-          <w:lang w:val="en-CA"/>
-        </w:rPr>
-        <w:t>op hat morphed into a black pin-striped fedora.</w:t>
-      </w:r>
-    </w:p>
-    <w:p>
-      <w:pPr>
-        <w:rPr>
-          <w:lang w:val="en-CA"/>
-        </w:rPr>
-      </w:pPr>
-      <w:r>
-        <w:rPr>
-          <w:lang w:val="en-CA"/>
-        </w:rPr>
-        <w:t>“Damn, I really need a cigar,” Vinnie said, “Yo Doll Face, when you strike it big, will you buy this manly man a cigar?”</w:t>
-      </w:r>
-    </w:p>
-    <w:p>
-      <w:pPr>
-        <w:rPr>
-          <w:lang w:val="en-CA"/>
-        </w:rPr>
-      </w:pPr>
-      <w:r>
-        <w:rPr>
-          <w:lang w:val="en-CA"/>
-        </w:rPr>
-        <w:t>“Anything for you Vinnie,” I said.</w:t>
-      </w:r>
-    </w:p>
-    <w:p>
-      <w:pPr>
-        <w:rPr>
-          <w:lang w:val="en-CA"/>
-        </w:rPr>
-      </w:pPr>
-      <w:r>
-        <w:rPr>
-          <w:lang w:val="en-CA"/>
-        </w:rPr>
-        <w:t>“You’re the best Doll Face,” Vinnie said.</w:t>
-      </w:r>
-    </w:p>
-    <w:p>
-      <w:pPr>
-        <w:rPr>
-          <w:lang w:val="en-CA"/>
-        </w:rPr>
-      </w:pPr>
-      <w:r>
-        <w:rPr>
-          <w:lang w:val="en-CA"/>
-        </w:rPr>
-        <w:t>“When you become full members, you will be able to take on missions,” Gilbert said.</w:t>
-      </w:r>
-    </w:p>
-    <w:p>
-      <w:pPr>
-        <w:rPr>
-          <w:lang w:val="en-CA"/>
-        </w:rPr>
-      </w:pPr>
-      <w:r>
-        <w:rPr>
-          <w:lang w:val="en-CA"/>
-        </w:rPr>
-        <w:t>We approached a receptionist and Gilbert presented his badge. “I</w:t>
-      </w:r>
-      <w:r>
-        <w:rPr>
-          <w:lang w:val="en-CA"/>
-        </w:rPr>
-        <w:t>’m going on a field trip with my students. Do you have any low-level missions for the kids?</w:t>
-      </w:r>
-      <w:r>
-        <w:rPr>
-          <w:lang w:val="en-CA"/>
-        </w:rPr>
-        <w:t xml:space="preserve"> I want to do a circuit.</w:t>
-      </w:r>
-      <w:r>
-        <w:rPr>
-          <w:lang w:val="en-CA"/>
-        </w:rPr>
-        <w:t>”</w:t>
-      </w:r>
-    </w:p>
-    <w:p>
-      <w:pPr>
-        <w:rPr>
-          <w:lang w:val="en-CA"/>
-        </w:rPr>
-      </w:pPr>
-      <w:r>
-        <w:rPr>
-          <w:lang w:val="en-CA"/>
-        </w:rPr>
-        <w:t>“We have plenty,” the woman said. I remembered I had an identification skill from Vinnie. I used it and found the woman’s name was Barbie.</w:t>
-      </w:r>
-    </w:p>
-    <w:p>
-      <w:pPr>
-        <w:rPr>
-          <w:lang w:val="en-CA"/>
-        </w:rPr>
-      </w:pPr>
-      <w:r>
-        <w:rPr>
-          <w:lang w:val="en-CA"/>
-        </w:rPr>
-        <w:t>“Okay, let’s go,” Gilbert said and walked away. We followed. “We will be doing a tour of some towns and farms, cleaning out low-level monsters.”</w:t>
+        <w:t>Aetheren</w:t>
+      </w:r>
+      <w:r>
+        <w:t xml:space="preserve"> - She who walks between the stars'; evokes otherworldly grace and arcane power?” I asked.</w:t>
+      </w:r>
+    </w:p>
+    <w:p>
+      <w:pPr>
+        <w:rPr>
+          <w:lang w:val="en-CA"/>
+        </w:rPr>
+      </w:pPr>
+      <w:r>
+        <w:rPr>
+          <w:lang w:val="en-CA"/>
+        </w:rPr>
+        <w:t xml:space="preserve">“That’s fine,” Vinnie said. “What did you want </w:t>
+      </w:r>
+      <w:r>
+        <w:t>Aelindra</w:t>
+      </w:r>
+      <w:r>
+        <w:t xml:space="preserve"> for?”</w:t>
+      </w:r>
+    </w:p>
+    <w:p>
+      <w:pPr>
+        <w:pStyle w:val="StatusMessage"/>
+      </w:pPr>
+      <w:r>
+        <w:t>Aelindra</w:t>
+      </w:r>
+      <w:r>
+        <w:t xml:space="preserve"> </w:t>
+      </w:r>
+      <w:r>
+        <w:t>Aetheren</w:t>
+      </w:r>
+      <w:r>
+        <w:t>, Celestine, Age 17</w:t>
+      </w:r>
+    </w:p>
+    <w:p>
+      <w:pPr>
+        <w:rPr>
+          <w:lang w:val="en-CA"/>
+        </w:rPr>
+      </w:pPr>
+      <w:r>
+        <w:rPr>
+          <w:lang w:val="en-CA"/>
+        </w:rPr>
+        <w:t>“I was hoping to see her speed and endurance,” Gilbert said.</w:t>
+      </w:r>
+    </w:p>
+    <w:p>
+      <w:pPr>
+        <w:rPr>
+          <w:lang w:val="en-CA"/>
+        </w:rPr>
+      </w:pPr>
+      <w:r>
+        <w:rPr>
+          <w:lang w:val="en-CA"/>
+        </w:rPr>
+        <w:t xml:space="preserve">Vinnie jumped into his portal and </w:t>
+      </w:r>
+      <w:r>
+        <w:t>Aelindra</w:t>
+      </w:r>
+      <w:r>
+        <w:t xml:space="preserve"> came out.</w:t>
+      </w:r>
+    </w:p>
+    <w:p>
+      <w:r>
+        <w:rPr>
+          <w:lang w:val="en-CA"/>
+        </w:rPr>
+        <w:t xml:space="preserve">“I just realised that taking bodies back and forth between here and the summoning space can be tiring,” </w:t>
+      </w:r>
+      <w:r>
+        <w:t>Aelindra</w:t>
+      </w:r>
+      <w:r>
+        <w:t xml:space="preserve"> said.</w:t>
+      </w:r>
+      <w:r>
+        <w:t xml:space="preserve"> “This is the first time I have done it so quickly, but that too is leveling the skill.”</w:t>
+      </w:r>
+    </w:p>
+    <w:p>
+      <w:r>
+        <w:t>“What’s it like there?” Graham asked.</w:t>
+      </w:r>
+    </w:p>
+    <w:p>
+      <w:r>
+        <w:t xml:space="preserve">“I don’t know,” </w:t>
+      </w:r>
+      <w:r>
+        <w:t>Aelindra</w:t>
+      </w:r>
+      <w:r>
+        <w:t xml:space="preserve"> said. “I am not aware of what happens when my bodies enter there.”</w:t>
+      </w:r>
+    </w:p>
+    <w:p>
+      <w:pPr>
+        <w:rPr>
+          <w:lang w:val="en-CA"/>
+        </w:rPr>
+      </w:pPr>
+      <w:r>
+        <w:rPr>
+          <w:lang w:val="en-CA"/>
+        </w:rPr>
+        <w:t xml:space="preserve">“Okay </w:t>
+      </w:r>
+      <w:r>
+        <w:t>Aetheren</w:t>
+      </w:r>
+      <w:r>
+        <w:t>, let’s see you run,” Gilbert said and took off.</w:t>
+      </w:r>
+    </w:p>
+    <w:p>
+      <w:pPr>
+        <w:rPr>
+          <w:lang w:val="en-CA"/>
+        </w:rPr>
+      </w:pPr>
+      <w:r>
+        <w:rPr>
+          <w:lang w:val="en-CA"/>
+        </w:rPr>
+        <w:t>We arrived at Gilbert’s dojo and Gilbert said, “</w:t>
+      </w:r>
+      <w:r>
+        <w:t>Aetheren</w:t>
+      </w:r>
+      <w:r>
+        <w:t xml:space="preserve">, </w:t>
+      </w:r>
+      <w:r>
+        <w:t>you</w:t>
+      </w:r>
+      <w:r>
+        <w:rPr>
+          <w:lang w:val="en-CA"/>
+        </w:rPr>
+        <w:t xml:space="preserve"> have the same speed and stamina as Luke.</w:t>
+      </w:r>
+      <w:r>
+        <w:rPr>
+          <w:lang w:val="en-CA"/>
+        </w:rPr>
+        <w:t xml:space="preserve"> That’s not surprising I suppose.</w:t>
+      </w:r>
+    </w:p>
+    <w:p>
+      <w:pPr>
+        <w:rPr>
+          <w:lang w:val="en-CA"/>
+        </w:rPr>
+      </w:pPr>
+      <w:r>
+        <w:rPr>
+          <w:lang w:val="en-CA"/>
+        </w:rPr>
+        <w:t>“I never asked about your fighting skills,” Gilbert said.</w:t>
+      </w:r>
+    </w:p>
+    <w:p>
+      <w:pPr>
+        <w:rPr>
+          <w:lang w:val="en-CA"/>
+        </w:rPr>
+      </w:pPr>
+      <w:r>
+        <w:rPr>
+          <w:lang w:val="en-CA"/>
+        </w:rPr>
+        <w:t xml:space="preserve">“When I was back on Earth, I trained with guns, swords, glaives and such,” </w:t>
+      </w:r>
+      <w:r>
+        <w:t>Aetheren said. “I obviously preferred guns since they were safest and I was just a Normal person. However, I did prefer the glaive, since it had the reach.</w:t>
+      </w:r>
+    </w:p>
+    <w:p>
+      <w:pPr>
+        <w:rPr>
+          <w:lang w:val="en-CA"/>
+        </w:rPr>
+      </w:pPr>
+      <w:r>
+        <w:rPr>
+          <w:lang w:val="en-CA"/>
+        </w:rPr>
+        <w:t xml:space="preserve">“I couldn’t use bows properly because Andrew </w:t>
+      </w:r>
+      <w:r>
+        <w:rPr>
+          <w:lang w:val="en-CA"/>
+        </w:rPr>
+        <w:t>Miller had the wimpy body of a 67-year-old man.</w:t>
+      </w:r>
+    </w:p>
+    <w:p>
+      <w:pPr>
+        <w:rPr>
+          <w:lang w:val="en-CA"/>
+        </w:rPr>
+      </w:pPr>
+      <w:r>
+        <w:rPr>
+          <w:lang w:val="en-CA"/>
+        </w:rPr>
+        <w:t>“Other than a few courses, that was it.</w:t>
+      </w:r>
+    </w:p>
+    <w:p>
+      <w:pPr>
+        <w:rPr>
+          <w:lang w:val="en-CA"/>
+        </w:rPr>
+      </w:pPr>
+      <w:r>
+        <w:rPr>
+          <w:lang w:val="en-CA"/>
+        </w:rPr>
+        <w:t>“Oh I almost forgot; I do have access to Susie’s abilities using her Sisters in Arms ability.”</w:t>
       </w:r>
     </w:p>
     <w:p>
@@ -23043,832 +27562,32 @@
           <w:lang w:val="en-CA"/>
         </w:rPr>
         <w:lastRenderedPageBreak/>
-        <w:t>We returned to the skimmer and were on our way.</w:t>
-      </w:r>
-      <w:r>
-        <w:rPr>
-          <w:lang w:val="en-CA"/>
-        </w:rPr>
-        <w:t xml:space="preserve"> The drive out of the </w:t>
-      </w:r>
-      <w:r>
-        <w:rPr>
-          <w:lang w:val="en-CA"/>
-        </w:rPr>
-        <w:t xml:space="preserve">island </w:t>
-      </w:r>
-      <w:r>
-        <w:rPr>
-          <w:lang w:val="en-CA"/>
-        </w:rPr>
-        <w:t>city was easier than</w:t>
-      </w:r>
-      <w:r>
-        <w:rPr>
-          <w:lang w:val="en-CA"/>
-        </w:rPr>
-        <w:t xml:space="preserve"> the drive in. No one checked people leaving.</w:t>
-      </w:r>
-    </w:p>
-    <w:p>
-      <w:pPr>
-        <w:rPr>
-          <w:lang w:val="en-CA"/>
-        </w:rPr>
-      </w:pPr>
-      <w:r>
-        <w:rPr>
-          <w:lang w:val="en-CA"/>
-        </w:rPr>
-        <w:t xml:space="preserve">The next two hours were uneventful as Graham lectured </w:t>
-      </w:r>
-      <w:r>
-        <w:rPr>
-          <w:lang w:val="en-CA"/>
-        </w:rPr>
-        <w:t xml:space="preserve">us </w:t>
-      </w:r>
-      <w:r>
-        <w:rPr>
-          <w:lang w:val="en-CA"/>
-        </w:rPr>
-        <w:t>on being an adventurer.</w:t>
-      </w:r>
-    </w:p>
-    <w:p>
-      <w:pPr>
-        <w:rPr>
-          <w:lang w:val="en-CA"/>
-        </w:rPr>
-      </w:pPr>
-      <w:r>
-        <w:rPr>
-          <w:lang w:val="en-CA"/>
-        </w:rPr>
-        <w:t>Eventually we arrived at our destination</w:t>
-      </w:r>
-      <w:r>
-        <w:rPr>
-          <w:lang w:val="en-CA"/>
-        </w:rPr>
-        <w:t>. In front of us were dozens of dog-faced spiders the size of – large dogs.</w:t>
-      </w:r>
-    </w:p>
-    <w:p>
-      <w:pPr>
-        <w:pStyle w:val="StatusMessage"/>
-        <w:rPr>
-          <w:lang w:val="en-CA"/>
-        </w:rPr>
-      </w:pPr>
-      <w:r>
-        <w:rPr>
-          <w:lang w:val="en-CA"/>
-        </w:rPr>
-        <w:t>Dog-head Spiders</w:t>
-      </w:r>
-    </w:p>
-    <w:p>
-      <w:pPr>
-        <w:rPr>
-          <w:lang w:val="en-CA"/>
-        </w:rPr>
-      </w:pPr>
-      <w:r>
-        <w:rPr>
-          <w:lang w:val="en-CA"/>
-        </w:rPr>
-        <w:t>“Okay Susie, this shouldn’t be a problem for you.</w:t>
-      </w:r>
-      <w:r>
-        <w:rPr>
-          <w:lang w:val="en-CA"/>
-        </w:rPr>
-        <w:t xml:space="preserve"> How will you tackle this?” Gilbert asked.</w:t>
-      </w:r>
-    </w:p>
-    <w:p>
-      <w:pPr>
-        <w:rPr>
-          <w:lang w:val="en-CA"/>
-        </w:rPr>
-      </w:pPr>
-      <w:r>
-        <w:rPr>
-          <w:lang w:val="en-CA"/>
-        </w:rPr>
-        <w:t>“I’m going to slice...” I began.</w:t>
-      </w:r>
-    </w:p>
-    <w:p>
-      <w:pPr>
-        <w:rPr>
-          <w:lang w:val="en-CA"/>
-        </w:rPr>
-      </w:pPr>
-      <w:r>
-        <w:rPr>
-          <w:lang w:val="en-CA"/>
-        </w:rPr>
-        <w:t>“Just a second,” Luke said. “Dog-head Spiders use webs to trap prey. They also have venom and a nasty bite. They hunt in packs and will swarm you if you’re not careful.</w:t>
-      </w:r>
-    </w:p>
-    <w:p>
-      <w:pPr>
-        <w:rPr>
-          <w:lang w:val="en-CA"/>
-        </w:rPr>
-      </w:pPr>
-      <w:r>
-        <w:rPr>
-          <w:lang w:val="en-CA"/>
-        </w:rPr>
-        <w:t>“I suggest you use the glaive form of your sword.</w:t>
-      </w:r>
-    </w:p>
-    <w:p>
-      <w:pPr>
-        <w:rPr>
-          <w:lang w:val="en-CA"/>
-        </w:rPr>
-      </w:pPr>
-      <w:r>
-        <w:rPr>
-          <w:lang w:val="en-CA"/>
-        </w:rPr>
-        <w:t>“I will assist you with Theatre</w:t>
-      </w:r>
-      <w:r>
-        <w:rPr>
-          <w:lang w:val="en-CA"/>
-        </w:rPr>
-        <w:t xml:space="preserve"> </w:t>
-      </w:r>
-      <w:r>
-        <w:rPr>
-          <w:lang w:val="en-CA"/>
-        </w:rPr>
-        <w:t xml:space="preserve">and </w:t>
-      </w:r>
-      <w:r>
-        <w:rPr>
-          <w:lang w:val="en-CA"/>
-        </w:rPr>
-        <w:t>my Tux</w:t>
-      </w:r>
-      <w:r>
-        <w:rPr>
-          <w:lang w:val="en-CA"/>
-        </w:rPr>
-        <w:t>.</w:t>
-      </w:r>
-      <w:r>
-        <w:rPr>
-          <w:lang w:val="en-CA"/>
-        </w:rPr>
-        <w:t xml:space="preserve"> They aren’t much, but I need the training.”</w:t>
-      </w:r>
-    </w:p>
-    <w:p>
-      <w:pPr>
-        <w:rPr>
-          <w:lang w:val="en-CA"/>
-        </w:rPr>
-      </w:pPr>
-      <w:r>
-        <w:rPr>
-          <w:lang w:val="en-CA"/>
-        </w:rPr>
-        <w:t>“I will also help,” Vinnie said. “I can’t let my number one doll get hurt now, can I? I will also help with the looting.”</w:t>
-      </w:r>
-    </w:p>
-    <w:p>
-      <w:pPr>
-        <w:rPr>
-          <w:lang w:val="en-CA"/>
-        </w:rPr>
-      </w:pPr>
-      <w:r>
-        <w:rPr>
-          <w:lang w:val="en-CA"/>
-        </w:rPr>
-        <w:t>“How can the fur ball help?” Gilbert asked.</w:t>
-      </w:r>
-    </w:p>
-    <w:p>
-      <w:pPr>
-        <w:rPr>
-          <w:lang w:val="en-CA"/>
-        </w:rPr>
-      </w:pPr>
-      <w:r>
-        <w:rPr>
-          <w:lang w:val="en-CA"/>
-        </w:rPr>
-        <w:t>“</w:t>
-      </w:r>
-      <w:r>
-        <w:rPr>
-          <w:lang w:val="en-CA"/>
-        </w:rPr>
-        <w:t xml:space="preserve">Hey, </w:t>
-      </w:r>
-      <w:r>
-        <w:rPr>
-          <w:lang w:val="en-CA"/>
-        </w:rPr>
-        <w:t>I’m no fur ball,” Vinnie said indignantly. “</w:t>
-      </w:r>
-      <w:r>
-        <w:rPr>
-          <w:lang w:val="en-CA"/>
-        </w:rPr>
-        <w:t>I’m just a little hairy. What nerve.”</w:t>
-      </w:r>
-    </w:p>
-    <w:p>
-      <w:pPr>
-        <w:rPr>
-          <w:lang w:val="en-CA"/>
-        </w:rPr>
-      </w:pPr>
-      <w:r>
-        <w:rPr>
-          <w:lang w:val="en-CA"/>
-        </w:rPr>
-        <w:t xml:space="preserve">“Vinnie can borrow some of Susie’s powers,” Luke said. “Unfortunately, I have yet to </w:t>
-      </w:r>
-      <w:r>
-        <w:rPr>
-          <w:lang w:val="en-CA"/>
-        </w:rPr>
-        <w:t>learn</w:t>
-      </w:r>
-      <w:r>
-        <w:rPr>
-          <w:lang w:val="en-CA"/>
-        </w:rPr>
-        <w:t xml:space="preserve"> combat magic.”</w:t>
-      </w:r>
-    </w:p>
-    <w:p>
-      <w:pPr>
-        <w:rPr>
-          <w:lang w:val="en-CA"/>
-        </w:rPr>
-      </w:pPr>
-      <w:r>
-        <w:rPr>
-          <w:lang w:val="en-CA"/>
-        </w:rPr>
-        <w:t>“You’re not going to fight?” Gilbert asked.</w:t>
-      </w:r>
-    </w:p>
-    <w:p>
-      <w:pPr>
-        <w:rPr>
-          <w:lang w:val="en-CA"/>
-        </w:rPr>
-      </w:pPr>
-      <w:r>
-        <w:rPr>
-          <w:lang w:val="en-CA"/>
-        </w:rPr>
-        <w:lastRenderedPageBreak/>
-        <w:t xml:space="preserve">“I’m a support, not a fighter,” </w:t>
-      </w:r>
-      <w:r>
-        <w:rPr>
-          <w:lang w:val="en-CA"/>
-        </w:rPr>
-        <w:t>Luke</w:t>
-      </w:r>
-      <w:r>
-        <w:rPr>
-          <w:lang w:val="en-CA"/>
-        </w:rPr>
-        <w:t xml:space="preserve"> said. “I would only get in Susie’s way.”</w:t>
-      </w:r>
-    </w:p>
-    <w:p>
-      <w:pPr>
-        <w:rPr>
-          <w:lang w:val="en-CA"/>
-        </w:rPr>
-      </w:pPr>
-      <w:r>
-        <w:rPr>
-          <w:lang w:val="en-CA"/>
-        </w:rPr>
-        <w:t>“I’m a lover, not a fighter,” Vinnie said.</w:t>
-      </w:r>
-    </w:p>
-    <w:p>
-      <w:pPr>
-        <w:rPr>
-          <w:lang w:val="en-CA"/>
-        </w:rPr>
-      </w:pPr>
-      <w:r>
-        <w:rPr>
-          <w:lang w:val="en-CA"/>
-        </w:rPr>
-        <w:t>“Vinnie is funny,” Gilbert said with a chuckle. “Okay, I’ll let you handle things.”</w:t>
-      </w:r>
-    </w:p>
-    <w:p>
-      <w:pPr>
-        <w:rPr>
-          <w:lang w:val="en-CA"/>
-        </w:rPr>
-      </w:pPr>
-      <w:r>
-        <w:rPr>
-          <w:lang w:val="en-CA"/>
-        </w:rPr>
-        <w:t>“With wings of light, I take flight,” I said and wings appeared on my back.</w:t>
-      </w:r>
-    </w:p>
-    <w:p>
-      <w:pPr>
-        <w:rPr>
-          <w:lang w:val="en-CA"/>
-        </w:rPr>
-      </w:pPr>
-      <w:r>
-        <w:rPr>
-          <w:lang w:val="en-CA"/>
-        </w:rPr>
-        <w:t xml:space="preserve">“With wings of light, I take flight,” Vinnie said and wings appeared on </w:t>
-      </w:r>
-      <w:r>
-        <w:rPr>
-          <w:lang w:val="en-CA"/>
-        </w:rPr>
-        <w:t>his</w:t>
-      </w:r>
-      <w:r>
-        <w:rPr>
-          <w:lang w:val="en-CA"/>
-        </w:rPr>
-        <w:t xml:space="preserve"> back. “Damn it. Why do I have to say such girly things for such manly wings?</w:t>
-      </w:r>
-    </w:p>
-    <w:p>
-      <w:pPr>
-        <w:rPr>
-          <w:lang w:val="en-CA"/>
-        </w:rPr>
-      </w:pPr>
-      <w:r>
-        <w:rPr>
-          <w:lang w:val="en-CA"/>
-        </w:rPr>
-        <w:t>“Let’s go sweetheart. Those monsters won’t kill themselves.”</w:t>
-      </w:r>
-    </w:p>
-    <w:p>
-      <w:pPr>
-        <w:rPr>
-          <w:lang w:val="en-CA"/>
-        </w:rPr>
-      </w:pPr>
-      <w:r>
-        <w:rPr>
-          <w:lang w:val="en-CA"/>
-        </w:rPr>
-        <w:t>“Let the show begin,” Luke called out and sat down, slumped on seat, appearing to be asleep.</w:t>
-      </w:r>
-      <w:r>
-        <w:rPr>
-          <w:lang w:val="en-CA"/>
-        </w:rPr>
-        <w:t xml:space="preserve"> I guess he was using all his attention on the battle.</w:t>
-      </w:r>
-    </w:p>
-    <w:p>
-      <w:pPr>
-        <w:rPr>
-          <w:lang w:val="en-CA"/>
-        </w:rPr>
-      </w:pPr>
-      <w:r>
-        <w:rPr>
-          <w:lang w:val="en-CA"/>
-        </w:rPr>
-        <w:t>“With judgement comes mercy,” I intoned and activated my Healthy Wrath aura</w:t>
-      </w:r>
-      <w:r>
-        <w:rPr>
-          <w:lang w:val="en-CA"/>
-        </w:rPr>
-        <w:t>.</w:t>
-      </w:r>
-    </w:p>
-    <w:p>
-      <w:pPr>
-        <w:rPr>
-          <w:lang w:val="en-CA"/>
-        </w:rPr>
-      </w:pPr>
-      <w:r>
-        <w:rPr>
-          <w:lang w:val="en-CA"/>
-        </w:rPr>
-        <w:t>I shot forward</w:t>
-      </w:r>
-      <w:r>
-        <w:rPr>
-          <w:lang w:val="en-CA"/>
-        </w:rPr>
-        <w:t xml:space="preserve"> with my </w:t>
-      </w:r>
-      <w:r>
-        <w:rPr>
-          <w:lang w:val="en-CA"/>
-        </w:rPr>
-        <w:t>Eviscerating Sword</w:t>
-      </w:r>
-      <w:r>
-        <w:rPr>
-          <w:lang w:val="en-CA"/>
-        </w:rPr>
-        <w:t>,</w:t>
-      </w:r>
-      <w:r>
-        <w:rPr>
-          <w:lang w:val="en-CA"/>
-        </w:rPr>
-        <w:t xml:space="preserve"> changed it to resemble a glaive.</w:t>
-      </w:r>
-    </w:p>
-    <w:p>
-      <w:pPr>
-        <w:rPr>
-          <w:lang w:val="en-CA"/>
-        </w:rPr>
-      </w:pPr>
-      <w:r>
-        <w:rPr>
-          <w:lang w:val="en-CA"/>
-        </w:rPr>
-        <w:t>I sliced at the first spider dog thing and almost got hit from the side. Thankfully, Vinnie intercepted with his own sword, which looked entirely too big in his tiny hands.</w:t>
-      </w:r>
-    </w:p>
-    <w:p>
-      <w:pPr>
-        <w:rPr>
-          <w:lang w:val="en-CA"/>
-        </w:rPr>
-      </w:pPr>
-      <w:r>
-        <w:rPr>
-          <w:lang w:val="en-CA"/>
-        </w:rPr>
-        <w:t>Did rabbits have opposable thumbs? It didn’t matter.</w:t>
-      </w:r>
-    </w:p>
-    <w:p>
-      <w:pPr>
-        <w:rPr>
-          <w:lang w:val="en-CA"/>
-        </w:rPr>
-      </w:pPr>
-      <w:r>
-        <w:rPr>
-          <w:lang w:val="en-CA"/>
-        </w:rPr>
-        <w:t>I continued my fight, swinging my glaive. It was not as bad as I feared. Then again I was fighting lesser monsters.</w:t>
-      </w:r>
-    </w:p>
-    <w:p>
-      <w:pPr>
-        <w:rPr>
-          <w:lang w:val="en-CA"/>
-        </w:rPr>
-      </w:pPr>
-      <w:r>
-        <w:rPr>
-          <w:lang w:val="en-CA"/>
-        </w:rPr>
-        <w:t>I got complacent and a spider almost bit me. With head back in the game, I renewed my attacks.</w:t>
-      </w:r>
-    </w:p>
-    <w:p>
-      <w:pPr>
-        <w:rPr>
-          <w:lang w:val="en-CA"/>
-        </w:rPr>
-      </w:pPr>
-      <w:r>
-        <w:rPr>
-          <w:lang w:val="en-CA"/>
-        </w:rPr>
-        <w:lastRenderedPageBreak/>
-        <w:t>Finally the last monster was killed. Vinnie made his rounds and clouds of smoke billowed behind me. Unfortunately, I was covered with bug guts, making me gag as the slime dissolved.</w:t>
-      </w:r>
-    </w:p>
-    <w:p>
-      <w:pPr>
-        <w:rPr>
-          <w:lang w:val="en-CA"/>
-        </w:rPr>
-      </w:pPr>
-      <w:r>
-        <w:rPr>
-          <w:lang w:val="en-CA"/>
-        </w:rPr>
-        <w:t>Luke woke up and smiled at me.</w:t>
-      </w:r>
-    </w:p>
-    <w:p>
-      <w:pPr>
-        <w:rPr>
-          <w:lang w:val="en-CA"/>
-        </w:rPr>
-      </w:pPr>
-      <w:r>
-        <w:rPr>
-          <w:lang w:val="en-CA"/>
-        </w:rPr>
-        <w:t>“How was it?” Gilbert asked.</w:t>
-      </w:r>
-    </w:p>
-    <w:p>
-      <w:pPr>
-        <w:rPr>
-          <w:lang w:val="en-CA"/>
-        </w:rPr>
-      </w:pPr>
-      <w:r>
-        <w:rPr>
-          <w:lang w:val="en-CA"/>
-        </w:rPr>
-        <w:t>“Luke was right,” I said. “The greater length prevented me from getting bitten.”</w:t>
-      </w:r>
-    </w:p>
-    <w:p>
-      <w:pPr>
-        <w:rPr>
-          <w:lang w:val="en-CA"/>
-        </w:rPr>
-      </w:pPr>
-      <w:r>
-        <w:rPr>
-          <w:lang w:val="en-CA"/>
-        </w:rPr>
-        <w:t>“How about you, Luke?” Gilbert asked.</w:t>
-      </w:r>
-    </w:p>
-    <w:p>
-      <w:pPr>
-        <w:rPr>
-          <w:lang w:val="en-CA"/>
-        </w:rPr>
-      </w:pPr>
-      <w:r>
-        <w:rPr>
-          <w:lang w:val="en-CA"/>
-        </w:rPr>
-        <w:t>“It was a good workout,” Luke said. “This was the first time I used Theatre properly. Unfortunately it was rather weak – more like it’s missing something. Also, I used too much manna and now have a bit of a headache.</w:t>
-      </w:r>
-    </w:p>
-    <w:p>
-      <w:pPr>
-        <w:rPr>
-          <w:lang w:val="en-CA"/>
-        </w:rPr>
-      </w:pPr>
-      <w:r>
-        <w:rPr>
-          <w:lang w:val="en-CA"/>
-        </w:rPr>
-        <w:t>“</w:t>
-      </w:r>
-      <w:r>
-        <w:rPr>
-          <w:lang w:val="en-CA"/>
-        </w:rPr>
-        <w:t xml:space="preserve">On the bright side </w:t>
-      </w:r>
-      <w:r>
-        <w:rPr>
-          <w:lang w:val="en-CA"/>
-        </w:rPr>
-        <w:t>I got plenty of coins,” Luke said and showed me on. “Unfortunately I have my ugly face on it.”</w:t>
-      </w:r>
-    </w:p>
-    <w:p>
-      <w:pPr>
-        <w:rPr>
-          <w:lang w:val="en-CA"/>
-        </w:rPr>
-      </w:pPr>
-      <w:r>
-        <w:rPr>
-          <w:lang w:val="en-CA"/>
-        </w:rPr>
-        <w:t>“That’s for sure,” Vinnie said as he rested once again on Luke’s head.</w:t>
-      </w:r>
-    </w:p>
-    <w:p>
-      <w:pPr>
-        <w:rPr>
-          <w:lang w:val="en-CA"/>
-        </w:rPr>
-      </w:pPr>
-      <w:r>
-        <w:rPr>
-          <w:lang w:val="en-CA"/>
-        </w:rPr>
-        <w:t xml:space="preserve">The coin had </w:t>
-      </w:r>
-      <w:r>
-        <w:t>the image of a grinning teenage boy holding up a peace sign. The boy has bright red short messy hair and sparkling blue eyes</w:t>
-      </w:r>
-      <w:r>
-        <w:rPr>
-          <w:lang w:val="en-CA"/>
-        </w:rPr>
-        <w:t>.</w:t>
-      </w:r>
-    </w:p>
-    <w:p>
-      <w:pPr>
-        <w:rPr>
-          <w:lang w:val="en-CA"/>
-        </w:rPr>
-      </w:pPr>
-      <w:r>
-        <w:rPr>
-          <w:lang w:val="en-CA"/>
-        </w:rPr>
-        <w:t>Above, words read</w:t>
-      </w:r>
-      <w:r>
-        <w:rPr>
-          <w:lang w:val="en-CA"/>
-        </w:rPr>
-        <w:t>,</w:t>
-      </w:r>
-      <w:r>
-        <w:rPr>
-          <w:lang w:val="en-CA"/>
-        </w:rPr>
-        <w:t xml:space="preserve"> </w:t>
-      </w:r>
-      <w:r>
-        <w:rPr>
-          <w:lang w:val="en-CA"/>
-        </w:rPr>
-        <w:t>‘</w:t>
-      </w:r>
-      <w:proofErr w:type="spellStart"/>
-      <w:r>
-        <w:t>Credendo</w:t>
-      </w:r>
-      <w:proofErr w:type="spellEnd"/>
-      <w:r>
-        <w:t xml:space="preserve"> </w:t>
-      </w:r>
-      <w:proofErr w:type="spellStart"/>
-      <w:r>
-        <w:t>Videsse</w:t>
-      </w:r>
-      <w:proofErr w:type="spellEnd"/>
-      <w:r>
-        <w:t xml:space="preserve">’ – By believing, one sees. </w:t>
-      </w:r>
-      <w:r>
-        <w:t>Below, words read</w:t>
-      </w:r>
-      <w:r>
-        <w:t>, ‘Embrace your Mulligan’.</w:t>
-      </w:r>
-    </w:p>
-    <w:p>
-      <w:pPr>
-        <w:rPr>
-          <w:lang w:val="en-CA"/>
-        </w:rPr>
-      </w:pPr>
-      <w:r>
-        <w:rPr>
-          <w:lang w:val="en-CA"/>
-        </w:rPr>
-        <w:t>“What an ugly mug,” Vinnie said.</w:t>
-      </w:r>
-    </w:p>
-    <w:p>
-      <w:pPr>
-        <w:rPr>
-          <w:lang w:val="en-CA"/>
-        </w:rPr>
-      </w:pPr>
-      <w:r>
-        <w:rPr>
-          <w:lang w:val="en-CA"/>
-        </w:rPr>
-        <w:t>“I think it’s cute,” I said and laughed, enjoying how Vinnie liked playing a tough guy.</w:t>
-      </w:r>
-    </w:p>
-    <w:p>
-      <w:pPr>
-        <w:rPr>
-          <w:lang w:val="en-CA"/>
-        </w:rPr>
-      </w:pPr>
-      <w:r>
-        <w:rPr>
-          <w:lang w:val="en-CA"/>
-        </w:rPr>
-        <w:t>“That’s the problem with you dames,” Vinnie said. “You have no taste.”</w:t>
-      </w:r>
-    </w:p>
-    <w:p>
-      <w:pPr>
-        <w:rPr>
-          <w:lang w:val="en-CA"/>
-        </w:rPr>
-      </w:pPr>
-      <w:r>
-        <w:rPr>
-          <w:lang w:val="en-CA"/>
-        </w:rPr>
-        <w:lastRenderedPageBreak/>
-        <w:t>“I got hundreds of lesser coins and iron coins,” I said. “I also got spider silk, fangs, and some healing unguent.”</w:t>
-      </w:r>
-    </w:p>
-    <w:p>
-      <w:pPr>
-        <w:rPr>
-          <w:lang w:val="en-CA"/>
-        </w:rPr>
-      </w:pPr>
-      <w:r>
-        <w:rPr>
-          <w:lang w:val="en-CA"/>
-        </w:rPr>
-        <w:t>“Did you get dog breath, because I certainly did,” Vinnie said.</w:t>
-      </w:r>
-    </w:p>
-    <w:p>
-      <w:pPr>
-        <w:rPr>
-          <w:lang w:val="en-CA"/>
-        </w:rPr>
-      </w:pPr>
-      <w:r>
-        <w:rPr>
-          <w:lang w:val="en-CA"/>
-        </w:rPr>
-        <w:t>“You got dog breath?” Gilbert asked, surprised.</w:t>
-      </w:r>
-    </w:p>
-    <w:p>
-      <w:pPr>
-        <w:rPr>
-          <w:lang w:val="en-CA"/>
-        </w:rPr>
-      </w:pPr>
-      <w:r>
-        <w:rPr>
-          <w:lang w:val="en-CA"/>
-        </w:rPr>
-        <w:t>I giggled and said, “I think they are joking.”</w:t>
-      </w:r>
-    </w:p>
-    <w:p>
-      <w:pPr>
-        <w:rPr>
-          <w:lang w:val="en-CA"/>
-        </w:rPr>
-      </w:pPr>
-      <w:r>
-        <w:rPr>
-          <w:lang w:val="en-CA"/>
-        </w:rPr>
-        <w:t>“All these jokes and no one laughs,” Vinnie said. “It’s kind of sad.”</w:t>
-      </w:r>
-    </w:p>
-    <w:p>
-      <w:pPr>
-        <w:rPr>
-          <w:lang w:val="en-CA"/>
-        </w:rPr>
-      </w:pPr>
-      <w:r>
-        <w:rPr>
-          <w:lang w:val="en-CA"/>
-        </w:rPr>
-        <w:t xml:space="preserve">“So what’s next?” Luke asked. </w:t>
-      </w:r>
+        <w:t>Gilbert shook his head and said, “I don’t understand you. I really don’t.”</w:t>
+      </w:r>
+    </w:p>
+    <w:p>
+      <w:r>
+        <w:rPr>
+          <w:lang w:val="en-CA"/>
+        </w:rPr>
+        <w:t xml:space="preserve">“Join the club,” </w:t>
+      </w:r>
+      <w:r>
+        <w:t>Aetheren said with a smile. “All I can say is that Magic is freaking awesome, and in this case, incredibly embarrassing.</w:t>
+      </w:r>
+    </w:p>
+    <w:p>
+      <w:pPr>
+        <w:rPr>
+          <w:lang w:val="en-CA"/>
+        </w:rPr>
+      </w:pPr>
       <w:proofErr w:type="gramStart"/>
       <w:r>
         <w:rPr>
           <w:lang w:val="en-CA"/>
         </w:rPr>
-        <w:t>“So little money, so many things to buy.”</w:t>
+        <w:t>“So what next?”</w:t>
       </w:r>
       <w:proofErr w:type="gramEnd"/>
     </w:p>
@@ -23878,215 +27597,34 @@
           <w:lang w:val="en-CA"/>
         </w:rPr>
       </w:pPr>
-      <w:r>
-        <w:rPr>
-          <w:lang w:val="en-CA"/>
-        </w:rPr>
-        <w:t>“All right, let’s go,” Gilbert said.</w:t>
-      </w:r>
-    </w:p>
-    <w:p>
-      <w:pPr>
-        <w:rPr>
-          <w:lang w:val="en-CA"/>
-        </w:rPr>
-      </w:pPr>
-      <w:r>
-        <w:rPr>
-          <w:lang w:val="en-CA"/>
-        </w:rPr>
-        <w:t>The next hoard of monsters was crabs. This time Strawberry fought. As before, they were swarming. They weren’t particularly strong being lesser monsters. Unfortunately, what they lost in individual strength they made up in numbers.</w:t>
-      </w:r>
-    </w:p>
-    <w:p>
-      <w:pPr>
-        <w:rPr>
-          <w:lang w:val="en-CA"/>
-        </w:rPr>
-      </w:pPr>
-      <w:r>
-        <w:rPr>
-          <w:lang w:val="en-CA"/>
-        </w:rPr>
-        <w:t>In addition to the usual monster cores and coins, we also got crab meat.</w:t>
-      </w:r>
-    </w:p>
-    <w:p>
-      <w:pPr>
-        <w:rPr>
-          <w:lang w:val="en-CA"/>
-        </w:rPr>
-      </w:pPr>
-      <w:r>
-        <w:rPr>
-          <w:lang w:val="en-CA"/>
-        </w:rPr>
-        <w:t>The next group was about the same in terms of strength. However, I was never in real danger. So what was the point of all this.</w:t>
-      </w:r>
-    </w:p>
-    <w:p>
-      <w:pPr>
-        <w:rPr>
-          <w:lang w:val="en-CA"/>
-        </w:rPr>
-      </w:pPr>
-      <w:r>
-        <w:rPr>
-          <w:lang w:val="en-CA"/>
-        </w:rPr>
-        <w:t>Then I looked at Luke. He tried to hide it with his usual jokes, but I could see that he was exhausted.</w:t>
-      </w:r>
-    </w:p>
-    <w:p>
-      <w:pPr>
-        <w:rPr>
-          <w:lang w:val="en-CA"/>
-        </w:rPr>
-      </w:pPr>
-      <w:r>
-        <w:rPr>
-          <w:lang w:val="en-CA"/>
-        </w:rPr>
-        <w:t xml:space="preserve">I knew that both Strawberry and Vinnie were fighting. Was Luke also sharing in their exhaustion? I didn’t understand his power. At times they seemed like completely people, but other times they seemed to mess up and I could see he was </w:t>
-      </w:r>
-      <w:r>
-        <w:rPr>
-          <w:lang w:val="en-CA"/>
-        </w:rPr>
-        <w:t>puppeting</w:t>
-      </w:r>
-      <w:r>
-        <w:rPr>
-          <w:lang w:val="en-CA"/>
-        </w:rPr>
-        <w:t xml:space="preserve"> them.</w:t>
-      </w:r>
-    </w:p>
-    <w:p>
-      <w:pPr>
-        <w:rPr>
-          <w:lang w:val="en-CA"/>
-        </w:rPr>
-      </w:pPr>
-      <w:r>
-        <w:rPr>
-          <w:lang w:val="en-CA"/>
-        </w:rPr>
-        <w:t>Also, when fighting he had to sleep so he could devote his full attention to his summons. Then, I noticed that the two never talked at the same time.</w:t>
-      </w:r>
-    </w:p>
-    <w:p>
-      <w:pPr>
-        <w:rPr>
-          <w:lang w:val="en-CA"/>
-        </w:rPr>
-      </w:pPr>
-      <w:r>
-        <w:rPr>
-          <w:lang w:val="en-CA"/>
-        </w:rPr>
-        <w:lastRenderedPageBreak/>
-        <w:t>Split mind was amazing, but it was still weak.</w:t>
-      </w:r>
-    </w:p>
-    <w:p>
-      <w:pPr>
-        <w:rPr>
-          <w:lang w:val="en-CA"/>
-        </w:rPr>
-      </w:pPr>
-      <w:r>
-        <w:rPr>
-          <w:lang w:val="en-CA"/>
-        </w:rPr>
-        <w:t>In the end I concluded these fights were more for Luke than me. Only actual combat would work for him. Gilbert was certainly more observant than I gave him credit for.</w:t>
-      </w:r>
-    </w:p>
-    <w:p>
-      <w:pPr>
-        <w:rPr>
-          <w:lang w:val="en-CA"/>
-        </w:rPr>
-      </w:pPr>
-      <w:r>
-        <w:rPr>
-          <w:lang w:val="en-CA"/>
-        </w:rPr>
-        <w:t>As evening came Gilbert put a stop to the training and asked, “What did you learn today?”</w:t>
-      </w:r>
-    </w:p>
-    <w:p>
-      <w:pPr>
-        <w:rPr>
-          <w:lang w:val="en-CA"/>
-        </w:rPr>
-      </w:pPr>
-      <w:r>
-        <w:rPr>
-          <w:lang w:val="en-CA"/>
-        </w:rPr>
-        <w:t>“My understanding of Theatre is improving,” Luke said. “Its purpose is to support and orchestrate the powers people under me use.</w:t>
-      </w:r>
-    </w:p>
-    <w:p>
-      <w:pPr>
-        <w:rPr>
-          <w:lang w:val="en-CA"/>
-        </w:rPr>
-      </w:pPr>
-      <w:r>
-        <w:rPr>
-          <w:lang w:val="en-CA"/>
-        </w:rPr>
-        <w:t>“Vinnie and Strawberry do a good job training my powers.</w:t>
-      </w:r>
-    </w:p>
-    <w:p>
-      <w:pPr>
-        <w:rPr>
-          <w:lang w:val="en-CA"/>
-        </w:rPr>
-      </w:pPr>
-      <w:r>
-        <w:rPr>
-          <w:lang w:val="en-CA"/>
-        </w:rPr>
-        <w:t>“I really need combat spells. Also, I don’t know what is possible when it comes to magic.”</w:t>
-      </w:r>
-    </w:p>
-    <w:p>
-      <w:pPr>
-        <w:rPr>
-          <w:lang w:val="en-CA"/>
-        </w:rPr>
-      </w:pPr>
-      <w:proofErr w:type="gramStart"/>
-      <w:r>
-        <w:rPr>
-          <w:lang w:val="en-CA"/>
-        </w:rPr>
-        <w:t>“How about you Susie?”</w:t>
-      </w:r>
-      <w:proofErr w:type="gramEnd"/>
-      <w:r>
-        <w:rPr>
-          <w:lang w:val="en-CA"/>
-        </w:rPr>
-        <w:t xml:space="preserve"> Gilbert asked.</w:t>
-      </w:r>
-    </w:p>
-    <w:p>
-      <w:pPr>
-        <w:rPr>
-          <w:lang w:val="en-CA"/>
-        </w:rPr>
-      </w:pPr>
-      <w:r>
-        <w:rPr>
-          <w:lang w:val="en-CA"/>
-        </w:rPr>
-        <w:t>“We have only gone after lesser monsters until now,” Susie said. “I haven’t seen any real problems yet.</w:t>
-      </w:r>
+    </w:p>
+    <w:p>
+      <w:pPr>
+        <w:rPr>
+          <w:lang w:val="en-CA"/>
+        </w:rPr>
+      </w:pPr>
+    </w:p>
+    <w:p>
+      <w:pPr>
+        <w:rPr>
+          <w:lang w:val="en-CA"/>
+        </w:rPr>
+      </w:pPr>
+    </w:p>
+    <w:p>
+      <w:pPr>
+        <w:rPr>
+          <w:lang w:val="en-CA"/>
+        </w:rPr>
+      </w:pPr>
+    </w:p>
+    <w:p>
+      <w:pPr>
+        <w:rPr>
+          <w:lang w:val="en-CA"/>
+        </w:rPr>
+      </w:pPr>
     </w:p>
     <w:p>
       <w:pPr>
@@ -24210,7 +27748,7 @@
             <w:rPr>
               <w:noProof/>
             </w:rPr>
-            <w:t>120</w:t>
+            <w:t>134</w:t>
           </w:r>
         </w:fldSimple>
       </w:p>
@@ -24240,7 +27778,7 @@
             <w:rPr>
               <w:noProof/>
             </w:rPr>
-            <w:t>121</w:t>
+            <w:t>135</w:t>
           </w:r>
         </w:fldSimple>
       </w:p>
@@ -24393,7 +27931,7 @@
         <v:path o:extrusionok="f" gradientshapeok="t" o:connecttype="rect"/>
         <o:lock v:ext="edit" aspectratio="t"/>
       </v:shapetype>
-      <v:shape id="_x0000_i2016" type="#_x0000_t75" style="width:3in;height:3in;visibility:visible" o:bullet="t">
+      <v:shape id="_x0000_i1029" type="#_x0000_t75" style="width:3in;height:3in;visibility:visible" o:bullet="t">
         <v:imagedata r:id="rId1" o:title="MC900065312[1]"/>
       </v:shape>
     </w:pict>
@@ -26241,6 +29779,119 @@
     </w:lvl>
   </w:abstractNum>
   <w:abstractNum w:abstractNumId="17">
+    <w:nsid w:val="409A1446"/>
+    <w:multiLevelType w:val="hybridMultilevel"/>
+    <w:tmpl w:val="0FACBB72"/>
+    <w:lvl w:ilvl="0" w:tplc="04090001">
+      <w:start w:val="1"/>
+      <w:numFmt w:val="bullet"/>
+      <w:lvlText w:val=""/>
+      <w:lvlJc w:val="left"/>
+      <w:pPr>
+        <w:ind w:left="1778" w:hanging="360"/>
+      </w:pPr>
+      <w:rPr>
+        <w:rFonts w:ascii="Symbol" w:hAnsi="Symbol" w:hint="default"/>
+      </w:rPr>
+    </w:lvl>
+    <w:lvl w:ilvl="1" w:tplc="04090003" w:tentative="1">
+      <w:start w:val="1"/>
+      <w:numFmt w:val="bullet"/>
+      <w:lvlText w:val="o"/>
+      <w:lvlJc w:val="left"/>
+      <w:pPr>
+        <w:ind w:left="2498" w:hanging="360"/>
+      </w:pPr>
+      <w:rPr>
+        <w:rFonts w:ascii="Courier New" w:hAnsi="Courier New" w:cs="Courier New" w:hint="default"/>
+      </w:rPr>
+    </w:lvl>
+    <w:lvl w:ilvl="2" w:tplc="04090005" w:tentative="1">
+      <w:start w:val="1"/>
+      <w:numFmt w:val="bullet"/>
+      <w:lvlText w:val=""/>
+      <w:lvlJc w:val="left"/>
+      <w:pPr>
+        <w:ind w:left="3218" w:hanging="360"/>
+      </w:pPr>
+      <w:rPr>
+        <w:rFonts w:ascii="Wingdings" w:hAnsi="Wingdings" w:hint="default"/>
+      </w:rPr>
+    </w:lvl>
+    <w:lvl w:ilvl="3" w:tplc="04090001" w:tentative="1">
+      <w:start w:val="1"/>
+      <w:numFmt w:val="bullet"/>
+      <w:lvlText w:val=""/>
+      <w:lvlJc w:val="left"/>
+      <w:pPr>
+        <w:ind w:left="3938" w:hanging="360"/>
+      </w:pPr>
+      <w:rPr>
+        <w:rFonts w:ascii="Symbol" w:hAnsi="Symbol" w:hint="default"/>
+      </w:rPr>
+    </w:lvl>
+    <w:lvl w:ilvl="4" w:tplc="04090003" w:tentative="1">
+      <w:start w:val="1"/>
+      <w:numFmt w:val="bullet"/>
+      <w:lvlText w:val="o"/>
+      <w:lvlJc w:val="left"/>
+      <w:pPr>
+        <w:ind w:left="4658" w:hanging="360"/>
+      </w:pPr>
+      <w:rPr>
+        <w:rFonts w:ascii="Courier New" w:hAnsi="Courier New" w:cs="Courier New" w:hint="default"/>
+      </w:rPr>
+    </w:lvl>
+    <w:lvl w:ilvl="5" w:tplc="04090005" w:tentative="1">
+      <w:start w:val="1"/>
+      <w:numFmt w:val="bullet"/>
+      <w:lvlText w:val=""/>
+      <w:lvlJc w:val="left"/>
+      <w:pPr>
+        <w:ind w:left="5378" w:hanging="360"/>
+      </w:pPr>
+      <w:rPr>
+        <w:rFonts w:ascii="Wingdings" w:hAnsi="Wingdings" w:hint="default"/>
+      </w:rPr>
+    </w:lvl>
+    <w:lvl w:ilvl="6" w:tplc="04090001" w:tentative="1">
+      <w:start w:val="1"/>
+      <w:numFmt w:val="bullet"/>
+      <w:lvlText w:val=""/>
+      <w:lvlJc w:val="left"/>
+      <w:pPr>
+        <w:ind w:left="6098" w:hanging="360"/>
+      </w:pPr>
+      <w:rPr>
+        <w:rFonts w:ascii="Symbol" w:hAnsi="Symbol" w:hint="default"/>
+      </w:rPr>
+    </w:lvl>
+    <w:lvl w:ilvl="7" w:tplc="04090003" w:tentative="1">
+      <w:start w:val="1"/>
+      <w:numFmt w:val="bullet"/>
+      <w:lvlText w:val="o"/>
+      <w:lvlJc w:val="left"/>
+      <w:pPr>
+        <w:ind w:left="6818" w:hanging="360"/>
+      </w:pPr>
+      <w:rPr>
+        <w:rFonts w:ascii="Courier New" w:hAnsi="Courier New" w:cs="Courier New" w:hint="default"/>
+      </w:rPr>
+    </w:lvl>
+    <w:lvl w:ilvl="8" w:tplc="04090005" w:tentative="1">
+      <w:start w:val="1"/>
+      <w:numFmt w:val="bullet"/>
+      <w:lvlText w:val=""/>
+      <w:lvlJc w:val="left"/>
+      <w:pPr>
+        <w:ind w:left="7538" w:hanging="360"/>
+      </w:pPr>
+      <w:rPr>
+        <w:rFonts w:ascii="Wingdings" w:hAnsi="Wingdings" w:hint="default"/>
+      </w:rPr>
+    </w:lvl>
+  </w:abstractNum>
+  <w:abstractNum w:abstractNumId="18">
     <w:nsid w:val="411159CE"/>
     <w:multiLevelType w:val="hybridMultilevel"/>
     <w:tmpl w:val="01489E8E"/>
@@ -26353,7 +30004,7 @@
       </w:rPr>
     </w:lvl>
   </w:abstractNum>
-  <w:abstractNum w:abstractNumId="18">
+  <w:abstractNum w:abstractNumId="19">
     <w:nsid w:val="47B772C2"/>
     <w:multiLevelType w:val="hybridMultilevel"/>
     <w:tmpl w:val="AD40F7DE"/>
@@ -26466,7 +30117,7 @@
       </w:rPr>
     </w:lvl>
   </w:abstractNum>
-  <w:abstractNum w:abstractNumId="19">
+  <w:abstractNum w:abstractNumId="20">
     <w:nsid w:val="47CD3AC8"/>
     <w:multiLevelType w:val="hybridMultilevel"/>
     <w:tmpl w:val="9B3CD6AC"/>
@@ -26579,7 +30230,120 @@
       </w:rPr>
     </w:lvl>
   </w:abstractNum>
-  <w:abstractNum w:abstractNumId="20">
+  <w:abstractNum w:abstractNumId="21">
+    <w:nsid w:val="4BA421DA"/>
+    <w:multiLevelType w:val="hybridMultilevel"/>
+    <w:tmpl w:val="B9E0792E"/>
+    <w:lvl w:ilvl="0" w:tplc="04090001">
+      <w:start w:val="1"/>
+      <w:numFmt w:val="bullet"/>
+      <w:lvlText w:val=""/>
+      <w:lvlJc w:val="left"/>
+      <w:pPr>
+        <w:ind w:left="360" w:hanging="360"/>
+      </w:pPr>
+      <w:rPr>
+        <w:rFonts w:ascii="Symbol" w:hAnsi="Symbol" w:hint="default"/>
+      </w:rPr>
+    </w:lvl>
+    <w:lvl w:ilvl="1" w:tplc="04090003" w:tentative="1">
+      <w:start w:val="1"/>
+      <w:numFmt w:val="bullet"/>
+      <w:lvlText w:val="o"/>
+      <w:lvlJc w:val="left"/>
+      <w:pPr>
+        <w:ind w:left="1080" w:hanging="360"/>
+      </w:pPr>
+      <w:rPr>
+        <w:rFonts w:ascii="Courier New" w:hAnsi="Courier New" w:cs="Courier New" w:hint="default"/>
+      </w:rPr>
+    </w:lvl>
+    <w:lvl w:ilvl="2" w:tplc="04090005" w:tentative="1">
+      <w:start w:val="1"/>
+      <w:numFmt w:val="bullet"/>
+      <w:lvlText w:val=""/>
+      <w:lvlJc w:val="left"/>
+      <w:pPr>
+        <w:ind w:left="1800" w:hanging="360"/>
+      </w:pPr>
+      <w:rPr>
+        <w:rFonts w:ascii="Wingdings" w:hAnsi="Wingdings" w:hint="default"/>
+      </w:rPr>
+    </w:lvl>
+    <w:lvl w:ilvl="3" w:tplc="04090001" w:tentative="1">
+      <w:start w:val="1"/>
+      <w:numFmt w:val="bullet"/>
+      <w:lvlText w:val=""/>
+      <w:lvlJc w:val="left"/>
+      <w:pPr>
+        <w:ind w:left="2520" w:hanging="360"/>
+      </w:pPr>
+      <w:rPr>
+        <w:rFonts w:ascii="Symbol" w:hAnsi="Symbol" w:hint="default"/>
+      </w:rPr>
+    </w:lvl>
+    <w:lvl w:ilvl="4" w:tplc="04090003" w:tentative="1">
+      <w:start w:val="1"/>
+      <w:numFmt w:val="bullet"/>
+      <w:lvlText w:val="o"/>
+      <w:lvlJc w:val="left"/>
+      <w:pPr>
+        <w:ind w:left="3240" w:hanging="360"/>
+      </w:pPr>
+      <w:rPr>
+        <w:rFonts w:ascii="Courier New" w:hAnsi="Courier New" w:cs="Courier New" w:hint="default"/>
+      </w:rPr>
+    </w:lvl>
+    <w:lvl w:ilvl="5" w:tplc="04090005" w:tentative="1">
+      <w:start w:val="1"/>
+      <w:numFmt w:val="bullet"/>
+      <w:lvlText w:val=""/>
+      <w:lvlJc w:val="left"/>
+      <w:pPr>
+        <w:ind w:left="3960" w:hanging="360"/>
+      </w:pPr>
+      <w:rPr>
+        <w:rFonts w:ascii="Wingdings" w:hAnsi="Wingdings" w:hint="default"/>
+      </w:rPr>
+    </w:lvl>
+    <w:lvl w:ilvl="6" w:tplc="04090001" w:tentative="1">
+      <w:start w:val="1"/>
+      <w:numFmt w:val="bullet"/>
+      <w:lvlText w:val=""/>
+      <w:lvlJc w:val="left"/>
+      <w:pPr>
+        <w:ind w:left="4680" w:hanging="360"/>
+      </w:pPr>
+      <w:rPr>
+        <w:rFonts w:ascii="Symbol" w:hAnsi="Symbol" w:hint="default"/>
+      </w:rPr>
+    </w:lvl>
+    <w:lvl w:ilvl="7" w:tplc="04090003" w:tentative="1">
+      <w:start w:val="1"/>
+      <w:numFmt w:val="bullet"/>
+      <w:lvlText w:val="o"/>
+      <w:lvlJc w:val="left"/>
+      <w:pPr>
+        <w:ind w:left="5400" w:hanging="360"/>
+      </w:pPr>
+      <w:rPr>
+        <w:rFonts w:ascii="Courier New" w:hAnsi="Courier New" w:cs="Courier New" w:hint="default"/>
+      </w:rPr>
+    </w:lvl>
+    <w:lvl w:ilvl="8" w:tplc="04090005" w:tentative="1">
+      <w:start w:val="1"/>
+      <w:numFmt w:val="bullet"/>
+      <w:lvlText w:val=""/>
+      <w:lvlJc w:val="left"/>
+      <w:pPr>
+        <w:ind w:left="6120" w:hanging="360"/>
+      </w:pPr>
+      <w:rPr>
+        <w:rFonts w:ascii="Wingdings" w:hAnsi="Wingdings" w:hint="default"/>
+      </w:rPr>
+    </w:lvl>
+  </w:abstractNum>
+  <w:abstractNum w:abstractNumId="22">
     <w:nsid w:val="4BBF15B0"/>
     <w:multiLevelType w:val="hybridMultilevel"/>
     <w:tmpl w:val="48182E9A"/>
@@ -26665,7 +30429,7 @@
       </w:pPr>
     </w:lvl>
   </w:abstractNum>
-  <w:abstractNum w:abstractNumId="21">
+  <w:abstractNum w:abstractNumId="23">
     <w:nsid w:val="4C4F483B"/>
     <w:multiLevelType w:val="hybridMultilevel"/>
     <w:tmpl w:val="6DF4B298"/>
@@ -26751,7 +30515,7 @@
       </w:pPr>
     </w:lvl>
   </w:abstractNum>
-  <w:abstractNum w:abstractNumId="22">
+  <w:abstractNum w:abstractNumId="24">
     <w:nsid w:val="4DFE464A"/>
     <w:multiLevelType w:val="hybridMultilevel"/>
     <w:tmpl w:val="8A06AADA"/>
@@ -26864,7 +30628,7 @@
       </w:rPr>
     </w:lvl>
   </w:abstractNum>
-  <w:abstractNum w:abstractNumId="23">
+  <w:abstractNum w:abstractNumId="25">
     <w:nsid w:val="503A171F"/>
     <w:multiLevelType w:val="hybridMultilevel"/>
     <w:tmpl w:val="71D6A90A"/>
@@ -26950,7 +30714,7 @@
       </w:pPr>
     </w:lvl>
   </w:abstractNum>
-  <w:abstractNum w:abstractNumId="24">
+  <w:abstractNum w:abstractNumId="26">
     <w:nsid w:val="572441FC"/>
     <w:multiLevelType w:val="hybridMultilevel"/>
     <w:tmpl w:val="8BF4A7D0"/>
@@ -27039,7 +30803,7 @@
       </w:pPr>
     </w:lvl>
   </w:abstractNum>
-  <w:abstractNum w:abstractNumId="25">
+  <w:abstractNum w:abstractNumId="27">
     <w:nsid w:val="5F522028"/>
     <w:multiLevelType w:val="hybridMultilevel"/>
     <w:tmpl w:val="11985090"/>
@@ -27152,7 +30916,7 @@
       </w:rPr>
     </w:lvl>
   </w:abstractNum>
-  <w:abstractNum w:abstractNumId="26">
+  <w:abstractNum w:abstractNumId="28">
     <w:nsid w:val="61F6587A"/>
     <w:multiLevelType w:val="hybridMultilevel"/>
     <w:tmpl w:val="36920F9C"/>
@@ -27265,7 +31029,7 @@
       </w:rPr>
     </w:lvl>
   </w:abstractNum>
-  <w:abstractNum w:abstractNumId="27">
+  <w:abstractNum w:abstractNumId="29">
     <w:nsid w:val="62FB14D3"/>
     <w:multiLevelType w:val="hybridMultilevel"/>
     <w:tmpl w:val="50322250"/>
@@ -27378,7 +31142,7 @@
       </w:rPr>
     </w:lvl>
   </w:abstractNum>
-  <w:abstractNum w:abstractNumId="28">
+  <w:abstractNum w:abstractNumId="30">
     <w:nsid w:val="65053184"/>
     <w:multiLevelType w:val="hybridMultilevel"/>
     <w:tmpl w:val="C32297C2"/>
@@ -27491,7 +31255,7 @@
       </w:rPr>
     </w:lvl>
   </w:abstractNum>
-  <w:abstractNum w:abstractNumId="29">
+  <w:abstractNum w:abstractNumId="31">
     <w:nsid w:val="65F232E8"/>
     <w:multiLevelType w:val="hybridMultilevel"/>
     <w:tmpl w:val="5D5C2116"/>
@@ -27604,7 +31368,7 @@
       </w:rPr>
     </w:lvl>
   </w:abstractNum>
-  <w:abstractNum w:abstractNumId="30">
+  <w:abstractNum w:abstractNumId="32">
     <w:nsid w:val="6A644530"/>
     <w:multiLevelType w:val="hybridMultilevel"/>
     <w:tmpl w:val="7F0A48B2"/>
@@ -27717,7 +31481,7 @@
       </w:rPr>
     </w:lvl>
   </w:abstractNum>
-  <w:abstractNum w:abstractNumId="31">
+  <w:abstractNum w:abstractNumId="33">
     <w:nsid w:val="6C2766A1"/>
     <w:multiLevelType w:val="hybridMultilevel"/>
     <w:tmpl w:val="FB9EA3B0"/>
@@ -27803,7 +31567,7 @@
       </w:pPr>
     </w:lvl>
   </w:abstractNum>
-  <w:abstractNum w:abstractNumId="32">
+  <w:abstractNum w:abstractNumId="34">
     <w:nsid w:val="6CD16429"/>
     <w:multiLevelType w:val="hybridMultilevel"/>
     <w:tmpl w:val="9458897A"/>
@@ -27916,7 +31680,7 @@
       </w:rPr>
     </w:lvl>
   </w:abstractNum>
-  <w:abstractNum w:abstractNumId="33">
+  <w:abstractNum w:abstractNumId="35">
     <w:nsid w:val="6E8839B5"/>
     <w:multiLevelType w:val="hybridMultilevel"/>
     <w:tmpl w:val="18189ED8"/>
@@ -28029,7 +31793,7 @@
       </w:rPr>
     </w:lvl>
   </w:abstractNum>
-  <w:abstractNum w:abstractNumId="34">
+  <w:abstractNum w:abstractNumId="36">
     <w:nsid w:val="6F834B80"/>
     <w:multiLevelType w:val="hybridMultilevel"/>
     <w:tmpl w:val="75300BC8"/>
@@ -28142,7 +31906,7 @@
       </w:rPr>
     </w:lvl>
   </w:abstractNum>
-  <w:abstractNum w:abstractNumId="35">
+  <w:abstractNum w:abstractNumId="37">
     <w:nsid w:val="6FC36B46"/>
     <w:multiLevelType w:val="hybridMultilevel"/>
     <w:tmpl w:val="4CE447D0"/>
@@ -28255,7 +32019,7 @@
       </w:rPr>
     </w:lvl>
   </w:abstractNum>
-  <w:abstractNum w:abstractNumId="36">
+  <w:abstractNum w:abstractNumId="38">
     <w:nsid w:val="71690A87"/>
     <w:multiLevelType w:val="hybridMultilevel"/>
     <w:tmpl w:val="E4B2FFB4"/>
@@ -28368,7 +32132,7 @@
       </w:rPr>
     </w:lvl>
   </w:abstractNum>
-  <w:abstractNum w:abstractNumId="37">
+  <w:abstractNum w:abstractNumId="39">
     <w:nsid w:val="7B05334F"/>
     <w:multiLevelType w:val="hybridMultilevel"/>
     <w:tmpl w:val="E500E28C"/>
@@ -28481,7 +32245,7 @@
       </w:rPr>
     </w:lvl>
   </w:abstractNum>
-  <w:abstractNum w:abstractNumId="38">
+  <w:abstractNum w:abstractNumId="40">
     <w:nsid w:val="7B554FA6"/>
     <w:multiLevelType w:val="hybridMultilevel"/>
     <w:tmpl w:val="BAF83E16"/>
@@ -28594,7 +32358,7 @@
       </w:rPr>
     </w:lvl>
   </w:abstractNum>
-  <w:abstractNum w:abstractNumId="39">
+  <w:abstractNum w:abstractNumId="41">
     <w:nsid w:val="7E277231"/>
     <w:multiLevelType w:val="hybridMultilevel"/>
     <w:tmpl w:val="09B85AD4"/>
@@ -28707,7 +32471,7 @@
       </w:rPr>
     </w:lvl>
   </w:abstractNum>
-  <w:abstractNum w:abstractNumId="40">
+  <w:abstractNum w:abstractNumId="42">
     <w:nsid w:val="7F326784"/>
     <w:multiLevelType w:val="hybridMultilevel"/>
     <w:tmpl w:val="15BE5720"/>
@@ -28827,43 +32591,43 @@
     <w:abstractNumId w:val="9"/>
   </w:num>
   <w:num w:numId="3">
-    <w:abstractNumId w:val="23"/>
+    <w:abstractNumId w:val="25"/>
   </w:num>
   <w:num w:numId="4">
-    <w:abstractNumId w:val="31"/>
+    <w:abstractNumId w:val="33"/>
   </w:num>
   <w:num w:numId="5">
-    <w:abstractNumId w:val="22"/>
+    <w:abstractNumId w:val="24"/>
   </w:num>
   <w:num w:numId="6">
     <w:abstractNumId w:val="1"/>
   </w:num>
   <w:num w:numId="7">
-    <w:abstractNumId w:val="32"/>
+    <w:abstractNumId w:val="34"/>
   </w:num>
   <w:num w:numId="8">
-    <w:abstractNumId w:val="39"/>
+    <w:abstractNumId w:val="41"/>
   </w:num>
   <w:num w:numId="9">
-    <w:abstractNumId w:val="26"/>
+    <w:abstractNumId w:val="28"/>
   </w:num>
   <w:num w:numId="10">
     <w:abstractNumId w:val="16"/>
   </w:num>
   <w:num w:numId="11">
-    <w:abstractNumId w:val="37"/>
+    <w:abstractNumId w:val="39"/>
   </w:num>
   <w:num w:numId="12">
-    <w:abstractNumId w:val="17"/>
+    <w:abstractNumId w:val="18"/>
   </w:num>
   <w:num w:numId="13">
     <w:abstractNumId w:val="6"/>
   </w:num>
   <w:num w:numId="14">
-    <w:abstractNumId w:val="30"/>
+    <w:abstractNumId w:val="32"/>
   </w:num>
   <w:num w:numId="15">
-    <w:abstractNumId w:val="36"/>
+    <w:abstractNumId w:val="38"/>
   </w:num>
   <w:num w:numId="16">
     <w:abstractNumId w:val="7"/>
@@ -28872,19 +32636,19 @@
     <w:abstractNumId w:val="8"/>
   </w:num>
   <w:num w:numId="18">
-    <w:abstractNumId w:val="20"/>
+    <w:abstractNumId w:val="22"/>
   </w:num>
   <w:num w:numId="19">
     <w:abstractNumId w:val="15"/>
   </w:num>
   <w:num w:numId="20">
-    <w:abstractNumId w:val="24"/>
+    <w:abstractNumId w:val="26"/>
   </w:num>
   <w:num w:numId="21">
-    <w:abstractNumId w:val="40"/>
+    <w:abstractNumId w:val="42"/>
   </w:num>
   <w:num w:numId="22">
-    <w:abstractNumId w:val="19"/>
+    <w:abstractNumId w:val="20"/>
   </w:num>
   <w:num w:numId="23">
     <w:abstractNumId w:val="10"/>
@@ -28896,52 +32660,58 @@
     <w:abstractNumId w:val="2"/>
   </w:num>
   <w:num w:numId="26">
-    <w:abstractNumId w:val="38"/>
+    <w:abstractNumId w:val="40"/>
   </w:num>
   <w:num w:numId="27">
     <w:abstractNumId w:val="3"/>
   </w:num>
   <w:num w:numId="28">
-    <w:abstractNumId w:val="25"/>
+    <w:abstractNumId w:val="27"/>
   </w:num>
   <w:num w:numId="29">
     <w:abstractNumId w:val="5"/>
   </w:num>
   <w:num w:numId="30">
-    <w:abstractNumId w:val="33"/>
+    <w:abstractNumId w:val="35"/>
   </w:num>
   <w:num w:numId="31">
     <w:abstractNumId w:val="12"/>
   </w:num>
   <w:num w:numId="32">
-    <w:abstractNumId w:val="35"/>
+    <w:abstractNumId w:val="37"/>
   </w:num>
   <w:num w:numId="33">
     <w:abstractNumId w:val="0"/>
   </w:num>
   <w:num w:numId="34">
-    <w:abstractNumId w:val="18"/>
+    <w:abstractNumId w:val="19"/>
   </w:num>
   <w:num w:numId="35">
-    <w:abstractNumId w:val="21"/>
+    <w:abstractNumId w:val="23"/>
   </w:num>
   <w:num w:numId="36">
-    <w:abstractNumId w:val="27"/>
+    <w:abstractNumId w:val="29"/>
   </w:num>
   <w:num w:numId="37">
-    <w:abstractNumId w:val="28"/>
+    <w:abstractNumId w:val="30"/>
   </w:num>
   <w:num w:numId="38">
-    <w:abstractNumId w:val="29"/>
+    <w:abstractNumId w:val="31"/>
   </w:num>
   <w:num w:numId="39">
     <w:abstractNumId w:val="14"/>
   </w:num>
   <w:num w:numId="40">
-    <w:abstractNumId w:val="34"/>
+    <w:abstractNumId w:val="36"/>
   </w:num>
   <w:num w:numId="41">
     <w:abstractNumId w:val="4"/>
+  </w:num>
+  <w:num w:numId="42">
+    <w:abstractNumId w:val="17"/>
+  </w:num>
+  <w:num w:numId="43">
+    <w:abstractNumId w:val="21"/>
   </w:num>
 </w:numbering>
 </file>
@@ -30223,7 +33993,7 @@
 </file>
 
 <file path=customXml/itemProps1.xml><?xml version="1.0" encoding="utf-8"?>
-<ds:datastoreItem xmlns:ds="http://schemas.openxmlformats.org/officeDocument/2006/customXml" ds:itemID="{6B69ECD3-3E3C-43E3-8425-0896584A46BB}">
+<ds:datastoreItem xmlns:ds="http://schemas.openxmlformats.org/officeDocument/2006/customXml" ds:itemID="{F25F4DC1-2009-4298-8355-3FEC6DA606CA}">
   <ds:schemaRefs>
     <ds:schemaRef ds:uri="http://schemas.openxmlformats.org/officeDocument/2006/bibliography"/>
   </ds:schemaRefs>

--- a/Books/RPG_Books/TheWonderManAndHisLovelyAssistant/Book_TheWonderManAndHisLovelyAssistant.docx
+++ b/Books/RPG_Books/TheWonderManAndHisLovelyAssistant/Book_TheWonderManAndHisLovelyAssistant.docx
@@ -12203,7 +12203,19 @@
         <w:rPr>
           <w:lang w:val="en-CA"/>
         </w:rPr>
-        <w:t>“I got an ability called Keen Sight,” I said.</w:t>
+        <w:t xml:space="preserve">“I got an ability called </w:t>
+      </w:r>
+      <w:r>
+        <w:rPr>
+          <w:lang w:val="en-CA"/>
+        </w:rPr>
+        <w:t>Holy Afflictions</w:t>
+      </w:r>
+      <w:r>
+        <w:rPr>
+          <w:lang w:val="en-CA"/>
+        </w:rPr>
+        <w:t>,” I said.</w:t>
       </w:r>
     </w:p>
     <w:p>
@@ -12223,7 +12235,7 @@
         <w:t xml:space="preserve">: </w:t>
       </w:r>
       <w:r>
-        <w:t>Keen sight</w:t>
+        <w:t>Holy Afflictions – “You shall be judged”</w:t>
       </w:r>
     </w:p>
     <w:p>
@@ -12235,7 +12247,52 @@
         </w:numPr>
       </w:pPr>
       <w:r>
-        <w:t>Allows sharp vision even at a distance</w:t>
+        <w:t xml:space="preserve">Every attack </w:t>
+      </w:r>
+      <w:r>
+        <w:t xml:space="preserve">on marked target </w:t>
+      </w:r>
+      <w:r>
+        <w:t>will include a holy affliction</w:t>
+      </w:r>
+    </w:p>
+    <w:p>
+      <w:pPr>
+        <w:rPr>
+          <w:lang w:val="en-CA"/>
+        </w:rPr>
+      </w:pPr>
+      <w:r>
+        <w:rPr>
+          <w:lang w:val="en-CA"/>
+        </w:rPr>
+        <w:t>“I got an aura ability called Theatre,” Luke said. “Damn, I think my subconscious is trying to turn me into a stage magician.</w:t>
+      </w:r>
+      <w:r>
+        <w:rPr>
+          <w:lang w:val="en-CA"/>
+        </w:rPr>
+        <w:t>”</w:t>
+      </w:r>
+    </w:p>
+    <w:p>
+      <w:pPr>
+        <w:pStyle w:val="Stats"/>
+      </w:pPr>
+      <w:r>
+        <w:t>[</w:t>
+      </w:r>
+      <w:r>
+        <w:t>Wonder</w:t>
+      </w:r>
+      <w:r>
+        <w:t>]</w:t>
+      </w:r>
+      <w:r>
+        <w:t xml:space="preserve">: </w:t>
+      </w:r>
+      <w:r>
+        <w:t>Theatre</w:t>
       </w:r>
     </w:p>
     <w:p>
@@ -12247,46 +12304,7 @@
         </w:numPr>
       </w:pPr>
       <w:r>
-        <w:t>Limited ability to see through obscuring mist</w:t>
-      </w:r>
-    </w:p>
-    <w:p>
-      <w:pPr>
-        <w:rPr>
-          <w:lang w:val="en-CA"/>
-        </w:rPr>
-      </w:pPr>
-      <w:r>
-        <w:rPr>
-          <w:lang w:val="en-CA"/>
-        </w:rPr>
-        <w:t>“I got an aura ability called Theatre,” Luke said. “Damn, I think my subconscious is trying to turn me into a stage magician.</w:t>
-      </w:r>
-      <w:r>
-        <w:rPr>
-          <w:lang w:val="en-CA"/>
-        </w:rPr>
-        <w:t>”</w:t>
-      </w:r>
-    </w:p>
-    <w:p>
-      <w:pPr>
-        <w:pStyle w:val="Stats"/>
-      </w:pPr>
-      <w:r>
-        <w:t>[</w:t>
-      </w:r>
-      <w:r>
-        <w:t>Wonder</w:t>
-      </w:r>
-      <w:r>
-        <w:t>]</w:t>
-      </w:r>
-      <w:r>
-        <w:t xml:space="preserve">: </w:t>
-      </w:r>
-      <w:r>
-        <w:t>Theatre</w:t>
+        <w:t>Amplifies the aura effects of cast members on audience</w:t>
       </w:r>
     </w:p>
     <w:p>
@@ -12298,7 +12316,7 @@
         </w:numPr>
       </w:pPr>
       <w:r>
-        <w:t>Amplifies the aura effects of cast members on audience</w:t>
+        <w:t>Amplifies the essence effect of cast members on audience</w:t>
       </w:r>
     </w:p>
     <w:p>
@@ -12310,7 +12328,7 @@
         </w:numPr>
       </w:pPr>
       <w:r>
-        <w:t>Amplifies the essence effect of cast members on audience</w:t>
+        <w:t>Effects amplified with audience engagement</w:t>
       </w:r>
     </w:p>
     <w:p>
@@ -12322,18 +12340,6 @@
         </w:numPr>
       </w:pPr>
       <w:r>
-        <w:t>Effects amplified with audience engagement</w:t>
-      </w:r>
-    </w:p>
-    <w:p>
-      <w:pPr>
-        <w:pStyle w:val="Stats"/>
-        <w:numPr>
-          <w:ilvl w:val="0"/>
-          <w:numId w:val="37"/>
-        </w:numPr>
-      </w:pPr>
-      <w:r>
         <w:t>Ability cannot be shared</w:t>
       </w:r>
     </w:p>
@@ -22286,7 +22292,19 @@
         <w:rPr>
           <w:lang w:val="en-CA"/>
         </w:rPr>
-        <w:t>Gilbert turned to Susie and said, “Susie, I have a skill book for you for sword techniques. Spend the rest of the day training your aura, and then use the book before you sleep.”</w:t>
+        <w:t>Gilbert turned to Susie and said, “Susie, I have a skill book for you for sword techniques</w:t>
+      </w:r>
+      <w:r>
+        <w:rPr>
+          <w:lang w:val="en-CA"/>
+        </w:rPr>
+        <w:t xml:space="preserve"> ‘The way of the Dancing Fairy’</w:t>
+      </w:r>
+      <w:r>
+        <w:rPr>
+          <w:lang w:val="en-CA"/>
+        </w:rPr>
+        <w:t>. Spend the rest of the day training your aura, and then use the book before you sleep.”</w:t>
       </w:r>
     </w:p>
     <w:p>
@@ -27325,6 +27343,23 @@
     </w:p>
     <w:p>
       <w:pPr>
+        <w:pStyle w:val="StatusMessage"/>
+      </w:pPr>
+      <w:r>
+        <w:t>Aelindra</w:t>
+      </w:r>
+      <w:r>
+        <w:t xml:space="preserve"> </w:t>
+      </w:r>
+      <w:r>
+        <w:t>Aetheren</w:t>
+      </w:r>
+      <w:r>
+        <w:t>, Celestine, Age 17</w:t>
+      </w:r>
+    </w:p>
+    <w:p>
+      <w:pPr>
         <w:rPr>
           <w:lang w:val="en-CA"/>
         </w:rPr>
@@ -27340,23 +27375,6 @@
       </w:r>
       <w:r>
         <w:t xml:space="preserve"> for?”</w:t>
-      </w:r>
-    </w:p>
-    <w:p>
-      <w:pPr>
-        <w:pStyle w:val="StatusMessage"/>
-      </w:pPr>
-      <w:r>
-        <w:t>Aelindra</w:t>
-      </w:r>
-      <w:r>
-        <w:t xml:space="preserve"> </w:t>
-      </w:r>
-      <w:r>
-        <w:t>Aetheren</w:t>
-      </w:r>
-      <w:r>
-        <w:t>, Celestine, Age 17</w:t>
       </w:r>
     </w:p>
     <w:p>
@@ -27573,45 +27591,876 @@
         <w:t xml:space="preserve">“Join the club,” </w:t>
       </w:r>
       <w:r>
-        <w:t>Aetheren said with a smile. “All I can say is that Magic is freaking awesome, and in this case, incredibly embarrassing.</w:t>
-      </w:r>
-    </w:p>
-    <w:p>
-      <w:pPr>
-        <w:rPr>
-          <w:lang w:val="en-CA"/>
-        </w:rPr>
-      </w:pPr>
-      <w:proofErr w:type="gramStart"/>
-      <w:r>
-        <w:rPr>
-          <w:lang w:val="en-CA"/>
-        </w:rPr>
-        <w:t>“So what next?”</w:t>
-      </w:r>
-      <w:proofErr w:type="gramEnd"/>
-    </w:p>
-    <w:p>
-      <w:pPr>
-        <w:rPr>
-          <w:lang w:val="en-CA"/>
-        </w:rPr>
-      </w:pPr>
-    </w:p>
-    <w:p>
-      <w:pPr>
-        <w:rPr>
-          <w:lang w:val="en-CA"/>
-        </w:rPr>
-      </w:pPr>
-    </w:p>
-    <w:p>
-      <w:pPr>
-        <w:rPr>
-          <w:lang w:val="en-CA"/>
-        </w:rPr>
-      </w:pPr>
-    </w:p>
+        <w:t>Aetheren said</w:t>
+      </w:r>
+      <w:r>
+        <w:t xml:space="preserve"> with</w:t>
+      </w:r>
+      <w:r>
+        <w:t xml:space="preserve"> </w:t>
+      </w:r>
+      <w:r>
+        <w:t>shining eyes</w:t>
+      </w:r>
+      <w:r>
+        <w:t>. “All I can say is that Magic is freaking awesome, and in this case, incredibly embarrassing.</w:t>
+      </w:r>
+    </w:p>
+    <w:p>
+      <w:pPr>
+        <w:rPr>
+          <w:lang w:val="en-CA"/>
+        </w:rPr>
+      </w:pPr>
+      <w:r>
+        <w:rPr>
+          <w:lang w:val="en-CA"/>
+        </w:rPr>
+        <w:t>“So what</w:t>
+      </w:r>
+      <w:r>
+        <w:rPr>
+          <w:lang w:val="en-CA"/>
+        </w:rPr>
+        <w:t>’s</w:t>
+      </w:r>
+      <w:r>
+        <w:rPr>
+          <w:lang w:val="en-CA"/>
+        </w:rPr>
+        <w:t xml:space="preserve"> next?”</w:t>
+      </w:r>
+    </w:p>
+    <w:p>
+      <w:pPr>
+        <w:rPr>
+          <w:lang w:val="en-CA"/>
+        </w:rPr>
+      </w:pPr>
+      <w:r>
+        <w:rPr>
+          <w:lang w:val="en-CA"/>
+        </w:rPr>
+        <w:t>“Take out your sword and fight me,” Gilbert said. “I want to see your skills.”</w:t>
+      </w:r>
+    </w:p>
+    <w:p>
+      <w:pPr>
+        <w:rPr>
+          <w:lang w:val="en-CA"/>
+        </w:rPr>
+      </w:pPr>
+      <w:r>
+        <w:rPr>
+          <w:lang w:val="en-CA"/>
+        </w:rPr>
+        <w:t>I watched them fight. It was just like the first time I fought Luke. It was weird. Even thought I knew it was Luke, it still felt as if it was someone else.</w:t>
+      </w:r>
+    </w:p>
+    <w:p>
+      <w:pPr>
+        <w:rPr>
+          <w:lang w:val="en-CA"/>
+        </w:rPr>
+      </w:pPr>
+      <w:r>
+        <w:rPr>
+          <w:lang w:val="en-CA"/>
+        </w:rPr>
+        <w:t>“How come you aren’t just like Luke?” I asked.</w:t>
+      </w:r>
+    </w:p>
+    <w:p>
+      <w:r>
+        <w:rPr>
+          <w:lang w:val="en-CA"/>
+        </w:rPr>
+        <w:t xml:space="preserve">“That’s because we have different bodies,” </w:t>
+      </w:r>
+      <w:r>
+        <w:t>Aetheren said in choppy words. “Our gate, voice and other things will naturally be different.</w:t>
+      </w:r>
+      <w:r>
+        <w:t xml:space="preserve"> Also, our bodies influence our emotions and thoughts.</w:t>
+      </w:r>
+    </w:p>
+    <w:p>
+      <w:r>
+        <w:t>“Why do you think I can use your power but Luke cannot?”</w:t>
+      </w:r>
+    </w:p>
+    <w:p>
+      <w:pPr>
+        <w:rPr>
+          <w:lang w:val="en-CA"/>
+        </w:rPr>
+      </w:pPr>
+      <w:r>
+        <w:rPr>
+          <w:lang w:val="en-CA"/>
+        </w:rPr>
+        <w:t>“Is it because it’s magic?” I asked.</w:t>
+      </w:r>
+    </w:p>
+    <w:p>
+      <w:pPr>
+        <w:rPr>
+          <w:lang w:val="en-CA"/>
+        </w:rPr>
+      </w:pPr>
+      <w:r>
+        <w:rPr>
+          <w:lang w:val="en-CA"/>
+        </w:rPr>
+        <w:t xml:space="preserve">“Now you understand,” </w:t>
+      </w:r>
+      <w:r>
+        <w:t>Aetheren said, barely able to speak. Gilbert was pushing her to her limits.</w:t>
+      </w:r>
+    </w:p>
+    <w:p>
+      <w:pPr>
+        <w:rPr>
+          <w:lang w:val="en-CA"/>
+        </w:rPr>
+      </w:pPr>
+      <w:r>
+        <w:rPr>
+          <w:lang w:val="en-CA"/>
+        </w:rPr>
+        <w:t xml:space="preserve">“Transform your </w:t>
+      </w:r>
+      <w:r>
+        <w:rPr>
+          <w:lang w:val="en-CA"/>
+        </w:rPr>
+        <w:t>sword into a glaive and let’s see your skill there,” Gilbert said.</w:t>
+      </w:r>
+    </w:p>
+    <w:p>
+      <w:pPr>
+        <w:rPr>
+          <w:lang w:val="en-CA"/>
+        </w:rPr>
+      </w:pPr>
+      <w:r>
+        <w:rPr>
+          <w:lang w:val="en-CA"/>
+        </w:rPr>
+        <w:t>As evening approached Gilbert said, “</w:t>
+      </w:r>
+      <w:r>
+        <w:rPr>
+          <w:lang w:val="en-CA"/>
+        </w:rPr>
+        <w:t>It’s quite clear that you lack experience. That’s okay. We have time. Tomorrow I will start you on agility and strength training.</w:t>
+      </w:r>
+    </w:p>
+    <w:p>
+      <w:pPr>
+        <w:rPr>
+          <w:lang w:val="en-CA"/>
+        </w:rPr>
+      </w:pPr>
+      <w:r>
+        <w:rPr>
+          <w:lang w:val="en-CA"/>
+        </w:rPr>
+        <w:t>“For now, why don’t you two work on aura control?”</w:t>
+      </w:r>
+    </w:p>
+    <w:p>
+      <w:pPr>
+        <w:rPr>
+          <w:lang w:val="en-CA"/>
+        </w:rPr>
+      </w:pPr>
+      <w:r>
+        <w:rPr>
+          <w:lang w:val="en-CA"/>
+        </w:rPr>
+        <w:t>Gilbert headed off and I asked, “What is Luke doing?”</w:t>
+      </w:r>
+    </w:p>
+    <w:p>
+      <w:r>
+        <w:rPr>
+          <w:lang w:val="en-CA"/>
+        </w:rPr>
+        <w:lastRenderedPageBreak/>
+        <w:t xml:space="preserve">“First, Graham performed multiple experiments on Luke, and then he thought him about magic. Unfortunately they are still working,” </w:t>
+      </w:r>
+      <w:r>
+        <w:t>Aetheren said. “How’s your aura work coming along?”</w:t>
+      </w:r>
+    </w:p>
+    <w:p>
+      <w:r>
+        <w:t>“Not bad,” I said. “It’s starting to get responsive.”</w:t>
+      </w:r>
+    </w:p>
+    <w:p>
+      <w:pPr>
+        <w:rPr>
+          <w:lang w:val="en-CA"/>
+        </w:rPr>
+      </w:pPr>
+      <w:r>
+        <w:rPr>
+          <w:lang w:val="en-CA"/>
+        </w:rPr>
+        <w:t xml:space="preserve">“You’re lucky,” </w:t>
+      </w:r>
+      <w:r>
+        <w:t>Aetheren said. “My aura is still unresponsive.”</w:t>
+      </w:r>
+    </w:p>
+    <w:p>
+      <w:pPr>
+        <w:rPr>
+          <w:lang w:val="en-CA"/>
+        </w:rPr>
+      </w:pPr>
+      <w:r>
+        <w:rPr>
+          <w:lang w:val="en-CA"/>
+        </w:rPr>
+        <w:t>Luke finally arriver, looking exhausted.</w:t>
+      </w:r>
+    </w:p>
+    <w:p>
+      <w:pPr>
+        <w:rPr>
+          <w:lang w:val="en-CA"/>
+        </w:rPr>
+      </w:pPr>
+      <w:r>
+        <w:rPr>
+          <w:lang w:val="en-CA"/>
+        </w:rPr>
+        <w:t xml:space="preserve">“I guess it’s time for me to go,” </w:t>
+      </w:r>
+      <w:r>
+        <w:t>Aetheren said.</w:t>
+      </w:r>
+    </w:p>
+    <w:p>
+      <w:pPr>
+        <w:rPr>
+          <w:lang w:val="en-CA"/>
+        </w:rPr>
+      </w:pPr>
+      <w:r>
+        <w:rPr>
+          <w:lang w:val="en-CA"/>
+        </w:rPr>
+        <w:t>“Can’t you stay a little longer?” I asked. “Also, don’t you want a shower?”</w:t>
+      </w:r>
+    </w:p>
+    <w:p>
+      <w:r>
+        <w:rPr>
+          <w:lang w:val="en-CA"/>
+        </w:rPr>
+        <w:t xml:space="preserve">“I don’t need showers,” </w:t>
+      </w:r>
+      <w:r>
+        <w:t>Aetheren said. “Returning to the summoning space will automatically clean me and restore my body.</w:t>
+      </w:r>
+    </w:p>
+    <w:p>
+      <w:r>
+        <w:t>“More importantly, I’m getting tired wearing this body.”</w:t>
+      </w:r>
+    </w:p>
+    <w:p>
+      <w:r>
+        <w:t>Aetheren then grinned at me and then said, “Unless you really like girls.”</w:t>
+      </w:r>
+    </w:p>
+    <w:p>
+      <w:pPr>
+        <w:rPr>
+          <w:lang w:val="en-CA"/>
+        </w:rPr>
+      </w:pPr>
+      <w:r>
+        <w:rPr>
+          <w:lang w:val="en-CA"/>
+        </w:rPr>
+        <w:t>“No I don’t, I mean...” I said hastily as I felt my face turned red.</w:t>
+      </w:r>
+    </w:p>
+    <w:p>
+      <w:r>
+        <w:rPr>
+          <w:lang w:val="en-CA"/>
+        </w:rPr>
+        <w:t xml:space="preserve">“Relax, I’m just teasing you,” </w:t>
+      </w:r>
+      <w:r>
+        <w:t>Aetheren said. “Or am I?”</w:t>
+      </w:r>
+    </w:p>
+    <w:p>
+      <w:pPr>
+        <w:rPr>
+          <w:lang w:val="en-CA"/>
+        </w:rPr>
+      </w:pPr>
+      <w:r>
+        <w:t>A black circle appeared under Aetheren and she slowly descended. Out popped Strawberry, my fluffy cuddle pillow.</w:t>
+      </w:r>
+    </w:p>
+    <w:p>
+      <w:pPr>
+        <w:rPr>
+          <w:lang w:val="en-CA"/>
+        </w:rPr>
+      </w:pPr>
+      <w:r>
+        <w:rPr>
+          <w:lang w:val="en-CA"/>
+        </w:rPr>
+        <w:t>We went into our room.</w:t>
+      </w:r>
+    </w:p>
+    <w:p>
+      <w:r>
+        <w:rPr>
+          <w:lang w:val="en-CA"/>
+        </w:rPr>
+        <w:t xml:space="preserve">“Is being </w:t>
+      </w:r>
+      <w:r>
+        <w:t>Aetheren really stressful?” I asked.</w:t>
+      </w:r>
+    </w:p>
+    <w:p>
+      <w:r>
+        <w:t>“Yes,” Luke said</w:t>
+      </w:r>
+      <w:r>
+        <w:t xml:space="preserve"> as he took a shower</w:t>
+      </w:r>
+      <w:r>
+        <w:t>. “I need more time to get comfortable in that body.</w:t>
+      </w:r>
+      <w:r>
+        <w:t xml:space="preserve"> I hope you don’t mind if we just stick to training in the compound for the next short time.</w:t>
+      </w:r>
+    </w:p>
+    <w:p>
+      <w:pPr>
+        <w:rPr>
+          <w:lang w:val="en-CA"/>
+        </w:rPr>
+      </w:pPr>
+      <w:r>
+        <w:lastRenderedPageBreak/>
+        <w:t>“Remember, I don’t want people finding out that I can use multiple bodies.”</w:t>
+      </w:r>
+    </w:p>
+    <w:p>
+      <w:pPr>
+        <w:pStyle w:val="StatusMessage"/>
+      </w:pPr>
+      <w:r>
+        <w:rPr>
+          <w:noProof/>
+        </w:rPr>
+        <w:drawing>
+          <wp:inline distT="0" distB="0" distL="0" distR="0">
+            <wp:extent cx="292972" cy="113169"/>
+            <wp:effectExtent l="19050" t="0" r="0" b="0"/>
+            <wp:docPr id="4" name="Picture 3" descr="C:\Users\Burgess\AppData\Local\Microsoft\Windows\Temporary Internet Files\Content.IE5\0LM9LILP\MC900065312[1].wmf"/>
+            <wp:cNvGraphicFramePr>
+              <a:graphicFrameLocks xmlns:a="http://schemas.openxmlformats.org/drawingml/2006/main" noChangeAspect="1"/>
+            </wp:cNvGraphicFramePr>
+            <a:graphic xmlns:a="http://schemas.openxmlformats.org/drawingml/2006/main">
+              <a:graphicData uri="http://schemas.openxmlformats.org/drawingml/2006/picture">
+                <pic:pic xmlns:pic="http://schemas.openxmlformats.org/drawingml/2006/picture">
+                  <pic:nvPicPr>
+                    <pic:cNvPr id="0" name="Picture 3" descr="C:\Users\Burgess\AppData\Local\Microsoft\Windows\Temporary Internet Files\Content.IE5\0LM9LILP\MC900065312[1].wmf"/>
+                    <pic:cNvPicPr>
+                      <a:picLocks noChangeAspect="1" noChangeArrowheads="1"/>
+                    </pic:cNvPicPr>
+                  </pic:nvPicPr>
+                  <pic:blipFill>
+                    <a:blip r:embed="rId12" cstate="print"/>
+                    <a:srcRect/>
+                    <a:stretch>
+                      <a:fillRect/>
+                    </a:stretch>
+                  </pic:blipFill>
+                  <pic:spPr bwMode="auto">
+                    <a:xfrm>
+                      <a:off x="0" y="0"/>
+                      <a:ext cx="294457" cy="113743"/>
+                    </a:xfrm>
+                    <a:prstGeom prst="rect">
+                      <a:avLst/>
+                    </a:prstGeom>
+                    <a:noFill/>
+                    <a:ln w="9525">
+                      <a:noFill/>
+                      <a:miter lim="800000"/>
+                      <a:headEnd/>
+                      <a:tailEnd/>
+                    </a:ln>
+                  </pic:spPr>
+                </pic:pic>
+              </a:graphicData>
+            </a:graphic>
+          </wp:inline>
+        </w:drawing>
+      </w:r>
+    </w:p>
+    <w:p>
+      <w:pPr>
+        <w:pStyle w:val="StatusMessage"/>
+        <w:rPr>
+          <w:lang w:val="en-CA"/>
+        </w:rPr>
+      </w:pPr>
+      <w:r>
+        <w:t>Aelindra</w:t>
+      </w:r>
+      <w:r>
+        <w:rPr>
+          <w:lang w:val="en-CA"/>
+        </w:rPr>
+        <w:t xml:space="preserve"> POV</w:t>
+      </w:r>
+      <w:r>
+        <w:rPr>
+          <w:lang w:val="en-CA"/>
+        </w:rPr>
+        <w:t xml:space="preserve"> - 1 month</w:t>
+      </w:r>
+    </w:p>
+    <w:p>
+      <w:pPr>
+        <w:rPr>
+          <w:lang w:val="en-CA"/>
+        </w:rPr>
+      </w:pPr>
+      <w:r>
+        <w:rPr>
+          <w:lang w:val="en-CA"/>
+        </w:rPr>
+        <w:t>It</w:t>
+      </w:r>
+      <w:r>
+        <w:rPr>
+          <w:lang w:val="en-CA"/>
+        </w:rPr>
+        <w:t xml:space="preserve"> has</w:t>
+      </w:r>
+      <w:r>
+        <w:rPr>
+          <w:lang w:val="en-CA"/>
+        </w:rPr>
+        <w:t xml:space="preserve"> been a month since </w:t>
+      </w:r>
+      <w:r>
+        <w:rPr>
+          <w:lang w:val="en-CA"/>
+        </w:rPr>
+        <w:t>the gate accident</w:t>
+      </w:r>
+      <w:r>
+        <w:rPr>
+          <w:lang w:val="en-CA"/>
+        </w:rPr>
+        <w:t xml:space="preserve">. </w:t>
+      </w:r>
+      <w:r>
+        <w:rPr>
+          <w:lang w:val="en-CA"/>
+        </w:rPr>
+        <w:t>Two weeks ago I was born - The newly born Celestine with the memories of an old man and a teenage boy only 2 weeks older than me.</w:t>
+      </w:r>
+    </w:p>
+    <w:p>
+      <w:pPr>
+        <w:rPr>
+          <w:lang w:val="en-CA"/>
+        </w:rPr>
+      </w:pPr>
+      <w:r>
+        <w:rPr>
+          <w:lang w:val="en-CA"/>
+        </w:rPr>
+        <w:t>I had been training the entire time in preparation for my first hunt in this new body.</w:t>
+      </w:r>
+    </w:p>
+    <w:p>
+      <w:pPr>
+        <w:rPr>
+          <w:lang w:val="en-CA"/>
+        </w:rPr>
+      </w:pPr>
+      <w:r>
+        <w:rPr>
+          <w:lang w:val="en-CA"/>
+        </w:rPr>
+        <w:t>I looked down at myself. I was wearing my tux – the only piece of clothes I have ever worn while in this form. I didn’t even know what I looked like underneath. Strangely I had no interest in finding out.</w:t>
+      </w:r>
+    </w:p>
+    <w:p>
+      <w:pPr>
+        <w:rPr>
+          <w:lang w:val="en-CA"/>
+        </w:rPr>
+      </w:pPr>
+      <w:r>
+        <w:rPr>
+          <w:lang w:val="en-CA"/>
+        </w:rPr>
+        <w:t>The only thing I can say is that wearing a girly costume with mini-skirt and stocking is embarrassing.</w:t>
+      </w:r>
+      <w:r>
+        <w:rPr>
+          <w:lang w:val="en-CA"/>
+        </w:rPr>
+        <w:t xml:space="preserve"> Fortunately, Gilbert had kept my mind busy with his intense training.</w:t>
+      </w:r>
+    </w:p>
+    <w:p>
+      <w:pPr>
+        <w:rPr>
+          <w:lang w:val="en-CA"/>
+        </w:rPr>
+      </w:pPr>
+      <w:r>
+        <w:rPr>
+          <w:lang w:val="en-CA"/>
+        </w:rPr>
+        <w:t>Now after 2 weeks, I was comfortable in this costume around Gilbert and Susie. As for Luke, it was like always looking at myself in a mirror. That too took getting used to.</w:t>
+      </w:r>
+    </w:p>
+    <w:p>
+      <w:pPr>
+        <w:rPr>
+          <w:lang w:val="en-CA"/>
+        </w:rPr>
+      </w:pPr>
+      <w:r>
+        <w:rPr>
+          <w:lang w:val="en-CA"/>
+        </w:rPr>
+        <w:t>I looked at Gilbert, happily lecturing.</w:t>
+      </w:r>
+    </w:p>
+    <w:p>
+      <w:pPr>
+        <w:rPr>
+          <w:lang w:val="en-CA"/>
+        </w:rPr>
+      </w:pPr>
+      <w:r>
+        <w:rPr>
+          <w:lang w:val="en-CA"/>
+        </w:rPr>
+        <w:t xml:space="preserve">I could only assume Gilbert was really passionate about training. Why else spend so much time training </w:t>
+      </w:r>
+      <w:r>
+        <w:rPr>
+          <w:lang w:val="en-CA"/>
+        </w:rPr>
+        <w:t xml:space="preserve">people </w:t>
+      </w:r>
+      <w:r>
+        <w:rPr>
+          <w:lang w:val="en-CA"/>
+        </w:rPr>
+        <w:t>when he could be making the big bucks hunting and leveling his skills?</w:t>
+      </w:r>
+    </w:p>
+    <w:p>
+      <w:pPr>
+        <w:rPr>
+          <w:lang w:val="en-CA"/>
+        </w:rPr>
+      </w:pPr>
+      <w:r>
+        <w:rPr>
+          <w:lang w:val="en-CA"/>
+        </w:rPr>
+        <w:t>Why was the city paying? I could only assume it was for the prestige. After all, there was more outworlders in this city than anywhere elsewhere in the world.</w:t>
+      </w:r>
+    </w:p>
+    <w:p>
+      <w:pPr>
+        <w:rPr>
+          <w:lang w:val="en-CA"/>
+        </w:rPr>
+      </w:pPr>
+      <w:r>
+        <w:rPr>
+          <w:lang w:val="en-CA"/>
+        </w:rPr>
+        <w:t xml:space="preserve">Yes, they had a butt-load of iron, bronze, and silver rankers. However, most of us were Normal rank. If they could get more high-rankers, </w:t>
+      </w:r>
+      <w:r>
+        <w:rPr>
+          <w:lang w:val="en-CA"/>
+        </w:rPr>
+        <w:lastRenderedPageBreak/>
+        <w:t xml:space="preserve">then the prestige of the entire region would </w:t>
+      </w:r>
+      <w:r>
+        <w:rPr>
+          <w:lang w:val="en-CA"/>
+        </w:rPr>
+        <w:t>increase, especially if they were home-grown. Even now, the region was proud of the fact that Jason had his beginnings here.</w:t>
+      </w:r>
+    </w:p>
+    <w:p>
+      <w:pPr>
+        <w:rPr>
+          <w:lang w:val="en-CA"/>
+        </w:rPr>
+      </w:pPr>
+      <w:r>
+        <w:rPr>
+          <w:lang w:val="en-CA"/>
+        </w:rPr>
+        <w:t>Did I make much progress in fighting?</w:t>
+      </w:r>
+    </w:p>
+    <w:p>
+      <w:pPr>
+        <w:rPr>
+          <w:lang w:val="en-CA"/>
+        </w:rPr>
+      </w:pPr>
+      <w:r>
+        <w:rPr>
+          <w:lang w:val="en-CA"/>
+        </w:rPr>
+        <w:t>Actually I did. Did I compare with Susie? Not even close. However, Gilbert finally did give me the skill book ‘The way of the Dancing Fairy’, the same as Susie. Damn, what a girly sounding book.</w:t>
+      </w:r>
+    </w:p>
+    <w:p>
+      <w:r>
+        <w:rPr>
+          <w:lang w:val="en-CA"/>
+        </w:rPr>
+        <w:t xml:space="preserve">Then again it did consist of dance-type movement designed for fighting with </w:t>
+      </w:r>
+      <w:r>
+        <w:rPr>
+          <w:lang w:val="en-CA"/>
+        </w:rPr>
+        <w:t>bladed weapons, including swords, glaives, and spears</w:t>
+      </w:r>
+      <w:r>
+        <w:rPr>
+          <w:lang w:val="en-CA"/>
+        </w:rPr>
+        <w:t>.</w:t>
+      </w:r>
+      <w:r>
+        <w:rPr>
+          <w:lang w:val="en-CA"/>
+        </w:rPr>
+        <w:t xml:space="preserve"> Halberds didn’t fit the style though.</w:t>
+      </w:r>
+    </w:p>
+    <w:p>
+      <w:r>
+        <w:rPr>
+          <w:lang w:val="en-CA"/>
+        </w:rPr>
+        <w:t xml:space="preserve">“We will go for lesser monster hordes so that I can evaluate </w:t>
+      </w:r>
+      <w:r>
+        <w:t>Aelindra</w:t>
+      </w:r>
+      <w:r>
+        <w:t xml:space="preserve"> during actual combat,” Gilbert said.</w:t>
+      </w:r>
+    </w:p>
+    <w:p>
+      <w:pPr>
+        <w:rPr>
+          <w:lang w:val="en-CA"/>
+        </w:rPr>
+      </w:pPr>
+      <w:r>
+        <w:rPr>
+          <w:lang w:val="en-CA"/>
+        </w:rPr>
+        <w:t>I listened to Gilbert with half a mind. Luke was responsible for the brainy part, not me. Instead, I focused on the world around us, since that was my job.</w:t>
+      </w:r>
+    </w:p>
+    <w:p>
+      <w:pPr>
+        <w:rPr>
+          <w:lang w:val="en-CA"/>
+        </w:rPr>
+      </w:pPr>
+      <w:r>
+        <w:rPr>
+          <w:lang w:val="en-CA"/>
+        </w:rPr>
+        <w:t>However, G</w:t>
+      </w:r>
+      <w:r>
+        <w:rPr>
+          <w:lang w:val="en-CA"/>
+        </w:rPr>
+        <w:t>ilbert</w:t>
+      </w:r>
+      <w:r>
+        <w:rPr>
+          <w:lang w:val="en-CA"/>
+        </w:rPr>
+        <w:t>’s lectures were</w:t>
+      </w:r>
+      <w:r>
+        <w:rPr>
+          <w:lang w:val="en-CA"/>
+        </w:rPr>
+        <w:t xml:space="preserve"> always fascinating. It was just too bad that he only had two students. The city didn’t care. They wanted quality over quantity, and so far we were producing results and the city was satisfied.</w:t>
+      </w:r>
+    </w:p>
+    <w:p>
+      <w:pPr>
+        <w:rPr>
+          <w:lang w:val="en-CA"/>
+        </w:rPr>
+      </w:pPr>
+      <w:r>
+        <w:rPr>
+          <w:lang w:val="en-CA"/>
+        </w:rPr>
+        <w:t>On the bright side, Luke was finally able to use some combat magic. However, with everything this took training. The more he practiced a spell the more efficient it became. However, it could never compare to an actual essence-ability, given equal training.</w:t>
+      </w:r>
+    </w:p>
+    <w:p>
+      <w:pPr>
+        <w:rPr>
+          <w:lang w:val="en-CA"/>
+        </w:rPr>
+      </w:pPr>
+      <w:r>
+        <w:rPr>
+          <w:lang w:val="en-CA"/>
+        </w:rPr>
+        <w:t>As a result, he focused</w:t>
+      </w:r>
+      <w:r>
+        <w:rPr>
+          <w:lang w:val="en-CA"/>
+        </w:rPr>
+        <w:t xml:space="preserve"> on two combat spells. The first was the napalm spell. It would be launched like a guided missile. Upon landing it would burn like napalm, causing damage over time.</w:t>
+      </w:r>
+    </w:p>
+    <w:p>
+      <w:pPr>
+        <w:rPr>
+          <w:lang w:val="en-CA"/>
+        </w:rPr>
+      </w:pPr>
+      <w:r>
+        <w:rPr>
+          <w:lang w:val="en-CA"/>
+        </w:rPr>
+        <w:t>The other attack was balls of lightning with similar behavior. This however had a bit of a paralyzing effect.</w:t>
+      </w:r>
+    </w:p>
+    <w:p>
+      <w:pPr>
+        <w:rPr>
+          <w:lang w:val="en-CA"/>
+        </w:rPr>
+      </w:pPr>
+      <w:r>
+        <w:rPr>
+          <w:lang w:val="en-CA"/>
+        </w:rPr>
+        <w:lastRenderedPageBreak/>
+        <w:t>Luke’s</w:t>
+      </w:r>
+      <w:r>
+        <w:rPr>
+          <w:lang w:val="en-CA"/>
+        </w:rPr>
+        <w:t xml:space="preserve"> only limitation was the number of spells </w:t>
+      </w:r>
+      <w:r>
+        <w:rPr>
+          <w:lang w:val="en-CA"/>
+        </w:rPr>
+        <w:t>he</w:t>
+      </w:r>
+      <w:r>
+        <w:rPr>
+          <w:lang w:val="en-CA"/>
+        </w:rPr>
+        <w:t xml:space="preserve"> could use before running out of manna. As a result, </w:t>
+      </w:r>
+      <w:r>
+        <w:rPr>
+          <w:lang w:val="en-CA"/>
+        </w:rPr>
+        <w:t>he</w:t>
+      </w:r>
+      <w:r>
+        <w:rPr>
+          <w:lang w:val="en-CA"/>
+        </w:rPr>
+        <w:t xml:space="preserve"> would need to use the ability only as a support in the coming battle.</w:t>
+      </w:r>
+    </w:p>
+    <w:p>
+      <w:pPr>
+        <w:rPr>
+          <w:lang w:val="en-CA"/>
+        </w:rPr>
+      </w:pPr>
+      <w:r>
+        <w:rPr>
+          <w:lang w:val="en-CA"/>
+        </w:rPr>
+        <w:t xml:space="preserve">Finally, </w:t>
+      </w:r>
+      <w:r>
+        <w:rPr>
+          <w:lang w:val="en-CA"/>
+        </w:rPr>
+        <w:t>he</w:t>
+      </w:r>
+      <w:r>
+        <w:rPr>
+          <w:lang w:val="en-CA"/>
+        </w:rPr>
+        <w:t xml:space="preserve"> could channel this power through </w:t>
+      </w:r>
+      <w:r>
+        <w:t>my</w:t>
+      </w:r>
+      <w:r>
+        <w:t xml:space="preserve"> sword, allowing for greater damage.</w:t>
+      </w:r>
+    </w:p>
+    <w:p>
+      <w:r>
+        <w:t>The skimmer stopped and we got off.</w:t>
+      </w:r>
+    </w:p>
+    <w:p/>
+    <w:p/>
+    <w:p/>
+    <w:p/>
+    <w:p/>
+    <w:p/>
+    <w:p/>
+    <w:p/>
+    <w:p/>
     <w:p>
       <w:pPr>
         <w:rPr>
@@ -27748,7 +28597,7 @@
             <w:rPr>
               <w:noProof/>
             </w:rPr>
-            <w:t>134</w:t>
+            <w:t>138</w:t>
           </w:r>
         </w:fldSimple>
       </w:p>
@@ -27778,7 +28627,7 @@
             <w:rPr>
               <w:noProof/>
             </w:rPr>
-            <w:t>135</w:t>
+            <w:t>139</w:t>
           </w:r>
         </w:fldSimple>
       </w:p>
@@ -27931,7 +28780,7 @@
         <v:path o:extrusionok="f" gradientshapeok="t" o:connecttype="rect"/>
         <o:lock v:ext="edit" aspectratio="t"/>
       </v:shapetype>
-      <v:shape id="_x0000_i1029" type="#_x0000_t75" style="width:3in;height:3in;visibility:visible" o:bullet="t">
+      <v:shape id="_x0000_i1095" type="#_x0000_t75" style="width:3in;height:3in;visibility:visible" o:bullet="t">
         <v:imagedata r:id="rId1" o:title="MC900065312[1]"/>
       </v:shape>
     </w:pict>
@@ -33993,7 +34842,7 @@
 </file>
 
 <file path=customXml/itemProps1.xml><?xml version="1.0" encoding="utf-8"?>
-<ds:datastoreItem xmlns:ds="http://schemas.openxmlformats.org/officeDocument/2006/customXml" ds:itemID="{F25F4DC1-2009-4298-8355-3FEC6DA606CA}">
+<ds:datastoreItem xmlns:ds="http://schemas.openxmlformats.org/officeDocument/2006/customXml" ds:itemID="{A91432A1-09B8-4E3F-8A9B-C2D632850CCE}">
   <ds:schemaRefs>
     <ds:schemaRef ds:uri="http://schemas.openxmlformats.org/officeDocument/2006/bibliography"/>
   </ds:schemaRefs>

--- a/Books/RPG_Books/TheWonderManAndHisLovelyAssistant/Book_TheWonderManAndHisLovelyAssistant.docx
+++ b/Books/RPG_Books/TheWonderManAndHisLovelyAssistant/Book_TheWonderManAndHisLovelyAssistant.docx
@@ -142,7 +142,7 @@
       <w:r>
         <w:fldChar w:fldCharType="separate"/>
       </w:r>
-      <w:hyperlink w:anchor="_Toc243134231" w:history="1">
+      <w:hyperlink w:anchor="_Toc243328164" w:history="1">
         <w:r>
           <w:rPr>
             <w:rStyle w:val="Hyperlink"/>
@@ -169,7 +169,7 @@
             <w:noProof/>
             <w:webHidden/>
           </w:rPr>
-          <w:instrText xml:space="preserve"> PAGEREF _Toc243134231 \h </w:instrText>
+          <w:instrText xml:space="preserve"> PAGEREF _Toc243328164 \h </w:instrText>
         </w:r>
         <w:r>
           <w:rPr>
@@ -209,7 +209,7 @@
           <w:sz w:val="22"/>
         </w:rPr>
       </w:pPr>
-      <w:hyperlink w:anchor="_Toc243134232" w:history="1">
+      <w:hyperlink w:anchor="_Toc243328165" w:history="1">
         <w:r>
           <w:rPr>
             <w:rStyle w:val="Hyperlink"/>
@@ -236,7 +236,7 @@
             <w:noProof/>
             <w:webHidden/>
           </w:rPr>
-          <w:instrText xml:space="preserve"> PAGEREF _Toc243134232 \h </w:instrText>
+          <w:instrText xml:space="preserve"> PAGEREF _Toc243328165 \h </w:instrText>
         </w:r>
         <w:r>
           <w:rPr>
@@ -276,7 +276,7 @@
           <w:sz w:val="22"/>
         </w:rPr>
       </w:pPr>
-      <w:hyperlink w:anchor="_Toc243134233" w:history="1">
+      <w:hyperlink w:anchor="_Toc243328166" w:history="1">
         <w:r>
           <w:rPr>
             <w:rStyle w:val="Hyperlink"/>
@@ -303,7 +303,7 @@
             <w:noProof/>
             <w:webHidden/>
           </w:rPr>
-          <w:instrText xml:space="preserve"> PAGEREF _Toc243134233 \h </w:instrText>
+          <w:instrText xml:space="preserve"> PAGEREF _Toc243328166 \h </w:instrText>
         </w:r>
         <w:r>
           <w:rPr>
@@ -343,7 +343,7 @@
           <w:sz w:val="22"/>
         </w:rPr>
       </w:pPr>
-      <w:hyperlink w:anchor="_Toc243134234" w:history="1">
+      <w:hyperlink w:anchor="_Toc243328167" w:history="1">
         <w:r>
           <w:rPr>
             <w:rStyle w:val="Hyperlink"/>
@@ -371,7 +371,7 @@
             <w:noProof/>
             <w:webHidden/>
           </w:rPr>
-          <w:instrText xml:space="preserve"> PAGEREF _Toc243134234 \h </w:instrText>
+          <w:instrText xml:space="preserve"> PAGEREF _Toc243328167 \h </w:instrText>
         </w:r>
         <w:r>
           <w:rPr>
@@ -411,7 +411,7 @@
           <w:sz w:val="22"/>
         </w:rPr>
       </w:pPr>
-      <w:hyperlink w:anchor="_Toc243134235" w:history="1">
+      <w:hyperlink w:anchor="_Toc243328168" w:history="1">
         <w:r>
           <w:rPr>
             <w:rStyle w:val="Hyperlink"/>
@@ -439,7 +439,7 @@
             <w:noProof/>
             <w:webHidden/>
           </w:rPr>
-          <w:instrText xml:space="preserve"> PAGEREF _Toc243134235 \h </w:instrText>
+          <w:instrText xml:space="preserve"> PAGEREF _Toc243328168 \h </w:instrText>
         </w:r>
         <w:r>
           <w:rPr>
@@ -479,7 +479,7 @@
           <w:sz w:val="22"/>
         </w:rPr>
       </w:pPr>
-      <w:hyperlink w:anchor="_Toc243134236" w:history="1">
+      <w:hyperlink w:anchor="_Toc243328169" w:history="1">
         <w:r>
           <w:rPr>
             <w:rStyle w:val="Hyperlink"/>
@@ -507,7 +507,7 @@
             <w:noProof/>
             <w:webHidden/>
           </w:rPr>
-          <w:instrText xml:space="preserve"> PAGEREF _Toc243134236 \h </w:instrText>
+          <w:instrText xml:space="preserve"> PAGEREF _Toc243328169 \h </w:instrText>
         </w:r>
         <w:r>
           <w:rPr>
@@ -547,7 +547,7 @@
           <w:sz w:val="22"/>
         </w:rPr>
       </w:pPr>
-      <w:hyperlink w:anchor="_Toc243134237" w:history="1">
+      <w:hyperlink w:anchor="_Toc243328170" w:history="1">
         <w:r>
           <w:rPr>
             <w:rStyle w:val="Hyperlink"/>
@@ -575,7 +575,7 @@
             <w:noProof/>
             <w:webHidden/>
           </w:rPr>
-          <w:instrText xml:space="preserve"> PAGEREF _Toc243134237 \h </w:instrText>
+          <w:instrText xml:space="preserve"> PAGEREF _Toc243328170 \h </w:instrText>
         </w:r>
         <w:r>
           <w:rPr>
@@ -615,7 +615,7 @@
           <w:sz w:val="22"/>
         </w:rPr>
       </w:pPr>
-      <w:hyperlink w:anchor="_Toc243134238" w:history="1">
+      <w:hyperlink w:anchor="_Toc243328171" w:history="1">
         <w:r>
           <w:rPr>
             <w:rStyle w:val="Hyperlink"/>
@@ -643,7 +643,7 @@
             <w:noProof/>
             <w:webHidden/>
           </w:rPr>
-          <w:instrText xml:space="preserve"> PAGEREF _Toc243134238 \h </w:instrText>
+          <w:instrText xml:space="preserve"> PAGEREF _Toc243328171 \h </w:instrText>
         </w:r>
         <w:r>
           <w:rPr>
@@ -708,7 +708,7 @@
       <w:pPr>
         <w:pStyle w:val="H2"/>
       </w:pPr>
-      <w:bookmarkStart w:id="0" w:name="_Toc243134231"/>
+      <w:bookmarkStart w:id="0" w:name="_Toc243328164"/>
       <w:r>
         <w:lastRenderedPageBreak/>
         <w:t>Good Bye Old World</w:t>
@@ -1697,7 +1697,7 @@
       <w:pPr>
         <w:pStyle w:val="H2"/>
       </w:pPr>
-      <w:bookmarkStart w:id="1" w:name="_Toc243134232"/>
+      <w:bookmarkStart w:id="1" w:name="_Toc243328165"/>
       <w:r>
         <w:lastRenderedPageBreak/>
         <w:t>A new World, A new Life</w:t>
@@ -3560,7 +3560,7 @@
       <w:pPr>
         <w:pStyle w:val="H2"/>
       </w:pPr>
-      <w:bookmarkStart w:id="2" w:name="_Toc243134233"/>
+      <w:bookmarkStart w:id="2" w:name="_Toc243328166"/>
       <w:r>
         <w:lastRenderedPageBreak/>
         <w:t>Training</w:t>
@@ -5226,7 +5226,7 @@
           <w:lang w:val="en-CA"/>
         </w:rPr>
       </w:pPr>
-      <w:bookmarkStart w:id="3" w:name="_Toc243134234"/>
+      <w:bookmarkStart w:id="3" w:name="_Toc243328167"/>
       <w:r>
         <w:rPr>
           <w:lang w:val="en-CA"/>
@@ -13879,7 +13879,7 @@
           <w:lang w:val="en-CA"/>
         </w:rPr>
       </w:pPr>
-      <w:bookmarkStart w:id="4" w:name="_Toc243134235"/>
+      <w:bookmarkStart w:id="4" w:name="_Toc243328168"/>
       <w:r>
         <w:rPr>
           <w:lang w:val="en-CA"/>
@@ -16010,7 +16010,7 @@
           <w:lang w:val="en-CA"/>
         </w:rPr>
       </w:pPr>
-      <w:bookmarkStart w:id="5" w:name="_Toc243134236"/>
+      <w:bookmarkStart w:id="5" w:name="_Toc243328169"/>
       <w:r>
         <w:rPr>
           <w:lang w:val="en-CA"/>
@@ -17392,7 +17392,7 @@
           <w:lang w:val="en-CA"/>
         </w:rPr>
       </w:pPr>
-      <w:bookmarkStart w:id="6" w:name="_Toc243134237"/>
+      <w:bookmarkStart w:id="6" w:name="_Toc243328170"/>
       <w:r>
         <w:rPr>
           <w:lang w:val="en-CA"/>
@@ -22649,7 +22649,7 @@
           <w:lang w:val="en-CA"/>
         </w:rPr>
       </w:pPr>
-      <w:bookmarkStart w:id="7" w:name="_Toc243134238"/>
+      <w:bookmarkStart w:id="7" w:name="_Toc243328171"/>
       <w:r>
         <w:rPr>
           <w:lang w:val="en-CA"/>
@@ -23245,7 +23245,19 @@
         <w:rPr>
           <w:lang w:val="en-CA"/>
         </w:rPr>
-        <w:t>“We have plenty,” the woman said. I remembered I had an identification skill from Vinnie. I used it and found the woman’s name was Barbie.</w:t>
+        <w:t xml:space="preserve">“We have plenty,” the woman said. I remembered I had an identification skill </w:t>
+      </w:r>
+      <w:r>
+        <w:rPr>
+          <w:lang w:val="en-CA"/>
+        </w:rPr>
+        <w:t xml:space="preserve">borrowed </w:t>
+      </w:r>
+      <w:r>
+        <w:rPr>
+          <w:lang w:val="en-CA"/>
+        </w:rPr>
+        <w:t>from Vinnie. I used it and found the woman’s name was Barbie.</w:t>
       </w:r>
     </w:p>
     <w:p>
@@ -23740,7 +23752,7 @@
         <w:rPr>
           <w:lang w:val="en-CA"/>
         </w:rPr>
-        <w:t xml:space="preserve"> changed it to resemble a glaive.</w:t>
+        <w:t xml:space="preserve"> changed to resemble a glaive.</w:t>
       </w:r>
     </w:p>
     <w:p>
@@ -23793,20 +23805,117 @@
         <w:rPr>
           <w:lang w:val="en-CA"/>
         </w:rPr>
-        <w:t>I got complacent and a spider almost bit me. With head back in the game, I renewed my attacks.</w:t>
-      </w:r>
-    </w:p>
-    <w:p>
-      <w:pPr>
-        <w:rPr>
-          <w:lang w:val="en-CA"/>
-        </w:rPr>
-      </w:pPr>
-      <w:r>
-        <w:rPr>
-          <w:lang w:val="en-CA"/>
-        </w:rPr>
-        <w:t>Finally the last monster was killed. Vinnie made his rounds and clouds of smoke billowed behind me. Unfortunately, I was covered with bug guts, making me gag as the slime dissolved.</w:t>
+        <w:t>I got complacent and a spider bit me</w:t>
+      </w:r>
+      <w:r>
+        <w:rPr>
+          <w:lang w:val="en-CA"/>
+        </w:rPr>
+        <w:t>, shredding through my tux</w:t>
+      </w:r>
+      <w:r>
+        <w:rPr>
+          <w:lang w:val="en-CA"/>
+        </w:rPr>
+        <w:t xml:space="preserve">. </w:t>
+      </w:r>
+      <w:r>
+        <w:rPr>
+          <w:lang w:val="en-CA"/>
+        </w:rPr>
+        <w:t>Damn that hurt.</w:t>
+      </w:r>
+    </w:p>
+    <w:p>
+      <w:pPr>
+        <w:rPr>
+          <w:lang w:val="en-CA"/>
+        </w:rPr>
+      </w:pPr>
+      <w:r>
+        <w:rPr>
+          <w:lang w:val="en-CA"/>
+        </w:rPr>
+        <w:t xml:space="preserve">Vinnie jumped on me and applied </w:t>
+      </w:r>
+      <w:r>
+        <w:t>unguent as I fought. That felt good as my injury healed. He then returned to the battle.</w:t>
+      </w:r>
+    </w:p>
+    <w:p>
+      <w:pPr>
+        <w:rPr>
+          <w:lang w:val="en-CA"/>
+        </w:rPr>
+      </w:pPr>
+      <w:r>
+        <w:rPr>
+          <w:lang w:val="en-CA"/>
+        </w:rPr>
+        <w:t>With head back in the game, I renewed my attacks.</w:t>
+      </w:r>
+    </w:p>
+    <w:p>
+      <w:pPr>
+        <w:rPr>
+          <w:lang w:val="en-CA"/>
+        </w:rPr>
+      </w:pPr>
+      <w:r>
+        <w:rPr>
+          <w:lang w:val="en-CA"/>
+        </w:rPr>
+        <w:t>Thankfully, my aura came with a little healing</w:t>
+      </w:r>
+      <w:r>
+        <w:rPr>
+          <w:lang w:val="en-CA"/>
+        </w:rPr>
+        <w:t>. That was good because I was getting a little banged up from the monsters.</w:t>
+      </w:r>
+      <w:r>
+        <w:rPr>
+          <w:lang w:val="en-CA"/>
+        </w:rPr>
+        <w:t xml:space="preserve"> Better yet, Luke’s Theatre was amplifying the healing effect, along with all my other essence abilities.</w:t>
+      </w:r>
+    </w:p>
+    <w:p>
+      <w:pPr>
+        <w:rPr>
+          <w:lang w:val="en-CA"/>
+        </w:rPr>
+      </w:pPr>
+      <w:r>
+        <w:rPr>
+          <w:lang w:val="en-CA"/>
+        </w:rPr>
+        <w:t>Finally the last monster was killed.</w:t>
+      </w:r>
+      <w:r>
+        <w:rPr>
+          <w:lang w:val="en-CA"/>
+        </w:rPr>
+        <w:t xml:space="preserve"> My tux was fine but my clothes underneath was trashed.</w:t>
+      </w:r>
+      <w:r>
+        <w:rPr>
+          <w:lang w:val="en-CA"/>
+        </w:rPr>
+        <w:t xml:space="preserve"> I really needed proper armor. I never liked pain.</w:t>
+      </w:r>
+    </w:p>
+    <w:p>
+      <w:pPr>
+        <w:rPr>
+          <w:lang w:val="en-CA"/>
+        </w:rPr>
+      </w:pPr>
+      <w:r>
+        <w:rPr>
+          <w:lang w:val="en-CA"/>
+        </w:rPr>
+        <w:t>Vinnie made his rounds and clouds of smoke billowed behind me. Unfortunately, I was covered with bug guts, making me gag as the slime dissolved.</w:t>
       </w:r>
     </w:p>
     <w:p>
@@ -23845,7 +23954,45 @@
         <w:rPr>
           <w:lang w:val="en-CA"/>
         </w:rPr>
-        <w:t>“Luke was right,” I said. “The greater length prevented me from getting bitten.”</w:t>
+        <w:t>“Luke was right,” I said. “The greater length pr</w:t>
+      </w:r>
+      <w:r>
+        <w:rPr>
+          <w:lang w:val="en-CA"/>
+        </w:rPr>
+        <w:t>evented me from getting bitten.</w:t>
+      </w:r>
+    </w:p>
+    <w:p>
+      <w:pPr>
+        <w:rPr>
+          <w:lang w:val="en-CA"/>
+        </w:rPr>
+      </w:pPr>
+      <w:r>
+        <w:rPr>
+          <w:lang w:val="en-CA"/>
+        </w:rPr>
+        <w:t>“I could feel Luke’s aura helping me</w:t>
+      </w:r>
+      <w:r>
+        <w:rPr>
+          <w:lang w:val="en-CA"/>
+        </w:rPr>
+        <w:t>. His tux was great but I need better protection.</w:t>
+      </w:r>
+    </w:p>
+    <w:p>
+      <w:pPr>
+        <w:rPr>
+          <w:lang w:val="en-CA"/>
+        </w:rPr>
+      </w:pPr>
+      <w:r>
+        <w:rPr>
+          <w:lang w:val="en-CA"/>
+        </w:rPr>
+        <w:t>“In all, I think I did well.”</w:t>
       </w:r>
     </w:p>
     <w:p>
@@ -23871,6 +24018,7 @@
         <w:rPr>
           <w:lang w:val="en-CA"/>
         </w:rPr>
+        <w:lastRenderedPageBreak/>
         <w:t>“It was a good workout,” Luke said. “This was the first time I used Theatre properly. Unfortunately it was rather weak – more like it’s missing something. Also, I used too much manna and now have a bit of a headache.</w:t>
       </w:r>
     </w:p>
@@ -23896,7 +24044,19 @@
         <w:rPr>
           <w:lang w:val="en-CA"/>
         </w:rPr>
-        <w:t>I got plenty of coins,” Luke said and showed me on. “Unfortunately I have my ugly face on it.”</w:t>
+        <w:t>I got plenty of coins,” Luke said and showed me on</w:t>
+      </w:r>
+      <w:r>
+        <w:rPr>
+          <w:lang w:val="en-CA"/>
+        </w:rPr>
+        <w:t>e</w:t>
+      </w:r>
+      <w:r>
+        <w:rPr>
+          <w:lang w:val="en-CA"/>
+        </w:rPr>
+        <w:t>. “Unfortunately I have my ugly face on it.”</w:t>
       </w:r>
     </w:p>
     <w:p>
@@ -23925,7 +24085,13 @@
         <w:t xml:space="preserve">The coin had </w:t>
       </w:r>
       <w:r>
-        <w:t>the image of a grinning teenage boy holding up a peace sign. The boy has bright red short messy hair and sparkling blue eyes</w:t>
+        <w:t>the image of a grinning teenage boy holding up a peace sign. The boy ha</w:t>
+      </w:r>
+      <w:r>
+        <w:t>d</w:t>
+      </w:r>
+      <w:r>
+        <w:t xml:space="preserve"> bright red short messy hair and sparkling blue eyes</w:t>
       </w:r>
       <w:r>
         <w:rPr>
@@ -23944,7 +24110,32 @@
         <w:rPr>
           <w:lang w:val="en-CA"/>
         </w:rPr>
-        <w:t>Above, words read</w:t>
+        <w:t>The other side of the coin had a golf ball with swirling streams of nebulas emerging.</w:t>
+      </w:r>
+    </w:p>
+    <w:p>
+      <w:pPr>
+        <w:rPr>
+          <w:lang w:val="en-CA"/>
+        </w:rPr>
+      </w:pPr>
+      <w:r>
+        <w:rPr>
+          <w:lang w:val="en-CA"/>
+        </w:rPr>
+        <w:t>Above</w:t>
+      </w:r>
+      <w:r>
+        <w:rPr>
+          <w:lang w:val="en-CA"/>
+        </w:rPr>
+        <w:t xml:space="preserve"> the golf ball</w:t>
+      </w:r>
+      <w:r>
+        <w:rPr>
+          <w:lang w:val="en-CA"/>
+        </w:rPr>
+        <w:t>, words read</w:t>
       </w:r>
       <w:r>
         <w:rPr>
@@ -23965,7 +24156,19 @@
         <w:t>‘</w:t>
       </w:r>
       <w:r>
-        <w:t xml:space="preserve">Credendo Videsse’ – By believing, one sees. </w:t>
+        <w:rPr>
+          <w:lang w:val="en-CA"/>
+        </w:rPr>
+        <w:t>Mysteries abound</w:t>
+      </w:r>
+      <w:r>
+        <w:t>’</w:t>
+      </w:r>
+      <w:r>
+        <w:t>.</w:t>
+      </w:r>
+      <w:r>
+        <w:t xml:space="preserve"> </w:t>
       </w:r>
       <w:r>
         <w:t>Below, words read</w:t>
@@ -23997,34 +24200,213 @@
         <w:rPr>
           <w:lang w:val="en-CA"/>
         </w:rPr>
+        <w:t>“I think it’s cute,” I said and laughed, enjoying how Vinnie liked playing a tough guy.</w:t>
+      </w:r>
+    </w:p>
+    <w:p>
+      <w:pPr>
+        <w:rPr>
+          <w:lang w:val="en-CA"/>
+        </w:rPr>
+      </w:pPr>
+      <w:r>
+        <w:rPr>
+          <w:lang w:val="en-CA"/>
+        </w:rPr>
+        <w:t>“That’s the problem with you dames,” Vinnie said. “You have no taste.”</w:t>
+      </w:r>
+    </w:p>
+    <w:p>
+      <w:pPr>
+        <w:rPr>
+          <w:lang w:val="en-CA"/>
+        </w:rPr>
+      </w:pPr>
+      <w:r>
+        <w:rPr>
+          <w:lang w:val="en-CA"/>
+        </w:rPr>
+        <w:t>“I got hundreds of lesser coins</w:t>
+      </w:r>
+      <w:r>
+        <w:rPr>
+          <w:lang w:val="en-CA"/>
+        </w:rPr>
+        <w:t>,</w:t>
+      </w:r>
+      <w:r>
+        <w:rPr>
+          <w:lang w:val="en-CA"/>
+        </w:rPr>
+        <w:t xml:space="preserve"> iron coins</w:t>
+      </w:r>
+      <w:r>
+        <w:rPr>
+          <w:lang w:val="en-CA"/>
+        </w:rPr>
+        <w:t xml:space="preserve"> and monster cores</w:t>
+      </w:r>
+      <w:r>
+        <w:rPr>
+          <w:lang w:val="en-CA"/>
+        </w:rPr>
+        <w:t xml:space="preserve">,” </w:t>
+      </w:r>
+      <w:r>
+        <w:rPr>
+          <w:lang w:val="en-CA"/>
+        </w:rPr>
+        <w:t>Luke</w:t>
+      </w:r>
+      <w:r>
+        <w:rPr>
+          <w:lang w:val="en-CA"/>
+        </w:rPr>
+        <w:t xml:space="preserve"> said. “I also got spider silk, fangs, and some healing unguent.”</w:t>
+      </w:r>
+    </w:p>
+    <w:p>
+      <w:pPr>
+        <w:rPr>
+          <w:lang w:val="en-CA"/>
+        </w:rPr>
+      </w:pPr>
+      <w:r>
+        <w:rPr>
+          <w:lang w:val="en-CA"/>
+        </w:rPr>
+        <w:t>“Did you get dog breath, because I certainly did,” Vinnie said.</w:t>
+      </w:r>
+    </w:p>
+    <w:p>
+      <w:pPr>
+        <w:rPr>
+          <w:lang w:val="en-CA"/>
+        </w:rPr>
+      </w:pPr>
+      <w:r>
+        <w:rPr>
+          <w:lang w:val="en-CA"/>
+        </w:rPr>
+        <w:t>“You got dog breath?” Gilbert asked, surprised.</w:t>
+      </w:r>
+    </w:p>
+    <w:p>
+      <w:pPr>
+        <w:rPr>
+          <w:lang w:val="en-CA"/>
+        </w:rPr>
+      </w:pPr>
+      <w:r>
+        <w:rPr>
+          <w:lang w:val="en-CA"/>
+        </w:rPr>
+        <w:t>I giggled and said, “I think they are joking.”</w:t>
+      </w:r>
+    </w:p>
+    <w:p>
+      <w:pPr>
+        <w:rPr>
+          <w:lang w:val="en-CA"/>
+        </w:rPr>
+      </w:pPr>
+      <w:r>
+        <w:rPr>
+          <w:lang w:val="en-CA"/>
+        </w:rPr>
+        <w:t>“</w:t>
+      </w:r>
+      <w:r>
+        <w:rPr>
+          <w:lang w:val="en-CA"/>
+        </w:rPr>
+        <w:t>Sigh, i</w:t>
+      </w:r>
+      <w:r>
+        <w:rPr>
+          <w:lang w:val="en-CA"/>
+        </w:rPr>
+        <w:t>t’s sad when you need to explain a joke</w:t>
+      </w:r>
+      <w:r>
+        <w:rPr>
+          <w:lang w:val="en-CA"/>
+        </w:rPr>
+        <w:t>,” Vinnie said.</w:t>
+      </w:r>
+    </w:p>
+    <w:p>
+      <w:pPr>
+        <w:rPr>
+          <w:lang w:val="en-CA"/>
+        </w:rPr>
+      </w:pPr>
+      <w:r>
+        <w:rPr>
+          <w:lang w:val="en-CA"/>
+        </w:rPr>
         <w:lastRenderedPageBreak/>
-        <w:t>“I think it’s cute,” I said and laughed, enjoying how Vinnie liked playing a tough guy.</w:t>
-      </w:r>
-    </w:p>
-    <w:p>
-      <w:pPr>
-        <w:rPr>
-          <w:lang w:val="en-CA"/>
-        </w:rPr>
-      </w:pPr>
-      <w:r>
-        <w:rPr>
-          <w:lang w:val="en-CA"/>
-        </w:rPr>
-        <w:t>“That’s the problem with you dames,” Vinnie said. “You have no taste.”</w:t>
-      </w:r>
-    </w:p>
-    <w:p>
-      <w:pPr>
-        <w:rPr>
-          <w:lang w:val="en-CA"/>
-        </w:rPr>
-      </w:pPr>
-      <w:r>
-        <w:rPr>
-          <w:lang w:val="en-CA"/>
-        </w:rPr>
-        <w:t>“I got hundreds of lesser coins</w:t>
+        <w:t xml:space="preserve">“So what’s next?” Luke asked. </w:t>
+      </w:r>
+      <w:proofErr w:type="gramStart"/>
+      <w:r>
+        <w:rPr>
+          <w:lang w:val="en-CA"/>
+        </w:rPr>
+        <w:t>“So little money, so many things to buy.”</w:t>
+      </w:r>
+      <w:proofErr w:type="gramEnd"/>
+    </w:p>
+    <w:p>
+      <w:pPr>
+        <w:rPr>
+          <w:lang w:val="en-CA"/>
+        </w:rPr>
+      </w:pPr>
+      <w:r>
+        <w:rPr>
+          <w:lang w:val="en-CA"/>
+        </w:rPr>
+        <w:t>“All right, let’s go,” Gilbert said.</w:t>
+      </w:r>
+    </w:p>
+    <w:p>
+      <w:pPr>
+        <w:rPr>
+          <w:lang w:val="en-CA"/>
+        </w:rPr>
+      </w:pPr>
+      <w:r>
+        <w:rPr>
+          <w:lang w:val="en-CA"/>
+        </w:rPr>
+        <w:t>We headed to the next location, with Gilbert instructing us to train our auras instead of picking our noses.</w:t>
+      </w:r>
+    </w:p>
+    <w:p>
+      <w:pPr>
+        <w:rPr>
+          <w:lang w:val="en-CA"/>
+        </w:rPr>
+      </w:pPr>
+      <w:r>
+        <w:rPr>
+          <w:lang w:val="en-CA"/>
+        </w:rPr>
+        <w:t>The next hoard of monsters was crabs. This time Strawberry fought. As before, they were swarming. They weren’t particularly strong being lesser monsters. Unfortunately, what they lost in individual strength they made up in numbers.</w:t>
+      </w:r>
+    </w:p>
+    <w:p>
+      <w:pPr>
+        <w:rPr>
+          <w:lang w:val="en-CA"/>
+        </w:rPr>
+      </w:pPr>
+      <w:r>
+        <w:rPr>
+          <w:lang w:val="en-CA"/>
+        </w:rPr>
+        <w:t>As before</w:t>
       </w:r>
       <w:r>
         <w:rPr>
@@ -24036,156 +24418,56 @@
         <w:rPr>
           <w:lang w:val="en-CA"/>
         </w:rPr>
-        <w:t xml:space="preserve"> iron coins</w:t>
-      </w:r>
-      <w:r>
-        <w:rPr>
-          <w:lang w:val="en-CA"/>
-        </w:rPr>
-        <w:t xml:space="preserve"> and monster cores</w:t>
-      </w:r>
-      <w:r>
-        <w:rPr>
-          <w:lang w:val="en-CA"/>
-        </w:rPr>
-        <w:t>,” I said. “I also got spider silk, fangs, and some healing unguent.”</w:t>
-      </w:r>
-    </w:p>
-    <w:p>
-      <w:pPr>
-        <w:rPr>
-          <w:lang w:val="en-CA"/>
-        </w:rPr>
-      </w:pPr>
-      <w:r>
-        <w:rPr>
-          <w:lang w:val="en-CA"/>
-        </w:rPr>
-        <w:t>“Did you get dog breath, because I certainly did,” Vinnie said.</w:t>
-      </w:r>
-    </w:p>
-    <w:p>
-      <w:pPr>
-        <w:rPr>
-          <w:lang w:val="en-CA"/>
-        </w:rPr>
-      </w:pPr>
-      <w:r>
-        <w:rPr>
-          <w:lang w:val="en-CA"/>
-        </w:rPr>
-        <w:t>“You got dog breath?” Gilbert asked, surprised.</w:t>
-      </w:r>
-    </w:p>
-    <w:p>
-      <w:pPr>
-        <w:rPr>
-          <w:lang w:val="en-CA"/>
-        </w:rPr>
-      </w:pPr>
-      <w:r>
-        <w:rPr>
-          <w:lang w:val="en-CA"/>
-        </w:rPr>
-        <w:t>I giggled and said, “I think they are joking.”</w:t>
-      </w:r>
-    </w:p>
-    <w:p>
-      <w:pPr>
-        <w:rPr>
-          <w:lang w:val="en-CA"/>
-        </w:rPr>
-      </w:pPr>
-      <w:r>
-        <w:rPr>
-          <w:lang w:val="en-CA"/>
-        </w:rPr>
-        <w:t>“All these jokes and no one laughs,” Vinnie said. “It’s kind of sad.”</w:t>
-      </w:r>
-    </w:p>
-    <w:p>
-      <w:pPr>
-        <w:rPr>
-          <w:lang w:val="en-CA"/>
-        </w:rPr>
-      </w:pPr>
-      <w:r>
-        <w:rPr>
-          <w:lang w:val="en-CA"/>
-        </w:rPr>
-        <w:t xml:space="preserve">“So what’s next?” Luke asked. </w:t>
-      </w:r>
-      <w:proofErr w:type="gramStart"/>
-      <w:r>
-        <w:rPr>
-          <w:lang w:val="en-CA"/>
-        </w:rPr>
-        <w:t>“So little money, so many things to buy.”</w:t>
-      </w:r>
-      <w:proofErr w:type="gramEnd"/>
-    </w:p>
-    <w:p>
-      <w:pPr>
-        <w:rPr>
-          <w:lang w:val="en-CA"/>
-        </w:rPr>
-      </w:pPr>
-      <w:r>
-        <w:rPr>
-          <w:lang w:val="en-CA"/>
-        </w:rPr>
-        <w:t>“All right, let’s go,” Gilbert said.</w:t>
-      </w:r>
-    </w:p>
-    <w:p>
-      <w:pPr>
-        <w:rPr>
-          <w:lang w:val="en-CA"/>
-        </w:rPr>
-      </w:pPr>
-      <w:r>
-        <w:rPr>
-          <w:lang w:val="en-CA"/>
-        </w:rPr>
-        <w:t>The next hoard of monsters was crabs. This time Strawberry fought. As before, they were swarming. They weren’t particularly strong being lesser monsters. Unfortunately, what they lost in individual strength they made up in numbers.</w:t>
-      </w:r>
-    </w:p>
-    <w:p>
-      <w:pPr>
-        <w:rPr>
-          <w:lang w:val="en-CA"/>
-        </w:rPr>
-      </w:pPr>
-      <w:r>
-        <w:rPr>
-          <w:lang w:val="en-CA"/>
-        </w:rPr>
-        <w:t xml:space="preserve">In addition to the usual </w:t>
-      </w:r>
-      <w:r>
-        <w:rPr>
-          <w:lang w:val="en-CA"/>
-        </w:rPr>
-        <w:t xml:space="preserve">drops such as </w:t>
-      </w:r>
-      <w:r>
-        <w:rPr>
-          <w:lang w:val="en-CA"/>
-        </w:rPr>
-        <w:t>monster cores and coins, we also got crab meat.</w:t>
-      </w:r>
-    </w:p>
-    <w:p>
-      <w:pPr>
-        <w:rPr>
-          <w:lang w:val="en-CA"/>
-        </w:rPr>
-      </w:pPr>
-      <w:r>
-        <w:rPr>
-          <w:lang w:val="en-CA"/>
-        </w:rPr>
-        <w:t>The next group was about the same in terms of strength. However, I was never in real danger. So what was the point of all this.</w:t>
+        <w:t xml:space="preserve"> I got banged up. </w:t>
+      </w:r>
+      <w:r>
+        <w:rPr>
+          <w:lang w:val="en-CA"/>
+        </w:rPr>
+        <w:t xml:space="preserve">That healing </w:t>
+      </w:r>
+      <w:r>
+        <w:t>unguent was a life saver</w:t>
+      </w:r>
+      <w:r>
+        <w:t>, as was my aura powers. There was a slight but noticeable improvement to the healing.</w:t>
+      </w:r>
+    </w:p>
+    <w:p>
+      <w:pPr>
+        <w:rPr>
+          <w:lang w:val="en-CA"/>
+        </w:rPr>
+      </w:pPr>
+      <w:r>
+        <w:rPr>
+          <w:lang w:val="en-CA"/>
+        </w:rPr>
+        <w:t xml:space="preserve">The next group was about the same in terms of strength. However, </w:t>
+      </w:r>
+      <w:r>
+        <w:rPr>
+          <w:lang w:val="en-CA"/>
+        </w:rPr>
+        <w:t xml:space="preserve">I </w:t>
+      </w:r>
+      <w:r>
+        <w:rPr>
+          <w:lang w:val="en-CA"/>
+        </w:rPr>
+        <w:t>wasn’t really being tested</w:t>
+      </w:r>
+      <w:r>
+        <w:rPr>
+          <w:lang w:val="en-CA"/>
+        </w:rPr>
+        <w:t>. So what was the point of all th</w:t>
+      </w:r>
+      <w:r>
+        <w:rPr>
+          <w:lang w:val="en-CA"/>
+        </w:rPr>
+        <w:t xml:space="preserve">is? </w:t>
       </w:r>
     </w:p>
     <w:p>
@@ -24211,78 +24493,96 @@
         <w:rPr>
           <w:lang w:val="en-CA"/>
         </w:rPr>
-        <w:t xml:space="preserve">I knew that both Strawberry and Vinnie were fighting. Was Luke also sharing in their exhaustion? I didn’t understand his power. At times </w:t>
-      </w:r>
+        <w:t xml:space="preserve">I knew that both Strawberry and Vinnie were fighting. Was Luke also sharing in their exhaustion? I didn’t understand his power. At times they seemed like completely </w:t>
+      </w:r>
+      <w:r>
+        <w:rPr>
+          <w:lang w:val="en-CA"/>
+        </w:rPr>
+        <w:t xml:space="preserve">separate </w:t>
+      </w:r>
+      <w:r>
+        <w:rPr>
+          <w:lang w:val="en-CA"/>
+        </w:rPr>
+        <w:t xml:space="preserve">people, but other times they seemed to mess up and I could see he was </w:t>
+      </w:r>
+      <w:r>
+        <w:rPr>
+          <w:lang w:val="en-CA"/>
+        </w:rPr>
+        <w:t>puppeting</w:t>
+      </w:r>
+      <w:r>
+        <w:rPr>
+          <w:lang w:val="en-CA"/>
+        </w:rPr>
+        <w:t xml:space="preserve"> them.</w:t>
+      </w:r>
+    </w:p>
+    <w:p>
+      <w:pPr>
+        <w:rPr>
+          <w:lang w:val="en-CA"/>
+        </w:rPr>
+      </w:pPr>
+      <w:r>
+        <w:rPr>
+          <w:lang w:val="en-CA"/>
+        </w:rPr>
+        <w:t>Also, when fighting he had to sleep so he could devote his full attention to his summons. Then, I noticed that the two never talked at the same time.</w:t>
+      </w:r>
+    </w:p>
+    <w:p>
+      <w:pPr>
+        <w:rPr>
+          <w:lang w:val="en-CA"/>
+        </w:rPr>
+      </w:pPr>
+      <w:r>
+        <w:rPr>
+          <w:lang w:val="en-CA"/>
+        </w:rPr>
+        <w:t>Split mind was amazing, but it was still weak.</w:t>
+      </w:r>
+    </w:p>
+    <w:p>
+      <w:pPr>
+        <w:rPr>
+          <w:lang w:val="en-CA"/>
+        </w:rPr>
+      </w:pPr>
+      <w:r>
+        <w:rPr>
+          <w:lang w:val="en-CA"/>
+        </w:rPr>
+        <w:t>In the end I concluded these fights were more for Luke than me. Only actual combat would work for him. Gilbert was certainly more observant than I gave him credit for.</w:t>
+      </w:r>
+    </w:p>
+    <w:p>
+      <w:pPr>
+        <w:rPr>
+          <w:lang w:val="en-CA"/>
+        </w:rPr>
+      </w:pPr>
       <w:r>
         <w:rPr>
           <w:lang w:val="en-CA"/>
         </w:rPr>
         <w:lastRenderedPageBreak/>
-        <w:t xml:space="preserve">they seemed like completely people, but other times they seemed to mess up and I could see he was </w:t>
-      </w:r>
-      <w:r>
-        <w:rPr>
-          <w:lang w:val="en-CA"/>
-        </w:rPr>
-        <w:t>puppeting</w:t>
-      </w:r>
-      <w:r>
-        <w:rPr>
-          <w:lang w:val="en-CA"/>
-        </w:rPr>
-        <w:t xml:space="preserve"> them.</w:t>
-      </w:r>
-    </w:p>
-    <w:p>
-      <w:pPr>
-        <w:rPr>
-          <w:lang w:val="en-CA"/>
-        </w:rPr>
-      </w:pPr>
-      <w:r>
-        <w:rPr>
-          <w:lang w:val="en-CA"/>
-        </w:rPr>
-        <w:t>Also, when fighting he had to sleep so he could devote his full attention to his summons. Then, I noticed that the two never talked at the same time.</w:t>
-      </w:r>
-    </w:p>
-    <w:p>
-      <w:pPr>
-        <w:rPr>
-          <w:lang w:val="en-CA"/>
-        </w:rPr>
-      </w:pPr>
-      <w:r>
-        <w:rPr>
-          <w:lang w:val="en-CA"/>
-        </w:rPr>
-        <w:t>Split mind was amazing, but it was still weak.</w:t>
-      </w:r>
-    </w:p>
-    <w:p>
-      <w:pPr>
-        <w:rPr>
-          <w:lang w:val="en-CA"/>
-        </w:rPr>
-      </w:pPr>
-      <w:r>
-        <w:rPr>
-          <w:lang w:val="en-CA"/>
-        </w:rPr>
-        <w:t>In the end I concluded these fights were more for Luke than me. Only actual combat would work for him. Gilbert was certainly more observant than I gave him credit for.</w:t>
-      </w:r>
-    </w:p>
-    <w:p>
-      <w:pPr>
-        <w:rPr>
-          <w:lang w:val="en-CA"/>
-        </w:rPr>
-      </w:pPr>
-      <w:r>
-        <w:rPr>
-          <w:lang w:val="en-CA"/>
-        </w:rPr>
-        <w:t>As evening came Gilbert put a stop to the training and asked, “What did you learn today?”</w:t>
+        <w:t xml:space="preserve">As </w:t>
+      </w:r>
+      <w:r>
+        <w:rPr>
+          <w:lang w:val="en-CA"/>
+        </w:rPr>
+        <w:t>night</w:t>
+      </w:r>
+      <w:r>
+        <w:rPr>
+          <w:lang w:val="en-CA"/>
+        </w:rPr>
+        <w:t xml:space="preserve"> came Gilbert put a stop to the training and asked, “What did you learn today?”</w:t>
       </w:r>
     </w:p>
     <w:p>
@@ -24342,53 +24642,55 @@
         </w:rPr>
         <w:t xml:space="preserve">“Also, my two </w:t>
       </w:r>
-      <w:proofErr w:type="gramStart"/>
-      <w:r>
-        <w:rPr>
-          <w:lang w:val="en-CA"/>
-        </w:rPr>
-        <w:t>summons</w:t>
-      </w:r>
-      <w:proofErr w:type="gramEnd"/>
-      <w:r>
-        <w:rPr>
-          <w:lang w:val="en-CA"/>
-        </w:rPr>
-        <w:t xml:space="preserve"> aren’t designed for fighting,” Luke said. “Once I get more resources, I plan on summoning a more combat-focused familiar.”</w:t>
-      </w:r>
-    </w:p>
-    <w:p>
-      <w:pPr>
-        <w:rPr>
-          <w:lang w:val="en-CA"/>
-        </w:rPr>
-      </w:pPr>
-      <w:proofErr w:type="gramStart"/>
-      <w:r>
-        <w:rPr>
-          <w:lang w:val="en-CA"/>
-        </w:rPr>
-        <w:t>“How about you Susie?”</w:t>
-      </w:r>
-      <w:proofErr w:type="gramEnd"/>
-      <w:r>
-        <w:rPr>
-          <w:lang w:val="en-CA"/>
-        </w:rPr>
-        <w:t xml:space="preserve"> Gilbert asked.</w:t>
-      </w:r>
-    </w:p>
-    <w:p>
-      <w:pPr>
-        <w:rPr>
-          <w:lang w:val="en-CA"/>
-        </w:rPr>
-      </w:pPr>
-      <w:r>
-        <w:rPr>
-          <w:lang w:val="en-CA"/>
-        </w:rPr>
-        <w:t>“We have only gone after lesser monsters until now,” Susie said. “I haven’t seen any real problems yet.</w:t>
+      <w:r>
+        <w:rPr>
+          <w:lang w:val="en-CA"/>
+        </w:rPr>
+        <w:t>familiar</w:t>
+      </w:r>
+      <w:r>
+        <w:rPr>
+          <w:lang w:val="en-CA"/>
+        </w:rPr>
+        <w:t>s aren’t designed for fighting,” Luke said. “Once I get more resources, I plan on summoning a more combat-focused familiar.”</w:t>
+      </w:r>
+    </w:p>
+    <w:p>
+      <w:pPr>
+        <w:rPr>
+          <w:lang w:val="en-CA"/>
+        </w:rPr>
+      </w:pPr>
+      <w:r>
+        <w:rPr>
+          <w:lang w:val="en-CA"/>
+        </w:rPr>
+        <w:t>“How about you Susie?” Gilbert asked.</w:t>
+      </w:r>
+    </w:p>
+    <w:p>
+      <w:pPr>
+        <w:rPr>
+          <w:lang w:val="en-CA"/>
+        </w:rPr>
+      </w:pPr>
+      <w:r>
+        <w:rPr>
+          <w:lang w:val="en-CA"/>
+        </w:rPr>
+        <w:t xml:space="preserve">“We have only gone after lesser monsters until now,” </w:t>
+      </w:r>
+      <w:r>
+        <w:rPr>
+          <w:lang w:val="en-CA"/>
+        </w:rPr>
+        <w:t>I</w:t>
+      </w:r>
+      <w:r>
+        <w:rPr>
+          <w:lang w:val="en-CA"/>
+        </w:rPr>
+        <w:t xml:space="preserve"> said. “I haven’t seen any real problems yet.</w:t>
       </w:r>
       <w:r>
         <w:rPr>
@@ -24407,7 +24709,25 @@
         <w:rPr>
           <w:lang w:val="en-CA"/>
         </w:rPr>
-        <w:t>“I’ve been targeting lesser monsters because we are in a monster surge,” Gilbert said. “A Finding solitary monster now is a challenge.</w:t>
+        <w:t xml:space="preserve">“I’ve been targeting lesser monsters because we are in a monster surge,” Gilbert said. “Finding </w:t>
+      </w:r>
+      <w:r>
+        <w:rPr>
+          <w:lang w:val="en-CA"/>
+        </w:rPr>
+        <w:t xml:space="preserve">a </w:t>
+      </w:r>
+      <w:r>
+        <w:rPr>
+          <w:lang w:val="en-CA"/>
+        </w:rPr>
+        <w:t>soli</w:t>
+      </w:r>
+      <w:r>
+        <w:rPr>
+          <w:lang w:val="en-CA"/>
+        </w:rPr>
+        <w:t>tary monster now is a challenge and I don’t want you to overextend yourselves.</w:t>
       </w:r>
     </w:p>
     <w:p>
@@ -24433,53 +24753,90 @@
         <w:rPr>
           <w:lang w:val="en-CA"/>
         </w:rPr>
+        <w:t>“Go to sleep you two.”</w:t>
+      </w:r>
+    </w:p>
+    <w:p>
+      <w:pPr>
+        <w:rPr>
+          <w:lang w:val="en-CA"/>
+        </w:rPr>
+      </w:pPr>
+      <w:r>
+        <w:rPr>
+          <w:lang w:val="en-CA"/>
+        </w:rPr>
+        <w:t>We both got into our bed on the sand skimmer.</w:t>
+      </w:r>
+    </w:p>
+    <w:p>
+      <w:pPr>
+        <w:rPr>
+          <w:lang w:val="en-CA"/>
+        </w:rPr>
+      </w:pPr>
+      <w:r>
+        <w:rPr>
+          <w:lang w:val="en-CA"/>
+        </w:rPr>
+        <w:t>“Susie, wouldn’t it be amazing having something like a sand skimmer?” Luke asked. “It</w:t>
+      </w:r>
+      <w:r>
+        <w:rPr>
+          <w:lang w:val="en-CA"/>
+        </w:rPr>
+        <w:t xml:space="preserve"> would be like our very own RV. I miss my old RV.”</w:t>
+      </w:r>
+    </w:p>
+    <w:p>
+      <w:pPr>
+        <w:rPr>
+          <w:lang w:val="en-CA"/>
+        </w:rPr>
+      </w:pPr>
+      <w:r>
+        <w:rPr>
+          <w:lang w:val="en-CA"/>
+        </w:rPr>
+        <w:t xml:space="preserve">“Not everyone can use these things,” Gilbert said. “You need the appropriate awakening </w:t>
+      </w:r>
+      <w:r>
+        <w:rPr>
+          <w:lang w:val="en-CA"/>
+        </w:rPr>
+        <w:t xml:space="preserve">stone </w:t>
+      </w:r>
+      <w:r>
+        <w:rPr>
+          <w:lang w:val="en-CA"/>
+        </w:rPr>
+        <w:t xml:space="preserve">for it. </w:t>
+      </w:r>
+      <w:r>
+        <w:rPr>
+          <w:lang w:val="en-CA"/>
+        </w:rPr>
+        <w:t xml:space="preserve">A common awakening stone is the </w:t>
+      </w:r>
+      <w:r>
+        <w:rPr>
+          <w:i/>
+          <w:lang w:val="en-CA"/>
+        </w:rPr>
+        <w:t>Awakening Stone of the Magister</w:t>
+      </w:r>
+      <w:r>
+        <w:rPr>
+          <w:lang w:val="en-CA"/>
+        </w:rPr>
+        <w:t xml:space="preserve">. It often produces the essence </w:t>
+      </w:r>
+      <w:r>
+        <w:rPr>
+          <w:lang w:val="en-CA"/>
+        </w:rPr>
         <w:lastRenderedPageBreak/>
-        <w:t>“Go to sleep you two.”</w:t>
-      </w:r>
-    </w:p>
-    <w:p>
-      <w:pPr>
-        <w:rPr>
-          <w:lang w:val="en-CA"/>
-        </w:rPr>
-      </w:pPr>
-      <w:r>
-        <w:rPr>
-          <w:lang w:val="en-CA"/>
-        </w:rPr>
-        <w:t>We both got into our bed on the sand skimmer.</w:t>
-      </w:r>
-    </w:p>
-    <w:p>
-      <w:pPr>
-        <w:rPr>
-          <w:lang w:val="en-CA"/>
-        </w:rPr>
-      </w:pPr>
-      <w:r>
-        <w:rPr>
-          <w:lang w:val="en-CA"/>
-        </w:rPr>
-        <w:t>“Susie, wouldn’t it be amazing having something like a sand skimmer?” Luke asked. “It would be like our very own RV.”</w:t>
-      </w:r>
-    </w:p>
-    <w:p>
-      <w:pPr>
-        <w:rPr>
-          <w:lang w:val="en-CA"/>
-        </w:rPr>
-      </w:pPr>
-      <w:r>
-        <w:rPr>
-          <w:lang w:val="en-CA"/>
-        </w:rPr>
-        <w:t xml:space="preserve">“Not everyone can use these things,” Gilbert said. “You need the appropriate awakening for it. In your case, </w:t>
-      </w:r>
-      <w:r>
-        <w:rPr>
-          <w:lang w:val="en-CA"/>
-        </w:rPr>
-        <w:t xml:space="preserve">you need something like </w:t>
+        <w:t xml:space="preserve">ability </w:t>
       </w:r>
       <w:r>
         <w:rPr>
@@ -24508,7 +24865,19 @@
         <w:rPr>
           <w:lang w:val="en-CA"/>
         </w:rPr>
-        <w:t>“That’s good,” I said. “I want versatility. I don’t want to be a one-trick heidel.”</w:t>
+        <w:t xml:space="preserve">“That’s good,” </w:t>
+      </w:r>
+      <w:r>
+        <w:rPr>
+          <w:lang w:val="en-CA"/>
+        </w:rPr>
+        <w:t>Luke</w:t>
+      </w:r>
+      <w:r>
+        <w:rPr>
+          <w:lang w:val="en-CA"/>
+        </w:rPr>
+        <w:t xml:space="preserve"> said. “I want versatility. I don’t want to be a one-trick heidel.”</w:t>
       </w:r>
     </w:p>
     <w:p>
@@ -24540,20 +24909,44 @@
         <w:rPr>
           <w:lang w:val="en-CA"/>
         </w:rPr>
-        <w:t>“I don’t need to be the strongest, since I have Susie,” I said.</w:t>
-      </w:r>
-    </w:p>
-    <w:p>
-      <w:pPr>
-        <w:rPr>
-          <w:lang w:val="en-CA"/>
-        </w:rPr>
-      </w:pPr>
-      <w:r>
-        <w:rPr>
-          <w:lang w:val="en-CA"/>
-        </w:rPr>
-        <w:t>“That’s right,” Susie said proudly.</w:t>
+        <w:t xml:space="preserve">“I don’t need to be the strongest, since I have Susie,” </w:t>
+      </w:r>
+      <w:r>
+        <w:rPr>
+          <w:lang w:val="en-CA"/>
+        </w:rPr>
+        <w:t>Luke</w:t>
+      </w:r>
+      <w:r>
+        <w:rPr>
+          <w:lang w:val="en-CA"/>
+        </w:rPr>
+        <w:t xml:space="preserve"> said.</w:t>
+      </w:r>
+    </w:p>
+    <w:p>
+      <w:pPr>
+        <w:rPr>
+          <w:lang w:val="en-CA"/>
+        </w:rPr>
+      </w:pPr>
+      <w:r>
+        <w:rPr>
+          <w:lang w:val="en-CA"/>
+        </w:rPr>
+        <w:t xml:space="preserve">“That’s right,” </w:t>
+      </w:r>
+      <w:r>
+        <w:rPr>
+          <w:lang w:val="en-CA"/>
+        </w:rPr>
+        <w:t>I</w:t>
+      </w:r>
+      <w:r>
+        <w:rPr>
+          <w:lang w:val="en-CA"/>
+        </w:rPr>
+        <w:t xml:space="preserve"> said proudly.</w:t>
       </w:r>
     </w:p>
     <w:p>
@@ -24766,114 +25159,157 @@
         <w:rPr>
           <w:lang w:val="en-CA"/>
         </w:rPr>
+        <w:t>The good news was that we were finally loaded with loot.</w:t>
+      </w:r>
+      <w:r>
+        <w:rPr>
+          <w:lang w:val="en-CA"/>
+        </w:rPr>
+        <w:t xml:space="preserve"> That meant proper clothes and stuff for our room. I couldn’t wait to go shopping.</w:t>
+      </w:r>
+    </w:p>
+    <w:p>
+      <w:pPr>
+        <w:rPr>
+          <w:lang w:val="en-CA"/>
+        </w:rPr>
+      </w:pPr>
+      <w:r>
+        <w:rPr>
+          <w:lang w:val="en-CA"/>
+        </w:rPr>
+        <w:t>As we headed back, Gilbert asked, “What did you learn?”</w:t>
+      </w:r>
+    </w:p>
+    <w:p>
+      <w:pPr>
+        <w:rPr>
+          <w:lang w:val="en-CA"/>
+        </w:rPr>
+      </w:pPr>
+      <w:r>
+        <w:rPr>
+          <w:lang w:val="en-CA"/>
+        </w:rPr>
+        <w:t xml:space="preserve">“I better understand what types of powers I need,” </w:t>
+      </w:r>
+      <w:r>
+        <w:rPr>
+          <w:lang w:val="en-CA"/>
+        </w:rPr>
+        <w:t>Luke</w:t>
+      </w:r>
+      <w:r>
+        <w:rPr>
+          <w:lang w:val="en-CA"/>
+        </w:rPr>
+        <w:t xml:space="preserve"> said. “</w:t>
+      </w:r>
+      <w:r>
+        <w:rPr>
+          <w:lang w:val="en-CA"/>
+        </w:rPr>
+        <w:t>I suspect need drives what types of powers will awaken when I use my awakening stones.</w:t>
+      </w:r>
+    </w:p>
+    <w:p>
+      <w:pPr>
+        <w:rPr>
+          <w:lang w:val="en-CA"/>
+        </w:rPr>
+      </w:pPr>
+      <w:r>
+        <w:rPr>
+          <w:lang w:val="en-CA"/>
+        </w:rPr>
         <w:lastRenderedPageBreak/>
-        <w:t>Every night Strawberry would study while Luke and I slept. Since we only used her at night, she had plenty of time to sleep in Luke’s summoning space.</w:t>
-      </w:r>
-      <w:r>
-        <w:rPr>
-          <w:lang w:val="en-CA"/>
-        </w:rPr>
-        <w:t xml:space="preserve"> </w:t>
-      </w:r>
-    </w:p>
-    <w:p>
-      <w:pPr>
-        <w:rPr>
-          <w:lang w:val="en-CA"/>
-        </w:rPr>
-      </w:pPr>
-      <w:r>
-        <w:rPr>
-          <w:lang w:val="en-CA"/>
-        </w:rPr>
-        <w:t>Why use Strawberry and not Vinnie? It</w:t>
-      </w:r>
-      <w:r>
-        <w:rPr>
-          <w:lang w:val="en-CA"/>
-        </w:rPr>
-        <w:t xml:space="preserve"> wa</w:t>
-      </w:r>
-      <w:r>
-        <w:rPr>
-          <w:lang w:val="en-CA"/>
-        </w:rPr>
-        <w:t xml:space="preserve">s because </w:t>
-      </w:r>
-      <w:r>
-        <w:rPr>
-          <w:lang w:val="en-CA"/>
-        </w:rPr>
-        <w:t>Vinnie was better suited for combat</w:t>
-      </w:r>
-      <w:r>
-        <w:rPr>
-          <w:lang w:val="en-CA"/>
-        </w:rPr>
-        <w:t xml:space="preserve"> and a</w:t>
-      </w:r>
-      <w:r>
-        <w:rPr>
-          <w:lang w:val="en-CA"/>
-        </w:rPr>
-        <w:t xml:space="preserve">lso, he was faster. </w:t>
-      </w:r>
-      <w:r>
-        <w:rPr>
-          <w:lang w:val="en-CA"/>
-        </w:rPr>
-        <w:t>I have</w:t>
-      </w:r>
-      <w:r>
-        <w:rPr>
-          <w:lang w:val="en-CA"/>
-        </w:rPr>
-        <w:t xml:space="preserve"> no idea</w:t>
-      </w:r>
-      <w:r>
-        <w:rPr>
-          <w:lang w:val="en-CA"/>
-        </w:rPr>
-        <w:t xml:space="preserve"> why.</w:t>
-      </w:r>
-    </w:p>
-    <w:p>
-      <w:pPr>
-        <w:rPr>
-          <w:lang w:val="en-CA"/>
-        </w:rPr>
-      </w:pPr>
-      <w:r>
-        <w:rPr>
-          <w:lang w:val="en-CA"/>
-        </w:rPr>
-        <w:t>The good news was that we were finally loaded with loot.</w:t>
-      </w:r>
-    </w:p>
-    <w:p>
-      <w:pPr>
-        <w:rPr>
-          <w:lang w:val="en-CA"/>
-        </w:rPr>
-      </w:pPr>
-      <w:r>
-        <w:rPr>
-          <w:lang w:val="en-CA"/>
-        </w:rPr>
-        <w:t>As we headed back, Gilbert asked, “What did you learn?”</w:t>
-      </w:r>
-    </w:p>
-    <w:p>
-      <w:pPr>
-        <w:rPr>
-          <w:lang w:val="en-CA"/>
-        </w:rPr>
-      </w:pPr>
-      <w:r>
-        <w:rPr>
-          <w:lang w:val="en-CA"/>
-        </w:rPr>
-        <w:t xml:space="preserve">“I better understand what types of powers I need,” </w:t>
+        <w:t xml:space="preserve">“However, they are heavily influenced by the actual stones used. </w:t>
+      </w:r>
+      <w:r>
+        <w:rPr>
+          <w:lang w:val="en-CA"/>
+        </w:rPr>
+        <w:t xml:space="preserve">The better I understand my own needs, the better </w:t>
+      </w:r>
+      <w:r>
+        <w:rPr>
+          <w:lang w:val="en-CA"/>
+        </w:rPr>
+        <w:t xml:space="preserve">I can choose and the better </w:t>
+      </w:r>
+      <w:r>
+        <w:rPr>
+          <w:lang w:val="en-CA"/>
+        </w:rPr>
+        <w:t>my powers will fit me</w:t>
+      </w:r>
+      <w:r>
+        <w:rPr>
+          <w:lang w:val="en-CA"/>
+        </w:rPr>
+        <w:t>. Hopefully I will be able to use more</w:t>
+      </w:r>
+      <w:r>
+        <w:rPr>
+          <w:lang w:val="en-CA"/>
+        </w:rPr>
+        <w:t xml:space="preserve"> common stones.”</w:t>
+      </w:r>
+    </w:p>
+    <w:p>
+      <w:pPr>
+        <w:rPr>
+          <w:lang w:val="en-CA"/>
+        </w:rPr>
+      </w:pPr>
+      <w:r>
+        <w:rPr>
+          <w:lang w:val="en-CA"/>
+        </w:rPr>
+        <w:t>“</w:t>
+      </w:r>
+      <w:r>
+        <w:rPr>
+          <w:lang w:val="en-CA"/>
+        </w:rPr>
+        <w:t>That’s about right</w:t>
+      </w:r>
+      <w:r>
+        <w:rPr>
+          <w:lang w:val="en-CA"/>
+        </w:rPr>
+        <w:t>,” Gilbert said. “</w:t>
+      </w:r>
+      <w:r>
+        <w:rPr>
+          <w:lang w:val="en-CA"/>
+        </w:rPr>
+        <w:t>People prefer higher grade stones for finer control of powers</w:t>
+      </w:r>
+      <w:r>
+        <w:rPr>
+          <w:lang w:val="en-CA"/>
+        </w:rPr>
+        <w:t>.</w:t>
+      </w:r>
+      <w:r>
+        <w:rPr>
+          <w:lang w:val="en-CA"/>
+        </w:rPr>
+        <w:t>”</w:t>
+      </w:r>
+    </w:p>
+    <w:p>
+      <w:pPr>
+        <w:rPr>
+          <w:lang w:val="en-CA"/>
+        </w:rPr>
+      </w:pPr>
+      <w:r>
+        <w:rPr>
+          <w:lang w:val="en-CA"/>
+        </w:rPr>
+        <w:t xml:space="preserve">“Unfortunately I have 2 epic essences,” </w:t>
       </w:r>
       <w:r>
         <w:rPr>
@@ -24885,93 +25321,323 @@
         <w:rPr>
           <w:lang w:val="en-CA"/>
         </w:rPr>
-        <w:t xml:space="preserve"> said. “</w:t>
-      </w:r>
-      <w:r>
-        <w:rPr>
-          <w:lang w:val="en-CA"/>
-        </w:rPr>
-        <w:t>I suspect need drives what types of powers will awaken when I use my awakening stones.</w:t>
-      </w:r>
-    </w:p>
-    <w:p>
-      <w:pPr>
-        <w:rPr>
-          <w:lang w:val="en-CA"/>
-        </w:rPr>
-      </w:pPr>
-      <w:r>
-        <w:rPr>
-          <w:lang w:val="en-CA"/>
-        </w:rPr>
-        <w:t xml:space="preserve">“However, they are heavily influenced by the actual stones used. </w:t>
-      </w:r>
-      <w:r>
-        <w:rPr>
-          <w:lang w:val="en-CA"/>
-        </w:rPr>
-        <w:t xml:space="preserve">The better I understand my own needs, the better </w:t>
-      </w:r>
-      <w:r>
-        <w:rPr>
-          <w:lang w:val="en-CA"/>
-        </w:rPr>
-        <w:t xml:space="preserve">I can choose and the better </w:t>
-      </w:r>
-      <w:r>
-        <w:rPr>
-          <w:lang w:val="en-CA"/>
-        </w:rPr>
-        <w:t>my powers will fit me</w:t>
-      </w:r>
-      <w:r>
-        <w:rPr>
-          <w:lang w:val="en-CA"/>
-        </w:rPr>
-        <w:t>. Hopefully I will be able to use more</w:t>
-      </w:r>
-      <w:r>
-        <w:rPr>
-          <w:lang w:val="en-CA"/>
-        </w:rPr>
-        <w:t xml:space="preserve"> common stones.”</w:t>
-      </w:r>
-    </w:p>
-    <w:p>
-      <w:pPr>
-        <w:rPr>
-          <w:lang w:val="en-CA"/>
-        </w:rPr>
-      </w:pPr>
-      <w:r>
-        <w:rPr>
-          <w:lang w:val="en-CA"/>
-        </w:rPr>
-        <w:t>“</w:t>
-      </w:r>
-      <w:r>
-        <w:rPr>
-          <w:lang w:val="en-CA"/>
-        </w:rPr>
-        <w:t>That’s about right</w:t>
-      </w:r>
-      <w:r>
-        <w:rPr>
-          <w:lang w:val="en-CA"/>
-        </w:rPr>
-        <w:t>,” Gilbert said. “</w:t>
-      </w:r>
-      <w:r>
-        <w:rPr>
-          <w:lang w:val="en-CA"/>
-        </w:rPr>
-        <w:t>People prefer higher grade stones for finer control of powers</w:t>
-      </w:r>
-      <w:r>
-        <w:rPr>
-          <w:lang w:val="en-CA"/>
-        </w:rPr>
-        <w:t>.</w:t>
+        <w:t xml:space="preserve"> said. “Finding stones for W</w:t>
+      </w:r>
+      <w:r>
+        <w:rPr>
+          <w:lang w:val="en-CA"/>
+        </w:rPr>
+        <w:t>o</w:t>
+      </w:r>
+      <w:r>
+        <w:rPr>
+          <w:lang w:val="en-CA"/>
+        </w:rPr>
+        <w:t xml:space="preserve">nder and Astral will be a pain. My astral power comes from a Messenger Susie’s aunts looted. </w:t>
+      </w:r>
+      <w:r>
+        <w:rPr>
+          <w:lang w:val="en-CA"/>
+        </w:rPr>
+        <w:t>Not sure why I got a stone suited for the Wonder essence. It’s almost as if the gods gave me a gift.</w:t>
+      </w:r>
+    </w:p>
+    <w:p>
+      <w:pPr>
+        <w:rPr>
+          <w:lang w:val="en-CA"/>
+        </w:rPr>
+      </w:pPr>
+      <w:r>
+        <w:rPr>
+          <w:lang w:val="en-CA"/>
+        </w:rPr>
+        <w:t xml:space="preserve">“In conclusion, waiting is a great strategy. The more desperately I need something, the better my chances of getting it. The downside is; how do I know if the stone I have </w:t>
+      </w:r>
+      <w:r>
+        <w:rPr>
+          <w:lang w:val="en-CA"/>
+        </w:rPr>
+        <w:t>is</w:t>
+      </w:r>
+      <w:r>
+        <w:rPr>
+          <w:lang w:val="en-CA"/>
+        </w:rPr>
+        <w:t xml:space="preserve"> suited </w:t>
+      </w:r>
+      <w:r>
+        <w:rPr>
+          <w:lang w:val="en-CA"/>
+        </w:rPr>
+        <w:t>for me?</w:t>
+      </w:r>
+      <w:r>
+        <w:rPr>
+          <w:lang w:val="en-CA"/>
+        </w:rPr>
+        <w:t xml:space="preserve"> It’s a real pain.”</w:t>
+      </w:r>
+    </w:p>
+    <w:p>
+      <w:pPr>
+        <w:rPr>
+          <w:lang w:val="en-CA"/>
+        </w:rPr>
+      </w:pPr>
+      <w:r>
+        <w:rPr>
+          <w:lang w:val="en-CA"/>
+        </w:rPr>
+        <w:t>“You could ask a cleric of Knowledge,” Gilbert said.</w:t>
+      </w:r>
+    </w:p>
+    <w:p>
+      <w:pPr>
+        <w:rPr>
+          <w:lang w:val="en-CA"/>
+        </w:rPr>
+      </w:pPr>
+      <w:r>
+        <w:rPr>
+          <w:lang w:val="en-CA"/>
+        </w:rPr>
+        <w:t xml:space="preserve">“I’m not sure I should,” </w:t>
+      </w:r>
+      <w:r>
+        <w:rPr>
+          <w:lang w:val="en-CA"/>
+        </w:rPr>
+        <w:t>Luke</w:t>
+      </w:r>
+      <w:r>
+        <w:rPr>
+          <w:lang w:val="en-CA"/>
+        </w:rPr>
+        <w:t xml:space="preserve"> said. “Although I suppose I could ask for general advice.”</w:t>
+      </w:r>
+    </w:p>
+    <w:p>
+      <w:pPr>
+        <w:rPr>
+          <w:lang w:val="en-CA"/>
+        </w:rPr>
+      </w:pPr>
+      <w:r>
+        <w:rPr>
+          <w:lang w:val="en-CA"/>
+        </w:rPr>
+        <w:t>“How about you Susie?” Gilbert asked.</w:t>
+      </w:r>
+    </w:p>
+    <w:p>
+      <w:pPr>
+        <w:rPr>
+          <w:lang w:val="en-CA"/>
+        </w:rPr>
+      </w:pPr>
+      <w:r>
+        <w:rPr>
+          <w:lang w:val="en-CA"/>
+        </w:rPr>
+        <w:t>“I wish I had a proper partner,” I said. “No offense but</w:t>
+      </w:r>
+      <w:r>
+        <w:rPr>
+          <w:lang w:val="en-CA"/>
+        </w:rPr>
+        <w:t xml:space="preserve"> Vinnie isn’t cutting it, and Strawberry is best for cuddling.”</w:t>
+      </w:r>
+    </w:p>
+    <w:p>
+      <w:pPr>
+        <w:rPr>
+          <w:lang w:val="en-CA"/>
+        </w:rPr>
+      </w:pPr>
+      <w:r>
+        <w:rPr>
+          <w:lang w:val="en-CA"/>
+        </w:rPr>
+        <w:t xml:space="preserve">“What kind of </w:t>
+      </w:r>
+      <w:r>
+        <w:rPr>
+          <w:lang w:val="en-CA"/>
+        </w:rPr>
+        <w:t>creature</w:t>
+      </w:r>
+      <w:r>
+        <w:rPr>
+          <w:lang w:val="en-CA"/>
+        </w:rPr>
+        <w:t xml:space="preserve"> would you like?” Luke asked.</w:t>
+      </w:r>
+      <w:r>
+        <w:rPr>
+          <w:lang w:val="en-CA"/>
+        </w:rPr>
+        <w:t xml:space="preserve"> “We talked about a dragon, didn’t we?”</w:t>
+      </w:r>
+    </w:p>
+    <w:p>
+      <w:pPr>
+        <w:rPr>
+          <w:lang w:val="en-CA"/>
+        </w:rPr>
+      </w:pPr>
+      <w:r>
+        <w:rPr>
+          <w:lang w:val="en-CA"/>
+        </w:rPr>
+        <w:t>“What’s the matter Luke?” Gilbert asked evilly. “Are you afraid of making a girl?”</w:t>
+      </w:r>
+    </w:p>
+    <w:p>
+      <w:pPr>
+        <w:rPr>
+          <w:lang w:val="en-CA"/>
+        </w:rPr>
+      </w:pPr>
+      <w:r>
+        <w:rPr>
+          <w:lang w:val="en-CA"/>
+        </w:rPr>
+        <w:t xml:space="preserve">Luke’s face turned bright red and he said, “Since when did you </w:t>
+      </w:r>
+      <w:r>
+        <w:rPr>
+          <w:lang w:val="en-CA"/>
+        </w:rPr>
+        <w:t>find out</w:t>
+      </w:r>
+      <w:r>
+        <w:rPr>
+          <w:lang w:val="en-CA"/>
+        </w:rPr>
+        <w:t>?”</w:t>
+      </w:r>
+    </w:p>
+    <w:p>
+      <w:pPr>
+        <w:rPr>
+          <w:lang w:val="en-CA"/>
+        </w:rPr>
+      </w:pPr>
+      <w:r>
+        <w:rPr>
+          <w:lang w:val="en-CA"/>
+        </w:rPr>
+        <w:lastRenderedPageBreak/>
+        <w:t xml:space="preserve">“It’s been barely 2 weeks since you started, so your aura senses are non-existent,” Gilbert said. “However for someone like me, it is obvious that all of your so-called </w:t>
+      </w:r>
+      <w:r>
+        <w:rPr>
+          <w:lang w:val="en-CA"/>
+        </w:rPr>
+        <w:t>familiars</w:t>
+      </w:r>
+      <w:r>
+        <w:rPr>
+          <w:lang w:val="en-CA"/>
+        </w:rPr>
+        <w:t xml:space="preserve"> share the exact same aura.</w:t>
+      </w:r>
+    </w:p>
+    <w:p>
+      <w:r>
+        <w:rPr>
+          <w:lang w:val="en-CA"/>
+        </w:rPr>
+        <w:t xml:space="preserve">“Then you </w:t>
+      </w:r>
+      <w:r>
+        <w:rPr>
+          <w:lang w:val="en-CA"/>
+        </w:rPr>
+        <w:t xml:space="preserve">have </w:t>
+      </w:r>
+      <w:r>
+        <w:t xml:space="preserve">Split </w:t>
+      </w:r>
+      <w:r>
+        <w:t>Mind</w:t>
+      </w:r>
+      <w:r>
+        <w:t xml:space="preserve">, which makes it quite clear. Those </w:t>
+      </w:r>
+      <w:r>
+        <w:t>familiars</w:t>
+      </w:r>
+      <w:r>
+        <w:t xml:space="preserve"> aren’t summons at all, but just you controlling two bodies at the same time. Don’t get me wrong. That’s impressive.</w:t>
+      </w:r>
+      <w:r>
+        <w:t xml:space="preserve"> It’s certainly unique enough to interest the Magic Society.”</w:t>
+      </w:r>
+    </w:p>
+    <w:p>
+      <w:r>
+        <w:t>“But my question is, why only female?”</w:t>
+      </w:r>
+    </w:p>
+    <w:p>
+      <w:r>
+        <w:t>“It’s because a magician always has female assistants,” I said. “I don’t know why but that’s just the way it is.”</w:t>
+      </w:r>
+    </w:p>
+    <w:p>
+      <w:r>
+        <w:t>Luke sighed and said, “I’ll do this if you really want.”</w:t>
+      </w:r>
+    </w:p>
+    <w:p>
+      <w:r>
+        <w:t>“Yes, yes, yes,” I shouted. “We can have so much fun doing girl things</w:t>
+      </w:r>
+      <w:r>
+        <w:t xml:space="preserve"> together</w:t>
+      </w:r>
+      <w:r>
+        <w:t>.”</w:t>
+      </w:r>
+    </w:p>
+    <w:p>
+      <w:r>
+        <w:t>Again Luke’s face turned red.</w:t>
+      </w:r>
+    </w:p>
+    <w:p>
+      <w:r>
+        <w:t>“You better stop or Luke will burst a blood vessel,” Gilbert said with a chuckle.</w:t>
+      </w:r>
+    </w:p>
+    <w:p>
+      <w:r>
+        <w:t>“I really need to obfuscate my aura, or your aunts will make fun of me,” Luke said.</w:t>
+      </w:r>
+    </w:p>
+    <w:p>
+      <w:r>
+        <w:t>Both Gilbert and I laughed. If there was any doubt before, there was none now. Strawberry and Vinnie didn’t exist. It was all Luke behind the curtains.</w:t>
+      </w:r>
+    </w:p>
+    <w:p>
+      <w:r>
+        <w:t>But that was sad too, realizing I had broken the illusion.</w:t>
+      </w:r>
+    </w:p>
+    <w:p>
+      <w:pPr>
+        <w:rPr>
+          <w:lang w:val="en-CA"/>
+        </w:rPr>
+      </w:pPr>
+      <w:r>
+        <w:rPr>
+          <w:lang w:val="en-CA"/>
+        </w:rPr>
+        <w:t>“You’re right,” I said. “We need an aura disguise.</w:t>
       </w:r>
       <w:r>
         <w:rPr>
@@ -24990,112 +25656,7 @@
         <w:rPr>
           <w:lang w:val="en-CA"/>
         </w:rPr>
-        <w:t xml:space="preserve">“Unfortunately I have 2 epic essences,” </w:t>
-      </w:r>
-      <w:r>
-        <w:rPr>
-          <w:lang w:val="en-CA"/>
-        </w:rPr>
-        <w:t>Luke</w:t>
-      </w:r>
-      <w:r>
-        <w:rPr>
-          <w:lang w:val="en-CA"/>
-        </w:rPr>
-        <w:t xml:space="preserve"> said. “Finding stones for W</w:t>
-      </w:r>
-      <w:r>
-        <w:rPr>
-          <w:lang w:val="en-CA"/>
-        </w:rPr>
-        <w:t>o</w:t>
-      </w:r>
-      <w:r>
-        <w:rPr>
-          <w:lang w:val="en-CA"/>
-        </w:rPr>
-        <w:t xml:space="preserve">nder and Astral will be a pain. My astral power comes from a Messenger Susie’s aunts looted. </w:t>
-      </w:r>
-      <w:r>
-        <w:rPr>
-          <w:lang w:val="en-CA"/>
-        </w:rPr>
-        <w:t>Not sure why I got a stone suited for the Wonder essence. It’s almost as if the gods gave me a gift.</w:t>
-      </w:r>
-    </w:p>
-    <w:p>
-      <w:pPr>
-        <w:rPr>
-          <w:lang w:val="en-CA"/>
-        </w:rPr>
-      </w:pPr>
-      <w:r>
-        <w:rPr>
-          <w:lang w:val="en-CA"/>
-        </w:rPr>
-        <w:t xml:space="preserve">“In conclusion, waiting is a great strategy. The more desperately I need something, the better my chances of getting it. The downside is; how do I know if the stone I have </w:t>
-      </w:r>
-      <w:r>
-        <w:rPr>
-          <w:lang w:val="en-CA"/>
-        </w:rPr>
-        <w:t>is</w:t>
-      </w:r>
-      <w:r>
-        <w:rPr>
-          <w:lang w:val="en-CA"/>
-        </w:rPr>
-        <w:t xml:space="preserve"> suited </w:t>
-      </w:r>
-      <w:r>
-        <w:rPr>
-          <w:lang w:val="en-CA"/>
-        </w:rPr>
-        <w:t>for me?</w:t>
-      </w:r>
-      <w:r>
-        <w:rPr>
-          <w:lang w:val="en-CA"/>
-        </w:rPr>
-        <w:t xml:space="preserve"> It’s a real pain.”</w:t>
-      </w:r>
-    </w:p>
-    <w:p>
-      <w:pPr>
-        <w:rPr>
-          <w:lang w:val="en-CA"/>
-        </w:rPr>
-      </w:pPr>
-      <w:r>
-        <w:rPr>
-          <w:lang w:val="en-CA"/>
-        </w:rPr>
-        <w:t>“You could ask a cleric of Knowledge,” Gilbert said.</w:t>
-      </w:r>
-    </w:p>
-    <w:p>
-      <w:pPr>
-        <w:rPr>
-          <w:lang w:val="en-CA"/>
-        </w:rPr>
-      </w:pPr>
-      <w:r>
-        <w:rPr>
-          <w:lang w:val="en-CA"/>
-        </w:rPr>
-        <w:t xml:space="preserve">“I’m not sure I should,” </w:t>
-      </w:r>
-      <w:r>
-        <w:rPr>
-          <w:lang w:val="en-CA"/>
-        </w:rPr>
-        <w:t>Luke</w:t>
-      </w:r>
-      <w:r>
-        <w:rPr>
-          <w:lang w:val="en-CA"/>
-        </w:rPr>
-        <w:t xml:space="preserve"> said. “Although I suppose I could ask for general advice.”</w:t>
+        <w:t>“Fine,” Luke said with a sigh. “However, you must design the body. You have spoilt me when it comes to beauty.”</w:t>
       </w:r>
     </w:p>
     <w:p>
@@ -25109,217 +25670,6 @@
           <w:lang w:val="en-CA"/>
         </w:rPr>
         <w:lastRenderedPageBreak/>
-        <w:t>“How about you Susie?” Gilbert asked.</w:t>
-      </w:r>
-    </w:p>
-    <w:p>
-      <w:pPr>
-        <w:rPr>
-          <w:lang w:val="en-CA"/>
-        </w:rPr>
-      </w:pPr>
-      <w:r>
-        <w:rPr>
-          <w:lang w:val="en-CA"/>
-        </w:rPr>
-        <w:t>“I wish I had a proper partner,” I said. “No offense but Vinnie isn’t cutting it.”</w:t>
-      </w:r>
-    </w:p>
-    <w:p>
-      <w:pPr>
-        <w:rPr>
-          <w:lang w:val="en-CA"/>
-        </w:rPr>
-      </w:pPr>
-      <w:r>
-        <w:rPr>
-          <w:lang w:val="en-CA"/>
-        </w:rPr>
-        <w:t xml:space="preserve">“What kind of </w:t>
-      </w:r>
-      <w:r>
-        <w:rPr>
-          <w:lang w:val="en-CA"/>
-        </w:rPr>
-        <w:t>creature</w:t>
-      </w:r>
-      <w:r>
-        <w:rPr>
-          <w:lang w:val="en-CA"/>
-        </w:rPr>
-        <w:t xml:space="preserve"> would you like?” Luke asked.</w:t>
-      </w:r>
-      <w:r>
-        <w:rPr>
-          <w:lang w:val="en-CA"/>
-        </w:rPr>
-        <w:t xml:space="preserve"> “We talked about a dragon, didn’t we?”</w:t>
-      </w:r>
-    </w:p>
-    <w:p>
-      <w:pPr>
-        <w:rPr>
-          <w:lang w:val="en-CA"/>
-        </w:rPr>
-      </w:pPr>
-      <w:r>
-        <w:rPr>
-          <w:lang w:val="en-CA"/>
-        </w:rPr>
-        <w:t>“What’s the matter Luke?” Gilbert asked evilly. “Are you afraid of making a girl?”</w:t>
-      </w:r>
-    </w:p>
-    <w:p>
-      <w:pPr>
-        <w:rPr>
-          <w:lang w:val="en-CA"/>
-        </w:rPr>
-      </w:pPr>
-      <w:r>
-        <w:rPr>
-          <w:lang w:val="en-CA"/>
-        </w:rPr>
-        <w:t>Luke’s face turned bright red and he said, “Since when did you know?”</w:t>
-      </w:r>
-    </w:p>
-    <w:p>
-      <w:pPr>
-        <w:rPr>
-          <w:lang w:val="en-CA"/>
-        </w:rPr>
-      </w:pPr>
-      <w:r>
-        <w:rPr>
-          <w:lang w:val="en-CA"/>
-        </w:rPr>
-        <w:t>“It’s been barely 2 weeks since you started, so your aura senses are non-existent,” Gilbert said. “However for someone like me, it is obvious that all of your so-called summons share the exact same aura.</w:t>
-      </w:r>
-    </w:p>
-    <w:p>
-      <w:r>
-        <w:rPr>
-          <w:lang w:val="en-CA"/>
-        </w:rPr>
-        <w:t xml:space="preserve">“Then you </w:t>
-      </w:r>
-      <w:r>
-        <w:rPr>
-          <w:lang w:val="en-CA"/>
-        </w:rPr>
-        <w:t xml:space="preserve">have </w:t>
-      </w:r>
-      <w:r>
-        <w:t xml:space="preserve">Split </w:t>
-      </w:r>
-      <w:r>
-        <w:t>Mind</w:t>
-      </w:r>
-      <w:r>
-        <w:t xml:space="preserve">, which makes it quite clear. Those </w:t>
-      </w:r>
-      <w:proofErr w:type="gramStart"/>
-      <w:r>
-        <w:t>summons</w:t>
-      </w:r>
-      <w:proofErr w:type="gramEnd"/>
-      <w:r>
-        <w:t xml:space="preserve"> aren’t summons at all, but just you controlling two bodies at the same time. Don’t get me wrong. That’s impressive.</w:t>
-      </w:r>
-    </w:p>
-    <w:p>
-      <w:r>
-        <w:t>“But my question is, why only female?”</w:t>
-      </w:r>
-    </w:p>
-    <w:p>
-      <w:r>
-        <w:t>“It’s because a magician always has female assistants,” I said. “I don’t know why but that’s just the way it is.”</w:t>
-      </w:r>
-    </w:p>
-    <w:p>
-      <w:r>
-        <w:t>Luke sighed and said, “I’ll do this if you really want.”</w:t>
-      </w:r>
-    </w:p>
-    <w:p>
-      <w:r>
-        <w:t>“Yes, yes, yes,” I shouted. “We can have so much fun doing girl things</w:t>
-      </w:r>
-      <w:r>
-        <w:t xml:space="preserve"> together</w:t>
-      </w:r>
-      <w:r>
-        <w:t>.”</w:t>
-      </w:r>
-    </w:p>
-    <w:p>
-      <w:r>
-        <w:t>Again Luke’s face turned red.</w:t>
-      </w:r>
-    </w:p>
-    <w:p>
-      <w:r>
-        <w:t>“You better stop or Luke will burst a blood vessel,” Gilbert said with a chuckle.</w:t>
-      </w:r>
-    </w:p>
-    <w:p>
-      <w:r>
-        <w:lastRenderedPageBreak/>
-        <w:t>“I really need to obfuscate my aura, or your aunts will make fun of me,” Luke said.</w:t>
-      </w:r>
-    </w:p>
-    <w:p>
-      <w:r>
-        <w:t>Both Gilbert and I laughed. If there was any doubt before, there was none now. Strawberry and Vinnie didn’t exist. It was all Luke behind the curtains.</w:t>
-      </w:r>
-    </w:p>
-    <w:p>
-      <w:r>
-        <w:t>But that was sad too, realizing I had broken the illusion.</w:t>
-      </w:r>
-    </w:p>
-    <w:p>
-      <w:pPr>
-        <w:rPr>
-          <w:lang w:val="en-CA"/>
-        </w:rPr>
-      </w:pPr>
-      <w:r>
-        <w:rPr>
-          <w:lang w:val="en-CA"/>
-        </w:rPr>
-        <w:t>“You’re right,” I said. “We need an aura disguise.</w:t>
-      </w:r>
-      <w:r>
-        <w:rPr>
-          <w:lang w:val="en-CA"/>
-        </w:rPr>
-        <w:t>”</w:t>
-      </w:r>
-    </w:p>
-    <w:p>
-      <w:pPr>
-        <w:rPr>
-          <w:lang w:val="en-CA"/>
-        </w:rPr>
-      </w:pPr>
-      <w:r>
-        <w:rPr>
-          <w:lang w:val="en-CA"/>
-        </w:rPr>
-        <w:t>“Fine,” Luke said with a sigh. “However, you must design the body. You have spoilt me when it comes to beauty.”</w:t>
-      </w:r>
-    </w:p>
-    <w:p>
-      <w:pPr>
-        <w:rPr>
-          <w:lang w:val="en-CA"/>
-        </w:rPr>
-      </w:pPr>
-      <w:r>
-        <w:rPr>
-          <w:lang w:val="en-CA"/>
-        </w:rPr>
         <w:t>I felt my face turning red and I said, “Just for that, comb my hair.”</w:t>
       </w:r>
     </w:p>
@@ -25352,7 +25702,19 @@
         <w:rPr>
           <w:lang w:val="en-CA"/>
         </w:rPr>
-        <w:t>“Just for that you get to train my new avatar,” Luke said. “My fighting skills are crap.”</w:t>
+        <w:t>“Just for that you get to train my new avatar,” Luke said</w:t>
+      </w:r>
+      <w:r>
+        <w:rPr>
+          <w:lang w:val="en-CA"/>
+        </w:rPr>
+        <w:t xml:space="preserve"> as he began brushing</w:t>
+      </w:r>
+      <w:r>
+        <w:rPr>
+          <w:lang w:val="en-CA"/>
+        </w:rPr>
+        <w:t>. “My fighting skills are crap.”</w:t>
       </w:r>
     </w:p>
     <w:p>
@@ -25459,79 +25821,91 @@
         <w:rPr>
           <w:lang w:val="en-CA"/>
         </w:rPr>
+        <w:t>The place was filled with stalls buying everything from armor to weapons to skill books to awakening stones.</w:t>
+      </w:r>
+    </w:p>
+    <w:p>
+      <w:pPr>
+        <w:rPr>
+          <w:lang w:val="en-CA"/>
+        </w:rPr>
+      </w:pPr>
+      <w:r>
+        <w:rPr>
+          <w:lang w:val="en-CA"/>
+        </w:rPr>
+        <w:t>We approached a stand and I deposited my loot. Gilbert did the transaction and handed me the coins.</w:t>
+      </w:r>
+    </w:p>
+    <w:p>
+      <w:pPr>
+        <w:rPr>
+          <w:lang w:val="en-CA"/>
+        </w:rPr>
+      </w:pPr>
+      <w:r>
+        <w:rPr>
+          <w:lang w:val="en-CA"/>
+        </w:rPr>
+        <w:t xml:space="preserve">Next stop was the </w:t>
+      </w:r>
+      <w:r>
+        <w:rPr>
+          <w:lang w:val="en-CA"/>
+        </w:rPr>
+        <w:t>Magic Society campus.</w:t>
+      </w:r>
+    </w:p>
+    <w:p>
+      <w:pPr>
+        <w:rPr>
+          <w:lang w:val="en-CA"/>
+        </w:rPr>
+      </w:pPr>
+      <w:r>
+        <w:rPr>
+          <w:lang w:val="en-CA"/>
+        </w:rPr>
+        <w:t>“Graham, old buddy, we need some help with a project,” Gilbert said. “Can we go somewhere private?”</w:t>
+      </w:r>
+    </w:p>
+    <w:p>
+      <w:pPr>
+        <w:rPr>
+          <w:lang w:val="en-CA"/>
+        </w:rPr>
+      </w:pPr>
+      <w:r>
+        <w:rPr>
+          <w:lang w:val="en-CA"/>
+        </w:rPr>
+        <w:t>“No problem,” Graham said. We followed him to a private room.</w:t>
+      </w:r>
+    </w:p>
+    <w:p>
+      <w:pPr>
+        <w:rPr>
+          <w:lang w:val="en-CA"/>
+        </w:rPr>
+      </w:pPr>
+      <w:r>
+        <w:rPr>
+          <w:lang w:val="en-CA"/>
+        </w:rPr>
         <w:lastRenderedPageBreak/>
-        <w:t>The place was filled with stalls buying everything from armor to weapons to skill books to awakening stones.</w:t>
-      </w:r>
-    </w:p>
-    <w:p>
-      <w:pPr>
-        <w:rPr>
-          <w:lang w:val="en-CA"/>
-        </w:rPr>
-      </w:pPr>
-      <w:r>
-        <w:rPr>
-          <w:lang w:val="en-CA"/>
-        </w:rPr>
-        <w:t>We approached a stand and I deposited my loot. Gilbert did the transaction and handed me the coins.</w:t>
-      </w:r>
-    </w:p>
-    <w:p>
-      <w:pPr>
-        <w:rPr>
-          <w:lang w:val="en-CA"/>
-        </w:rPr>
-      </w:pPr>
-      <w:r>
-        <w:rPr>
-          <w:lang w:val="en-CA"/>
-        </w:rPr>
-        <w:t xml:space="preserve">Next stop was the </w:t>
-      </w:r>
-      <w:r>
-        <w:rPr>
-          <w:lang w:val="en-CA"/>
-        </w:rPr>
-        <w:t>Magic Society campus.</w:t>
-      </w:r>
-    </w:p>
-    <w:p>
-      <w:pPr>
-        <w:rPr>
-          <w:lang w:val="en-CA"/>
-        </w:rPr>
-      </w:pPr>
-      <w:r>
-        <w:rPr>
-          <w:lang w:val="en-CA"/>
-        </w:rPr>
-        <w:t>“Graham, old buddy, we need some help with a project,” Gilbert said. “Can we go somewhere private?”</w:t>
-      </w:r>
-    </w:p>
-    <w:p>
-      <w:pPr>
-        <w:rPr>
-          <w:lang w:val="en-CA"/>
-        </w:rPr>
-      </w:pPr>
-      <w:r>
-        <w:rPr>
-          <w:lang w:val="en-CA"/>
-        </w:rPr>
-        <w:t>“No problem,” Graham said. We followed him to a private room.</w:t>
-      </w:r>
-    </w:p>
-    <w:p>
-      <w:pPr>
-        <w:rPr>
-          <w:lang w:val="en-CA"/>
-        </w:rPr>
-      </w:pPr>
-      <w:r>
-        <w:rPr>
-          <w:lang w:val="en-CA"/>
-        </w:rPr>
-        <w:t>Graham closed the door and I said, “Gilbert found out about my secret ability and thin</w:t>
+        <w:t>Graham closed the door and I said, “</w:t>
+      </w:r>
+      <w:r>
+        <w:rPr>
+          <w:lang w:val="en-CA"/>
+        </w:rPr>
+        <w:t xml:space="preserve">Mr. </w:t>
+      </w:r>
+      <w:r>
+        <w:rPr>
+          <w:lang w:val="en-CA"/>
+        </w:rPr>
+        <w:t>Gilbert found out about my secret ability and thin</w:t>
       </w:r>
       <w:r>
         <w:rPr>
@@ -25732,65 +26106,65 @@
         <w:rPr>
           <w:lang w:val="en-CA"/>
         </w:rPr>
+        <w:t>I materialised Strawberry and Susie said, “This is strawberry. Isn’t she cute?”</w:t>
+      </w:r>
+    </w:p>
+    <w:p>
+      <w:pPr>
+        <w:rPr>
+          <w:lang w:val="en-CA"/>
+        </w:rPr>
+      </w:pPr>
+      <w:r>
+        <w:rPr>
+          <w:lang w:val="en-CA"/>
+        </w:rPr>
+        <w:t>“Hello</w:t>
+      </w:r>
+      <w:r>
+        <w:rPr>
+          <w:lang w:val="en-CA"/>
+        </w:rPr>
+        <w:t>, pleased to meet you,” Strawberry said.</w:t>
+      </w:r>
+    </w:p>
+    <w:p>
+      <w:pPr>
+        <w:rPr>
+          <w:lang w:val="en-CA"/>
+        </w:rPr>
+      </w:pPr>
+      <w:r>
+        <w:rPr>
+          <w:lang w:val="en-CA"/>
+        </w:rPr>
+        <w:t>“Oh my gods, that’s so cute,” Graham said with a laugh. “That would certainly fool anyone without a properly trained aura ability.</w:t>
+      </w:r>
+    </w:p>
+    <w:p>
+      <w:pPr>
+        <w:rPr>
+          <w:lang w:val="en-CA"/>
+        </w:rPr>
+      </w:pPr>
+      <w:r>
+        <w:rPr>
+          <w:lang w:val="en-CA"/>
+        </w:rPr>
+        <w:t>Strawberry jumped into her portal and Vinnie jumped out onto the table.</w:t>
+      </w:r>
+    </w:p>
+    <w:p>
+      <w:pPr>
+        <w:rPr>
+          <w:lang w:val="en-CA"/>
+        </w:rPr>
+      </w:pPr>
+      <w:r>
+        <w:rPr>
+          <w:lang w:val="en-CA"/>
+        </w:rPr>
         <w:lastRenderedPageBreak/>
-        <w:t>I materialised Strawberry and Susie said, “This is strawberry. Isn’t she cute?”</w:t>
-      </w:r>
-    </w:p>
-    <w:p>
-      <w:pPr>
-        <w:rPr>
-          <w:lang w:val="en-CA"/>
-        </w:rPr>
-      </w:pPr>
-      <w:r>
-        <w:rPr>
-          <w:lang w:val="en-CA"/>
-        </w:rPr>
-        <w:t>“Hello</w:t>
-      </w:r>
-      <w:r>
-        <w:rPr>
-          <w:lang w:val="en-CA"/>
-        </w:rPr>
-        <w:t>, pleased to meet you,” Strawberry said.</w:t>
-      </w:r>
-    </w:p>
-    <w:p>
-      <w:pPr>
-        <w:rPr>
-          <w:lang w:val="en-CA"/>
-        </w:rPr>
-      </w:pPr>
-      <w:r>
-        <w:rPr>
-          <w:lang w:val="en-CA"/>
-        </w:rPr>
-        <w:t>“Oh my gods, that’s so cute,” Graham said with a laugh. “That would certainly fool anyone without a properly trained aura ability.</w:t>
-      </w:r>
-    </w:p>
-    <w:p>
-      <w:pPr>
-        <w:rPr>
-          <w:lang w:val="en-CA"/>
-        </w:rPr>
-      </w:pPr>
-      <w:r>
-        <w:rPr>
-          <w:lang w:val="en-CA"/>
-        </w:rPr>
-        <w:t>Strawberry jumped into her portal and Vinnie jumped out onto the table.</w:t>
-      </w:r>
-    </w:p>
-    <w:p>
-      <w:pPr>
-        <w:rPr>
-          <w:lang w:val="en-CA"/>
-        </w:rPr>
-      </w:pPr>
-      <w:r>
-        <w:rPr>
-          <w:lang w:val="en-CA"/>
-        </w:rPr>
         <w:t>“Hey bud, are you making fun of my sister?” Vinnie asked as he waved a twig in the air like a cigar. “I don’t like it. Only I get to make fun of her, you hear?”</w:t>
       </w:r>
     </w:p>
@@ -25892,6 +26266,19 @@
         <w:rPr>
           <w:lang w:val="en-CA"/>
         </w:rPr>
+        <w:t>“Also, my skill does the heavy lifting, making avatars suitable for entertaining the audience.</w:t>
+      </w:r>
+    </w:p>
+    <w:p>
+      <w:pPr>
+        <w:rPr>
+          <w:lang w:val="en-CA"/>
+        </w:rPr>
+      </w:pPr>
+      <w:r>
+        <w:rPr>
+          <w:lang w:val="en-CA"/>
+        </w:rPr>
         <w:t>“Hopefully my other Wonder abilities aren’t embarrassing.”</w:t>
       </w:r>
     </w:p>
@@ -25918,7 +26305,19 @@
         <w:rPr>
           <w:lang w:val="en-CA"/>
         </w:rPr>
-        <w:t>“We went out on a training mission to fight monsters,” Gilbert said. “It seems she needs a partner to help her fight.”</w:t>
+        <w:t xml:space="preserve">“We went out on a training mission to fight monsters,” Gilbert said. “It seems </w:t>
+      </w:r>
+      <w:r>
+        <w:rPr>
+          <w:lang w:val="en-CA"/>
+        </w:rPr>
+        <w:t>Susie</w:t>
+      </w:r>
+      <w:r>
+        <w:rPr>
+          <w:lang w:val="en-CA"/>
+        </w:rPr>
+        <w:t xml:space="preserve"> needs a partner to help her fight.”</w:t>
       </w:r>
     </w:p>
     <w:p>
@@ -25956,75 +26355,78 @@
         <w:rPr>
           <w:lang w:val="en-CA"/>
         </w:rPr>
+        <w:t>“Please tell me there is a way to obfuscate my aura,” I begged.</w:t>
+      </w:r>
+      <w:r>
+        <w:rPr>
+          <w:lang w:val="en-CA"/>
+        </w:rPr>
+        <w:t xml:space="preserve"> “You have no idea how embarrassing this ability is. However, this is the best way I know how to protect Susie. After all, I can sacrifice a body if necessary.”</w:t>
+      </w:r>
+    </w:p>
+    <w:p>
+      <w:pPr>
+        <w:rPr>
+          <w:lang w:val="en-CA"/>
+        </w:rPr>
+      </w:pPr>
+      <w:r>
+        <w:rPr>
+          <w:lang w:val="en-CA"/>
+        </w:rPr>
+        <w:t xml:space="preserve">“There are several ways,” Graham said. “Since you have free essence slots, </w:t>
+      </w:r>
+      <w:r>
+        <w:rPr>
+          <w:lang w:val="en-CA"/>
+        </w:rPr>
+        <w:t>a good choice would be</w:t>
+      </w:r>
+      <w:r>
+        <w:rPr>
+          <w:lang w:val="en-CA"/>
+        </w:rPr>
+        <w:t xml:space="preserve"> to find an </w:t>
+      </w:r>
+      <w:r>
+        <w:rPr>
+          <w:i/>
+          <w:lang w:val="en-CA"/>
+        </w:rPr>
+        <w:t xml:space="preserve">Awakening Stone </w:t>
+      </w:r>
+      <w:r>
+        <w:rPr>
+          <w:i/>
+          <w:lang w:val="en-CA"/>
+        </w:rPr>
+        <w:t xml:space="preserve">of </w:t>
+      </w:r>
+      <w:r>
+        <w:rPr>
+          <w:i/>
+          <w:lang w:val="en-CA"/>
+        </w:rPr>
+        <w:t>Concealment</w:t>
+      </w:r>
+      <w:r>
+        <w:rPr>
+          <w:lang w:val="en-CA"/>
+        </w:rPr>
+        <w:t>. It is related to the Darkness essence.”</w:t>
+      </w:r>
+    </w:p>
+    <w:p>
+      <w:pPr>
+        <w:rPr>
+          <w:lang w:val="en-CA"/>
+        </w:rPr>
+      </w:pPr>
+      <w:r>
+        <w:rPr>
+          <w:lang w:val="en-CA"/>
+        </w:rPr>
         <w:lastRenderedPageBreak/>
-        <w:t>“Please tell me there is a way to obfuscate my aura,” I begged.</w:t>
-      </w:r>
-      <w:r>
-        <w:rPr>
-          <w:lang w:val="en-CA"/>
-        </w:rPr>
-        <w:t xml:space="preserve"> “You have no idea how embarrassing this ability is. However, this is the best way I know how to protect Susie. After all, I can sacrifice a body if necessary.”</w:t>
-      </w:r>
-    </w:p>
-    <w:p>
-      <w:pPr>
-        <w:rPr>
-          <w:lang w:val="en-CA"/>
-        </w:rPr>
-      </w:pPr>
-      <w:r>
-        <w:rPr>
-          <w:lang w:val="en-CA"/>
-        </w:rPr>
-        <w:t xml:space="preserve">“There are several ways,” Graham said. “Since you have free essence slots, </w:t>
-      </w:r>
-      <w:r>
-        <w:rPr>
-          <w:lang w:val="en-CA"/>
-        </w:rPr>
-        <w:t>a good choice would be</w:t>
-      </w:r>
-      <w:r>
-        <w:rPr>
-          <w:lang w:val="en-CA"/>
-        </w:rPr>
-        <w:t xml:space="preserve"> to find an </w:t>
-      </w:r>
-      <w:r>
-        <w:rPr>
-          <w:lang w:val="en-CA"/>
-        </w:rPr>
-        <w:t xml:space="preserve">Awakening Stone </w:t>
-      </w:r>
-      <w:r>
-        <w:rPr>
-          <w:lang w:val="en-CA"/>
-        </w:rPr>
-        <w:t xml:space="preserve">of </w:t>
-      </w:r>
-      <w:r>
-        <w:rPr>
-          <w:lang w:val="en-CA"/>
-        </w:rPr>
-        <w:t>Concealment</w:t>
-      </w:r>
-      <w:r>
-        <w:rPr>
-          <w:lang w:val="en-CA"/>
-        </w:rPr>
-        <w:t>. It is related to the Darkness essence.”</w:t>
-      </w:r>
-    </w:p>
-    <w:p>
-      <w:pPr>
-        <w:rPr>
-          <w:lang w:val="en-CA"/>
-        </w:rPr>
-      </w:pPr>
-      <w:r>
-        <w:rPr>
-          <w:lang w:val="en-CA"/>
-        </w:rPr>
         <w:t>“Let’s just make the avatar, and then we will use it to obtain more resources,” I said. “Speaking of resources, I have a bunch.”</w:t>
       </w:r>
     </w:p>
@@ -26179,6 +26581,12 @@
         </w:rPr>
         <w:t>“Follow me,” Graham said. “I have a place where I can help you create an avatar.”</w:t>
       </w:r>
+      <w:r>
+        <w:rPr>
+          <w:lang w:val="en-CA"/>
+        </w:rPr>
+        <w:t>&lt;&gt;</w:t>
+      </w:r>
     </w:p>
     <w:p>
       <w:pPr>
@@ -26203,52 +26611,52 @@
         <w:rPr>
           <w:lang w:val="en-CA"/>
         </w:rPr>
+        <w:t>“So that’s how you learnt about monsters so fast,” Gilbert said.</w:t>
+      </w:r>
+    </w:p>
+    <w:p>
+      <w:pPr>
+        <w:rPr>
+          <w:lang w:val="en-CA"/>
+        </w:rPr>
+      </w:pPr>
+      <w:r>
+        <w:rPr>
+          <w:lang w:val="en-CA"/>
+        </w:rPr>
+        <w:t>“Now you know, isn’t it sad?” I asked. “That’s why magicians never tell their secrets.”</w:t>
+      </w:r>
+    </w:p>
+    <w:p>
+      <w:pPr>
+        <w:rPr>
+          <w:lang w:val="en-CA"/>
+        </w:rPr>
+      </w:pPr>
+      <w:r>
+        <w:rPr>
+          <w:lang w:val="en-CA"/>
+        </w:rPr>
+        <w:t>We entered a new room with filled with equipment. “That’s great news</w:t>
+      </w:r>
+      <w:r>
+        <w:rPr>
+          <w:lang w:val="en-CA"/>
+        </w:rPr>
+        <w:t>,” Graham said happily. “You can start by letting me show you how this equipment works.</w:t>
+      </w:r>
+    </w:p>
+    <w:p>
+      <w:pPr>
+        <w:rPr>
+          <w:lang w:val="en-CA"/>
+        </w:rPr>
+      </w:pPr>
+      <w:r>
+        <w:rPr>
+          <w:lang w:val="en-CA"/>
+        </w:rPr>
         <w:lastRenderedPageBreak/>
-        <w:t>“So that’s how you learnt about monsters so fast,” Gilbert said.</w:t>
-      </w:r>
-    </w:p>
-    <w:p>
-      <w:pPr>
-        <w:rPr>
-          <w:lang w:val="en-CA"/>
-        </w:rPr>
-      </w:pPr>
-      <w:r>
-        <w:rPr>
-          <w:lang w:val="en-CA"/>
-        </w:rPr>
-        <w:t>“Now you know, isn’t it sad?” I asked. “That’s why magicians never tell their secrets.”</w:t>
-      </w:r>
-    </w:p>
-    <w:p>
-      <w:pPr>
-        <w:rPr>
-          <w:lang w:val="en-CA"/>
-        </w:rPr>
-      </w:pPr>
-      <w:r>
-        <w:rPr>
-          <w:lang w:val="en-CA"/>
-        </w:rPr>
-        <w:t>We entered a new room with filled with equipment. “That’s great news</w:t>
-      </w:r>
-      <w:r>
-        <w:rPr>
-          <w:lang w:val="en-CA"/>
-        </w:rPr>
-        <w:t>,” Graham said happily. “You can start by letting me show you how this equipment works.</w:t>
-      </w:r>
-    </w:p>
-    <w:p>
-      <w:pPr>
-        <w:rPr>
-          <w:lang w:val="en-CA"/>
-        </w:rPr>
-      </w:pPr>
-      <w:r>
-        <w:rPr>
-          <w:lang w:val="en-CA"/>
-        </w:rPr>
         <w:t>“By the way, hopefully you get a power to control magic items. They are useful.”</w:t>
       </w:r>
     </w:p>
@@ -26414,46 +26822,46 @@
         <w:rPr>
           <w:lang w:val="en-CA"/>
         </w:rPr>
+        <w:t>Luke came over and looked at our creation for the first time. He compared her to me, and I could see that he preferred me.</w:t>
+      </w:r>
+    </w:p>
+    <w:p>
+      <w:pPr>
+        <w:rPr>
+          <w:lang w:val="en-CA"/>
+        </w:rPr>
+      </w:pPr>
+      <w:r>
+        <w:rPr>
+          <w:lang w:val="en-CA"/>
+        </w:rPr>
+        <w:t>Feeling my face turn red, I said, “How is she?”</w:t>
+      </w:r>
+    </w:p>
+    <w:p>
+      <w:pPr>
+        <w:rPr>
+          <w:lang w:val="en-CA"/>
+        </w:rPr>
+      </w:pPr>
+      <w:r>
+        <w:rPr>
+          <w:lang w:val="en-CA"/>
+        </w:rPr>
+        <w:t>“Good enough,” Luke said. “By the way, can we add quintessence gems of Light, Warrior, and Wind?”</w:t>
+      </w:r>
+    </w:p>
+    <w:p>
+      <w:pPr>
+        <w:rPr>
+          <w:lang w:val="en-CA"/>
+        </w:rPr>
+      </w:pPr>
+      <w:r>
+        <w:rPr>
+          <w:lang w:val="en-CA"/>
+        </w:rPr>
         <w:lastRenderedPageBreak/>
-        <w:t>Luke came over and looked at our creation for the first time. He compared her to me, and I could see that he preferred me.</w:t>
-      </w:r>
-    </w:p>
-    <w:p>
-      <w:pPr>
-        <w:rPr>
-          <w:lang w:val="en-CA"/>
-        </w:rPr>
-      </w:pPr>
-      <w:r>
-        <w:rPr>
-          <w:lang w:val="en-CA"/>
-        </w:rPr>
-        <w:t>Feeling my face turn red, I said, “How is she?”</w:t>
-      </w:r>
-    </w:p>
-    <w:p>
-      <w:pPr>
-        <w:rPr>
-          <w:lang w:val="en-CA"/>
-        </w:rPr>
-      </w:pPr>
-      <w:r>
-        <w:rPr>
-          <w:lang w:val="en-CA"/>
-        </w:rPr>
-        <w:t>“Good enough,” Luke said. “By the way, can we add quintessence gems of Light, Warrior, and Wind?”</w:t>
-      </w:r>
-    </w:p>
-    <w:p>
-      <w:pPr>
-        <w:rPr>
-          <w:lang w:val="en-CA"/>
-        </w:rPr>
-      </w:pPr>
-      <w:r>
-        <w:rPr>
-          <w:lang w:val="en-CA"/>
-        </w:rPr>
         <w:t>“I like how you think,” Graham said, smiling. “It can’t hurt. I’ll draw on the research budget since this is definitely research.”</w:t>
       </w:r>
     </w:p>
@@ -26644,85 +27052,85 @@
         <w:rPr>
           <w:lang w:val="en-CA"/>
         </w:rPr>
+        <w:t>“You are both the real you,” Graham said. “You both have the same aura signature</w:t>
+      </w:r>
+      <w:r>
+        <w:rPr>
+          <w:lang w:val="en-CA"/>
+        </w:rPr>
+        <w:t xml:space="preserve">. You are both Iron rankers, although one is a Celestine and the other is an </w:t>
+      </w:r>
+      <w:r>
+        <w:t>Outworlder</w:t>
+      </w:r>
+      <w:r>
+        <w:rPr>
+          <w:lang w:val="en-CA"/>
+        </w:rPr>
+        <w:t>.”</w:t>
+      </w:r>
+    </w:p>
+    <w:p>
+      <w:pPr>
+        <w:rPr>
+          <w:lang w:val="en-CA"/>
+        </w:rPr>
+      </w:pPr>
+      <w:r>
+        <w:rPr>
+          <w:lang w:val="en-CA"/>
+        </w:rPr>
+        <w:t>“Remember that cuteness is righteousness,” the Celestine said</w:t>
+      </w:r>
+      <w:r>
+        <w:rPr>
+          <w:lang w:val="en-CA"/>
+        </w:rPr>
+        <w:t xml:space="preserve"> with a </w:t>
+      </w:r>
+      <w:r>
+        <w:rPr>
+          <w:lang w:val="en-CA"/>
+        </w:rPr>
+        <w:t>smug</w:t>
+      </w:r>
+      <w:r>
+        <w:rPr>
+          <w:lang w:val="en-CA"/>
+        </w:rPr>
+        <w:t xml:space="preserve"> smile</w:t>
+      </w:r>
+      <w:r>
+        <w:rPr>
+          <w:lang w:val="en-CA"/>
+        </w:rPr>
+        <w:t>.</w:t>
+      </w:r>
+    </w:p>
+    <w:p>
+      <w:pPr>
+        <w:rPr>
+          <w:lang w:val="en-CA"/>
+        </w:rPr>
+      </w:pPr>
+      <w:r>
+        <w:rPr>
+          <w:lang w:val="en-CA"/>
+        </w:rPr>
+        <w:t>Luke opened and closed his mouth a few times and then bowed his head in defeat. Giving a deep sigh, he said, “I guess that means you are the original.”</w:t>
+      </w:r>
+    </w:p>
+    <w:p>
+      <w:pPr>
+        <w:rPr>
+          <w:lang w:val="en-CA"/>
+        </w:rPr>
+      </w:pPr>
+      <w:r>
+        <w:rPr>
+          <w:lang w:val="en-CA"/>
+        </w:rPr>
         <w:lastRenderedPageBreak/>
-        <w:t>“You are both the real you,” Graham said. “You both have the same aura signature</w:t>
-      </w:r>
-      <w:r>
-        <w:rPr>
-          <w:lang w:val="en-CA"/>
-        </w:rPr>
-        <w:t xml:space="preserve">. You are both Iron rankers, although one is a Celestine and the other is an </w:t>
-      </w:r>
-      <w:r>
-        <w:t>Outworlder</w:t>
-      </w:r>
-      <w:r>
-        <w:rPr>
-          <w:lang w:val="en-CA"/>
-        </w:rPr>
-        <w:t>.”</w:t>
-      </w:r>
-    </w:p>
-    <w:p>
-      <w:pPr>
-        <w:rPr>
-          <w:lang w:val="en-CA"/>
-        </w:rPr>
-      </w:pPr>
-      <w:r>
-        <w:rPr>
-          <w:lang w:val="en-CA"/>
-        </w:rPr>
-        <w:t>“Remember that cuteness is righteousness,” the Celestine said</w:t>
-      </w:r>
-      <w:r>
-        <w:rPr>
-          <w:lang w:val="en-CA"/>
-        </w:rPr>
-        <w:t xml:space="preserve"> with a </w:t>
-      </w:r>
-      <w:r>
-        <w:rPr>
-          <w:lang w:val="en-CA"/>
-        </w:rPr>
-        <w:t>smug</w:t>
-      </w:r>
-      <w:r>
-        <w:rPr>
-          <w:lang w:val="en-CA"/>
-        </w:rPr>
-        <w:t xml:space="preserve"> smile</w:t>
-      </w:r>
-      <w:r>
-        <w:rPr>
-          <w:lang w:val="en-CA"/>
-        </w:rPr>
-        <w:t>.</w:t>
-      </w:r>
-    </w:p>
-    <w:p>
-      <w:pPr>
-        <w:rPr>
-          <w:lang w:val="en-CA"/>
-        </w:rPr>
-      </w:pPr>
-      <w:r>
-        <w:rPr>
-          <w:lang w:val="en-CA"/>
-        </w:rPr>
-        <w:t>Luke opened and closed his mouth a few times and then bowed his head in defeat. Giving a deep sigh, he said, “I guess that means you are the original.”</w:t>
-      </w:r>
-    </w:p>
-    <w:p>
-      <w:pPr>
-        <w:rPr>
-          <w:lang w:val="en-CA"/>
-        </w:rPr>
-      </w:pPr>
-      <w:r>
-        <w:rPr>
-          <w:lang w:val="en-CA"/>
-        </w:rPr>
         <w:t>Gilbert and Graham looked at the interaction and both laughed.</w:t>
       </w:r>
       <w:r>
@@ -26854,73 +27262,73 @@
         <w:rPr>
           <w:lang w:val="en-CA"/>
         </w:rPr>
+        <w:t xml:space="preserve">“For the last 67 years, a man by the name Andrew Miller walked the Earth. Two weeks ago he died. Two weeks ago </w:t>
+      </w:r>
+      <w:r>
+        <w:t>Luke</w:t>
+      </w:r>
+      <w:r>
+        <w:t xml:space="preserve"> Aetheren</w:t>
+      </w:r>
+      <w:r>
+        <w:t xml:space="preserve"> was born. In both incarnations we identified as being a boy.</w:t>
+      </w:r>
+    </w:p>
+    <w:p>
+      <w:pPr>
+        <w:rPr>
+          <w:lang w:val="en-CA"/>
+        </w:rPr>
+      </w:pPr>
+      <w:r>
+        <w:rPr>
+          <w:lang w:val="en-CA"/>
+        </w:rPr>
+        <w:t>“A few minutes ago I inhabited this new body. I find this to be incredibly embarrassing, since I identify as a boy.</w:t>
+      </w:r>
+    </w:p>
+    <w:p>
+      <w:pPr>
+        <w:rPr>
+          <w:lang w:val="en-CA"/>
+        </w:rPr>
+      </w:pPr>
+      <w:r>
+        <w:rPr>
+          <w:lang w:val="en-CA"/>
+        </w:rPr>
+        <w:t xml:space="preserve">“I have the overwhelming urge to dismiss this body because it is so </w:t>
+      </w:r>
+      <w:r>
+        <w:rPr>
+          <w:lang w:val="en-CA"/>
+        </w:rPr>
+        <w:t xml:space="preserve">incredibly </w:t>
+      </w:r>
+      <w:r>
+        <w:rPr>
+          <w:lang w:val="en-CA"/>
+        </w:rPr>
+        <w:t>embarrassing.</w:t>
+      </w:r>
+    </w:p>
+    <w:p>
+      <w:r>
+        <w:rPr>
+          <w:lang w:val="en-CA"/>
+        </w:rPr>
+        <w:t xml:space="preserve">“The only silver lining is that my </w:t>
+      </w:r>
+      <w:r>
+        <w:t>Lovely Assistant ability is even now increasing.</w:t>
+      </w:r>
+      <w:r>
+        <w:t xml:space="preserve"> Right now it is Level 3, 47% to Level 4.</w:t>
+      </w:r>
+    </w:p>
+    <w:p>
+      <w:r>
         <w:lastRenderedPageBreak/>
-        <w:t xml:space="preserve">“For the last 67 years, a man by the name Andrew Miller walked the Earth. Two weeks ago he died. Two weeks ago </w:t>
-      </w:r>
-      <w:r>
-        <w:t>Luke</w:t>
-      </w:r>
-      <w:r>
-        <w:t xml:space="preserve"> Aetheren</w:t>
-      </w:r>
-      <w:r>
-        <w:t xml:space="preserve"> was born. In both incarnations we identified as being a boy.</w:t>
-      </w:r>
-    </w:p>
-    <w:p>
-      <w:pPr>
-        <w:rPr>
-          <w:lang w:val="en-CA"/>
-        </w:rPr>
-      </w:pPr>
-      <w:r>
-        <w:rPr>
-          <w:lang w:val="en-CA"/>
-        </w:rPr>
-        <w:t>“A few minutes ago I inhabited this new body. I find this to be incredibly embarrassing, since I identify as a boy.</w:t>
-      </w:r>
-    </w:p>
-    <w:p>
-      <w:pPr>
-        <w:rPr>
-          <w:lang w:val="en-CA"/>
-        </w:rPr>
-      </w:pPr>
-      <w:r>
-        <w:rPr>
-          <w:lang w:val="en-CA"/>
-        </w:rPr>
-        <w:t xml:space="preserve">“I have the overwhelming urge to dismiss this body because it is so </w:t>
-      </w:r>
-      <w:r>
-        <w:rPr>
-          <w:lang w:val="en-CA"/>
-        </w:rPr>
-        <w:t xml:space="preserve">incredibly </w:t>
-      </w:r>
-      <w:r>
-        <w:rPr>
-          <w:lang w:val="en-CA"/>
-        </w:rPr>
-        <w:t>embarrassing.</w:t>
-      </w:r>
-    </w:p>
-    <w:p>
-      <w:r>
-        <w:rPr>
-          <w:lang w:val="en-CA"/>
-        </w:rPr>
-        <w:t xml:space="preserve">“The only silver lining is that my </w:t>
-      </w:r>
-      <w:r>
-        <w:t>Lovely Assistant ability is even now increasing.</w:t>
-      </w:r>
-      <w:r>
-        <w:t xml:space="preserve"> Right now it is Level 3, 47% to Level 4.</w:t>
-      </w:r>
-    </w:p>
-    <w:p>
-      <w:r>
         <w:t>“</w:t>
       </w:r>
       <w:r>
@@ -27087,97 +27495,97 @@
         <w:rPr>
           <w:lang w:val="en-CA"/>
         </w:rPr>
+        <w:t>Strawberry jumped back into the portal and the Celestine said, “It is easy to ignore the fact that Vinnie is female. For Strawberry, it is harder to ignore.</w:t>
+      </w:r>
+    </w:p>
+    <w:p>
+      <w:pPr>
+        <w:rPr>
+          <w:lang w:val="en-CA"/>
+        </w:rPr>
+      </w:pPr>
+      <w:r>
+        <w:rPr>
+          <w:lang w:val="en-CA"/>
+        </w:rPr>
+        <w:t>“But this is in your face, as you can see.</w:t>
+      </w:r>
+    </w:p>
+    <w:p>
+      <w:pPr>
+        <w:rPr>
+          <w:lang w:val="en-CA"/>
+        </w:rPr>
+      </w:pPr>
+      <w:r>
+        <w:rPr>
+          <w:lang w:val="en-CA"/>
+        </w:rPr>
+        <w:t>The Celestine dropped into her black circle and Vinnie popped out onto the table again. “I hope you appreciate this Doll Face.”</w:t>
+      </w:r>
+    </w:p>
+    <w:p>
+      <w:pPr>
+        <w:rPr>
+          <w:lang w:val="en-CA"/>
+        </w:rPr>
+      </w:pPr>
+      <w:r>
+        <w:rPr>
+          <w:lang w:val="en-CA"/>
+        </w:rPr>
+        <w:t>“Of course I do Vinnie,” I said and kissed the rabbit.</w:t>
+      </w:r>
+    </w:p>
+    <w:p>
+      <w:pPr>
+        <w:rPr>
+          <w:lang w:val="en-CA"/>
+        </w:rPr>
+      </w:pPr>
+      <w:r>
+        <w:rPr>
+          <w:lang w:val="en-CA"/>
+        </w:rPr>
+        <w:t xml:space="preserve">“You’re just lucky I </w:t>
+      </w:r>
+      <w:r>
+        <w:rPr>
+          <w:lang w:val="en-CA"/>
+        </w:rPr>
+        <w:t>can’t say no to you, Doll Face.</w:t>
+      </w:r>
+      <w:r>
+        <w:rPr>
+          <w:lang w:val="en-CA"/>
+        </w:rPr>
+        <w:t>”</w:t>
+      </w:r>
+    </w:p>
+    <w:p>
+      <w:pPr>
+        <w:rPr>
+          <w:lang w:val="en-CA"/>
+        </w:rPr>
+      </w:pPr>
+      <w:r>
+        <w:rPr>
+          <w:lang w:val="en-CA"/>
+        </w:rPr>
+        <w:t>“Luke, did you feel that?” Graham asked.</w:t>
+      </w:r>
+    </w:p>
+    <w:p>
+      <w:pPr>
+        <w:rPr>
+          <w:lang w:val="en-CA"/>
+        </w:rPr>
+      </w:pPr>
+      <w:r>
+        <w:rPr>
+          <w:lang w:val="en-CA"/>
+        </w:rPr>
         <w:lastRenderedPageBreak/>
-        <w:t>Strawberry jumped back into the portal and the Celestine said, “It is easy to ignore the fact that Vinnie is female. For Strawberry, it is harder to ignore.</w:t>
-      </w:r>
-    </w:p>
-    <w:p>
-      <w:pPr>
-        <w:rPr>
-          <w:lang w:val="en-CA"/>
-        </w:rPr>
-      </w:pPr>
-      <w:r>
-        <w:rPr>
-          <w:lang w:val="en-CA"/>
-        </w:rPr>
-        <w:t>“But this is in your face, as you can see.</w:t>
-      </w:r>
-    </w:p>
-    <w:p>
-      <w:pPr>
-        <w:rPr>
-          <w:lang w:val="en-CA"/>
-        </w:rPr>
-      </w:pPr>
-      <w:r>
-        <w:rPr>
-          <w:lang w:val="en-CA"/>
-        </w:rPr>
-        <w:t>The Celestine dropped into her black circle and Vinnie popped out onto the table again. “I hope you appreciate this Doll Face.”</w:t>
-      </w:r>
-    </w:p>
-    <w:p>
-      <w:pPr>
-        <w:rPr>
-          <w:lang w:val="en-CA"/>
-        </w:rPr>
-      </w:pPr>
-      <w:r>
-        <w:rPr>
-          <w:lang w:val="en-CA"/>
-        </w:rPr>
-        <w:t>“Of course I do Vinnie,” I said and kissed the rabbit.</w:t>
-      </w:r>
-    </w:p>
-    <w:p>
-      <w:pPr>
-        <w:rPr>
-          <w:lang w:val="en-CA"/>
-        </w:rPr>
-      </w:pPr>
-      <w:r>
-        <w:rPr>
-          <w:lang w:val="en-CA"/>
-        </w:rPr>
-        <w:t xml:space="preserve">“You’re just lucky I </w:t>
-      </w:r>
-      <w:r>
-        <w:rPr>
-          <w:lang w:val="en-CA"/>
-        </w:rPr>
-        <w:t>can’t say no to you, Doll Face.</w:t>
-      </w:r>
-      <w:r>
-        <w:rPr>
-          <w:lang w:val="en-CA"/>
-        </w:rPr>
-        <w:t>”</w:t>
-      </w:r>
-    </w:p>
-    <w:p>
-      <w:pPr>
-        <w:rPr>
-          <w:lang w:val="en-CA"/>
-        </w:rPr>
-      </w:pPr>
-      <w:r>
-        <w:rPr>
-          <w:lang w:val="en-CA"/>
-        </w:rPr>
-        <w:t>“Luke, did you feel that?” Graham asked.</w:t>
-      </w:r>
-    </w:p>
-    <w:p>
-      <w:pPr>
-        <w:rPr>
-          <w:lang w:val="en-CA"/>
-        </w:rPr>
-      </w:pPr>
-      <w:r>
-        <w:rPr>
-          <w:lang w:val="en-CA"/>
-        </w:rPr>
         <w:t>“O</w:t>
       </w:r>
       <w:r>
@@ -27325,248 +27733,322 @@
         <w:rPr>
           <w:lang w:val="en-CA"/>
         </w:rPr>
+        <w:t xml:space="preserve">“How about </w:t>
+      </w:r>
+      <w:r>
+        <w:t>Aelindra</w:t>
+      </w:r>
+      <w:r>
+        <w:t xml:space="preserve"> </w:t>
+      </w:r>
+      <w:r>
+        <w:t>Aetheren</w:t>
+      </w:r>
+      <w:r>
+        <w:t xml:space="preserve"> - She who walks between the stars'; evokes otherworldly grace and arcane power?” I asked.</w:t>
+      </w:r>
+    </w:p>
+    <w:p>
+      <w:pPr>
+        <w:pStyle w:val="StatusMessage"/>
+      </w:pPr>
+      <w:r>
+        <w:t>Aelindra</w:t>
+      </w:r>
+      <w:r>
+        <w:t xml:space="preserve"> </w:t>
+      </w:r>
+      <w:r>
+        <w:t>Aetheren</w:t>
+      </w:r>
+      <w:r>
+        <w:t>, Celestine, Age 17</w:t>
+      </w:r>
+    </w:p>
+    <w:p>
+      <w:pPr>
+        <w:rPr>
+          <w:lang w:val="en-CA"/>
+        </w:rPr>
+      </w:pPr>
+      <w:r>
+        <w:rPr>
+          <w:lang w:val="en-CA"/>
+        </w:rPr>
+        <w:t xml:space="preserve">“That’s fine,” Vinnie said. “What did you want </w:t>
+      </w:r>
+      <w:r>
+        <w:t>Aelindra</w:t>
+      </w:r>
+      <w:r>
+        <w:t xml:space="preserve"> for?”</w:t>
+      </w:r>
+    </w:p>
+    <w:p>
+      <w:pPr>
+        <w:rPr>
+          <w:lang w:val="en-CA"/>
+        </w:rPr>
+      </w:pPr>
+      <w:r>
+        <w:rPr>
+          <w:lang w:val="en-CA"/>
+        </w:rPr>
+        <w:t>“I was hoping to see her speed and endurance,” Gilbert said.</w:t>
+      </w:r>
+    </w:p>
+    <w:p>
+      <w:pPr>
+        <w:rPr>
+          <w:lang w:val="en-CA"/>
+        </w:rPr>
+      </w:pPr>
+      <w:r>
+        <w:rPr>
+          <w:lang w:val="en-CA"/>
+        </w:rPr>
+        <w:t xml:space="preserve">Vinnie jumped into his portal and </w:t>
+      </w:r>
+      <w:r>
+        <w:t>Aelindra</w:t>
+      </w:r>
+      <w:r>
+        <w:t xml:space="preserve"> came out.</w:t>
+      </w:r>
+    </w:p>
+    <w:p>
+      <w:r>
+        <w:rPr>
+          <w:lang w:val="en-CA"/>
+        </w:rPr>
+        <w:t xml:space="preserve">“I just realised that taking bodies back and forth between here and the summoning space can be tiring,” </w:t>
+      </w:r>
+      <w:r>
+        <w:t>Aelindra</w:t>
+      </w:r>
+      <w:r>
+        <w:t xml:space="preserve"> said.</w:t>
+      </w:r>
+      <w:r>
+        <w:t xml:space="preserve"> “This is the first time I have done it so quickly, but that too is leveling the skill.”</w:t>
+      </w:r>
+    </w:p>
+    <w:p>
+      <w:r>
         <w:lastRenderedPageBreak/>
-        <w:t xml:space="preserve">“How about </w:t>
+        <w:t>“What’s it like there?” Graham asked.</w:t>
+      </w:r>
+    </w:p>
+    <w:p>
+      <w:r>
+        <w:t xml:space="preserve">“I don’t know,” </w:t>
       </w:r>
       <w:r>
         <w:t>Aelindra</w:t>
       </w:r>
       <w:r>
+        <w:t xml:space="preserve"> said. “I am not aware of what happens when my bodies enter there.”</w:t>
+      </w:r>
+    </w:p>
+    <w:p>
+      <w:pPr>
+        <w:rPr>
+          <w:lang w:val="en-CA"/>
+        </w:rPr>
+      </w:pPr>
+      <w:r>
+        <w:rPr>
+          <w:lang w:val="en-CA"/>
+        </w:rPr>
+        <w:t xml:space="preserve">“Okay </w:t>
+      </w:r>
+      <w:r>
+        <w:t>Aetheren</w:t>
+      </w:r>
+      <w:r>
+        <w:t>, let’s see you run,” Gilbert said and took off.</w:t>
+      </w:r>
+    </w:p>
+    <w:p>
+      <w:pPr>
+        <w:rPr>
+          <w:lang w:val="en-CA"/>
+        </w:rPr>
+      </w:pPr>
+      <w:r>
+        <w:rPr>
+          <w:lang w:val="en-CA"/>
+        </w:rPr>
+        <w:t>We arrived at Gilbert’s dojo and Gilbert said, “</w:t>
+      </w:r>
+      <w:r>
+        <w:t>Aetheren</w:t>
+      </w:r>
+      <w:r>
+        <w:t xml:space="preserve">, </w:t>
+      </w:r>
+      <w:r>
+        <w:t>you</w:t>
+      </w:r>
+      <w:r>
+        <w:rPr>
+          <w:lang w:val="en-CA"/>
+        </w:rPr>
+        <w:t xml:space="preserve"> have the same speed and stamina as Luke.</w:t>
+      </w:r>
+      <w:r>
+        <w:rPr>
+          <w:lang w:val="en-CA"/>
+        </w:rPr>
+        <w:t xml:space="preserve"> That’s not surprising I suppose.</w:t>
+      </w:r>
+    </w:p>
+    <w:p>
+      <w:pPr>
+        <w:rPr>
+          <w:lang w:val="en-CA"/>
+        </w:rPr>
+      </w:pPr>
+      <w:r>
+        <w:rPr>
+          <w:lang w:val="en-CA"/>
+        </w:rPr>
+        <w:t>“I never asked about your fighting skills,” Gilbert said.</w:t>
+      </w:r>
+    </w:p>
+    <w:p>
+      <w:pPr>
+        <w:rPr>
+          <w:lang w:val="en-CA"/>
+        </w:rPr>
+      </w:pPr>
+      <w:r>
+        <w:rPr>
+          <w:lang w:val="en-CA"/>
+        </w:rPr>
+        <w:t xml:space="preserve">“When I was back on Earth, I trained with guns, swords, glaives and such,” </w:t>
+      </w:r>
+      <w:r>
+        <w:t>Aetheren said. “I obviously preferred guns since they were safest and I was just a Normal person. However, I did prefer the glaive, since it had the reach.</w:t>
+      </w:r>
+    </w:p>
+    <w:p>
+      <w:pPr>
+        <w:rPr>
+          <w:lang w:val="en-CA"/>
+        </w:rPr>
+      </w:pPr>
+      <w:r>
+        <w:rPr>
+          <w:lang w:val="en-CA"/>
+        </w:rPr>
+        <w:t xml:space="preserve">“I couldn’t use bows properly because Andrew </w:t>
+      </w:r>
+      <w:r>
+        <w:rPr>
+          <w:lang w:val="en-CA"/>
+        </w:rPr>
+        <w:t>Miller had the wimpy body of a 67-year-old man.</w:t>
+      </w:r>
+    </w:p>
+    <w:p>
+      <w:pPr>
+        <w:rPr>
+          <w:lang w:val="en-CA"/>
+        </w:rPr>
+      </w:pPr>
+      <w:r>
+        <w:rPr>
+          <w:lang w:val="en-CA"/>
+        </w:rPr>
+        <w:t>“Other than a few courses, that was it.</w:t>
+      </w:r>
+    </w:p>
+    <w:p>
+      <w:pPr>
+        <w:rPr>
+          <w:lang w:val="en-CA"/>
+        </w:rPr>
+      </w:pPr>
+      <w:r>
+        <w:rPr>
+          <w:lang w:val="en-CA"/>
+        </w:rPr>
+        <w:t>“Oh I almost forgot; I do have access to Susie’s abilities using her Sisters in Arms ability.”</w:t>
+      </w:r>
+    </w:p>
+    <w:p>
+      <w:pPr>
+        <w:rPr>
+          <w:lang w:val="en-CA"/>
+        </w:rPr>
+      </w:pPr>
+      <w:r>
+        <w:rPr>
+          <w:lang w:val="en-CA"/>
+        </w:rPr>
+        <w:t>Gilbert shook his head and said, “I don’t understand you. I really don’t.”</w:t>
+      </w:r>
+    </w:p>
+    <w:p>
+      <w:r>
+        <w:rPr>
+          <w:lang w:val="en-CA"/>
+        </w:rPr>
+        <w:t xml:space="preserve">“Join the club,” </w:t>
+      </w:r>
+      <w:r>
+        <w:t>Aetheren said</w:t>
+      </w:r>
+      <w:r>
+        <w:t xml:space="preserve"> with</w:t>
+      </w:r>
+      <w:r>
         <w:t xml:space="preserve"> </w:t>
       </w:r>
       <w:r>
-        <w:t>Aetheren</w:t>
-      </w:r>
-      <w:r>
-        <w:t xml:space="preserve"> - She who walks between the stars'; evokes otherworldly grace and arcane power?” I asked.</w:t>
-      </w:r>
-    </w:p>
-    <w:p>
-      <w:pPr>
-        <w:pStyle w:val="StatusMessage"/>
-      </w:pPr>
-      <w:r>
-        <w:t>Aelindra</w:t>
-      </w:r>
-      <w:r>
-        <w:t xml:space="preserve"> </w:t>
-      </w:r>
-      <w:r>
-        <w:t>Aetheren</w:t>
-      </w:r>
-      <w:r>
-        <w:t>, Celestine, Age 17</w:t>
-      </w:r>
-    </w:p>
-    <w:p>
-      <w:pPr>
-        <w:rPr>
-          <w:lang w:val="en-CA"/>
-        </w:rPr>
-      </w:pPr>
-      <w:r>
-        <w:rPr>
-          <w:lang w:val="en-CA"/>
-        </w:rPr>
-        <w:t xml:space="preserve">“That’s fine,” Vinnie said. “What did you want </w:t>
-      </w:r>
-      <w:r>
-        <w:t>Aelindra</w:t>
-      </w:r>
-      <w:r>
-        <w:t xml:space="preserve"> for?”</w:t>
-      </w:r>
-    </w:p>
-    <w:p>
-      <w:pPr>
-        <w:rPr>
-          <w:lang w:val="en-CA"/>
-        </w:rPr>
-      </w:pPr>
-      <w:r>
-        <w:rPr>
-          <w:lang w:val="en-CA"/>
-        </w:rPr>
-        <w:t>“I was hoping to see her speed and endurance,” Gilbert said.</w:t>
-      </w:r>
-    </w:p>
-    <w:p>
-      <w:pPr>
-        <w:rPr>
-          <w:lang w:val="en-CA"/>
-        </w:rPr>
-      </w:pPr>
-      <w:r>
-        <w:rPr>
-          <w:lang w:val="en-CA"/>
-        </w:rPr>
-        <w:t xml:space="preserve">Vinnie jumped into his portal and </w:t>
-      </w:r>
-      <w:r>
-        <w:t>Aelindra</w:t>
-      </w:r>
-      <w:r>
-        <w:t xml:space="preserve"> came out.</w:t>
-      </w:r>
-    </w:p>
-    <w:p>
-      <w:r>
-        <w:rPr>
-          <w:lang w:val="en-CA"/>
-        </w:rPr>
-        <w:t xml:space="preserve">“I just realised that taking bodies back and forth between here and the summoning space can be tiring,” </w:t>
-      </w:r>
-      <w:r>
-        <w:t>Aelindra</w:t>
-      </w:r>
-      <w:r>
-        <w:t xml:space="preserve"> said.</w:t>
-      </w:r>
-      <w:r>
-        <w:t xml:space="preserve"> “This is the first time I have done it so quickly, but that too is leveling the skill.”</w:t>
-      </w:r>
-    </w:p>
-    <w:p>
-      <w:r>
-        <w:t>“What’s it like there?” Graham asked.</w:t>
-      </w:r>
-    </w:p>
-    <w:p>
-      <w:r>
-        <w:t xml:space="preserve">“I don’t know,” </w:t>
-      </w:r>
-      <w:r>
-        <w:t>Aelindra</w:t>
-      </w:r>
-      <w:r>
-        <w:t xml:space="preserve"> said. “I am not aware of what happens when my bodies enter there.”</w:t>
-      </w:r>
-    </w:p>
-    <w:p>
-      <w:pPr>
-        <w:rPr>
-          <w:lang w:val="en-CA"/>
-        </w:rPr>
-      </w:pPr>
-      <w:r>
-        <w:rPr>
-          <w:lang w:val="en-CA"/>
-        </w:rPr>
-        <w:t xml:space="preserve">“Okay </w:t>
-      </w:r>
-      <w:r>
-        <w:t>Aetheren</w:t>
-      </w:r>
-      <w:r>
-        <w:t>, let’s see you run,” Gilbert said and took off.</w:t>
-      </w:r>
-    </w:p>
-    <w:p>
-      <w:pPr>
-        <w:rPr>
-          <w:lang w:val="en-CA"/>
-        </w:rPr>
-      </w:pPr>
-      <w:r>
-        <w:rPr>
-          <w:lang w:val="en-CA"/>
-        </w:rPr>
-        <w:t>We arrived at Gilbert’s dojo and Gilbert said, “</w:t>
-      </w:r>
-      <w:r>
-        <w:t>Aetheren</w:t>
-      </w:r>
-      <w:r>
-        <w:t xml:space="preserve">, </w:t>
-      </w:r>
-      <w:r>
-        <w:t>you</w:t>
-      </w:r>
-      <w:r>
-        <w:rPr>
-          <w:lang w:val="en-CA"/>
-        </w:rPr>
-        <w:t xml:space="preserve"> have the same speed and stamina as Luke.</w:t>
-      </w:r>
-      <w:r>
-        <w:rPr>
-          <w:lang w:val="en-CA"/>
-        </w:rPr>
-        <w:t xml:space="preserve"> That’s not surprising I suppose.</w:t>
-      </w:r>
-    </w:p>
-    <w:p>
-      <w:pPr>
-        <w:rPr>
-          <w:lang w:val="en-CA"/>
-        </w:rPr>
-      </w:pPr>
-      <w:r>
-        <w:rPr>
-          <w:lang w:val="en-CA"/>
-        </w:rPr>
-        <w:t>“I never asked about your fighting skills,” Gilbert said.</w:t>
-      </w:r>
-    </w:p>
-    <w:p>
-      <w:pPr>
-        <w:rPr>
-          <w:lang w:val="en-CA"/>
-        </w:rPr>
-      </w:pPr>
-      <w:r>
-        <w:rPr>
-          <w:lang w:val="en-CA"/>
-        </w:rPr>
-        <w:t xml:space="preserve">“When I was back on Earth, I trained with guns, swords, glaives and such,” </w:t>
-      </w:r>
-      <w:r>
-        <w:t>Aetheren said. “I obviously preferred guns since they were safest and I was just a Normal person. However, I did prefer the glaive, since it had the reach.</w:t>
-      </w:r>
-    </w:p>
-    <w:p>
-      <w:pPr>
-        <w:rPr>
-          <w:lang w:val="en-CA"/>
-        </w:rPr>
-      </w:pPr>
-      <w:r>
-        <w:rPr>
-          <w:lang w:val="en-CA"/>
-        </w:rPr>
-        <w:t xml:space="preserve">“I couldn’t use bows properly because Andrew </w:t>
-      </w:r>
-      <w:r>
-        <w:rPr>
-          <w:lang w:val="en-CA"/>
-        </w:rPr>
-        <w:t>Miller had the wimpy body of a 67-year-old man.</w:t>
-      </w:r>
-    </w:p>
-    <w:p>
-      <w:pPr>
-        <w:rPr>
-          <w:lang w:val="en-CA"/>
-        </w:rPr>
-      </w:pPr>
-      <w:r>
-        <w:rPr>
-          <w:lang w:val="en-CA"/>
-        </w:rPr>
-        <w:t>“Other than a few courses, that was it.</w:t>
-      </w:r>
-    </w:p>
-    <w:p>
-      <w:pPr>
-        <w:rPr>
-          <w:lang w:val="en-CA"/>
-        </w:rPr>
-      </w:pPr>
-      <w:r>
-        <w:rPr>
-          <w:lang w:val="en-CA"/>
-        </w:rPr>
-        <w:t>“Oh I almost forgot; I do have access to Susie’s abilities using her Sisters in Arms ability.”</w:t>
+        <w:t>shining eyes</w:t>
+      </w:r>
+      <w:r>
+        <w:t>. “All I can say is that Magic is freaking awesome, and in this case, incredibly embarrassing.</w:t>
+      </w:r>
+    </w:p>
+    <w:p>
+      <w:pPr>
+        <w:rPr>
+          <w:lang w:val="en-CA"/>
+        </w:rPr>
+      </w:pPr>
+      <w:r>
+        <w:rPr>
+          <w:lang w:val="en-CA"/>
+        </w:rPr>
+        <w:t>“So what</w:t>
+      </w:r>
+      <w:r>
+        <w:rPr>
+          <w:lang w:val="en-CA"/>
+        </w:rPr>
+        <w:t>’s</w:t>
+      </w:r>
+      <w:r>
+        <w:rPr>
+          <w:lang w:val="en-CA"/>
+        </w:rPr>
+        <w:t xml:space="preserve"> next?”</w:t>
+      </w:r>
+    </w:p>
+    <w:p>
+      <w:pPr>
+        <w:rPr>
+          <w:lang w:val="en-CA"/>
+        </w:rPr>
+      </w:pPr>
+      <w:r>
+        <w:rPr>
+          <w:lang w:val="en-CA"/>
+        </w:rPr>
+        <w:t>“Take out your sword and fight me,” Gilbert said. “I want to see your skills.”</w:t>
       </w:r>
     </w:p>
     <w:p>
@@ -27580,80 +28062,6 @@
           <w:lang w:val="en-CA"/>
         </w:rPr>
         <w:lastRenderedPageBreak/>
-        <w:t>Gilbert shook his head and said, “I don’t understand you. I really don’t.”</w:t>
-      </w:r>
-    </w:p>
-    <w:p>
-      <w:r>
-        <w:rPr>
-          <w:lang w:val="en-CA"/>
-        </w:rPr>
-        <w:t xml:space="preserve">“Join the club,” </w:t>
-      </w:r>
-      <w:r>
-        <w:t>Aetheren said</w:t>
-      </w:r>
-      <w:r>
-        <w:t xml:space="preserve"> with</w:t>
-      </w:r>
-      <w:r>
-        <w:t xml:space="preserve"> </w:t>
-      </w:r>
-      <w:r>
-        <w:t>shining eyes</w:t>
-      </w:r>
-      <w:r>
-        <w:t>. “All I can say is that Magic is freaking awesome, and in this case, incredibly embarrassing.</w:t>
-      </w:r>
-    </w:p>
-    <w:p>
-      <w:pPr>
-        <w:rPr>
-          <w:lang w:val="en-CA"/>
-        </w:rPr>
-      </w:pPr>
-      <w:r>
-        <w:rPr>
-          <w:lang w:val="en-CA"/>
-        </w:rPr>
-        <w:t>“So what</w:t>
-      </w:r>
-      <w:r>
-        <w:rPr>
-          <w:lang w:val="en-CA"/>
-        </w:rPr>
-        <w:t>’s</w:t>
-      </w:r>
-      <w:r>
-        <w:rPr>
-          <w:lang w:val="en-CA"/>
-        </w:rPr>
-        <w:t xml:space="preserve"> next?”</w:t>
-      </w:r>
-    </w:p>
-    <w:p>
-      <w:pPr>
-        <w:rPr>
-          <w:lang w:val="en-CA"/>
-        </w:rPr>
-      </w:pPr>
-      <w:r>
-        <w:rPr>
-          <w:lang w:val="en-CA"/>
-        </w:rPr>
-        <w:t>“Take out your sword and fight me,” Gilbert said. “I want to see your skills.”</w:t>
-      </w:r>
-    </w:p>
-    <w:p>
-      <w:pPr>
-        <w:rPr>
-          <w:lang w:val="en-CA"/>
-        </w:rPr>
-      </w:pPr>
-      <w:r>
-        <w:rPr>
-          <w:lang w:val="en-CA"/>
-        </w:rPr>
         <w:t>I watched them fight. It was just like the first time I fought Luke. It was weird. Even thought I knew it was Luke, it still felt as if it was someone else.</w:t>
       </w:r>
     </w:p>
@@ -27787,73 +28195,73 @@
         <w:rPr>
           <w:lang w:val="en-CA"/>
         </w:rPr>
+        <w:t xml:space="preserve">“First, Graham performed multiple experiments on Luke, and then he thought him about magic. Unfortunately they are still working,” </w:t>
+      </w:r>
+      <w:r>
+        <w:t>Aetheren said. “How’s your aura work coming along?”</w:t>
+      </w:r>
+    </w:p>
+    <w:p>
+      <w:r>
+        <w:t>“Not bad,” I said. “It’s starting to get responsive.”</w:t>
+      </w:r>
+    </w:p>
+    <w:p>
+      <w:pPr>
+        <w:rPr>
+          <w:lang w:val="en-CA"/>
+        </w:rPr>
+      </w:pPr>
+      <w:r>
+        <w:rPr>
+          <w:lang w:val="en-CA"/>
+        </w:rPr>
+        <w:t xml:space="preserve">“You’re lucky,” </w:t>
+      </w:r>
+      <w:r>
+        <w:t>Aetheren said. “My aura is still unresponsive.”</w:t>
+      </w:r>
+    </w:p>
+    <w:p>
+      <w:pPr>
+        <w:rPr>
+          <w:lang w:val="en-CA"/>
+        </w:rPr>
+      </w:pPr>
+      <w:r>
+        <w:rPr>
+          <w:lang w:val="en-CA"/>
+        </w:rPr>
+        <w:t>Luke finally arriver, looking exhausted.</w:t>
+      </w:r>
+    </w:p>
+    <w:p>
+      <w:pPr>
+        <w:rPr>
+          <w:lang w:val="en-CA"/>
+        </w:rPr>
+      </w:pPr>
+      <w:r>
+        <w:rPr>
+          <w:lang w:val="en-CA"/>
+        </w:rPr>
+        <w:t xml:space="preserve">“I guess it’s time for me to go,” </w:t>
+      </w:r>
+      <w:r>
+        <w:t>Aetheren said.</w:t>
+      </w:r>
+    </w:p>
+    <w:p>
+      <w:pPr>
+        <w:rPr>
+          <w:lang w:val="en-CA"/>
+        </w:rPr>
+      </w:pPr>
+      <w:r>
+        <w:rPr>
+          <w:lang w:val="en-CA"/>
+        </w:rPr>
         <w:lastRenderedPageBreak/>
-        <w:t xml:space="preserve">“First, Graham performed multiple experiments on Luke, and then he thought him about magic. Unfortunately they are still working,” </w:t>
-      </w:r>
-      <w:r>
-        <w:t>Aetheren said. “How’s your aura work coming along?”</w:t>
-      </w:r>
-    </w:p>
-    <w:p>
-      <w:r>
-        <w:t>“Not bad,” I said. “It’s starting to get responsive.”</w:t>
-      </w:r>
-    </w:p>
-    <w:p>
-      <w:pPr>
-        <w:rPr>
-          <w:lang w:val="en-CA"/>
-        </w:rPr>
-      </w:pPr>
-      <w:r>
-        <w:rPr>
-          <w:lang w:val="en-CA"/>
-        </w:rPr>
-        <w:t xml:space="preserve">“You’re lucky,” </w:t>
-      </w:r>
-      <w:r>
-        <w:t>Aetheren said. “My aura is still unresponsive.”</w:t>
-      </w:r>
-    </w:p>
-    <w:p>
-      <w:pPr>
-        <w:rPr>
-          <w:lang w:val="en-CA"/>
-        </w:rPr>
-      </w:pPr>
-      <w:r>
-        <w:rPr>
-          <w:lang w:val="en-CA"/>
-        </w:rPr>
-        <w:t>Luke finally arriver, looking exhausted.</w:t>
-      </w:r>
-    </w:p>
-    <w:p>
-      <w:pPr>
-        <w:rPr>
-          <w:lang w:val="en-CA"/>
-        </w:rPr>
-      </w:pPr>
-      <w:r>
-        <w:rPr>
-          <w:lang w:val="en-CA"/>
-        </w:rPr>
-        <w:t xml:space="preserve">“I guess it’s time for me to go,” </w:t>
-      </w:r>
-      <w:r>
-        <w:t>Aetheren said.</w:t>
-      </w:r>
-    </w:p>
-    <w:p>
-      <w:pPr>
-        <w:rPr>
-          <w:lang w:val="en-CA"/>
-        </w:rPr>
-      </w:pPr>
-      <w:r>
-        <w:rPr>
-          <w:lang w:val="en-CA"/>
-        </w:rPr>
         <w:t>“Can’t you stay a little longer?” I asked. “Also, don’t you want a shower?”</w:t>
       </w:r>
     </w:p>
@@ -27957,7 +28365,6 @@
         </w:rPr>
       </w:pPr>
       <w:r>
-        <w:lastRenderedPageBreak/>
         <w:t>“Remember, I don’t want people finding out that I can use multiple bodies.”</w:t>
       </w:r>
     </w:p>
@@ -28105,6 +28512,7 @@
         <w:rPr>
           <w:lang w:val="en-CA"/>
         </w:rPr>
+        <w:lastRenderedPageBreak/>
         <w:t>I looked down at myself. I was wearing my tux – the only piece of clothes I have ever worn while in this form. I didn’t even know what I looked like underneath. Strangely I had no interest in finding out.</w:t>
       </w:r>
     </w:p>
@@ -28201,79 +28609,73 @@
         <w:rPr>
           <w:lang w:val="en-CA"/>
         </w:rPr>
-        <w:t xml:space="preserve">Yes, they had a butt-load of iron, bronze, and silver rankers. However, most of us were Normal rank. If they could get more high-rankers, </w:t>
-      </w:r>
+        <w:t xml:space="preserve">Yes, they had a butt-load of iron, bronze, and silver rankers. However, most of us were Normal rank. If they could get more high-rankers, then the prestige of the entire region would </w:t>
+      </w:r>
+      <w:r>
+        <w:rPr>
+          <w:lang w:val="en-CA"/>
+        </w:rPr>
+        <w:t>increase, especially if they were home-grown. Even now, the region was proud of the fact that Jason had his beginnings here.</w:t>
+      </w:r>
+    </w:p>
+    <w:p>
+      <w:pPr>
+        <w:rPr>
+          <w:lang w:val="en-CA"/>
+        </w:rPr>
+      </w:pPr>
+      <w:r>
+        <w:rPr>
+          <w:lang w:val="en-CA"/>
+        </w:rPr>
+        <w:t>Did I make much progress in fighting?</w:t>
+      </w:r>
+    </w:p>
+    <w:p>
+      <w:pPr>
+        <w:rPr>
+          <w:lang w:val="en-CA"/>
+        </w:rPr>
+      </w:pPr>
+      <w:r>
+        <w:rPr>
+          <w:lang w:val="en-CA"/>
+        </w:rPr>
+        <w:t>Actually I did. Did I compare with Susie? Not even close. However, Gilbert finally did give me the skill book ‘The way of the Dancing Fairy’, the same as Susie. Damn, what a girly sounding book.</w:t>
+      </w:r>
+    </w:p>
+    <w:p>
+      <w:r>
+        <w:rPr>
+          <w:lang w:val="en-CA"/>
+        </w:rPr>
+        <w:t xml:space="preserve">Then again it did consist of dance-type movement designed for fighting with </w:t>
+      </w:r>
+      <w:r>
+        <w:rPr>
+          <w:lang w:val="en-CA"/>
+        </w:rPr>
+        <w:t>bladed weapons, including swords, glaives, and spears</w:t>
+      </w:r>
+      <w:r>
+        <w:rPr>
+          <w:lang w:val="en-CA"/>
+        </w:rPr>
+        <w:t>.</w:t>
+      </w:r>
+      <w:r>
+        <w:rPr>
+          <w:lang w:val="en-CA"/>
+        </w:rPr>
+        <w:t xml:space="preserve"> Halberds didn’t fit the style though.</w:t>
+      </w:r>
+    </w:p>
+    <w:p>
       <w:r>
         <w:rPr>
           <w:lang w:val="en-CA"/>
         </w:rPr>
         <w:lastRenderedPageBreak/>
-        <w:t xml:space="preserve">then the prestige of the entire region would </w:t>
-      </w:r>
-      <w:r>
-        <w:rPr>
-          <w:lang w:val="en-CA"/>
-        </w:rPr>
-        <w:t>increase, especially if they were home-grown. Even now, the region was proud of the fact that Jason had his beginnings here.</w:t>
-      </w:r>
-    </w:p>
-    <w:p>
-      <w:pPr>
-        <w:rPr>
-          <w:lang w:val="en-CA"/>
-        </w:rPr>
-      </w:pPr>
-      <w:r>
-        <w:rPr>
-          <w:lang w:val="en-CA"/>
-        </w:rPr>
-        <w:t>Did I make much progress in fighting?</w:t>
-      </w:r>
-    </w:p>
-    <w:p>
-      <w:pPr>
-        <w:rPr>
-          <w:lang w:val="en-CA"/>
-        </w:rPr>
-      </w:pPr>
-      <w:r>
-        <w:rPr>
-          <w:lang w:val="en-CA"/>
-        </w:rPr>
-        <w:t>Actually I did. Did I compare with Susie? Not even close. However, Gilbert finally did give me the skill book ‘The way of the Dancing Fairy’, the same as Susie. Damn, what a girly sounding book.</w:t>
-      </w:r>
-    </w:p>
-    <w:p>
-      <w:r>
-        <w:rPr>
-          <w:lang w:val="en-CA"/>
-        </w:rPr>
-        <w:t xml:space="preserve">Then again it did consist of dance-type movement designed for fighting with </w:t>
-      </w:r>
-      <w:r>
-        <w:rPr>
-          <w:lang w:val="en-CA"/>
-        </w:rPr>
-        <w:t>bladed weapons, including swords, glaives, and spears</w:t>
-      </w:r>
-      <w:r>
-        <w:rPr>
-          <w:lang w:val="en-CA"/>
-        </w:rPr>
-        <w:t>.</w:t>
-      </w:r>
-      <w:r>
-        <w:rPr>
-          <w:lang w:val="en-CA"/>
-        </w:rPr>
-        <w:t xml:space="preserve"> Halberds didn’t fit the style though.</w:t>
-      </w:r>
-    </w:p>
-    <w:p>
-      <w:r>
-        <w:rPr>
-          <w:lang w:val="en-CA"/>
-        </w:rPr>
         <w:t xml:space="preserve">“We will go for lesser monster hordes so that I can evaluate </w:t>
       </w:r>
       <w:r>
@@ -28382,7 +28784,6 @@
         <w:rPr>
           <w:lang w:val="en-CA"/>
         </w:rPr>
-        <w:lastRenderedPageBreak/>
         <w:t>Luke’s</w:t>
       </w:r>
       <w:r>
@@ -28597,7 +28998,7 @@
             <w:rPr>
               <w:noProof/>
             </w:rPr>
-            <w:t>138</w:t>
+            <w:t>128</w:t>
           </w:r>
         </w:fldSimple>
       </w:p>
@@ -28627,7 +29028,7 @@
             <w:rPr>
               <w:noProof/>
             </w:rPr>
-            <w:t>139</w:t>
+            <w:t>129</w:t>
           </w:r>
         </w:fldSimple>
       </w:p>
@@ -28780,7 +29181,7 @@
         <v:path o:extrusionok="f" gradientshapeok="t" o:connecttype="rect"/>
         <o:lock v:ext="edit" aspectratio="t"/>
       </v:shapetype>
-      <v:shape id="_x0000_i1095" type="#_x0000_t75" style="width:3in;height:3in;visibility:visible" o:bullet="t">
+      <v:shape id="_x0000_i1091" type="#_x0000_t75" style="width:3in;height:3in;visibility:visible" o:bullet="t">
         <v:imagedata r:id="rId1" o:title="MC900065312[1]"/>
       </v:shape>
     </w:pict>
@@ -34842,7 +35243,7 @@
 </file>
 
 <file path=customXml/itemProps1.xml><?xml version="1.0" encoding="utf-8"?>
-<ds:datastoreItem xmlns:ds="http://schemas.openxmlformats.org/officeDocument/2006/customXml" ds:itemID="{A91432A1-09B8-4E3F-8A9B-C2D632850CCE}">
+<ds:datastoreItem xmlns:ds="http://schemas.openxmlformats.org/officeDocument/2006/customXml" ds:itemID="{237F4920-BFCA-4922-9643-B0BB5A1E5F44}">
   <ds:schemaRefs>
     <ds:schemaRef ds:uri="http://schemas.openxmlformats.org/officeDocument/2006/bibliography"/>
   </ds:schemaRefs>

--- a/Books/RPG_Books/TheWonderManAndHisLovelyAssistant/Book_TheWonderManAndHisLovelyAssistant.docx
+++ b/Books/RPG_Books/TheWonderManAndHisLovelyAssistant/Book_TheWonderManAndHisLovelyAssistant.docx
@@ -2692,9 +2692,6 @@
       <w:r>
         <w:t>That struck me. My body did change. It was so natural that I didn’t fully register it.</w:t>
       </w:r>
-      <w:r>
-        <w:t xml:space="preserve"> </w:t>
-      </w:r>
     </w:p>
     <w:p>
       <w:r>
@@ -4953,7 +4950,19 @@
         <w:t>n’t found here. Fortunately, they had the essences I wanted.</w:t>
       </w:r>
       <w:r>
-        <w:t xml:space="preserve"> Wind and Warrior were Common grade, while Light was Uncommon. Hopefully that wouldn’t be a problem.</w:t>
+        <w:t xml:space="preserve"> Warrior </w:t>
+      </w:r>
+      <w:r>
+        <w:t>was</w:t>
+      </w:r>
+      <w:r>
+        <w:t xml:space="preserve"> Common grade, while Light </w:t>
+      </w:r>
+      <w:r>
+        <w:t xml:space="preserve">and Storm </w:t>
+      </w:r>
+      <w:r>
+        <w:t>was Uncommon. Hopefully that wouldn’t be a problem.</w:t>
       </w:r>
     </w:p>
     <w:p>
@@ -5091,7 +5100,13 @@
     </w:p>
     <w:p>
       <w:r>
-        <w:t>“I have always admired my mother,” I said. “She has Wind, Warrior, and Light, giving Valkyrie.”</w:t>
+        <w:t xml:space="preserve">“I have always admired my mother,” I said. “She has </w:t>
+      </w:r>
+      <w:r>
+        <w:t>Storm</w:t>
+      </w:r>
+      <w:r>
+        <w:t>, Warrior, and Light, giving Valkyrie.”</w:t>
       </w:r>
     </w:p>
     <w:p>
@@ -6560,7 +6575,16 @@
         <w:rPr>
           <w:lang w:val="en-CA"/>
         </w:rPr>
-        <w:t>“I’ve always admired my mother,” Susie said. “She has Wind, Warrior, and Light, giving a confluence essence of Valkyrie.”</w:t>
+        <w:t xml:space="preserve">“I’ve always admired my mother,” Susie said. “She has </w:t>
+      </w:r>
+      <w:r>
+        <w:t>Storm</w:t>
+      </w:r>
+      <w:r>
+        <w:rPr>
+          <w:lang w:val="en-CA"/>
+        </w:rPr>
+        <w:t>, Warrior, and Light, giving a confluence essence of Valkyrie.”</w:t>
       </w:r>
     </w:p>
     <w:p>
@@ -7513,7 +7537,16 @@
         <w:rPr>
           <w:lang w:val="en-CA"/>
         </w:rPr>
-        <w:t>“I want Wind, Warrior, and Light,” Susie said.</w:t>
+        <w:t xml:space="preserve">“I want </w:t>
+      </w:r>
+      <w:r>
+        <w:t>Storm</w:t>
+      </w:r>
+      <w:r>
+        <w:rPr>
+          <w:lang w:val="en-CA"/>
+        </w:rPr>
+        <w:t>, Warrior, and Light,” Susie said.</w:t>
       </w:r>
     </w:p>
     <w:p>
@@ -7827,7 +7860,16 @@
         <w:rPr>
           <w:lang w:val="en-CA"/>
         </w:rPr>
-        <w:t>“I suggest we do Warrior first. Then we do Light and Darkness, followed by Wind and Magic,” I said. “Does anyone disagree?”</w:t>
+        <w:t xml:space="preserve">“I suggest we do Warrior first. Then we do Light and Darkness, followed by </w:t>
+      </w:r>
+      <w:r>
+        <w:t>Storm</w:t>
+      </w:r>
+      <w:r>
+        <w:rPr>
+          <w:lang w:val="en-CA"/>
+        </w:rPr>
+        <w:t xml:space="preserve"> and Magic,” I said. “Does anyone disagree?”</w:t>
       </w:r>
     </w:p>
     <w:p>
@@ -8576,7 +8618,16 @@
         <w:rPr>
           <w:lang w:val="en-CA"/>
         </w:rPr>
-        <w:t>“Susie, are you ready for Wind?” I asked.</w:t>
+        <w:t xml:space="preserve">“Susie, are you ready for </w:t>
+      </w:r>
+      <w:r>
+        <w:t>Storm</w:t>
+      </w:r>
+      <w:r>
+        <w:rPr>
+          <w:lang w:val="en-CA"/>
+        </w:rPr>
+        <w:t>?” I asked.</w:t>
       </w:r>
     </w:p>
     <w:p>
@@ -8616,7 +8667,7 @@
         <w:t>[</w:t>
       </w:r>
       <w:r>
-        <w:t>Wind</w:t>
+        <w:t>Storm</w:t>
       </w:r>
       <w:r>
         <w:t>]</w:t>
@@ -10990,7 +11041,10 @@
         </w:numPr>
       </w:pPr>
       <w:r>
-        <w:t>Wind Affinity</w:t>
+        <w:t>Storm</w:t>
+      </w:r>
+      <w:r>
+        <w:t xml:space="preserve"> Affinity</w:t>
       </w:r>
     </w:p>
     <w:p>
@@ -11153,7 +11207,10 @@
         </w:numPr>
       </w:pPr>
       <w:r>
-        <w:t>Wind, bound to Speed</w:t>
+        <w:t>Storm</w:t>
+      </w:r>
+      <w:r>
+        <w:t>, bound to Speed</w:t>
       </w:r>
     </w:p>
     <w:p>
@@ -19759,7 +19816,16 @@
         <w:rPr>
           <w:lang w:val="en-CA"/>
         </w:rPr>
-        <w:t>“Susie has Wind, Warrior, Light, and Valkyrie,” I said, glad the subject had changed. “She also has Swift Movement</w:t>
+        <w:t xml:space="preserve">“Susie has </w:t>
+      </w:r>
+      <w:r>
+        <w:t>Storm</w:t>
+      </w:r>
+      <w:r>
+        <w:rPr>
+          <w:lang w:val="en-CA"/>
+        </w:rPr>
+        <w:t>, Warrior, Light, and Valkyrie,” I said, glad the subject had changed. “She also has Swift Movement</w:t>
       </w:r>
       <w:r>
         <w:rPr>
@@ -26848,7 +26914,16 @@
         <w:rPr>
           <w:lang w:val="en-CA"/>
         </w:rPr>
-        <w:t>“Good enough,” Luke said. “By the way, can we add quintessence gems of Light, Warrior, and Wind?”</w:t>
+        <w:t xml:space="preserve">“Good enough,” Luke said. “By the way, can we add quintessence gems of Light, Warrior, and </w:t>
+      </w:r>
+      <w:r>
+        <w:t>Storm</w:t>
+      </w:r>
+      <w:r>
+        <w:rPr>
+          <w:lang w:val="en-CA"/>
+        </w:rPr>
+        <w:t>?”</w:t>
       </w:r>
     </w:p>
     <w:p>
@@ -28499,6 +28574,20 @@
         <w:rPr>
           <w:lang w:val="en-CA"/>
         </w:rPr>
+        <w:t>If you’re confused, then join the club.</w:t>
+      </w:r>
+    </w:p>
+    <w:p>
+      <w:pPr>
+        <w:rPr>
+          <w:lang w:val="en-CA"/>
+        </w:rPr>
+      </w:pPr>
+      <w:r>
+        <w:rPr>
+          <w:lang w:val="en-CA"/>
+        </w:rPr>
+        <w:lastRenderedPageBreak/>
         <w:t>I had been training the entire time in preparation for my first hunt in this new body.</w:t>
       </w:r>
     </w:p>
@@ -28512,40 +28601,272 @@
         <w:rPr>
           <w:lang w:val="en-CA"/>
         </w:rPr>
+        <w:t xml:space="preserve">I have been using Lovely Assistant </w:t>
+      </w:r>
+      <w:r>
+        <w:rPr>
+          <w:lang w:val="en-CA"/>
+        </w:rPr>
+        <w:t>constantly since near the beginning. As a result, it was progressing rather fast</w:t>
+      </w:r>
+      <w:r>
+        <w:rPr>
+          <w:lang w:val="en-CA"/>
+        </w:rPr>
+        <w:t xml:space="preserve">. </w:t>
+      </w:r>
+      <w:r>
+        <w:rPr>
+          <w:lang w:val="en-CA"/>
+        </w:rPr>
+        <w:t xml:space="preserve">The same was true with </w:t>
+      </w:r>
+      <w:r>
+        <w:rPr>
+          <w:lang w:val="en-CA"/>
+        </w:rPr>
+        <w:t>Vessel and Split Mind.</w:t>
+      </w:r>
+    </w:p>
+    <w:p>
+      <w:pPr>
+        <w:rPr>
+          <w:lang w:val="en-CA"/>
+        </w:rPr>
+      </w:pPr>
+      <w:r>
+        <w:rPr>
+          <w:lang w:val="en-CA"/>
+        </w:rPr>
+        <w:t>However, with my tux, the progress was less pronounced, presumably because I’ve been using it as clothes, and haven’t been using its abilities to their fullest.</w:t>
+      </w:r>
+    </w:p>
+    <w:p>
+      <w:pPr>
+        <w:pStyle w:val="StatusUser"/>
+        <w:rPr>
+          <w:lang w:val="en-CA"/>
+        </w:rPr>
+      </w:pPr>
+      <w:r>
+        <w:rPr>
+          <w:lang w:val="en-CA"/>
+        </w:rPr>
+        <w:t>Lovely Assistant,</w:t>
+      </w:r>
+      <w:r>
+        <w:rPr>
+          <w:lang w:val="en-CA"/>
+        </w:rPr>
+        <w:tab/>
+        <w:t>Iron 7, 36% to next level</w:t>
+      </w:r>
+    </w:p>
+    <w:p>
+      <w:pPr>
+        <w:pStyle w:val="StatusUser"/>
+      </w:pPr>
+      <w:r>
+        <w:t>Vessel,</w:t>
+      </w:r>
+      <w:r>
+        <w:tab/>
+        <w:t>Iron 7</w:t>
+      </w:r>
+      <w:r>
+        <w:t xml:space="preserve">, </w:t>
+      </w:r>
+      <w:r>
+        <w:t>67</w:t>
+      </w:r>
+      <w:r>
+        <w:t>%</w:t>
+      </w:r>
+      <w:r>
+        <w:rPr>
+          <w:lang w:val="en-CA"/>
+        </w:rPr>
+        <w:t xml:space="preserve"> to next level</w:t>
+      </w:r>
+    </w:p>
+    <w:p>
+      <w:pPr>
+        <w:pStyle w:val="StatusUser"/>
+        <w:rPr>
+          <w:lang w:val="en-CA"/>
+        </w:rPr>
+      </w:pPr>
+      <w:r>
+        <w:t>Split mind</w:t>
+      </w:r>
+      <w:r>
+        <w:t>,</w:t>
+      </w:r>
+      <w:r>
+        <w:tab/>
+        <w:t>Iron 7, 76%</w:t>
+      </w:r>
+      <w:r>
+        <w:rPr>
+          <w:lang w:val="en-CA"/>
+        </w:rPr>
+        <w:t xml:space="preserve"> to next level</w:t>
+      </w:r>
+    </w:p>
+    <w:p>
+      <w:pPr>
+        <w:pStyle w:val="StatusUser"/>
+        <w:rPr>
+          <w:lang w:val="en-CA"/>
+        </w:rPr>
+      </w:pPr>
+      <w:r>
+        <w:rPr>
+          <w:lang w:val="en-CA"/>
+        </w:rPr>
+        <w:t>Nebula Ensemble</w:t>
+      </w:r>
+      <w:r>
+        <w:rPr>
+          <w:lang w:val="en-CA"/>
+        </w:rPr>
+        <w:tab/>
+        <w:t>Iron 4, 27% to next level</w:t>
+      </w:r>
+    </w:p>
+    <w:p>
+      <w:pPr>
+        <w:rPr>
+          <w:lang w:val="en-CA"/>
+        </w:rPr>
+      </w:pPr>
+      <w:r>
+        <w:rPr>
+          <w:lang w:val="en-CA"/>
+        </w:rPr>
+        <w:t>The others weren’t worth mentioning.</w:t>
+      </w:r>
+    </w:p>
+    <w:p>
+      <w:pPr>
+        <w:rPr>
+          <w:lang w:val="en-CA"/>
+        </w:rPr>
+      </w:pPr>
+      <w:r>
+        <w:rPr>
+          <w:lang w:val="en-CA"/>
+        </w:rPr>
+        <w:t>I also haven’t given this new body a proper personality. With Strawberry and Vinnie, it was easy. I guess here it’s just me, in an incredibly embarrassing costume and no defined role to play.</w:t>
+      </w:r>
+    </w:p>
+    <w:p>
+      <w:pPr>
+        <w:rPr>
+          <w:lang w:val="en-CA"/>
+        </w:rPr>
+      </w:pPr>
+      <w:r>
+        <w:rPr>
+          <w:lang w:val="en-CA"/>
+        </w:rPr>
+        <w:t>I sighed. The things I do for that girl.</w:t>
+      </w:r>
+    </w:p>
+    <w:p>
+      <w:pPr>
+        <w:rPr>
+          <w:lang w:val="en-CA"/>
+        </w:rPr>
+      </w:pPr>
+      <w:r>
+        <w:rPr>
+          <w:lang w:val="en-CA"/>
+        </w:rPr>
+        <w:t>My aura senses were improving after spending several hours a night every night meditating on my training, essence abilities and aura.</w:t>
+      </w:r>
+    </w:p>
+    <w:p>
+      <w:pPr>
+        <w:rPr>
+          <w:lang w:val="en-CA"/>
+        </w:rPr>
+      </w:pPr>
+      <w:r>
+        <w:rPr>
+          <w:lang w:val="en-CA"/>
+        </w:rPr>
+        <w:t>I looked down at myself. I was wearing my tux – the only piece of clothes I have ever worn while in this form. I didn’t even know what I looked like underneath. Strangely I had no interest in finding out.</w:t>
+      </w:r>
+    </w:p>
+    <w:p>
+      <w:pPr>
+        <w:rPr>
+          <w:lang w:val="en-CA"/>
+        </w:rPr>
+      </w:pPr>
+      <w:r>
+        <w:rPr>
+          <w:lang w:val="en-CA"/>
+        </w:rPr>
+        <w:t>Thankfully I had no biological needs.</w:t>
+      </w:r>
+    </w:p>
+    <w:p>
+      <w:pPr>
+        <w:rPr>
+          <w:lang w:val="en-CA"/>
+        </w:rPr>
+      </w:pPr>
+      <w:r>
+        <w:rPr>
+          <w:lang w:val="en-CA"/>
+        </w:rPr>
+        <w:t>The only thing I can say is that wearing a girly costume with mini-skirt and stocking is embarrassing.</w:t>
+      </w:r>
+      <w:r>
+        <w:rPr>
+          <w:lang w:val="en-CA"/>
+        </w:rPr>
+        <w:t xml:space="preserve"> Fortunately, Gilbert had kept my mind busy with his intense training.</w:t>
+      </w:r>
+    </w:p>
+    <w:p>
+      <w:pPr>
+        <w:rPr>
+          <w:lang w:val="en-CA"/>
+        </w:rPr>
+      </w:pPr>
+      <w:r>
+        <w:rPr>
+          <w:lang w:val="en-CA"/>
+        </w:rPr>
         <w:lastRenderedPageBreak/>
-        <w:t>I looked down at myself. I was wearing my tux – the only piece of clothes I have ever worn while in this form. I didn’t even know what I looked like underneath. Strangely I had no interest in finding out.</w:t>
-      </w:r>
-    </w:p>
-    <w:p>
-      <w:pPr>
-        <w:rPr>
-          <w:lang w:val="en-CA"/>
-        </w:rPr>
-      </w:pPr>
-      <w:r>
-        <w:rPr>
-          <w:lang w:val="en-CA"/>
-        </w:rPr>
-        <w:t>The only thing I can say is that wearing a girly costume with mini-skirt and stocking is embarrassing.</w:t>
-      </w:r>
-      <w:r>
-        <w:rPr>
-          <w:lang w:val="en-CA"/>
-        </w:rPr>
-        <w:t xml:space="preserve"> Fortunately, Gilbert had kept my mind busy with his intense training.</w:t>
-      </w:r>
-    </w:p>
-    <w:p>
-      <w:pPr>
-        <w:rPr>
-          <w:lang w:val="en-CA"/>
-        </w:rPr>
-      </w:pPr>
-      <w:r>
-        <w:rPr>
-          <w:lang w:val="en-CA"/>
-        </w:rPr>
-        <w:t>Now after 2 weeks, I was comfortable in this costume around Gilbert and Susie. As for Luke, it was like always looking at myself in a mirror. That too took getting used to.</w:t>
+        <w:t xml:space="preserve">Now after 2 weeks, I was comfortable in this costume around Gilbert and Susie. As for Luke, it was </w:t>
+      </w:r>
+      <w:r>
+        <w:rPr>
+          <w:lang w:val="en-CA"/>
+        </w:rPr>
+        <w:t xml:space="preserve">always </w:t>
+      </w:r>
+      <w:r>
+        <w:rPr>
+          <w:lang w:val="en-CA"/>
+        </w:rPr>
+        <w:t xml:space="preserve">like </w:t>
+      </w:r>
+      <w:r>
+        <w:rPr>
+          <w:lang w:val="en-CA"/>
+        </w:rPr>
+        <w:t>me looking at myself in a mirror – a weird distorted mirror.</w:t>
+      </w:r>
+      <w:r>
+        <w:rPr>
+          <w:lang w:val="en-CA"/>
+        </w:rPr>
+        <w:t xml:space="preserve"> That too took getting used to.</w:t>
       </w:r>
     </w:p>
     <w:p>
@@ -28675,39 +28996,39 @@
         <w:rPr>
           <w:lang w:val="en-CA"/>
         </w:rPr>
+        <w:t xml:space="preserve">“We will go for lesser monster hordes so that I can evaluate </w:t>
+      </w:r>
+      <w:r>
+        <w:t>Aelindra</w:t>
+      </w:r>
+      <w:r>
+        <w:t xml:space="preserve"> during actual combat,” Gilbert said.</w:t>
+      </w:r>
+    </w:p>
+    <w:p>
+      <w:pPr>
+        <w:rPr>
+          <w:lang w:val="en-CA"/>
+        </w:rPr>
+      </w:pPr>
+      <w:r>
+        <w:rPr>
+          <w:lang w:val="en-CA"/>
+        </w:rPr>
+        <w:t>I listened to Gilbert with half a mind. Luke was responsible for the brainy part, not me. Instead, I focused on the world around us, since that was my job.</w:t>
+      </w:r>
+    </w:p>
+    <w:p>
+      <w:pPr>
+        <w:rPr>
+          <w:lang w:val="en-CA"/>
+        </w:rPr>
+      </w:pPr>
+      <w:r>
+        <w:rPr>
+          <w:lang w:val="en-CA"/>
+        </w:rPr>
         <w:lastRenderedPageBreak/>
-        <w:t xml:space="preserve">“We will go for lesser monster hordes so that I can evaluate </w:t>
-      </w:r>
-      <w:r>
-        <w:t>Aelindra</w:t>
-      </w:r>
-      <w:r>
-        <w:t xml:space="preserve"> during actual combat,” Gilbert said.</w:t>
-      </w:r>
-    </w:p>
-    <w:p>
-      <w:pPr>
-        <w:rPr>
-          <w:lang w:val="en-CA"/>
-        </w:rPr>
-      </w:pPr>
-      <w:r>
-        <w:rPr>
-          <w:lang w:val="en-CA"/>
-        </w:rPr>
-        <w:t>I listened to Gilbert with half a mind. Luke was responsible for the brainy part, not me. Instead, I focused on the world around us, since that was my job.</w:t>
-      </w:r>
-    </w:p>
-    <w:p>
-      <w:pPr>
-        <w:rPr>
-          <w:lang w:val="en-CA"/>
-        </w:rPr>
-      </w:pPr>
-      <w:r>
-        <w:rPr>
-          <w:lang w:val="en-CA"/>
-        </w:rPr>
         <w:t>However, G</w:t>
       </w:r>
       <w:r>
@@ -28998,7 +29319,7 @@
             <w:rPr>
               <w:noProof/>
             </w:rPr>
-            <w:t>128</w:t>
+            <w:t>140</w:t>
           </w:r>
         </w:fldSimple>
       </w:p>
@@ -29028,7 +29349,7 @@
             <w:rPr>
               <w:noProof/>
             </w:rPr>
-            <w:t>129</w:t>
+            <w:t>139</w:t>
           </w:r>
         </w:fldSimple>
       </w:p>
@@ -29181,7 +29502,7 @@
         <v:path o:extrusionok="f" gradientshapeok="t" o:connecttype="rect"/>
         <o:lock v:ext="edit" aspectratio="t"/>
       </v:shapetype>
-      <v:shape id="_x0000_i1091" type="#_x0000_t75" style="width:3in;height:3in;visibility:visible" o:bullet="t">
+      <v:shape id="_x0000_i1036" type="#_x0000_t75" style="width:3in;height:3in;visibility:visible" o:bullet="t">
         <v:imagedata r:id="rId1" o:title="MC900065312[1]"/>
       </v:shape>
     </w:pict>
@@ -35243,7 +35564,7 @@
 </file>
 
 <file path=customXml/itemProps1.xml><?xml version="1.0" encoding="utf-8"?>
-<ds:datastoreItem xmlns:ds="http://schemas.openxmlformats.org/officeDocument/2006/customXml" ds:itemID="{237F4920-BFCA-4922-9643-B0BB5A1E5F44}">
+<ds:datastoreItem xmlns:ds="http://schemas.openxmlformats.org/officeDocument/2006/customXml" ds:itemID="{D8B732D5-A819-4D31-8D2A-D9FCFB7D65E1}">
   <ds:schemaRefs>
     <ds:schemaRef ds:uri="http://schemas.openxmlformats.org/officeDocument/2006/bibliography"/>
   </ds:schemaRefs>

--- a/Books/RPG_Books/TheWonderManAndHisLovelyAssistant/Book_TheWonderManAndHisLovelyAssistant.docx
+++ b/Books/RPG_Books/TheWonderManAndHisLovelyAssistant/Book_TheWonderManAndHisLovelyAssistant.docx
@@ -28796,6 +28796,70 @@
         <w:rPr>
           <w:lang w:val="en-CA"/>
         </w:rPr>
+        <w:t>I did go with Susie to the armor store to buy Iron-grade armor. Thankfully Susie knew my sizes. Sizes - that was quite a loaded word. Thankfully, I didn’t have to remove my tux. Instead, I just placed the armor on top of my tux, and the tux just accommodated it. Strangely, the tux never altered its appearance and I never noticed the armor.</w:t>
+      </w:r>
+    </w:p>
+    <w:p>
+      <w:pPr>
+        <w:rPr>
+          <w:lang w:val="en-CA"/>
+        </w:rPr>
+      </w:pPr>
+      <w:r>
+        <w:rPr>
+          <w:lang w:val="en-CA"/>
+        </w:rPr>
+        <w:t>I did bind both Susie’s and my armor, so they could benefit from being able to self-repair. Since Susie has proper clothes under, losing the armor should I go out of range wouldn’t cause her problems.</w:t>
+      </w:r>
+    </w:p>
+    <w:p>
+      <w:pPr>
+        <w:rPr>
+          <w:lang w:val="en-CA"/>
+        </w:rPr>
+      </w:pPr>
+      <w:r>
+        <w:rPr>
+          <w:lang w:val="en-CA"/>
+        </w:rPr>
+        <w:lastRenderedPageBreak/>
+        <w:t xml:space="preserve">And yes, she is still bugging me to bind her clothes. I can’t believe how much of a crush </w:t>
+      </w:r>
+      <w:r>
+        <w:rPr>
+          <w:lang w:val="en-CA"/>
+        </w:rPr>
+        <w:t>the girl</w:t>
+      </w:r>
+      <w:r>
+        <w:rPr>
+          <w:lang w:val="en-CA"/>
+        </w:rPr>
+        <w:t xml:space="preserve"> has on me. The idea I </w:t>
+      </w:r>
+      <w:r>
+        <w:rPr>
+          <w:lang w:val="en-CA"/>
+        </w:rPr>
+        <w:t xml:space="preserve">can undress her at will </w:t>
+      </w:r>
+      <w:r>
+        <w:rPr>
+          <w:lang w:val="en-CA"/>
+        </w:rPr>
+        <w:t>– she certainly had a unique personality.</w:t>
+      </w:r>
+    </w:p>
+    <w:p>
+      <w:pPr>
+        <w:rPr>
+          <w:lang w:val="en-CA"/>
+        </w:rPr>
+      </w:pPr>
+      <w:r>
+        <w:rPr>
+          <w:lang w:val="en-CA"/>
+        </w:rPr>
         <w:t>I looked down at myself. I was wearing my tux – the only piece of clothes I have ever worn while in this form. I didn’t even know what I looked like underneath. Strangely I had no interest in finding out.</w:t>
       </w:r>
     </w:p>
@@ -28841,127 +28905,127 @@
         <w:rPr>
           <w:lang w:val="en-CA"/>
         </w:rPr>
+        <w:t xml:space="preserve">Now after 2 weeks, I was comfortable in this costume around Gilbert and Susie. As for Luke, it was </w:t>
+      </w:r>
+      <w:r>
+        <w:rPr>
+          <w:lang w:val="en-CA"/>
+        </w:rPr>
+        <w:t xml:space="preserve">always </w:t>
+      </w:r>
+      <w:r>
+        <w:rPr>
+          <w:lang w:val="en-CA"/>
+        </w:rPr>
+        <w:t xml:space="preserve">like </w:t>
+      </w:r>
+      <w:r>
+        <w:rPr>
+          <w:lang w:val="en-CA"/>
+        </w:rPr>
+        <w:t>me looking at myself in a mirror – a weird distorted mirror.</w:t>
+      </w:r>
+      <w:r>
+        <w:rPr>
+          <w:lang w:val="en-CA"/>
+        </w:rPr>
+        <w:t xml:space="preserve"> That too took getting used to.</w:t>
+      </w:r>
+    </w:p>
+    <w:p>
+      <w:pPr>
+        <w:rPr>
+          <w:lang w:val="en-CA"/>
+        </w:rPr>
+      </w:pPr>
+      <w:r>
+        <w:rPr>
+          <w:lang w:val="en-CA"/>
+        </w:rPr>
+        <w:t>I looked at Gilbert, happily lecturing.</w:t>
+      </w:r>
+    </w:p>
+    <w:p>
+      <w:pPr>
+        <w:rPr>
+          <w:lang w:val="en-CA"/>
+        </w:rPr>
+      </w:pPr>
+      <w:r>
+        <w:rPr>
+          <w:lang w:val="en-CA"/>
+        </w:rPr>
+        <w:t xml:space="preserve">I could only assume Gilbert was really passionate about training. Why else spend so much time training </w:t>
+      </w:r>
+      <w:r>
+        <w:rPr>
+          <w:lang w:val="en-CA"/>
+        </w:rPr>
+        <w:t xml:space="preserve">people </w:t>
+      </w:r>
+      <w:r>
+        <w:rPr>
+          <w:lang w:val="en-CA"/>
+        </w:rPr>
+        <w:t>when he could be making the big bucks hunting and leveling his skills?</w:t>
+      </w:r>
+    </w:p>
+    <w:p>
+      <w:pPr>
+        <w:rPr>
+          <w:lang w:val="en-CA"/>
+        </w:rPr>
+      </w:pPr>
+      <w:r>
+        <w:rPr>
+          <w:lang w:val="en-CA"/>
+        </w:rPr>
+        <w:t>Why was the city paying? I could only assume it was for the prestige. After all, there was more outworlders in this city than anywhere elsewhere in the world.</w:t>
+      </w:r>
+    </w:p>
+    <w:p>
+      <w:pPr>
+        <w:rPr>
+          <w:lang w:val="en-CA"/>
+        </w:rPr>
+      </w:pPr>
+      <w:r>
+        <w:rPr>
+          <w:lang w:val="en-CA"/>
+        </w:rPr>
+        <w:t xml:space="preserve">Yes, they had a butt-load of iron, bronze, and silver rankers. However, most of us were Normal rank. If they could get more high-rankers, then the prestige of the entire region would </w:t>
+      </w:r>
+      <w:r>
+        <w:rPr>
+          <w:lang w:val="en-CA"/>
+        </w:rPr>
+        <w:t>increase, especially if they were home-grown. Even now, the region was proud of the fact that Jason had his beginnings here.</w:t>
+      </w:r>
+    </w:p>
+    <w:p>
+      <w:pPr>
+        <w:rPr>
+          <w:lang w:val="en-CA"/>
+        </w:rPr>
+      </w:pPr>
+      <w:r>
+        <w:rPr>
+          <w:lang w:val="en-CA"/>
+        </w:rPr>
+        <w:t>Did I make much progress in fighting?</w:t>
+      </w:r>
+    </w:p>
+    <w:p>
+      <w:pPr>
+        <w:rPr>
+          <w:lang w:val="en-CA"/>
+        </w:rPr>
+      </w:pPr>
+      <w:r>
+        <w:rPr>
+          <w:lang w:val="en-CA"/>
+        </w:rPr>
         <w:lastRenderedPageBreak/>
-        <w:t xml:space="preserve">Now after 2 weeks, I was comfortable in this costume around Gilbert and Susie. As for Luke, it was </w:t>
-      </w:r>
-      <w:r>
-        <w:rPr>
-          <w:lang w:val="en-CA"/>
-        </w:rPr>
-        <w:t xml:space="preserve">always </w:t>
-      </w:r>
-      <w:r>
-        <w:rPr>
-          <w:lang w:val="en-CA"/>
-        </w:rPr>
-        <w:t xml:space="preserve">like </w:t>
-      </w:r>
-      <w:r>
-        <w:rPr>
-          <w:lang w:val="en-CA"/>
-        </w:rPr>
-        <w:t>me looking at myself in a mirror – a weird distorted mirror.</w:t>
-      </w:r>
-      <w:r>
-        <w:rPr>
-          <w:lang w:val="en-CA"/>
-        </w:rPr>
-        <w:t xml:space="preserve"> That too took getting used to.</w:t>
-      </w:r>
-    </w:p>
-    <w:p>
-      <w:pPr>
-        <w:rPr>
-          <w:lang w:val="en-CA"/>
-        </w:rPr>
-      </w:pPr>
-      <w:r>
-        <w:rPr>
-          <w:lang w:val="en-CA"/>
-        </w:rPr>
-        <w:t>I looked at Gilbert, happily lecturing.</w:t>
-      </w:r>
-    </w:p>
-    <w:p>
-      <w:pPr>
-        <w:rPr>
-          <w:lang w:val="en-CA"/>
-        </w:rPr>
-      </w:pPr>
-      <w:r>
-        <w:rPr>
-          <w:lang w:val="en-CA"/>
-        </w:rPr>
-        <w:t xml:space="preserve">I could only assume Gilbert was really passionate about training. Why else spend so much time training </w:t>
-      </w:r>
-      <w:r>
-        <w:rPr>
-          <w:lang w:val="en-CA"/>
-        </w:rPr>
-        <w:t xml:space="preserve">people </w:t>
-      </w:r>
-      <w:r>
-        <w:rPr>
-          <w:lang w:val="en-CA"/>
-        </w:rPr>
-        <w:t>when he could be making the big bucks hunting and leveling his skills?</w:t>
-      </w:r>
-    </w:p>
-    <w:p>
-      <w:pPr>
-        <w:rPr>
-          <w:lang w:val="en-CA"/>
-        </w:rPr>
-      </w:pPr>
-      <w:r>
-        <w:rPr>
-          <w:lang w:val="en-CA"/>
-        </w:rPr>
-        <w:t>Why was the city paying? I could only assume it was for the prestige. After all, there was more outworlders in this city than anywhere elsewhere in the world.</w:t>
-      </w:r>
-    </w:p>
-    <w:p>
-      <w:pPr>
-        <w:rPr>
-          <w:lang w:val="en-CA"/>
-        </w:rPr>
-      </w:pPr>
-      <w:r>
-        <w:rPr>
-          <w:lang w:val="en-CA"/>
-        </w:rPr>
-        <w:t xml:space="preserve">Yes, they had a butt-load of iron, bronze, and silver rankers. However, most of us were Normal rank. If they could get more high-rankers, then the prestige of the entire region would </w:t>
-      </w:r>
-      <w:r>
-        <w:rPr>
-          <w:lang w:val="en-CA"/>
-        </w:rPr>
-        <w:t>increase, especially if they were home-grown. Even now, the region was proud of the fact that Jason had his beginnings here.</w:t>
-      </w:r>
-    </w:p>
-    <w:p>
-      <w:pPr>
-        <w:rPr>
-          <w:lang w:val="en-CA"/>
-        </w:rPr>
-      </w:pPr>
-      <w:r>
-        <w:rPr>
-          <w:lang w:val="en-CA"/>
-        </w:rPr>
-        <w:t>Did I make much progress in fighting?</w:t>
-      </w:r>
-    </w:p>
-    <w:p>
-      <w:pPr>
-        <w:rPr>
-          <w:lang w:val="en-CA"/>
-        </w:rPr>
-      </w:pPr>
-      <w:r>
-        <w:rPr>
-          <w:lang w:val="en-CA"/>
-        </w:rPr>
         <w:t>Actually I did. Did I compare with Susie? Not even close. However, Gilbert finally did give me the skill book ‘The way of the Dancing Fairy’, the same as Susie. Damn, what a girly sounding book.</w:t>
       </w:r>
     </w:p>
@@ -29028,90 +29092,127 @@
         <w:rPr>
           <w:lang w:val="en-CA"/>
         </w:rPr>
+        <w:t>However, G</w:t>
+      </w:r>
+      <w:r>
+        <w:rPr>
+          <w:lang w:val="en-CA"/>
+        </w:rPr>
+        <w:t>ilbert</w:t>
+      </w:r>
+      <w:r>
+        <w:rPr>
+          <w:lang w:val="en-CA"/>
+        </w:rPr>
+        <w:t>’s lectures were</w:t>
+      </w:r>
+      <w:r>
+        <w:rPr>
+          <w:lang w:val="en-CA"/>
+        </w:rPr>
+        <w:t xml:space="preserve"> always fascinating. It was just too bad that he only had two students. The city didn’t care. They wanted quality over quantity, and so far we were producing results and the city was satisfied.</w:t>
+      </w:r>
+    </w:p>
+    <w:p>
+      <w:pPr>
+        <w:rPr>
+          <w:lang w:val="en-CA"/>
+        </w:rPr>
+      </w:pPr>
+      <w:r>
+        <w:rPr>
+          <w:lang w:val="en-CA"/>
+        </w:rPr>
+        <w:t>On the bright side, Luke was finally able to use some combat magic. However, with everything this took training. The more he practiced a spell the more efficient it became. However, it could never compare to an actual essence-ability, given equal training.</w:t>
+      </w:r>
+    </w:p>
+    <w:p>
+      <w:pPr>
+        <w:rPr>
+          <w:lang w:val="en-CA"/>
+        </w:rPr>
+      </w:pPr>
+      <w:r>
+        <w:rPr>
+          <w:lang w:val="en-CA"/>
+        </w:rPr>
+        <w:t>As a result, he focused</w:t>
+      </w:r>
+      <w:r>
+        <w:rPr>
+          <w:lang w:val="en-CA"/>
+        </w:rPr>
+        <w:t xml:space="preserve"> on two combat spells. The first was the napalm spell. It would be launched like a guided missile. Upon landing it would burn like napalm, causing damage over time.</w:t>
+      </w:r>
+    </w:p>
+    <w:p>
+      <w:pPr>
+        <w:rPr>
+          <w:lang w:val="en-CA"/>
+        </w:rPr>
+      </w:pPr>
+      <w:r>
+        <w:rPr>
+          <w:lang w:val="en-CA"/>
+        </w:rPr>
+        <w:t>The other attack was balls of lightning with similar behavior. This however had a bit of a paralyzing effect.</w:t>
+      </w:r>
+    </w:p>
+    <w:p>
+      <w:pPr>
+        <w:rPr>
+          <w:lang w:val="en-CA"/>
+        </w:rPr>
+      </w:pPr>
+      <w:r>
+        <w:rPr>
+          <w:lang w:val="en-CA"/>
+        </w:rPr>
+        <w:t>Luke’s</w:t>
+      </w:r>
+      <w:r>
+        <w:rPr>
+          <w:lang w:val="en-CA"/>
+        </w:rPr>
+        <w:t xml:space="preserve"> only limitation was the number of spells </w:t>
+      </w:r>
+      <w:r>
+        <w:rPr>
+          <w:lang w:val="en-CA"/>
+        </w:rPr>
+        <w:t>he</w:t>
+      </w:r>
+      <w:r>
+        <w:rPr>
+          <w:lang w:val="en-CA"/>
+        </w:rPr>
+        <w:t xml:space="preserve"> could use before running out of manna. As a result, </w:t>
+      </w:r>
+      <w:r>
+        <w:rPr>
+          <w:lang w:val="en-CA"/>
+        </w:rPr>
+        <w:t>he</w:t>
+      </w:r>
+      <w:r>
+        <w:rPr>
+          <w:lang w:val="en-CA"/>
+        </w:rPr>
+        <w:t xml:space="preserve"> would need to use the ability only as a support in the coming battle.</w:t>
+      </w:r>
+    </w:p>
+    <w:p>
+      <w:pPr>
+        <w:rPr>
+          <w:lang w:val="en-CA"/>
+        </w:rPr>
+      </w:pPr>
+      <w:r>
+        <w:rPr>
+          <w:lang w:val="en-CA"/>
+        </w:rPr>
         <w:lastRenderedPageBreak/>
-        <w:t>However, G</w:t>
-      </w:r>
-      <w:r>
-        <w:rPr>
-          <w:lang w:val="en-CA"/>
-        </w:rPr>
-        <w:t>ilbert</w:t>
-      </w:r>
-      <w:r>
-        <w:rPr>
-          <w:lang w:val="en-CA"/>
-        </w:rPr>
-        <w:t>’s lectures were</w:t>
-      </w:r>
-      <w:r>
-        <w:rPr>
-          <w:lang w:val="en-CA"/>
-        </w:rPr>
-        <w:t xml:space="preserve"> always fascinating. It was just too bad that he only had two students. The city didn’t care. They wanted quality over quantity, and so far we were producing results and the city was satisfied.</w:t>
-      </w:r>
-    </w:p>
-    <w:p>
-      <w:pPr>
-        <w:rPr>
-          <w:lang w:val="en-CA"/>
-        </w:rPr>
-      </w:pPr>
-      <w:r>
-        <w:rPr>
-          <w:lang w:val="en-CA"/>
-        </w:rPr>
-        <w:t>On the bright side, Luke was finally able to use some combat magic. However, with everything this took training. The more he practiced a spell the more efficient it became. However, it could never compare to an actual essence-ability, given equal training.</w:t>
-      </w:r>
-    </w:p>
-    <w:p>
-      <w:pPr>
-        <w:rPr>
-          <w:lang w:val="en-CA"/>
-        </w:rPr>
-      </w:pPr>
-      <w:r>
-        <w:rPr>
-          <w:lang w:val="en-CA"/>
-        </w:rPr>
-        <w:t>As a result, he focused</w:t>
-      </w:r>
-      <w:r>
-        <w:rPr>
-          <w:lang w:val="en-CA"/>
-        </w:rPr>
-        <w:t xml:space="preserve"> on two combat spells. The first was the napalm spell. It would be launched like a guided missile. Upon landing it would burn like napalm, causing damage over time.</w:t>
-      </w:r>
-    </w:p>
-    <w:p>
-      <w:pPr>
-        <w:rPr>
-          <w:lang w:val="en-CA"/>
-        </w:rPr>
-      </w:pPr>
-      <w:r>
-        <w:rPr>
-          <w:lang w:val="en-CA"/>
-        </w:rPr>
-        <w:t>The other attack was balls of lightning with similar behavior. This however had a bit of a paralyzing effect.</w:t>
-      </w:r>
-    </w:p>
-    <w:p>
-      <w:pPr>
-        <w:rPr>
-          <w:lang w:val="en-CA"/>
-        </w:rPr>
-      </w:pPr>
-      <w:r>
-        <w:rPr>
-          <w:lang w:val="en-CA"/>
-        </w:rPr>
-        <w:t>Luke’s</w:t>
-      </w:r>
-      <w:r>
-        <w:rPr>
-          <w:lang w:val="en-CA"/>
-        </w:rPr>
-        <w:t xml:space="preserve"> only limitation was the number of spells </w:t>
+        <w:t xml:space="preserve">Finally, </w:t>
       </w:r>
       <w:r>
         <w:rPr>
@@ -29123,43 +29224,6 @@
         <w:rPr>
           <w:lang w:val="en-CA"/>
         </w:rPr>
-        <w:t xml:space="preserve"> could use before running out of manna. As a result, </w:t>
-      </w:r>
-      <w:r>
-        <w:rPr>
-          <w:lang w:val="en-CA"/>
-        </w:rPr>
-        <w:t>he</w:t>
-      </w:r>
-      <w:r>
-        <w:rPr>
-          <w:lang w:val="en-CA"/>
-        </w:rPr>
-        <w:t xml:space="preserve"> would need to use the ability only as a support in the coming battle.</w:t>
-      </w:r>
-    </w:p>
-    <w:p>
-      <w:pPr>
-        <w:rPr>
-          <w:lang w:val="en-CA"/>
-        </w:rPr>
-      </w:pPr>
-      <w:r>
-        <w:rPr>
-          <w:lang w:val="en-CA"/>
-        </w:rPr>
-        <w:t xml:space="preserve">Finally, </w:t>
-      </w:r>
-      <w:r>
-        <w:rPr>
-          <w:lang w:val="en-CA"/>
-        </w:rPr>
-        <w:t>he</w:t>
-      </w:r>
-      <w:r>
-        <w:rPr>
-          <w:lang w:val="en-CA"/>
-        </w:rPr>
         <w:t xml:space="preserve"> could channel this power through </w:t>
       </w:r>
       <w:r>
@@ -29173,14 +29237,165 @@
       <w:r>
         <w:t>The skimmer stopped and we got off.</w:t>
       </w:r>
-    </w:p>
-    <w:p/>
-    <w:p/>
-    <w:p/>
-    <w:p/>
-    <w:p/>
-    <w:p/>
-    <w:p/>
+      <w:r>
+        <w:t xml:space="preserve"> Our opponents this time were boar-like creatures.</w:t>
+      </w:r>
+    </w:p>
+    <w:p>
+      <w:r>
+        <w:t>“With wings of light I take flight,” I intoned.</w:t>
+      </w:r>
+      <w:r>
+        <w:t xml:space="preserve"> I shot forward with the power of my wings, Swift Movement, and Tux.</w:t>
+      </w:r>
+    </w:p>
+    <w:p>
+      <w:r>
+        <w:t>I converted my weapon into a spear and skewered the first monster.</w:t>
+      </w:r>
+    </w:p>
+    <w:p>
+      <w:r>
+        <w:t xml:space="preserve">Transforming the blade into a glaive, I pulled it out and attacked the next one. Unfortunately, </w:t>
+      </w:r>
+      <w:r>
+        <w:t>I wasn’t able to dodge properly and got gored by a boar.</w:t>
+      </w:r>
+    </w:p>
+    <w:p>
+      <w:r>
+        <w:t>Damn, that hurt. I felt fear, despite knowing I couldn’t die. I quickly shifted my perspective more towards Luke and the panic disappeared.</w:t>
+      </w:r>
+    </w:p>
+    <w:p>
+      <w:r>
+        <w:t>With clear head, I focused on my attack and was able to kill the stupid creature. Vinnie jumped on me and applied the salve as I continued fighting.</w:t>
+      </w:r>
+    </w:p>
+    <w:p>
+      <w:r>
+        <w:t>Being able to control multiple bodies simultaneously was amazing, but also exhausting. There was a manna cost for summoning, but no maintenance cost, probably because these were actual bodies – or at least that was what my skill told me.</w:t>
+      </w:r>
+    </w:p>
+    <w:p>
+      <w:r>
+        <w:t>The real problem was the mental strain. This was exasperated by the fact that I was in combat.</w:t>
+      </w:r>
+    </w:p>
+    <w:p>
+      <w:r>
+        <w:t>Again and again I attacked and again and again the beasts used me as a scratching post.</w:t>
+      </w:r>
+    </w:p>
+    <w:p>
+      <w:r>
+        <w:t>Finally the last monster was killed and I left the monsters for Vinnie to loot.</w:t>
+      </w:r>
+    </w:p>
+    <w:p>
+      <w:r>
+        <w:lastRenderedPageBreak/>
+        <w:t>“How was it?” Gilbert asked as he drove us to the next location.</w:t>
+      </w:r>
+    </w:p>
+    <w:p>
+      <w:r>
+        <w:t xml:space="preserve">“I pushed my avatar skills harder than before,” I said. “Fighting as </w:t>
+      </w:r>
+      <w:r>
+        <w:t>Aelindra</w:t>
+      </w:r>
+      <w:r>
+        <w:t xml:space="preserve"> is harder than as Vinnie.”</w:t>
+      </w:r>
+    </w:p>
+    <w:p>
+      <w:r>
+        <w:t>“That’s because I’m that amazing,” Vinnie said.</w:t>
+      </w:r>
+    </w:p>
+    <w:p>
+      <w:r>
+        <w:t>Gilbert just shook his head. “I find it harder and harder to think of you as the same person.”</w:t>
+      </w:r>
+    </w:p>
+    <w:p>
+      <w:r>
+        <w:t>“I still need better coordination with Susie,” I said. “I guess it is meditation time.”</w:t>
+      </w:r>
+    </w:p>
+    <w:p>
+      <w:r>
+        <w:t>I dismissed my body and let Luke do the meditating. This allowed me to restore my body.</w:t>
+      </w:r>
+      <w:r>
+        <w:t xml:space="preserve"> I came out at the next monster location and training began anew.</w:t>
+      </w:r>
+    </w:p>
+    <w:p>
+      <w:r>
+        <w:t>This time we were on the coast and had to fight crocodiles. They were kind of scary in how fast they were. They tended to lay motionless, and then shoot forward without warning.</w:t>
+      </w:r>
+    </w:p>
+    <w:p>
+      <w:r>
+        <w:t>This time Luke added Lightning to the battle. Every strike of my blade would cause lightning to jump and stick onto the foe.</w:t>
+      </w:r>
+    </w:p>
+    <w:p>
+      <w:r>
+        <w:t>Strangely, it wasn’t their jaws that were the most dangerous but their tails. Those things would whip out without warning.</w:t>
+      </w:r>
+    </w:p>
+    <w:p>
+      <w:r>
+        <w:t xml:space="preserve">As always, </w:t>
+      </w:r>
+      <w:r>
+        <w:t xml:space="preserve">Vinnie </w:t>
+      </w:r>
+      <w:r>
+        <w:t>helped with</w:t>
+      </w:r>
+      <w:r>
+        <w:t xml:space="preserve"> healing. This was helped by the fact that his Radiant Wings was slowly leveling up.</w:t>
+      </w:r>
+    </w:p>
+    <w:p>
+      <w:pPr>
+        <w:pStyle w:val="StatusUser"/>
+      </w:pPr>
+      <w:r>
+        <w:t>Radiant Wings, Iron 4, 57% to next level</w:t>
+      </w:r>
+    </w:p>
+    <w:p>
+      <w:r>
+        <w:t>Susie said, “I wish I could jump…”</w:t>
+      </w:r>
+    </w:p>
+    <w:p>
+      <w:r>
+        <w:t>“Don’t even think about it,” Luke said sternly.</w:t>
+      </w:r>
+      <w:r>
+        <w:t xml:space="preserve"> “Fortunately that’s impossible.”</w:t>
+      </w:r>
+    </w:p>
+    <w:p>
+      <w:r>
+        <w:t>Graham just looked at us, not knowing we were talking about. I didn’t want to explain so said nothing.</w:t>
+      </w:r>
+      <w:r>
+        <w:t xml:space="preserve"> Instead I said, “So where to next?”</w:t>
+      </w:r>
+    </w:p>
+    <w:p>
+      <w:r>
+        <w:lastRenderedPageBreak/>
+        <w:t>“We are going to an abandoned town nearby,” Graham said. “The monster surge is winding down. Soon it will be time for the citizens to return to their towns and villages and rebuild their lives.”</w:t>
+      </w:r>
+    </w:p>
     <w:p/>
     <w:p/>
     <w:p>
@@ -29319,7 +29534,7 @@
             <w:rPr>
               <w:noProof/>
             </w:rPr>
-            <w:t>140</w:t>
+            <w:t>142</w:t>
           </w:r>
         </w:fldSimple>
       </w:p>
@@ -29349,7 +29564,7 @@
             <w:rPr>
               <w:noProof/>
             </w:rPr>
-            <w:t>139</w:t>
+            <w:t>143</w:t>
           </w:r>
         </w:fldSimple>
       </w:p>
@@ -29502,7 +29717,7 @@
         <v:path o:extrusionok="f" gradientshapeok="t" o:connecttype="rect"/>
         <o:lock v:ext="edit" aspectratio="t"/>
       </v:shapetype>
-      <v:shape id="_x0000_i1036" type="#_x0000_t75" style="width:3in;height:3in;visibility:visible" o:bullet="t">
+      <v:shape id="_x0000_i1081" type="#_x0000_t75" style="width:3in;height:3in;visibility:visible" o:bullet="t">
         <v:imagedata r:id="rId1" o:title="MC900065312[1]"/>
       </v:shape>
     </w:pict>
@@ -35564,7 +35779,7 @@
 </file>
 
 <file path=customXml/itemProps1.xml><?xml version="1.0" encoding="utf-8"?>
-<ds:datastoreItem xmlns:ds="http://schemas.openxmlformats.org/officeDocument/2006/customXml" ds:itemID="{D8B732D5-A819-4D31-8D2A-D9FCFB7D65E1}">
+<ds:datastoreItem xmlns:ds="http://schemas.openxmlformats.org/officeDocument/2006/customXml" ds:itemID="{D7467C44-81F1-4858-9E6C-BAD2C5CBFA08}">
   <ds:schemaRefs>
     <ds:schemaRef ds:uri="http://schemas.openxmlformats.org/officeDocument/2006/bibliography"/>
   </ds:schemaRefs>

--- a/Books/RPG_Books/TheWonderManAndHisLovelyAssistant/Book_TheWonderManAndHisLovelyAssistant.docx
+++ b/Books/RPG_Books/TheWonderManAndHisLovelyAssistant/Book_TheWonderManAndHisLovelyAssistant.docx
@@ -29311,7 +29311,10 @@
     </w:p>
     <w:p>
       <w:r>
-        <w:t>“That’s because I’m that amazing,” Vinnie said.</w:t>
+        <w:t>“That’s because</w:t>
+      </w:r>
+      <w:r>
+        <w:t xml:space="preserve"> I’m that amazing,” Vinnie said as he puffed on his twig.</w:t>
       </w:r>
     </w:p>
     <w:p>
@@ -29334,7 +29337,7 @@
     </w:p>
     <w:p>
       <w:r>
-        <w:t>This time we were on the coast and had to fight crocodiles. They were kind of scary in how fast they were. They tended to lay motionless, and then shoot forward without warning.</w:t>
+        <w:t>This time we were on the coast and had to fight crocodiles. They were kind of scary in how fast they were. They tended to lay motionless, and then shot forward without warning.</w:t>
       </w:r>
     </w:p>
     <w:p>
@@ -29371,6 +29374,11 @@
     </w:p>
     <w:p>
       <w:r>
+        <w:t>At the end of the battle, we returned to the skimmer and headed off.</w:t>
+      </w:r>
+    </w:p>
+    <w:p>
+      <w:r>
         <w:t>Susie said, “I wish I could jump…”</w:t>
       </w:r>
     </w:p>
@@ -29384,6 +29392,7 @@
     </w:p>
     <w:p>
       <w:r>
+        <w:lastRenderedPageBreak/>
         <w:t>Graham just looked at us, not knowing we were talking about. I didn’t want to explain so said nothing.</w:t>
       </w:r>
       <w:r>
@@ -29392,12 +29401,299 @@
     </w:p>
     <w:p>
       <w:r>
+        <w:t>“We are going to an abandoned town nearby,” Graham said. “The monster surge is winding down. Soon it will be time for the citizens to return to their towns and villages and rebuild their lives.”</w:t>
+      </w:r>
+    </w:p>
+    <w:p>
+      <w:r>
+        <w:t>The town in question was one of the mining towns, situated next to an open pit mine. The pit was large, but I got the impression they had only touched the surface of the greenstone deposit.</w:t>
+      </w:r>
+    </w:p>
+    <w:p>
+      <w:r>
+        <w:t xml:space="preserve">The town was overrun with coyotes. </w:t>
+      </w:r>
+      <w:r>
+        <w:t>This was the first Iron rank horde we fought.</w:t>
+      </w:r>
+    </w:p>
+    <w:p>
+      <w:r>
+        <w:t>I felt Luke’s and Susie’s auras turn on and we headed into battle. Fortunately we weren’t dealing with waves of monsters, but groups of 2 to 3 at a time.</w:t>
+      </w:r>
+    </w:p>
+    <w:p>
+      <w:pPr>
+        <w:rPr>
+          <w:lang w:val="en-CA"/>
+        </w:rPr>
+      </w:pPr>
+      <w:r>
+        <w:rPr>
+          <w:lang w:val="en-CA"/>
+        </w:rPr>
+        <w:t>The first coyote I fought attacked me head on. I dashed to the side and slammed down on its neck with all my might.</w:t>
+      </w:r>
+    </w:p>
+    <w:p>
+      <w:pPr>
+        <w:rPr>
+          <w:lang w:val="en-CA"/>
+        </w:rPr>
+      </w:pPr>
+      <w:r>
+        <w:rPr>
+          <w:lang w:val="en-CA"/>
+        </w:rPr>
+        <w:t>Unfortunately that didn’t finish it, but the lightning on my blade stuck, paralyzing it. That gave me a chance to double tap. The head fell off.</w:t>
+      </w:r>
+    </w:p>
+    <w:p>
+      <w:pPr>
+        <w:rPr>
+          <w:lang w:val="en-CA"/>
+        </w:rPr>
+      </w:pPr>
+      <w:r>
+        <w:rPr>
+          <w:lang w:val="en-CA"/>
+        </w:rPr>
+        <w:t>Unfortunately, that distraction gave another coyote a chance to bight my leg. Damn, that hurt. The pain paralysed me for a moment. Fortunately I knew I couldn’t die. Could I die? This body felt so real. The pain felt real. Everything felt real.</w:t>
+      </w:r>
+      <w:r>
+        <w:rPr>
+          <w:lang w:val="en-CA"/>
+        </w:rPr>
+        <w:t xml:space="preserve"> I didn’t want to die. I was ju</w:t>
+      </w:r>
+      <w:r>
+        <w:rPr>
+          <w:lang w:val="en-CA"/>
+        </w:rPr>
+        <w:t>st getting to know this body and was starting to like it.</w:t>
+      </w:r>
+    </w:p>
+    <w:p>
+      <w:pPr>
+        <w:pStyle w:val="StatusUser"/>
+        <w:rPr>
+          <w:lang w:val="en-CA"/>
+        </w:rPr>
+      </w:pPr>
+      <w:r>
+        <w:t>Lovely Assistant – Iron 8, 17%</w:t>
+      </w:r>
+    </w:p>
+    <w:p>
+      <w:pPr>
+        <w:pStyle w:val="StatusUser"/>
+        <w:rPr>
+          <w:lang w:val="en-CA"/>
+        </w:rPr>
+      </w:pPr>
+      <w:r>
+        <w:t>Split mind</w:t>
+      </w:r>
+      <w:r>
+        <w:t xml:space="preserve"> – Iron 8, 27%</w:t>
+      </w:r>
+      <w:r>
+        <w:rPr>
+          <w:lang w:val="en-CA"/>
+        </w:rPr>
+        <w:t xml:space="preserve"> to next level</w:t>
+      </w:r>
+    </w:p>
+    <w:p>
+      <w:pPr>
+        <w:rPr>
+          <w:lang w:val="en-CA"/>
+        </w:rPr>
+      </w:pPr>
+      <w:r>
+        <w:rPr>
+          <w:lang w:val="en-CA"/>
+        </w:rPr>
+        <w:t>I wasn’t sure what that skill improvement could mean and so I focused on the fight.</w:t>
+      </w:r>
+    </w:p>
+    <w:p>
+      <w:pPr>
+        <w:rPr>
+          <w:lang w:val="en-CA"/>
+        </w:rPr>
+      </w:pPr>
+      <w:r>
+        <w:rPr>
+          <w:lang w:val="en-CA"/>
+        </w:rPr>
         <w:lastRenderedPageBreak/>
-        <w:t>“We are going to an abandoned town nearby,” Graham said. “The monster surge is winding down. Soon it will be time for the citizens to return to their towns and villages and rebuild their lives.”</w:t>
-      </w:r>
-    </w:p>
-    <w:p/>
-    <w:p/>
+        <w:t>I converted my weapon into a short sword and began stabbing the monster. That did the trick and the monster dies.</w:t>
+      </w:r>
+    </w:p>
+    <w:p>
+      <w:pPr>
+        <w:rPr>
+          <w:lang w:val="en-CA"/>
+        </w:rPr>
+      </w:pPr>
+      <w:r>
+        <w:rPr>
+          <w:lang w:val="en-CA"/>
+        </w:rPr>
+        <w:t>Susie and I spent the next 5 minutes healing and recovering manna. It was time for our next battle.</w:t>
+      </w:r>
+    </w:p>
+    <w:p>
+      <w:pPr>
+        <w:rPr>
+          <w:lang w:val="en-CA"/>
+        </w:rPr>
+      </w:pPr>
+      <w:r>
+        <w:rPr>
+          <w:lang w:val="en-CA"/>
+        </w:rPr>
+        <w:t>The next battle went better than the first, but it was still a struggle.</w:t>
+      </w:r>
+      <w:r>
+        <w:rPr>
+          <w:lang w:val="en-CA"/>
+        </w:rPr>
+        <w:t xml:space="preserve"> What was I missing? I had the techniques. I was missing the battle experience.</w:t>
+      </w:r>
+    </w:p>
+    <w:p>
+      <w:pPr>
+        <w:rPr>
+          <w:lang w:val="en-CA"/>
+        </w:rPr>
+      </w:pPr>
+      <w:r>
+        <w:rPr>
+          <w:lang w:val="en-CA"/>
+        </w:rPr>
+        <w:t xml:space="preserve">Susie and I went for the next group of </w:t>
+      </w:r>
+      <w:r>
+        <w:t>coyotes.</w:t>
+      </w:r>
+      <w:r>
+        <w:t xml:space="preserve"> Again, the problem was the unpredictable nature of the monsters.</w:t>
+      </w:r>
+    </w:p>
+    <w:p>
+      <w:pPr>
+        <w:rPr>
+          <w:lang w:val="en-CA"/>
+        </w:rPr>
+      </w:pPr>
+      <w:r>
+        <w:rPr>
+          <w:lang w:val="en-CA"/>
+        </w:rPr>
+        <w:t xml:space="preserve">After hours of work we finally cleared the last of the </w:t>
+      </w:r>
+      <w:r>
+        <w:t>coyotes from the town.</w:t>
+      </w:r>
+    </w:p>
+    <w:p>
+      <w:pPr>
+        <w:rPr>
+          <w:lang w:val="en-CA"/>
+        </w:rPr>
+      </w:pPr>
+      <w:r>
+        <w:rPr>
+          <w:lang w:val="en-CA"/>
+        </w:rPr>
+        <w:t>“I tried to get a 3</w:t>
+      </w:r>
+      <w:r>
+        <w:rPr>
+          <w:vertAlign w:val="superscript"/>
+          <w:lang w:val="en-CA"/>
+        </w:rPr>
+        <w:t>rd</w:t>
+      </w:r>
+      <w:r>
+        <w:rPr>
+          <w:lang w:val="en-CA"/>
+        </w:rPr>
+        <w:t xml:space="preserve"> view perspective from Luke,” I said to Gilbert. “However, I actually found it disorienting. “Strangely, Vinnie wasn’t giving issues, possibly since he is focusing on his own task of healing us.</w:t>
+      </w:r>
+    </w:p>
+    <w:p>
+      <w:pPr>
+        <w:rPr>
+          <w:lang w:val="en-CA"/>
+        </w:rPr>
+      </w:pPr>
+      <w:r>
+        <w:rPr>
+          <w:lang w:val="en-CA"/>
+        </w:rPr>
+        <w:t>“All in all, the bottleneck is still my experience. I find that each monster gives unique challenges for us. On the bright side, self-healing is improving.</w:t>
+      </w:r>
+    </w:p>
+    <w:p>
+      <w:pPr>
+        <w:rPr>
+          <w:lang w:val="en-CA"/>
+        </w:rPr>
+      </w:pPr>
+      <w:r>
+        <w:rPr>
+          <w:lang w:val="en-CA"/>
+        </w:rPr>
+        <w:t xml:space="preserve">“Also, I’m feeling more present in my body, which is directly improving my </w:t>
+      </w:r>
+      <w:r>
+        <w:t>Split mind</w:t>
+      </w:r>
+      <w:r>
+        <w:t xml:space="preserve"> skill and Lovely Assistant skill.”</w:t>
+      </w:r>
+    </w:p>
+    <w:p>
+      <w:pPr>
+        <w:rPr>
+          <w:lang w:val="en-CA"/>
+        </w:rPr>
+      </w:pPr>
+      <w:r>
+        <w:rPr>
+          <w:lang w:val="en-CA"/>
+        </w:rPr>
+        <w:t>“Excellent,” Gilbert said happily.</w:t>
+      </w:r>
+    </w:p>
+    <w:p>
+      <w:pPr>
+        <w:rPr>
+          <w:lang w:val="en-CA"/>
+        </w:rPr>
+      </w:pPr>
+      <w:r>
+        <w:rPr>
+          <w:lang w:val="en-CA"/>
+        </w:rPr>
+        <w:t>“I notice something else,” Luke said.</w:t>
+      </w:r>
+      <w:r>
+        <w:rPr>
+          <w:lang w:val="en-CA"/>
+        </w:rPr>
+        <w:t xml:space="preserve"> “My Theatre’s strength scales with my aura strength.</w:t>
+      </w:r>
+      <w:r>
+        <w:rPr>
+          <w:lang w:val="en-CA"/>
+        </w:rPr>
+        <w:t xml:space="preserve"> I also noticed an improvement when Dominion gave me his blessings.”</w:t>
+      </w:r>
+    </w:p>
     <w:p>
       <w:pPr>
         <w:rPr>
@@ -29534,7 +29830,7 @@
             <w:rPr>
               <w:noProof/>
             </w:rPr>
-            <w:t>142</w:t>
+            <w:t>144</w:t>
           </w:r>
         </w:fldSimple>
       </w:p>
@@ -29564,7 +29860,7 @@
             <w:rPr>
               <w:noProof/>
             </w:rPr>
-            <w:t>143</w:t>
+            <w:t>145</w:t>
           </w:r>
         </w:fldSimple>
       </w:p>
@@ -29717,7 +30013,7 @@
         <v:path o:extrusionok="f" gradientshapeok="t" o:connecttype="rect"/>
         <o:lock v:ext="edit" aspectratio="t"/>
       </v:shapetype>
-      <v:shape id="_x0000_i1081" type="#_x0000_t75" style="width:3in;height:3in;visibility:visible" o:bullet="t">
+      <v:shape id="_x0000_i1090" type="#_x0000_t75" style="width:3in;height:3in;visibility:visible" o:bullet="t">
         <v:imagedata r:id="rId1" o:title="MC900065312[1]"/>
       </v:shape>
     </w:pict>
@@ -35779,7 +36075,7 @@
 </file>
 
 <file path=customXml/itemProps1.xml><?xml version="1.0" encoding="utf-8"?>
-<ds:datastoreItem xmlns:ds="http://schemas.openxmlformats.org/officeDocument/2006/customXml" ds:itemID="{D7467C44-81F1-4858-9E6C-BAD2C5CBFA08}">
+<ds:datastoreItem xmlns:ds="http://schemas.openxmlformats.org/officeDocument/2006/customXml" ds:itemID="{BE81F25F-A596-4B8B-809E-94D18A10CF9A}">
   <ds:schemaRefs>
     <ds:schemaRef ds:uri="http://schemas.openxmlformats.org/officeDocument/2006/bibliography"/>
   </ds:schemaRefs>

--- a/Books/RPG_Books/TheWonderManAndHisLovelyAssistant/Book_TheWonderManAndHisLovelyAssistant.docx
+++ b/Books/RPG_Books/TheWonderManAndHisLovelyAssistant/Book_TheWonderManAndHisLovelyAssistant.docx
@@ -29650,10 +29650,16 @@
         <w:t xml:space="preserve">“Also, I’m feeling more present in my body, which is directly improving my </w:t>
       </w:r>
       <w:r>
-        <w:t>Split mind</w:t>
-      </w:r>
-      <w:r>
-        <w:t xml:space="preserve"> skill and Lovely Assistant skill.”</w:t>
+        <w:t xml:space="preserve">Split </w:t>
+      </w:r>
+      <w:r>
+        <w:t>Mind</w:t>
+      </w:r>
+      <w:r>
+        <w:t xml:space="preserve"> </w:t>
+      </w:r>
+      <w:r>
+        <w:t>skill and Lovely Assistant skill.”</w:t>
       </w:r>
     </w:p>
     <w:p>
@@ -29691,22 +29697,47 @@
         <w:rPr>
           <w:lang w:val="en-CA"/>
         </w:rPr>
-        <w:t xml:space="preserve"> I also noticed an improvement when Dominion gave me his blessings.”</w:t>
-      </w:r>
-    </w:p>
-    <w:p>
-      <w:pPr>
-        <w:rPr>
-          <w:lang w:val="en-CA"/>
-        </w:rPr>
-      </w:pPr>
-    </w:p>
-    <w:p>
-      <w:pPr>
-        <w:rPr>
-          <w:lang w:val="en-CA"/>
-        </w:rPr>
-      </w:pPr>
+        <w:t xml:space="preserve"> I also noticed an improvement when Dominion gave me </w:t>
+      </w:r>
+      <w:r>
+        <w:rPr>
+          <w:lang w:val="en-CA"/>
+        </w:rPr>
+        <w:t>some love</w:t>
+      </w:r>
+      <w:r>
+        <w:rPr>
+          <w:lang w:val="en-CA"/>
+        </w:rPr>
+        <w:t>.”</w:t>
+      </w:r>
+    </w:p>
+    <w:p>
+      <w:pPr>
+        <w:rPr>
+          <w:lang w:val="en-CA"/>
+        </w:rPr>
+      </w:pPr>
+      <w:r>
+        <w:rPr>
+          <w:lang w:val="en-CA"/>
+        </w:rPr>
+        <w:t>“Most people are terrified of Dominion,” Gilbert said.</w:t>
+      </w:r>
+    </w:p>
+    <w:p>
+      <w:pPr>
+        <w:rPr>
+          <w:lang w:val="en-CA"/>
+        </w:rPr>
+      </w:pPr>
+      <w:r>
+        <w:rPr>
+          <w:lang w:val="en-CA"/>
+        </w:rPr>
+        <w:lastRenderedPageBreak/>
+        <w:t>“You don’t need to fear him,” Luke said. “He’s there for everyone to help them gain more authority in their lives and in the interaction with others. The problem comes when the majority don’t stand up for their rights, so you can’t blame Dominion for that.”</w:t>
+      </w:r>
     </w:p>
     <w:p>
       <w:pPr>
@@ -30013,7 +30044,7 @@
         <v:path o:extrusionok="f" gradientshapeok="t" o:connecttype="rect"/>
         <o:lock v:ext="edit" aspectratio="t"/>
       </v:shapetype>
-      <v:shape id="_x0000_i1090" type="#_x0000_t75" style="width:3in;height:3in;visibility:visible" o:bullet="t">
+      <v:shape id="_x0000_i1030" type="#_x0000_t75" style="width:3in;height:3in;visibility:visible" o:bullet="t">
         <v:imagedata r:id="rId1" o:title="MC900065312[1]"/>
       </v:shape>
     </w:pict>
@@ -36075,7 +36106,7 @@
 </file>
 
 <file path=customXml/itemProps1.xml><?xml version="1.0" encoding="utf-8"?>
-<ds:datastoreItem xmlns:ds="http://schemas.openxmlformats.org/officeDocument/2006/customXml" ds:itemID="{BE81F25F-A596-4B8B-809E-94D18A10CF9A}">
+<ds:datastoreItem xmlns:ds="http://schemas.openxmlformats.org/officeDocument/2006/customXml" ds:itemID="{9A8CB737-F3FA-4977-98B7-E657E57A00CD}">
   <ds:schemaRefs>
     <ds:schemaRef ds:uri="http://schemas.openxmlformats.org/officeDocument/2006/bibliography"/>
   </ds:schemaRefs>

--- a/Books/RPG_Books/TheWonderManAndHisLovelyAssistant/Book_TheWonderManAndHisLovelyAssistant.docx
+++ b/Books/RPG_Books/TheWonderManAndHisLovelyAssistant/Book_TheWonderManAndHisLovelyAssistant.docx
@@ -4925,7 +4925,7 @@
           <w:noProof/>
         </w:rPr>
         <w:pict>
-          <v:shape id="Picture 3" o:spid="_x0000_i1025" type="#_x0000_t75" style="width:22.85pt;height:8.85pt;visibility:visible" o:bullet="t">
+          <v:shape id="Picture 3" o:spid="_x0000_i1025" type="#_x0000_t75" style="width:22.95pt;height:9.3pt;visibility:visible" o:bullet="t">
             <v:imagedata r:id="rId13" o:title="MC900065312[1]"/>
           </v:shape>
         </w:pict>
@@ -5260,7 +5260,7 @@
           <w:noProof/>
         </w:rPr>
         <w:pict>
-          <v:shape id="_x0000_i1026" type="#_x0000_t75" style="width:22.85pt;height:8.85pt;visibility:visible" o:bullet="t">
+          <v:shape id="_x0000_i1026" type="#_x0000_t75" style="width:22.95pt;height:9.3pt;visibility:visible" o:bullet="t">
             <v:imagedata r:id="rId13" o:title="MC900065312[1]"/>
           </v:shape>
         </w:pict>
@@ -21763,7 +21763,7 @@
           <w:noProof/>
         </w:rPr>
         <w:pict>
-          <v:shape id="_x0000_i1027" type="#_x0000_t75" style="width:22.85pt;height:8.85pt;visibility:visible" o:bullet="t">
+          <v:shape id="_x0000_i1027" type="#_x0000_t75" style="width:22.95pt;height:9.3pt;visibility:visible" o:bullet="t">
             <v:imagedata r:id="rId13" o:title="MC900065312[1]"/>
           </v:shape>
         </w:pict>
@@ -22205,7 +22205,7 @@
           <w:noProof/>
         </w:rPr>
         <w:pict>
-          <v:shape id="_x0000_i1028" type="#_x0000_t75" style="width:22.85pt;height:8.85pt;visibility:visible" o:bullet="t">
+          <v:shape id="_x0000_i1028" type="#_x0000_t75" style="width:22.95pt;height:9.3pt;visibility:visible" o:bullet="t">
             <v:imagedata r:id="rId13" o:title="MC900065312[1]"/>
           </v:shape>
         </w:pict>
@@ -25850,7 +25850,7 @@
           <w:noProof/>
         </w:rPr>
         <w:pict>
-          <v:shape id="_x0000_i1029" type="#_x0000_t75" style="width:23.2pt;height:8.85pt;visibility:visible;mso-wrap-style:square" o:bullet="t">
+          <v:shape id="_x0000_i1029" type="#_x0000_t75" style="width:22.95pt;height:9.3pt;visibility:visible;mso-wrap-style:square" o:bullet="t">
             <v:imagedata r:id="rId13" o:title="MC900065312[1]"/>
           </v:shape>
         </w:pict>
@@ -26851,7 +26851,7 @@
           <w:noProof/>
         </w:rPr>
         <w:pict>
-          <v:shape id="_x0000_i1030" type="#_x0000_t75" style="width:23.2pt;height:8.85pt;visibility:visible;mso-wrap-style:square" o:bullet="t">
+          <v:shape id="_x0000_i1030" type="#_x0000_t75" style="width:22.95pt;height:9.3pt;visibility:visible;mso-wrap-style:square" o:bullet="t">
             <v:imagedata r:id="rId13" o:title="MC900065312[1]"/>
           </v:shape>
         </w:pict>
@@ -29736,7 +29736,197 @@
           <w:lang w:val="en-CA"/>
         </w:rPr>
         <w:lastRenderedPageBreak/>
-        <w:t>“You don’t need to fear him,” Luke said. “He’s there for everyone to help them gain more authority in their lives and in the interaction with others. The problem comes when the majority don’t stand up for their rights, so you can’t blame Dominion for that.”</w:t>
+        <w:t xml:space="preserve">“You don’t need to fear him,” Luke said. “He’s there </w:t>
+      </w:r>
+      <w:r>
+        <w:rPr>
+          <w:lang w:val="en-CA"/>
+        </w:rPr>
+        <w:t xml:space="preserve">to help </w:t>
+      </w:r>
+      <w:r>
+        <w:rPr>
+          <w:lang w:val="en-CA"/>
+        </w:rPr>
+        <w:t>everyone gain more authority in their lives and in the interaction with others. The problem comes when the majority don’t stand up for their rights, so you can’t blame Dominion for that.”</w:t>
+      </w:r>
+    </w:p>
+    <w:p>
+      <w:pPr>
+        <w:rPr>
+          <w:lang w:val="en-CA"/>
+        </w:rPr>
+      </w:pPr>
+      <w:r>
+        <w:rPr>
+          <w:lang w:val="en-CA"/>
+        </w:rPr>
+        <w:t>“Do you follow Dominion?” Gilbert asked.</w:t>
+      </w:r>
+    </w:p>
+    <w:p>
+      <w:pPr>
+        <w:rPr>
+          <w:lang w:val="en-CA"/>
+        </w:rPr>
+      </w:pPr>
+      <w:r>
+        <w:rPr>
+          <w:lang w:val="en-CA"/>
+        </w:rPr>
+        <w:t>“I think I mentioned before, I don’t bow to gods, but to the silent one that guides all my actions,” Luke said.</w:t>
+      </w:r>
+    </w:p>
+    <w:p>
+      <w:pPr>
+        <w:rPr>
+          <w:lang w:val="en-CA"/>
+        </w:rPr>
+      </w:pPr>
+      <w:r>
+        <w:rPr>
+          <w:lang w:val="en-CA"/>
+        </w:rPr>
+        <w:t>“Sorry I can’t articulate what I mean. I still don’t understand gods or the roles they play in our lives. I really need to visit them and find out.”</w:t>
+      </w:r>
+    </w:p>
+    <w:p>
+      <w:pPr>
+        <w:rPr>
+          <w:lang w:val="en-CA"/>
+        </w:rPr>
+      </w:pPr>
+      <w:r>
+        <w:rPr>
+          <w:lang w:val="en-CA"/>
+        </w:rPr>
+        <w:t>Gilbert turned to me and asked, “Do you know what he means?”</w:t>
+      </w:r>
+    </w:p>
+    <w:p>
+      <w:pPr>
+        <w:rPr>
+          <w:lang w:val="en-CA"/>
+        </w:rPr>
+      </w:pPr>
+      <w:r>
+        <w:rPr>
+          <w:lang w:val="en-CA"/>
+        </w:rPr>
+        <w:t>“It’s possible that the gods are fundamental forces that act both within us and the world. You need to respect them and understand them. It’s like magic. Wrong understanding can get you and the people you care for hurt,” I said. “This is a subject we are struggling to deal with, so what we say could be hugely false.”</w:t>
+      </w:r>
+    </w:p>
+    <w:p>
+      <w:pPr>
+        <w:rPr>
+          <w:lang w:val="en-CA"/>
+        </w:rPr>
+      </w:pPr>
+      <w:r>
+        <w:rPr>
+          <w:lang w:val="en-CA"/>
+        </w:rPr>
+        <w:t xml:space="preserve">Vinnie popped out and said, “Forget the brainy stuff. Where to next? My girl there still needs training, so I can open up a store of used </w:t>
+      </w:r>
+      <w:r>
+        <w:t>heidels</w:t>
+      </w:r>
+      <w:r>
+        <w:rPr>
+          <w:lang w:val="en-CA"/>
+        </w:rPr>
+        <w:t>.”</w:t>
+      </w:r>
+    </w:p>
+    <w:p>
+      <w:pPr>
+        <w:rPr>
+          <w:lang w:val="en-CA"/>
+        </w:rPr>
+      </w:pPr>
+      <w:r>
+        <w:rPr>
+          <w:lang w:val="en-CA"/>
+        </w:rPr>
+        <w:t>“What?” Gilbert asked, confused.</w:t>
+      </w:r>
+    </w:p>
+    <w:p>
+      <w:pPr>
+        <w:rPr>
+          <w:lang w:val="en-CA"/>
+        </w:rPr>
+      </w:pPr>
+      <w:r>
+        <w:rPr>
+          <w:lang w:val="en-CA"/>
+        </w:rPr>
+        <w:t>Susie giggled and said, “On Earth, people sell their old land skimmers and stuff. People like Vinnie handle those transactions.”</w:t>
+      </w:r>
+    </w:p>
+    <w:p>
+      <w:pPr>
+        <w:rPr>
+          <w:lang w:val="en-CA"/>
+        </w:rPr>
+      </w:pPr>
+      <w:r>
+        <w:rPr>
+          <w:lang w:val="en-CA"/>
+        </w:rPr>
+        <w:t xml:space="preserve">“By the way, our tux is finally levelling up, now that it’s getting a proper workout,” </w:t>
+      </w:r>
+      <w:r>
+        <w:rPr>
+          <w:lang w:val="en-CA"/>
+        </w:rPr>
+        <w:t>I said. “It’s now at Iron 7 and 46% to next level.”</w:t>
+      </w:r>
+    </w:p>
+    <w:p>
+      <w:pPr>
+        <w:rPr>
+          <w:lang w:val="en-CA"/>
+        </w:rPr>
+      </w:pPr>
+      <w:r>
+        <w:rPr>
+          <w:lang w:val="en-CA"/>
+        </w:rPr>
+        <w:t>“Excellent,” Gilbert said. “Are you ready for the next battle?”</w:t>
+      </w:r>
+    </w:p>
+    <w:p>
+      <w:pPr>
+        <w:rPr>
+          <w:lang w:val="en-CA"/>
+        </w:rPr>
+      </w:pPr>
+      <w:r>
+        <w:rPr>
+          <w:lang w:val="en-CA"/>
+        </w:rPr>
+        <w:lastRenderedPageBreak/>
+        <w:t>“I was born ready,” Vinnie said. “I was also born a rabbit, but that’s a different story.”</w:t>
+      </w:r>
+    </w:p>
+    <w:p>
+      <w:pPr>
+        <w:rPr>
+          <w:lang w:val="en-CA"/>
+        </w:rPr>
+      </w:pPr>
+      <w:r>
+        <w:rPr>
+          <w:lang w:val="en-CA"/>
+        </w:rPr>
+        <w:t>Gilbert laughed.</w:t>
+      </w:r>
+      <w:r>
+        <w:rPr>
+          <w:lang w:val="en-CA"/>
+        </w:rPr>
+        <w:t xml:space="preserve"> He looked at Luke but Luke was unconscious. That was natural. We could only operate 2 bodies at the same time.</w:t>
       </w:r>
     </w:p>
     <w:p>
@@ -29861,7 +30051,7 @@
             <w:rPr>
               <w:noProof/>
             </w:rPr>
-            <w:t>144</w:t>
+            <w:t>146</w:t>
           </w:r>
         </w:fldSimple>
       </w:p>
@@ -30044,7 +30234,7 @@
         <v:path o:extrusionok="f" gradientshapeok="t" o:connecttype="rect"/>
         <o:lock v:ext="edit" aspectratio="t"/>
       </v:shapetype>
-      <v:shape id="_x0000_i1030" type="#_x0000_t75" style="width:3in;height:3in;visibility:visible" o:bullet="t">
+      <v:shape id="_x0000_i1042" type="#_x0000_t75" style="width:3in;height:3in;visibility:visible" o:bullet="t">
         <v:imagedata r:id="rId1" o:title="MC900065312[1]"/>
       </v:shape>
     </w:pict>
@@ -36106,7 +36296,7 @@
 </file>
 
 <file path=customXml/itemProps1.xml><?xml version="1.0" encoding="utf-8"?>
-<ds:datastoreItem xmlns:ds="http://schemas.openxmlformats.org/officeDocument/2006/customXml" ds:itemID="{9A8CB737-F3FA-4977-98B7-E657E57A00CD}">
+<ds:datastoreItem xmlns:ds="http://schemas.openxmlformats.org/officeDocument/2006/customXml" ds:itemID="{2337BDF5-2799-4647-A610-09009C332933}">
   <ds:schemaRefs>
     <ds:schemaRef ds:uri="http://schemas.openxmlformats.org/officeDocument/2006/bibliography"/>
   </ds:schemaRefs>
